--- a/word/datasheet_adsbee_1090.docx
+++ b/word/datasheet_adsbee_1090.docx
@@ -20,7 +20,7 @@
           <w:noProof/>
         </w:rPr>
         <w:drawing>
-          <wp:anchor distT="0" distB="0" distL="114300" distR="114300" simplePos="0" relativeHeight="251659264" behindDoc="0" locked="0" layoutInCell="1" allowOverlap="1" wp14:anchorId="7F955F12" wp14:editId="211CDA57">
+          <wp:anchor distT="0" distB="0" distL="114300" distR="114300" simplePos="0" relativeHeight="251659264" behindDoc="0" locked="0" layoutInCell="1" allowOverlap="1" wp14:anchorId="7F955F12" wp14:editId="4B499194">
             <wp:simplePos x="0" y="0"/>
             <wp:positionH relativeFrom="margin">
               <wp:posOffset>3493770</wp:posOffset>
@@ -79,7 +79,7 @@
         <w:rPr>
           <w:noProof/>
         </w:rPr>
-        <w:pict w14:anchorId="2BBA3B7B">
+        <w:pict w14:anchorId="13580013">
           <v:shapetype id="_x0000_t202" coordsize="21600,21600" o:spt="202" path="m,l,21600r21600,l21600,xe">
             <v:stroke joinstyle="miter"/>
             <v:path gradientshapeok="t" o:connecttype="rect"/>
@@ -197,7 +197,25 @@
         <w:rPr>
           <w:noProof/>
         </w:rPr>
-        <w:pict w14:anchorId="1D6918FF">
+        <w:fldChar w:fldCharType="begin"/>
+      </w:r>
+      <w:r>
+        <w:rPr>
+          <w:noProof/>
+        </w:rPr>
+        <w:instrText xml:space="preserve"> INCLUDEPICTURE  "https://pantsforbirds.com/wp-content/uploads/2025/06/image.png" \* MERGEFORMATINET </w:instrText>
+      </w:r>
+      <w:r>
+        <w:rPr>
+          <w:noProof/>
+        </w:rPr>
+        <w:fldChar w:fldCharType="separate"/>
+      </w:r>
+      <w:r>
+        <w:rPr>
+          <w:noProof/>
+        </w:rPr>
+        <w:pict w14:anchorId="01985169">
           <v:shapetype id="_x0000_t75" coordsize="21600,21600" o:spt="75" o:preferrelative="t" path="m@4@5l@4@11@9@11@9@5xe" filled="f" stroked="f">
             <v:stroke joinstyle="miter"/>
             <v:formulas>
@@ -221,6 +239,12 @@
             <v:imagedata r:id="rId12" r:href="rId13"/>
           </v:shape>
         </w:pict>
+      </w:r>
+      <w:r>
+        <w:rPr>
+          <w:noProof/>
+        </w:rPr>
+        <w:fldChar w:fldCharType="end"/>
       </w:r>
       <w:r>
         <w:rPr>
@@ -10381,6 +10405,139 @@
       </w:pPr>
       <w:bookmarkStart w:id="18" w:name="_Toc209911266"/>
       <w:r>
+        <w:t>AT+BOOT_USB_UF2</w:t>
+      </w:r>
+    </w:p>
+    <w:p>
+      <w:r>
+        <w:t>Reboots the ADSBee into UF2 Bootloader mode. ONLY use this command if you have USB access to your ADSBee! There is no way to recover from the factory UF2 bootloader other than resetting the device or flashing a firmware file to it over USB.</w:t>
+      </w:r>
+    </w:p>
+    <w:p>
+      <w:pPr>
+        <w:pStyle w:val="code"/>
+      </w:pPr>
+      <w:r>
+        <w:t>AT+BOOT_USB_UF2=&lt;reboot_passcode&gt;</w:t>
+      </w:r>
+    </w:p>
+    <w:p/>
+    <w:tbl>
+      <w:tblPr>
+        <w:tblStyle w:val="TableGrid"/>
+        <w:tblW w:w="0" w:type="auto"/>
+        <w:tblLook w:val="04A0" w:firstRow="1" w:lastRow="0" w:firstColumn="1" w:lastColumn="0" w:noHBand="0" w:noVBand="1"/>
+      </w:tblPr>
+      <w:tblGrid>
+        <w:gridCol w:w="1792"/>
+        <w:gridCol w:w="5637"/>
+        <w:gridCol w:w="3587"/>
+      </w:tblGrid>
+      <w:tr>
+        <w:tc>
+          <w:tcPr>
+            <w:tcW w:w="1792" w:type="dxa"/>
+          </w:tcPr>
+          <w:p>
+            <w:pPr>
+              <w:rPr>
+                <w:b/>
+                <w:bCs/>
+              </w:rPr>
+            </w:pPr>
+            <w:r>
+              <w:rPr>
+                <w:b/>
+                <w:bCs/>
+              </w:rPr>
+              <w:t>Parameter</w:t>
+            </w:r>
+          </w:p>
+        </w:tc>
+        <w:tc>
+          <w:tcPr>
+            <w:tcW w:w="5637" w:type="dxa"/>
+          </w:tcPr>
+          <w:p>
+            <w:pPr>
+              <w:rPr>
+                <w:b/>
+                <w:bCs/>
+              </w:rPr>
+            </w:pPr>
+            <w:r>
+              <w:rPr>
+                <w:b/>
+                <w:bCs/>
+              </w:rPr>
+              <w:t>Description</w:t>
+            </w:r>
+          </w:p>
+        </w:tc>
+        <w:tc>
+          <w:tcPr>
+            <w:tcW w:w="3587" w:type="dxa"/>
+          </w:tcPr>
+          <w:p>
+            <w:pPr>
+              <w:rPr>
+                <w:b/>
+                <w:bCs/>
+              </w:rPr>
+            </w:pPr>
+            <w:r>
+              <w:rPr>
+                <w:b/>
+                <w:bCs/>
+              </w:rPr>
+              <w:t>Acceptable Values</w:t>
+            </w:r>
+          </w:p>
+        </w:tc>
+      </w:tr>
+      <w:tr>
+        <w:tc>
+          <w:tcPr>
+            <w:tcW w:w="1792" w:type="dxa"/>
+          </w:tcPr>
+          <w:p>
+            <w:r>
+              <w:t>reboot_passcode</w:t>
+            </w:r>
+          </w:p>
+        </w:tc>
+        <w:tc>
+          <w:tcPr>
+            <w:tcW w:w="5637" w:type="dxa"/>
+          </w:tcPr>
+          <w:p>
+            <w:r>
+              <w:t>A passcode that makes it harder to run this command by accident.</w:t>
+            </w:r>
+          </w:p>
+        </w:tc>
+        <w:tc>
+          <w:tcPr>
+            <w:tcW w:w="3587" w:type="dxa"/>
+          </w:tcPr>
+          <w:p>
+            <w:r>
+              <w:t>“1DEADBEE”</w:t>
+            </w:r>
+          </w:p>
+        </w:tc>
+      </w:tr>
+    </w:tbl>
+    <w:p/>
+    <w:p>
+      <w:pPr>
+        <w:pStyle w:val="Heading2"/>
+        <w:numPr>
+          <w:ilvl w:val="1"/>
+          <w:numId w:val="10"/>
+        </w:numPr>
+      </w:pPr>
+      <w:r>
         <w:t>AT+DEVICE_INFO</w:t>
       </w:r>
       <w:bookmarkEnd w:id="18"/>
@@ -10466,7 +10623,14 @@
               <w:rPr>
                 <w:rFonts w:ascii="Courier New" w:hAnsi="Courier New" w:cs="Courier New"/>
               </w:rPr>
-              <w:t>OTA Key 1: 1701a736dc40c837f318c9e7ae82557a39fe07588d3745602bb9269b13843b87ca7962daecc9897c6dfb0ac4ec77997e9cc34cd356e415fc46eb4ae3dd42b717</w:t>
+              <w:t>OTA Key 1: 1701a736dc40c837f318c9e7ae82557a39fe07588d3745602bb9269b13843b87ca7962daecc9897c6</w:t>
+            </w:r>
+            <w:r>
+              <w:rPr>
+                <w:rFonts w:ascii="Courier New" w:hAnsi="Courier New" w:cs="Courier New"/>
+              </w:rPr>
+              <w:lastRenderedPageBreak/>
+              <w:t>dfb0ac4ec77997e9cc34cd356e415fc46eb4ae3dd42b717</w:t>
             </w:r>
           </w:p>
           <w:p>
@@ -34252,7 +34416,7 @@
         <w:noProof/>
         <w:color w:val="FFFFFF" w:themeColor="background1"/>
       </w:rPr>
-      <w:pict w14:anchorId="2835FEAC">
+      <w:pict w14:anchorId="6ACC85AF">
         <v:rect id="_x0000_s1025" alt="" style="position:absolute;left:0;text-align:left;margin-left:-82.1pt;margin-top:.05pt;width:664.9pt;height:84.5pt;z-index:-251657728;mso-wrap-edited:f;mso-width-percent:0;mso-height-percent:0;mso-width-percent:0;mso-height-percent:0" fillcolor="#00ad4d" stroked="f"/>
       </w:pict>
     </w:r>
@@ -34419,13 +34583,13 @@
       <w:rPr>
         <w:color w:val="FFFFFF" w:themeColor="background1"/>
       </w:rPr>
-      <w:t>20250</w:t>
+      <w:t>202</w:t>
     </w:r>
     <w:r>
       <w:rPr>
         <w:color w:val="FFFFFF" w:themeColor="background1"/>
       </w:rPr>
-      <w:t>901</w:t>
+      <w:t>60419</w:t>
     </w:r>
     <w:r>
       <w:rPr>
@@ -38643,6 +38807,92 @@
     <w:tmpl w:val="624C7896"/>
     <w:numStyleLink w:val="Style1"/>
   </w:abstractNum>
+  <w:abstractNum w:abstractNumId="51" w15:restartNumberingAfterBreak="0">
+    <w:nsid w:val="7DAD2DCC"/>
+    <w:multiLevelType w:val="hybridMultilevel"/>
+    <w:tmpl w:val="9B64BE0A"/>
+    <w:lvl w:ilvl="0" w:tplc="0409000F">
+      <w:start w:val="1"/>
+      <w:numFmt w:val="decimal"/>
+      <w:lvlText w:val="%1."/>
+      <w:lvlJc w:val="left"/>
+      <w:pPr>
+        <w:ind w:left="360" w:hanging="360"/>
+      </w:pPr>
+    </w:lvl>
+    <w:lvl w:ilvl="1" w:tplc="04090019" w:tentative="1">
+      <w:start w:val="1"/>
+      <w:numFmt w:val="lowerLetter"/>
+      <w:lvlText w:val="%2."/>
+      <w:lvlJc w:val="left"/>
+      <w:pPr>
+        <w:ind w:left="1080" w:hanging="360"/>
+      </w:pPr>
+    </w:lvl>
+    <w:lvl w:ilvl="2" w:tplc="0409001B" w:tentative="1">
+      <w:start w:val="1"/>
+      <w:numFmt w:val="lowerRoman"/>
+      <w:lvlText w:val="%3."/>
+      <w:lvlJc w:val="right"/>
+      <w:pPr>
+        <w:ind w:left="1800" w:hanging="180"/>
+      </w:pPr>
+    </w:lvl>
+    <w:lvl w:ilvl="3" w:tplc="0409000F" w:tentative="1">
+      <w:start w:val="1"/>
+      <w:numFmt w:val="decimal"/>
+      <w:lvlText w:val="%4."/>
+      <w:lvlJc w:val="left"/>
+      <w:pPr>
+        <w:ind w:left="2520" w:hanging="360"/>
+      </w:pPr>
+    </w:lvl>
+    <w:lvl w:ilvl="4" w:tplc="04090019" w:tentative="1">
+      <w:start w:val="1"/>
+      <w:numFmt w:val="lowerLetter"/>
+      <w:lvlText w:val="%5."/>
+      <w:lvlJc w:val="left"/>
+      <w:pPr>
+        <w:ind w:left="3240" w:hanging="360"/>
+      </w:pPr>
+    </w:lvl>
+    <w:lvl w:ilvl="5" w:tplc="0409001B" w:tentative="1">
+      <w:start w:val="1"/>
+      <w:numFmt w:val="lowerRoman"/>
+      <w:lvlText w:val="%6."/>
+      <w:lvlJc w:val="right"/>
+      <w:pPr>
+        <w:ind w:left="3960" w:hanging="180"/>
+      </w:pPr>
+    </w:lvl>
+    <w:lvl w:ilvl="6" w:tplc="0409000F" w:tentative="1">
+      <w:start w:val="1"/>
+      <w:numFmt w:val="decimal"/>
+      <w:lvlText w:val="%7."/>
+      <w:lvlJc w:val="left"/>
+      <w:pPr>
+        <w:ind w:left="4680" w:hanging="360"/>
+      </w:pPr>
+    </w:lvl>
+    <w:lvl w:ilvl="7" w:tplc="04090019" w:tentative="1">
+      <w:start w:val="1"/>
+      <w:numFmt w:val="lowerLetter"/>
+      <w:lvlText w:val="%8."/>
+      <w:lvlJc w:val="left"/>
+      <w:pPr>
+        <w:ind w:left="5400" w:hanging="360"/>
+      </w:pPr>
+    </w:lvl>
+    <w:lvl w:ilvl="8" w:tplc="0409001B" w:tentative="1">
+      <w:start w:val="1"/>
+      <w:numFmt w:val="lowerRoman"/>
+      <w:lvlText w:val="%9."/>
+      <w:lvlJc w:val="right"/>
+      <w:pPr>
+        <w:ind w:left="6120" w:hanging="180"/>
+      </w:pPr>
+    </w:lvl>
+  </w:abstractNum>
   <w:num w:numId="1" w16cid:durableId="638340843">
     <w:abstractNumId w:val="4"/>
   </w:num>
@@ -38813,6 +39063,9 @@
   </w:num>
   <w:num w:numId="51" w16cid:durableId="949777092">
     <w:abstractNumId w:val="8"/>
+  </w:num>
+  <w:num w:numId="52" w16cid:durableId="1517159773">
+    <w:abstractNumId w:val="51"/>
   </w:num>
 </w:numbering>
 </file>

--- a/word/datasheet_adsbee_1090.docx
+++ b/word/datasheet_adsbee_1090.docx
@@ -79,14 +79,19 @@
         <w:rPr>
           <w:noProof/>
         </w:rPr>
-        <w:pict w14:anchorId="13580013">
+      </w:r>
+      <w:r>
+        <w:rPr>
+          <w:noProof/>
+        </w:rPr>
+        <w:pict w14:anchorId="2598E9DC">
           <v:shapetype id="_x0000_t202" coordsize="21600,21600" o:spt="202" path="m,l,21600r21600,l21600,xe">
             <v:stroke joinstyle="miter"/>
             <v:path gradientshapeok="t" o:connecttype="rect"/>
           </v:shapetype>
-          <v:shape id="_x0000_s2050" type="#_x0000_t202" alt="" style="position:absolute;margin-left:1.2pt;margin-top:-44.25pt;width:250.2pt;height:70.4pt;z-index:251658240;mso-wrap-style:square;mso-wrap-edited:f;mso-width-percent:0;mso-height-percent:0;mso-position-horizontal-relative:text;mso-position-vertical-relative:text;mso-width-percent:0;mso-height-percent:0;v-text-anchor:top">
+          <v:shape id="_x0000_s1031" type="#_x0000_t202" alt="" style="position:absolute;margin-left:1.2pt;margin-top:-44.25pt;width:250.2pt;height:70.4pt;z-index:251658240;mso-wrap-style:square;mso-wrap-edited:f;mso-width-percent:0;mso-height-percent:0;mso-position-horizontal-relative:text;mso-position-vertical-relative:text;mso-width-percent:0;mso-height-percent:0;v-text-anchor:top">
             <v:stroke opacity="0"/>
-            <v:textbox style="mso-next-textbox:#_x0000_s2050">
+            <v:textbox style="mso-next-textbox:#_x0000_s1031">
               <w:txbxContent>
                 <w:p>
                   <w:pPr>
@@ -203,7 +208,19 @@
         <w:rPr>
           <w:noProof/>
         </w:rPr>
-        <w:instrText xml:space="preserve"> INCLUDEPICTURE  "https://pantsforbirds.com/wp-content/uploads/2025/06/image.png" \* MERGEFORMATINET </w:instrText>
+        <w:instrText xml:space="preserve"> </w:instrText>
+      </w:r>
+      <w:r>
+        <w:rPr>
+          <w:noProof/>
+        </w:rPr>
+        <w:instrText>INCLUDEPICTURE  "https://pantsforbirds.com/wp-content/uploads/2025/06/image.png" \* MERGEFORMATINET</w:instrText>
+      </w:r>
+      <w:r>
+        <w:rPr>
+          <w:noProof/>
+        </w:rPr>
+        <w:instrText xml:space="preserve"> </w:instrText>
       </w:r>
       <w:r>
         <w:rPr>
@@ -215,7 +232,12 @@
         <w:rPr>
           <w:noProof/>
         </w:rPr>
-        <w:pict w14:anchorId="01985169">
+      </w:r>
+      <w:r>
+        <w:rPr>
+          <w:noProof/>
+        </w:rPr>
+        <w:pict w14:anchorId="0D725435">
           <v:shapetype id="_x0000_t75" coordsize="21600,21600" o:spt="75" o:preferrelative="t" path="m@4@5l@4@11@9@11@9@5xe" filled="f" stroked="f">
             <v:stroke joinstyle="miter"/>
             <v:formulas>
@@ -235,7 +257,7 @@
             <v:path o:extrusionok="f" gradientshapeok="t" o:connecttype="rect"/>
             <o:lock v:ext="edit" aspectratio="t"/>
           </v:shapetype>
-          <v:shape id="_x0000_i1025" type="#_x0000_t75" alt="ADSBee 1090U [Preorder]" style="width:252.25pt;height:162.9pt;mso-width-percent:0;mso-height-percent:0;mso-width-percent:0;mso-height-percent:0">
+          <v:shape id="_x0000_i1028" type="#_x0000_t75" alt="ADSBee 1090U [Preorder]" style="width:252.25pt;height:162.9pt;mso-width-percent:0;mso-height-percent:0;mso-width-percent:0;mso-height-percent:0">
             <v:imagedata r:id="rId12" r:href="rId13"/>
           </v:shape>
         </w:pict>
@@ -440,7 +462,15 @@
         <w:t>Multiple output formats over UART or USB:</w:t>
       </w:r>
       <w:r>
-        <w:t xml:space="preserve"> Raw Frames / ADSBee CSV / MAVLINK1 / MAVLINK2 / Mode S Beast / GDL90</w:t>
+        <w:t xml:space="preserve"> Raw Frames / </w:t>
+      </w:r>
+      <w:proofErr w:type="spellStart"/>
+      <w:r>
+        <w:t>ADSBee</w:t>
+      </w:r>
+      <w:proofErr w:type="spellEnd"/>
+      <w:r>
+        <w:t xml:space="preserve"> CSV / MAVLINK1 / MAVLINK2 / Mode S Beast / GDL90</w:t>
       </w:r>
     </w:p>
     <w:p>
@@ -476,7 +506,15 @@
         <w:t xml:space="preserve"> directly</w:t>
       </w:r>
       <w:r>
-        <w:t xml:space="preserve"> to ADS-B databases via WiFi or broadcasting Remote ID beacon frames in UAS applications</w:t>
+        <w:t xml:space="preserve"> to ADS-B databases via </w:t>
+      </w:r>
+      <w:proofErr w:type="spellStart"/>
+      <w:r>
+        <w:t>WiFi</w:t>
+      </w:r>
+      <w:proofErr w:type="spellEnd"/>
+      <w:r>
+        <w:t xml:space="preserve"> or broadcasting Remote ID beacon frames in UAS applications</w:t>
       </w:r>
       <w:r>
         <w:t>.</w:t>
@@ -524,7 +562,15 @@
         <w:t>Firmware updates over USB</w:t>
       </w:r>
       <w:r>
-        <w:t>, Serial, WiFi, Ethernet.</w:t>
+        <w:t xml:space="preserve">, Serial, </w:t>
+      </w:r>
+      <w:proofErr w:type="spellStart"/>
+      <w:r>
+        <w:t>WiFi</w:t>
+      </w:r>
+      <w:proofErr w:type="spellEnd"/>
+      <w:r>
+        <w:t>, Ethernet.</w:t>
       </w:r>
     </w:p>
     <w:p>
@@ -573,7 +619,15 @@
         </w:numPr>
       </w:pPr>
       <w:r>
-        <w:t>Standalone feeder device for online ADS-B databases. No external compute required, just add power and WiFi!</w:t>
+        <w:t xml:space="preserve">Standalone feeder device for online ADS-B databases. No external compute required, just add power and </w:t>
+      </w:r>
+      <w:proofErr w:type="spellStart"/>
+      <w:r>
+        <w:t>WiFi</w:t>
+      </w:r>
+      <w:proofErr w:type="spellEnd"/>
+      <w:r>
+        <w:t>!</w:t>
       </w:r>
     </w:p>
     <w:p>
@@ -647,12 +701,28 @@
               <w:t>20</w:t>
             </w:r>
             <w:r>
-              <w:t>mA (WiFi disabled)</w:t>
-            </w:r>
-          </w:p>
-          <w:p>
-            <w:r>
-              <w:t>~400mA (WiFi enabled)</w:t>
+              <w:t>mA (</w:t>
+            </w:r>
+            <w:proofErr w:type="spellStart"/>
+            <w:r>
+              <w:t>WiFi</w:t>
+            </w:r>
+            <w:proofErr w:type="spellEnd"/>
+            <w:r>
+              <w:t xml:space="preserve"> disabled)</w:t>
+            </w:r>
+          </w:p>
+          <w:p>
+            <w:r>
+              <w:t>~400mA (</w:t>
+            </w:r>
+            <w:proofErr w:type="spellStart"/>
+            <w:r>
+              <w:t>WiFi</w:t>
+            </w:r>
+            <w:proofErr w:type="spellEnd"/>
+            <w:r>
+              <w:t xml:space="preserve"> enabled)</w:t>
             </w:r>
           </w:p>
         </w:tc>
@@ -738,20 +808,21 @@
               <w:rPr>
                 <w:rFonts w:cstheme="minorHAnsi"/>
               </w:rPr>
-              <w:t>1090MHz RF In: U.FL / MHF1</w:t>
-            </w:r>
-          </w:p>
-          <w:p>
-            <w:pPr>
+              <w:t xml:space="preserve">1090MHz RF In: </w:t>
+            </w:r>
+            <w:proofErr w:type="gramStart"/>
+            <w:r>
               <w:rPr>
                 <w:rFonts w:cstheme="minorHAnsi"/>
               </w:rPr>
-            </w:pPr>
+              <w:t>U.FL</w:t>
+            </w:r>
+            <w:proofErr w:type="gramEnd"/>
             <w:r>
               <w:rPr>
                 <w:rFonts w:cstheme="minorHAnsi"/>
               </w:rPr>
-              <w:t>Sub-GHz RF In/Out: U.FL / MHF1</w:t>
+              <w:t xml:space="preserve"> / MHF1</w:t>
             </w:r>
           </w:p>
           <w:p>
@@ -764,7 +835,62 @@
               <w:rPr>
                 <w:rFonts w:cstheme="minorHAnsi"/>
               </w:rPr>
-              <w:t>802.11 RF Out: W.FL / MHF3</w:t>
+              <w:t xml:space="preserve">Sub-GHz RF </w:t>
+            </w:r>
+            <w:proofErr w:type="gramStart"/>
+            <w:r>
+              <w:rPr>
+                <w:rFonts w:cstheme="minorHAnsi"/>
+              </w:rPr>
+              <w:t>In</w:t>
+            </w:r>
+            <w:proofErr w:type="gramEnd"/>
+            <w:r>
+              <w:rPr>
+                <w:rFonts w:cstheme="minorHAnsi"/>
+              </w:rPr>
+              <w:t xml:space="preserve">/Out: </w:t>
+            </w:r>
+            <w:proofErr w:type="gramStart"/>
+            <w:r>
+              <w:rPr>
+                <w:rFonts w:cstheme="minorHAnsi"/>
+              </w:rPr>
+              <w:t>U.FL</w:t>
+            </w:r>
+            <w:proofErr w:type="gramEnd"/>
+            <w:r>
+              <w:rPr>
+                <w:rFonts w:cstheme="minorHAnsi"/>
+              </w:rPr>
+              <w:t xml:space="preserve"> / MHF1</w:t>
+            </w:r>
+          </w:p>
+          <w:p>
+            <w:pPr>
+              <w:rPr>
+                <w:rFonts w:cstheme="minorHAnsi"/>
+              </w:rPr>
+            </w:pPr>
+            <w:r>
+              <w:rPr>
+                <w:rFonts w:cstheme="minorHAnsi"/>
+              </w:rPr>
+              <w:t xml:space="preserve">802.11 RF Out: </w:t>
+            </w:r>
+            <w:proofErr w:type="gramStart"/>
+            <w:r>
+              <w:rPr>
+                <w:rFonts w:cstheme="minorHAnsi"/>
+              </w:rPr>
+              <w:t>W.FL</w:t>
+            </w:r>
+            <w:proofErr w:type="gramEnd"/>
+            <w:r>
+              <w:rPr>
+                <w:rFonts w:cstheme="minorHAnsi"/>
+              </w:rPr>
+              <w:t xml:space="preserve"> / MHF3</w:t>
             </w:r>
           </w:p>
           <w:p>
@@ -812,14 +938,24 @@
         <w:pStyle w:val="IgnoredHeading"/>
       </w:pPr>
       <w:bookmarkStart w:id="3" w:name="_Toc209911252"/>
-      <w:r>
-        <w:t>Open Source Hardware + Software</w:t>
+      <w:proofErr w:type="gramStart"/>
+      <w:r>
+        <w:t>Open Source</w:t>
+      </w:r>
+      <w:proofErr w:type="gramEnd"/>
+      <w:r>
+        <w:t xml:space="preserve"> Hardware + Software</w:t>
       </w:r>
       <w:bookmarkEnd w:id="3"/>
     </w:p>
     <w:p>
-      <w:r>
-        <w:t xml:space="preserve">Github Repository: </w:t>
+      <w:proofErr w:type="spellStart"/>
+      <w:r>
+        <w:t>Github</w:t>
+      </w:r>
+      <w:proofErr w:type="spellEnd"/>
+      <w:r>
+        <w:t xml:space="preserve"> Repository: </w:t>
       </w:r>
       <w:hyperlink r:id="rId14" w:history="1">
         <w:r>
@@ -838,17 +974,49 @@
         <w:t>schematics</w:t>
       </w:r>
       <w:r>
-        <w:t xml:space="preserve"> and source code files required to build ADSBee 1090 are available under a GNU GPL v3 license. This means that they can be freely incorporated into other open-source projects that utilize a compatible license. The hope is that by opening the design to contributions and feedback from a community of users, the functionality of the ADSBee 1090 will be enhanced over time.</w:t>
-      </w:r>
-    </w:p>
-    <w:p>
-      <w:r>
-        <w:t>Note that the GPL v3 license applies to design and source code files, and not devices. ADSBee 1090 units purchased from Pants for Birds may be used in commercial applications without any licensing restrictions.</w:t>
-      </w:r>
-    </w:p>
-    <w:p>
-      <w:r>
-        <w:t xml:space="preserve">For commercial licensing requests of ADSBee hardware or software design files, please contact </w:t>
+        <w:t xml:space="preserve"> and source code files required to build </w:t>
+      </w:r>
+      <w:proofErr w:type="spellStart"/>
+      <w:r>
+        <w:t>ADSBee</w:t>
+      </w:r>
+      <w:proofErr w:type="spellEnd"/>
+      <w:r>
+        <w:t xml:space="preserve"> 1090 are available under a GNU GPL v3 license. This means that they can be freely incorporated into other open-source projects that utilize a compatible license. The hope is that by opening the design to contributions and feedback from a community of users, the functionality of the </w:t>
+      </w:r>
+      <w:proofErr w:type="spellStart"/>
+      <w:r>
+        <w:t>ADSBee</w:t>
+      </w:r>
+      <w:proofErr w:type="spellEnd"/>
+      <w:r>
+        <w:t xml:space="preserve"> 1090 will be enhanced over time.</w:t>
+      </w:r>
+    </w:p>
+    <w:p>
+      <w:r>
+        <w:t xml:space="preserve">Note that the GPL v3 license applies to design and source code files, and not devices. </w:t>
+      </w:r>
+      <w:proofErr w:type="spellStart"/>
+      <w:r>
+        <w:t>ADSBee</w:t>
+      </w:r>
+      <w:proofErr w:type="spellEnd"/>
+      <w:r>
+        <w:t xml:space="preserve"> 1090 units purchased from Pants for Birds may be used in commercial applications without any licensing restrictions.</w:t>
+      </w:r>
+    </w:p>
+    <w:p>
+      <w:r>
+        <w:t xml:space="preserve">For commercial licensing requests of </w:t>
+      </w:r>
+      <w:proofErr w:type="spellStart"/>
+      <w:r>
+        <w:t>ADSBee</w:t>
+      </w:r>
+      <w:proofErr w:type="spellEnd"/>
+      <w:r>
+        <w:t xml:space="preserve"> hardware or software design files, please contact </w:t>
       </w:r>
       <w:hyperlink r:id="rId15" w:history="1">
         <w:r>
@@ -2518,7 +2686,7 @@
                 <w:noProof/>
                 <w:webHidden/>
               </w:rPr>
-              <w:t>9</w:t>
+              <w:t>10</w:t>
             </w:r>
             <w:r>
               <w:rPr>
@@ -2608,7 +2776,7 @@
                 <w:noProof/>
                 <w:webHidden/>
               </w:rPr>
-              <w:t>9</w:t>
+              <w:t>10</w:t>
             </w:r>
             <w:r>
               <w:rPr>
@@ -2698,7 +2866,7 @@
                 <w:noProof/>
                 <w:webHidden/>
               </w:rPr>
-              <w:t>9</w:t>
+              <w:t>10</w:t>
             </w:r>
             <w:r>
               <w:rPr>
@@ -2788,7 +2956,7 @@
                 <w:noProof/>
                 <w:webHidden/>
               </w:rPr>
-              <w:t>9</w:t>
+              <w:t>10</w:t>
             </w:r>
             <w:r>
               <w:rPr>
@@ -2878,7 +3046,7 @@
                 <w:noProof/>
                 <w:webHidden/>
               </w:rPr>
-              <w:t>9</w:t>
+              <w:t>10</w:t>
             </w:r>
             <w:r>
               <w:rPr>
@@ -2968,7 +3136,7 @@
                 <w:noProof/>
                 <w:webHidden/>
               </w:rPr>
-              <w:t>9</w:t>
+              <w:t>10</w:t>
             </w:r>
             <w:r>
               <w:rPr>
@@ -3058,7 +3226,7 @@
                 <w:noProof/>
                 <w:webHidden/>
               </w:rPr>
-              <w:t>9</w:t>
+              <w:t>10</w:t>
             </w:r>
             <w:r>
               <w:rPr>
@@ -3148,7 +3316,7 @@
                 <w:noProof/>
                 <w:webHidden/>
               </w:rPr>
-              <w:t>9</w:t>
+              <w:t>10</w:t>
             </w:r>
             <w:r>
               <w:rPr>
@@ -3238,7 +3406,7 @@
                 <w:noProof/>
                 <w:webHidden/>
               </w:rPr>
-              <w:t>9</w:t>
+              <w:t>10</w:t>
             </w:r>
             <w:r>
               <w:rPr>
@@ -3328,7 +3496,7 @@
                 <w:noProof/>
                 <w:webHidden/>
               </w:rPr>
-              <w:t>11</w:t>
+              <w:t>12</w:t>
             </w:r>
             <w:r>
               <w:rPr>
@@ -3418,7 +3586,7 @@
                 <w:noProof/>
                 <w:webHidden/>
               </w:rPr>
-              <w:t>12</w:t>
+              <w:t>13</w:t>
             </w:r>
             <w:r>
               <w:rPr>
@@ -3508,7 +3676,7 @@
                 <w:noProof/>
                 <w:webHidden/>
               </w:rPr>
-              <w:t>12</w:t>
+              <w:t>13</w:t>
             </w:r>
             <w:r>
               <w:rPr>
@@ -3598,7 +3766,7 @@
                 <w:noProof/>
                 <w:webHidden/>
               </w:rPr>
-              <w:t>12</w:t>
+              <w:t>13</w:t>
             </w:r>
             <w:r>
               <w:rPr>
@@ -3688,7 +3856,7 @@
                 <w:noProof/>
                 <w:webHidden/>
               </w:rPr>
-              <w:t>12</w:t>
+              <w:t>13</w:t>
             </w:r>
             <w:r>
               <w:rPr>
@@ -3778,7 +3946,7 @@
                 <w:noProof/>
                 <w:webHidden/>
               </w:rPr>
-              <w:t>12</w:t>
+              <w:t>13</w:t>
             </w:r>
             <w:r>
               <w:rPr>
@@ -3868,7 +4036,7 @@
                 <w:noProof/>
                 <w:webHidden/>
               </w:rPr>
-              <w:t>13</w:t>
+              <w:t>14</w:t>
             </w:r>
             <w:r>
               <w:rPr>
@@ -3958,7 +4126,7 @@
                 <w:noProof/>
                 <w:webHidden/>
               </w:rPr>
-              <w:t>13</w:t>
+              <w:t>14</w:t>
             </w:r>
             <w:r>
               <w:rPr>
@@ -4048,7 +4216,7 @@
                 <w:noProof/>
                 <w:webHidden/>
               </w:rPr>
-              <w:t>13</w:t>
+              <w:t>14</w:t>
             </w:r>
             <w:r>
               <w:rPr>
@@ -4138,7 +4306,7 @@
                 <w:noProof/>
                 <w:webHidden/>
               </w:rPr>
-              <w:t>13</w:t>
+              <w:t>14</w:t>
             </w:r>
             <w:r>
               <w:rPr>
@@ -4228,7 +4396,7 @@
                 <w:noProof/>
                 <w:webHidden/>
               </w:rPr>
-              <w:t>14</w:t>
+              <w:t>15</w:t>
             </w:r>
             <w:r>
               <w:rPr>
@@ -4318,7 +4486,7 @@
                 <w:noProof/>
                 <w:webHidden/>
               </w:rPr>
-              <w:t>14</w:t>
+              <w:t>15</w:t>
             </w:r>
             <w:r>
               <w:rPr>
@@ -4408,7 +4576,7 @@
                 <w:noProof/>
                 <w:webHidden/>
               </w:rPr>
-              <w:t>14</w:t>
+              <w:t>15</w:t>
             </w:r>
             <w:r>
               <w:rPr>
@@ -4498,7 +4666,7 @@
                 <w:noProof/>
                 <w:webHidden/>
               </w:rPr>
-              <w:t>14</w:t>
+              <w:t>15</w:t>
             </w:r>
             <w:r>
               <w:rPr>
@@ -4588,7 +4756,7 @@
                 <w:noProof/>
                 <w:webHidden/>
               </w:rPr>
-              <w:t>15</w:t>
+              <w:t>16</w:t>
             </w:r>
             <w:r>
               <w:rPr>
@@ -4678,7 +4846,7 @@
                 <w:noProof/>
                 <w:webHidden/>
               </w:rPr>
-              <w:t>15</w:t>
+              <w:t>16</w:t>
             </w:r>
             <w:r>
               <w:rPr>
@@ -4768,7 +4936,7 @@
                 <w:noProof/>
                 <w:webHidden/>
               </w:rPr>
-              <w:t>15</w:t>
+              <w:t>16</w:t>
             </w:r>
             <w:r>
               <w:rPr>
@@ -4858,7 +5026,7 @@
                 <w:noProof/>
                 <w:webHidden/>
               </w:rPr>
-              <w:t>16</w:t>
+              <w:t>17</w:t>
             </w:r>
             <w:r>
               <w:rPr>
@@ -4948,7 +5116,7 @@
                 <w:noProof/>
                 <w:webHidden/>
               </w:rPr>
-              <w:t>16</w:t>
+              <w:t>19</w:t>
             </w:r>
             <w:r>
               <w:rPr>
@@ -5038,7 +5206,7 @@
                 <w:noProof/>
                 <w:webHidden/>
               </w:rPr>
-              <w:t>17</w:t>
+              <w:t>20</w:t>
             </w:r>
             <w:r>
               <w:rPr>
@@ -5128,7 +5296,7 @@
                 <w:noProof/>
                 <w:webHidden/>
               </w:rPr>
-              <w:t>17</w:t>
+              <w:t>20</w:t>
             </w:r>
             <w:r>
               <w:rPr>
@@ -5218,7 +5386,7 @@
                 <w:noProof/>
                 <w:webHidden/>
               </w:rPr>
-              <w:t>17</w:t>
+              <w:t>20</w:t>
             </w:r>
             <w:r>
               <w:rPr>
@@ -5308,7 +5476,7 @@
                 <w:noProof/>
                 <w:webHidden/>
               </w:rPr>
-              <w:t>17</w:t>
+              <w:t>20</w:t>
             </w:r>
             <w:r>
               <w:rPr>
@@ -5398,7 +5566,7 @@
                 <w:noProof/>
                 <w:webHidden/>
               </w:rPr>
-              <w:t>18</w:t>
+              <w:t>21</w:t>
             </w:r>
             <w:r>
               <w:rPr>
@@ -5488,7 +5656,7 @@
                 <w:noProof/>
                 <w:webHidden/>
               </w:rPr>
-              <w:t>18</w:t>
+              <w:t>21</w:t>
             </w:r>
             <w:r>
               <w:rPr>
@@ -5578,7 +5746,7 @@
                 <w:noProof/>
                 <w:webHidden/>
               </w:rPr>
-              <w:t>18</w:t>
+              <w:t>21</w:t>
             </w:r>
             <w:r>
               <w:rPr>
@@ -5668,7 +5836,7 @@
                 <w:noProof/>
                 <w:webHidden/>
               </w:rPr>
-              <w:t>18</w:t>
+              <w:t>21</w:t>
             </w:r>
             <w:r>
               <w:rPr>
@@ -5758,7 +5926,7 @@
                 <w:noProof/>
                 <w:webHidden/>
               </w:rPr>
-              <w:t>19</w:t>
+              <w:t>22</w:t>
             </w:r>
             <w:r>
               <w:rPr>
@@ -5848,7 +6016,7 @@
                 <w:noProof/>
                 <w:webHidden/>
               </w:rPr>
-              <w:t>19</w:t>
+              <w:t>22</w:t>
             </w:r>
             <w:r>
               <w:rPr>
@@ -5938,7 +6106,7 @@
                 <w:noProof/>
                 <w:webHidden/>
               </w:rPr>
-              <w:t>19</w:t>
+              <w:t>22</w:t>
             </w:r>
             <w:r>
               <w:rPr>
@@ -6028,7 +6196,7 @@
                 <w:noProof/>
                 <w:webHidden/>
               </w:rPr>
-              <w:t>19</w:t>
+              <w:t>22</w:t>
             </w:r>
             <w:r>
               <w:rPr>
@@ -6118,7 +6286,7 @@
                 <w:noProof/>
                 <w:webHidden/>
               </w:rPr>
-              <w:t>20</w:t>
+              <w:t>23</w:t>
             </w:r>
             <w:r>
               <w:rPr>
@@ -6208,7 +6376,7 @@
                 <w:noProof/>
                 <w:webHidden/>
               </w:rPr>
-              <w:t>20</w:t>
+              <w:t>23</w:t>
             </w:r>
             <w:r>
               <w:rPr>
@@ -6298,7 +6466,7 @@
                 <w:noProof/>
                 <w:webHidden/>
               </w:rPr>
-              <w:t>20</w:t>
+              <w:t>23</w:t>
             </w:r>
             <w:r>
               <w:rPr>
@@ -6388,7 +6556,7 @@
                 <w:noProof/>
                 <w:webHidden/>
               </w:rPr>
-              <w:t>20</w:t>
+              <w:t>23</w:t>
             </w:r>
             <w:r>
               <w:rPr>
@@ -6478,7 +6646,7 @@
                 <w:noProof/>
                 <w:webHidden/>
               </w:rPr>
-              <w:t>20</w:t>
+              <w:t>23</w:t>
             </w:r>
             <w:r>
               <w:rPr>
@@ -6568,7 +6736,7 @@
                 <w:noProof/>
                 <w:webHidden/>
               </w:rPr>
-              <w:t>21</w:t>
+              <w:t>24</w:t>
             </w:r>
             <w:r>
               <w:rPr>
@@ -6658,7 +6826,7 @@
                 <w:noProof/>
                 <w:webHidden/>
               </w:rPr>
-              <w:t>21</w:t>
+              <w:t>24</w:t>
             </w:r>
             <w:r>
               <w:rPr>
@@ -6748,7 +6916,7 @@
                 <w:noProof/>
                 <w:webHidden/>
               </w:rPr>
-              <w:t>21</w:t>
+              <w:t>24</w:t>
             </w:r>
             <w:r>
               <w:rPr>
@@ -6838,7 +7006,7 @@
                 <w:noProof/>
                 <w:webHidden/>
               </w:rPr>
-              <w:t>22</w:t>
+              <w:t>25</w:t>
             </w:r>
             <w:r>
               <w:rPr>
@@ -6928,7 +7096,7 @@
                 <w:noProof/>
                 <w:webHidden/>
               </w:rPr>
-              <w:t>22</w:t>
+              <w:t>25</w:t>
             </w:r>
             <w:r>
               <w:rPr>
@@ -7018,7 +7186,7 @@
                 <w:noProof/>
                 <w:webHidden/>
               </w:rPr>
-              <w:t>22</w:t>
+              <w:t>25</w:t>
             </w:r>
             <w:r>
               <w:rPr>
@@ -7108,7 +7276,7 @@
                 <w:noProof/>
                 <w:webHidden/>
               </w:rPr>
-              <w:t>23</w:t>
+              <w:t>26</w:t>
             </w:r>
             <w:r>
               <w:rPr>
@@ -7198,7 +7366,7 @@
                 <w:noProof/>
                 <w:webHidden/>
               </w:rPr>
-              <w:t>24</w:t>
+              <w:t>27</w:t>
             </w:r>
             <w:r>
               <w:rPr>
@@ -7288,7 +7456,7 @@
                 <w:noProof/>
                 <w:webHidden/>
               </w:rPr>
-              <w:t>24</w:t>
+              <w:t>27</w:t>
             </w:r>
             <w:r>
               <w:rPr>
@@ -7378,7 +7546,7 @@
                 <w:noProof/>
                 <w:webHidden/>
               </w:rPr>
-              <w:t>31</w:t>
+              <w:t>34</w:t>
             </w:r>
             <w:r>
               <w:rPr>
@@ -7468,7 +7636,7 @@
                 <w:noProof/>
                 <w:webHidden/>
               </w:rPr>
-              <w:t>34</w:t>
+              <w:t>37</w:t>
             </w:r>
             <w:r>
               <w:rPr>
@@ -7558,7 +7726,7 @@
                 <w:noProof/>
                 <w:webHidden/>
               </w:rPr>
-              <w:t>35</w:t>
+              <w:t>38</w:t>
             </w:r>
             <w:r>
               <w:rPr>
@@ -7648,7 +7816,7 @@
                 <w:noProof/>
                 <w:webHidden/>
               </w:rPr>
-              <w:t>36</w:t>
+              <w:t>39</w:t>
             </w:r>
             <w:r>
               <w:rPr>
@@ -7773,7 +7941,7 @@
                 <w:noProof/>
                 <w:webHidden/>
               </w:rPr>
-              <w:t>36</w:t>
+              <w:t>39</w:t>
             </w:r>
             <w:r>
               <w:rPr>
@@ -7863,7 +8031,7 @@
                 <w:noProof/>
                 <w:webHidden/>
               </w:rPr>
-              <w:t>36</w:t>
+              <w:t>39</w:t>
             </w:r>
             <w:r>
               <w:rPr>
@@ -7953,7 +8121,7 @@
                 <w:noProof/>
                 <w:webHidden/>
               </w:rPr>
-              <w:t>37</w:t>
+              <w:t>40</w:t>
             </w:r>
             <w:r>
               <w:rPr>
@@ -8043,7 +8211,7 @@
                 <w:noProof/>
                 <w:webHidden/>
               </w:rPr>
-              <w:t>37</w:t>
+              <w:t>40</w:t>
             </w:r>
             <w:r>
               <w:rPr>
@@ -8133,7 +8301,7 @@
                 <w:noProof/>
                 <w:webHidden/>
               </w:rPr>
-              <w:t>38</w:t>
+              <w:t>41</w:t>
             </w:r>
             <w:r>
               <w:rPr>
@@ -8223,7 +8391,7 @@
                 <w:noProof/>
                 <w:webHidden/>
               </w:rPr>
-              <w:t>38</w:t>
+              <w:t>41</w:t>
             </w:r>
             <w:r>
               <w:rPr>
@@ -8313,7 +8481,7 @@
                 <w:noProof/>
                 <w:webHidden/>
               </w:rPr>
-              <w:t>38</w:t>
+              <w:t>41</w:t>
             </w:r>
             <w:r>
               <w:rPr>
@@ -8403,7 +8571,7 @@
                 <w:noProof/>
                 <w:webHidden/>
               </w:rPr>
-              <w:t>39</w:t>
+              <w:t>42</w:t>
             </w:r>
             <w:r>
               <w:rPr>
@@ -8493,7 +8661,7 @@
                 <w:noProof/>
                 <w:webHidden/>
               </w:rPr>
-              <w:t>39</w:t>
+              <w:t>42</w:t>
             </w:r>
             <w:r>
               <w:rPr>
@@ -8583,7 +8751,7 @@
                 <w:noProof/>
                 <w:webHidden/>
               </w:rPr>
-              <w:t>39</w:t>
+              <w:t>42</w:t>
             </w:r>
             <w:r>
               <w:rPr>
@@ -8673,7 +8841,7 @@
                 <w:noProof/>
                 <w:webHidden/>
               </w:rPr>
-              <w:t>39</w:t>
+              <w:t>42</w:t>
             </w:r>
             <w:r>
               <w:rPr>
@@ -8750,7 +8918,23 @@
         </w:numPr>
       </w:pPr>
       <w:r>
-        <w:t>Update CSBee protocol with new bit flag positions, new field for separate baro/GNSS vertical rates.</w:t>
+        <w:t xml:space="preserve">Update </w:t>
+      </w:r>
+      <w:proofErr w:type="spellStart"/>
+      <w:r>
+        <w:t>CSBee</w:t>
+      </w:r>
+      <w:proofErr w:type="spellEnd"/>
+      <w:r>
+        <w:t xml:space="preserve"> protocol with new bit flag positions, new field for separate </w:t>
+      </w:r>
+      <w:proofErr w:type="spellStart"/>
+      <w:r>
+        <w:t>baro</w:t>
+      </w:r>
+      <w:proofErr w:type="spellEnd"/>
+      <w:r>
+        <w:t>/GNSS vertical rates.</w:t>
       </w:r>
     </w:p>
     <w:p>
@@ -8811,13 +8995,66 @@
       <w:bookmarkEnd w:id="5"/>
     </w:p>
     <w:p>
-      <w:r>
-        <w:t>ADSBee 1090 was created as an attempt to build a low-cost ADS-B receiver without the use of an FPGA (found in most embedded ADS-B receivers on the market) and without the need for external compute (a requirement of most SDR-based ADS-B receivers). ADSBee 1090 accomplishes this through the use of a low-cost dual core microcontroller (RP2040) with flexible IO peripherals (PIO) that run a set of custom-written programs for preamble detection and packet decoding. By dedicating the RP2040’s PIO peripherals to the tasks required to find and decode ADS-B packets, ADSBee 1090 frees up its remaining cores to perform the logical functions required to validate checksums on decoded packets and decipher aircraft information (position, altitude, callsign, etc).</w:t>
-      </w:r>
-    </w:p>
-    <w:p>
-      <w:r>
-        <w:t>The ADSBee 1090 reports decoded aircraft information over UART and USB interfaces in a variety of protocols, and can utilize its attached ESP32 S3 module to host WiFi networks for data streaming to other devices, or connect to existing WiFi networks in order to upload data to the internet or other devices on the network.</w:t>
+      <w:proofErr w:type="spellStart"/>
+      <w:r>
+        <w:t>ADSBee</w:t>
+      </w:r>
+      <w:proofErr w:type="spellEnd"/>
+      <w:r>
+        <w:t xml:space="preserve"> 1090 was created as an attempt to build a low-cost ADS-B receiver without the use of an FPGA (found in most embedded ADS-B receivers on the market) and without the need for external compute (a requirement of most SDR-based ADS-B receivers). </w:t>
+      </w:r>
+      <w:proofErr w:type="spellStart"/>
+      <w:r>
+        <w:t>ADSBee</w:t>
+      </w:r>
+      <w:proofErr w:type="spellEnd"/>
+      <w:r>
+        <w:t xml:space="preserve"> 1090 accomplishes this through the use of a low-cost dual core microcontroller (RP2040) with flexible IO peripherals (PIO) that run a set of custom-written programs for preamble detection and packet decoding. By dedicating the RP2040’s PIO peripherals to the tasks required to find and decode ADS-B packets, </w:t>
+      </w:r>
+      <w:proofErr w:type="spellStart"/>
+      <w:r>
+        <w:t>ADSBee</w:t>
+      </w:r>
+      <w:proofErr w:type="spellEnd"/>
+      <w:r>
+        <w:t xml:space="preserve"> 1090 frees up its remaining cores to perform the logical functions required to validate checksums on decoded packets and decipher aircraft information (position, altitude, callsign, </w:t>
+      </w:r>
+      <w:proofErr w:type="spellStart"/>
+      <w:r>
+        <w:t>etc</w:t>
+      </w:r>
+      <w:proofErr w:type="spellEnd"/>
+      <w:r>
+        <w:t>).</w:t>
+      </w:r>
+    </w:p>
+    <w:p>
+      <w:r>
+        <w:t xml:space="preserve">The </w:t>
+      </w:r>
+      <w:proofErr w:type="spellStart"/>
+      <w:r>
+        <w:t>ADSBee</w:t>
+      </w:r>
+      <w:proofErr w:type="spellEnd"/>
+      <w:r>
+        <w:t xml:space="preserve"> 1090 reports decoded aircraft information over UART and USB interfaces in a variety of protocols, and can utilize its attached ESP32 S3 module to host </w:t>
+      </w:r>
+      <w:proofErr w:type="spellStart"/>
+      <w:r>
+        <w:t>WiFi</w:t>
+      </w:r>
+      <w:proofErr w:type="spellEnd"/>
+      <w:r>
+        <w:t xml:space="preserve"> networks for data streaming to other devices, or connect to existing </w:t>
+      </w:r>
+      <w:proofErr w:type="spellStart"/>
+      <w:r>
+        <w:t>WiFi</w:t>
+      </w:r>
+      <w:proofErr w:type="spellEnd"/>
+      <w:r>
+        <w:t xml:space="preserve"> networks in order to upload data to the internet or other devices on the network.</w:t>
       </w:r>
       <w:r>
         <w:t xml:space="preserve"> Ethernet connectivity (and 802.3af Power over Ethernet) is possible using an external Ethernet pant.</w:t>
@@ -8825,7 +9062,71 @@
     </w:p>
     <w:p>
       <w:r>
-        <w:t>Dual band versions of the ADSBee 1090, such as the ADSBee 1090U, includes a TI CC1312 sub-GHz MCU for decoding additional radio protocols like UAT. This datasheet applies to all devices in the ADSBee family that run the ADSBee 1090 firmware (e.g. ADSBee 1090, ADSBee 1090U, ADSBee m1090, ADSBee GS3M PoE).</w:t>
+        <w:t xml:space="preserve">Dual band versions of the </w:t>
+      </w:r>
+      <w:proofErr w:type="spellStart"/>
+      <w:r>
+        <w:t>ADSBee</w:t>
+      </w:r>
+      <w:proofErr w:type="spellEnd"/>
+      <w:r>
+        <w:t xml:space="preserve"> 1090, such as the </w:t>
+      </w:r>
+      <w:proofErr w:type="spellStart"/>
+      <w:r>
+        <w:t>ADSBee</w:t>
+      </w:r>
+      <w:proofErr w:type="spellEnd"/>
+      <w:r>
+        <w:t xml:space="preserve"> 1090U, includes a TI CC1312 sub-GHz MCU for decoding additional radio protocols like UAT. This datasheet applies to all devices in the </w:t>
+      </w:r>
+      <w:proofErr w:type="spellStart"/>
+      <w:r>
+        <w:t>ADSBee</w:t>
+      </w:r>
+      <w:proofErr w:type="spellEnd"/>
+      <w:r>
+        <w:t xml:space="preserve"> family that run the </w:t>
+      </w:r>
+      <w:proofErr w:type="spellStart"/>
+      <w:r>
+        <w:t>ADSBee</w:t>
+      </w:r>
+      <w:proofErr w:type="spellEnd"/>
+      <w:r>
+        <w:t xml:space="preserve"> 1090 firmware (e.g. </w:t>
+      </w:r>
+      <w:proofErr w:type="spellStart"/>
+      <w:r>
+        <w:t>ADSBee</w:t>
+      </w:r>
+      <w:proofErr w:type="spellEnd"/>
+      <w:r>
+        <w:t xml:space="preserve"> 1090, </w:t>
+      </w:r>
+      <w:proofErr w:type="spellStart"/>
+      <w:r>
+        <w:t>ADSBee</w:t>
+      </w:r>
+      <w:proofErr w:type="spellEnd"/>
+      <w:r>
+        <w:t xml:space="preserve"> 1090U, </w:t>
+      </w:r>
+      <w:proofErr w:type="spellStart"/>
+      <w:r>
+        <w:t>ADSBee</w:t>
+      </w:r>
+      <w:proofErr w:type="spellEnd"/>
+      <w:r>
+        <w:t xml:space="preserve"> m1090, </w:t>
+      </w:r>
+      <w:proofErr w:type="spellStart"/>
+      <w:r>
+        <w:t>ADSBee</w:t>
+      </w:r>
+      <w:proofErr w:type="spellEnd"/>
+      <w:r>
+        <w:t xml:space="preserve"> GS3M PoE).</w:t>
       </w:r>
     </w:p>
     <w:p>
@@ -8864,7 +9165,15 @@
     </w:p>
     <w:p>
       <w:r>
-        <w:t>The CONSOLE interface (USB-C connector) on the ADSBee 1090 can be used to supply the device with power, configure the device’s internal parameters via AT commands, and receive data from the device.</w:t>
+        <w:t xml:space="preserve">The CONSOLE interface (USB-C connector) on the </w:t>
+      </w:r>
+      <w:proofErr w:type="spellStart"/>
+      <w:r>
+        <w:t>ADSBee</w:t>
+      </w:r>
+      <w:proofErr w:type="spellEnd"/>
+      <w:r>
+        <w:t xml:space="preserve"> 1090 can be used to supply the device with power, configure the device’s internal parameters via AT commands, and receive data from the device.</w:t>
       </w:r>
     </w:p>
     <w:p>
@@ -8893,8 +9202,13 @@
       <w:bookmarkEnd w:id="8"/>
     </w:p>
     <w:p>
-      <w:r>
-        <w:t xml:space="preserve">The  COMMS_UART interface is </w:t>
+      <w:proofErr w:type="gramStart"/>
+      <w:r>
+        <w:t>The  COMMS</w:t>
+      </w:r>
+      <w:proofErr w:type="gramEnd"/>
+      <w:r>
+        <w:t xml:space="preserve">_UART interface is </w:t>
       </w:r>
       <w:r>
         <w:t>used for data output, and can support a number of different protocols</w:t>
@@ -9116,7 +9430,15 @@
     </w:p>
     <w:p>
       <w:r>
-        <w:t>The ADSBee 1090’s GNSS module connector includes a UART interface</w:t>
+        <w:t xml:space="preserve">The </w:t>
+      </w:r>
+      <w:proofErr w:type="spellStart"/>
+      <w:r>
+        <w:t>ADSBee</w:t>
+      </w:r>
+      <w:proofErr w:type="spellEnd"/>
+      <w:r>
+        <w:t xml:space="preserve"> 1090’s GNSS module connector includes a UART interface</w:t>
       </w:r>
       <w:r>
         <w:t xml:space="preserve"> which can be used to receive NMEA sentences from a GNSS module. The baud rate of the GNSS_UART interface can be adjusted via AT commands.</w:t>
@@ -9334,7 +9656,15 @@
     </w:p>
     <w:p>
       <w:r>
-        <w:t xml:space="preserve">AT Commands are used to configure the ADSBee 1090 receiver’s internal parameters </w:t>
+        <w:t xml:space="preserve">AT Commands are used to configure the </w:t>
+      </w:r>
+      <w:proofErr w:type="spellStart"/>
+      <w:r>
+        <w:t>ADSBee</w:t>
+      </w:r>
+      <w:proofErr w:type="spellEnd"/>
+      <w:r>
+        <w:t xml:space="preserve"> 1090 receiver’s internal parameters </w:t>
       </w:r>
       <w:r>
         <w:t>via the CONSOLE interface.</w:t>
@@ -9357,18 +9687,36 @@
     </w:p>
     <w:p>
       <w:r>
-        <w:t>AT commands and parameters must be all-caps. Whitespace is not ignored and should only be used intentionally (e.g. as part of a WiFi network SSID which contains spaces). Arguments are separated by a single comma and no spaces.</w:t>
-      </w:r>
-    </w:p>
-    <w:p>
-      <w:r>
-        <w:t>All AT command arguments are optional. Arguments will be ignored if left as blank</w:t>
+        <w:t xml:space="preserve">AT commands and parameters must be all-caps. Whitespace is not ignored and should only be used intentionally (e.g. as part of a </w:t>
+      </w:r>
+      <w:proofErr w:type="spellStart"/>
+      <w:r>
+        <w:t>WiFi</w:t>
+      </w:r>
+      <w:proofErr w:type="spellEnd"/>
+      <w:r>
+        <w:t xml:space="preserve"> network SSID which contains spaces). Arguments are separated by a single comma and no spaces.</w:t>
+      </w:r>
+    </w:p>
+    <w:p>
+      <w:r>
+        <w:t xml:space="preserve">All AT command arguments are optional. Arguments will be ignored if left as </w:t>
+      </w:r>
+      <w:proofErr w:type="spellStart"/>
+      <w:proofErr w:type="gramStart"/>
+      <w:r>
+        <w:t>blank</w:t>
       </w:r>
       <w:r>
         <w:t>.</w:t>
       </w:r>
       <w:r>
-        <w:t>For instance, to set the second parameter of AT+TL</w:t>
+        <w:t>For</w:t>
+      </w:r>
+      <w:proofErr w:type="spellEnd"/>
+      <w:proofErr w:type="gramEnd"/>
+      <w:r>
+        <w:t xml:space="preserve"> instance, to set the second parameter of AT+TL</w:t>
       </w:r>
       <w:r>
         <w:t>_</w:t>
@@ -9421,7 +9769,15 @@
     </w:p>
     <w:p>
       <w:r>
-        <w:t>Commands from the user to the ADSBee 1090 are prefixed with “AT+” (e.g. “AT+BAUD</w:t>
+        <w:t xml:space="preserve">Commands from the user to the </w:t>
+      </w:r>
+      <w:proofErr w:type="spellStart"/>
+      <w:r>
+        <w:t>ADSBee</w:t>
+      </w:r>
+      <w:proofErr w:type="spellEnd"/>
+      <w:r>
+        <w:t xml:space="preserve"> 1090 are prefixed with “AT+” (e.g. “AT+BAUD</w:t>
       </w:r>
       <w:r>
         <w:t>_</w:t>
@@ -9581,13 +9937,31 @@
         <w:t>_</w:t>
       </w:r>
       <w:r>
-        <w:t>RATE=&lt;iface&gt;,&lt;baud</w:t>
+        <w:t>RATE=&lt;</w:t>
+      </w:r>
+      <w:proofErr w:type="spellStart"/>
+      <w:r>
+        <w:t>iface</w:t>
+      </w:r>
+      <w:proofErr w:type="spellEnd"/>
+      <w:proofErr w:type="gramStart"/>
+      <w:r>
+        <w:t>&gt;,&lt;</w:t>
+      </w:r>
+      <w:proofErr w:type="spellStart"/>
+      <w:proofErr w:type="gramEnd"/>
+      <w:r>
+        <w:t>baud</w:t>
       </w:r>
       <w:r>
         <w:t>_</w:t>
       </w:r>
       <w:r>
-        <w:t>rate&gt;</w:t>
+        <w:t>rate</w:t>
+      </w:r>
+      <w:proofErr w:type="spellEnd"/>
+      <w:r>
+        <w:t>&gt;</w:t>
       </w:r>
     </w:p>
     <w:p>
@@ -9691,9 +10065,11 @@
             <w:tcW w:w="1548" w:type="dxa"/>
           </w:tcPr>
           <w:p>
+            <w:proofErr w:type="spellStart"/>
             <w:r>
               <w:t>iface</w:t>
             </w:r>
+            <w:proofErr w:type="spellEnd"/>
           </w:p>
         </w:tc>
         <w:tc>
@@ -9735,6 +10111,7 @@
             <w:tcW w:w="1548" w:type="dxa"/>
           </w:tcPr>
           <w:p>
+            <w:proofErr w:type="spellStart"/>
             <w:r>
               <w:t>baud</w:t>
             </w:r>
@@ -9744,6 +10121,7 @@
             <w:r>
               <w:t>rate</w:t>
             </w:r>
+            <w:proofErr w:type="spellEnd"/>
           </w:p>
         </w:tc>
         <w:tc>
@@ -9834,8 +10212,13 @@
       <w:r>
         <w:t>_UART</w:t>
       </w:r>
-      <w:r>
-        <w:t>),&lt;gnss_uart_baud</w:t>
+      <w:proofErr w:type="gramStart"/>
+      <w:r>
+        <w:t>),&lt;</w:t>
+      </w:r>
+      <w:proofErr w:type="gramEnd"/>
+      <w:r>
+        <w:t>gnss_uart_baud</w:t>
       </w:r>
       <w:r>
         <w:t>_</w:t>
@@ -9985,6 +10368,7 @@
             <w:tcW w:w="1548" w:type="dxa"/>
           </w:tcPr>
           <w:p>
+            <w:proofErr w:type="spellStart"/>
             <w:r>
               <w:t>comms_uart_baud</w:t>
             </w:r>
@@ -9994,6 +10378,7 @@
             <w:r>
               <w:t>rate</w:t>
             </w:r>
+            <w:proofErr w:type="spellEnd"/>
           </w:p>
         </w:tc>
         <w:tc>
@@ -10035,6 +10420,7 @@
             <w:tcW w:w="1548" w:type="dxa"/>
           </w:tcPr>
           <w:p>
+            <w:proofErr w:type="spellStart"/>
             <w:r>
               <w:t>gnss_uart_baud</w:t>
             </w:r>
@@ -10044,6 +10430,7 @@
             <w:r>
               <w:t>rate</w:t>
             </w:r>
+            <w:proofErr w:type="spellEnd"/>
           </w:p>
         </w:tc>
         <w:tc>
@@ -10121,7 +10508,15 @@
         <w:t>s</w:t>
       </w:r>
       <w:r>
-        <w:t xml:space="preserve"> On or Off</w:t>
+        <w:t xml:space="preserve"> </w:t>
+      </w:r>
+      <w:proofErr w:type="gramStart"/>
+      <w:r>
+        <w:t>On</w:t>
+      </w:r>
+      <w:proofErr w:type="gramEnd"/>
+      <w:r>
+        <w:t xml:space="preserve"> or Off</w:t>
       </w:r>
       <w:bookmarkEnd w:id="16"/>
     </w:p>
@@ -10136,10 +10531,23 @@
         <w:t>1090_bt_</w:t>
       </w:r>
       <w:r>
-        <w:t>enabled&gt;</w:t>
-      </w:r>
-      <w:r>
-        <w:t>,&lt;subg_bt_enabled&gt;</w:t>
+        <w:t>enabled</w:t>
+      </w:r>
+      <w:proofErr w:type="gramStart"/>
+      <w:r>
+        <w:t>&gt;</w:t>
+      </w:r>
+      <w:r>
+        <w:t>,&lt;</w:t>
+      </w:r>
+      <w:proofErr w:type="spellStart"/>
+      <w:proofErr w:type="gramEnd"/>
+      <w:r>
+        <w:t>subg_bt_enabled</w:t>
+      </w:r>
+      <w:proofErr w:type="spellEnd"/>
+      <w:r>
+        <w:t>&gt;</w:t>
       </w:r>
     </w:p>
     <w:p/>
@@ -10288,9 +10696,11 @@
             <w:tcW w:w="1792" w:type="dxa"/>
           </w:tcPr>
           <w:p>
+            <w:proofErr w:type="spellStart"/>
             <w:r>
               <w:t>subg_bt_enabled</w:t>
             </w:r>
+            <w:proofErr w:type="spellEnd"/>
           </w:p>
         </w:tc>
         <w:tc>
@@ -10299,7 +10709,23 @@
           </w:tcPr>
           <w:p>
             <w:r>
-              <w:t>Whether the Sub-GHz radio bias tee is enabled (3.3VDC supplied to the SubG RF connector) or disabled (no DC voltage supplied to the SubG RF connector).</w:t>
+              <w:t xml:space="preserve">Whether the Sub-GHz radio bias tee is enabled (3.3VDC supplied to the </w:t>
+            </w:r>
+            <w:proofErr w:type="spellStart"/>
+            <w:r>
+              <w:t>SubG</w:t>
+            </w:r>
+            <w:proofErr w:type="spellEnd"/>
+            <w:r>
+              <w:t xml:space="preserve"> RF connector) or disabled (no DC voltage supplied to the </w:t>
+            </w:r>
+            <w:proofErr w:type="spellStart"/>
+            <w:r>
+              <w:t>SubG</w:t>
+            </w:r>
+            <w:proofErr w:type="spellEnd"/>
+            <w:r>
+              <w:t xml:space="preserve"> RF connector).</w:t>
             </w:r>
           </w:p>
         </w:tc>
@@ -10353,10 +10779,23 @@
         <w:t>1090_bt_</w:t>
       </w:r>
       <w:r>
-        <w:t>enabled&gt;</w:t>
-      </w:r>
-      <w:r>
-        <w:t>,&lt;subg_bt_enabled&gt;</w:t>
+        <w:t>enabled</w:t>
+      </w:r>
+      <w:proofErr w:type="gramStart"/>
+      <w:r>
+        <w:t>&gt;</w:t>
+      </w:r>
+      <w:r>
+        <w:t>,&lt;</w:t>
+      </w:r>
+      <w:proofErr w:type="spellStart"/>
+      <w:proofErr w:type="gramEnd"/>
+      <w:r>
+        <w:t>subg_bt_enabled</w:t>
+      </w:r>
+      <w:proofErr w:type="spellEnd"/>
+      <w:r>
+        <w:t>&gt;</w:t>
       </w:r>
     </w:p>
     <w:p>
@@ -10410,7 +10849,23 @@
     </w:p>
     <w:p>
       <w:r>
-        <w:t>Reboots the ADSBee into UF2 Bootloader mode. ONLY use this command if you have USB access to your ADSBee! There is no way to recover from the factory UF2 bootloader other than resetting the device or flashing a firmware file to it over USB.</w:t>
+        <w:t xml:space="preserve">Reboots the </w:t>
+      </w:r>
+      <w:proofErr w:type="spellStart"/>
+      <w:r>
+        <w:t>ADSBee</w:t>
+      </w:r>
+      <w:proofErr w:type="spellEnd"/>
+      <w:r>
+        <w:t xml:space="preserve"> into UF2 Bootloader mode. ONLY use this command if you have USB access to your </w:t>
+      </w:r>
+      <w:proofErr w:type="spellStart"/>
+      <w:r>
+        <w:t>ADSBee</w:t>
+      </w:r>
+      <w:proofErr w:type="spellEnd"/>
+      <w:r>
+        <w:t>! There is no way to recover from the factory UF2 bootloader other than resetting the device or flashing a firmware file to it over USB.</w:t>
       </w:r>
     </w:p>
     <w:p>
@@ -10418,7 +10873,15 @@
         <w:pStyle w:val="code"/>
       </w:pPr>
       <w:r>
-        <w:t>AT+BOOT_USB_UF2=&lt;reboot_passcode&gt;</w:t>
+        <w:t>AT+BOOT_USB_UF2=&lt;</w:t>
+      </w:r>
+      <w:proofErr w:type="spellStart"/>
+      <w:r>
+        <w:t>reboot_passcode</w:t>
+      </w:r>
+      <w:proofErr w:type="spellEnd"/>
+      <w:r>
+        <w:t>&gt;</w:t>
       </w:r>
     </w:p>
     <w:p/>
@@ -10501,9 +10964,11 @@
             <w:tcW w:w="1792" w:type="dxa"/>
           </w:tcPr>
           <w:p>
+            <w:proofErr w:type="spellStart"/>
             <w:r>
               <w:t>reboot_passcode</w:t>
             </w:r>
+            <w:proofErr w:type="spellEnd"/>
           </w:p>
         </w:tc>
         <w:tc>
@@ -10544,7 +11009,23 @@
     </w:p>
     <w:p>
       <w:r>
-        <w:t>Queries the device information of the ADSBee. An example query and reply is shown below.</w:t>
+        <w:t xml:space="preserve">Queries the device information of the </w:t>
+      </w:r>
+      <w:proofErr w:type="spellStart"/>
+      <w:r>
+        <w:t>ADSBee</w:t>
+      </w:r>
+      <w:proofErr w:type="spellEnd"/>
+      <w:r>
+        <w:t xml:space="preserve">. An example query and reply </w:t>
+      </w:r>
+      <w:proofErr w:type="gramStart"/>
+      <w:r>
+        <w:t>is</w:t>
+      </w:r>
+      <w:proofErr w:type="gramEnd"/>
+      <w:r>
+        <w:t xml:space="preserve"> shown below.</w:t>
       </w:r>
     </w:p>
     <w:tbl>
@@ -10656,55 +11137,193 @@
               <w:rPr>
                 <w:rFonts w:ascii="Courier New" w:hAnsi="Courier New" w:cs="Courier New"/>
               </w:rPr>
-              <w:t>ESP32 Base MAC Address: 64:E8:33:5D:0B:C4</w:t>
-            </w:r>
-          </w:p>
-          <w:p>
-            <w:pPr>
+              <w:t xml:space="preserve">ESP32 Base MAC Address: </w:t>
+            </w:r>
+            <w:proofErr w:type="gramStart"/>
+            <w:r>
               <w:rPr>
                 <w:rFonts w:ascii="Courier New" w:hAnsi="Courier New" w:cs="Courier New"/>
               </w:rPr>
-            </w:pPr>
+              <w:t>64:E</w:t>
+            </w:r>
+            <w:proofErr w:type="gramEnd"/>
             <w:r>
               <w:rPr>
                 <w:rFonts w:ascii="Courier New" w:hAnsi="Courier New" w:cs="Courier New"/>
               </w:rPr>
-              <w:t>ESP32 WiFi Station MAC Address: 64:E8:33:5D:0B:C4</w:t>
-            </w:r>
-          </w:p>
-          <w:p>
-            <w:pPr>
+              <w:t>8:33:5</w:t>
+            </w:r>
+            <w:proofErr w:type="gramStart"/>
+            <w:r>
               <w:rPr>
                 <w:rFonts w:ascii="Courier New" w:hAnsi="Courier New" w:cs="Courier New"/>
               </w:rPr>
-            </w:pPr>
-            <w:r>
+              <w:t>D:0B:C4</w:t>
+            </w:r>
+            <w:proofErr w:type="gramEnd"/>
+          </w:p>
+          <w:p>
+            <w:pPr>
               <w:rPr>
                 <w:rFonts w:ascii="Courier New" w:hAnsi="Courier New" w:cs="Courier New"/>
               </w:rPr>
-              <w:t>ESP32 WiFi AP MAC Address: 64:E8:33:5D:0B:C5</w:t>
-            </w:r>
-          </w:p>
-          <w:p>
-            <w:pPr>
+            </w:pPr>
+            <w:r>
               <w:rPr>
                 <w:rFonts w:ascii="Courier New" w:hAnsi="Courier New" w:cs="Courier New"/>
               </w:rPr>
-            </w:pPr>
+              <w:t xml:space="preserve">ESP32 </w:t>
+            </w:r>
+            <w:proofErr w:type="spellStart"/>
             <w:r>
               <w:rPr>
                 <w:rFonts w:ascii="Courier New" w:hAnsi="Courier New" w:cs="Courier New"/>
               </w:rPr>
-              <w:t>ESP32 Bluetooth MAC Address: 64:E8:33:5D:0B:C6</w:t>
-            </w:r>
-          </w:p>
-          <w:p>
+              <w:t>WiFi</w:t>
+            </w:r>
+            <w:proofErr w:type="spellEnd"/>
             <w:r>
               <w:rPr>
                 <w:rFonts w:ascii="Courier New" w:hAnsi="Courier New" w:cs="Courier New"/>
               </w:rPr>
-              <w:t>ESP32 Ethernet MAC Address: 64:E8:33:5D:0B:C7</w:t>
-            </w:r>
+              <w:t xml:space="preserve"> Station MAC Address: </w:t>
+            </w:r>
+            <w:proofErr w:type="gramStart"/>
+            <w:r>
+              <w:rPr>
+                <w:rFonts w:ascii="Courier New" w:hAnsi="Courier New" w:cs="Courier New"/>
+              </w:rPr>
+              <w:t>64:E</w:t>
+            </w:r>
+            <w:proofErr w:type="gramEnd"/>
+            <w:r>
+              <w:rPr>
+                <w:rFonts w:ascii="Courier New" w:hAnsi="Courier New" w:cs="Courier New"/>
+              </w:rPr>
+              <w:t>8:33:5</w:t>
+            </w:r>
+            <w:proofErr w:type="gramStart"/>
+            <w:r>
+              <w:rPr>
+                <w:rFonts w:ascii="Courier New" w:hAnsi="Courier New" w:cs="Courier New"/>
+              </w:rPr>
+              <w:t>D:0B:C4</w:t>
+            </w:r>
+            <w:proofErr w:type="gramEnd"/>
+          </w:p>
+          <w:p>
+            <w:pPr>
+              <w:rPr>
+                <w:rFonts w:ascii="Courier New" w:hAnsi="Courier New" w:cs="Courier New"/>
+              </w:rPr>
+            </w:pPr>
+            <w:r>
+              <w:rPr>
+                <w:rFonts w:ascii="Courier New" w:hAnsi="Courier New" w:cs="Courier New"/>
+              </w:rPr>
+              <w:t xml:space="preserve">ESP32 </w:t>
+            </w:r>
+            <w:proofErr w:type="spellStart"/>
+            <w:r>
+              <w:rPr>
+                <w:rFonts w:ascii="Courier New" w:hAnsi="Courier New" w:cs="Courier New"/>
+              </w:rPr>
+              <w:t>WiFi</w:t>
+            </w:r>
+            <w:proofErr w:type="spellEnd"/>
+            <w:r>
+              <w:rPr>
+                <w:rFonts w:ascii="Courier New" w:hAnsi="Courier New" w:cs="Courier New"/>
+              </w:rPr>
+              <w:t xml:space="preserve"> AP MAC Address: </w:t>
+            </w:r>
+            <w:proofErr w:type="gramStart"/>
+            <w:r>
+              <w:rPr>
+                <w:rFonts w:ascii="Courier New" w:hAnsi="Courier New" w:cs="Courier New"/>
+              </w:rPr>
+              <w:t>64:E</w:t>
+            </w:r>
+            <w:proofErr w:type="gramEnd"/>
+            <w:r>
+              <w:rPr>
+                <w:rFonts w:ascii="Courier New" w:hAnsi="Courier New" w:cs="Courier New"/>
+              </w:rPr>
+              <w:t>8:33:5</w:t>
+            </w:r>
+            <w:proofErr w:type="gramStart"/>
+            <w:r>
+              <w:rPr>
+                <w:rFonts w:ascii="Courier New" w:hAnsi="Courier New" w:cs="Courier New"/>
+              </w:rPr>
+              <w:t>D:0B:C5</w:t>
+            </w:r>
+            <w:proofErr w:type="gramEnd"/>
+          </w:p>
+          <w:p>
+            <w:pPr>
+              <w:rPr>
+                <w:rFonts w:ascii="Courier New" w:hAnsi="Courier New" w:cs="Courier New"/>
+              </w:rPr>
+            </w:pPr>
+            <w:r>
+              <w:rPr>
+                <w:rFonts w:ascii="Courier New" w:hAnsi="Courier New" w:cs="Courier New"/>
+              </w:rPr>
+              <w:t xml:space="preserve">ESP32 Bluetooth MAC Address: </w:t>
+            </w:r>
+            <w:proofErr w:type="gramStart"/>
+            <w:r>
+              <w:rPr>
+                <w:rFonts w:ascii="Courier New" w:hAnsi="Courier New" w:cs="Courier New"/>
+              </w:rPr>
+              <w:t>64:E</w:t>
+            </w:r>
+            <w:proofErr w:type="gramEnd"/>
+            <w:r>
+              <w:rPr>
+                <w:rFonts w:ascii="Courier New" w:hAnsi="Courier New" w:cs="Courier New"/>
+              </w:rPr>
+              <w:t>8:33:5</w:t>
+            </w:r>
+            <w:proofErr w:type="gramStart"/>
+            <w:r>
+              <w:rPr>
+                <w:rFonts w:ascii="Courier New" w:hAnsi="Courier New" w:cs="Courier New"/>
+              </w:rPr>
+              <w:t>D:0B:C6</w:t>
+            </w:r>
+            <w:proofErr w:type="gramEnd"/>
+          </w:p>
+          <w:p>
+            <w:r>
+              <w:rPr>
+                <w:rFonts w:ascii="Courier New" w:hAnsi="Courier New" w:cs="Courier New"/>
+              </w:rPr>
+              <w:t xml:space="preserve">ESP32 Ethernet MAC Address: </w:t>
+            </w:r>
+            <w:proofErr w:type="gramStart"/>
+            <w:r>
+              <w:rPr>
+                <w:rFonts w:ascii="Courier New" w:hAnsi="Courier New" w:cs="Courier New"/>
+              </w:rPr>
+              <w:t>64:E</w:t>
+            </w:r>
+            <w:proofErr w:type="gramEnd"/>
+            <w:r>
+              <w:rPr>
+                <w:rFonts w:ascii="Courier New" w:hAnsi="Courier New" w:cs="Courier New"/>
+              </w:rPr>
+              <w:t>8:33:5</w:t>
+            </w:r>
+            <w:proofErr w:type="gramStart"/>
+            <w:r>
+              <w:rPr>
+                <w:rFonts w:ascii="Courier New" w:hAnsi="Courier New" w:cs="Courier New"/>
+              </w:rPr>
+              <w:t>D:0B:C7</w:t>
+            </w:r>
+            <w:proofErr w:type="gramEnd"/>
           </w:p>
         </w:tc>
       </w:tr>
@@ -10765,7 +11384,39 @@
     </w:p>
     <w:p>
       <w:r>
-        <w:t>Turns the ESP32 on or off using its enable line. When the ESP32 is turned off, the ADSBee 1090 will draw less power, but the WiFi and network capabilities will be unavailable. This operational mode is useful for conserving energy in applications where the ADSBee is only being communicated with via its serial interfaces.</w:t>
+        <w:t xml:space="preserve">Turns the ESP32 on or off using </w:t>
+      </w:r>
+      <w:proofErr w:type="gramStart"/>
+      <w:r>
+        <w:t>its</w:t>
+      </w:r>
+      <w:proofErr w:type="gramEnd"/>
+      <w:r>
+        <w:t xml:space="preserve"> enable line. When the ESP32 is turned off, the </w:t>
+      </w:r>
+      <w:proofErr w:type="spellStart"/>
+      <w:r>
+        <w:t>ADSBee</w:t>
+      </w:r>
+      <w:proofErr w:type="spellEnd"/>
+      <w:r>
+        <w:t xml:space="preserve"> 1090 will draw less power, but the </w:t>
+      </w:r>
+      <w:proofErr w:type="spellStart"/>
+      <w:r>
+        <w:t>WiFi</w:t>
+      </w:r>
+      <w:proofErr w:type="spellEnd"/>
+      <w:r>
+        <w:t xml:space="preserve"> and network capabilities will be unavailable. This operational mode is useful for conserving energy in applications where the </w:t>
+      </w:r>
+      <w:proofErr w:type="spellStart"/>
+      <w:r>
+        <w:t>ADSBee</w:t>
+      </w:r>
+      <w:proofErr w:type="spellEnd"/>
+      <w:r>
+        <w:t xml:space="preserve"> is only being communicated with via its serial interfaces.</w:t>
       </w:r>
     </w:p>
     <w:tbl>
@@ -10927,7 +11578,7 @@
         <w:fldChar w:fldCharType="separate"/>
       </w:r>
       <w:r>
-        <w:t xml:space="preserve">3.4.1  </w:t>
+        <w:t xml:space="preserve">3.5.1  </w:t>
       </w:r>
       <w:r>
         <w:fldChar w:fldCharType="end"/>
@@ -11184,14 +11835,58 @@
         <w:pStyle w:val="code"/>
       </w:pPr>
       <w:r>
-        <w:t>AT+FEED=&lt;index&gt;,&lt;uri&gt;,&lt;port&gt;,&lt;active&gt;,&lt;protocol&gt;</w:t>
+        <w:t>AT+FEED=&lt;index</w:t>
+      </w:r>
+      <w:proofErr w:type="gramStart"/>
+      <w:r>
+        <w:t>&gt;,&lt;</w:t>
+      </w:r>
+      <w:proofErr w:type="spellStart"/>
+      <w:proofErr w:type="gramEnd"/>
+      <w:r>
+        <w:t>uri</w:t>
+      </w:r>
+      <w:proofErr w:type="spellEnd"/>
+      <w:proofErr w:type="gramStart"/>
+      <w:r>
+        <w:t>&gt;,&lt;</w:t>
+      </w:r>
+      <w:proofErr w:type="gramEnd"/>
+      <w:r>
+        <w:t>port</w:t>
+      </w:r>
+      <w:proofErr w:type="gramStart"/>
+      <w:r>
+        <w:t>&gt;,&lt;</w:t>
+      </w:r>
+      <w:proofErr w:type="gramEnd"/>
+      <w:r>
+        <w:t>active</w:t>
+      </w:r>
+      <w:proofErr w:type="gramStart"/>
+      <w:r>
+        <w:t>&gt;,&lt;</w:t>
+      </w:r>
+      <w:proofErr w:type="gramEnd"/>
+      <w:r>
+        <w:t>protocol&gt;</w:t>
       </w:r>
     </w:p>
     <w:p/>
     <w:p>
       <w:r>
         <w:lastRenderedPageBreak/>
-        <w:t>Example command for configuring feed 0 to send data to airplanes.live, which accepts Mode S Beast protocol on port 30004 at the static IP 78.46.234.18:</w:t>
+        <w:t xml:space="preserve">Example command for configuring feed 0 to send data to </w:t>
+      </w:r>
+      <w:proofErr w:type="spellStart"/>
+      <w:proofErr w:type="gramStart"/>
+      <w:r>
+        <w:t>airplanes.live</w:t>
+      </w:r>
+      <w:proofErr w:type="spellEnd"/>
+      <w:proofErr w:type="gramEnd"/>
+      <w:r>
+        <w:t>, which accepts Mode S Beast protocol on port 30004 at the static IP 78.46.234.18:</w:t>
       </w:r>
     </w:p>
     <w:p>
@@ -11199,8 +11894,13 @@
         <w:pStyle w:val="code"/>
       </w:pPr>
       <w:r>
-        <w:t>AT+FEED=0,78.46.234.18,30004,1,BEAST</w:t>
-      </w:r>
+        <w:t>AT+FEED=0,78.46.234.18,30004,</w:t>
+      </w:r>
+      <w:proofErr w:type="gramStart"/>
+      <w:r>
+        <w:t>1,BEAST</w:t>
+      </w:r>
+      <w:proofErr w:type="gramEnd"/>
     </w:p>
     <w:p/>
     <w:tbl>
@@ -11314,9 +12014,11 @@
             <w:tcW w:w="1548" w:type="dxa"/>
           </w:tcPr>
           <w:p>
+            <w:proofErr w:type="spellStart"/>
             <w:r>
               <w:t>uri</w:t>
             </w:r>
+            <w:proofErr w:type="spellEnd"/>
           </w:p>
         </w:tc>
         <w:tc>
@@ -11340,8 +12042,13 @@
           </w:p>
           <w:p>
             <w:r>
-              <w:t>Hostname, e.g. feed.whereplane.xyz</w:t>
-            </w:r>
+              <w:t xml:space="preserve">Hostname, e.g. </w:t>
+            </w:r>
+            <w:proofErr w:type="spellStart"/>
+            <w:r>
+              <w:t>feed.whereplane.xyz</w:t>
+            </w:r>
+            <w:proofErr w:type="spellEnd"/>
           </w:p>
           <w:p>
             <w:r>
@@ -11504,7 +12211,23 @@
         <w:pStyle w:val="code"/>
       </w:pPr>
       <w:r>
-        <w:t>FEED=0(INDEX),192.168.1.103(URI),30004(PORT),1(ACTIVE),BEAST(PROTOCOL),bee00038172d18c(RECEIVER_ID)</w:t>
+        <w:t>FEED=0(INDEX),192.168.1.103(URI),30004(PORT),1(ACTIVE</w:t>
+      </w:r>
+      <w:proofErr w:type="gramStart"/>
+      <w:r>
+        <w:t>),BEAST</w:t>
+      </w:r>
+      <w:proofErr w:type="gramEnd"/>
+      <w:r>
+        <w:t>(PROTOCOL</w:t>
+      </w:r>
+      <w:proofErr w:type="gramStart"/>
+      <w:r>
+        <w:t>),bee</w:t>
+      </w:r>
+      <w:proofErr w:type="gramEnd"/>
+      <w:r>
+        <w:t>00038172d18c(RECEIVER_ID)</w:t>
       </w:r>
     </w:p>
     <w:p>
@@ -11512,7 +12235,31 @@
         <w:pStyle w:val="code"/>
       </w:pPr>
       <w:r>
-        <w:t>FEED=1(INDEX),(URI),0(PORT),0(ACTIVE),NONE(PROTOCOL),bee00038172d18c(RECEIVER_ID)</w:t>
+        <w:t>FEED=1(INDEX</w:t>
+      </w:r>
+      <w:proofErr w:type="gramStart"/>
+      <w:r>
+        <w:t>),(</w:t>
+      </w:r>
+      <w:proofErr w:type="gramEnd"/>
+      <w:r>
+        <w:t>URI),0(PORT),0(ACTIVE</w:t>
+      </w:r>
+      <w:proofErr w:type="gramStart"/>
+      <w:r>
+        <w:t>),NONE</w:t>
+      </w:r>
+      <w:proofErr w:type="gramEnd"/>
+      <w:r>
+        <w:t>(PROTOCOL</w:t>
+      </w:r>
+      <w:proofErr w:type="gramStart"/>
+      <w:r>
+        <w:t>),bee</w:t>
+      </w:r>
+      <w:proofErr w:type="gramEnd"/>
+      <w:r>
+        <w:t>00038172d18c(RECEIVER_ID)</w:t>
       </w:r>
     </w:p>
     <w:p>
@@ -11520,7 +12267,31 @@
         <w:pStyle w:val="code"/>
       </w:pPr>
       <w:r>
-        <w:t>FEED=2(INDEX),(URI),0(PORT),0(ACTIVE),NONE(PROTOCOL),bee00038172d18c(RECEIVER_ID)</w:t>
+        <w:t>FEED=2(INDEX</w:t>
+      </w:r>
+      <w:proofErr w:type="gramStart"/>
+      <w:r>
+        <w:t>),(</w:t>
+      </w:r>
+      <w:proofErr w:type="gramEnd"/>
+      <w:r>
+        <w:t>URI),0(PORT),0(ACTIVE</w:t>
+      </w:r>
+      <w:proofErr w:type="gramStart"/>
+      <w:r>
+        <w:t>),NONE</w:t>
+      </w:r>
+      <w:proofErr w:type="gramEnd"/>
+      <w:r>
+        <w:t>(PROTOCOL</w:t>
+      </w:r>
+      <w:proofErr w:type="gramStart"/>
+      <w:r>
+        <w:t>),bee</w:t>
+      </w:r>
+      <w:proofErr w:type="gramEnd"/>
+      <w:r>
+        <w:t>00038172d18c(RECEIVER_ID)</w:t>
       </w:r>
     </w:p>
     <w:p>
@@ -11528,7 +12299,31 @@
         <w:pStyle w:val="code"/>
       </w:pPr>
       <w:r>
-        <w:t>FEED=3(INDEX),(URI),0(PORT),0(ACTIVE),NONE(PROTOCOL),bee00038172d18c(RECEIVER_ID)</w:t>
+        <w:t>FEED=3(INDEX</w:t>
+      </w:r>
+      <w:proofErr w:type="gramStart"/>
+      <w:r>
+        <w:t>),(</w:t>
+      </w:r>
+      <w:proofErr w:type="gramEnd"/>
+      <w:r>
+        <w:t>URI),0(PORT),0(ACTIVE</w:t>
+      </w:r>
+      <w:proofErr w:type="gramStart"/>
+      <w:r>
+        <w:t>),NONE</w:t>
+      </w:r>
+      <w:proofErr w:type="gramEnd"/>
+      <w:r>
+        <w:t>(PROTOCOL</w:t>
+      </w:r>
+      <w:proofErr w:type="gramStart"/>
+      <w:r>
+        <w:t>),bee</w:t>
+      </w:r>
+      <w:proofErr w:type="gramEnd"/>
+      <w:r>
+        <w:t>00038172d18c(RECEIVER_ID)</w:t>
       </w:r>
     </w:p>
     <w:p>
@@ -11536,7 +12331,23 @@
         <w:pStyle w:val="code"/>
       </w:pPr>
       <w:r>
-        <w:t>FEED=4(INDEX),78.46.234.18(URI),30004(PORT),1(ACTIVE),BEAST(PROTOCOL),bee00038172d18c(RECEIVER_ID)</w:t>
+        <w:t>FEED=4(INDEX),78.46.234.18(URI),30004(PORT),1(ACTIVE</w:t>
+      </w:r>
+      <w:proofErr w:type="gramStart"/>
+      <w:r>
+        <w:t>),BEAST</w:t>
+      </w:r>
+      <w:proofErr w:type="gramEnd"/>
+      <w:r>
+        <w:t>(PROTOCOL</w:t>
+      </w:r>
+      <w:proofErr w:type="gramStart"/>
+      <w:r>
+        <w:t>),bee</w:t>
+      </w:r>
+      <w:proofErr w:type="gramEnd"/>
+      <w:r>
+        <w:t>00038172d18c(RECEIVER_ID)</w:t>
       </w:r>
     </w:p>
     <w:p>
@@ -11544,7 +12355,31 @@
         <w:pStyle w:val="code"/>
       </w:pPr>
       <w:r>
-        <w:t>FEED=5(INDEX),feed.whereplane.xyz(URI),30004(PORT),0(ACTIVE),BEAST(PROTOCOL),bee00038172d18c(RECEIVER_ID)</w:t>
+        <w:t>FEED=5(INDEX</w:t>
+      </w:r>
+      <w:proofErr w:type="gramStart"/>
+      <w:r>
+        <w:t>),feed.whereplane.xyz</w:t>
+      </w:r>
+      <w:proofErr w:type="gramEnd"/>
+      <w:r>
+        <w:t>(URI),30004(PORT),0(ACTIVE</w:t>
+      </w:r>
+      <w:proofErr w:type="gramStart"/>
+      <w:r>
+        <w:t>),BEAST</w:t>
+      </w:r>
+      <w:proofErr w:type="gramEnd"/>
+      <w:r>
+        <w:t>(PROTOCOL</w:t>
+      </w:r>
+      <w:proofErr w:type="gramStart"/>
+      <w:r>
+        <w:t>),bee</w:t>
+      </w:r>
+      <w:proofErr w:type="gramEnd"/>
+      <w:r>
+        <w:t>00038172d18c(RECEIVER_ID)</w:t>
       </w:r>
     </w:p>
     <w:p>
@@ -11586,7 +12421,15 @@
         <w:pStyle w:val="code"/>
       </w:pPr>
       <w:r>
-        <w:t>AT+FEED?&lt;index&gt;</w:t>
+        <w:t>AT+</w:t>
+      </w:r>
+      <w:proofErr w:type="gramStart"/>
+      <w:r>
+        <w:t>FEED?&lt;</w:t>
+      </w:r>
+      <w:proofErr w:type="gramEnd"/>
+      <w:r>
+        <w:t>index&gt;</w:t>
       </w:r>
     </w:p>
     <w:p/>
@@ -11608,7 +12451,23 @@
         <w:pStyle w:val="code"/>
       </w:pPr>
       <w:r>
-        <w:t>FEED=0(INDEX),192.168.1.103(URI),30004(PORT),1(ACTIVE),BEAST(PROTOCOL),bee00038172d18c(RECEIVER_ID)</w:t>
+        <w:t>FEED=0(INDEX),192.168.1.103(URI),30004(PORT),1(ACTIVE</w:t>
+      </w:r>
+      <w:proofErr w:type="gramStart"/>
+      <w:r>
+        <w:t>),BEAST</w:t>
+      </w:r>
+      <w:proofErr w:type="gramEnd"/>
+      <w:r>
+        <w:t>(PROTOCOL</w:t>
+      </w:r>
+      <w:proofErr w:type="gramStart"/>
+      <w:r>
+        <w:t>),bee</w:t>
+      </w:r>
+      <w:proofErr w:type="gramEnd"/>
+      <w:r>
+        <w:t>00038172d18c(RECEIVER_ID)</w:t>
       </w:r>
     </w:p>
     <w:p/>
@@ -11655,7 +12514,25 @@
         <w:pStyle w:val="code"/>
       </w:pPr>
       <w:r>
-        <w:t xml:space="preserve">        AT+BAUDRATE=&lt;iface&gt;,&lt;baudrate&gt;</w:t>
+        <w:t xml:space="preserve">        AT+BAUDRATE=&lt;</w:t>
+      </w:r>
+      <w:proofErr w:type="spellStart"/>
+      <w:r>
+        <w:t>iface</w:t>
+      </w:r>
+      <w:proofErr w:type="spellEnd"/>
+      <w:proofErr w:type="gramStart"/>
+      <w:r>
+        <w:t>&gt;,&lt;</w:t>
+      </w:r>
+      <w:proofErr w:type="spellStart"/>
+      <w:proofErr w:type="gramEnd"/>
+      <w:r>
+        <w:t>baudrate</w:t>
+      </w:r>
+      <w:proofErr w:type="spellEnd"/>
+      <w:r>
+        <w:t>&gt;</w:t>
       </w:r>
     </w:p>
     <w:p>
@@ -11776,7 +12653,23 @@
     </w:p>
     <w:p>
       <w:r>
-        <w:t>Sets the device hostname, which can make things easier when configuring a local network. Hostname is also used for mDNS, allowing you to visit the device’s webpage at &lt;hostname&gt;.local.</w:t>
+        <w:t xml:space="preserve">Sets the device hostname, which can make things easier when configuring a local network. Hostname is also used for </w:t>
+      </w:r>
+      <w:proofErr w:type="spellStart"/>
+      <w:r>
+        <w:t>mDNS</w:t>
+      </w:r>
+      <w:proofErr w:type="spellEnd"/>
+      <w:r>
+        <w:t>, allowing you to visit the device’s webpage at &lt;hostname</w:t>
+      </w:r>
+      <w:proofErr w:type="gramStart"/>
+      <w:r>
+        <w:t>&gt;.local</w:t>
+      </w:r>
+      <w:proofErr w:type="gramEnd"/>
+      <w:r>
+        <w:t>.</w:t>
       </w:r>
     </w:p>
     <w:p>
@@ -11874,7 +12767,25 @@
         <w:pStyle w:val="code"/>
       </w:pPr>
       <w:r>
-        <w:t>AT+MAVLINK_ID=&lt;system_id&gt;,&lt;component_id&gt;</w:t>
+        <w:t>AT+MAVLINK_ID=&lt;</w:t>
+      </w:r>
+      <w:proofErr w:type="spellStart"/>
+      <w:r>
+        <w:t>system_id</w:t>
+      </w:r>
+      <w:proofErr w:type="spellEnd"/>
+      <w:proofErr w:type="gramStart"/>
+      <w:r>
+        <w:t>&gt;,&lt;</w:t>
+      </w:r>
+      <w:proofErr w:type="spellStart"/>
+      <w:proofErr w:type="gramEnd"/>
+      <w:r>
+        <w:t>component_id</w:t>
+      </w:r>
+      <w:proofErr w:type="spellEnd"/>
+      <w:r>
+        <w:t>&gt;</w:t>
       </w:r>
     </w:p>
     <w:p>
@@ -11965,9 +12876,11 @@
             <w:tcW w:w="1818" w:type="dxa"/>
           </w:tcPr>
           <w:p>
+            <w:proofErr w:type="spellStart"/>
             <w:r>
               <w:t>system_id</w:t>
             </w:r>
+            <w:proofErr w:type="spellEnd"/>
           </w:p>
         </w:tc>
         <w:tc>
@@ -11976,7 +12889,15 @@
           </w:tcPr>
           <w:p>
             <w:r>
-              <w:t>Unique identifier for the MAVLINK system (e.g. the aircraft). All components in the system should have the same system_id.</w:t>
+              <w:t xml:space="preserve">Unique identifier for the MAVLINK system (e.g. the aircraft). All components in the system should have the same </w:t>
+            </w:r>
+            <w:proofErr w:type="spellStart"/>
+            <w:r>
+              <w:t>system_id</w:t>
+            </w:r>
+            <w:proofErr w:type="spellEnd"/>
+            <w:r>
+              <w:t>.</w:t>
             </w:r>
           </w:p>
         </w:tc>
@@ -12000,9 +12921,11 @@
             <w:tcW w:w="1818" w:type="dxa"/>
           </w:tcPr>
           <w:p>
+            <w:proofErr w:type="spellStart"/>
             <w:r>
               <w:t>component_id</w:t>
             </w:r>
+            <w:proofErr w:type="spellEnd"/>
           </w:p>
         </w:tc>
         <w:tc>
@@ -12011,7 +12934,23 @@
           </w:tcPr>
           <w:p>
             <w:r>
-              <w:t>Unique identifier for a component within the MAVLINK system (e.g. the ADSBee). All components in the system should have a unique component_id.</w:t>
+              <w:t xml:space="preserve">Unique identifier for a component within the MAVLINK system (e.g. the </w:t>
+            </w:r>
+            <w:proofErr w:type="spellStart"/>
+            <w:r>
+              <w:t>ADSBee</w:t>
+            </w:r>
+            <w:proofErr w:type="spellEnd"/>
+            <w:r>
+              <w:t xml:space="preserve">). All components in the system should have a unique </w:t>
+            </w:r>
+            <w:proofErr w:type="spellStart"/>
+            <w:r>
+              <w:t>component_id</w:t>
+            </w:r>
+            <w:proofErr w:type="spellEnd"/>
+            <w:r>
+              <w:t>.</w:t>
             </w:r>
           </w:p>
         </w:tc>
@@ -12105,7 +13044,15 @@
         <w:pStyle w:val="code"/>
       </w:pPr>
       <w:r>
-        <w:t>AT+LOG_LEVEL=&lt;log_level&gt;</w:t>
+        <w:t>AT+LOG_LEVEL=&lt;</w:t>
+      </w:r>
+      <w:proofErr w:type="spellStart"/>
+      <w:r>
+        <w:t>log_level</w:t>
+      </w:r>
+      <w:proofErr w:type="spellEnd"/>
+      <w:r>
+        <w:t>&gt;</w:t>
       </w:r>
     </w:p>
     <w:p/>
@@ -12188,9 +13135,11 @@
             <w:tcW w:w="1548" w:type="dxa"/>
           </w:tcPr>
           <w:p>
+            <w:proofErr w:type="spellStart"/>
             <w:r>
               <w:t>log_level</w:t>
             </w:r>
+            <w:proofErr w:type="spellEnd"/>
           </w:p>
         </w:tc>
         <w:tc>
@@ -12208,7 +13157,15 @@
           <w:p/>
           <w:p>
             <w:r>
-              <w:t>Terminal prints are color coded on the Serial CLI (but not on the Web CLI). Errors are printed in red, warnings are printed in yellow, and other prints have no color coding.</w:t>
+              <w:t xml:space="preserve">Terminal prints are color coded on the Serial CLI (but not on the Web CLI). Errors are printed in </w:t>
+            </w:r>
+            <w:proofErr w:type="gramStart"/>
+            <w:r>
+              <w:t>red,</w:t>
+            </w:r>
+            <w:proofErr w:type="gramEnd"/>
+            <w:r>
+              <w:t xml:space="preserve"> warnings are printed in yellow, and other prints have no color coding.</w:t>
             </w:r>
           </w:p>
         </w:tc>
@@ -12224,7 +13181,15 @@
               <w:t xml:space="preserve"> logs</w:t>
             </w:r>
             <w:r>
-              <w:t>. Details every packet received by the ADSBee and whether it passed checksum.</w:t>
+              <w:t xml:space="preserve">. Details every packet received by the </w:t>
+            </w:r>
+            <w:proofErr w:type="spellStart"/>
+            <w:r>
+              <w:t>ADSBee</w:t>
+            </w:r>
+            <w:proofErr w:type="spellEnd"/>
+            <w:r>
+              <w:t xml:space="preserve"> and whether it passed checksum.</w:t>
             </w:r>
             <w:r>
               <w:t xml:space="preserve"> Also prints all warnings and errors.</w:t>
@@ -12315,7 +13280,20 @@
         <w:t>_OUT</w:t>
       </w:r>
       <w:r>
-        <w:t>=&lt;iface&gt;,&lt;protocol&gt;</w:t>
+        <w:t>=&lt;</w:t>
+      </w:r>
+      <w:proofErr w:type="spellStart"/>
+      <w:r>
+        <w:t>iface</w:t>
+      </w:r>
+      <w:proofErr w:type="spellEnd"/>
+      <w:proofErr w:type="gramStart"/>
+      <w:r>
+        <w:t>&gt;,&lt;</w:t>
+      </w:r>
+      <w:proofErr w:type="gramEnd"/>
+      <w:r>
+        <w:t>protocol&gt;</w:t>
       </w:r>
     </w:p>
     <w:p/>
@@ -12398,9 +13376,11 @@
             <w:tcW w:w="1548" w:type="dxa"/>
           </w:tcPr>
           <w:p>
+            <w:proofErr w:type="spellStart"/>
             <w:r>
               <w:t>iface</w:t>
             </w:r>
+            <w:proofErr w:type="spellEnd"/>
           </w:p>
         </w:tc>
         <w:tc>
@@ -12409,7 +13389,15 @@
           </w:tcPr>
           <w:p>
             <w:r>
-              <w:t>Serial interface to set the baudrate for.</w:t>
+              <w:t xml:space="preserve">Serial interface to set the </w:t>
+            </w:r>
+            <w:proofErr w:type="spellStart"/>
+            <w:r>
+              <w:t>baudrate</w:t>
+            </w:r>
+            <w:proofErr w:type="spellEnd"/>
+            <w:r>
+              <w:t xml:space="preserve"> for.</w:t>
             </w:r>
           </w:p>
         </w:tc>
@@ -12536,7 +13524,20 @@
         <w:t>_OUT</w:t>
       </w:r>
       <w:r>
-        <w:t>=CONSOLE,&lt;console_protocol&gt;</w:t>
+        <w:t>=</w:t>
+      </w:r>
+      <w:proofErr w:type="gramStart"/>
+      <w:r>
+        <w:t>CONSOLE,&lt;</w:t>
+      </w:r>
+      <w:proofErr w:type="spellStart"/>
+      <w:proofErr w:type="gramEnd"/>
+      <w:r>
+        <w:t>console_protocol</w:t>
+      </w:r>
+      <w:proofErr w:type="spellEnd"/>
+      <w:r>
+        <w:t>&gt;</w:t>
       </w:r>
     </w:p>
     <w:p>
@@ -12550,7 +13551,20 @@
         <w:t>_OUT</w:t>
       </w:r>
       <w:r>
-        <w:t>=COMMS_UART,&lt;comms_uart_protocol&gt;</w:t>
+        <w:t>=COMMS_</w:t>
+      </w:r>
+      <w:proofErr w:type="gramStart"/>
+      <w:r>
+        <w:t>UART,&lt;</w:t>
+      </w:r>
+      <w:proofErr w:type="spellStart"/>
+      <w:proofErr w:type="gramEnd"/>
+      <w:r>
+        <w:t>comms_uart_protocol</w:t>
+      </w:r>
+      <w:proofErr w:type="spellEnd"/>
+      <w:r>
+        <w:t>&gt;</w:t>
       </w:r>
     </w:p>
     <w:p/>
@@ -12572,7 +13586,7 @@
         <w:fldChar w:fldCharType="separate"/>
       </w:r>
       <w:r>
-        <w:t xml:space="preserve">3.12.1  </w:t>
+        <w:t xml:space="preserve">3.13.1  </w:t>
       </w:r>
       <w:r>
         <w:fldChar w:fldCharType="end"/>
@@ -12606,7 +13620,15 @@
     <w:p/>
     <w:p>
       <w:r>
-        <w:t>Reboots the ADSBee 1090 immediately.</w:t>
+        <w:t xml:space="preserve">Reboots the </w:t>
+      </w:r>
+      <w:proofErr w:type="spellStart"/>
+      <w:r>
+        <w:t>ADSBee</w:t>
+      </w:r>
+      <w:proofErr w:type="spellEnd"/>
+      <w:r>
+        <w:t xml:space="preserve"> 1090 immediately.</w:t>
       </w:r>
     </w:p>
     <w:p>
@@ -12662,23 +13684,40 @@
       <w:r>
         <w:t>AT+RX_ENABLE=&lt;</w:t>
       </w:r>
-      <w:r>
-        <w:t>all_enabled&gt;,&lt;</w:t>
-      </w:r>
+      <w:proofErr w:type="spellStart"/>
+      <w:r>
+        <w:t>all_enabled</w:t>
+      </w:r>
+      <w:proofErr w:type="spellEnd"/>
+      <w:proofErr w:type="gramStart"/>
+      <w:r>
+        <w:t>&gt;,&lt;</w:t>
+      </w:r>
+      <w:proofErr w:type="gramEnd"/>
       <w:r>
         <w:t>1090_</w:t>
       </w:r>
       <w:r>
-        <w:t>enabled&gt;</w:t>
+        <w:t>enabled</w:t>
+      </w:r>
+      <w:proofErr w:type="gramStart"/>
+      <w:r>
+        <w:t>&gt;</w:t>
       </w:r>
       <w:r>
         <w:t>,&lt;</w:t>
       </w:r>
+      <w:proofErr w:type="spellStart"/>
+      <w:proofErr w:type="gramEnd"/>
       <w:r>
         <w:t>subg</w:t>
       </w:r>
       <w:r>
-        <w:t>_enabled&gt;</w:t>
+        <w:t>_enabled</w:t>
+      </w:r>
+      <w:proofErr w:type="spellEnd"/>
+      <w:r>
+        <w:t>&gt;</w:t>
       </w:r>
     </w:p>
     <w:p/>
@@ -12761,9 +13800,11 @@
             <w:tcW w:w="1548" w:type="dxa"/>
           </w:tcPr>
           <w:p>
+            <w:proofErr w:type="spellStart"/>
             <w:r>
               <w:t>all_enabled</w:t>
             </w:r>
+            <w:proofErr w:type="spellEnd"/>
           </w:p>
         </w:tc>
         <w:tc>
@@ -12772,7 +13813,15 @@
           </w:tcPr>
           <w:p>
             <w:r>
-              <w:t>Flag indicating whether to ignore 1090_enabled and subg_enabled flags and enable / disable all radios.</w:t>
+              <w:t xml:space="preserve">Flag indicating whether to ignore 1090_enabled and </w:t>
+            </w:r>
+            <w:proofErr w:type="spellStart"/>
+            <w:r>
+              <w:t>subg_enabled</w:t>
+            </w:r>
+            <w:proofErr w:type="spellEnd"/>
+            <w:r>
+              <w:t xml:space="preserve"> flags and enable / disable all radios.</w:t>
             </w:r>
           </w:p>
         </w:tc>
@@ -12868,12 +13917,14 @@
             <w:tcW w:w="1548" w:type="dxa"/>
           </w:tcPr>
           <w:p>
+            <w:proofErr w:type="spellStart"/>
             <w:r>
               <w:t>subg</w:t>
             </w:r>
             <w:r>
               <w:t>_enabled</w:t>
             </w:r>
+            <w:proofErr w:type="spellEnd"/>
           </w:p>
         </w:tc>
         <w:tc>
@@ -12993,8 +14044,13 @@
           <w:docGrid w:linePitch="360"/>
         </w:sectPr>
       </w:pPr>
-      <w:r>
-        <w:t>SubG Receiver: DISABLED</w:t>
+      <w:proofErr w:type="spellStart"/>
+      <w:r>
+        <w:t>SubG</w:t>
+      </w:r>
+      <w:proofErr w:type="spellEnd"/>
+      <w:r>
+        <w:t xml:space="preserve"> Receiver: DISABLED</w:t>
       </w:r>
       <w:bookmarkStart w:id="47" w:name="_Toc209911293"/>
     </w:p>
@@ -13012,8 +14068,21 @@
       </w:r>
     </w:p>
     <w:p>
-      <w:r>
-        <w:t>ADSBee’s internal receiver position is used as a reference location for decoding Mode S surface position packets, and is also sent as an ownship location in various packet formats, enabling electronic flight bag apps to “scroll” their maps in order to follow the location of the receiver.</w:t>
+      <w:proofErr w:type="spellStart"/>
+      <w:r>
+        <w:t>ADSBee’s</w:t>
+      </w:r>
+      <w:proofErr w:type="spellEnd"/>
+      <w:r>
+        <w:t xml:space="preserve"> internal receiver position is used as a reference location for decoding Mode S surface position packets, and is also sent as an </w:t>
+      </w:r>
+      <w:proofErr w:type="spellStart"/>
+      <w:r>
+        <w:t>ownship</w:t>
+      </w:r>
+      <w:proofErr w:type="spellEnd"/>
+      <w:r>
+        <w:t xml:space="preserve"> location in various packet formats, enabling electronic flight bag apps to “scroll” their maps in order to follow the location of the receiver.</w:t>
       </w:r>
     </w:p>
     <w:p>
@@ -13071,7 +14140,15 @@
         </w:numPr>
       </w:pPr>
       <w:r>
-        <w:t xml:space="preserve">LOWEST – Receiver position derived from the lowest altitude aircraft being tracked in the aircraft dictionary. Generally aircraft lower to the ground are harder to receive, so the lowest aircraft provides a good guess of where the receiver might be located. </w:t>
+        <w:t xml:space="preserve">LOWEST – Receiver position derived from the lowest altitude aircraft being tracked in the aircraft dictionary. </w:t>
+      </w:r>
+      <w:proofErr w:type="gramStart"/>
+      <w:r>
+        <w:t>Generally</w:t>
+      </w:r>
+      <w:proofErr w:type="gramEnd"/>
+      <w:r>
+        <w:t xml:space="preserve"> aircraft lower to the ground are harder to receive, so the lowest aircraft provides a good guess of where the receiver might be located. </w:t>
       </w:r>
       <w:r>
         <w:rPr>
@@ -13090,7 +14167,15 @@
         </w:numPr>
       </w:pPr>
       <w:r>
-        <w:t>ICAO – Receiver position tracks the ICAO address of a specific aircraft. This is useful for bootstrapping ownship position from an aircraft that the receiver might be on board or following.</w:t>
+        <w:t xml:space="preserve">ICAO – Receiver position tracks the ICAO address of a specific aircraft. This is useful for bootstrapping </w:t>
+      </w:r>
+      <w:proofErr w:type="spellStart"/>
+      <w:r>
+        <w:t>ownship</w:t>
+      </w:r>
+      <w:proofErr w:type="spellEnd"/>
+      <w:r>
+        <w:t xml:space="preserve"> position from an aircraft that the receiver might be on board or following.</w:t>
       </w:r>
     </w:p>
     <w:p>
@@ -13233,7 +14318,15 @@
         <w:t>.</w:t>
       </w:r>
       <w:r>
-        <w:t xml:space="preserve"> The same behavior applies when the receiver position is set to LOWEST (ie. The position valid field only shows </w:t>
+        <w:t xml:space="preserve"> The same behavior applies when the receiver position is set to LOWEST (</w:t>
+      </w:r>
+      <w:proofErr w:type="spellStart"/>
+      <w:r>
+        <w:t>ie</w:t>
+      </w:r>
+      <w:proofErr w:type="spellEnd"/>
+      <w:r>
+        <w:t xml:space="preserve">. The position valid field only shows </w:t>
       </w:r>
       <w:r>
         <w:rPr>
@@ -13364,7 +14457,47 @@
         <w:pStyle w:val="code"/>
       </w:pPr>
       <w:r>
-        <w:t>AT+RX_POSITION=FIXED,&lt;lat_deg&gt;,&lt;lon_deg&gt;,&lt;gnss_alt_ft&gt;,&lt;baro_alt_ft&gt;,&lt;heading_deg&gt;</w:t>
+        <w:t>AT+RX_POSITION=</w:t>
+      </w:r>
+      <w:proofErr w:type="gramStart"/>
+      <w:r>
+        <w:t>FIXED,&lt;</w:t>
+      </w:r>
+      <w:proofErr w:type="gramEnd"/>
+      <w:r>
+        <w:t>lat_deg</w:t>
+      </w:r>
+      <w:proofErr w:type="gramStart"/>
+      <w:r>
+        <w:t>&gt;,&lt;</w:t>
+      </w:r>
+      <w:proofErr w:type="gramEnd"/>
+      <w:r>
+        <w:t>lon_deg</w:t>
+      </w:r>
+      <w:proofErr w:type="gramStart"/>
+      <w:r>
+        <w:t>&gt;,&lt;</w:t>
+      </w:r>
+      <w:proofErr w:type="gramEnd"/>
+      <w:r>
+        <w:t>gnss_alt_ft</w:t>
+      </w:r>
+      <w:proofErr w:type="gramStart"/>
+      <w:r>
+        <w:t>&gt;,&lt;</w:t>
+      </w:r>
+      <w:proofErr w:type="gramEnd"/>
+      <w:r>
+        <w:t>baro_alt_ft</w:t>
+      </w:r>
+      <w:proofErr w:type="gramStart"/>
+      <w:r>
+        <w:t>&gt;,&lt;</w:t>
+      </w:r>
+      <w:proofErr w:type="gramEnd"/>
+      <w:r>
+        <w:t>heading_deg&gt;</w:t>
       </w:r>
     </w:p>
     <w:p>
@@ -13455,9 +14588,11 @@
             <w:tcW w:w="1548" w:type="dxa"/>
           </w:tcPr>
           <w:p>
+            <w:proofErr w:type="spellStart"/>
             <w:r>
               <w:t>lat_deg</w:t>
             </w:r>
+            <w:proofErr w:type="spellEnd"/>
           </w:p>
         </w:tc>
         <w:tc>
@@ -13487,9 +14622,11 @@
             <w:tcW w:w="1548" w:type="dxa"/>
           </w:tcPr>
           <w:p>
+            <w:proofErr w:type="spellStart"/>
             <w:r>
               <w:t>lon_deg</w:t>
             </w:r>
+            <w:proofErr w:type="spellEnd"/>
           </w:p>
         </w:tc>
         <w:tc>
@@ -13519,9 +14656,11 @@
             <w:tcW w:w="1548" w:type="dxa"/>
           </w:tcPr>
           <w:p>
+            <w:proofErr w:type="spellStart"/>
             <w:r>
               <w:t>gnss_alt_ft</w:t>
             </w:r>
+            <w:proofErr w:type="spellEnd"/>
           </w:p>
         </w:tc>
         <w:tc>
@@ -13551,9 +14690,11 @@
             <w:tcW w:w="1548" w:type="dxa"/>
           </w:tcPr>
           <w:p>
+            <w:proofErr w:type="spellStart"/>
             <w:r>
               <w:t>baro_alt_ft</w:t>
             </w:r>
+            <w:proofErr w:type="spellEnd"/>
           </w:p>
         </w:tc>
         <w:tc>
@@ -13583,9 +14724,11 @@
             <w:tcW w:w="1548" w:type="dxa"/>
           </w:tcPr>
           <w:p>
+            <w:proofErr w:type="spellStart"/>
             <w:r>
               <w:t>heading_deg</w:t>
             </w:r>
+            <w:proofErr w:type="spellEnd"/>
           </w:p>
         </w:tc>
         <w:tc>
@@ -13691,7 +14834,20 @@
         <w:pStyle w:val="code"/>
       </w:pPr>
       <w:r>
-        <w:t>AT+RX_POSITION=ICAO,&lt;icao_address&gt;</w:t>
+        <w:t>AT+RX_POSITION=</w:t>
+      </w:r>
+      <w:proofErr w:type="gramStart"/>
+      <w:r>
+        <w:t>ICAO,&lt;</w:t>
+      </w:r>
+      <w:proofErr w:type="spellStart"/>
+      <w:proofErr w:type="gramEnd"/>
+      <w:r>
+        <w:t>icao_address</w:t>
+      </w:r>
+      <w:proofErr w:type="spellEnd"/>
+      <w:r>
+        <w:t>&gt;</w:t>
       </w:r>
     </w:p>
     <w:p>
@@ -13782,9 +14938,11 @@
             <w:tcW w:w="1548" w:type="dxa"/>
           </w:tcPr>
           <w:p>
+            <w:proofErr w:type="spellStart"/>
             <w:r>
               <w:t>icao_address</w:t>
             </w:r>
+            <w:proofErr w:type="spellEnd"/>
           </w:p>
         </w:tc>
         <w:tc>
@@ -13886,7 +15044,15 @@
         <w:pStyle w:val="code"/>
       </w:pPr>
       <w:r>
-        <w:t xml:space="preserve">        Trigger Level: 1300 milliVolts (-62 dBm)</w:t>
+        <w:t xml:space="preserve">        Trigger Level: 1300 </w:t>
+      </w:r>
+      <w:proofErr w:type="spellStart"/>
+      <w:r>
+        <w:t>milliVolts</w:t>
+      </w:r>
+      <w:proofErr w:type="spellEnd"/>
+      <w:r>
+        <w:t xml:space="preserve"> (-62 dBm)</w:t>
       </w:r>
     </w:p>
     <w:p>
@@ -13966,7 +15132,15 @@
         <w:pStyle w:val="code"/>
       </w:pPr>
       <w:r>
-        <w:t xml:space="preserve">        WiFi AP: ENABLED</w:t>
+        <w:t xml:space="preserve">        </w:t>
+      </w:r>
+      <w:proofErr w:type="spellStart"/>
+      <w:r>
+        <w:t>WiFi</w:t>
+      </w:r>
+      <w:proofErr w:type="spellEnd"/>
+      <w:r>
+        <w:t xml:space="preserve"> AP: ENABLED</w:t>
       </w:r>
     </w:p>
     <w:p>
@@ -13990,15 +15164,28 @@
         <w:pStyle w:val="code"/>
       </w:pPr>
       <w:r>
-        <w:t xml:space="preserve">                Password: yummyflowers</w:t>
-      </w:r>
+        <w:t xml:space="preserve">                Password: </w:t>
+      </w:r>
+      <w:proofErr w:type="spellStart"/>
+      <w:r>
+        <w:t>yummyflowers</w:t>
+      </w:r>
+      <w:proofErr w:type="spellEnd"/>
     </w:p>
     <w:p>
       <w:pPr>
         <w:pStyle w:val="code"/>
       </w:pPr>
       <w:r>
-        <w:t xml:space="preserve">        WiFi STA: ENABLED</w:t>
+        <w:t xml:space="preserve">        </w:t>
+      </w:r>
+      <w:proofErr w:type="spellStart"/>
+      <w:r>
+        <w:t>WiFi</w:t>
+      </w:r>
+      <w:proofErr w:type="spellEnd"/>
+      <w:r>
+        <w:t xml:space="preserve"> STA: ENABLED</w:t>
       </w:r>
     </w:p>
     <w:p>
@@ -14006,8 +15193,13 @@
         <w:pStyle w:val="code"/>
       </w:pPr>
       <w:r>
-        <w:t xml:space="preserve">                SSID: Smart Bidet Wifi</w:t>
-      </w:r>
+        <w:t xml:space="preserve">                SSID: Smart Bidet </w:t>
+      </w:r>
+      <w:proofErr w:type="spellStart"/>
+      <w:r>
+        <w:t>Wifi</w:t>
+      </w:r>
+      <w:proofErr w:type="spellEnd"/>
     </w:p>
     <w:p>
       <w:pPr>
@@ -14030,7 +15222,17 @@
         <w:pStyle w:val="code"/>
       </w:pPr>
       <w:r>
-        <w:t xml:space="preserve">                0 URI:192.168.1.103 Port:30004 ACTIVE Protocol:BEAST ID:0xbee00038172d18c1</w:t>
+        <w:t xml:space="preserve">                0 URI:192.168.1.103 Port:30004 ACTIVE </w:t>
+      </w:r>
+      <w:proofErr w:type="spellStart"/>
+      <w:proofErr w:type="gramStart"/>
+      <w:r>
+        <w:t>Protocol:BEAST</w:t>
+      </w:r>
+      <w:proofErr w:type="spellEnd"/>
+      <w:proofErr w:type="gramEnd"/>
+      <w:r>
+        <w:t xml:space="preserve"> ID:0xbee00038172d18c1</w:t>
       </w:r>
     </w:p>
     <w:p>
@@ -14038,7 +15240,17 @@
         <w:pStyle w:val="code"/>
       </w:pPr>
       <w:r>
-        <w:t xml:space="preserve">                1 URI: Port:0 INACTIVE Protocol:NONE ID:0xbee00038172d18c1</w:t>
+        <w:t xml:space="preserve">                1 URI: Port:0 INACTIVE </w:t>
+      </w:r>
+      <w:proofErr w:type="spellStart"/>
+      <w:proofErr w:type="gramStart"/>
+      <w:r>
+        <w:t>Protocol:NONE</w:t>
+      </w:r>
+      <w:proofErr w:type="spellEnd"/>
+      <w:proofErr w:type="gramEnd"/>
+      <w:r>
+        <w:t xml:space="preserve"> ID:0xbee00038172d18c1</w:t>
       </w:r>
     </w:p>
     <w:p>
@@ -14046,7 +15258,17 @@
         <w:pStyle w:val="code"/>
       </w:pPr>
       <w:r>
-        <w:t xml:space="preserve">                2 URI: Port:0 INACTIVE Protocol:NONE ID:0xbee00038172d18c1</w:t>
+        <w:t xml:space="preserve">                2 URI: Port:0 INACTIVE </w:t>
+      </w:r>
+      <w:proofErr w:type="spellStart"/>
+      <w:proofErr w:type="gramStart"/>
+      <w:r>
+        <w:t>Protocol:NONE</w:t>
+      </w:r>
+      <w:proofErr w:type="spellEnd"/>
+      <w:proofErr w:type="gramEnd"/>
+      <w:r>
+        <w:t xml:space="preserve"> ID:0xbee00038172d18c1</w:t>
       </w:r>
     </w:p>
     <w:p>
@@ -14054,7 +15276,17 @@
         <w:pStyle w:val="code"/>
       </w:pPr>
       <w:r>
-        <w:t xml:space="preserve">                3 URI: Port:0 INACTIVE Protocol:NONE ID:0xbee00038172d18c1</w:t>
+        <w:t xml:space="preserve">                3 URI: Port:0 INACTIVE </w:t>
+      </w:r>
+      <w:proofErr w:type="spellStart"/>
+      <w:proofErr w:type="gramStart"/>
+      <w:r>
+        <w:t>Protocol:NONE</w:t>
+      </w:r>
+      <w:proofErr w:type="spellEnd"/>
+      <w:proofErr w:type="gramEnd"/>
+      <w:r>
+        <w:t xml:space="preserve"> ID:0xbee00038172d18c1</w:t>
       </w:r>
     </w:p>
     <w:p>
@@ -14062,7 +15294,17 @@
         <w:pStyle w:val="code"/>
       </w:pPr>
       <w:r>
-        <w:t xml:space="preserve">                4 URI:78.46.234.18 Port:30004 ACTIVE Protocol:BEAST ID:0xbee00038172d18c1</w:t>
+        <w:t xml:space="preserve">                4 URI:78.46.234.18 Port:30004 ACTIVE </w:t>
+      </w:r>
+      <w:proofErr w:type="spellStart"/>
+      <w:proofErr w:type="gramStart"/>
+      <w:r>
+        <w:t>Protocol:BEAST</w:t>
+      </w:r>
+      <w:proofErr w:type="spellEnd"/>
+      <w:proofErr w:type="gramEnd"/>
+      <w:r>
+        <w:t xml:space="preserve"> ID:0xbee00038172d18c1</w:t>
       </w:r>
     </w:p>
     <w:p>
@@ -14070,7 +15312,27 @@
         <w:pStyle w:val="code"/>
       </w:pPr>
       <w:r>
-        <w:t xml:space="preserve">                5 URI:feed.whereplane.xyz Port:30004 INACTIVE Protocol:BEAST ID:0xbee00038172d18c1</w:t>
+        <w:t xml:space="preserve">                5 </w:t>
+      </w:r>
+      <w:proofErr w:type="spellStart"/>
+      <w:proofErr w:type="gramStart"/>
+      <w:r>
+        <w:t>URI:feed.whereplane.xyz</w:t>
+      </w:r>
+      <w:proofErr w:type="spellEnd"/>
+      <w:proofErr w:type="gramEnd"/>
+      <w:r>
+        <w:t xml:space="preserve"> Port:30004 INACTIVE </w:t>
+      </w:r>
+      <w:proofErr w:type="spellStart"/>
+      <w:proofErr w:type="gramStart"/>
+      <w:r>
+        <w:t>Protocol:BEAST</w:t>
+      </w:r>
+      <w:proofErr w:type="spellEnd"/>
+      <w:proofErr w:type="gramEnd"/>
+      <w:r>
+        <w:t xml:space="preserve"> ID:0xbee00038172d18c1</w:t>
       </w:r>
     </w:p>
     <w:p>
@@ -14111,7 +15373,23 @@
     </w:p>
     <w:p>
       <w:r>
-        <w:t>Sending AT+SETTINGS?DUMP outputs a dump of all nonvolatile settings in AT command format, allowing them to be easily re-entered when restoring the ADSBee settings after a firmware upgrade, or for moving setting between devices.</w:t>
+        <w:t>Sending AT+</w:t>
+      </w:r>
+      <w:proofErr w:type="gramStart"/>
+      <w:r>
+        <w:t>SETTINGS?DUMP</w:t>
+      </w:r>
+      <w:proofErr w:type="gramEnd"/>
+      <w:r>
+        <w:t xml:space="preserve"> outputs a dump of all nonvolatile settings in AT command format, allowing them to be easily re-entered when restoring the </w:t>
+      </w:r>
+      <w:proofErr w:type="spellStart"/>
+      <w:r>
+        <w:t>ADSBee</w:t>
+      </w:r>
+      <w:proofErr w:type="spellEnd"/>
+      <w:r>
+        <w:t xml:space="preserve"> settings after a firmware upgrade, or for moving setting between devices.</w:t>
       </w:r>
     </w:p>
     <w:p>
@@ -14119,8 +15397,13 @@
         <w:pStyle w:val="code"/>
       </w:pPr>
       <w:r>
-        <w:t>AT+SETTINGS?DUMP</w:t>
-      </w:r>
+        <w:t>AT+</w:t>
+      </w:r>
+      <w:proofErr w:type="gramStart"/>
+      <w:r>
+        <w:t>SETTINGS?DUMP</w:t>
+      </w:r>
+      <w:proofErr w:type="gramEnd"/>
     </w:p>
     <w:p>
       <w:pPr>
@@ -14175,48 +15458,134 @@
         <w:pStyle w:val="code"/>
       </w:pPr>
       <w:r>
-        <w:t>AT+FEED=0,,0,0,NONE</w:t>
-      </w:r>
+        <w:t>AT+FEED=</w:t>
+      </w:r>
+      <w:proofErr w:type="gramStart"/>
+      <w:r>
+        <w:t>0,,</w:t>
+      </w:r>
+      <w:proofErr w:type="gramEnd"/>
+      <w:r>
+        <w:t>0,</w:t>
+      </w:r>
+      <w:proofErr w:type="gramStart"/>
+      <w:r>
+        <w:t>0,NONE</w:t>
+      </w:r>
+      <w:proofErr w:type="gramEnd"/>
     </w:p>
     <w:p>
       <w:pPr>
         <w:pStyle w:val="code"/>
       </w:pPr>
       <w:r>
-        <w:t>AT+FEED=1,,0,0,NONE</w:t>
-      </w:r>
+        <w:t>AT+FEED=</w:t>
+      </w:r>
+      <w:proofErr w:type="gramStart"/>
+      <w:r>
+        <w:t>1,,</w:t>
+      </w:r>
+      <w:proofErr w:type="gramEnd"/>
+      <w:r>
+        <w:t>0,</w:t>
+      </w:r>
+      <w:proofErr w:type="gramStart"/>
+      <w:r>
+        <w:t>0,NONE</w:t>
+      </w:r>
+      <w:proofErr w:type="gramEnd"/>
     </w:p>
     <w:p>
       <w:pPr>
         <w:pStyle w:val="code"/>
       </w:pPr>
       <w:r>
-        <w:t>AT+FEED=2,,0,0,NONE</w:t>
-      </w:r>
+        <w:t>AT+FEED=</w:t>
+      </w:r>
+      <w:proofErr w:type="gramStart"/>
+      <w:r>
+        <w:t>2,,</w:t>
+      </w:r>
+      <w:proofErr w:type="gramEnd"/>
+      <w:r>
+        <w:t>0,</w:t>
+      </w:r>
+      <w:proofErr w:type="gramStart"/>
+      <w:r>
+        <w:t>0,NONE</w:t>
+      </w:r>
+      <w:proofErr w:type="gramEnd"/>
     </w:p>
     <w:p>
       <w:pPr>
         <w:pStyle w:val="code"/>
       </w:pPr>
       <w:r>
-        <w:t>AT+FEED=3,,0,0,NONE</w:t>
-      </w:r>
+        <w:t>AT+FEED=</w:t>
+      </w:r>
+      <w:proofErr w:type="gramStart"/>
+      <w:r>
+        <w:t>3,,</w:t>
+      </w:r>
+      <w:proofErr w:type="gramEnd"/>
+      <w:r>
+        <w:t>0,</w:t>
+      </w:r>
+      <w:proofErr w:type="gramStart"/>
+      <w:r>
+        <w:t>0,NONE</w:t>
+      </w:r>
+      <w:proofErr w:type="gramEnd"/>
     </w:p>
     <w:p>
       <w:pPr>
         <w:pStyle w:val="code"/>
       </w:pPr>
       <w:r>
-        <w:t>AT+FEED=4,feed.airplanes.live,30004,1,BEAST</w:t>
-      </w:r>
+        <w:t>AT+FEED=</w:t>
+      </w:r>
+      <w:proofErr w:type="gramStart"/>
+      <w:r>
+        <w:t>4,feed</w:t>
+      </w:r>
+      <w:proofErr w:type="gramEnd"/>
+      <w:r>
+        <w:t>.</w:t>
+      </w:r>
+      <w:proofErr w:type="gramStart"/>
+      <w:r>
+        <w:t>airplanes.live</w:t>
+      </w:r>
+      <w:proofErr w:type="gramEnd"/>
+      <w:r>
+        <w:t>,30004,</w:t>
+      </w:r>
+      <w:proofErr w:type="gramStart"/>
+      <w:r>
+        <w:t>1,BEAST</w:t>
+      </w:r>
+      <w:proofErr w:type="gramEnd"/>
     </w:p>
     <w:p>
       <w:pPr>
         <w:pStyle w:val="code"/>
       </w:pPr>
       <w:r>
-        <w:t>AT+FEED=5,feed.adsb.fi,30004,1,BEAST</w:t>
-      </w:r>
+        <w:t>AT+FEED=</w:t>
+      </w:r>
+      <w:proofErr w:type="gramStart"/>
+      <w:r>
+        <w:t>5,feed.adsb.fi</w:t>
+      </w:r>
+      <w:proofErr w:type="gramEnd"/>
+      <w:r>
+        <w:t>,30004,</w:t>
+      </w:r>
+      <w:proofErr w:type="gramStart"/>
+      <w:r>
+        <w:t>1,BEAST</w:t>
+      </w:r>
+      <w:proofErr w:type="gramEnd"/>
     </w:p>
     <w:p>
       <w:pPr>
@@ -14231,15 +15600,28 @@
         <w:pStyle w:val="code"/>
       </w:pPr>
       <w:r>
-        <w:t>AT+PROTOCOL=CONSOLE,NONE</w:t>
-      </w:r>
+        <w:t>AT+PROTOCOL=</w:t>
+      </w:r>
+      <w:proofErr w:type="gramStart"/>
+      <w:r>
+        <w:t>CONSOLE,NONE</w:t>
+      </w:r>
+      <w:proofErr w:type="gramEnd"/>
     </w:p>
     <w:p>
       <w:pPr>
         <w:pStyle w:val="code"/>
       </w:pPr>
       <w:r>
-        <w:t>AT+PROTOCOL=COMMS_UART,MAVLINK1</w:t>
+        <w:t>AT+PROTOCOL=COMMS_</w:t>
+      </w:r>
+      <w:proofErr w:type="gramStart"/>
+      <w:r>
+        <w:t>UART,MAVLINK</w:t>
+      </w:r>
+      <w:proofErr w:type="gramEnd"/>
+      <w:r>
+        <w:t>1</w:t>
       </w:r>
     </w:p>
     <w:p>
@@ -14271,7 +15653,23 @@
         <w:pStyle w:val="code"/>
       </w:pPr>
       <w:r>
-        <w:t>AT+WIFI_AP=1,ADSBee1090-0240907000001,yummyflowers,11</w:t>
+        <w:t>AT+WIFI_AP=</w:t>
+      </w:r>
+      <w:proofErr w:type="gramStart"/>
+      <w:r>
+        <w:t>1,ADSBee</w:t>
+      </w:r>
+      <w:proofErr w:type="gramEnd"/>
+      <w:r>
+        <w:t>1090-</w:t>
+      </w:r>
+      <w:proofErr w:type="gramStart"/>
+      <w:r>
+        <w:t>0240907000001,yummyflowers</w:t>
+      </w:r>
+      <w:proofErr w:type="gramEnd"/>
+      <w:r>
+        <w:t>,11</w:t>
       </w:r>
     </w:p>
     <w:p>
@@ -14279,8 +15677,13 @@
         <w:pStyle w:val="code"/>
       </w:pPr>
       <w:r>
-        <w:t>AT+WIFI_STA=0,,</w:t>
-      </w:r>
+        <w:t>AT+WIFI_STA=</w:t>
+      </w:r>
+      <w:proofErr w:type="gramStart"/>
+      <w:r>
+        <w:t>0,,</w:t>
+      </w:r>
+      <w:proofErr w:type="gramEnd"/>
     </w:p>
     <w:p>
       <w:pPr>
@@ -14650,25 +16053,24 @@
         <w:rPr>
           <w:color w:val="00AD4D"/>
         </w:rPr>
-        <w:t>[ RUN      ]</w:t>
-      </w:r>
-      <w:r>
-        <w:t xml:space="preserve"> SpiCoprocessor.WriteReadScratchNoAck</w:t>
-      </w:r>
-    </w:p>
-    <w:p>
-      <w:pPr>
-        <w:pStyle w:val="code"/>
-      </w:pPr>
+        <w:t xml:space="preserve">[ RUN    </w:t>
+      </w:r>
+      <w:proofErr w:type="gramStart"/>
       <w:r>
         <w:rPr>
           <w:color w:val="00AD4D"/>
         </w:rPr>
-        <w:t>[       OK ]</w:t>
-      </w:r>
-      <w:r>
-        <w:t xml:space="preserve"> SpiCoprocessor.WriteReadScratchNoAck (687000ns)</w:t>
-      </w:r>
+        <w:t xml:space="preserve">  ]</w:t>
+      </w:r>
+      <w:proofErr w:type="gramEnd"/>
+      <w:r>
+        <w:t xml:space="preserve"> </w:t>
+      </w:r>
+      <w:proofErr w:type="spellStart"/>
+      <w:r>
+        <w:t>SpiCoprocessor.WriteReadScratchNoAck</w:t>
+      </w:r>
+      <w:proofErr w:type="spellEnd"/>
     </w:p>
     <w:p>
       <w:pPr>
@@ -14678,24 +16080,26 @@
         <w:rPr>
           <w:color w:val="00AD4D"/>
         </w:rPr>
-        <w:t>[ RUN      ]</w:t>
-      </w:r>
-      <w:r>
-        <w:t xml:space="preserve"> SpiCoprocessor.WriteReadScratchWithAck</w:t>
-      </w:r>
-    </w:p>
-    <w:p>
-      <w:pPr>
-        <w:pStyle w:val="code"/>
-      </w:pPr>
+        <w:t xml:space="preserve">[       </w:t>
+      </w:r>
+      <w:proofErr w:type="gramStart"/>
       <w:r>
         <w:rPr>
           <w:color w:val="00AD4D"/>
         </w:rPr>
-        <w:t>[       OK ]</w:t>
-      </w:r>
-      <w:r>
-        <w:t xml:space="preserve"> SpiCoprocessor.WriteReadScratchWithAck (751000ns)</w:t>
+        <w:t>OK ]</w:t>
+      </w:r>
+      <w:proofErr w:type="gramEnd"/>
+      <w:r>
+        <w:t xml:space="preserve"> </w:t>
+      </w:r>
+      <w:proofErr w:type="spellStart"/>
+      <w:r>
+        <w:t>SpiCoprocessor.WriteReadScratchNoAck</w:t>
+      </w:r>
+      <w:proofErr w:type="spellEnd"/>
+      <w:r>
+        <w:t xml:space="preserve"> (687000ns)</w:t>
       </w:r>
     </w:p>
     <w:p>
@@ -14706,21 +16110,98 @@
         <w:rPr>
           <w:color w:val="00AD4D"/>
         </w:rPr>
-        <w:t>[ RUN      ]</w:t>
-      </w:r>
-      <w:r>
-        <w:t xml:space="preserve"> SPICoprocessor.ReadWriteReadRewriteRereadBigNoAck</w:t>
-      </w:r>
-    </w:p>
-    <w:p>
-      <w:pPr>
-        <w:pStyle w:val="code"/>
-      </w:pPr>
+        <w:t xml:space="preserve">[ RUN    </w:t>
+      </w:r>
+      <w:proofErr w:type="gramStart"/>
       <w:r>
         <w:rPr>
           <w:color w:val="00AD4D"/>
         </w:rPr>
-        <w:t>[       OK</w:t>
+        <w:t xml:space="preserve">  ]</w:t>
+      </w:r>
+      <w:proofErr w:type="gramEnd"/>
+      <w:r>
+        <w:t xml:space="preserve"> </w:t>
+      </w:r>
+      <w:proofErr w:type="spellStart"/>
+      <w:r>
+        <w:t>SpiCoprocessor.WriteReadScratchWithAck</w:t>
+      </w:r>
+      <w:proofErr w:type="spellEnd"/>
+    </w:p>
+    <w:p>
+      <w:pPr>
+        <w:pStyle w:val="code"/>
+      </w:pPr>
+      <w:r>
+        <w:rPr>
+          <w:color w:val="00AD4D"/>
+        </w:rPr>
+        <w:t xml:space="preserve">[       </w:t>
+      </w:r>
+      <w:proofErr w:type="gramStart"/>
+      <w:r>
+        <w:rPr>
+          <w:color w:val="00AD4D"/>
+        </w:rPr>
+        <w:t>OK ]</w:t>
+      </w:r>
+      <w:proofErr w:type="gramEnd"/>
+      <w:r>
+        <w:t xml:space="preserve"> </w:t>
+      </w:r>
+      <w:proofErr w:type="spellStart"/>
+      <w:r>
+        <w:t>SpiCoprocessor.WriteReadScratchWithAck</w:t>
+      </w:r>
+      <w:proofErr w:type="spellEnd"/>
+      <w:r>
+        <w:t xml:space="preserve"> (751000ns)</w:t>
+      </w:r>
+    </w:p>
+    <w:p>
+      <w:pPr>
+        <w:pStyle w:val="code"/>
+      </w:pPr>
+      <w:r>
+        <w:rPr>
+          <w:color w:val="00AD4D"/>
+        </w:rPr>
+        <w:t xml:space="preserve">[ RUN    </w:t>
+      </w:r>
+      <w:proofErr w:type="gramStart"/>
+      <w:r>
+        <w:rPr>
+          <w:color w:val="00AD4D"/>
+        </w:rPr>
+        <w:t xml:space="preserve">  ]</w:t>
+      </w:r>
+      <w:proofErr w:type="gramEnd"/>
+      <w:r>
+        <w:t xml:space="preserve"> </w:t>
+      </w:r>
+      <w:proofErr w:type="spellStart"/>
+      <w:r>
+        <w:t>SPICoprocessor.ReadWriteReadRewriteRereadBigNoAck</w:t>
+      </w:r>
+      <w:proofErr w:type="spellEnd"/>
+    </w:p>
+    <w:p>
+      <w:pPr>
+        <w:pStyle w:val="code"/>
+      </w:pPr>
+      <w:r>
+        <w:rPr>
+          <w:color w:val="00AD4D"/>
+        </w:rPr>
+        <w:t xml:space="preserve">[       </w:t>
+      </w:r>
+      <w:proofErr w:type="gramStart"/>
+      <w:r>
+        <w:rPr>
+          <w:color w:val="00AD4D"/>
+        </w:rPr>
+        <w:t>OK</w:t>
       </w:r>
       <w:r>
         <w:t xml:space="preserve"> </w:t>
@@ -14731,8 +16212,17 @@
         </w:rPr>
         <w:t>]</w:t>
       </w:r>
-      <w:r>
-        <w:t xml:space="preserve"> SPICoprocessor.ReadWriteReadRewriteRereadBigNoAck (25336000ns)</w:t>
+      <w:proofErr w:type="gramEnd"/>
+      <w:r>
+        <w:t xml:space="preserve"> </w:t>
+      </w:r>
+      <w:proofErr w:type="spellStart"/>
+      <w:r>
+        <w:t>SPICoprocessor.ReadWriteReadRewriteRereadBigNoAck</w:t>
+      </w:r>
+      <w:proofErr w:type="spellEnd"/>
+      <w:r>
+        <w:t xml:space="preserve"> (25336000ns)</w:t>
       </w:r>
     </w:p>
     <w:p>
@@ -14743,24 +16233,53 @@
         <w:rPr>
           <w:color w:val="00AD4D"/>
         </w:rPr>
-        <w:t>[ RUN      ]</w:t>
-      </w:r>
-      <w:r>
-        <w:t xml:space="preserve"> SPICoprocessor.ReadWriteReadRewriteRereadBigWithAck</w:t>
-      </w:r>
-    </w:p>
-    <w:p>
-      <w:pPr>
-        <w:pStyle w:val="code"/>
-      </w:pPr>
+        <w:t xml:space="preserve">[ RUN    </w:t>
+      </w:r>
+      <w:proofErr w:type="gramStart"/>
       <w:r>
         <w:rPr>
           <w:color w:val="00AD4D"/>
         </w:rPr>
-        <w:t>[       OK ]</w:t>
-      </w:r>
-      <w:r>
-        <w:t xml:space="preserve"> SPICoprocessor.ReadWriteReadRewriteRereadBigWithAck (29287000ns)</w:t>
+        <w:t xml:space="preserve">  ]</w:t>
+      </w:r>
+      <w:proofErr w:type="gramEnd"/>
+      <w:r>
+        <w:t xml:space="preserve"> </w:t>
+      </w:r>
+      <w:proofErr w:type="spellStart"/>
+      <w:r>
+        <w:t>SPICoprocessor.ReadWriteReadRewriteRereadBigWithAck</w:t>
+      </w:r>
+      <w:proofErr w:type="spellEnd"/>
+    </w:p>
+    <w:p>
+      <w:pPr>
+        <w:pStyle w:val="code"/>
+      </w:pPr>
+      <w:r>
+        <w:rPr>
+          <w:color w:val="00AD4D"/>
+        </w:rPr>
+        <w:t xml:space="preserve">[       </w:t>
+      </w:r>
+      <w:proofErr w:type="gramStart"/>
+      <w:r>
+        <w:rPr>
+          <w:color w:val="00AD4D"/>
+        </w:rPr>
+        <w:t>OK ]</w:t>
+      </w:r>
+      <w:proofErr w:type="gramEnd"/>
+      <w:r>
+        <w:t xml:space="preserve"> </w:t>
+      </w:r>
+      <w:proofErr w:type="spellStart"/>
+      <w:r>
+        <w:t>SPICoprocessor.ReadWriteReadRewriteRereadBigWithAck</w:t>
+      </w:r>
+      <w:proofErr w:type="spellEnd"/>
+      <w:r>
+        <w:t xml:space="preserve"> (29287000ns)</w:t>
       </w:r>
     </w:p>
     <w:p>
@@ -14784,11 +16303,19 @@
           <w:color w:val="00AD4D"/>
         </w:rPr>
       </w:pPr>
+      <w:proofErr w:type="gramStart"/>
       <w:r>
         <w:rPr>
           <w:color w:val="00AD4D"/>
         </w:rPr>
-        <w:t>[  PASSED  ] 4 tests.</w:t>
+        <w:t>[  PASSED  ]</w:t>
+      </w:r>
+      <w:proofErr w:type="gramEnd"/>
+      <w:r>
+        <w:rPr>
+          <w:color w:val="00AD4D"/>
+        </w:rPr>
+        <w:t xml:space="preserve"> 4 tests.</w:t>
       </w:r>
     </w:p>
     <w:p/>
@@ -14992,9 +16519,11 @@
             <w:r>
               <w:t xml:space="preserve"> offset (</w:t>
             </w:r>
+            <w:proofErr w:type="spellStart"/>
             <w:r>
               <w:t>milliVolts</w:t>
             </w:r>
+            <w:proofErr w:type="spellEnd"/>
             <w:r>
               <w:t xml:space="preserve"> above the measured noise floor)</w:t>
             </w:r>
@@ -15090,7 +16619,15 @@
         <w:t>instead</w:t>
       </w:r>
       <w:r>
-        <w:t xml:space="preserve"> of providing a trigger value in milliVolts. The self-learning process uses simulated annealing, where a random trigger value is chosen, and then random neighbors are traversed to if their trigger levels seem to provide an improved number of valid packets within the learning window. The allowable traversal distance is gradually decreased over time until a final value is settled upon. The self-learning process takes approximately 20 minutes. Note that as of the current firmware revision, hand-tuning the trigger value (or using the provided default value) may outperform the self-learning routine.</w:t>
+        <w:t xml:space="preserve"> of providing a trigger value in </w:t>
+      </w:r>
+      <w:proofErr w:type="spellStart"/>
+      <w:r>
+        <w:t>milliVolts</w:t>
+      </w:r>
+      <w:proofErr w:type="spellEnd"/>
+      <w:r>
+        <w:t>. The self-learning process uses simulated annealing, where a random trigger value is chosen, and then random neighbors are traversed to if their trigger levels seem to provide an improved number of valid packets within the learning window. The allowable traversal distance is gradually decreased over time until a final value is settled upon. The self-learning process takes approximately 20 minutes. Note that as of the current firmware revision, hand-tuning the trigger value (or using the provided default value) may outperform the self-learning routine.</w:t>
       </w:r>
     </w:p>
     <w:p>
@@ -15187,7 +16724,15 @@
     </w:p>
     <w:p>
       <w:r>
-        <w:t>Queries the uptime of the ADSBee, in seconds.</w:t>
+        <w:t xml:space="preserve">Queries the uptime of the </w:t>
+      </w:r>
+      <w:proofErr w:type="spellStart"/>
+      <w:r>
+        <w:t>ADSBee</w:t>
+      </w:r>
+      <w:proofErr w:type="spellEnd"/>
+      <w:r>
+        <w:t>, in seconds.</w:t>
       </w:r>
     </w:p>
     <w:p>
@@ -15223,7 +16768,31 @@
     </w:p>
     <w:p>
       <w:r>
-        <w:t>The ADSBee features a watchdog timer on the RP2040, which will automatically reset all microcontrollers on the board if code executing on the RP2040 freezes up, or if SPI communication with the ESP32 breaks down. This is intended to provide a means of automatic recovery in case of a hard fault caused by firmware bugs (likely), power glitches (maybe), or cosmic rays (probably not). As the watchdog may not be wanted in some cases, like debugging hardfaults, or during device programming / beakpoint debugging, it can be disabled. Additionally, means are provided for self-testing the watchdog via AT command in order to verify that it is still active.</w:t>
+        <w:t xml:space="preserve">The </w:t>
+      </w:r>
+      <w:proofErr w:type="spellStart"/>
+      <w:r>
+        <w:t>ADSBee</w:t>
+      </w:r>
+      <w:proofErr w:type="spellEnd"/>
+      <w:r>
+        <w:t xml:space="preserve"> features a watchdog timer on the RP2040, which will automatically reset all microcontrollers on the board if code executing on the RP2040 freezes up, or if SPI communication with the ESP32 breaks down. This is intended to provide a means of automatic recovery in case of a hard fault caused by firmware bugs (likely), power glitches (maybe), or cosmic rays (probably not). As the watchdog may not be wanted in some cases, like debugging </w:t>
+      </w:r>
+      <w:proofErr w:type="spellStart"/>
+      <w:r>
+        <w:t>hardfaults</w:t>
+      </w:r>
+      <w:proofErr w:type="spellEnd"/>
+      <w:r>
+        <w:t xml:space="preserve">, or during device programming / </w:t>
+      </w:r>
+      <w:proofErr w:type="spellStart"/>
+      <w:r>
+        <w:t>beakpoint</w:t>
+      </w:r>
+      <w:proofErr w:type="spellEnd"/>
+      <w:r>
+        <w:t xml:space="preserve"> debugging, it can be disabled. Additionally, means are provided for self-testing the watchdog via AT command in order to verify that it is still active.</w:t>
       </w:r>
     </w:p>
     <w:p>
@@ -15245,7 +16814,15 @@
         <w:pStyle w:val="code"/>
       </w:pPr>
       <w:r>
-        <w:t>AT+WATCHDOG=&lt;timeout_sec&gt;</w:t>
+        <w:t>AT+WATCHDOG=&lt;</w:t>
+      </w:r>
+      <w:proofErr w:type="spellStart"/>
+      <w:r>
+        <w:t>timeout_sec</w:t>
+      </w:r>
+      <w:proofErr w:type="spellEnd"/>
+      <w:r>
+        <w:t>&gt;</w:t>
       </w:r>
     </w:p>
     <w:p/>
@@ -15339,7 +16916,15 @@
           </w:tcPr>
           <w:p>
             <w:r>
-              <w:t>Trigger level, in milliVolts, or the activation word to begin a self-learning process for the trigger level using simulated annealing.</w:t>
+              <w:t xml:space="preserve">Trigger level, in </w:t>
+            </w:r>
+            <w:proofErr w:type="spellStart"/>
+            <w:r>
+              <w:t>milliVolts</w:t>
+            </w:r>
+            <w:proofErr w:type="spellEnd"/>
+            <w:r>
+              <w:t>, or the activation word to begin a self-learning process for the trigger level using simulated annealing.</w:t>
             </w:r>
           </w:p>
         </w:tc>
@@ -15429,7 +17014,15 @@
     </w:p>
     <w:p>
       <w:r>
-        <w:t>(ADSBee Reboots here)</w:t>
+        <w:t>(</w:t>
+      </w:r>
+      <w:proofErr w:type="spellStart"/>
+      <w:r>
+        <w:t>ADSBee</w:t>
+      </w:r>
+      <w:proofErr w:type="spellEnd"/>
+      <w:r>
+        <w:t xml:space="preserve"> Reboots here)</w:t>
       </w:r>
     </w:p>
     <w:p>
@@ -15471,7 +17064,55 @@
     </w:p>
     <w:p>
       <w:r>
-        <w:t xml:space="preserve">The ADSBee creates its own WiFi access point that allows other devices to join its network in order to access the Web CLI and receive aircraft data (e.g. GDL90 traffic info over UDP port 4000). The WiFi AP can be enabled/disabled and can have its SSID, password, and WiFi channel customized. Note that WiFi settings don’t have any affect unless the ESP32 is enabled, and are not propagated to the ESP32 unless settings are saved with </w:t>
+        <w:t xml:space="preserve">The </w:t>
+      </w:r>
+      <w:proofErr w:type="spellStart"/>
+      <w:r>
+        <w:t>ADSBee</w:t>
+      </w:r>
+      <w:proofErr w:type="spellEnd"/>
+      <w:r>
+        <w:t xml:space="preserve"> creates its own </w:t>
+      </w:r>
+      <w:proofErr w:type="spellStart"/>
+      <w:r>
+        <w:t>WiFi</w:t>
+      </w:r>
+      <w:proofErr w:type="spellEnd"/>
+      <w:r>
+        <w:t xml:space="preserve"> access point that allows other devices to join its network in order to access the Web CLI and receive aircraft data (e.g. GDL90 traffic info over UDP port 4000). The </w:t>
+      </w:r>
+      <w:proofErr w:type="spellStart"/>
+      <w:r>
+        <w:t>WiFi</w:t>
+      </w:r>
+      <w:proofErr w:type="spellEnd"/>
+      <w:r>
+        <w:t xml:space="preserve"> AP can be enabled/disabled and can have its SSID, password, and </w:t>
+      </w:r>
+      <w:proofErr w:type="spellStart"/>
+      <w:r>
+        <w:t>WiFi</w:t>
+      </w:r>
+      <w:proofErr w:type="spellEnd"/>
+      <w:r>
+        <w:t xml:space="preserve"> channel customized. Note that </w:t>
+      </w:r>
+      <w:proofErr w:type="spellStart"/>
+      <w:r>
+        <w:t>WiFi</w:t>
+      </w:r>
+      <w:proofErr w:type="spellEnd"/>
+      <w:r>
+        <w:t xml:space="preserve"> settings don’t have any </w:t>
+      </w:r>
+      <w:proofErr w:type="gramStart"/>
+      <w:r>
+        <w:t>affect</w:t>
+      </w:r>
+      <w:proofErr w:type="gramEnd"/>
+      <w:r>
+        <w:t xml:space="preserve"> unless the ESP32 is enabled, and are not propagated to the ESP32 unless settings are saved with </w:t>
       </w:r>
       <w:r>
         <w:rPr>
@@ -15493,7 +17134,15 @@
       </w:pPr>
       <w:bookmarkStart w:id="67" w:name="_Toc209911313"/>
       <w:r>
-        <w:t>Configure the WiFi Access Point</w:t>
+        <w:t xml:space="preserve">Configure the </w:t>
+      </w:r>
+      <w:proofErr w:type="spellStart"/>
+      <w:r>
+        <w:t>WiFi</w:t>
+      </w:r>
+      <w:proofErr w:type="spellEnd"/>
+      <w:r>
+        <w:t xml:space="preserve"> Access Point</w:t>
       </w:r>
       <w:bookmarkEnd w:id="67"/>
     </w:p>
@@ -15502,7 +17151,40 @@
         <w:pStyle w:val="code"/>
       </w:pPr>
       <w:r>
-        <w:t>AT+WIFI_AP=&lt;enabled&gt;,&lt;ap_ssid&gt;,&lt;ap_pwd&gt;,&lt;ap_channel&gt;</w:t>
+        <w:t>AT+WIFI_AP=&lt;enabled</w:t>
+      </w:r>
+      <w:proofErr w:type="gramStart"/>
+      <w:r>
+        <w:t>&gt;,&lt;</w:t>
+      </w:r>
+      <w:proofErr w:type="spellStart"/>
+      <w:proofErr w:type="gramEnd"/>
+      <w:r>
+        <w:t>ap_ssid</w:t>
+      </w:r>
+      <w:proofErr w:type="spellEnd"/>
+      <w:proofErr w:type="gramStart"/>
+      <w:r>
+        <w:t>&gt;,&lt;</w:t>
+      </w:r>
+      <w:proofErr w:type="spellStart"/>
+      <w:proofErr w:type="gramEnd"/>
+      <w:r>
+        <w:t>ap_pwd</w:t>
+      </w:r>
+      <w:proofErr w:type="spellEnd"/>
+      <w:proofErr w:type="gramStart"/>
+      <w:r>
+        <w:t>&gt;,&lt;</w:t>
+      </w:r>
+      <w:proofErr w:type="spellStart"/>
+      <w:proofErr w:type="gramEnd"/>
+      <w:r>
+        <w:t>ap_channel</w:t>
+      </w:r>
+      <w:proofErr w:type="spellEnd"/>
+      <w:r>
+        <w:t>&gt;</w:t>
       </w:r>
     </w:p>
     <w:p/>
@@ -15606,12 +17288,28 @@
           </w:tcPr>
           <w:p>
             <w:r>
-              <w:t>0 – Disable WiFi access point.</w:t>
-            </w:r>
-          </w:p>
-          <w:p>
-            <w:r>
-              <w:t>1 – Enable WiFi access point.</w:t>
+              <w:t xml:space="preserve">0 – Disable </w:t>
+            </w:r>
+            <w:proofErr w:type="spellStart"/>
+            <w:r>
+              <w:t>WiFi</w:t>
+            </w:r>
+            <w:proofErr w:type="spellEnd"/>
+            <w:r>
+              <w:t xml:space="preserve"> access point.</w:t>
+            </w:r>
+          </w:p>
+          <w:p>
+            <w:r>
+              <w:t xml:space="preserve">1 – Enable </w:t>
+            </w:r>
+            <w:proofErr w:type="spellStart"/>
+            <w:r>
+              <w:t>WiFi</w:t>
+            </w:r>
+            <w:proofErr w:type="spellEnd"/>
+            <w:r>
+              <w:t xml:space="preserve"> access point.</w:t>
             </w:r>
           </w:p>
         </w:tc>
@@ -15622,9 +17320,11 @@
             <w:tcW w:w="1548" w:type="dxa"/>
           </w:tcPr>
           <w:p>
+            <w:proofErr w:type="spellStart"/>
             <w:r>
               <w:t>ap_ssid</w:t>
             </w:r>
+            <w:proofErr w:type="spellEnd"/>
           </w:p>
         </w:tc>
         <w:tc>
@@ -15654,9 +17354,11 @@
             <w:tcW w:w="1548" w:type="dxa"/>
           </w:tcPr>
           <w:p>
+            <w:proofErr w:type="spellStart"/>
             <w:r>
               <w:t>ap_pwd</w:t>
             </w:r>
+            <w:proofErr w:type="spellEnd"/>
           </w:p>
         </w:tc>
         <w:tc>
@@ -15665,7 +17367,15 @@
           </w:tcPr>
           <w:p>
             <w:r>
-              <w:t>Password for the access point. Defaults to “yummyflowers”. Can be set to a value up to 64 characters long.</w:t>
+              <w:t>Password for the access point. Defaults to “</w:t>
+            </w:r>
+            <w:proofErr w:type="spellStart"/>
+            <w:r>
+              <w:t>yummyflowers</w:t>
+            </w:r>
+            <w:proofErr w:type="spellEnd"/>
+            <w:r>
+              <w:t>”. Can be set to a value up to 64 characters long.</w:t>
             </w:r>
           </w:p>
         </w:tc>
@@ -15686,9 +17396,11 @@
             <w:tcW w:w="1548" w:type="dxa"/>
           </w:tcPr>
           <w:p>
+            <w:proofErr w:type="spellStart"/>
             <w:r>
               <w:t>ap_channel</w:t>
             </w:r>
+            <w:proofErr w:type="spellEnd"/>
           </w:p>
         </w:tc>
         <w:tc>
@@ -15696,14 +17408,43 @@
             <w:tcW w:w="4860" w:type="dxa"/>
           </w:tcPr>
           <w:p>
-            <w:r>
-              <w:t>WiFi channel number for the access point. Can be set to a value from 1-11. A random channel value is chosen by default during initial programming of the device. It is recommended to change the channel value to a frequency with low utilization in the installation location.</w:t>
+            <w:proofErr w:type="spellStart"/>
+            <w:r>
+              <w:t>WiFi</w:t>
+            </w:r>
+            <w:proofErr w:type="spellEnd"/>
+            <w:r>
+              <w:t xml:space="preserve"> channel number for the access point. Can be set to a value from 1-11. A random channel value is chosen by default during initial programming of the device. It is recommended to change the channel value to a frequency with low utilization in the installation location.</w:t>
             </w:r>
           </w:p>
           <w:p/>
           <w:p>
             <w:r>
-              <w:t>Note that the ap_channel is overridden automatically if both the access point and station mode are used simultaneously; the wifi access point will use only the channel that was selected by the wifi station when connecting to a network.</w:t>
+              <w:t xml:space="preserve">Note that the </w:t>
+            </w:r>
+            <w:proofErr w:type="spellStart"/>
+            <w:r>
+              <w:t>ap_channel</w:t>
+            </w:r>
+            <w:proofErr w:type="spellEnd"/>
+            <w:r>
+              <w:t xml:space="preserve"> is overridden automatically if both the access point and station mode are used simultaneously; the </w:t>
+            </w:r>
+            <w:proofErr w:type="spellStart"/>
+            <w:r>
+              <w:t>wifi</w:t>
+            </w:r>
+            <w:proofErr w:type="spellEnd"/>
+            <w:r>
+              <w:t xml:space="preserve"> access point will use only the channel that was selected by the </w:t>
+            </w:r>
+            <w:proofErr w:type="spellStart"/>
+            <w:r>
+              <w:t>wifi</w:t>
+            </w:r>
+            <w:proofErr w:type="spellEnd"/>
+            <w:r>
+              <w:t xml:space="preserve"> station when connecting to a network.</w:t>
             </w:r>
           </w:p>
         </w:tc>
@@ -15730,7 +17471,15 @@
       </w:pPr>
       <w:bookmarkStart w:id="68" w:name="_Toc209911314"/>
       <w:r>
-        <w:t>Query the WiFi Access Point Configuration</w:t>
+        <w:t xml:space="preserve">Query the </w:t>
+      </w:r>
+      <w:proofErr w:type="spellStart"/>
+      <w:r>
+        <w:t>WiFi</w:t>
+      </w:r>
+      <w:proofErr w:type="spellEnd"/>
+      <w:r>
+        <w:t xml:space="preserve"> Access Point Configuration</w:t>
       </w:r>
       <w:bookmarkEnd w:id="68"/>
     </w:p>
@@ -15747,7 +17496,23 @@
         <w:pStyle w:val="code"/>
       </w:pPr>
       <w:r>
-        <w:t>WIFI_AP=1,ADSBee1090-0240907000001,yummyflowers,3</w:t>
+        <w:t>WIFI_AP=</w:t>
+      </w:r>
+      <w:proofErr w:type="gramStart"/>
+      <w:r>
+        <w:t>1,ADSBee</w:t>
+      </w:r>
+      <w:proofErr w:type="gramEnd"/>
+      <w:r>
+        <w:t>1090-</w:t>
+      </w:r>
+      <w:proofErr w:type="gramStart"/>
+      <w:r>
+        <w:t>0240907000001,yummyflowers</w:t>
+      </w:r>
+      <w:proofErr w:type="gramEnd"/>
+      <w:r>
+        <w:t>,3</w:t>
       </w:r>
     </w:p>
     <w:p/>
@@ -15790,7 +17555,31 @@
     </w:p>
     <w:p>
       <w:r>
-        <w:t>The ADSBee can join external WiFi networks as a WiFi station in order to allow connections from other devices on the existing network, or to connect to the internet in order to feed remote endpoints with air traffic data.</w:t>
+        <w:t xml:space="preserve">The </w:t>
+      </w:r>
+      <w:proofErr w:type="spellStart"/>
+      <w:r>
+        <w:t>ADSBee</w:t>
+      </w:r>
+      <w:proofErr w:type="spellEnd"/>
+      <w:r>
+        <w:t xml:space="preserve"> can join external </w:t>
+      </w:r>
+      <w:proofErr w:type="spellStart"/>
+      <w:r>
+        <w:t>WiFi</w:t>
+      </w:r>
+      <w:proofErr w:type="spellEnd"/>
+      <w:r>
+        <w:t xml:space="preserve"> networks as a </w:t>
+      </w:r>
+      <w:proofErr w:type="spellStart"/>
+      <w:r>
+        <w:t>WiFi</w:t>
+      </w:r>
+      <w:proofErr w:type="spellEnd"/>
+      <w:r>
+        <w:t xml:space="preserve"> station in order to allow connections from other devices on the existing network, or to connect to the internet in order to feed remote endpoints with air traffic data.</w:t>
       </w:r>
     </w:p>
     <w:p>
@@ -15803,7 +17592,15 @@
       </w:pPr>
       <w:bookmarkStart w:id="70" w:name="_Toc209911316"/>
       <w:r>
-        <w:t>Configure the WiFi Station</w:t>
+        <w:t xml:space="preserve">Configure the </w:t>
+      </w:r>
+      <w:proofErr w:type="spellStart"/>
+      <w:r>
+        <w:t>WiFi</w:t>
+      </w:r>
+      <w:proofErr w:type="spellEnd"/>
+      <w:r>
+        <w:t xml:space="preserve"> Station</w:t>
       </w:r>
       <w:bookmarkEnd w:id="70"/>
     </w:p>
@@ -15812,7 +17609,30 @@
         <w:pStyle w:val="code"/>
       </w:pPr>
       <w:r>
-        <w:t>AT+WIFI_STA=&lt;enabled&gt;,&lt;sta_ssid&gt;,&lt;sta_pwd&gt;</w:t>
+        <w:t>AT+WIFI_STA=&lt;enabled</w:t>
+      </w:r>
+      <w:proofErr w:type="gramStart"/>
+      <w:r>
+        <w:t>&gt;,&lt;</w:t>
+      </w:r>
+      <w:proofErr w:type="spellStart"/>
+      <w:proofErr w:type="gramEnd"/>
+      <w:r>
+        <w:t>sta_ssid</w:t>
+      </w:r>
+      <w:proofErr w:type="spellEnd"/>
+      <w:proofErr w:type="gramStart"/>
+      <w:r>
+        <w:t>&gt;,&lt;</w:t>
+      </w:r>
+      <w:proofErr w:type="spellStart"/>
+      <w:proofErr w:type="gramEnd"/>
+      <w:r>
+        <w:t>sta_pwd</w:t>
+      </w:r>
+      <w:proofErr w:type="spellEnd"/>
+      <w:r>
+        <w:t>&gt;</w:t>
       </w:r>
     </w:p>
     <w:p/>
@@ -15916,12 +17736,28 @@
           </w:tcPr>
           <w:p>
             <w:r>
-              <w:t>0 – Disable WiFi station.</w:t>
-            </w:r>
-          </w:p>
-          <w:p>
-            <w:r>
-              <w:t>1 – Enable WiFi station.</w:t>
+              <w:t xml:space="preserve">0 – Disable </w:t>
+            </w:r>
+            <w:proofErr w:type="spellStart"/>
+            <w:r>
+              <w:t>WiFi</w:t>
+            </w:r>
+            <w:proofErr w:type="spellEnd"/>
+            <w:r>
+              <w:t xml:space="preserve"> station.</w:t>
+            </w:r>
+          </w:p>
+          <w:p>
+            <w:r>
+              <w:t xml:space="preserve">1 – Enable </w:t>
+            </w:r>
+            <w:proofErr w:type="spellStart"/>
+            <w:r>
+              <w:t>WiFi</w:t>
+            </w:r>
+            <w:proofErr w:type="spellEnd"/>
+            <w:r>
+              <w:t xml:space="preserve"> station.</w:t>
             </w:r>
           </w:p>
         </w:tc>
@@ -15932,9 +17768,11 @@
             <w:tcW w:w="1548" w:type="dxa"/>
           </w:tcPr>
           <w:p>
+            <w:proofErr w:type="spellStart"/>
             <w:r>
               <w:t>sta_ssid</w:t>
             </w:r>
+            <w:proofErr w:type="spellEnd"/>
           </w:p>
         </w:tc>
         <w:tc>
@@ -15964,9 +17802,11 @@
             <w:tcW w:w="1548" w:type="dxa"/>
           </w:tcPr>
           <w:p>
+            <w:proofErr w:type="spellStart"/>
             <w:r>
               <w:t>sta_pwd</w:t>
             </w:r>
+            <w:proofErr w:type="spellEnd"/>
           </w:p>
         </w:tc>
         <w:tc>
@@ -16007,7 +17847,15 @@
       </w:pPr>
       <w:bookmarkStart w:id="71" w:name="_Toc209911317"/>
       <w:r>
-        <w:t>Query the WiFi Station Configuration</w:t>
+        <w:t xml:space="preserve">Query the </w:t>
+      </w:r>
+      <w:proofErr w:type="spellStart"/>
+      <w:r>
+        <w:t>WiFi</w:t>
+      </w:r>
+      <w:proofErr w:type="spellEnd"/>
+      <w:r>
+        <w:t xml:space="preserve"> Station Configuration</w:t>
       </w:r>
       <w:bookmarkEnd w:id="71"/>
     </w:p>
@@ -16016,13 +17864,37 @@
         <w:pStyle w:val="code"/>
       </w:pPr>
       <w:r>
-        <w:t>WIFI_STA=1,</w:t>
-      </w:r>
-      <w:r>
-        <w:t>My Supercool WiFi Network</w:t>
-      </w:r>
-      <w:r>
-        <w:t>,********</w:t>
+        <w:t>WIFI_STA=</w:t>
+      </w:r>
+      <w:proofErr w:type="gramStart"/>
+      <w:r>
+        <w:t>1,</w:t>
+      </w:r>
+      <w:r>
+        <w:t>My</w:t>
+      </w:r>
+      <w:proofErr w:type="gramEnd"/>
+      <w:r>
+        <w:t xml:space="preserve"> Supercool </w:t>
+      </w:r>
+      <w:proofErr w:type="spellStart"/>
+      <w:r>
+        <w:t>WiFi</w:t>
+      </w:r>
+      <w:proofErr w:type="spellEnd"/>
+      <w:r>
+        <w:t xml:space="preserve"> </w:t>
+      </w:r>
+      <w:proofErr w:type="gramStart"/>
+      <w:r>
+        <w:t>Network</w:t>
+      </w:r>
+      <w:r>
+        <w:t>,*</w:t>
+      </w:r>
+      <w:proofErr w:type="gramEnd"/>
+      <w:r>
+        <w:t>*******</w:t>
       </w:r>
       <w:r>
         <w:t>**</w:t>
@@ -16038,7 +17910,23 @@
         </w:rPr>
       </w:pPr>
       <w:r>
-        <w:t>Queries the configuration used by the ADSBee to join an external WiFi network. Note that the value and ordering of the arguments is identical to the configuration command, except the password is censored.</w:t>
+        <w:t xml:space="preserve">Queries the configuration used by the </w:t>
+      </w:r>
+      <w:proofErr w:type="spellStart"/>
+      <w:r>
+        <w:t>ADSBee</w:t>
+      </w:r>
+      <w:proofErr w:type="spellEnd"/>
+      <w:r>
+        <w:t xml:space="preserve"> to join an external </w:t>
+      </w:r>
+      <w:proofErr w:type="spellStart"/>
+      <w:r>
+        <w:t>WiFi</w:t>
+      </w:r>
+      <w:proofErr w:type="spellEnd"/>
+      <w:r>
+        <w:t xml:space="preserve"> network. Note that the value and ordering of the arguments is identical to the configuration command, except the password is censored.</w:t>
       </w:r>
       <w:r>
         <w:br w:type="page"/>
@@ -16060,8 +17948,13 @@
       <w:bookmarkEnd w:id="72"/>
     </w:p>
     <w:p>
-      <w:r>
-        <w:t>ADSBee 1090 supports the following reporting protocols on CONSOLE and COMMS_UART.</w:t>
+      <w:proofErr w:type="spellStart"/>
+      <w:r>
+        <w:t>ADSBee</w:t>
+      </w:r>
+      <w:proofErr w:type="spellEnd"/>
+      <w:r>
+        <w:t xml:space="preserve"> 1090 supports the following reporting protocols on CONSOLE and COMMS_UART.</w:t>
       </w:r>
     </w:p>
     <w:p>
@@ -16072,9 +17965,11 @@
           <w:numId w:val="4"/>
         </w:numPr>
       </w:pPr>
+      <w:proofErr w:type="spellStart"/>
       <w:r>
         <w:t>CSBee</w:t>
       </w:r>
+      <w:proofErr w:type="spellEnd"/>
     </w:p>
     <w:p>
       <w:pPr>
@@ -16138,7 +18033,15 @@
     </w:p>
     <w:p>
       <w:r>
-        <w:t>The CONSOLE interface reports debug messages and AT command responses in addition to the selected reporting protocol. If the CONSOLE interface is being used as a reporting interface, it is recommended to send AT+LOG_LEVEL=SILENT to silence any debug logs that might corrupt the reported data, and to avoid sending additional AT commands while reading reported data in order to avoid the reported data being interspersed with OK and other AT command responses from the ADSBee 1090.</w:t>
+        <w:t xml:space="preserve">The CONSOLE interface reports debug messages and AT command responses in addition to the selected reporting protocol. If the CONSOLE interface is being used as a reporting interface, it is recommended to send AT+LOG_LEVEL=SILENT to silence any debug logs that might corrupt the reported data, and to avoid sending additional AT commands while reading reported data in order to avoid the reported data being interspersed with OK and other AT command responses from the </w:t>
+      </w:r>
+      <w:proofErr w:type="spellStart"/>
+      <w:r>
+        <w:t>ADSBee</w:t>
+      </w:r>
+      <w:proofErr w:type="spellEnd"/>
+      <w:r>
+        <w:t xml:space="preserve"> 1090.</w:t>
       </w:r>
     </w:p>
     <w:p>
@@ -16163,6 +18066,7 @@
         </w:numPr>
       </w:pPr>
       <w:bookmarkStart w:id="73" w:name="_Toc209911319"/>
+      <w:proofErr w:type="spellStart"/>
       <w:r>
         <w:lastRenderedPageBreak/>
         <w:t>CSB</w:t>
@@ -16171,6 +18075,7 @@
         <w:t>ee</w:t>
       </w:r>
       <w:bookmarkEnd w:id="73"/>
+      <w:proofErr w:type="spellEnd"/>
     </w:p>
     <w:p>
       <w:r>
@@ -16179,13 +18084,29 @@
     </w:p>
     <w:p>
       <w:r>
-        <w:t>The CSBee protocol is</w:t>
+        <w:t xml:space="preserve">The </w:t>
+      </w:r>
+      <w:proofErr w:type="spellStart"/>
+      <w:r>
+        <w:t>CSBee</w:t>
+      </w:r>
+      <w:proofErr w:type="spellEnd"/>
+      <w:r>
+        <w:t xml:space="preserve"> protocol is</w:t>
       </w:r>
       <w:r>
         <w:t xml:space="preserve"> heavily</w:t>
       </w:r>
       <w:r>
-        <w:t xml:space="preserve"> inspired by the Aerobits Aero CSV protocol.</w:t>
+        <w:t xml:space="preserve"> inspired by the </w:t>
+      </w:r>
+      <w:proofErr w:type="spellStart"/>
+      <w:r>
+        <w:t>Aerobits</w:t>
+      </w:r>
+      <w:proofErr w:type="spellEnd"/>
+      <w:r>
+        <w:t xml:space="preserve"> Aero CSV protocol.</w:t>
       </w:r>
     </w:p>
     <w:p>
@@ -16215,32 +18136,75 @@
         <w:pStyle w:val="code"/>
       </w:pPr>
       <w:r>
-        <w:t>#A:ICAO,FLAGS,CALL,SQ</w:t>
+        <w:t>#</w:t>
+      </w:r>
+      <w:proofErr w:type="gramStart"/>
+      <w:r>
+        <w:t>A:ICAO</w:t>
+      </w:r>
+      <w:proofErr w:type="gramEnd"/>
+      <w:r>
+        <w:t>,</w:t>
+      </w:r>
+      <w:proofErr w:type="gramStart"/>
+      <w:r>
+        <w:t>FLAGS,CALL</w:t>
+      </w:r>
+      <w:proofErr w:type="gramEnd"/>
+      <w:r>
+        <w:t>,</w:t>
+      </w:r>
+      <w:proofErr w:type="gramStart"/>
+      <w:r>
+        <w:t>SQ</w:t>
       </w:r>
       <w:r>
         <w:t>UAWK,ECAT</w:t>
       </w:r>
-      <w:r>
-        <w:t>,LAT,LON,BARO</w:t>
-      </w:r>
-      <w:r>
-        <w:t>_ALT</w:t>
-      </w:r>
+      <w:proofErr w:type="gramEnd"/>
       <w:r>
         <w:t>,</w:t>
       </w:r>
-      <w:r>
-        <w:t>GNSS_ALT</w:t>
+      <w:proofErr w:type="gramStart"/>
+      <w:r>
+        <w:t>LAT,LON</w:t>
+      </w:r>
+      <w:proofErr w:type="gramEnd"/>
+      <w:r>
+        <w:t>,BARO</w:t>
+      </w:r>
+      <w:r>
+        <w:t>_</w:t>
+      </w:r>
+      <w:proofErr w:type="gramStart"/>
+      <w:r>
+        <w:t>ALT</w:t>
       </w:r>
       <w:r>
         <w:t>,</w:t>
       </w:r>
       <w:r>
+        <w:t>GNSS</w:t>
+      </w:r>
+      <w:proofErr w:type="gramEnd"/>
+      <w:r>
+        <w:t>_</w:t>
+      </w:r>
+      <w:proofErr w:type="gramStart"/>
+      <w:r>
+        <w:t>ALT</w:t>
+      </w:r>
+      <w:r>
+        <w:t>,</w:t>
+      </w:r>
+      <w:r>
         <w:t>DIR</w:t>
       </w:r>
+      <w:proofErr w:type="gramEnd"/>
       <w:r>
         <w:t>,</w:t>
       </w:r>
+      <w:proofErr w:type="gramStart"/>
       <w:r>
         <w:t>SPEED</w:t>
       </w:r>
@@ -16248,17 +18212,51 @@
         <w:t>,</w:t>
       </w:r>
       <w:r>
-        <w:t>BARO_VRATE,GNSS_VRATE</w:t>
+        <w:t>BARO</w:t>
+      </w:r>
+      <w:proofErr w:type="gramEnd"/>
+      <w:r>
+        <w:t>_</w:t>
+      </w:r>
+      <w:proofErr w:type="gramStart"/>
+      <w:r>
+        <w:t>VRATE,GNSS</w:t>
+      </w:r>
+      <w:proofErr w:type="gramEnd"/>
+      <w:r>
+        <w:t>_</w:t>
+      </w:r>
+      <w:proofErr w:type="gramStart"/>
+      <w:r>
+        <w:t>VRATE</w:t>
       </w:r>
       <w:r>
         <w:t>,</w:t>
       </w:r>
       <w:r>
-        <w:t>NICNAC,ACDIMS,VERSION,</w:t>
-      </w:r>
-      <w:r>
-        <w:t>SIGS,SIGQ,</w:t>
-      </w:r>
+        <w:t>NICNAC</w:t>
+      </w:r>
+      <w:proofErr w:type="gramEnd"/>
+      <w:r>
+        <w:t>,</w:t>
+      </w:r>
+      <w:proofErr w:type="gramStart"/>
+      <w:r>
+        <w:t>ACDIMS,VERSION</w:t>
+      </w:r>
+      <w:proofErr w:type="gramEnd"/>
+      <w:r>
+        <w:t>,</w:t>
+      </w:r>
+      <w:proofErr w:type="gramStart"/>
+      <w:r>
+        <w:t>SIGS,SIGQ</w:t>
+      </w:r>
+      <w:proofErr w:type="gramEnd"/>
+      <w:r>
+        <w:t>,</w:t>
+      </w:r>
+      <w:proofErr w:type="gramStart"/>
       <w:r>
         <w:t>S</w:t>
       </w:r>
@@ -16271,6 +18269,7 @@
       <w:r>
         <w:t>SFPS</w:t>
       </w:r>
+      <w:proofErr w:type="gramEnd"/>
       <w:r>
         <w:t>,CRC\r\n</w:t>
       </w:r>
@@ -18053,11 +20052,16 @@
               <w:spacing w:after="0"/>
             </w:pPr>
             <w:r>
-              <w:t>Signal quality, in dB</w:t>
+              <w:t xml:space="preserve">Signal quality, in </w:t>
+            </w:r>
+            <w:proofErr w:type="spellStart"/>
+            <w:r>
+              <w:t>dB</w:t>
             </w:r>
             <w:r>
               <w:t>.</w:t>
             </w:r>
+            <w:proofErr w:type="spellEnd"/>
           </w:p>
         </w:tc>
         <w:tc>
@@ -18883,7 +20887,15 @@
           </w:tcPr>
           <w:p>
             <w:r>
-              <w:t>Emitter has receive capability for 1090MHz Extended Squitter transmissions.</w:t>
+              <w:t xml:space="preserve">Emitter has </w:t>
+            </w:r>
+            <w:proofErr w:type="gramStart"/>
+            <w:r>
+              <w:t>receive</w:t>
+            </w:r>
+            <w:proofErr w:type="gramEnd"/>
+            <w:r>
+              <w:t xml:space="preserve"> capability for 1090MHz Extended Squitter transmissions.</w:t>
             </w:r>
           </w:p>
         </w:tc>
@@ -18915,7 +20927,15 @@
           </w:tcPr>
           <w:p>
             <w:r>
-              <w:t>Emitter has receive capability for UAT (978MHz Universal Access Transceiver) transmissions.</w:t>
+              <w:t xml:space="preserve">Emitter has </w:t>
+            </w:r>
+            <w:proofErr w:type="gramStart"/>
+            <w:r>
+              <w:t>receive</w:t>
+            </w:r>
+            <w:proofErr w:type="gramEnd"/>
+            <w:r>
+              <w:t xml:space="preserve"> capability for UAT (978MHz Universal Access Transceiver) transmissions.</w:t>
             </w:r>
           </w:p>
         </w:tc>
@@ -19973,7 +21993,15 @@
               <w:jc w:val="center"/>
             </w:pPr>
             <w:r>
-              <w:t>Space / Transatmospheric Vehicle</w:t>
+              <w:t xml:space="preserve">Space / </w:t>
+            </w:r>
+            <w:proofErr w:type="spellStart"/>
+            <w:r>
+              <w:t>Transatmospheric</w:t>
+            </w:r>
+            <w:proofErr w:type="spellEnd"/>
+            <w:r>
+              <w:t xml:space="preserve"> Vehicle</w:t>
             </w:r>
           </w:p>
         </w:tc>
@@ -20479,7 +22507,11 @@
               <w:jc w:val="center"/>
             </w:pPr>
             <w:r>
-              <w:t>Navigation Accuracy Category: Position (NAC</w:t>
+              <w:t>Navigation Accuracy Category: Position (</w:t>
+            </w:r>
+            <w:proofErr w:type="spellStart"/>
+            <w:r>
+              <w:t>NAC</w:t>
             </w:r>
             <w:r>
               <w:rPr>
@@ -20487,6 +22519,7 @@
               </w:rPr>
               <w:t>p</w:t>
             </w:r>
+            <w:proofErr w:type="spellEnd"/>
             <w:r>
               <w:t>)</w:t>
             </w:r>
@@ -20502,7 +22535,11 @@
               <w:jc w:val="center"/>
             </w:pPr>
             <w:r>
-              <w:t>Navigation Accuracy Category: Velocity (NAC</w:t>
+              <w:t>Navigation Accuracy Category: Velocity (</w:t>
+            </w:r>
+            <w:proofErr w:type="spellStart"/>
+            <w:r>
+              <w:t>NAC</w:t>
             </w:r>
             <w:r>
               <w:rPr>
@@ -20510,6 +22547,7 @@
               </w:rPr>
               <w:t>v</w:t>
             </w:r>
+            <w:proofErr w:type="spellEnd"/>
             <w:r>
               <w:t>)</w:t>
             </w:r>
@@ -20524,7 +22562,11 @@
               <w:jc w:val="center"/>
             </w:pPr>
             <w:r>
-              <w:t>Navigation Integrity Category: Barometer (NIC</w:t>
+              <w:t>Navigation Integrity Category: Barometer (</w:t>
+            </w:r>
+            <w:proofErr w:type="spellStart"/>
+            <w:r>
+              <w:t>NIC</w:t>
             </w:r>
             <w:r>
               <w:rPr>
@@ -20532,6 +22574,7 @@
               </w:rPr>
               <w:t>baro</w:t>
             </w:r>
+            <w:proofErr w:type="spellEnd"/>
             <w:r>
               <w:t>)</w:t>
             </w:r>
@@ -20565,6 +22608,7 @@
           <w:color w:val="008139" w:themeColor="accent1" w:themeShade="BF"/>
         </w:rPr>
       </w:pPr>
+      <w:proofErr w:type="gramStart"/>
       <w:r>
         <w:rPr>
           <w:b/>
@@ -20577,7 +22621,15 @@
           <w:b/>
           <w:bCs/>
         </w:rPr>
-        <w:t>[0-3]: Navigation Integrity Category (NIC)</w:t>
+        <w:t>[</w:t>
+      </w:r>
+      <w:proofErr w:type="gramEnd"/>
+      <w:r>
+        <w:rPr>
+          <w:b/>
+          <w:bCs/>
+        </w:rPr>
+        <w:t>0-3]: Navigation Integrity Category (NIC)</w:t>
       </w:r>
     </w:p>
     <w:p>
@@ -20917,7 +22969,11 @@
         <w:pStyle w:val="Heading4"/>
       </w:pPr>
       <w:r>
-        <w:t>NICNAC [4]: Navigation Integrity Category: Barometer (NIC</w:t>
+        <w:t>NICNAC [4]: Navigation Integrity Category: Barometer (</w:t>
+      </w:r>
+      <w:proofErr w:type="spellStart"/>
+      <w:r>
+        <w:t>NIC</w:t>
       </w:r>
       <w:r>
         <w:rPr>
@@ -20925,13 +22981,18 @@
         </w:rPr>
         <w:t>baro</w:t>
       </w:r>
+      <w:proofErr w:type="spellEnd"/>
       <w:r>
         <w:t>)</w:t>
       </w:r>
     </w:p>
     <w:p>
       <w:r>
-        <w:t>The barometric altitude integrity (NIC</w:t>
+        <w:t>The barometric altitude integrity (</w:t>
+      </w:r>
+      <w:proofErr w:type="spellStart"/>
+      <w:r>
+        <w:t>NIC</w:t>
       </w:r>
       <w:r>
         <w:rPr>
@@ -20939,13 +23000,18 @@
         </w:rPr>
         <w:t>baro</w:t>
       </w:r>
+      <w:proofErr w:type="spellEnd"/>
       <w:r>
         <w:t>) indicates how much trust should be placed in an aircraft’s reported altitude. The field is a single bit that indicates whether the aircraft uses an altimeter that has been cross-checked against other sources. Old school encoding altimeters have many parallel wires and output an altitude in a format called a Gillham Code, and have no built-in method of error checking. A single faulty wire can result in erroneous readings, so this bit lets air traffic control know whether to take altitude readings from the aircraft with a grain of salt. A 0 indicates that the transponder is outputting altitude from a Gillham coded source (with no way to cross check the value), while a 1 indicates that the transponder is outputting altitude from a Gillham coded source while using another sensor to cross-check it, or is using a more modern barometer that supports a protocol with built-in error checking.</w:t>
       </w:r>
     </w:p>
     <w:p>
       <w:r>
-        <w:t>A higher NIC</w:t>
+        <w:t xml:space="preserve">A higher </w:t>
+      </w:r>
+      <w:proofErr w:type="spellStart"/>
+      <w:r>
+        <w:t>NIC</w:t>
       </w:r>
       <w:r>
         <w:rPr>
@@ -20953,6 +23019,7 @@
         </w:rPr>
         <w:t>baro</w:t>
       </w:r>
+      <w:proofErr w:type="spellEnd"/>
       <w:r>
         <w:t xml:space="preserve"> value (i.e. 1 instead of 0) indicates more trust in the aircraft’s reported altitude.</w:t>
       </w:r>
@@ -20981,6 +23048,7 @@
                 <w:bCs/>
               </w:rPr>
             </w:pPr>
+            <w:proofErr w:type="spellStart"/>
             <w:r>
               <w:rPr>
                 <w:b/>
@@ -20996,6 +23064,7 @@
               </w:rPr>
               <w:t>baro</w:t>
             </w:r>
+            <w:proofErr w:type="spellEnd"/>
             <w:r>
               <w:rPr>
                 <w:b/>
@@ -21064,7 +23133,17 @@
           </w:tcPr>
           <w:p>
             <w:r>
-              <w:t>Altitude is from a Gillham-coded input that is being cross-checked with another source, or from a non Gillham-coded input with built-in error checking features.</w:t>
+              <w:t xml:space="preserve">Altitude is from a Gillham-coded input that is being cross-checked with another source, or from a </w:t>
+            </w:r>
+            <w:proofErr w:type="spellStart"/>
+            <w:proofErr w:type="gramStart"/>
+            <w:r>
+              <w:t>non Gillham</w:t>
+            </w:r>
+            <w:proofErr w:type="spellEnd"/>
+            <w:proofErr w:type="gramEnd"/>
+            <w:r>
+              <w:t>-coded input with built-in error checking features.</w:t>
             </w:r>
           </w:p>
         </w:tc>
@@ -21076,7 +23155,11 @@
         <w:pStyle w:val="Heading4"/>
       </w:pPr>
       <w:r>
-        <w:t>NICNAC [5-7]: Navigation Accuracy Category: Velocity (NAC</w:t>
+        <w:t>NICNAC [5-7]: Navigation Accuracy Category: Velocity (</w:t>
+      </w:r>
+      <w:proofErr w:type="spellStart"/>
+      <w:r>
+        <w:t>NAC</w:t>
       </w:r>
       <w:r>
         <w:rPr>
@@ -21084,13 +23167,18 @@
         </w:rPr>
         <w:t>v</w:t>
       </w:r>
+      <w:proofErr w:type="spellEnd"/>
       <w:r>
         <w:t>)</w:t>
       </w:r>
     </w:p>
     <w:p>
       <w:r>
-        <w:t>The horizontal velocity error (NAC</w:t>
+        <w:t>The horizontal velocity error (</w:t>
+      </w:r>
+      <w:proofErr w:type="spellStart"/>
+      <w:r>
+        <w:t>NAC</w:t>
       </w:r>
       <w:r>
         <w:rPr>
@@ -21098,13 +23186,18 @@
         </w:rPr>
         <w:t>v</w:t>
       </w:r>
+      <w:proofErr w:type="spellEnd"/>
       <w:r>
         <w:t>) indicates the expected accuracy of the reported velocity of the aircraft when systems are operating nominally. This varies depending on the accuracy capabilities of the measurement equipment onboard the aircraft, and not how often we expect said equipment to fail.</w:t>
       </w:r>
     </w:p>
     <w:p>
       <w:r>
-        <w:t>A higher NAC</w:t>
+        <w:t xml:space="preserve">A higher </w:t>
+      </w:r>
+      <w:proofErr w:type="spellStart"/>
+      <w:r>
+        <w:t>NAC</w:t>
       </w:r>
       <w:r>
         <w:rPr>
@@ -21112,6 +23205,7 @@
         </w:rPr>
         <w:t>v</w:t>
       </w:r>
+      <w:proofErr w:type="spellEnd"/>
       <w:r>
         <w:t xml:space="preserve"> indicates a more accurate velocity measurement system.</w:t>
       </w:r>
@@ -21140,6 +23234,7 @@
                 <w:bCs/>
               </w:rPr>
             </w:pPr>
+            <w:proofErr w:type="spellStart"/>
             <w:r>
               <w:rPr>
                 <w:b/>
@@ -21156,6 +23251,7 @@
               </w:rPr>
               <w:t>v</w:t>
             </w:r>
+            <w:proofErr w:type="spellEnd"/>
             <w:r>
               <w:rPr>
                 <w:b/>
@@ -21345,7 +23441,11 @@
         <w:pStyle w:val="Heading4"/>
       </w:pPr>
       <w:r>
-        <w:t>NICNAC [8-11]: Navigation Accuracy Category: Position (NAC</w:t>
+        <w:t>NICNAC [8-11]: Navigation Accuracy Category: Position (</w:t>
+      </w:r>
+      <w:proofErr w:type="spellStart"/>
+      <w:r>
+        <w:t>NAC</w:t>
       </w:r>
       <w:r>
         <w:rPr>
@@ -21353,13 +23453,18 @@
         </w:rPr>
         <w:t>p</w:t>
       </w:r>
+      <w:proofErr w:type="spellEnd"/>
       <w:r>
         <w:t>)</w:t>
       </w:r>
     </w:p>
     <w:p>
       <w:r>
-        <w:t>The estimated position uncertainty (NAC</w:t>
+        <w:t>The estimated position uncertainty (</w:t>
+      </w:r>
+      <w:proofErr w:type="spellStart"/>
+      <w:r>
+        <w:t>NAC</w:t>
       </w:r>
       <w:r>
         <w:rPr>
@@ -21367,13 +23472,18 @@
         </w:rPr>
         <w:t>p</w:t>
       </w:r>
+      <w:proofErr w:type="spellEnd"/>
       <w:r>
         <w:t>) indicates the expected accuracy of the aircraft’s reported location when systems are operating nominally. This varies depending on the capabilities of the aircraft’s positioning system and not on how often we expect said equipment to fail.</w:t>
       </w:r>
     </w:p>
     <w:p>
       <w:r>
-        <w:t>A higher NAC</w:t>
+        <w:t xml:space="preserve">A higher </w:t>
+      </w:r>
+      <w:proofErr w:type="spellStart"/>
+      <w:r>
+        <w:t>NAC</w:t>
       </w:r>
       <w:r>
         <w:rPr>
@@ -21381,6 +23491,7 @@
         </w:rPr>
         <w:t>p</w:t>
       </w:r>
+      <w:proofErr w:type="spellEnd"/>
       <w:r>
         <w:t xml:space="preserve"> indicates a more accurate positioning system.</w:t>
       </w:r>
@@ -21420,6 +23531,7 @@
                 <w:bCs/>
               </w:rPr>
             </w:pPr>
+            <w:proofErr w:type="spellStart"/>
             <w:r>
               <w:rPr>
                 <w:b/>
@@ -21435,6 +23547,7 @@
               </w:rPr>
               <w:t>p</w:t>
             </w:r>
+            <w:proofErr w:type="spellEnd"/>
             <w:r>
               <w:rPr>
                 <w:b/>
@@ -21793,8 +23906,13 @@
       <w:pPr>
         <w:pStyle w:val="Heading4"/>
       </w:pPr>
-      <w:r>
-        <w:t>NICNAC[12-13]</w:t>
+      <w:proofErr w:type="gramStart"/>
+      <w:r>
+        <w:t>NICNAC[</w:t>
+      </w:r>
+      <w:proofErr w:type="gramEnd"/>
+      <w:r>
+        <w:t>12-13]</w:t>
       </w:r>
       <w:r>
         <w:t>:</w:t>
@@ -21988,8 +24106,13 @@
       <w:pPr>
         <w:pStyle w:val="Heading4"/>
       </w:pPr>
-      <w:r>
-        <w:t>NICNAC[14-15]</w:t>
+      <w:proofErr w:type="gramStart"/>
+      <w:r>
+        <w:t>NICNAC[</w:t>
+      </w:r>
+      <w:proofErr w:type="gramEnd"/>
+      <w:r>
+        <w:t>14-15]</w:t>
       </w:r>
       <w:r>
         <w:t>:</w:t>
@@ -23080,12 +25203,21 @@
           <w:bCs/>
         </w:rPr>
       </w:pPr>
+      <w:proofErr w:type="gramStart"/>
       <w:r>
         <w:rPr>
           <w:b/>
           <w:bCs/>
         </w:rPr>
-        <w:t>ACDIMS[0-1]: System Design Assurance (SDA)</w:t>
+        <w:t>ACDIMS[</w:t>
+      </w:r>
+      <w:proofErr w:type="gramEnd"/>
+      <w:r>
+        <w:rPr>
+          <w:b/>
+          <w:bCs/>
+        </w:rPr>
+        <w:t>0-1]: System Design Assurance (SDA)</w:t>
       </w:r>
     </w:p>
     <w:p>
@@ -23532,57 +25664,55 @@
           <w:bCs/>
         </w:rPr>
       </w:pPr>
+      <w:proofErr w:type="gramStart"/>
       <w:r>
         <w:rPr>
           <w:b/>
           <w:bCs/>
         </w:rPr>
-        <w:t>ACDIMS[2-8] Aircraft Width (ACW)</w:t>
-      </w:r>
-    </w:p>
-    <w:p>
-      <w:r>
-        <w:t>Approximate value for the width of the aircraft bounding box, in meters. Can be interpreted as a 7-bit unsigned integer.</w:t>
-      </w:r>
-    </w:p>
-    <w:p>
-      <w:pPr>
+        <w:t>ACDIMS[</w:t>
+      </w:r>
+      <w:proofErr w:type="gramEnd"/>
+      <w:r>
         <w:rPr>
           <w:b/>
           <w:bCs/>
         </w:rPr>
-      </w:pPr>
-      <w:r>
+        <w:t>2-8] Aircraft Width (ACW)</w:t>
+      </w:r>
+    </w:p>
+    <w:p>
+      <w:r>
+        <w:t>Approximate value for the width of the aircraft bounding box, in meters. Can be interpreted as a 7-bit unsigned integer.</w:t>
+      </w:r>
+    </w:p>
+    <w:p>
+      <w:pPr>
         <w:rPr>
           <w:b/>
           <w:bCs/>
         </w:rPr>
-        <w:t>ACDIMS[9-15] Aircraft Length (ACL)</w:t>
-      </w:r>
-    </w:p>
-    <w:p>
-      <w:r>
-        <w:t>Approximate value for the length of the aircraft bounding box, in meters. Can be interpreted as a 7-bit unsigned integer.</w:t>
-      </w:r>
-    </w:p>
-    <w:p>
-      <w:pPr>
+      </w:pPr>
+      <w:proofErr w:type="gramStart"/>
+      <w:r>
         <w:rPr>
           <w:b/>
           <w:bCs/>
         </w:rPr>
-      </w:pPr>
+        <w:t>ACDIMS[</w:t>
+      </w:r>
+      <w:proofErr w:type="gramEnd"/>
       <w:r>
         <w:rPr>
           <w:b/>
           <w:bCs/>
         </w:rPr>
-        <w:t>ACDIMS[16-23] GNSS Offset Right of Reference Point (GOR)</w:t>
-      </w:r>
-    </w:p>
-    <w:p>
-      <w:r>
-        <w:t>Signed 8-bit integer representing the left/right offset of the GNSS antenna from the aircraft’s reference point. A positive value indicates that the GNSS antenna is to the right of the aircraft reference point.</w:t>
+        <w:t>9-15] Aircraft Length (ACL)</w:t>
+      </w:r>
+    </w:p>
+    <w:p>
+      <w:r>
+        <w:t>Approximate value for the length of the aircraft bounding box, in meters. Can be interpreted as a 7-bit unsigned integer.</w:t>
       </w:r>
     </w:p>
     <w:p>
@@ -23592,12 +25722,50 @@
           <w:bCs/>
         </w:rPr>
       </w:pPr>
+      <w:proofErr w:type="gramStart"/>
       <w:r>
         <w:rPr>
           <w:b/>
           <w:bCs/>
         </w:rPr>
-        <w:t>ACDIMS[24-31] GNSS Offset Forward of Reference Point (GOF)</w:t>
+        <w:t>ACDIMS[</w:t>
+      </w:r>
+      <w:proofErr w:type="gramEnd"/>
+      <w:r>
+        <w:rPr>
+          <w:b/>
+          <w:bCs/>
+        </w:rPr>
+        <w:t>16-23] GNSS Offset Right of Reference Point (GOR)</w:t>
+      </w:r>
+    </w:p>
+    <w:p>
+      <w:r>
+        <w:t>Signed 8-bit integer representing the left/right offset of the GNSS antenna from the aircraft’s reference point. A positive value indicates that the GNSS antenna is to the right of the aircraft reference point.</w:t>
+      </w:r>
+    </w:p>
+    <w:p>
+      <w:pPr>
+        <w:rPr>
+          <w:b/>
+          <w:bCs/>
+        </w:rPr>
+      </w:pPr>
+      <w:proofErr w:type="gramStart"/>
+      <w:r>
+        <w:rPr>
+          <w:b/>
+          <w:bCs/>
+        </w:rPr>
+        <w:t>ACDIMS[</w:t>
+      </w:r>
+      <w:proofErr w:type="gramEnd"/>
+      <w:r>
+        <w:rPr>
+          <w:b/>
+          <w:bCs/>
+        </w:rPr>
+        <w:t>24-31] GNSS Offset Forward of Reference Point (GOF)</w:t>
       </w:r>
     </w:p>
     <w:p>
@@ -23637,12 +25805,21 @@
           <w:bCs/>
         </w:rPr>
       </w:pPr>
+      <w:proofErr w:type="spellStart"/>
       <w:r>
         <w:rPr>
           <w:b w:val="0"/>
           <w:bCs/>
         </w:rPr>
-        <w:t>CSBee messages use a 16-bit Cyclical Redundancy Checksum (CRC-16), which can be calculated using the algorithm in the C++ code snippet below. Note the “swap16” helper function which also needs to be included.</w:t>
+        <w:t>CSBee</w:t>
+      </w:r>
+      <w:proofErr w:type="spellEnd"/>
+      <w:r>
+        <w:rPr>
+          <w:b w:val="0"/>
+          <w:bCs/>
+        </w:rPr>
+        <w:t xml:space="preserve"> messages use a 16-bit Cyclical Redundancy Checksum (CRC-16), which can be calculated using the algorithm in the C++ code snippet below. Note the “swap16” helper function which also needs to be included.</w:t>
       </w:r>
     </w:p>
     <w:p>
@@ -23659,8 +25836,21 @@
         <w:pStyle w:val="code"/>
       </w:pPr>
       <w:r>
-        <w:t>uint16_t swap16(uint16_t value) { return (value &lt;&lt; 8) | (value &gt;&gt; 8); }</w:t>
-      </w:r>
+        <w:t xml:space="preserve">uint16_t swap16(uint16_t value) </w:t>
+      </w:r>
+      <w:proofErr w:type="gramStart"/>
+      <w:r>
+        <w:t>{ return</w:t>
+      </w:r>
+      <w:proofErr w:type="gramEnd"/>
+      <w:r>
+        <w:t xml:space="preserve"> (value &lt;&lt; 8) | (value &gt;&gt; 8)</w:t>
+      </w:r>
+      <w:proofErr w:type="gramStart"/>
+      <w:r>
+        <w:t>; }</w:t>
+      </w:r>
+      <w:proofErr w:type="gramEnd"/>
     </w:p>
     <w:p>
       <w:pPr>
@@ -23672,7 +25862,15 @@
         <w:pStyle w:val="code"/>
       </w:pPr>
       <w:r>
-        <w:t xml:space="preserve">uint16_t CalculateCRC16(const uint8_t *data_p, </w:t>
+        <w:t>uint16_t CalculateCRC16(const uint8_t *</w:t>
+      </w:r>
+      <w:proofErr w:type="spellStart"/>
+      <w:r>
+        <w:t>data_p</w:t>
+      </w:r>
+      <w:proofErr w:type="spellEnd"/>
+      <w:r>
+        <w:t xml:space="preserve">, </w:t>
       </w:r>
       <w:r>
         <w:t>int32_t</w:t>
@@ -23694,7 +25892,15 @@
         <w:pStyle w:val="code"/>
       </w:pPr>
       <w:r>
-        <w:t>    uint16_t crc = 0xFFFF;</w:t>
+        <w:t xml:space="preserve">    uint16_t </w:t>
+      </w:r>
+      <w:proofErr w:type="spellStart"/>
+      <w:r>
+        <w:t>crc</w:t>
+      </w:r>
+      <w:proofErr w:type="spellEnd"/>
+      <w:r>
+        <w:t xml:space="preserve"> = 0xFFFF;</w:t>
       </w:r>
     </w:p>
     <w:p>
@@ -23710,7 +25916,23 @@
         <w:pStyle w:val="code"/>
       </w:pPr>
       <w:r>
-        <w:t>        x = crc &gt;&gt; 8 ^ *data_p++;</w:t>
+        <w:t xml:space="preserve">        x = </w:t>
+      </w:r>
+      <w:proofErr w:type="spellStart"/>
+      <w:r>
+        <w:t>crc</w:t>
+      </w:r>
+      <w:proofErr w:type="spellEnd"/>
+      <w:r>
+        <w:t xml:space="preserve"> &gt;&gt; 8 ^ *</w:t>
+      </w:r>
+      <w:proofErr w:type="spellStart"/>
+      <w:r>
+        <w:t>data_p</w:t>
+      </w:r>
+      <w:proofErr w:type="spellEnd"/>
+      <w:r>
+        <w:t>++;</w:t>
       </w:r>
     </w:p>
     <w:p>
@@ -23726,7 +25948,47 @@
         <w:pStyle w:val="code"/>
       </w:pPr>
       <w:r>
-        <w:t>        crc = (crc &lt;&lt; 8) ^ ((uint16_t)(x &lt;&lt; 12)) ^ ((uint16_t)(x &lt;&lt; 5)) ^ ((uint16_t)x);</w:t>
+        <w:t xml:space="preserve">        </w:t>
+      </w:r>
+      <w:proofErr w:type="spellStart"/>
+      <w:r>
+        <w:t>crc</w:t>
+      </w:r>
+      <w:proofErr w:type="spellEnd"/>
+      <w:r>
+        <w:t xml:space="preserve"> = (</w:t>
+      </w:r>
+      <w:proofErr w:type="spellStart"/>
+      <w:r>
+        <w:t>crc</w:t>
+      </w:r>
+      <w:proofErr w:type="spellEnd"/>
+      <w:r>
+        <w:t xml:space="preserve"> &lt;&lt; 8) ^ ((uint16_</w:t>
+      </w:r>
+      <w:proofErr w:type="gramStart"/>
+      <w:r>
+        <w:t>t)(</w:t>
+      </w:r>
+      <w:proofErr w:type="gramEnd"/>
+      <w:r>
+        <w:t>x &lt;&lt; 12)) ^ ((uint16_</w:t>
+      </w:r>
+      <w:proofErr w:type="gramStart"/>
+      <w:r>
+        <w:t>t)(</w:t>
+      </w:r>
+      <w:proofErr w:type="gramEnd"/>
+      <w:r>
+        <w:t>x &lt;&lt; 5)) ^ ((uint16_</w:t>
+      </w:r>
+      <w:proofErr w:type="gramStart"/>
+      <w:r>
+        <w:t>t)x</w:t>
+      </w:r>
+      <w:proofErr w:type="gramEnd"/>
+      <w:r>
+        <w:t>);</w:t>
       </w:r>
     </w:p>
     <w:p>
@@ -23742,7 +26004,15 @@
         <w:pStyle w:val="code"/>
       </w:pPr>
       <w:r>
-        <w:t>    return swap16(crc);</w:t>
+        <w:t>    return swap16(</w:t>
+      </w:r>
+      <w:proofErr w:type="spellStart"/>
+      <w:r>
+        <w:t>crc</w:t>
+      </w:r>
+      <w:proofErr w:type="spellEnd"/>
+      <w:r>
+        <w:t>);</w:t>
       </w:r>
     </w:p>
     <w:p>
@@ -23787,40 +26057,102 @@
         <w:pStyle w:val="code"/>
       </w:pPr>
       <w:r>
-        <w:t>#U:</w:t>
-      </w:r>
-      <w:r>
-        <w:t>ICAO,</w:t>
+        <w:t>#</w:t>
+      </w:r>
+      <w:proofErr w:type="gramStart"/>
+      <w:r>
+        <w:t>U:</w:t>
+      </w:r>
+      <w:r>
+        <w:t>ICAO</w:t>
+      </w:r>
+      <w:proofErr w:type="gramEnd"/>
+      <w:r>
+        <w:t>,</w:t>
       </w:r>
       <w:r>
         <w:t>UAT_</w:t>
       </w:r>
-      <w:r>
-        <w:t>FLAGS,CALL,SQUAWK,ECAT,LAT,LON,BARO</w:t>
-      </w:r>
-      <w:r>
-        <w:t>_ALT</w:t>
-      </w:r>
+      <w:proofErr w:type="gramStart"/>
+      <w:r>
+        <w:t>FLAGS,CALL</w:t>
+      </w:r>
+      <w:proofErr w:type="gramEnd"/>
       <w:r>
         <w:t>,</w:t>
       </w:r>
-      <w:r>
-        <w:t>GNSS_ALT</w:t>
-      </w:r>
-      <w:r>
-        <w:t>,DIR,</w:t>
-      </w:r>
+      <w:proofErr w:type="gramStart"/>
+      <w:r>
+        <w:t>SQUAWK,ECAT</w:t>
+      </w:r>
+      <w:proofErr w:type="gramEnd"/>
+      <w:r>
+        <w:t>,</w:t>
+      </w:r>
+      <w:proofErr w:type="gramStart"/>
+      <w:r>
+        <w:t>LAT,LON</w:t>
+      </w:r>
+      <w:proofErr w:type="gramEnd"/>
+      <w:r>
+        <w:t>,BARO</w:t>
+      </w:r>
+      <w:r>
+        <w:t>_</w:t>
+      </w:r>
+      <w:proofErr w:type="gramStart"/>
+      <w:r>
+        <w:t>ALT</w:t>
+      </w:r>
+      <w:r>
+        <w:t>,</w:t>
+      </w:r>
+      <w:r>
+        <w:t>GNSS</w:t>
+      </w:r>
+      <w:proofErr w:type="gramEnd"/>
+      <w:r>
+        <w:t>_</w:t>
+      </w:r>
+      <w:proofErr w:type="gramStart"/>
+      <w:r>
+        <w:t>ALT</w:t>
+      </w:r>
+      <w:r>
+        <w:t>,DIR</w:t>
+      </w:r>
+      <w:proofErr w:type="gramEnd"/>
+      <w:r>
+        <w:t>,</w:t>
+      </w:r>
+      <w:proofErr w:type="gramStart"/>
       <w:r>
         <w:t>SPEED</w:t>
       </w:r>
       <w:r>
-        <w:t>,BARO_V</w:t>
+        <w:t>,BARO</w:t>
+      </w:r>
+      <w:proofErr w:type="gramEnd"/>
+      <w:r>
+        <w:t>_</w:t>
+      </w:r>
+      <w:proofErr w:type="gramStart"/>
+      <w:r>
+        <w:t>V</w:t>
       </w:r>
       <w:r>
         <w:t>RATE</w:t>
       </w:r>
       <w:r>
-        <w:t>,GNSS_V</w:t>
+        <w:t>,GNSS</w:t>
+      </w:r>
+      <w:proofErr w:type="gramEnd"/>
+      <w:r>
+        <w:t>_</w:t>
+      </w:r>
+      <w:proofErr w:type="gramStart"/>
+      <w:r>
+        <w:t>V</w:t>
       </w:r>
       <w:r>
         <w:t>RATE</w:t>
@@ -23829,19 +26161,49 @@
         <w:t>,</w:t>
       </w:r>
       <w:r>
-        <w:t>UAT_EMERG,NICNAC,ACDIMS,VERSION,</w:t>
-      </w:r>
-      <w:r>
-        <w:t>SIGS,SIGQ,</w:t>
-      </w:r>
-      <w:r>
         <w:t>UAT</w:t>
       </w:r>
+      <w:proofErr w:type="gramEnd"/>
+      <w:r>
+        <w:t>_</w:t>
+      </w:r>
+      <w:proofErr w:type="gramStart"/>
+      <w:r>
+        <w:t>EMERG,NICNAC</w:t>
+      </w:r>
+      <w:proofErr w:type="gramEnd"/>
+      <w:r>
+        <w:t>,</w:t>
+      </w:r>
+      <w:proofErr w:type="gramStart"/>
+      <w:r>
+        <w:t>ACDIMS,VERSION</w:t>
+      </w:r>
+      <w:proofErr w:type="gramEnd"/>
+      <w:r>
+        <w:t>,</w:t>
+      </w:r>
+      <w:proofErr w:type="gramStart"/>
+      <w:r>
+        <w:t>SIGS,SIGQ</w:t>
+      </w:r>
+      <w:proofErr w:type="gramEnd"/>
+      <w:r>
+        <w:t>,</w:t>
+      </w:r>
+      <w:proofErr w:type="gramStart"/>
+      <w:r>
+        <w:t>UAT</w:t>
+      </w:r>
       <w:r>
         <w:t>FPS</w:t>
       </w:r>
       <w:r>
-        <w:t>,CRC\r\n</w:t>
+        <w:t>,CRC</w:t>
+      </w:r>
+      <w:proofErr w:type="gramEnd"/>
+      <w:r>
+        <w:t>\r\n</w:t>
       </w:r>
     </w:p>
     <w:p/>
@@ -25961,7 +28323,15 @@
         <w:t>for</w:t>
       </w:r>
       <w:r>
-        <w:t xml:space="preserve"> any bitfields not prefixed with  “UAT_”.</w:t>
+        <w:t xml:space="preserve"> any bitfields not prefixed </w:t>
+      </w:r>
+      <w:proofErr w:type="gramStart"/>
+      <w:r>
+        <w:t>with  “</w:t>
+      </w:r>
+      <w:proofErr w:type="gramEnd"/>
+      <w:r>
+        <w:t>UAT_”.</w:t>
       </w:r>
     </w:p>
     <w:p>
@@ -27151,7 +29521,15 @@
         <w:t>This message contains some useful statistics</w:t>
       </w:r>
       <w:r>
-        <w:t xml:space="preserve"> about ADSBee’s operational status</w:t>
+        <w:t xml:space="preserve"> about </w:t>
+      </w:r>
+      <w:proofErr w:type="spellStart"/>
+      <w:r>
+        <w:t>ADSBee’s</w:t>
+      </w:r>
+      <w:proofErr w:type="spellEnd"/>
+      <w:r>
+        <w:t xml:space="preserve"> operational status</w:t>
       </w:r>
       <w:r>
         <w:t>. Format of that frame is shown below:</w:t>
@@ -27162,22 +29540,64 @@
         <w:pStyle w:val="code"/>
       </w:pPr>
       <w:r>
-        <w:t>#S:</w:t>
+        <w:t>#</w:t>
+      </w:r>
+      <w:proofErr w:type="gramStart"/>
+      <w:r>
+        <w:t>S:</w:t>
       </w:r>
       <w:r>
         <w:t>VERSION</w:t>
       </w:r>
-      <w:r>
-        <w:t>,DPS</w:t>
-      </w:r>
+      <w:proofErr w:type="gramEnd"/>
       <w:r>
         <w:t>,</w:t>
       </w:r>
-      <w:r>
-        <w:t>RAW_SFPS,SFPS,RAW_ESFPS,ESFPS,RAW_UATFPS,UATFPS</w:t>
-      </w:r>
-      <w:r>
-        <w:t>,TSCAL,UPTIME,CRC</w:t>
+      <w:proofErr w:type="gramStart"/>
+      <w:r>
+        <w:t>DPS</w:t>
+      </w:r>
+      <w:r>
+        <w:t>,</w:t>
+      </w:r>
+      <w:r>
+        <w:t>RAW</w:t>
+      </w:r>
+      <w:proofErr w:type="gramEnd"/>
+      <w:r>
+        <w:t>_</w:t>
+      </w:r>
+      <w:proofErr w:type="gramStart"/>
+      <w:r>
+        <w:t>SFPS,SFPS</w:t>
+      </w:r>
+      <w:proofErr w:type="gramEnd"/>
+      <w:r>
+        <w:t>,RAW_</w:t>
+      </w:r>
+      <w:proofErr w:type="gramStart"/>
+      <w:r>
+        <w:t>ESFPS,ESFPS</w:t>
+      </w:r>
+      <w:proofErr w:type="gramEnd"/>
+      <w:r>
+        <w:t>,RAW_</w:t>
+      </w:r>
+      <w:proofErr w:type="gramStart"/>
+      <w:r>
+        <w:t>UATFPS,UATFPS</w:t>
+      </w:r>
+      <w:proofErr w:type="gramEnd"/>
+      <w:r>
+        <w:t>,</w:t>
+      </w:r>
+      <w:proofErr w:type="gramStart"/>
+      <w:r>
+        <w:t>TSCAL,UPTIME</w:t>
+      </w:r>
+      <w:proofErr w:type="gramEnd"/>
+      <w:r>
+        <w:t>,CRC</w:t>
       </w:r>
       <w:r>
         <w:t>\r\n</w:t>
@@ -27433,7 +29853,15 @@
               <w:spacing w:after="0"/>
             </w:pPr>
             <w:r>
-              <w:t>Version of the CSBee protocol being used.</w:t>
+              <w:t xml:space="preserve">Version of the </w:t>
+            </w:r>
+            <w:proofErr w:type="spellStart"/>
+            <w:r>
+              <w:t>CSBee</w:t>
+            </w:r>
+            <w:proofErr w:type="spellEnd"/>
+            <w:r>
+              <w:t xml:space="preserve"> protocol being used.</w:t>
             </w:r>
           </w:p>
         </w:tc>
@@ -28551,8 +30979,13 @@
           <w:szCs w:val="26"/>
         </w:rPr>
       </w:pPr>
-      <w:r>
-        <w:t xml:space="preserve">ADSBee complies with the GDL90 public data interface specification </w:t>
+      <w:proofErr w:type="spellStart"/>
+      <w:r>
+        <w:t>ADSBee</w:t>
+      </w:r>
+      <w:proofErr w:type="spellEnd"/>
+      <w:r>
+        <w:t xml:space="preserve"> complies with the GDL90 public data interface specification </w:t>
       </w:r>
       <w:hyperlink r:id="rId19" w:history="1">
         <w:r>
@@ -28591,8 +31024,13 @@
       <w:r>
         <w:t xml:space="preserve">1x MAVLINK Heartbeat message, </w:t>
       </w:r>
-      <w:r>
-        <w:t>Nx ADSB_VEHICLE messages, where N is the number of tracked aircraft, and 1x</w:t>
+      <w:proofErr w:type="spellStart"/>
+      <w:r>
+        <w:t>Nx</w:t>
+      </w:r>
+      <w:proofErr w:type="spellEnd"/>
+      <w:r>
+        <w:t xml:space="preserve"> ADSB_VEHICLE messages, where N is the number of tracked aircraft, and 1x</w:t>
       </w:r>
       <w:r>
         <w:t xml:space="preserve"> special delimiter</w:t>
@@ -28851,9 +31289,11 @@
             <w:pPr>
               <w:pStyle w:val="NoSpacing"/>
             </w:pPr>
+            <w:proofErr w:type="spellStart"/>
             <w:r>
               <w:t>custom_mode</w:t>
             </w:r>
+            <w:proofErr w:type="spellEnd"/>
           </w:p>
         </w:tc>
         <w:tc>
@@ -29067,9 +31507,11 @@
             <w:pPr>
               <w:pStyle w:val="NoSpacing"/>
             </w:pPr>
+            <w:proofErr w:type="spellStart"/>
             <w:r>
               <w:t>base_mode</w:t>
             </w:r>
+            <w:proofErr w:type="spellEnd"/>
           </w:p>
         </w:tc>
         <w:tc>
@@ -29139,9 +31581,11 @@
             <w:pPr>
               <w:pStyle w:val="NoSpacing"/>
             </w:pPr>
+            <w:proofErr w:type="spellStart"/>
             <w:r>
               <w:t>system_status</w:t>
             </w:r>
+            <w:proofErr w:type="spellEnd"/>
           </w:p>
         </w:tc>
         <w:tc>
@@ -29209,9 +31653,11 @@
             <w:pPr>
               <w:pStyle w:val="NoSpacing"/>
             </w:pPr>
+            <w:proofErr w:type="spellStart"/>
             <w:r>
               <w:t>mavlink_version</w:t>
             </w:r>
+            <w:proofErr w:type="spellEnd"/>
           </w:p>
         </w:tc>
         <w:tc>
@@ -29458,9 +31904,11 @@
             <w:pPr>
               <w:pStyle w:val="NoSpacing"/>
             </w:pPr>
+            <w:proofErr w:type="spellStart"/>
             <w:r>
               <w:t>ICAO_address</w:t>
             </w:r>
+            <w:proofErr w:type="spellEnd"/>
           </w:p>
         </w:tc>
         <w:tc>
@@ -29527,9 +31975,11 @@
             <w:pPr>
               <w:pStyle w:val="NoSpacing"/>
             </w:pPr>
+            <w:proofErr w:type="spellStart"/>
             <w:r>
               <w:t>lat</w:t>
             </w:r>
+            <w:proofErr w:type="spellEnd"/>
           </w:p>
         </w:tc>
         <w:tc>
@@ -29599,9 +32049,11 @@
             <w:pPr>
               <w:pStyle w:val="NoSpacing"/>
             </w:pPr>
+            <w:proofErr w:type="spellStart"/>
             <w:r>
               <w:t>lon</w:t>
             </w:r>
+            <w:proofErr w:type="spellEnd"/>
           </w:p>
         </w:tc>
         <w:tc>
@@ -29671,9 +32123,11 @@
             <w:pPr>
               <w:pStyle w:val="NoSpacing"/>
             </w:pPr>
+            <w:proofErr w:type="spellStart"/>
             <w:r>
               <w:t>altitude_type</w:t>
             </w:r>
+            <w:proofErr w:type="spellEnd"/>
           </w:p>
         </w:tc>
         <w:tc>
@@ -29803,8 +32257,13 @@
             <w:pPr>
               <w:pStyle w:val="NoSpacing"/>
             </w:pPr>
-            <w:r>
-              <w:t>Altitude(ASL)</w:t>
+            <w:proofErr w:type="gramStart"/>
+            <w:r>
+              <w:t>Altitude(</w:t>
+            </w:r>
+            <w:proofErr w:type="gramEnd"/>
+            <w:r>
+              <w:t>ASL)</w:t>
             </w:r>
           </w:p>
         </w:tc>
@@ -29850,9 +32309,11 @@
             <w:pPr>
               <w:pStyle w:val="NoSpacing"/>
             </w:pPr>
+            <w:proofErr w:type="spellStart"/>
             <w:r>
               <w:t>cdeg</w:t>
             </w:r>
+            <w:proofErr w:type="spellEnd"/>
           </w:p>
         </w:tc>
         <w:tc>
@@ -29894,9 +32355,11 @@
             <w:pPr>
               <w:pStyle w:val="NoSpacing"/>
             </w:pPr>
+            <w:proofErr w:type="spellStart"/>
             <w:r>
               <w:t>hor_velocity</w:t>
             </w:r>
+            <w:proofErr w:type="spellEnd"/>
           </w:p>
         </w:tc>
         <w:tc>
@@ -29966,9 +32429,11 @@
             <w:pPr>
               <w:pStyle w:val="NoSpacing"/>
             </w:pPr>
+            <w:proofErr w:type="spellStart"/>
             <w:r>
               <w:t>ver_velocity</w:t>
             </w:r>
+            <w:proofErr w:type="spellEnd"/>
           </w:p>
         </w:tc>
         <w:tc>
@@ -30052,8 +32517,13 @@
             <w:pPr>
               <w:pStyle w:val="code"/>
             </w:pPr>
-            <w:r>
-              <w:t>char[9]</w:t>
+            <w:proofErr w:type="gramStart"/>
+            <w:r>
+              <w:t>char[</w:t>
+            </w:r>
+            <w:proofErr w:type="gramEnd"/>
+            <w:r>
+              <w:t>9]</w:t>
             </w:r>
           </w:p>
         </w:tc>
@@ -30107,9 +32577,11 @@
             <w:pPr>
               <w:pStyle w:val="NoSpacing"/>
             </w:pPr>
+            <w:proofErr w:type="spellStart"/>
             <w:r>
               <w:t>emitter_type</w:t>
             </w:r>
+            <w:proofErr w:type="spellEnd"/>
           </w:p>
         </w:tc>
         <w:tc>
@@ -30186,9 +32658,11 @@
             <w:pPr>
               <w:pStyle w:val="NoSpacing"/>
             </w:pPr>
+            <w:proofErr w:type="spellStart"/>
             <w:r>
               <w:t>tslc</w:t>
             </w:r>
+            <w:proofErr w:type="spellEnd"/>
           </w:p>
         </w:tc>
         <w:tc>
@@ -30606,12 +33080,14 @@
                 <w:lang w:eastAsia="zh-CN"/>
               </w:rPr>
             </w:pPr>
+            <w:proofErr w:type="spellStart"/>
             <w:r>
               <w:rPr>
                 <w:lang w:eastAsia="zh-CN"/>
               </w:rPr>
               <w:t>req_message_rate</w:t>
             </w:r>
+            <w:proofErr w:type="spellEnd"/>
           </w:p>
         </w:tc>
         <w:tc>
@@ -30709,12 +33185,14 @@
                 <w:lang w:eastAsia="zh-CN"/>
               </w:rPr>
             </w:pPr>
+            <w:proofErr w:type="spellStart"/>
             <w:r>
               <w:rPr>
                 <w:lang w:eastAsia="zh-CN"/>
               </w:rPr>
               <w:t>target_system</w:t>
             </w:r>
+            <w:proofErr w:type="spellEnd"/>
           </w:p>
         </w:tc>
         <w:tc>
@@ -30812,12 +33290,14 @@
                 <w:lang w:eastAsia="zh-CN"/>
               </w:rPr>
             </w:pPr>
+            <w:proofErr w:type="spellStart"/>
             <w:r>
               <w:rPr>
                 <w:lang w:eastAsia="zh-CN"/>
               </w:rPr>
               <w:t>target_component</w:t>
             </w:r>
+            <w:proofErr w:type="spellEnd"/>
           </w:p>
         </w:tc>
         <w:tc>
@@ -30915,12 +33395,14 @@
                 <w:lang w:eastAsia="zh-CN"/>
               </w:rPr>
             </w:pPr>
+            <w:proofErr w:type="spellStart"/>
             <w:r>
               <w:rPr>
                 <w:lang w:eastAsia="zh-CN"/>
               </w:rPr>
               <w:t>req_stream_id</w:t>
             </w:r>
+            <w:proofErr w:type="spellEnd"/>
           </w:p>
         </w:tc>
         <w:tc>
@@ -31018,12 +33500,14 @@
                 <w:lang w:eastAsia="zh-CN"/>
               </w:rPr>
             </w:pPr>
+            <w:proofErr w:type="spellStart"/>
             <w:r>
               <w:rPr>
                 <w:lang w:eastAsia="zh-CN"/>
               </w:rPr>
               <w:t>start_stop</w:t>
             </w:r>
+            <w:proofErr w:type="spellEnd"/>
           </w:p>
         </w:tc>
         <w:tc>
@@ -31312,12 +33796,14 @@
                 <w:lang w:eastAsia="zh-CN"/>
               </w:rPr>
             </w:pPr>
+            <w:proofErr w:type="spellStart"/>
             <w:r>
               <w:rPr>
                 <w:lang w:eastAsia="zh-CN"/>
               </w:rPr>
               <w:t>message_id</w:t>
             </w:r>
+            <w:proofErr w:type="spellEnd"/>
           </w:p>
         </w:tc>
         <w:tc>
@@ -31391,7 +33877,21 @@
               <w:rPr>
                 <w:lang w:eastAsia="zh-CN"/>
               </w:rPr>
-              <w:t>The ID of the requested MAVLink message. v1.0 is limited to 254 messages.</w:t>
+              <w:t xml:space="preserve">The ID of the requested </w:t>
+            </w:r>
+            <w:proofErr w:type="spellStart"/>
+            <w:r>
+              <w:rPr>
+                <w:lang w:eastAsia="zh-CN"/>
+              </w:rPr>
+              <w:t>MAVLink</w:t>
+            </w:r>
+            <w:proofErr w:type="spellEnd"/>
+            <w:r>
+              <w:rPr>
+                <w:lang w:eastAsia="zh-CN"/>
+              </w:rPr>
+              <w:t xml:space="preserve"> message. v1.0 is limited to 254 messages.</w:t>
             </w:r>
           </w:p>
           <w:p>
@@ -31413,7 +33913,35 @@
               <w:rPr>
                 <w:lang w:eastAsia="zh-CN"/>
               </w:rPr>
-              <w:t>NOTE: For ADSBee 1090, message_id is always 246, corresponding to the ADSB_VEHICLE message.</w:t>
+              <w:t xml:space="preserve">NOTE: For </w:t>
+            </w:r>
+            <w:proofErr w:type="spellStart"/>
+            <w:r>
+              <w:rPr>
+                <w:lang w:eastAsia="zh-CN"/>
+              </w:rPr>
+              <w:t>ADSBee</w:t>
+            </w:r>
+            <w:proofErr w:type="spellEnd"/>
+            <w:r>
+              <w:rPr>
+                <w:lang w:eastAsia="zh-CN"/>
+              </w:rPr>
+              <w:t xml:space="preserve"> 1090, </w:t>
+            </w:r>
+            <w:proofErr w:type="spellStart"/>
+            <w:r>
+              <w:rPr>
+                <w:lang w:eastAsia="zh-CN"/>
+              </w:rPr>
+              <w:t>message_id</w:t>
+            </w:r>
+            <w:proofErr w:type="spellEnd"/>
+            <w:r>
+              <w:rPr>
+                <w:lang w:eastAsia="zh-CN"/>
+              </w:rPr>
+              <w:t xml:space="preserve"> is always 246, corresponding to the ADSB_VEHICLE message.</w:t>
             </w:r>
           </w:p>
         </w:tc>
@@ -31441,12 +33969,14 @@
                 <w:lang w:eastAsia="zh-CN"/>
               </w:rPr>
             </w:pPr>
+            <w:proofErr w:type="spellStart"/>
             <w:r>
               <w:rPr>
                 <w:lang w:eastAsia="zh-CN"/>
               </w:rPr>
               <w:t>interval_us</w:t>
             </w:r>
+            <w:proofErr w:type="spellEnd"/>
           </w:p>
         </w:tc>
         <w:tc>
@@ -31548,7 +34078,35 @@
               <w:rPr>
                 <w:lang w:eastAsia="zh-CN"/>
               </w:rPr>
-              <w:t>NOTE: For ADSBee 1090, message_id is always 1000 us.</w:t>
+              <w:t xml:space="preserve">NOTE: For </w:t>
+            </w:r>
+            <w:proofErr w:type="spellStart"/>
+            <w:r>
+              <w:rPr>
+                <w:lang w:eastAsia="zh-CN"/>
+              </w:rPr>
+              <w:t>ADSBee</w:t>
+            </w:r>
+            <w:proofErr w:type="spellEnd"/>
+            <w:r>
+              <w:rPr>
+                <w:lang w:eastAsia="zh-CN"/>
+              </w:rPr>
+              <w:t xml:space="preserve"> 1090, </w:t>
+            </w:r>
+            <w:proofErr w:type="spellStart"/>
+            <w:r>
+              <w:rPr>
+                <w:lang w:eastAsia="zh-CN"/>
+              </w:rPr>
+              <w:t>message_id</w:t>
+            </w:r>
+            <w:proofErr w:type="spellEnd"/>
+            <w:r>
+              <w:rPr>
+                <w:lang w:eastAsia="zh-CN"/>
+              </w:rPr>
+              <w:t xml:space="preserve"> is always 1000 us.</w:t>
             </w:r>
           </w:p>
         </w:tc>
@@ -31595,7 +34153,17 @@
     </w:p>
     <w:p>
       <w:r>
-        <w:t>Mode S Beast sends packets as raw binary, with 0x1a used as an “escape” character indicating the start of a Beast frame. Any non start-of-frame instance of 0x1a is escaped with an additional 0x1a beforehand. Thus, 0x1a can be interpreted as the start of a Beast frame, and 0x1a1a can be interpreted as a 0x1a value within a Beast frame.</w:t>
+        <w:t xml:space="preserve">Mode S Beast sends packets as raw binary, with 0x1a used as an “escape” character indicating the start of a Beast frame. Any </w:t>
+      </w:r>
+      <w:proofErr w:type="spellStart"/>
+      <w:proofErr w:type="gramStart"/>
+      <w:r>
+        <w:t>non start</w:t>
+      </w:r>
+      <w:proofErr w:type="spellEnd"/>
+      <w:proofErr w:type="gramEnd"/>
+      <w:r>
+        <w:t>-of-frame instance of 0x1a is escaped with an additional 0x1a beforehand. Thus, 0x1a can be interpreted as the start of a Beast frame, and 0x1a1a can be interpreted as a 0x1a value within a Beast frame.</w:t>
       </w:r>
     </w:p>
     <w:p>
@@ -31964,7 +34532,15 @@
           </w:tcPr>
           <w:p>
             <w:r>
-              <w:t xml:space="preserve">RSSI byte is “Beast Power Level”, which is the square root of the un-logged dBFS value. </w:t>
+              <w:t xml:space="preserve">RSSI byte is “Beast Power Level”, which is the square root of the un-logged </w:t>
+            </w:r>
+            <w:proofErr w:type="spellStart"/>
+            <w:r>
+              <w:t>dBFS</w:t>
+            </w:r>
+            <w:proofErr w:type="spellEnd"/>
+            <w:r>
+              <w:t xml:space="preserve"> value. </w:t>
             </w:r>
           </w:p>
           <w:p/>
@@ -31986,7 +34562,15 @@
           <w:p/>
           <w:p>
             <w:r>
-              <w:t>May theoretically have up to &lt;packet_length&gt; escapes, but this would not correspond to a valid packet and will not be seen in practice.</w:t>
+              <w:t>May theoretically have up to &lt;</w:t>
+            </w:r>
+            <w:proofErr w:type="spellStart"/>
+            <w:r>
+              <w:t>packet_length</w:t>
+            </w:r>
+            <w:proofErr w:type="spellEnd"/>
+            <w:r>
+              <w:t>&gt; escapes, but this would not correspond to a valid packet and will not be seen in practice.</w:t>
             </w:r>
           </w:p>
         </w:tc>
@@ -32396,7 +34980,15 @@
               <w:t>hort ADSB</w:t>
             </w:r>
             <w:r>
-              <w:t xml:space="preserve"> (30 byte payload, not including escapes).</w:t>
+              <w:t xml:space="preserve"> (</w:t>
+            </w:r>
+            <w:proofErr w:type="gramStart"/>
+            <w:r>
+              <w:t>30 byte</w:t>
+            </w:r>
+            <w:proofErr w:type="gramEnd"/>
+            <w:r>
+              <w:t xml:space="preserve"> payload, not including escapes).</w:t>
             </w:r>
           </w:p>
           <w:p>
@@ -32410,7 +35002,15 @@
               <w:t>ong ADSB</w:t>
             </w:r>
             <w:r>
-              <w:t xml:space="preserve"> (48 byte payload, not including escapes)</w:t>
+              <w:t xml:space="preserve"> (</w:t>
+            </w:r>
+            <w:proofErr w:type="gramStart"/>
+            <w:r>
+              <w:t>48 byte</w:t>
+            </w:r>
+            <w:proofErr w:type="gramEnd"/>
+            <w:r>
+              <w:t xml:space="preserve"> payload, not including escapes)</w:t>
             </w:r>
           </w:p>
           <w:p>
@@ -32418,7 +35018,15 @@
               <w:t>0x75 (‘u’): UAT Uplink</w:t>
             </w:r>
             <w:r>
-              <w:t xml:space="preserve"> (552 byte payload, not including escapes)</w:t>
+              <w:t xml:space="preserve"> (</w:t>
+            </w:r>
+            <w:proofErr w:type="gramStart"/>
+            <w:r>
+              <w:t>552 byte</w:t>
+            </w:r>
+            <w:proofErr w:type="gramEnd"/>
+            <w:r>
+              <w:t xml:space="preserve"> payload, not including escapes)</w:t>
             </w:r>
           </w:p>
           <w:p/>
@@ -32450,7 +35058,15 @@
           </w:tcPr>
           <w:p>
             <w:r>
-              <w:t xml:space="preserve">RSSI byte is “Beast Power Level”, which is the square root of the un-logged dBFS value. </w:t>
+              <w:t xml:space="preserve">RSSI byte is “Beast Power Level”, which is the square root of the un-logged </w:t>
+            </w:r>
+            <w:proofErr w:type="spellStart"/>
+            <w:r>
+              <w:t>dBFS</w:t>
+            </w:r>
+            <w:proofErr w:type="spellEnd"/>
+            <w:r>
+              <w:t xml:space="preserve"> value. </w:t>
             </w:r>
           </w:p>
           <w:p/>
@@ -32481,7 +35097,15 @@
           <w:p/>
           <w:p>
             <w:r>
-              <w:t>May theoretically have up to &lt;packet_length&gt; escapes, but this would not correspond to a valid packet and will not be seen in practice.</w:t>
+              <w:t>May theoretically have up to &lt;</w:t>
+            </w:r>
+            <w:proofErr w:type="spellStart"/>
+            <w:r>
+              <w:t>packet_length</w:t>
+            </w:r>
+            <w:proofErr w:type="spellEnd"/>
+            <w:r>
+              <w:t>&gt; escapes, but this would not correspond to a valid packet and will not be seen in practice.</w:t>
             </w:r>
           </w:p>
         </w:tc>
@@ -32541,11 +35165,24 @@
       <w:r>
         <w:t>*RAW_FRAME;(</w:t>
       </w:r>
+      <w:proofErr w:type="gramStart"/>
       <w:r>
         <w:t>SOURCE,</w:t>
       </w:r>
       <w:r>
-        <w:t>SIGS,SIGQ,TS)\r\n</w:t>
+        <w:t>SIGS</w:t>
+      </w:r>
+      <w:proofErr w:type="gramEnd"/>
+      <w:r>
+        <w:t>,</w:t>
+      </w:r>
+      <w:proofErr w:type="gramStart"/>
+      <w:r>
+        <w:t>SIGQ,TS</w:t>
+      </w:r>
+      <w:proofErr w:type="gramEnd"/>
+      <w:r>
+        <w:t>)\r\n</w:t>
       </w:r>
     </w:p>
     <w:p/>
@@ -33253,8 +35890,21 @@
         <w:t>-</w:t>
       </w:r>
       <w:r>
-        <w:t>RAW_FRAME;(SIGS,SIGQ,TS)\r\n</w:t>
-      </w:r>
+        <w:t>RAW_FRAME;(</w:t>
+      </w:r>
+      <w:proofErr w:type="gramStart"/>
+      <w:r>
+        <w:t>SIGS,SIGQ</w:t>
+      </w:r>
+      <w:proofErr w:type="gramEnd"/>
+      <w:r>
+        <w:t>,</w:t>
+      </w:r>
+      <w:proofErr w:type="gramStart"/>
+      <w:r>
+        <w:t>TS)\r\n</w:t>
+      </w:r>
+      <w:proofErr w:type="gramEnd"/>
     </w:p>
     <w:p/>
     <w:tbl>
@@ -33671,8 +36321,13 @@
               <w:spacing w:after="0"/>
             </w:pPr>
             <w:r>
-              <w:t>Signal quality of the packet in dB.</w:t>
-            </w:r>
+              <w:t xml:space="preserve">Signal quality of the packet in </w:t>
+            </w:r>
+            <w:proofErr w:type="spellStart"/>
+            <w:r>
+              <w:t>dB.</w:t>
+            </w:r>
+            <w:proofErr w:type="spellEnd"/>
           </w:p>
         </w:tc>
         <w:tc>
@@ -33823,8 +36478,21 @@
         <w:pStyle w:val="code"/>
       </w:pPr>
       <w:r>
-        <w:t>#UAT*+RAW_FRAME;(SIGS,SIGQ,TS)\r\n</w:t>
-      </w:r>
+        <w:t>#UAT*+RAW_FRAME;(</w:t>
+      </w:r>
+      <w:proofErr w:type="gramStart"/>
+      <w:r>
+        <w:t>SIGS,SIGQ</w:t>
+      </w:r>
+      <w:proofErr w:type="gramEnd"/>
+      <w:r>
+        <w:t>,</w:t>
+      </w:r>
+      <w:proofErr w:type="gramStart"/>
+      <w:r>
+        <w:t>TS)\r\n</w:t>
+      </w:r>
+      <w:proofErr w:type="gramEnd"/>
     </w:p>
     <w:p/>
     <w:tbl>
@@ -34233,8 +36901,13 @@
               <w:spacing w:after="0"/>
             </w:pPr>
             <w:r>
-              <w:t>Signal quality of the packet in dB.</w:t>
-            </w:r>
+              <w:t xml:space="preserve">Signal quality of the packet in </w:t>
+            </w:r>
+            <w:proofErr w:type="spellStart"/>
+            <w:r>
+              <w:t>dB.</w:t>
+            </w:r>
+            <w:proofErr w:type="spellEnd"/>
           </w:p>
         </w:tc>
         <w:tc>
@@ -34416,10 +37089,20 @@
         <w:noProof/>
         <w:color w:val="FFFFFF" w:themeColor="background1"/>
       </w:rPr>
-      <w:pict w14:anchorId="6ACC85AF">
-        <v:rect id="_x0000_s1025" alt="" style="position:absolute;left:0;text-align:left;margin-left:-82.1pt;margin-top:.05pt;width:664.9pt;height:84.5pt;z-index:-251657728;mso-wrap-edited:f;mso-width-percent:0;mso-height-percent:0;mso-width-percent:0;mso-height-percent:0" fillcolor="#00ad4d" stroked="f"/>
+    </w:r>
+    <w:r>
+      <w:rPr>
+        <w:rFonts w:ascii="Poppins SemiBold" w:hAnsi="Poppins SemiBold" w:cs="Poppins SemiBold"/>
+        <w:b/>
+        <w:bCs/>
+        <w:noProof/>
+        <w:color w:val="FFFFFF" w:themeColor="background1"/>
+      </w:rPr>
+      <w:pict w14:anchorId="01098638">
+        <v:rect id="_x0000_s1028" alt="" style="position:absolute;left:0;text-align:left;margin-left:-82.1pt;margin-top:.05pt;width:664.9pt;height:84.5pt;z-index:-251657728;mso-wrap-edited:f;mso-width-percent:0;mso-height-percent:0;mso-width-percent:0;mso-height-percent:0" fillcolor="#00ad4d" stroked="f"/>
       </w:pict>
     </w:r>
+    <w:proofErr w:type="spellStart"/>
     <w:r>
       <w:rPr>
         <w:rFonts w:ascii="Poppins SemiBold" w:hAnsi="Poppins SemiBold" w:cs="Poppins SemiBold"/>
@@ -34427,7 +37110,17 @@
         <w:bCs/>
         <w:color w:val="FFFFFF" w:themeColor="background1"/>
       </w:rPr>
-      <w:t>ADSBee 1090 Datasheet</w:t>
+      <w:t>ADSBee</w:t>
+    </w:r>
+    <w:proofErr w:type="spellEnd"/>
+    <w:r>
+      <w:rPr>
+        <w:rFonts w:ascii="Poppins SemiBold" w:hAnsi="Poppins SemiBold" w:cs="Poppins SemiBold"/>
+        <w:b/>
+        <w:bCs/>
+        <w:color w:val="FFFFFF" w:themeColor="background1"/>
+      </w:rPr>
+      <w:t xml:space="preserve"> 1090 Datasheet</w:t>
     </w:r>
     <w:r>
       <w:rPr>

--- a/word/datasheet_adsbee_1090.docx
+++ b/word/datasheet_adsbee_1090.docx
@@ -20,7 +20,7 @@
           <w:noProof/>
         </w:rPr>
         <w:drawing>
-          <wp:anchor distT="0" distB="0" distL="114300" distR="114300" simplePos="0" relativeHeight="251659264" behindDoc="0" locked="0" layoutInCell="1" allowOverlap="1" wp14:anchorId="7F955F12" wp14:editId="211CDA57">
+          <wp:anchor distT="0" distB="0" distL="114300" distR="114300" simplePos="0" relativeHeight="251659264" behindDoc="0" locked="0" layoutInCell="1" allowOverlap="1" wp14:anchorId="7F955F12" wp14:editId="4B499194">
             <wp:simplePos x="0" y="0"/>
             <wp:positionH relativeFrom="margin">
               <wp:posOffset>3493770</wp:posOffset>
@@ -79,14 +79,19 @@
         <w:rPr>
           <w:noProof/>
         </w:rPr>
-        <w:pict w14:anchorId="2BBA3B7B">
+      </w:r>
+      <w:r>
+        <w:rPr>
+          <w:noProof/>
+        </w:rPr>
+        <w:pict w14:anchorId="2598E9DC">
           <v:shapetype id="_x0000_t202" coordsize="21600,21600" o:spt="202" path="m,l,21600r21600,l21600,xe">
             <v:stroke joinstyle="miter"/>
             <v:path gradientshapeok="t" o:connecttype="rect"/>
           </v:shapetype>
-          <v:shape id="_x0000_s2050" type="#_x0000_t202" alt="" style="position:absolute;margin-left:1.2pt;margin-top:-44.25pt;width:250.2pt;height:70.4pt;z-index:251658240;mso-wrap-style:square;mso-wrap-edited:f;mso-width-percent:0;mso-height-percent:0;mso-position-horizontal-relative:text;mso-position-vertical-relative:text;mso-width-percent:0;mso-height-percent:0;v-text-anchor:top">
+          <v:shape id="_x0000_s1031" type="#_x0000_t202" alt="" style="position:absolute;margin-left:1.2pt;margin-top:-44.25pt;width:250.2pt;height:70.4pt;z-index:251658240;mso-wrap-style:square;mso-wrap-edited:f;mso-width-percent:0;mso-height-percent:0;mso-position-horizontal-relative:text;mso-position-vertical-relative:text;mso-width-percent:0;mso-height-percent:0;v-text-anchor:top">
             <v:stroke opacity="0"/>
-            <v:textbox style="mso-next-textbox:#_x0000_s2050">
+            <v:textbox style="mso-next-textbox:#_x0000_s1031">
               <w:txbxContent>
                 <w:p>
                   <w:pPr>
@@ -197,7 +202,42 @@
         <w:rPr>
           <w:noProof/>
         </w:rPr>
-        <w:pict w14:anchorId="1D6918FF">
+        <w:fldChar w:fldCharType="begin"/>
+      </w:r>
+      <w:r>
+        <w:rPr>
+          <w:noProof/>
+        </w:rPr>
+        <w:instrText xml:space="preserve"> </w:instrText>
+      </w:r>
+      <w:r>
+        <w:rPr>
+          <w:noProof/>
+        </w:rPr>
+        <w:instrText>INCLUDEPICTURE  "https://pantsforbirds.com/wp-content/uploads/2025/06/image.png" \* MERGEFORMATINET</w:instrText>
+      </w:r>
+      <w:r>
+        <w:rPr>
+          <w:noProof/>
+        </w:rPr>
+        <w:instrText xml:space="preserve"> </w:instrText>
+      </w:r>
+      <w:r>
+        <w:rPr>
+          <w:noProof/>
+        </w:rPr>
+        <w:fldChar w:fldCharType="separate"/>
+      </w:r>
+      <w:r>
+        <w:rPr>
+          <w:noProof/>
+        </w:rPr>
+      </w:r>
+      <w:r>
+        <w:rPr>
+          <w:noProof/>
+        </w:rPr>
+        <w:pict w14:anchorId="0D725435">
           <v:shapetype id="_x0000_t75" coordsize="21600,21600" o:spt="75" o:preferrelative="t" path="m@4@5l@4@11@9@11@9@5xe" filled="f" stroked="f">
             <v:stroke joinstyle="miter"/>
             <v:formulas>
@@ -217,10 +257,16 @@
             <v:path o:extrusionok="f" gradientshapeok="t" o:connecttype="rect"/>
             <o:lock v:ext="edit" aspectratio="t"/>
           </v:shapetype>
-          <v:shape id="_x0000_i1025" type="#_x0000_t75" alt="ADSBee 1090U [Preorder]" style="width:252.25pt;height:162.9pt;mso-width-percent:0;mso-height-percent:0;mso-width-percent:0;mso-height-percent:0">
+          <v:shape id="_x0000_i1028" type="#_x0000_t75" alt="ADSBee 1090U [Preorder]" style="width:252.25pt;height:162.9pt;mso-width-percent:0;mso-height-percent:0;mso-width-percent:0;mso-height-percent:0">
             <v:imagedata r:id="rId12" r:href="rId13"/>
           </v:shape>
         </w:pict>
+      </w:r>
+      <w:r>
+        <w:rPr>
+          <w:noProof/>
+        </w:rPr>
+        <w:fldChar w:fldCharType="end"/>
       </w:r>
       <w:r>
         <w:rPr>
@@ -416,7 +462,15 @@
         <w:t>Multiple output formats over UART or USB:</w:t>
       </w:r>
       <w:r>
-        <w:t xml:space="preserve"> Raw Frames / ADSBee CSV / MAVLINK1 / MAVLINK2 / Mode S Beast / GDL90</w:t>
+        <w:t xml:space="preserve"> Raw Frames / </w:t>
+      </w:r>
+      <w:proofErr w:type="spellStart"/>
+      <w:r>
+        <w:t>ADSBee</w:t>
+      </w:r>
+      <w:proofErr w:type="spellEnd"/>
+      <w:r>
+        <w:t xml:space="preserve"> CSV / MAVLINK1 / MAVLINK2 / Mode S Beast / GDL90</w:t>
       </w:r>
     </w:p>
     <w:p>
@@ -452,7 +506,15 @@
         <w:t xml:space="preserve"> directly</w:t>
       </w:r>
       <w:r>
-        <w:t xml:space="preserve"> to ADS-B databases via WiFi or broadcasting Remote ID beacon frames in UAS applications</w:t>
+        <w:t xml:space="preserve"> to ADS-B databases via </w:t>
+      </w:r>
+      <w:proofErr w:type="spellStart"/>
+      <w:r>
+        <w:t>WiFi</w:t>
+      </w:r>
+      <w:proofErr w:type="spellEnd"/>
+      <w:r>
+        <w:t xml:space="preserve"> or broadcasting Remote ID beacon frames in UAS applications</w:t>
       </w:r>
       <w:r>
         <w:t>.</w:t>
@@ -500,7 +562,15 @@
         <w:t>Firmware updates over USB</w:t>
       </w:r>
       <w:r>
-        <w:t>, Serial, WiFi, Ethernet.</w:t>
+        <w:t xml:space="preserve">, Serial, </w:t>
+      </w:r>
+      <w:proofErr w:type="spellStart"/>
+      <w:r>
+        <w:t>WiFi</w:t>
+      </w:r>
+      <w:proofErr w:type="spellEnd"/>
+      <w:r>
+        <w:t>, Ethernet.</w:t>
       </w:r>
     </w:p>
     <w:p>
@@ -549,7 +619,15 @@
         </w:numPr>
       </w:pPr>
       <w:r>
-        <w:t>Standalone feeder device for online ADS-B databases. No external compute required, just add power and WiFi!</w:t>
+        <w:t xml:space="preserve">Standalone feeder device for online ADS-B databases. No external compute required, just add power and </w:t>
+      </w:r>
+      <w:proofErr w:type="spellStart"/>
+      <w:r>
+        <w:t>WiFi</w:t>
+      </w:r>
+      <w:proofErr w:type="spellEnd"/>
+      <w:r>
+        <w:t>!</w:t>
       </w:r>
     </w:p>
     <w:p>
@@ -623,12 +701,28 @@
               <w:t>20</w:t>
             </w:r>
             <w:r>
-              <w:t>mA (WiFi disabled)</w:t>
-            </w:r>
-          </w:p>
-          <w:p>
-            <w:r>
-              <w:t>~400mA (WiFi enabled)</w:t>
+              <w:t>mA (</w:t>
+            </w:r>
+            <w:proofErr w:type="spellStart"/>
+            <w:r>
+              <w:t>WiFi</w:t>
+            </w:r>
+            <w:proofErr w:type="spellEnd"/>
+            <w:r>
+              <w:t xml:space="preserve"> disabled)</w:t>
+            </w:r>
+          </w:p>
+          <w:p>
+            <w:r>
+              <w:t>~400mA (</w:t>
+            </w:r>
+            <w:proofErr w:type="spellStart"/>
+            <w:r>
+              <w:t>WiFi</w:t>
+            </w:r>
+            <w:proofErr w:type="spellEnd"/>
+            <w:r>
+              <w:t xml:space="preserve"> enabled)</w:t>
             </w:r>
           </w:p>
         </w:tc>
@@ -714,20 +808,21 @@
               <w:rPr>
                 <w:rFonts w:cstheme="minorHAnsi"/>
               </w:rPr>
-              <w:t>1090MHz RF In: U.FL / MHF1</w:t>
-            </w:r>
-          </w:p>
-          <w:p>
-            <w:pPr>
+              <w:t xml:space="preserve">1090MHz RF In: </w:t>
+            </w:r>
+            <w:proofErr w:type="gramStart"/>
+            <w:r>
               <w:rPr>
                 <w:rFonts w:cstheme="minorHAnsi"/>
               </w:rPr>
-            </w:pPr>
+              <w:t>U.FL</w:t>
+            </w:r>
+            <w:proofErr w:type="gramEnd"/>
             <w:r>
               <w:rPr>
                 <w:rFonts w:cstheme="minorHAnsi"/>
               </w:rPr>
-              <w:t>Sub-GHz RF In/Out: U.FL / MHF1</w:t>
+              <w:t xml:space="preserve"> / MHF1</w:t>
             </w:r>
           </w:p>
           <w:p>
@@ -740,7 +835,62 @@
               <w:rPr>
                 <w:rFonts w:cstheme="minorHAnsi"/>
               </w:rPr>
-              <w:t>802.11 RF Out: W.FL / MHF3</w:t>
+              <w:t xml:space="preserve">Sub-GHz RF </w:t>
+            </w:r>
+            <w:proofErr w:type="gramStart"/>
+            <w:r>
+              <w:rPr>
+                <w:rFonts w:cstheme="minorHAnsi"/>
+              </w:rPr>
+              <w:t>In</w:t>
+            </w:r>
+            <w:proofErr w:type="gramEnd"/>
+            <w:r>
+              <w:rPr>
+                <w:rFonts w:cstheme="minorHAnsi"/>
+              </w:rPr>
+              <w:t xml:space="preserve">/Out: </w:t>
+            </w:r>
+            <w:proofErr w:type="gramStart"/>
+            <w:r>
+              <w:rPr>
+                <w:rFonts w:cstheme="minorHAnsi"/>
+              </w:rPr>
+              <w:t>U.FL</w:t>
+            </w:r>
+            <w:proofErr w:type="gramEnd"/>
+            <w:r>
+              <w:rPr>
+                <w:rFonts w:cstheme="minorHAnsi"/>
+              </w:rPr>
+              <w:t xml:space="preserve"> / MHF1</w:t>
+            </w:r>
+          </w:p>
+          <w:p>
+            <w:pPr>
+              <w:rPr>
+                <w:rFonts w:cstheme="minorHAnsi"/>
+              </w:rPr>
+            </w:pPr>
+            <w:r>
+              <w:rPr>
+                <w:rFonts w:cstheme="minorHAnsi"/>
+              </w:rPr>
+              <w:t xml:space="preserve">802.11 RF Out: </w:t>
+            </w:r>
+            <w:proofErr w:type="gramStart"/>
+            <w:r>
+              <w:rPr>
+                <w:rFonts w:cstheme="minorHAnsi"/>
+              </w:rPr>
+              <w:t>W.FL</w:t>
+            </w:r>
+            <w:proofErr w:type="gramEnd"/>
+            <w:r>
+              <w:rPr>
+                <w:rFonts w:cstheme="minorHAnsi"/>
+              </w:rPr>
+              <w:t xml:space="preserve"> / MHF3</w:t>
             </w:r>
           </w:p>
           <w:p>
@@ -788,14 +938,24 @@
         <w:pStyle w:val="IgnoredHeading"/>
       </w:pPr>
       <w:bookmarkStart w:id="3" w:name="_Toc209911252"/>
-      <w:r>
-        <w:t>Open Source Hardware + Software</w:t>
+      <w:proofErr w:type="gramStart"/>
+      <w:r>
+        <w:t>Open Source</w:t>
+      </w:r>
+      <w:proofErr w:type="gramEnd"/>
+      <w:r>
+        <w:t xml:space="preserve"> Hardware + Software</w:t>
       </w:r>
       <w:bookmarkEnd w:id="3"/>
     </w:p>
     <w:p>
-      <w:r>
-        <w:t xml:space="preserve">Github Repository: </w:t>
+      <w:proofErr w:type="spellStart"/>
+      <w:r>
+        <w:t>Github</w:t>
+      </w:r>
+      <w:proofErr w:type="spellEnd"/>
+      <w:r>
+        <w:t xml:space="preserve"> Repository: </w:t>
       </w:r>
       <w:hyperlink r:id="rId14" w:history="1">
         <w:r>
@@ -814,17 +974,49 @@
         <w:t>schematics</w:t>
       </w:r>
       <w:r>
-        <w:t xml:space="preserve"> and source code files required to build ADSBee 1090 are available under a GNU GPL v3 license. This means that they can be freely incorporated into other open-source projects that utilize a compatible license. The hope is that by opening the design to contributions and feedback from a community of users, the functionality of the ADSBee 1090 will be enhanced over time.</w:t>
-      </w:r>
-    </w:p>
-    <w:p>
-      <w:r>
-        <w:t>Note that the GPL v3 license applies to design and source code files, and not devices. ADSBee 1090 units purchased from Pants for Birds may be used in commercial applications without any licensing restrictions.</w:t>
-      </w:r>
-    </w:p>
-    <w:p>
-      <w:r>
-        <w:t xml:space="preserve">For commercial licensing requests of ADSBee hardware or software design files, please contact </w:t>
+        <w:t xml:space="preserve"> and source code files required to build </w:t>
+      </w:r>
+      <w:proofErr w:type="spellStart"/>
+      <w:r>
+        <w:t>ADSBee</w:t>
+      </w:r>
+      <w:proofErr w:type="spellEnd"/>
+      <w:r>
+        <w:t xml:space="preserve"> 1090 are available under a GNU GPL v3 license. This means that they can be freely incorporated into other open-source projects that utilize a compatible license. The hope is that by opening the design to contributions and feedback from a community of users, the functionality of the </w:t>
+      </w:r>
+      <w:proofErr w:type="spellStart"/>
+      <w:r>
+        <w:t>ADSBee</w:t>
+      </w:r>
+      <w:proofErr w:type="spellEnd"/>
+      <w:r>
+        <w:t xml:space="preserve"> 1090 will be enhanced over time.</w:t>
+      </w:r>
+    </w:p>
+    <w:p>
+      <w:r>
+        <w:t xml:space="preserve">Note that the GPL v3 license applies to design and source code files, and not devices. </w:t>
+      </w:r>
+      <w:proofErr w:type="spellStart"/>
+      <w:r>
+        <w:t>ADSBee</w:t>
+      </w:r>
+      <w:proofErr w:type="spellEnd"/>
+      <w:r>
+        <w:t xml:space="preserve"> 1090 units purchased from Pants for Birds may be used in commercial applications without any licensing restrictions.</w:t>
+      </w:r>
+    </w:p>
+    <w:p>
+      <w:r>
+        <w:t xml:space="preserve">For commercial licensing requests of </w:t>
+      </w:r>
+      <w:proofErr w:type="spellStart"/>
+      <w:r>
+        <w:t>ADSBee</w:t>
+      </w:r>
+      <w:proofErr w:type="spellEnd"/>
+      <w:r>
+        <w:t xml:space="preserve"> hardware or software design files, please contact </w:t>
       </w:r>
       <w:hyperlink r:id="rId15" w:history="1">
         <w:r>
@@ -2494,7 +2686,7 @@
                 <w:noProof/>
                 <w:webHidden/>
               </w:rPr>
-              <w:t>9</w:t>
+              <w:t>10</w:t>
             </w:r>
             <w:r>
               <w:rPr>
@@ -2584,7 +2776,7 @@
                 <w:noProof/>
                 <w:webHidden/>
               </w:rPr>
-              <w:t>9</w:t>
+              <w:t>10</w:t>
             </w:r>
             <w:r>
               <w:rPr>
@@ -2674,7 +2866,7 @@
                 <w:noProof/>
                 <w:webHidden/>
               </w:rPr>
-              <w:t>9</w:t>
+              <w:t>10</w:t>
             </w:r>
             <w:r>
               <w:rPr>
@@ -2764,7 +2956,7 @@
                 <w:noProof/>
                 <w:webHidden/>
               </w:rPr>
-              <w:t>9</w:t>
+              <w:t>10</w:t>
             </w:r>
             <w:r>
               <w:rPr>
@@ -2854,7 +3046,7 @@
                 <w:noProof/>
                 <w:webHidden/>
               </w:rPr>
-              <w:t>9</w:t>
+              <w:t>10</w:t>
             </w:r>
             <w:r>
               <w:rPr>
@@ -2944,7 +3136,7 @@
                 <w:noProof/>
                 <w:webHidden/>
               </w:rPr>
-              <w:t>9</w:t>
+              <w:t>10</w:t>
             </w:r>
             <w:r>
               <w:rPr>
@@ -3034,7 +3226,7 @@
                 <w:noProof/>
                 <w:webHidden/>
               </w:rPr>
-              <w:t>9</w:t>
+              <w:t>10</w:t>
             </w:r>
             <w:r>
               <w:rPr>
@@ -3124,7 +3316,7 @@
                 <w:noProof/>
                 <w:webHidden/>
               </w:rPr>
-              <w:t>9</w:t>
+              <w:t>10</w:t>
             </w:r>
             <w:r>
               <w:rPr>
@@ -3214,7 +3406,7 @@
                 <w:noProof/>
                 <w:webHidden/>
               </w:rPr>
-              <w:t>9</w:t>
+              <w:t>10</w:t>
             </w:r>
             <w:r>
               <w:rPr>
@@ -3304,7 +3496,7 @@
                 <w:noProof/>
                 <w:webHidden/>
               </w:rPr>
-              <w:t>11</w:t>
+              <w:t>12</w:t>
             </w:r>
             <w:r>
               <w:rPr>
@@ -3394,7 +3586,7 @@
                 <w:noProof/>
                 <w:webHidden/>
               </w:rPr>
-              <w:t>12</w:t>
+              <w:t>13</w:t>
             </w:r>
             <w:r>
               <w:rPr>
@@ -3484,7 +3676,7 @@
                 <w:noProof/>
                 <w:webHidden/>
               </w:rPr>
-              <w:t>12</w:t>
+              <w:t>13</w:t>
             </w:r>
             <w:r>
               <w:rPr>
@@ -3574,7 +3766,7 @@
                 <w:noProof/>
                 <w:webHidden/>
               </w:rPr>
-              <w:t>12</w:t>
+              <w:t>13</w:t>
             </w:r>
             <w:r>
               <w:rPr>
@@ -3664,7 +3856,7 @@
                 <w:noProof/>
                 <w:webHidden/>
               </w:rPr>
-              <w:t>12</w:t>
+              <w:t>13</w:t>
             </w:r>
             <w:r>
               <w:rPr>
@@ -3754,7 +3946,7 @@
                 <w:noProof/>
                 <w:webHidden/>
               </w:rPr>
-              <w:t>12</w:t>
+              <w:t>13</w:t>
             </w:r>
             <w:r>
               <w:rPr>
@@ -3844,7 +4036,7 @@
                 <w:noProof/>
                 <w:webHidden/>
               </w:rPr>
-              <w:t>13</w:t>
+              <w:t>14</w:t>
             </w:r>
             <w:r>
               <w:rPr>
@@ -3934,7 +4126,7 @@
                 <w:noProof/>
                 <w:webHidden/>
               </w:rPr>
-              <w:t>13</w:t>
+              <w:t>14</w:t>
             </w:r>
             <w:r>
               <w:rPr>
@@ -4024,7 +4216,7 @@
                 <w:noProof/>
                 <w:webHidden/>
               </w:rPr>
-              <w:t>13</w:t>
+              <w:t>14</w:t>
             </w:r>
             <w:r>
               <w:rPr>
@@ -4114,7 +4306,7 @@
                 <w:noProof/>
                 <w:webHidden/>
               </w:rPr>
-              <w:t>13</w:t>
+              <w:t>14</w:t>
             </w:r>
             <w:r>
               <w:rPr>
@@ -4204,7 +4396,7 @@
                 <w:noProof/>
                 <w:webHidden/>
               </w:rPr>
-              <w:t>14</w:t>
+              <w:t>15</w:t>
             </w:r>
             <w:r>
               <w:rPr>
@@ -4294,7 +4486,7 @@
                 <w:noProof/>
                 <w:webHidden/>
               </w:rPr>
-              <w:t>14</w:t>
+              <w:t>15</w:t>
             </w:r>
             <w:r>
               <w:rPr>
@@ -4384,7 +4576,7 @@
                 <w:noProof/>
                 <w:webHidden/>
               </w:rPr>
-              <w:t>14</w:t>
+              <w:t>15</w:t>
             </w:r>
             <w:r>
               <w:rPr>
@@ -4474,7 +4666,7 @@
                 <w:noProof/>
                 <w:webHidden/>
               </w:rPr>
-              <w:t>14</w:t>
+              <w:t>15</w:t>
             </w:r>
             <w:r>
               <w:rPr>
@@ -4564,7 +4756,7 @@
                 <w:noProof/>
                 <w:webHidden/>
               </w:rPr>
-              <w:t>15</w:t>
+              <w:t>16</w:t>
             </w:r>
             <w:r>
               <w:rPr>
@@ -4654,7 +4846,7 @@
                 <w:noProof/>
                 <w:webHidden/>
               </w:rPr>
-              <w:t>15</w:t>
+              <w:t>16</w:t>
             </w:r>
             <w:r>
               <w:rPr>
@@ -4744,7 +4936,7 @@
                 <w:noProof/>
                 <w:webHidden/>
               </w:rPr>
-              <w:t>15</w:t>
+              <w:t>16</w:t>
             </w:r>
             <w:r>
               <w:rPr>
@@ -4834,7 +5026,7 @@
                 <w:noProof/>
                 <w:webHidden/>
               </w:rPr>
-              <w:t>16</w:t>
+              <w:t>17</w:t>
             </w:r>
             <w:r>
               <w:rPr>
@@ -4924,7 +5116,7 @@
                 <w:noProof/>
                 <w:webHidden/>
               </w:rPr>
-              <w:t>16</w:t>
+              <w:t>19</w:t>
             </w:r>
             <w:r>
               <w:rPr>
@@ -5014,7 +5206,7 @@
                 <w:noProof/>
                 <w:webHidden/>
               </w:rPr>
-              <w:t>17</w:t>
+              <w:t>20</w:t>
             </w:r>
             <w:r>
               <w:rPr>
@@ -5104,7 +5296,7 @@
                 <w:noProof/>
                 <w:webHidden/>
               </w:rPr>
-              <w:t>17</w:t>
+              <w:t>20</w:t>
             </w:r>
             <w:r>
               <w:rPr>
@@ -5194,7 +5386,7 @@
                 <w:noProof/>
                 <w:webHidden/>
               </w:rPr>
-              <w:t>17</w:t>
+              <w:t>20</w:t>
             </w:r>
             <w:r>
               <w:rPr>
@@ -5284,7 +5476,7 @@
                 <w:noProof/>
                 <w:webHidden/>
               </w:rPr>
-              <w:t>17</w:t>
+              <w:t>20</w:t>
             </w:r>
             <w:r>
               <w:rPr>
@@ -5374,7 +5566,7 @@
                 <w:noProof/>
                 <w:webHidden/>
               </w:rPr>
-              <w:t>18</w:t>
+              <w:t>21</w:t>
             </w:r>
             <w:r>
               <w:rPr>
@@ -5464,7 +5656,7 @@
                 <w:noProof/>
                 <w:webHidden/>
               </w:rPr>
-              <w:t>18</w:t>
+              <w:t>21</w:t>
             </w:r>
             <w:r>
               <w:rPr>
@@ -5554,7 +5746,7 @@
                 <w:noProof/>
                 <w:webHidden/>
               </w:rPr>
-              <w:t>18</w:t>
+              <w:t>21</w:t>
             </w:r>
             <w:r>
               <w:rPr>
@@ -5644,7 +5836,7 @@
                 <w:noProof/>
                 <w:webHidden/>
               </w:rPr>
-              <w:t>18</w:t>
+              <w:t>21</w:t>
             </w:r>
             <w:r>
               <w:rPr>
@@ -5734,7 +5926,7 @@
                 <w:noProof/>
                 <w:webHidden/>
               </w:rPr>
-              <w:t>19</w:t>
+              <w:t>22</w:t>
             </w:r>
             <w:r>
               <w:rPr>
@@ -5824,7 +6016,7 @@
                 <w:noProof/>
                 <w:webHidden/>
               </w:rPr>
-              <w:t>19</w:t>
+              <w:t>22</w:t>
             </w:r>
             <w:r>
               <w:rPr>
@@ -5914,7 +6106,7 @@
                 <w:noProof/>
                 <w:webHidden/>
               </w:rPr>
-              <w:t>19</w:t>
+              <w:t>22</w:t>
             </w:r>
             <w:r>
               <w:rPr>
@@ -6004,7 +6196,7 @@
                 <w:noProof/>
                 <w:webHidden/>
               </w:rPr>
-              <w:t>19</w:t>
+              <w:t>22</w:t>
             </w:r>
             <w:r>
               <w:rPr>
@@ -6094,7 +6286,7 @@
                 <w:noProof/>
                 <w:webHidden/>
               </w:rPr>
-              <w:t>20</w:t>
+              <w:t>23</w:t>
             </w:r>
             <w:r>
               <w:rPr>
@@ -6184,7 +6376,7 @@
                 <w:noProof/>
                 <w:webHidden/>
               </w:rPr>
-              <w:t>20</w:t>
+              <w:t>23</w:t>
             </w:r>
             <w:r>
               <w:rPr>
@@ -6274,7 +6466,7 @@
                 <w:noProof/>
                 <w:webHidden/>
               </w:rPr>
-              <w:t>20</w:t>
+              <w:t>23</w:t>
             </w:r>
             <w:r>
               <w:rPr>
@@ -6364,7 +6556,7 @@
                 <w:noProof/>
                 <w:webHidden/>
               </w:rPr>
-              <w:t>20</w:t>
+              <w:t>23</w:t>
             </w:r>
             <w:r>
               <w:rPr>
@@ -6454,7 +6646,7 @@
                 <w:noProof/>
                 <w:webHidden/>
               </w:rPr>
-              <w:t>20</w:t>
+              <w:t>23</w:t>
             </w:r>
             <w:r>
               <w:rPr>
@@ -6544,7 +6736,7 @@
                 <w:noProof/>
                 <w:webHidden/>
               </w:rPr>
-              <w:t>21</w:t>
+              <w:t>24</w:t>
             </w:r>
             <w:r>
               <w:rPr>
@@ -6634,7 +6826,7 @@
                 <w:noProof/>
                 <w:webHidden/>
               </w:rPr>
-              <w:t>21</w:t>
+              <w:t>24</w:t>
             </w:r>
             <w:r>
               <w:rPr>
@@ -6724,7 +6916,7 @@
                 <w:noProof/>
                 <w:webHidden/>
               </w:rPr>
-              <w:t>21</w:t>
+              <w:t>24</w:t>
             </w:r>
             <w:r>
               <w:rPr>
@@ -6814,7 +7006,7 @@
                 <w:noProof/>
                 <w:webHidden/>
               </w:rPr>
-              <w:t>22</w:t>
+              <w:t>25</w:t>
             </w:r>
             <w:r>
               <w:rPr>
@@ -6904,7 +7096,7 @@
                 <w:noProof/>
                 <w:webHidden/>
               </w:rPr>
-              <w:t>22</w:t>
+              <w:t>25</w:t>
             </w:r>
             <w:r>
               <w:rPr>
@@ -6994,7 +7186,7 @@
                 <w:noProof/>
                 <w:webHidden/>
               </w:rPr>
-              <w:t>22</w:t>
+              <w:t>25</w:t>
             </w:r>
             <w:r>
               <w:rPr>
@@ -7084,7 +7276,7 @@
                 <w:noProof/>
                 <w:webHidden/>
               </w:rPr>
-              <w:t>23</w:t>
+              <w:t>26</w:t>
             </w:r>
             <w:r>
               <w:rPr>
@@ -7174,7 +7366,7 @@
                 <w:noProof/>
                 <w:webHidden/>
               </w:rPr>
-              <w:t>24</w:t>
+              <w:t>27</w:t>
             </w:r>
             <w:r>
               <w:rPr>
@@ -7264,7 +7456,7 @@
                 <w:noProof/>
                 <w:webHidden/>
               </w:rPr>
-              <w:t>24</w:t>
+              <w:t>27</w:t>
             </w:r>
             <w:r>
               <w:rPr>
@@ -7354,7 +7546,7 @@
                 <w:noProof/>
                 <w:webHidden/>
               </w:rPr>
-              <w:t>31</w:t>
+              <w:t>34</w:t>
             </w:r>
             <w:r>
               <w:rPr>
@@ -7444,7 +7636,7 @@
                 <w:noProof/>
                 <w:webHidden/>
               </w:rPr>
-              <w:t>34</w:t>
+              <w:t>37</w:t>
             </w:r>
             <w:r>
               <w:rPr>
@@ -7534,7 +7726,7 @@
                 <w:noProof/>
                 <w:webHidden/>
               </w:rPr>
-              <w:t>35</w:t>
+              <w:t>38</w:t>
             </w:r>
             <w:r>
               <w:rPr>
@@ -7624,7 +7816,7 @@
                 <w:noProof/>
                 <w:webHidden/>
               </w:rPr>
-              <w:t>36</w:t>
+              <w:t>39</w:t>
             </w:r>
             <w:r>
               <w:rPr>
@@ -7749,7 +7941,7 @@
                 <w:noProof/>
                 <w:webHidden/>
               </w:rPr>
-              <w:t>36</w:t>
+              <w:t>39</w:t>
             </w:r>
             <w:r>
               <w:rPr>
@@ -7839,7 +8031,7 @@
                 <w:noProof/>
                 <w:webHidden/>
               </w:rPr>
-              <w:t>36</w:t>
+              <w:t>39</w:t>
             </w:r>
             <w:r>
               <w:rPr>
@@ -7929,7 +8121,7 @@
                 <w:noProof/>
                 <w:webHidden/>
               </w:rPr>
-              <w:t>37</w:t>
+              <w:t>40</w:t>
             </w:r>
             <w:r>
               <w:rPr>
@@ -8019,7 +8211,7 @@
                 <w:noProof/>
                 <w:webHidden/>
               </w:rPr>
-              <w:t>37</w:t>
+              <w:t>40</w:t>
             </w:r>
             <w:r>
               <w:rPr>
@@ -8109,7 +8301,7 @@
                 <w:noProof/>
                 <w:webHidden/>
               </w:rPr>
-              <w:t>38</w:t>
+              <w:t>41</w:t>
             </w:r>
             <w:r>
               <w:rPr>
@@ -8199,7 +8391,7 @@
                 <w:noProof/>
                 <w:webHidden/>
               </w:rPr>
-              <w:t>38</w:t>
+              <w:t>41</w:t>
             </w:r>
             <w:r>
               <w:rPr>
@@ -8289,7 +8481,7 @@
                 <w:noProof/>
                 <w:webHidden/>
               </w:rPr>
-              <w:t>38</w:t>
+              <w:t>41</w:t>
             </w:r>
             <w:r>
               <w:rPr>
@@ -8379,7 +8571,7 @@
                 <w:noProof/>
                 <w:webHidden/>
               </w:rPr>
-              <w:t>39</w:t>
+              <w:t>42</w:t>
             </w:r>
             <w:r>
               <w:rPr>
@@ -8469,7 +8661,7 @@
                 <w:noProof/>
                 <w:webHidden/>
               </w:rPr>
-              <w:t>39</w:t>
+              <w:t>42</w:t>
             </w:r>
             <w:r>
               <w:rPr>
@@ -8559,7 +8751,7 @@
                 <w:noProof/>
                 <w:webHidden/>
               </w:rPr>
-              <w:t>39</w:t>
+              <w:t>42</w:t>
             </w:r>
             <w:r>
               <w:rPr>
@@ -8649,7 +8841,7 @@
                 <w:noProof/>
                 <w:webHidden/>
               </w:rPr>
-              <w:t>39</w:t>
+              <w:t>42</w:t>
             </w:r>
             <w:r>
               <w:rPr>
@@ -8726,7 +8918,23 @@
         </w:numPr>
       </w:pPr>
       <w:r>
-        <w:t>Update CSBee protocol with new bit flag positions, new field for separate baro/GNSS vertical rates.</w:t>
+        <w:t xml:space="preserve">Update </w:t>
+      </w:r>
+      <w:proofErr w:type="spellStart"/>
+      <w:r>
+        <w:t>CSBee</w:t>
+      </w:r>
+      <w:proofErr w:type="spellEnd"/>
+      <w:r>
+        <w:t xml:space="preserve"> protocol with new bit flag positions, new field for separate </w:t>
+      </w:r>
+      <w:proofErr w:type="spellStart"/>
+      <w:r>
+        <w:t>baro</w:t>
+      </w:r>
+      <w:proofErr w:type="spellEnd"/>
+      <w:r>
+        <w:t>/GNSS vertical rates.</w:t>
       </w:r>
     </w:p>
     <w:p>
@@ -8787,13 +8995,66 @@
       <w:bookmarkEnd w:id="5"/>
     </w:p>
     <w:p>
-      <w:r>
-        <w:t>ADSBee 1090 was created as an attempt to build a low-cost ADS-B receiver without the use of an FPGA (found in most embedded ADS-B receivers on the market) and without the need for external compute (a requirement of most SDR-based ADS-B receivers). ADSBee 1090 accomplishes this through the use of a low-cost dual core microcontroller (RP2040) with flexible IO peripherals (PIO) that run a set of custom-written programs for preamble detection and packet decoding. By dedicating the RP2040’s PIO peripherals to the tasks required to find and decode ADS-B packets, ADSBee 1090 frees up its remaining cores to perform the logical functions required to validate checksums on decoded packets and decipher aircraft information (position, altitude, callsign, etc).</w:t>
-      </w:r>
-    </w:p>
-    <w:p>
-      <w:r>
-        <w:t>The ADSBee 1090 reports decoded aircraft information over UART and USB interfaces in a variety of protocols, and can utilize its attached ESP32 S3 module to host WiFi networks for data streaming to other devices, or connect to existing WiFi networks in order to upload data to the internet or other devices on the network.</w:t>
+      <w:proofErr w:type="spellStart"/>
+      <w:r>
+        <w:t>ADSBee</w:t>
+      </w:r>
+      <w:proofErr w:type="spellEnd"/>
+      <w:r>
+        <w:t xml:space="preserve"> 1090 was created as an attempt to build a low-cost ADS-B receiver without the use of an FPGA (found in most embedded ADS-B receivers on the market) and without the need for external compute (a requirement of most SDR-based ADS-B receivers). </w:t>
+      </w:r>
+      <w:proofErr w:type="spellStart"/>
+      <w:r>
+        <w:t>ADSBee</w:t>
+      </w:r>
+      <w:proofErr w:type="spellEnd"/>
+      <w:r>
+        <w:t xml:space="preserve"> 1090 accomplishes this through the use of a low-cost dual core microcontroller (RP2040) with flexible IO peripherals (PIO) that run a set of custom-written programs for preamble detection and packet decoding. By dedicating the RP2040’s PIO peripherals to the tasks required to find and decode ADS-B packets, </w:t>
+      </w:r>
+      <w:proofErr w:type="spellStart"/>
+      <w:r>
+        <w:t>ADSBee</w:t>
+      </w:r>
+      <w:proofErr w:type="spellEnd"/>
+      <w:r>
+        <w:t xml:space="preserve"> 1090 frees up its remaining cores to perform the logical functions required to validate checksums on decoded packets and decipher aircraft information (position, altitude, callsign, </w:t>
+      </w:r>
+      <w:proofErr w:type="spellStart"/>
+      <w:r>
+        <w:t>etc</w:t>
+      </w:r>
+      <w:proofErr w:type="spellEnd"/>
+      <w:r>
+        <w:t>).</w:t>
+      </w:r>
+    </w:p>
+    <w:p>
+      <w:r>
+        <w:t xml:space="preserve">The </w:t>
+      </w:r>
+      <w:proofErr w:type="spellStart"/>
+      <w:r>
+        <w:t>ADSBee</w:t>
+      </w:r>
+      <w:proofErr w:type="spellEnd"/>
+      <w:r>
+        <w:t xml:space="preserve"> 1090 reports decoded aircraft information over UART and USB interfaces in a variety of protocols, and can utilize its attached ESP32 S3 module to host </w:t>
+      </w:r>
+      <w:proofErr w:type="spellStart"/>
+      <w:r>
+        <w:t>WiFi</w:t>
+      </w:r>
+      <w:proofErr w:type="spellEnd"/>
+      <w:r>
+        <w:t xml:space="preserve"> networks for data streaming to other devices, or connect to existing </w:t>
+      </w:r>
+      <w:proofErr w:type="spellStart"/>
+      <w:r>
+        <w:t>WiFi</w:t>
+      </w:r>
+      <w:proofErr w:type="spellEnd"/>
+      <w:r>
+        <w:t xml:space="preserve"> networks in order to upload data to the internet or other devices on the network.</w:t>
       </w:r>
       <w:r>
         <w:t xml:space="preserve"> Ethernet connectivity (and 802.3af Power over Ethernet) is possible using an external Ethernet pant.</w:t>
@@ -8801,7 +9062,71 @@
     </w:p>
     <w:p>
       <w:r>
-        <w:t>Dual band versions of the ADSBee 1090, such as the ADSBee 1090U, includes a TI CC1312 sub-GHz MCU for decoding additional radio protocols like UAT. This datasheet applies to all devices in the ADSBee family that run the ADSBee 1090 firmware (e.g. ADSBee 1090, ADSBee 1090U, ADSBee m1090, ADSBee GS3M PoE).</w:t>
+        <w:t xml:space="preserve">Dual band versions of the </w:t>
+      </w:r>
+      <w:proofErr w:type="spellStart"/>
+      <w:r>
+        <w:t>ADSBee</w:t>
+      </w:r>
+      <w:proofErr w:type="spellEnd"/>
+      <w:r>
+        <w:t xml:space="preserve"> 1090, such as the </w:t>
+      </w:r>
+      <w:proofErr w:type="spellStart"/>
+      <w:r>
+        <w:t>ADSBee</w:t>
+      </w:r>
+      <w:proofErr w:type="spellEnd"/>
+      <w:r>
+        <w:t xml:space="preserve"> 1090U, includes a TI CC1312 sub-GHz MCU for decoding additional radio protocols like UAT. This datasheet applies to all devices in the </w:t>
+      </w:r>
+      <w:proofErr w:type="spellStart"/>
+      <w:r>
+        <w:t>ADSBee</w:t>
+      </w:r>
+      <w:proofErr w:type="spellEnd"/>
+      <w:r>
+        <w:t xml:space="preserve"> family that run the </w:t>
+      </w:r>
+      <w:proofErr w:type="spellStart"/>
+      <w:r>
+        <w:t>ADSBee</w:t>
+      </w:r>
+      <w:proofErr w:type="spellEnd"/>
+      <w:r>
+        <w:t xml:space="preserve"> 1090 firmware (e.g. </w:t>
+      </w:r>
+      <w:proofErr w:type="spellStart"/>
+      <w:r>
+        <w:t>ADSBee</w:t>
+      </w:r>
+      <w:proofErr w:type="spellEnd"/>
+      <w:r>
+        <w:t xml:space="preserve"> 1090, </w:t>
+      </w:r>
+      <w:proofErr w:type="spellStart"/>
+      <w:r>
+        <w:t>ADSBee</w:t>
+      </w:r>
+      <w:proofErr w:type="spellEnd"/>
+      <w:r>
+        <w:t xml:space="preserve"> 1090U, </w:t>
+      </w:r>
+      <w:proofErr w:type="spellStart"/>
+      <w:r>
+        <w:t>ADSBee</w:t>
+      </w:r>
+      <w:proofErr w:type="spellEnd"/>
+      <w:r>
+        <w:t xml:space="preserve"> m1090, </w:t>
+      </w:r>
+      <w:proofErr w:type="spellStart"/>
+      <w:r>
+        <w:t>ADSBee</w:t>
+      </w:r>
+      <w:proofErr w:type="spellEnd"/>
+      <w:r>
+        <w:t xml:space="preserve"> GS3M PoE).</w:t>
       </w:r>
     </w:p>
     <w:p>
@@ -8840,7 +9165,15 @@
     </w:p>
     <w:p>
       <w:r>
-        <w:t>The CONSOLE interface (USB-C connector) on the ADSBee 1090 can be used to supply the device with power, configure the device’s internal parameters via AT commands, and receive data from the device.</w:t>
+        <w:t xml:space="preserve">The CONSOLE interface (USB-C connector) on the </w:t>
+      </w:r>
+      <w:proofErr w:type="spellStart"/>
+      <w:r>
+        <w:t>ADSBee</w:t>
+      </w:r>
+      <w:proofErr w:type="spellEnd"/>
+      <w:r>
+        <w:t xml:space="preserve"> 1090 can be used to supply the device with power, configure the device’s internal parameters via AT commands, and receive data from the device.</w:t>
       </w:r>
     </w:p>
     <w:p>
@@ -8869,8 +9202,13 @@
       <w:bookmarkEnd w:id="8"/>
     </w:p>
     <w:p>
-      <w:r>
-        <w:t xml:space="preserve">The  COMMS_UART interface is </w:t>
+      <w:proofErr w:type="gramStart"/>
+      <w:r>
+        <w:t>The  COMMS</w:t>
+      </w:r>
+      <w:proofErr w:type="gramEnd"/>
+      <w:r>
+        <w:t xml:space="preserve">_UART interface is </w:t>
       </w:r>
       <w:r>
         <w:t>used for data output, and can support a number of different protocols</w:t>
@@ -9092,7 +9430,15 @@
     </w:p>
     <w:p>
       <w:r>
-        <w:t>The ADSBee 1090’s GNSS module connector includes a UART interface</w:t>
+        <w:t xml:space="preserve">The </w:t>
+      </w:r>
+      <w:proofErr w:type="spellStart"/>
+      <w:r>
+        <w:t>ADSBee</w:t>
+      </w:r>
+      <w:proofErr w:type="spellEnd"/>
+      <w:r>
+        <w:t xml:space="preserve"> 1090’s GNSS module connector includes a UART interface</w:t>
       </w:r>
       <w:r>
         <w:t xml:space="preserve"> which can be used to receive NMEA sentences from a GNSS module. The baud rate of the GNSS_UART interface can be adjusted via AT commands.</w:t>
@@ -9310,7 +9656,15 @@
     </w:p>
     <w:p>
       <w:r>
-        <w:t xml:space="preserve">AT Commands are used to configure the ADSBee 1090 receiver’s internal parameters </w:t>
+        <w:t xml:space="preserve">AT Commands are used to configure the </w:t>
+      </w:r>
+      <w:proofErr w:type="spellStart"/>
+      <w:r>
+        <w:t>ADSBee</w:t>
+      </w:r>
+      <w:proofErr w:type="spellEnd"/>
+      <w:r>
+        <w:t xml:space="preserve"> 1090 receiver’s internal parameters </w:t>
       </w:r>
       <w:r>
         <w:t>via the CONSOLE interface.</w:t>
@@ -9333,18 +9687,36 @@
     </w:p>
     <w:p>
       <w:r>
-        <w:t>AT commands and parameters must be all-caps. Whitespace is not ignored and should only be used intentionally (e.g. as part of a WiFi network SSID which contains spaces). Arguments are separated by a single comma and no spaces.</w:t>
-      </w:r>
-    </w:p>
-    <w:p>
-      <w:r>
-        <w:t>All AT command arguments are optional. Arguments will be ignored if left as blank</w:t>
+        <w:t xml:space="preserve">AT commands and parameters must be all-caps. Whitespace is not ignored and should only be used intentionally (e.g. as part of a </w:t>
+      </w:r>
+      <w:proofErr w:type="spellStart"/>
+      <w:r>
+        <w:t>WiFi</w:t>
+      </w:r>
+      <w:proofErr w:type="spellEnd"/>
+      <w:r>
+        <w:t xml:space="preserve"> network SSID which contains spaces). Arguments are separated by a single comma and no spaces.</w:t>
+      </w:r>
+    </w:p>
+    <w:p>
+      <w:r>
+        <w:t xml:space="preserve">All AT command arguments are optional. Arguments will be ignored if left as </w:t>
+      </w:r>
+      <w:proofErr w:type="spellStart"/>
+      <w:proofErr w:type="gramStart"/>
+      <w:r>
+        <w:t>blank</w:t>
       </w:r>
       <w:r>
         <w:t>.</w:t>
       </w:r>
       <w:r>
-        <w:t>For instance, to set the second parameter of AT+TL</w:t>
+        <w:t>For</w:t>
+      </w:r>
+      <w:proofErr w:type="spellEnd"/>
+      <w:proofErr w:type="gramEnd"/>
+      <w:r>
+        <w:t xml:space="preserve"> instance, to set the second parameter of AT+TL</w:t>
       </w:r>
       <w:r>
         <w:t>_</w:t>
@@ -9397,7 +9769,15 @@
     </w:p>
     <w:p>
       <w:r>
-        <w:t>Commands from the user to the ADSBee 1090 are prefixed with “AT+” (e.g. “AT+BAUD</w:t>
+        <w:t xml:space="preserve">Commands from the user to the </w:t>
+      </w:r>
+      <w:proofErr w:type="spellStart"/>
+      <w:r>
+        <w:t>ADSBee</w:t>
+      </w:r>
+      <w:proofErr w:type="spellEnd"/>
+      <w:r>
+        <w:t xml:space="preserve"> 1090 are prefixed with “AT+” (e.g. “AT+BAUD</w:t>
       </w:r>
       <w:r>
         <w:t>_</w:t>
@@ -9557,13 +9937,31 @@
         <w:t>_</w:t>
       </w:r>
       <w:r>
-        <w:t>RATE=&lt;iface&gt;,&lt;baud</w:t>
+        <w:t>RATE=&lt;</w:t>
+      </w:r>
+      <w:proofErr w:type="spellStart"/>
+      <w:r>
+        <w:t>iface</w:t>
+      </w:r>
+      <w:proofErr w:type="spellEnd"/>
+      <w:proofErr w:type="gramStart"/>
+      <w:r>
+        <w:t>&gt;,&lt;</w:t>
+      </w:r>
+      <w:proofErr w:type="spellStart"/>
+      <w:proofErr w:type="gramEnd"/>
+      <w:r>
+        <w:t>baud</w:t>
       </w:r>
       <w:r>
         <w:t>_</w:t>
       </w:r>
       <w:r>
-        <w:t>rate&gt;</w:t>
+        <w:t>rate</w:t>
+      </w:r>
+      <w:proofErr w:type="spellEnd"/>
+      <w:r>
+        <w:t>&gt;</w:t>
       </w:r>
     </w:p>
     <w:p>
@@ -9667,9 +10065,11 @@
             <w:tcW w:w="1548" w:type="dxa"/>
           </w:tcPr>
           <w:p>
+            <w:proofErr w:type="spellStart"/>
             <w:r>
               <w:t>iface</w:t>
             </w:r>
+            <w:proofErr w:type="spellEnd"/>
           </w:p>
         </w:tc>
         <w:tc>
@@ -9711,6 +10111,7 @@
             <w:tcW w:w="1548" w:type="dxa"/>
           </w:tcPr>
           <w:p>
+            <w:proofErr w:type="spellStart"/>
             <w:r>
               <w:t>baud</w:t>
             </w:r>
@@ -9720,6 +10121,7 @@
             <w:r>
               <w:t>rate</w:t>
             </w:r>
+            <w:proofErr w:type="spellEnd"/>
           </w:p>
         </w:tc>
         <w:tc>
@@ -9810,8 +10212,13 @@
       <w:r>
         <w:t>_UART</w:t>
       </w:r>
-      <w:r>
-        <w:t>),&lt;gnss_uart_baud</w:t>
+      <w:proofErr w:type="gramStart"/>
+      <w:r>
+        <w:t>),&lt;</w:t>
+      </w:r>
+      <w:proofErr w:type="gramEnd"/>
+      <w:r>
+        <w:t>gnss_uart_baud</w:t>
       </w:r>
       <w:r>
         <w:t>_</w:t>
@@ -9961,6 +10368,7 @@
             <w:tcW w:w="1548" w:type="dxa"/>
           </w:tcPr>
           <w:p>
+            <w:proofErr w:type="spellStart"/>
             <w:r>
               <w:t>comms_uart_baud</w:t>
             </w:r>
@@ -9970,6 +10378,7 @@
             <w:r>
               <w:t>rate</w:t>
             </w:r>
+            <w:proofErr w:type="spellEnd"/>
           </w:p>
         </w:tc>
         <w:tc>
@@ -10011,6 +10420,7 @@
             <w:tcW w:w="1548" w:type="dxa"/>
           </w:tcPr>
           <w:p>
+            <w:proofErr w:type="spellStart"/>
             <w:r>
               <w:t>gnss_uart_baud</w:t>
             </w:r>
@@ -10020,6 +10430,7 @@
             <w:r>
               <w:t>rate</w:t>
             </w:r>
+            <w:proofErr w:type="spellEnd"/>
           </w:p>
         </w:tc>
         <w:tc>
@@ -10097,7 +10508,15 @@
         <w:t>s</w:t>
       </w:r>
       <w:r>
-        <w:t xml:space="preserve"> On or Off</w:t>
+        <w:t xml:space="preserve"> </w:t>
+      </w:r>
+      <w:proofErr w:type="gramStart"/>
+      <w:r>
+        <w:t>On</w:t>
+      </w:r>
+      <w:proofErr w:type="gramEnd"/>
+      <w:r>
+        <w:t xml:space="preserve"> or Off</w:t>
       </w:r>
       <w:bookmarkEnd w:id="16"/>
     </w:p>
@@ -10112,10 +10531,23 @@
         <w:t>1090_bt_</w:t>
       </w:r>
       <w:r>
-        <w:t>enabled&gt;</w:t>
-      </w:r>
-      <w:r>
-        <w:t>,&lt;subg_bt_enabled&gt;</w:t>
+        <w:t>enabled</w:t>
+      </w:r>
+      <w:proofErr w:type="gramStart"/>
+      <w:r>
+        <w:t>&gt;</w:t>
+      </w:r>
+      <w:r>
+        <w:t>,&lt;</w:t>
+      </w:r>
+      <w:proofErr w:type="spellStart"/>
+      <w:proofErr w:type="gramEnd"/>
+      <w:r>
+        <w:t>subg_bt_enabled</w:t>
+      </w:r>
+      <w:proofErr w:type="spellEnd"/>
+      <w:r>
+        <w:t>&gt;</w:t>
       </w:r>
     </w:p>
     <w:p/>
@@ -10264,9 +10696,11 @@
             <w:tcW w:w="1792" w:type="dxa"/>
           </w:tcPr>
           <w:p>
+            <w:proofErr w:type="spellStart"/>
             <w:r>
               <w:t>subg_bt_enabled</w:t>
             </w:r>
+            <w:proofErr w:type="spellEnd"/>
           </w:p>
         </w:tc>
         <w:tc>
@@ -10275,7 +10709,23 @@
           </w:tcPr>
           <w:p>
             <w:r>
-              <w:t>Whether the Sub-GHz radio bias tee is enabled (3.3VDC supplied to the SubG RF connector) or disabled (no DC voltage supplied to the SubG RF connector).</w:t>
+              <w:t xml:space="preserve">Whether the Sub-GHz radio bias tee is enabled (3.3VDC supplied to the </w:t>
+            </w:r>
+            <w:proofErr w:type="spellStart"/>
+            <w:r>
+              <w:t>SubG</w:t>
+            </w:r>
+            <w:proofErr w:type="spellEnd"/>
+            <w:r>
+              <w:t xml:space="preserve"> RF connector) or disabled (no DC voltage supplied to the </w:t>
+            </w:r>
+            <w:proofErr w:type="spellStart"/>
+            <w:r>
+              <w:t>SubG</w:t>
+            </w:r>
+            <w:proofErr w:type="spellEnd"/>
+            <w:r>
+              <w:t xml:space="preserve"> RF connector).</w:t>
             </w:r>
           </w:p>
         </w:tc>
@@ -10329,10 +10779,23 @@
         <w:t>1090_bt_</w:t>
       </w:r>
       <w:r>
-        <w:t>enabled&gt;</w:t>
-      </w:r>
-      <w:r>
-        <w:t>,&lt;subg_bt_enabled&gt;</w:t>
+        <w:t>enabled</w:t>
+      </w:r>
+      <w:proofErr w:type="gramStart"/>
+      <w:r>
+        <w:t>&gt;</w:t>
+      </w:r>
+      <w:r>
+        <w:t>,&lt;</w:t>
+      </w:r>
+      <w:proofErr w:type="spellStart"/>
+      <w:proofErr w:type="gramEnd"/>
+      <w:r>
+        <w:t>subg_bt_enabled</w:t>
+      </w:r>
+      <w:proofErr w:type="spellEnd"/>
+      <w:r>
+        <w:t>&gt;</w:t>
       </w:r>
     </w:p>
     <w:p>
@@ -10381,13 +10844,188 @@
       </w:pPr>
       <w:bookmarkStart w:id="18" w:name="_Toc209911266"/>
       <w:r>
+        <w:t>AT+BOOT_USB_UF2</w:t>
+      </w:r>
+    </w:p>
+    <w:p>
+      <w:r>
+        <w:t xml:space="preserve">Reboots the </w:t>
+      </w:r>
+      <w:proofErr w:type="spellStart"/>
+      <w:r>
+        <w:t>ADSBee</w:t>
+      </w:r>
+      <w:proofErr w:type="spellEnd"/>
+      <w:r>
+        <w:t xml:space="preserve"> into UF2 Bootloader mode. ONLY use this command if you have USB access to your </w:t>
+      </w:r>
+      <w:proofErr w:type="spellStart"/>
+      <w:r>
+        <w:t>ADSBee</w:t>
+      </w:r>
+      <w:proofErr w:type="spellEnd"/>
+      <w:r>
+        <w:t>! There is no way to recover from the factory UF2 bootloader other than resetting the device or flashing a firmware file to it over USB.</w:t>
+      </w:r>
+    </w:p>
+    <w:p>
+      <w:pPr>
+        <w:pStyle w:val="code"/>
+      </w:pPr>
+      <w:r>
+        <w:t>AT+BOOT_USB_UF2=&lt;</w:t>
+      </w:r>
+      <w:proofErr w:type="spellStart"/>
+      <w:r>
+        <w:t>reboot_passcode</w:t>
+      </w:r>
+      <w:proofErr w:type="spellEnd"/>
+      <w:r>
+        <w:t>&gt;</w:t>
+      </w:r>
+    </w:p>
+    <w:p/>
+    <w:tbl>
+      <w:tblPr>
+        <w:tblStyle w:val="TableGrid"/>
+        <w:tblW w:w="0" w:type="auto"/>
+        <w:tblLook w:val="04A0" w:firstRow="1" w:lastRow="0" w:firstColumn="1" w:lastColumn="0" w:noHBand="0" w:noVBand="1"/>
+      </w:tblPr>
+      <w:tblGrid>
+        <w:gridCol w:w="1792"/>
+        <w:gridCol w:w="5637"/>
+        <w:gridCol w:w="3587"/>
+      </w:tblGrid>
+      <w:tr>
+        <w:tc>
+          <w:tcPr>
+            <w:tcW w:w="1792" w:type="dxa"/>
+          </w:tcPr>
+          <w:p>
+            <w:pPr>
+              <w:rPr>
+                <w:b/>
+                <w:bCs/>
+              </w:rPr>
+            </w:pPr>
+            <w:r>
+              <w:rPr>
+                <w:b/>
+                <w:bCs/>
+              </w:rPr>
+              <w:t>Parameter</w:t>
+            </w:r>
+          </w:p>
+        </w:tc>
+        <w:tc>
+          <w:tcPr>
+            <w:tcW w:w="5637" w:type="dxa"/>
+          </w:tcPr>
+          <w:p>
+            <w:pPr>
+              <w:rPr>
+                <w:b/>
+                <w:bCs/>
+              </w:rPr>
+            </w:pPr>
+            <w:r>
+              <w:rPr>
+                <w:b/>
+                <w:bCs/>
+              </w:rPr>
+              <w:t>Description</w:t>
+            </w:r>
+          </w:p>
+        </w:tc>
+        <w:tc>
+          <w:tcPr>
+            <w:tcW w:w="3587" w:type="dxa"/>
+          </w:tcPr>
+          <w:p>
+            <w:pPr>
+              <w:rPr>
+                <w:b/>
+                <w:bCs/>
+              </w:rPr>
+            </w:pPr>
+            <w:r>
+              <w:rPr>
+                <w:b/>
+                <w:bCs/>
+              </w:rPr>
+              <w:t>Acceptable Values</w:t>
+            </w:r>
+          </w:p>
+        </w:tc>
+      </w:tr>
+      <w:tr>
+        <w:tc>
+          <w:tcPr>
+            <w:tcW w:w="1792" w:type="dxa"/>
+          </w:tcPr>
+          <w:p>
+            <w:proofErr w:type="spellStart"/>
+            <w:r>
+              <w:t>reboot_passcode</w:t>
+            </w:r>
+            <w:proofErr w:type="spellEnd"/>
+          </w:p>
+        </w:tc>
+        <w:tc>
+          <w:tcPr>
+            <w:tcW w:w="5637" w:type="dxa"/>
+          </w:tcPr>
+          <w:p>
+            <w:r>
+              <w:t>A passcode that makes it harder to run this command by accident.</w:t>
+            </w:r>
+          </w:p>
+        </w:tc>
+        <w:tc>
+          <w:tcPr>
+            <w:tcW w:w="3587" w:type="dxa"/>
+          </w:tcPr>
+          <w:p>
+            <w:r>
+              <w:t>“1DEADBEE”</w:t>
+            </w:r>
+          </w:p>
+        </w:tc>
+      </w:tr>
+    </w:tbl>
+    <w:p/>
+    <w:p>
+      <w:pPr>
+        <w:pStyle w:val="Heading2"/>
+        <w:numPr>
+          <w:ilvl w:val="1"/>
+          <w:numId w:val="10"/>
+        </w:numPr>
+      </w:pPr>
+      <w:r>
         <w:t>AT+DEVICE_INFO</w:t>
       </w:r>
       <w:bookmarkEnd w:id="18"/>
     </w:p>
     <w:p>
       <w:r>
-        <w:t>Queries the device information of the ADSBee. An example query and reply is shown below.</w:t>
+        <w:t xml:space="preserve">Queries the device information of the </w:t>
+      </w:r>
+      <w:proofErr w:type="spellStart"/>
+      <w:r>
+        <w:t>ADSBee</w:t>
+      </w:r>
+      <w:proofErr w:type="spellEnd"/>
+      <w:r>
+        <w:t xml:space="preserve">. An example query and reply </w:t>
+      </w:r>
+      <w:proofErr w:type="gramStart"/>
+      <w:r>
+        <w:t>is</w:t>
+      </w:r>
+      <w:proofErr w:type="gramEnd"/>
+      <w:r>
+        <w:t xml:space="preserve"> shown below.</w:t>
       </w:r>
     </w:p>
     <w:tbl>
@@ -10466,19 +11104,26 @@
               <w:rPr>
                 <w:rFonts w:ascii="Courier New" w:hAnsi="Courier New" w:cs="Courier New"/>
               </w:rPr>
-              <w:t>OTA Key 1: 1701a736dc40c837f318c9e7ae82557a39fe07588d3745602bb9269b13843b87ca7962daecc9897c6dfb0ac4ec77997e9cc34cd356e415fc46eb4ae3dd42b717</w:t>
-            </w:r>
-          </w:p>
-          <w:p>
-            <w:pPr>
+              <w:t>OTA Key 1: 1701a736dc40c837f318c9e7ae82557a39fe07588d3745602bb9269b13843b87ca7962daecc9897c6</w:t>
+            </w:r>
+            <w:r>
               <w:rPr>
                 <w:rFonts w:ascii="Courier New" w:hAnsi="Courier New" w:cs="Courier New"/>
               </w:rPr>
-            </w:pPr>
-            <w:r>
+              <w:lastRenderedPageBreak/>
+              <w:t>dfb0ac4ec77997e9cc34cd356e415fc46eb4ae3dd42b717</w:t>
+            </w:r>
+          </w:p>
+          <w:p>
+            <w:pPr>
               <w:rPr>
                 <w:rFonts w:ascii="Courier New" w:hAnsi="Courier New" w:cs="Courier New"/>
               </w:rPr>
+            </w:pPr>
+            <w:r>
+              <w:rPr>
+                <w:rFonts w:ascii="Courier New" w:hAnsi="Courier New" w:cs="Courier New"/>
+              </w:rPr>
               <w:t>ESP32 Firmware Version: 0.6.2</w:t>
             </w:r>
           </w:p>
@@ -10492,55 +11137,193 @@
               <w:rPr>
                 <w:rFonts w:ascii="Courier New" w:hAnsi="Courier New" w:cs="Courier New"/>
               </w:rPr>
-              <w:t>ESP32 Base MAC Address: 64:E8:33:5D:0B:C4</w:t>
-            </w:r>
-          </w:p>
-          <w:p>
-            <w:pPr>
+              <w:t xml:space="preserve">ESP32 Base MAC Address: </w:t>
+            </w:r>
+            <w:proofErr w:type="gramStart"/>
+            <w:r>
               <w:rPr>
                 <w:rFonts w:ascii="Courier New" w:hAnsi="Courier New" w:cs="Courier New"/>
               </w:rPr>
-            </w:pPr>
+              <w:t>64:E</w:t>
+            </w:r>
+            <w:proofErr w:type="gramEnd"/>
             <w:r>
               <w:rPr>
                 <w:rFonts w:ascii="Courier New" w:hAnsi="Courier New" w:cs="Courier New"/>
               </w:rPr>
-              <w:t>ESP32 WiFi Station MAC Address: 64:E8:33:5D:0B:C4</w:t>
-            </w:r>
-          </w:p>
-          <w:p>
-            <w:pPr>
+              <w:t>8:33:5</w:t>
+            </w:r>
+            <w:proofErr w:type="gramStart"/>
+            <w:r>
               <w:rPr>
                 <w:rFonts w:ascii="Courier New" w:hAnsi="Courier New" w:cs="Courier New"/>
               </w:rPr>
-            </w:pPr>
-            <w:r>
+              <w:t>D:0B:C4</w:t>
+            </w:r>
+            <w:proofErr w:type="gramEnd"/>
+          </w:p>
+          <w:p>
+            <w:pPr>
               <w:rPr>
                 <w:rFonts w:ascii="Courier New" w:hAnsi="Courier New" w:cs="Courier New"/>
               </w:rPr>
-              <w:t>ESP32 WiFi AP MAC Address: 64:E8:33:5D:0B:C5</w:t>
-            </w:r>
-          </w:p>
-          <w:p>
-            <w:pPr>
+            </w:pPr>
+            <w:r>
               <w:rPr>
                 <w:rFonts w:ascii="Courier New" w:hAnsi="Courier New" w:cs="Courier New"/>
               </w:rPr>
-            </w:pPr>
+              <w:t xml:space="preserve">ESP32 </w:t>
+            </w:r>
+            <w:proofErr w:type="spellStart"/>
             <w:r>
               <w:rPr>
                 <w:rFonts w:ascii="Courier New" w:hAnsi="Courier New" w:cs="Courier New"/>
               </w:rPr>
-              <w:t>ESP32 Bluetooth MAC Address: 64:E8:33:5D:0B:C6</w:t>
-            </w:r>
-          </w:p>
-          <w:p>
+              <w:t>WiFi</w:t>
+            </w:r>
+            <w:proofErr w:type="spellEnd"/>
             <w:r>
               <w:rPr>
                 <w:rFonts w:ascii="Courier New" w:hAnsi="Courier New" w:cs="Courier New"/>
               </w:rPr>
-              <w:t>ESP32 Ethernet MAC Address: 64:E8:33:5D:0B:C7</w:t>
-            </w:r>
+              <w:t xml:space="preserve"> Station MAC Address: </w:t>
+            </w:r>
+            <w:proofErr w:type="gramStart"/>
+            <w:r>
+              <w:rPr>
+                <w:rFonts w:ascii="Courier New" w:hAnsi="Courier New" w:cs="Courier New"/>
+              </w:rPr>
+              <w:t>64:E</w:t>
+            </w:r>
+            <w:proofErr w:type="gramEnd"/>
+            <w:r>
+              <w:rPr>
+                <w:rFonts w:ascii="Courier New" w:hAnsi="Courier New" w:cs="Courier New"/>
+              </w:rPr>
+              <w:t>8:33:5</w:t>
+            </w:r>
+            <w:proofErr w:type="gramStart"/>
+            <w:r>
+              <w:rPr>
+                <w:rFonts w:ascii="Courier New" w:hAnsi="Courier New" w:cs="Courier New"/>
+              </w:rPr>
+              <w:t>D:0B:C4</w:t>
+            </w:r>
+            <w:proofErr w:type="gramEnd"/>
+          </w:p>
+          <w:p>
+            <w:pPr>
+              <w:rPr>
+                <w:rFonts w:ascii="Courier New" w:hAnsi="Courier New" w:cs="Courier New"/>
+              </w:rPr>
+            </w:pPr>
+            <w:r>
+              <w:rPr>
+                <w:rFonts w:ascii="Courier New" w:hAnsi="Courier New" w:cs="Courier New"/>
+              </w:rPr>
+              <w:t xml:space="preserve">ESP32 </w:t>
+            </w:r>
+            <w:proofErr w:type="spellStart"/>
+            <w:r>
+              <w:rPr>
+                <w:rFonts w:ascii="Courier New" w:hAnsi="Courier New" w:cs="Courier New"/>
+              </w:rPr>
+              <w:t>WiFi</w:t>
+            </w:r>
+            <w:proofErr w:type="spellEnd"/>
+            <w:r>
+              <w:rPr>
+                <w:rFonts w:ascii="Courier New" w:hAnsi="Courier New" w:cs="Courier New"/>
+              </w:rPr>
+              <w:t xml:space="preserve"> AP MAC Address: </w:t>
+            </w:r>
+            <w:proofErr w:type="gramStart"/>
+            <w:r>
+              <w:rPr>
+                <w:rFonts w:ascii="Courier New" w:hAnsi="Courier New" w:cs="Courier New"/>
+              </w:rPr>
+              <w:t>64:E</w:t>
+            </w:r>
+            <w:proofErr w:type="gramEnd"/>
+            <w:r>
+              <w:rPr>
+                <w:rFonts w:ascii="Courier New" w:hAnsi="Courier New" w:cs="Courier New"/>
+              </w:rPr>
+              <w:t>8:33:5</w:t>
+            </w:r>
+            <w:proofErr w:type="gramStart"/>
+            <w:r>
+              <w:rPr>
+                <w:rFonts w:ascii="Courier New" w:hAnsi="Courier New" w:cs="Courier New"/>
+              </w:rPr>
+              <w:t>D:0B:C5</w:t>
+            </w:r>
+            <w:proofErr w:type="gramEnd"/>
+          </w:p>
+          <w:p>
+            <w:pPr>
+              <w:rPr>
+                <w:rFonts w:ascii="Courier New" w:hAnsi="Courier New" w:cs="Courier New"/>
+              </w:rPr>
+            </w:pPr>
+            <w:r>
+              <w:rPr>
+                <w:rFonts w:ascii="Courier New" w:hAnsi="Courier New" w:cs="Courier New"/>
+              </w:rPr>
+              <w:t xml:space="preserve">ESP32 Bluetooth MAC Address: </w:t>
+            </w:r>
+            <w:proofErr w:type="gramStart"/>
+            <w:r>
+              <w:rPr>
+                <w:rFonts w:ascii="Courier New" w:hAnsi="Courier New" w:cs="Courier New"/>
+              </w:rPr>
+              <w:t>64:E</w:t>
+            </w:r>
+            <w:proofErr w:type="gramEnd"/>
+            <w:r>
+              <w:rPr>
+                <w:rFonts w:ascii="Courier New" w:hAnsi="Courier New" w:cs="Courier New"/>
+              </w:rPr>
+              <w:t>8:33:5</w:t>
+            </w:r>
+            <w:proofErr w:type="gramStart"/>
+            <w:r>
+              <w:rPr>
+                <w:rFonts w:ascii="Courier New" w:hAnsi="Courier New" w:cs="Courier New"/>
+              </w:rPr>
+              <w:t>D:0B:C6</w:t>
+            </w:r>
+            <w:proofErr w:type="gramEnd"/>
+          </w:p>
+          <w:p>
+            <w:r>
+              <w:rPr>
+                <w:rFonts w:ascii="Courier New" w:hAnsi="Courier New" w:cs="Courier New"/>
+              </w:rPr>
+              <w:t xml:space="preserve">ESP32 Ethernet MAC Address: </w:t>
+            </w:r>
+            <w:proofErr w:type="gramStart"/>
+            <w:r>
+              <w:rPr>
+                <w:rFonts w:ascii="Courier New" w:hAnsi="Courier New" w:cs="Courier New"/>
+              </w:rPr>
+              <w:t>64:E</w:t>
+            </w:r>
+            <w:proofErr w:type="gramEnd"/>
+            <w:r>
+              <w:rPr>
+                <w:rFonts w:ascii="Courier New" w:hAnsi="Courier New" w:cs="Courier New"/>
+              </w:rPr>
+              <w:t>8:33:5</w:t>
+            </w:r>
+            <w:proofErr w:type="gramStart"/>
+            <w:r>
+              <w:rPr>
+                <w:rFonts w:ascii="Courier New" w:hAnsi="Courier New" w:cs="Courier New"/>
+              </w:rPr>
+              <w:t>D:0B:C7</w:t>
+            </w:r>
+            <w:proofErr w:type="gramEnd"/>
           </w:p>
         </w:tc>
       </w:tr>
@@ -10601,7 +11384,39 @@
     </w:p>
     <w:p>
       <w:r>
-        <w:t>Turns the ESP32 on or off using its enable line. When the ESP32 is turned off, the ADSBee 1090 will draw less power, but the WiFi and network capabilities will be unavailable. This operational mode is useful for conserving energy in applications where the ADSBee is only being communicated with via its serial interfaces.</w:t>
+        <w:t xml:space="preserve">Turns the ESP32 on or off using </w:t>
+      </w:r>
+      <w:proofErr w:type="gramStart"/>
+      <w:r>
+        <w:t>its</w:t>
+      </w:r>
+      <w:proofErr w:type="gramEnd"/>
+      <w:r>
+        <w:t xml:space="preserve"> enable line. When the ESP32 is turned off, the </w:t>
+      </w:r>
+      <w:proofErr w:type="spellStart"/>
+      <w:r>
+        <w:t>ADSBee</w:t>
+      </w:r>
+      <w:proofErr w:type="spellEnd"/>
+      <w:r>
+        <w:t xml:space="preserve"> 1090 will draw less power, but the </w:t>
+      </w:r>
+      <w:proofErr w:type="spellStart"/>
+      <w:r>
+        <w:t>WiFi</w:t>
+      </w:r>
+      <w:proofErr w:type="spellEnd"/>
+      <w:r>
+        <w:t xml:space="preserve"> and network capabilities will be unavailable. This operational mode is useful for conserving energy in applications where the </w:t>
+      </w:r>
+      <w:proofErr w:type="spellStart"/>
+      <w:r>
+        <w:t>ADSBee</w:t>
+      </w:r>
+      <w:proofErr w:type="spellEnd"/>
+      <w:r>
+        <w:t xml:space="preserve"> is only being communicated with via its serial interfaces.</w:t>
       </w:r>
     </w:p>
     <w:tbl>
@@ -10763,7 +11578,7 @@
         <w:fldChar w:fldCharType="separate"/>
       </w:r>
       <w:r>
-        <w:t xml:space="preserve">3.4.1  </w:t>
+        <w:t xml:space="preserve">3.5.1  </w:t>
       </w:r>
       <w:r>
         <w:fldChar w:fldCharType="end"/>
@@ -11020,14 +11835,58 @@
         <w:pStyle w:val="code"/>
       </w:pPr>
       <w:r>
-        <w:t>AT+FEED=&lt;index&gt;,&lt;uri&gt;,&lt;port&gt;,&lt;active&gt;,&lt;protocol&gt;</w:t>
+        <w:t>AT+FEED=&lt;index</w:t>
+      </w:r>
+      <w:proofErr w:type="gramStart"/>
+      <w:r>
+        <w:t>&gt;,&lt;</w:t>
+      </w:r>
+      <w:proofErr w:type="spellStart"/>
+      <w:proofErr w:type="gramEnd"/>
+      <w:r>
+        <w:t>uri</w:t>
+      </w:r>
+      <w:proofErr w:type="spellEnd"/>
+      <w:proofErr w:type="gramStart"/>
+      <w:r>
+        <w:t>&gt;,&lt;</w:t>
+      </w:r>
+      <w:proofErr w:type="gramEnd"/>
+      <w:r>
+        <w:t>port</w:t>
+      </w:r>
+      <w:proofErr w:type="gramStart"/>
+      <w:r>
+        <w:t>&gt;,&lt;</w:t>
+      </w:r>
+      <w:proofErr w:type="gramEnd"/>
+      <w:r>
+        <w:t>active</w:t>
+      </w:r>
+      <w:proofErr w:type="gramStart"/>
+      <w:r>
+        <w:t>&gt;,&lt;</w:t>
+      </w:r>
+      <w:proofErr w:type="gramEnd"/>
+      <w:r>
+        <w:t>protocol&gt;</w:t>
       </w:r>
     </w:p>
     <w:p/>
     <w:p>
       <w:r>
         <w:lastRenderedPageBreak/>
-        <w:t>Example command for configuring feed 0 to send data to airplanes.live, which accepts Mode S Beast protocol on port 30004 at the static IP 78.46.234.18:</w:t>
+        <w:t xml:space="preserve">Example command for configuring feed 0 to send data to </w:t>
+      </w:r>
+      <w:proofErr w:type="spellStart"/>
+      <w:proofErr w:type="gramStart"/>
+      <w:r>
+        <w:t>airplanes.live</w:t>
+      </w:r>
+      <w:proofErr w:type="spellEnd"/>
+      <w:proofErr w:type="gramEnd"/>
+      <w:r>
+        <w:t>, which accepts Mode S Beast protocol on port 30004 at the static IP 78.46.234.18:</w:t>
       </w:r>
     </w:p>
     <w:p>
@@ -11035,8 +11894,13 @@
         <w:pStyle w:val="code"/>
       </w:pPr>
       <w:r>
-        <w:t>AT+FEED=0,78.46.234.18,30004,1,BEAST</w:t>
-      </w:r>
+        <w:t>AT+FEED=0,78.46.234.18,30004,</w:t>
+      </w:r>
+      <w:proofErr w:type="gramStart"/>
+      <w:r>
+        <w:t>1,BEAST</w:t>
+      </w:r>
+      <w:proofErr w:type="gramEnd"/>
     </w:p>
     <w:p/>
     <w:tbl>
@@ -11150,9 +12014,11 @@
             <w:tcW w:w="1548" w:type="dxa"/>
           </w:tcPr>
           <w:p>
+            <w:proofErr w:type="spellStart"/>
             <w:r>
               <w:t>uri</w:t>
             </w:r>
+            <w:proofErr w:type="spellEnd"/>
           </w:p>
         </w:tc>
         <w:tc>
@@ -11176,8 +12042,13 @@
           </w:p>
           <w:p>
             <w:r>
-              <w:t>Hostname, e.g. feed.whereplane.xyz</w:t>
-            </w:r>
+              <w:t xml:space="preserve">Hostname, e.g. </w:t>
+            </w:r>
+            <w:proofErr w:type="spellStart"/>
+            <w:r>
+              <w:t>feed.whereplane.xyz</w:t>
+            </w:r>
+            <w:proofErr w:type="spellEnd"/>
           </w:p>
           <w:p>
             <w:r>
@@ -11340,7 +12211,23 @@
         <w:pStyle w:val="code"/>
       </w:pPr>
       <w:r>
-        <w:t>FEED=0(INDEX),192.168.1.103(URI),30004(PORT),1(ACTIVE),BEAST(PROTOCOL),bee00038172d18c(RECEIVER_ID)</w:t>
+        <w:t>FEED=0(INDEX),192.168.1.103(URI),30004(PORT),1(ACTIVE</w:t>
+      </w:r>
+      <w:proofErr w:type="gramStart"/>
+      <w:r>
+        <w:t>),BEAST</w:t>
+      </w:r>
+      <w:proofErr w:type="gramEnd"/>
+      <w:r>
+        <w:t>(PROTOCOL</w:t>
+      </w:r>
+      <w:proofErr w:type="gramStart"/>
+      <w:r>
+        <w:t>),bee</w:t>
+      </w:r>
+      <w:proofErr w:type="gramEnd"/>
+      <w:r>
+        <w:t>00038172d18c(RECEIVER_ID)</w:t>
       </w:r>
     </w:p>
     <w:p>
@@ -11348,7 +12235,31 @@
         <w:pStyle w:val="code"/>
       </w:pPr>
       <w:r>
-        <w:t>FEED=1(INDEX),(URI),0(PORT),0(ACTIVE),NONE(PROTOCOL),bee00038172d18c(RECEIVER_ID)</w:t>
+        <w:t>FEED=1(INDEX</w:t>
+      </w:r>
+      <w:proofErr w:type="gramStart"/>
+      <w:r>
+        <w:t>),(</w:t>
+      </w:r>
+      <w:proofErr w:type="gramEnd"/>
+      <w:r>
+        <w:t>URI),0(PORT),0(ACTIVE</w:t>
+      </w:r>
+      <w:proofErr w:type="gramStart"/>
+      <w:r>
+        <w:t>),NONE</w:t>
+      </w:r>
+      <w:proofErr w:type="gramEnd"/>
+      <w:r>
+        <w:t>(PROTOCOL</w:t>
+      </w:r>
+      <w:proofErr w:type="gramStart"/>
+      <w:r>
+        <w:t>),bee</w:t>
+      </w:r>
+      <w:proofErr w:type="gramEnd"/>
+      <w:r>
+        <w:t>00038172d18c(RECEIVER_ID)</w:t>
       </w:r>
     </w:p>
     <w:p>
@@ -11356,7 +12267,31 @@
         <w:pStyle w:val="code"/>
       </w:pPr>
       <w:r>
-        <w:t>FEED=2(INDEX),(URI),0(PORT),0(ACTIVE),NONE(PROTOCOL),bee00038172d18c(RECEIVER_ID)</w:t>
+        <w:t>FEED=2(INDEX</w:t>
+      </w:r>
+      <w:proofErr w:type="gramStart"/>
+      <w:r>
+        <w:t>),(</w:t>
+      </w:r>
+      <w:proofErr w:type="gramEnd"/>
+      <w:r>
+        <w:t>URI),0(PORT),0(ACTIVE</w:t>
+      </w:r>
+      <w:proofErr w:type="gramStart"/>
+      <w:r>
+        <w:t>),NONE</w:t>
+      </w:r>
+      <w:proofErr w:type="gramEnd"/>
+      <w:r>
+        <w:t>(PROTOCOL</w:t>
+      </w:r>
+      <w:proofErr w:type="gramStart"/>
+      <w:r>
+        <w:t>),bee</w:t>
+      </w:r>
+      <w:proofErr w:type="gramEnd"/>
+      <w:r>
+        <w:t>00038172d18c(RECEIVER_ID)</w:t>
       </w:r>
     </w:p>
     <w:p>
@@ -11364,7 +12299,31 @@
         <w:pStyle w:val="code"/>
       </w:pPr>
       <w:r>
-        <w:t>FEED=3(INDEX),(URI),0(PORT),0(ACTIVE),NONE(PROTOCOL),bee00038172d18c(RECEIVER_ID)</w:t>
+        <w:t>FEED=3(INDEX</w:t>
+      </w:r>
+      <w:proofErr w:type="gramStart"/>
+      <w:r>
+        <w:t>),(</w:t>
+      </w:r>
+      <w:proofErr w:type="gramEnd"/>
+      <w:r>
+        <w:t>URI),0(PORT),0(ACTIVE</w:t>
+      </w:r>
+      <w:proofErr w:type="gramStart"/>
+      <w:r>
+        <w:t>),NONE</w:t>
+      </w:r>
+      <w:proofErr w:type="gramEnd"/>
+      <w:r>
+        <w:t>(PROTOCOL</w:t>
+      </w:r>
+      <w:proofErr w:type="gramStart"/>
+      <w:r>
+        <w:t>),bee</w:t>
+      </w:r>
+      <w:proofErr w:type="gramEnd"/>
+      <w:r>
+        <w:t>00038172d18c(RECEIVER_ID)</w:t>
       </w:r>
     </w:p>
     <w:p>
@@ -11372,7 +12331,23 @@
         <w:pStyle w:val="code"/>
       </w:pPr>
       <w:r>
-        <w:t>FEED=4(INDEX),78.46.234.18(URI),30004(PORT),1(ACTIVE),BEAST(PROTOCOL),bee00038172d18c(RECEIVER_ID)</w:t>
+        <w:t>FEED=4(INDEX),78.46.234.18(URI),30004(PORT),1(ACTIVE</w:t>
+      </w:r>
+      <w:proofErr w:type="gramStart"/>
+      <w:r>
+        <w:t>),BEAST</w:t>
+      </w:r>
+      <w:proofErr w:type="gramEnd"/>
+      <w:r>
+        <w:t>(PROTOCOL</w:t>
+      </w:r>
+      <w:proofErr w:type="gramStart"/>
+      <w:r>
+        <w:t>),bee</w:t>
+      </w:r>
+      <w:proofErr w:type="gramEnd"/>
+      <w:r>
+        <w:t>00038172d18c(RECEIVER_ID)</w:t>
       </w:r>
     </w:p>
     <w:p>
@@ -11380,7 +12355,31 @@
         <w:pStyle w:val="code"/>
       </w:pPr>
       <w:r>
-        <w:t>FEED=5(INDEX),feed.whereplane.xyz(URI),30004(PORT),0(ACTIVE),BEAST(PROTOCOL),bee00038172d18c(RECEIVER_ID)</w:t>
+        <w:t>FEED=5(INDEX</w:t>
+      </w:r>
+      <w:proofErr w:type="gramStart"/>
+      <w:r>
+        <w:t>),feed.whereplane.xyz</w:t>
+      </w:r>
+      <w:proofErr w:type="gramEnd"/>
+      <w:r>
+        <w:t>(URI),30004(PORT),0(ACTIVE</w:t>
+      </w:r>
+      <w:proofErr w:type="gramStart"/>
+      <w:r>
+        <w:t>),BEAST</w:t>
+      </w:r>
+      <w:proofErr w:type="gramEnd"/>
+      <w:r>
+        <w:t>(PROTOCOL</w:t>
+      </w:r>
+      <w:proofErr w:type="gramStart"/>
+      <w:r>
+        <w:t>),bee</w:t>
+      </w:r>
+      <w:proofErr w:type="gramEnd"/>
+      <w:r>
+        <w:t>00038172d18c(RECEIVER_ID)</w:t>
       </w:r>
     </w:p>
     <w:p>
@@ -11422,7 +12421,15 @@
         <w:pStyle w:val="code"/>
       </w:pPr>
       <w:r>
-        <w:t>AT+FEED?&lt;index&gt;</w:t>
+        <w:t>AT+</w:t>
+      </w:r>
+      <w:proofErr w:type="gramStart"/>
+      <w:r>
+        <w:t>FEED?&lt;</w:t>
+      </w:r>
+      <w:proofErr w:type="gramEnd"/>
+      <w:r>
+        <w:t>index&gt;</w:t>
       </w:r>
     </w:p>
     <w:p/>
@@ -11444,7 +12451,23 @@
         <w:pStyle w:val="code"/>
       </w:pPr>
       <w:r>
-        <w:t>FEED=0(INDEX),192.168.1.103(URI),30004(PORT),1(ACTIVE),BEAST(PROTOCOL),bee00038172d18c(RECEIVER_ID)</w:t>
+        <w:t>FEED=0(INDEX),192.168.1.103(URI),30004(PORT),1(ACTIVE</w:t>
+      </w:r>
+      <w:proofErr w:type="gramStart"/>
+      <w:r>
+        <w:t>),BEAST</w:t>
+      </w:r>
+      <w:proofErr w:type="gramEnd"/>
+      <w:r>
+        <w:t>(PROTOCOL</w:t>
+      </w:r>
+      <w:proofErr w:type="gramStart"/>
+      <w:r>
+        <w:t>),bee</w:t>
+      </w:r>
+      <w:proofErr w:type="gramEnd"/>
+      <w:r>
+        <w:t>00038172d18c(RECEIVER_ID)</w:t>
       </w:r>
     </w:p>
     <w:p/>
@@ -11491,7 +12514,25 @@
         <w:pStyle w:val="code"/>
       </w:pPr>
       <w:r>
-        <w:t xml:space="preserve">        AT+BAUDRATE=&lt;iface&gt;,&lt;baudrate&gt;</w:t>
+        <w:t xml:space="preserve">        AT+BAUDRATE=&lt;</w:t>
+      </w:r>
+      <w:proofErr w:type="spellStart"/>
+      <w:r>
+        <w:t>iface</w:t>
+      </w:r>
+      <w:proofErr w:type="spellEnd"/>
+      <w:proofErr w:type="gramStart"/>
+      <w:r>
+        <w:t>&gt;,&lt;</w:t>
+      </w:r>
+      <w:proofErr w:type="spellStart"/>
+      <w:proofErr w:type="gramEnd"/>
+      <w:r>
+        <w:t>baudrate</w:t>
+      </w:r>
+      <w:proofErr w:type="spellEnd"/>
+      <w:r>
+        <w:t>&gt;</w:t>
       </w:r>
     </w:p>
     <w:p>
@@ -11612,7 +12653,23 @@
     </w:p>
     <w:p>
       <w:r>
-        <w:t>Sets the device hostname, which can make things easier when configuring a local network. Hostname is also used for mDNS, allowing you to visit the device’s webpage at &lt;hostname&gt;.local.</w:t>
+        <w:t xml:space="preserve">Sets the device hostname, which can make things easier when configuring a local network. Hostname is also used for </w:t>
+      </w:r>
+      <w:proofErr w:type="spellStart"/>
+      <w:r>
+        <w:t>mDNS</w:t>
+      </w:r>
+      <w:proofErr w:type="spellEnd"/>
+      <w:r>
+        <w:t>, allowing you to visit the device’s webpage at &lt;hostname</w:t>
+      </w:r>
+      <w:proofErr w:type="gramStart"/>
+      <w:r>
+        <w:t>&gt;.local</w:t>
+      </w:r>
+      <w:proofErr w:type="gramEnd"/>
+      <w:r>
+        <w:t>.</w:t>
       </w:r>
     </w:p>
     <w:p>
@@ -11710,7 +12767,25 @@
         <w:pStyle w:val="code"/>
       </w:pPr>
       <w:r>
-        <w:t>AT+MAVLINK_ID=&lt;system_id&gt;,&lt;component_id&gt;</w:t>
+        <w:t>AT+MAVLINK_ID=&lt;</w:t>
+      </w:r>
+      <w:proofErr w:type="spellStart"/>
+      <w:r>
+        <w:t>system_id</w:t>
+      </w:r>
+      <w:proofErr w:type="spellEnd"/>
+      <w:proofErr w:type="gramStart"/>
+      <w:r>
+        <w:t>&gt;,&lt;</w:t>
+      </w:r>
+      <w:proofErr w:type="spellStart"/>
+      <w:proofErr w:type="gramEnd"/>
+      <w:r>
+        <w:t>component_id</w:t>
+      </w:r>
+      <w:proofErr w:type="spellEnd"/>
+      <w:r>
+        <w:t>&gt;</w:t>
       </w:r>
     </w:p>
     <w:p>
@@ -11801,9 +12876,11 @@
             <w:tcW w:w="1818" w:type="dxa"/>
           </w:tcPr>
           <w:p>
+            <w:proofErr w:type="spellStart"/>
             <w:r>
               <w:t>system_id</w:t>
             </w:r>
+            <w:proofErr w:type="spellEnd"/>
           </w:p>
         </w:tc>
         <w:tc>
@@ -11812,7 +12889,15 @@
           </w:tcPr>
           <w:p>
             <w:r>
-              <w:t>Unique identifier for the MAVLINK system (e.g. the aircraft). All components in the system should have the same system_id.</w:t>
+              <w:t xml:space="preserve">Unique identifier for the MAVLINK system (e.g. the aircraft). All components in the system should have the same </w:t>
+            </w:r>
+            <w:proofErr w:type="spellStart"/>
+            <w:r>
+              <w:t>system_id</w:t>
+            </w:r>
+            <w:proofErr w:type="spellEnd"/>
+            <w:r>
+              <w:t>.</w:t>
             </w:r>
           </w:p>
         </w:tc>
@@ -11836,9 +12921,11 @@
             <w:tcW w:w="1818" w:type="dxa"/>
           </w:tcPr>
           <w:p>
+            <w:proofErr w:type="spellStart"/>
             <w:r>
               <w:t>component_id</w:t>
             </w:r>
+            <w:proofErr w:type="spellEnd"/>
           </w:p>
         </w:tc>
         <w:tc>
@@ -11847,7 +12934,23 @@
           </w:tcPr>
           <w:p>
             <w:r>
-              <w:t>Unique identifier for a component within the MAVLINK system (e.g. the ADSBee). All components in the system should have a unique component_id.</w:t>
+              <w:t xml:space="preserve">Unique identifier for a component within the MAVLINK system (e.g. the </w:t>
+            </w:r>
+            <w:proofErr w:type="spellStart"/>
+            <w:r>
+              <w:t>ADSBee</w:t>
+            </w:r>
+            <w:proofErr w:type="spellEnd"/>
+            <w:r>
+              <w:t xml:space="preserve">). All components in the system should have a unique </w:t>
+            </w:r>
+            <w:proofErr w:type="spellStart"/>
+            <w:r>
+              <w:t>component_id</w:t>
+            </w:r>
+            <w:proofErr w:type="spellEnd"/>
+            <w:r>
+              <w:t>.</w:t>
             </w:r>
           </w:p>
         </w:tc>
@@ -11941,7 +13044,15 @@
         <w:pStyle w:val="code"/>
       </w:pPr>
       <w:r>
-        <w:t>AT+LOG_LEVEL=&lt;log_level&gt;</w:t>
+        <w:t>AT+LOG_LEVEL=&lt;</w:t>
+      </w:r>
+      <w:proofErr w:type="spellStart"/>
+      <w:r>
+        <w:t>log_level</w:t>
+      </w:r>
+      <w:proofErr w:type="spellEnd"/>
+      <w:r>
+        <w:t>&gt;</w:t>
       </w:r>
     </w:p>
     <w:p/>
@@ -12024,9 +13135,11 @@
             <w:tcW w:w="1548" w:type="dxa"/>
           </w:tcPr>
           <w:p>
+            <w:proofErr w:type="spellStart"/>
             <w:r>
               <w:t>log_level</w:t>
             </w:r>
+            <w:proofErr w:type="spellEnd"/>
           </w:p>
         </w:tc>
         <w:tc>
@@ -12044,7 +13157,15 @@
           <w:p/>
           <w:p>
             <w:r>
-              <w:t>Terminal prints are color coded on the Serial CLI (but not on the Web CLI). Errors are printed in red, warnings are printed in yellow, and other prints have no color coding.</w:t>
+              <w:t xml:space="preserve">Terminal prints are color coded on the Serial CLI (but not on the Web CLI). Errors are printed in </w:t>
+            </w:r>
+            <w:proofErr w:type="gramStart"/>
+            <w:r>
+              <w:t>red,</w:t>
+            </w:r>
+            <w:proofErr w:type="gramEnd"/>
+            <w:r>
+              <w:t xml:space="preserve"> warnings are printed in yellow, and other prints have no color coding.</w:t>
             </w:r>
           </w:p>
         </w:tc>
@@ -12060,7 +13181,15 @@
               <w:t xml:space="preserve"> logs</w:t>
             </w:r>
             <w:r>
-              <w:t>. Details every packet received by the ADSBee and whether it passed checksum.</w:t>
+              <w:t xml:space="preserve">. Details every packet received by the </w:t>
+            </w:r>
+            <w:proofErr w:type="spellStart"/>
+            <w:r>
+              <w:t>ADSBee</w:t>
+            </w:r>
+            <w:proofErr w:type="spellEnd"/>
+            <w:r>
+              <w:t xml:space="preserve"> and whether it passed checksum.</w:t>
             </w:r>
             <w:r>
               <w:t xml:space="preserve"> Also prints all warnings and errors.</w:t>
@@ -12151,7 +13280,20 @@
         <w:t>_OUT</w:t>
       </w:r>
       <w:r>
-        <w:t>=&lt;iface&gt;,&lt;protocol&gt;</w:t>
+        <w:t>=&lt;</w:t>
+      </w:r>
+      <w:proofErr w:type="spellStart"/>
+      <w:r>
+        <w:t>iface</w:t>
+      </w:r>
+      <w:proofErr w:type="spellEnd"/>
+      <w:proofErr w:type="gramStart"/>
+      <w:r>
+        <w:t>&gt;,&lt;</w:t>
+      </w:r>
+      <w:proofErr w:type="gramEnd"/>
+      <w:r>
+        <w:t>protocol&gt;</w:t>
       </w:r>
     </w:p>
     <w:p/>
@@ -12234,9 +13376,11 @@
             <w:tcW w:w="1548" w:type="dxa"/>
           </w:tcPr>
           <w:p>
+            <w:proofErr w:type="spellStart"/>
             <w:r>
               <w:t>iface</w:t>
             </w:r>
+            <w:proofErr w:type="spellEnd"/>
           </w:p>
         </w:tc>
         <w:tc>
@@ -12245,7 +13389,15 @@
           </w:tcPr>
           <w:p>
             <w:r>
-              <w:t>Serial interface to set the baudrate for.</w:t>
+              <w:t xml:space="preserve">Serial interface to set the </w:t>
+            </w:r>
+            <w:proofErr w:type="spellStart"/>
+            <w:r>
+              <w:t>baudrate</w:t>
+            </w:r>
+            <w:proofErr w:type="spellEnd"/>
+            <w:r>
+              <w:t xml:space="preserve"> for.</w:t>
             </w:r>
           </w:p>
         </w:tc>
@@ -12372,7 +13524,20 @@
         <w:t>_OUT</w:t>
       </w:r>
       <w:r>
-        <w:t>=CONSOLE,&lt;console_protocol&gt;</w:t>
+        <w:t>=</w:t>
+      </w:r>
+      <w:proofErr w:type="gramStart"/>
+      <w:r>
+        <w:t>CONSOLE,&lt;</w:t>
+      </w:r>
+      <w:proofErr w:type="spellStart"/>
+      <w:proofErr w:type="gramEnd"/>
+      <w:r>
+        <w:t>console_protocol</w:t>
+      </w:r>
+      <w:proofErr w:type="spellEnd"/>
+      <w:r>
+        <w:t>&gt;</w:t>
       </w:r>
     </w:p>
     <w:p>
@@ -12386,7 +13551,20 @@
         <w:t>_OUT</w:t>
       </w:r>
       <w:r>
-        <w:t>=COMMS_UART,&lt;comms_uart_protocol&gt;</w:t>
+        <w:t>=COMMS_</w:t>
+      </w:r>
+      <w:proofErr w:type="gramStart"/>
+      <w:r>
+        <w:t>UART,&lt;</w:t>
+      </w:r>
+      <w:proofErr w:type="spellStart"/>
+      <w:proofErr w:type="gramEnd"/>
+      <w:r>
+        <w:t>comms_uart_protocol</w:t>
+      </w:r>
+      <w:proofErr w:type="spellEnd"/>
+      <w:r>
+        <w:t>&gt;</w:t>
       </w:r>
     </w:p>
     <w:p/>
@@ -12408,7 +13586,7 @@
         <w:fldChar w:fldCharType="separate"/>
       </w:r>
       <w:r>
-        <w:t xml:space="preserve">3.12.1  </w:t>
+        <w:t xml:space="preserve">3.13.1  </w:t>
       </w:r>
       <w:r>
         <w:fldChar w:fldCharType="end"/>
@@ -12442,7 +13620,15 @@
     <w:p/>
     <w:p>
       <w:r>
-        <w:t>Reboots the ADSBee 1090 immediately.</w:t>
+        <w:t xml:space="preserve">Reboots the </w:t>
+      </w:r>
+      <w:proofErr w:type="spellStart"/>
+      <w:r>
+        <w:t>ADSBee</w:t>
+      </w:r>
+      <w:proofErr w:type="spellEnd"/>
+      <w:r>
+        <w:t xml:space="preserve"> 1090 immediately.</w:t>
       </w:r>
     </w:p>
     <w:p>
@@ -12498,23 +13684,40 @@
       <w:r>
         <w:t>AT+RX_ENABLE=&lt;</w:t>
       </w:r>
-      <w:r>
-        <w:t>all_enabled&gt;,&lt;</w:t>
-      </w:r>
+      <w:proofErr w:type="spellStart"/>
+      <w:r>
+        <w:t>all_enabled</w:t>
+      </w:r>
+      <w:proofErr w:type="spellEnd"/>
+      <w:proofErr w:type="gramStart"/>
+      <w:r>
+        <w:t>&gt;,&lt;</w:t>
+      </w:r>
+      <w:proofErr w:type="gramEnd"/>
       <w:r>
         <w:t>1090_</w:t>
       </w:r>
       <w:r>
-        <w:t>enabled&gt;</w:t>
+        <w:t>enabled</w:t>
+      </w:r>
+      <w:proofErr w:type="gramStart"/>
+      <w:r>
+        <w:t>&gt;</w:t>
       </w:r>
       <w:r>
         <w:t>,&lt;</w:t>
       </w:r>
+      <w:proofErr w:type="spellStart"/>
+      <w:proofErr w:type="gramEnd"/>
       <w:r>
         <w:t>subg</w:t>
       </w:r>
       <w:r>
-        <w:t>_enabled&gt;</w:t>
+        <w:t>_enabled</w:t>
+      </w:r>
+      <w:proofErr w:type="spellEnd"/>
+      <w:r>
+        <w:t>&gt;</w:t>
       </w:r>
     </w:p>
     <w:p/>
@@ -12597,9 +13800,11 @@
             <w:tcW w:w="1548" w:type="dxa"/>
           </w:tcPr>
           <w:p>
+            <w:proofErr w:type="spellStart"/>
             <w:r>
               <w:t>all_enabled</w:t>
             </w:r>
+            <w:proofErr w:type="spellEnd"/>
           </w:p>
         </w:tc>
         <w:tc>
@@ -12608,7 +13813,15 @@
           </w:tcPr>
           <w:p>
             <w:r>
-              <w:t>Flag indicating whether to ignore 1090_enabled and subg_enabled flags and enable / disable all radios.</w:t>
+              <w:t xml:space="preserve">Flag indicating whether to ignore 1090_enabled and </w:t>
+            </w:r>
+            <w:proofErr w:type="spellStart"/>
+            <w:r>
+              <w:t>subg_enabled</w:t>
+            </w:r>
+            <w:proofErr w:type="spellEnd"/>
+            <w:r>
+              <w:t xml:space="preserve"> flags and enable / disable all radios.</w:t>
             </w:r>
           </w:p>
         </w:tc>
@@ -12704,12 +13917,14 @@
             <w:tcW w:w="1548" w:type="dxa"/>
           </w:tcPr>
           <w:p>
+            <w:proofErr w:type="spellStart"/>
             <w:r>
               <w:t>subg</w:t>
             </w:r>
             <w:r>
               <w:t>_enabled</w:t>
             </w:r>
+            <w:proofErr w:type="spellEnd"/>
           </w:p>
         </w:tc>
         <w:tc>
@@ -12829,8 +14044,13 @@
           <w:docGrid w:linePitch="360"/>
         </w:sectPr>
       </w:pPr>
-      <w:r>
-        <w:t>SubG Receiver: DISABLED</w:t>
+      <w:proofErr w:type="spellStart"/>
+      <w:r>
+        <w:t>SubG</w:t>
+      </w:r>
+      <w:proofErr w:type="spellEnd"/>
+      <w:r>
+        <w:t xml:space="preserve"> Receiver: DISABLED</w:t>
       </w:r>
       <w:bookmarkStart w:id="47" w:name="_Toc209911293"/>
     </w:p>
@@ -12848,8 +14068,21 @@
       </w:r>
     </w:p>
     <w:p>
-      <w:r>
-        <w:t>ADSBee’s internal receiver position is used as a reference location for decoding Mode S surface position packets, and is also sent as an ownship location in various packet formats, enabling electronic flight bag apps to “scroll” their maps in order to follow the location of the receiver.</w:t>
+      <w:proofErr w:type="spellStart"/>
+      <w:r>
+        <w:t>ADSBee’s</w:t>
+      </w:r>
+      <w:proofErr w:type="spellEnd"/>
+      <w:r>
+        <w:t xml:space="preserve"> internal receiver position is used as a reference location for decoding Mode S surface position packets, and is also sent as an </w:t>
+      </w:r>
+      <w:proofErr w:type="spellStart"/>
+      <w:r>
+        <w:t>ownship</w:t>
+      </w:r>
+      <w:proofErr w:type="spellEnd"/>
+      <w:r>
+        <w:t xml:space="preserve"> location in various packet formats, enabling electronic flight bag apps to “scroll” their maps in order to follow the location of the receiver.</w:t>
       </w:r>
     </w:p>
     <w:p>
@@ -12907,7 +14140,15 @@
         </w:numPr>
       </w:pPr>
       <w:r>
-        <w:t xml:space="preserve">LOWEST – Receiver position derived from the lowest altitude aircraft being tracked in the aircraft dictionary. Generally aircraft lower to the ground are harder to receive, so the lowest aircraft provides a good guess of where the receiver might be located. </w:t>
+        <w:t xml:space="preserve">LOWEST – Receiver position derived from the lowest altitude aircraft being tracked in the aircraft dictionary. </w:t>
+      </w:r>
+      <w:proofErr w:type="gramStart"/>
+      <w:r>
+        <w:t>Generally</w:t>
+      </w:r>
+      <w:proofErr w:type="gramEnd"/>
+      <w:r>
+        <w:t xml:space="preserve"> aircraft lower to the ground are harder to receive, so the lowest aircraft provides a good guess of where the receiver might be located. </w:t>
       </w:r>
       <w:r>
         <w:rPr>
@@ -12926,7 +14167,15 @@
         </w:numPr>
       </w:pPr>
       <w:r>
-        <w:t>ICAO – Receiver position tracks the ICAO address of a specific aircraft. This is useful for bootstrapping ownship position from an aircraft that the receiver might be on board or following.</w:t>
+        <w:t xml:space="preserve">ICAO – Receiver position tracks the ICAO address of a specific aircraft. This is useful for bootstrapping </w:t>
+      </w:r>
+      <w:proofErr w:type="spellStart"/>
+      <w:r>
+        <w:t>ownship</w:t>
+      </w:r>
+      <w:proofErr w:type="spellEnd"/>
+      <w:r>
+        <w:t xml:space="preserve"> position from an aircraft that the receiver might be on board or following.</w:t>
       </w:r>
     </w:p>
     <w:p>
@@ -13069,7 +14318,15 @@
         <w:t>.</w:t>
       </w:r>
       <w:r>
-        <w:t xml:space="preserve"> The same behavior applies when the receiver position is set to LOWEST (ie. The position valid field only shows </w:t>
+        <w:t xml:space="preserve"> The same behavior applies when the receiver position is set to LOWEST (</w:t>
+      </w:r>
+      <w:proofErr w:type="spellStart"/>
+      <w:r>
+        <w:t>ie</w:t>
+      </w:r>
+      <w:proofErr w:type="spellEnd"/>
+      <w:r>
+        <w:t xml:space="preserve">. The position valid field only shows </w:t>
       </w:r>
       <w:r>
         <w:rPr>
@@ -13200,7 +14457,47 @@
         <w:pStyle w:val="code"/>
       </w:pPr>
       <w:r>
-        <w:t>AT+RX_POSITION=FIXED,&lt;lat_deg&gt;,&lt;lon_deg&gt;,&lt;gnss_alt_ft&gt;,&lt;baro_alt_ft&gt;,&lt;heading_deg&gt;</w:t>
+        <w:t>AT+RX_POSITION=</w:t>
+      </w:r>
+      <w:proofErr w:type="gramStart"/>
+      <w:r>
+        <w:t>FIXED,&lt;</w:t>
+      </w:r>
+      <w:proofErr w:type="gramEnd"/>
+      <w:r>
+        <w:t>lat_deg</w:t>
+      </w:r>
+      <w:proofErr w:type="gramStart"/>
+      <w:r>
+        <w:t>&gt;,&lt;</w:t>
+      </w:r>
+      <w:proofErr w:type="gramEnd"/>
+      <w:r>
+        <w:t>lon_deg</w:t>
+      </w:r>
+      <w:proofErr w:type="gramStart"/>
+      <w:r>
+        <w:t>&gt;,&lt;</w:t>
+      </w:r>
+      <w:proofErr w:type="gramEnd"/>
+      <w:r>
+        <w:t>gnss_alt_ft</w:t>
+      </w:r>
+      <w:proofErr w:type="gramStart"/>
+      <w:r>
+        <w:t>&gt;,&lt;</w:t>
+      </w:r>
+      <w:proofErr w:type="gramEnd"/>
+      <w:r>
+        <w:t>baro_alt_ft</w:t>
+      </w:r>
+      <w:proofErr w:type="gramStart"/>
+      <w:r>
+        <w:t>&gt;,&lt;</w:t>
+      </w:r>
+      <w:proofErr w:type="gramEnd"/>
+      <w:r>
+        <w:t>heading_deg&gt;</w:t>
       </w:r>
     </w:p>
     <w:p>
@@ -13291,9 +14588,11 @@
             <w:tcW w:w="1548" w:type="dxa"/>
           </w:tcPr>
           <w:p>
+            <w:proofErr w:type="spellStart"/>
             <w:r>
               <w:t>lat_deg</w:t>
             </w:r>
+            <w:proofErr w:type="spellEnd"/>
           </w:p>
         </w:tc>
         <w:tc>
@@ -13323,9 +14622,11 @@
             <w:tcW w:w="1548" w:type="dxa"/>
           </w:tcPr>
           <w:p>
+            <w:proofErr w:type="spellStart"/>
             <w:r>
               <w:t>lon_deg</w:t>
             </w:r>
+            <w:proofErr w:type="spellEnd"/>
           </w:p>
         </w:tc>
         <w:tc>
@@ -13355,9 +14656,11 @@
             <w:tcW w:w="1548" w:type="dxa"/>
           </w:tcPr>
           <w:p>
+            <w:proofErr w:type="spellStart"/>
             <w:r>
               <w:t>gnss_alt_ft</w:t>
             </w:r>
+            <w:proofErr w:type="spellEnd"/>
           </w:p>
         </w:tc>
         <w:tc>
@@ -13387,9 +14690,11 @@
             <w:tcW w:w="1548" w:type="dxa"/>
           </w:tcPr>
           <w:p>
+            <w:proofErr w:type="spellStart"/>
             <w:r>
               <w:t>baro_alt_ft</w:t>
             </w:r>
+            <w:proofErr w:type="spellEnd"/>
           </w:p>
         </w:tc>
         <w:tc>
@@ -13419,9 +14724,11 @@
             <w:tcW w:w="1548" w:type="dxa"/>
           </w:tcPr>
           <w:p>
+            <w:proofErr w:type="spellStart"/>
             <w:r>
               <w:t>heading_deg</w:t>
             </w:r>
+            <w:proofErr w:type="spellEnd"/>
           </w:p>
         </w:tc>
         <w:tc>
@@ -13527,7 +14834,20 @@
         <w:pStyle w:val="code"/>
       </w:pPr>
       <w:r>
-        <w:t>AT+RX_POSITION=ICAO,&lt;icao_address&gt;</w:t>
+        <w:t>AT+RX_POSITION=</w:t>
+      </w:r>
+      <w:proofErr w:type="gramStart"/>
+      <w:r>
+        <w:t>ICAO,&lt;</w:t>
+      </w:r>
+      <w:proofErr w:type="spellStart"/>
+      <w:proofErr w:type="gramEnd"/>
+      <w:r>
+        <w:t>icao_address</w:t>
+      </w:r>
+      <w:proofErr w:type="spellEnd"/>
+      <w:r>
+        <w:t>&gt;</w:t>
       </w:r>
     </w:p>
     <w:p>
@@ -13618,9 +14938,11 @@
             <w:tcW w:w="1548" w:type="dxa"/>
           </w:tcPr>
           <w:p>
+            <w:proofErr w:type="spellStart"/>
             <w:r>
               <w:t>icao_address</w:t>
             </w:r>
+            <w:proofErr w:type="spellEnd"/>
           </w:p>
         </w:tc>
         <w:tc>
@@ -13722,7 +15044,15 @@
         <w:pStyle w:val="code"/>
       </w:pPr>
       <w:r>
-        <w:t xml:space="preserve">        Trigger Level: 1300 milliVolts (-62 dBm)</w:t>
+        <w:t xml:space="preserve">        Trigger Level: 1300 </w:t>
+      </w:r>
+      <w:proofErr w:type="spellStart"/>
+      <w:r>
+        <w:t>milliVolts</w:t>
+      </w:r>
+      <w:proofErr w:type="spellEnd"/>
+      <w:r>
+        <w:t xml:space="preserve"> (-62 dBm)</w:t>
       </w:r>
     </w:p>
     <w:p>
@@ -13802,7 +15132,15 @@
         <w:pStyle w:val="code"/>
       </w:pPr>
       <w:r>
-        <w:t xml:space="preserve">        WiFi AP: ENABLED</w:t>
+        <w:t xml:space="preserve">        </w:t>
+      </w:r>
+      <w:proofErr w:type="spellStart"/>
+      <w:r>
+        <w:t>WiFi</w:t>
+      </w:r>
+      <w:proofErr w:type="spellEnd"/>
+      <w:r>
+        <w:t xml:space="preserve"> AP: ENABLED</w:t>
       </w:r>
     </w:p>
     <w:p>
@@ -13826,15 +15164,28 @@
         <w:pStyle w:val="code"/>
       </w:pPr>
       <w:r>
-        <w:t xml:space="preserve">                Password: yummyflowers</w:t>
-      </w:r>
+        <w:t xml:space="preserve">                Password: </w:t>
+      </w:r>
+      <w:proofErr w:type="spellStart"/>
+      <w:r>
+        <w:t>yummyflowers</w:t>
+      </w:r>
+      <w:proofErr w:type="spellEnd"/>
     </w:p>
     <w:p>
       <w:pPr>
         <w:pStyle w:val="code"/>
       </w:pPr>
       <w:r>
-        <w:t xml:space="preserve">        WiFi STA: ENABLED</w:t>
+        <w:t xml:space="preserve">        </w:t>
+      </w:r>
+      <w:proofErr w:type="spellStart"/>
+      <w:r>
+        <w:t>WiFi</w:t>
+      </w:r>
+      <w:proofErr w:type="spellEnd"/>
+      <w:r>
+        <w:t xml:space="preserve"> STA: ENABLED</w:t>
       </w:r>
     </w:p>
     <w:p>
@@ -13842,8 +15193,13 @@
         <w:pStyle w:val="code"/>
       </w:pPr>
       <w:r>
-        <w:t xml:space="preserve">                SSID: Smart Bidet Wifi</w:t>
-      </w:r>
+        <w:t xml:space="preserve">                SSID: Smart Bidet </w:t>
+      </w:r>
+      <w:proofErr w:type="spellStart"/>
+      <w:r>
+        <w:t>Wifi</w:t>
+      </w:r>
+      <w:proofErr w:type="spellEnd"/>
     </w:p>
     <w:p>
       <w:pPr>
@@ -13866,7 +15222,17 @@
         <w:pStyle w:val="code"/>
       </w:pPr>
       <w:r>
-        <w:t xml:space="preserve">                0 URI:192.168.1.103 Port:30004 ACTIVE Protocol:BEAST ID:0xbee00038172d18c1</w:t>
+        <w:t xml:space="preserve">                0 URI:192.168.1.103 Port:30004 ACTIVE </w:t>
+      </w:r>
+      <w:proofErr w:type="spellStart"/>
+      <w:proofErr w:type="gramStart"/>
+      <w:r>
+        <w:t>Protocol:BEAST</w:t>
+      </w:r>
+      <w:proofErr w:type="spellEnd"/>
+      <w:proofErr w:type="gramEnd"/>
+      <w:r>
+        <w:t xml:space="preserve"> ID:0xbee00038172d18c1</w:t>
       </w:r>
     </w:p>
     <w:p>
@@ -13874,7 +15240,17 @@
         <w:pStyle w:val="code"/>
       </w:pPr>
       <w:r>
-        <w:t xml:space="preserve">                1 URI: Port:0 INACTIVE Protocol:NONE ID:0xbee00038172d18c1</w:t>
+        <w:t xml:space="preserve">                1 URI: Port:0 INACTIVE </w:t>
+      </w:r>
+      <w:proofErr w:type="spellStart"/>
+      <w:proofErr w:type="gramStart"/>
+      <w:r>
+        <w:t>Protocol:NONE</w:t>
+      </w:r>
+      <w:proofErr w:type="spellEnd"/>
+      <w:proofErr w:type="gramEnd"/>
+      <w:r>
+        <w:t xml:space="preserve"> ID:0xbee00038172d18c1</w:t>
       </w:r>
     </w:p>
     <w:p>
@@ -13882,7 +15258,17 @@
         <w:pStyle w:val="code"/>
       </w:pPr>
       <w:r>
-        <w:t xml:space="preserve">                2 URI: Port:0 INACTIVE Protocol:NONE ID:0xbee00038172d18c1</w:t>
+        <w:t xml:space="preserve">                2 URI: Port:0 INACTIVE </w:t>
+      </w:r>
+      <w:proofErr w:type="spellStart"/>
+      <w:proofErr w:type="gramStart"/>
+      <w:r>
+        <w:t>Protocol:NONE</w:t>
+      </w:r>
+      <w:proofErr w:type="spellEnd"/>
+      <w:proofErr w:type="gramEnd"/>
+      <w:r>
+        <w:t xml:space="preserve"> ID:0xbee00038172d18c1</w:t>
       </w:r>
     </w:p>
     <w:p>
@@ -13890,7 +15276,17 @@
         <w:pStyle w:val="code"/>
       </w:pPr>
       <w:r>
-        <w:t xml:space="preserve">                3 URI: Port:0 INACTIVE Protocol:NONE ID:0xbee00038172d18c1</w:t>
+        <w:t xml:space="preserve">                3 URI: Port:0 INACTIVE </w:t>
+      </w:r>
+      <w:proofErr w:type="spellStart"/>
+      <w:proofErr w:type="gramStart"/>
+      <w:r>
+        <w:t>Protocol:NONE</w:t>
+      </w:r>
+      <w:proofErr w:type="spellEnd"/>
+      <w:proofErr w:type="gramEnd"/>
+      <w:r>
+        <w:t xml:space="preserve"> ID:0xbee00038172d18c1</w:t>
       </w:r>
     </w:p>
     <w:p>
@@ -13898,7 +15294,17 @@
         <w:pStyle w:val="code"/>
       </w:pPr>
       <w:r>
-        <w:t xml:space="preserve">                4 URI:78.46.234.18 Port:30004 ACTIVE Protocol:BEAST ID:0xbee00038172d18c1</w:t>
+        <w:t xml:space="preserve">                4 URI:78.46.234.18 Port:30004 ACTIVE </w:t>
+      </w:r>
+      <w:proofErr w:type="spellStart"/>
+      <w:proofErr w:type="gramStart"/>
+      <w:r>
+        <w:t>Protocol:BEAST</w:t>
+      </w:r>
+      <w:proofErr w:type="spellEnd"/>
+      <w:proofErr w:type="gramEnd"/>
+      <w:r>
+        <w:t xml:space="preserve"> ID:0xbee00038172d18c1</w:t>
       </w:r>
     </w:p>
     <w:p>
@@ -13906,7 +15312,27 @@
         <w:pStyle w:val="code"/>
       </w:pPr>
       <w:r>
-        <w:t xml:space="preserve">                5 URI:feed.whereplane.xyz Port:30004 INACTIVE Protocol:BEAST ID:0xbee00038172d18c1</w:t>
+        <w:t xml:space="preserve">                5 </w:t>
+      </w:r>
+      <w:proofErr w:type="spellStart"/>
+      <w:proofErr w:type="gramStart"/>
+      <w:r>
+        <w:t>URI:feed.whereplane.xyz</w:t>
+      </w:r>
+      <w:proofErr w:type="spellEnd"/>
+      <w:proofErr w:type="gramEnd"/>
+      <w:r>
+        <w:t xml:space="preserve"> Port:30004 INACTIVE </w:t>
+      </w:r>
+      <w:proofErr w:type="spellStart"/>
+      <w:proofErr w:type="gramStart"/>
+      <w:r>
+        <w:t>Protocol:BEAST</w:t>
+      </w:r>
+      <w:proofErr w:type="spellEnd"/>
+      <w:proofErr w:type="gramEnd"/>
+      <w:r>
+        <w:t xml:space="preserve"> ID:0xbee00038172d18c1</w:t>
       </w:r>
     </w:p>
     <w:p>
@@ -13947,7 +15373,23 @@
     </w:p>
     <w:p>
       <w:r>
-        <w:t>Sending AT+SETTINGS?DUMP outputs a dump of all nonvolatile settings in AT command format, allowing them to be easily re-entered when restoring the ADSBee settings after a firmware upgrade, or for moving setting between devices.</w:t>
+        <w:t>Sending AT+</w:t>
+      </w:r>
+      <w:proofErr w:type="gramStart"/>
+      <w:r>
+        <w:t>SETTINGS?DUMP</w:t>
+      </w:r>
+      <w:proofErr w:type="gramEnd"/>
+      <w:r>
+        <w:t xml:space="preserve"> outputs a dump of all nonvolatile settings in AT command format, allowing them to be easily re-entered when restoring the </w:t>
+      </w:r>
+      <w:proofErr w:type="spellStart"/>
+      <w:r>
+        <w:t>ADSBee</w:t>
+      </w:r>
+      <w:proofErr w:type="spellEnd"/>
+      <w:r>
+        <w:t xml:space="preserve"> settings after a firmware upgrade, or for moving setting between devices.</w:t>
       </w:r>
     </w:p>
     <w:p>
@@ -13955,8 +15397,13 @@
         <w:pStyle w:val="code"/>
       </w:pPr>
       <w:r>
-        <w:t>AT+SETTINGS?DUMP</w:t>
-      </w:r>
+        <w:t>AT+</w:t>
+      </w:r>
+      <w:proofErr w:type="gramStart"/>
+      <w:r>
+        <w:t>SETTINGS?DUMP</w:t>
+      </w:r>
+      <w:proofErr w:type="gramEnd"/>
     </w:p>
     <w:p>
       <w:pPr>
@@ -14011,48 +15458,134 @@
         <w:pStyle w:val="code"/>
       </w:pPr>
       <w:r>
-        <w:t>AT+FEED=0,,0,0,NONE</w:t>
-      </w:r>
+        <w:t>AT+FEED=</w:t>
+      </w:r>
+      <w:proofErr w:type="gramStart"/>
+      <w:r>
+        <w:t>0,,</w:t>
+      </w:r>
+      <w:proofErr w:type="gramEnd"/>
+      <w:r>
+        <w:t>0,</w:t>
+      </w:r>
+      <w:proofErr w:type="gramStart"/>
+      <w:r>
+        <w:t>0,NONE</w:t>
+      </w:r>
+      <w:proofErr w:type="gramEnd"/>
     </w:p>
     <w:p>
       <w:pPr>
         <w:pStyle w:val="code"/>
       </w:pPr>
       <w:r>
-        <w:t>AT+FEED=1,,0,0,NONE</w:t>
-      </w:r>
+        <w:t>AT+FEED=</w:t>
+      </w:r>
+      <w:proofErr w:type="gramStart"/>
+      <w:r>
+        <w:t>1,,</w:t>
+      </w:r>
+      <w:proofErr w:type="gramEnd"/>
+      <w:r>
+        <w:t>0,</w:t>
+      </w:r>
+      <w:proofErr w:type="gramStart"/>
+      <w:r>
+        <w:t>0,NONE</w:t>
+      </w:r>
+      <w:proofErr w:type="gramEnd"/>
     </w:p>
     <w:p>
       <w:pPr>
         <w:pStyle w:val="code"/>
       </w:pPr>
       <w:r>
-        <w:t>AT+FEED=2,,0,0,NONE</w:t>
-      </w:r>
+        <w:t>AT+FEED=</w:t>
+      </w:r>
+      <w:proofErr w:type="gramStart"/>
+      <w:r>
+        <w:t>2,,</w:t>
+      </w:r>
+      <w:proofErr w:type="gramEnd"/>
+      <w:r>
+        <w:t>0,</w:t>
+      </w:r>
+      <w:proofErr w:type="gramStart"/>
+      <w:r>
+        <w:t>0,NONE</w:t>
+      </w:r>
+      <w:proofErr w:type="gramEnd"/>
     </w:p>
     <w:p>
       <w:pPr>
         <w:pStyle w:val="code"/>
       </w:pPr>
       <w:r>
-        <w:t>AT+FEED=3,,0,0,NONE</w:t>
-      </w:r>
+        <w:t>AT+FEED=</w:t>
+      </w:r>
+      <w:proofErr w:type="gramStart"/>
+      <w:r>
+        <w:t>3,,</w:t>
+      </w:r>
+      <w:proofErr w:type="gramEnd"/>
+      <w:r>
+        <w:t>0,</w:t>
+      </w:r>
+      <w:proofErr w:type="gramStart"/>
+      <w:r>
+        <w:t>0,NONE</w:t>
+      </w:r>
+      <w:proofErr w:type="gramEnd"/>
     </w:p>
     <w:p>
       <w:pPr>
         <w:pStyle w:val="code"/>
       </w:pPr>
       <w:r>
-        <w:t>AT+FEED=4,feed.airplanes.live,30004,1,BEAST</w:t>
-      </w:r>
+        <w:t>AT+FEED=</w:t>
+      </w:r>
+      <w:proofErr w:type="gramStart"/>
+      <w:r>
+        <w:t>4,feed</w:t>
+      </w:r>
+      <w:proofErr w:type="gramEnd"/>
+      <w:r>
+        <w:t>.</w:t>
+      </w:r>
+      <w:proofErr w:type="gramStart"/>
+      <w:r>
+        <w:t>airplanes.live</w:t>
+      </w:r>
+      <w:proofErr w:type="gramEnd"/>
+      <w:r>
+        <w:t>,30004,</w:t>
+      </w:r>
+      <w:proofErr w:type="gramStart"/>
+      <w:r>
+        <w:t>1,BEAST</w:t>
+      </w:r>
+      <w:proofErr w:type="gramEnd"/>
     </w:p>
     <w:p>
       <w:pPr>
         <w:pStyle w:val="code"/>
       </w:pPr>
       <w:r>
-        <w:t>AT+FEED=5,feed.adsb.fi,30004,1,BEAST</w:t>
-      </w:r>
+        <w:t>AT+FEED=</w:t>
+      </w:r>
+      <w:proofErr w:type="gramStart"/>
+      <w:r>
+        <w:t>5,feed.adsb.fi</w:t>
+      </w:r>
+      <w:proofErr w:type="gramEnd"/>
+      <w:r>
+        <w:t>,30004,</w:t>
+      </w:r>
+      <w:proofErr w:type="gramStart"/>
+      <w:r>
+        <w:t>1,BEAST</w:t>
+      </w:r>
+      <w:proofErr w:type="gramEnd"/>
     </w:p>
     <w:p>
       <w:pPr>
@@ -14067,15 +15600,28 @@
         <w:pStyle w:val="code"/>
       </w:pPr>
       <w:r>
-        <w:t>AT+PROTOCOL=CONSOLE,NONE</w:t>
-      </w:r>
+        <w:t>AT+PROTOCOL=</w:t>
+      </w:r>
+      <w:proofErr w:type="gramStart"/>
+      <w:r>
+        <w:t>CONSOLE,NONE</w:t>
+      </w:r>
+      <w:proofErr w:type="gramEnd"/>
     </w:p>
     <w:p>
       <w:pPr>
         <w:pStyle w:val="code"/>
       </w:pPr>
       <w:r>
-        <w:t>AT+PROTOCOL=COMMS_UART,MAVLINK1</w:t>
+        <w:t>AT+PROTOCOL=COMMS_</w:t>
+      </w:r>
+      <w:proofErr w:type="gramStart"/>
+      <w:r>
+        <w:t>UART,MAVLINK</w:t>
+      </w:r>
+      <w:proofErr w:type="gramEnd"/>
+      <w:r>
+        <w:t>1</w:t>
       </w:r>
     </w:p>
     <w:p>
@@ -14107,7 +15653,23 @@
         <w:pStyle w:val="code"/>
       </w:pPr>
       <w:r>
-        <w:t>AT+WIFI_AP=1,ADSBee1090-0240907000001,yummyflowers,11</w:t>
+        <w:t>AT+WIFI_AP=</w:t>
+      </w:r>
+      <w:proofErr w:type="gramStart"/>
+      <w:r>
+        <w:t>1,ADSBee</w:t>
+      </w:r>
+      <w:proofErr w:type="gramEnd"/>
+      <w:r>
+        <w:t>1090-</w:t>
+      </w:r>
+      <w:proofErr w:type="gramStart"/>
+      <w:r>
+        <w:t>0240907000001,yummyflowers</w:t>
+      </w:r>
+      <w:proofErr w:type="gramEnd"/>
+      <w:r>
+        <w:t>,11</w:t>
       </w:r>
     </w:p>
     <w:p>
@@ -14115,8 +15677,13 @@
         <w:pStyle w:val="code"/>
       </w:pPr>
       <w:r>
-        <w:t>AT+WIFI_STA=0,,</w:t>
-      </w:r>
+        <w:t>AT+WIFI_STA=</w:t>
+      </w:r>
+      <w:proofErr w:type="gramStart"/>
+      <w:r>
+        <w:t>0,,</w:t>
+      </w:r>
+      <w:proofErr w:type="gramEnd"/>
     </w:p>
     <w:p>
       <w:pPr>
@@ -14486,25 +16053,24 @@
         <w:rPr>
           <w:color w:val="00AD4D"/>
         </w:rPr>
-        <w:t>[ RUN      ]</w:t>
-      </w:r>
-      <w:r>
-        <w:t xml:space="preserve"> SpiCoprocessor.WriteReadScratchNoAck</w:t>
-      </w:r>
-    </w:p>
-    <w:p>
-      <w:pPr>
-        <w:pStyle w:val="code"/>
-      </w:pPr>
+        <w:t xml:space="preserve">[ RUN    </w:t>
+      </w:r>
+      <w:proofErr w:type="gramStart"/>
       <w:r>
         <w:rPr>
           <w:color w:val="00AD4D"/>
         </w:rPr>
-        <w:t>[       OK ]</w:t>
-      </w:r>
-      <w:r>
-        <w:t xml:space="preserve"> SpiCoprocessor.WriteReadScratchNoAck (687000ns)</w:t>
-      </w:r>
+        <w:t xml:space="preserve">  ]</w:t>
+      </w:r>
+      <w:proofErr w:type="gramEnd"/>
+      <w:r>
+        <w:t xml:space="preserve"> </w:t>
+      </w:r>
+      <w:proofErr w:type="spellStart"/>
+      <w:r>
+        <w:t>SpiCoprocessor.WriteReadScratchNoAck</w:t>
+      </w:r>
+      <w:proofErr w:type="spellEnd"/>
     </w:p>
     <w:p>
       <w:pPr>
@@ -14514,24 +16080,26 @@
         <w:rPr>
           <w:color w:val="00AD4D"/>
         </w:rPr>
-        <w:t>[ RUN      ]</w:t>
-      </w:r>
-      <w:r>
-        <w:t xml:space="preserve"> SpiCoprocessor.WriteReadScratchWithAck</w:t>
-      </w:r>
-    </w:p>
-    <w:p>
-      <w:pPr>
-        <w:pStyle w:val="code"/>
-      </w:pPr>
+        <w:t xml:space="preserve">[       </w:t>
+      </w:r>
+      <w:proofErr w:type="gramStart"/>
       <w:r>
         <w:rPr>
           <w:color w:val="00AD4D"/>
         </w:rPr>
-        <w:t>[       OK ]</w:t>
-      </w:r>
-      <w:r>
-        <w:t xml:space="preserve"> SpiCoprocessor.WriteReadScratchWithAck (751000ns)</w:t>
+        <w:t>OK ]</w:t>
+      </w:r>
+      <w:proofErr w:type="gramEnd"/>
+      <w:r>
+        <w:t xml:space="preserve"> </w:t>
+      </w:r>
+      <w:proofErr w:type="spellStart"/>
+      <w:r>
+        <w:t>SpiCoprocessor.WriteReadScratchNoAck</w:t>
+      </w:r>
+      <w:proofErr w:type="spellEnd"/>
+      <w:r>
+        <w:t xml:space="preserve"> (687000ns)</w:t>
       </w:r>
     </w:p>
     <w:p>
@@ -14542,21 +16110,98 @@
         <w:rPr>
           <w:color w:val="00AD4D"/>
         </w:rPr>
-        <w:t>[ RUN      ]</w:t>
-      </w:r>
-      <w:r>
-        <w:t xml:space="preserve"> SPICoprocessor.ReadWriteReadRewriteRereadBigNoAck</w:t>
-      </w:r>
-    </w:p>
-    <w:p>
-      <w:pPr>
-        <w:pStyle w:val="code"/>
-      </w:pPr>
+        <w:t xml:space="preserve">[ RUN    </w:t>
+      </w:r>
+      <w:proofErr w:type="gramStart"/>
       <w:r>
         <w:rPr>
           <w:color w:val="00AD4D"/>
         </w:rPr>
-        <w:t>[       OK</w:t>
+        <w:t xml:space="preserve">  ]</w:t>
+      </w:r>
+      <w:proofErr w:type="gramEnd"/>
+      <w:r>
+        <w:t xml:space="preserve"> </w:t>
+      </w:r>
+      <w:proofErr w:type="spellStart"/>
+      <w:r>
+        <w:t>SpiCoprocessor.WriteReadScratchWithAck</w:t>
+      </w:r>
+      <w:proofErr w:type="spellEnd"/>
+    </w:p>
+    <w:p>
+      <w:pPr>
+        <w:pStyle w:val="code"/>
+      </w:pPr>
+      <w:r>
+        <w:rPr>
+          <w:color w:val="00AD4D"/>
+        </w:rPr>
+        <w:t xml:space="preserve">[       </w:t>
+      </w:r>
+      <w:proofErr w:type="gramStart"/>
+      <w:r>
+        <w:rPr>
+          <w:color w:val="00AD4D"/>
+        </w:rPr>
+        <w:t>OK ]</w:t>
+      </w:r>
+      <w:proofErr w:type="gramEnd"/>
+      <w:r>
+        <w:t xml:space="preserve"> </w:t>
+      </w:r>
+      <w:proofErr w:type="spellStart"/>
+      <w:r>
+        <w:t>SpiCoprocessor.WriteReadScratchWithAck</w:t>
+      </w:r>
+      <w:proofErr w:type="spellEnd"/>
+      <w:r>
+        <w:t xml:space="preserve"> (751000ns)</w:t>
+      </w:r>
+    </w:p>
+    <w:p>
+      <w:pPr>
+        <w:pStyle w:val="code"/>
+      </w:pPr>
+      <w:r>
+        <w:rPr>
+          <w:color w:val="00AD4D"/>
+        </w:rPr>
+        <w:t xml:space="preserve">[ RUN    </w:t>
+      </w:r>
+      <w:proofErr w:type="gramStart"/>
+      <w:r>
+        <w:rPr>
+          <w:color w:val="00AD4D"/>
+        </w:rPr>
+        <w:t xml:space="preserve">  ]</w:t>
+      </w:r>
+      <w:proofErr w:type="gramEnd"/>
+      <w:r>
+        <w:t xml:space="preserve"> </w:t>
+      </w:r>
+      <w:proofErr w:type="spellStart"/>
+      <w:r>
+        <w:t>SPICoprocessor.ReadWriteReadRewriteRereadBigNoAck</w:t>
+      </w:r>
+      <w:proofErr w:type="spellEnd"/>
+    </w:p>
+    <w:p>
+      <w:pPr>
+        <w:pStyle w:val="code"/>
+      </w:pPr>
+      <w:r>
+        <w:rPr>
+          <w:color w:val="00AD4D"/>
+        </w:rPr>
+        <w:t xml:space="preserve">[       </w:t>
+      </w:r>
+      <w:proofErr w:type="gramStart"/>
+      <w:r>
+        <w:rPr>
+          <w:color w:val="00AD4D"/>
+        </w:rPr>
+        <w:t>OK</w:t>
       </w:r>
       <w:r>
         <w:t xml:space="preserve"> </w:t>
@@ -14567,8 +16212,17 @@
         </w:rPr>
         <w:t>]</w:t>
       </w:r>
-      <w:r>
-        <w:t xml:space="preserve"> SPICoprocessor.ReadWriteReadRewriteRereadBigNoAck (25336000ns)</w:t>
+      <w:proofErr w:type="gramEnd"/>
+      <w:r>
+        <w:t xml:space="preserve"> </w:t>
+      </w:r>
+      <w:proofErr w:type="spellStart"/>
+      <w:r>
+        <w:t>SPICoprocessor.ReadWriteReadRewriteRereadBigNoAck</w:t>
+      </w:r>
+      <w:proofErr w:type="spellEnd"/>
+      <w:r>
+        <w:t xml:space="preserve"> (25336000ns)</w:t>
       </w:r>
     </w:p>
     <w:p>
@@ -14579,24 +16233,53 @@
         <w:rPr>
           <w:color w:val="00AD4D"/>
         </w:rPr>
-        <w:t>[ RUN      ]</w:t>
-      </w:r>
-      <w:r>
-        <w:t xml:space="preserve"> SPICoprocessor.ReadWriteReadRewriteRereadBigWithAck</w:t>
-      </w:r>
-    </w:p>
-    <w:p>
-      <w:pPr>
-        <w:pStyle w:val="code"/>
-      </w:pPr>
+        <w:t xml:space="preserve">[ RUN    </w:t>
+      </w:r>
+      <w:proofErr w:type="gramStart"/>
       <w:r>
         <w:rPr>
           <w:color w:val="00AD4D"/>
         </w:rPr>
-        <w:t>[       OK ]</w:t>
-      </w:r>
-      <w:r>
-        <w:t xml:space="preserve"> SPICoprocessor.ReadWriteReadRewriteRereadBigWithAck (29287000ns)</w:t>
+        <w:t xml:space="preserve">  ]</w:t>
+      </w:r>
+      <w:proofErr w:type="gramEnd"/>
+      <w:r>
+        <w:t xml:space="preserve"> </w:t>
+      </w:r>
+      <w:proofErr w:type="spellStart"/>
+      <w:r>
+        <w:t>SPICoprocessor.ReadWriteReadRewriteRereadBigWithAck</w:t>
+      </w:r>
+      <w:proofErr w:type="spellEnd"/>
+    </w:p>
+    <w:p>
+      <w:pPr>
+        <w:pStyle w:val="code"/>
+      </w:pPr>
+      <w:r>
+        <w:rPr>
+          <w:color w:val="00AD4D"/>
+        </w:rPr>
+        <w:t xml:space="preserve">[       </w:t>
+      </w:r>
+      <w:proofErr w:type="gramStart"/>
+      <w:r>
+        <w:rPr>
+          <w:color w:val="00AD4D"/>
+        </w:rPr>
+        <w:t>OK ]</w:t>
+      </w:r>
+      <w:proofErr w:type="gramEnd"/>
+      <w:r>
+        <w:t xml:space="preserve"> </w:t>
+      </w:r>
+      <w:proofErr w:type="spellStart"/>
+      <w:r>
+        <w:t>SPICoprocessor.ReadWriteReadRewriteRereadBigWithAck</w:t>
+      </w:r>
+      <w:proofErr w:type="spellEnd"/>
+      <w:r>
+        <w:t xml:space="preserve"> (29287000ns)</w:t>
       </w:r>
     </w:p>
     <w:p>
@@ -14620,11 +16303,19 @@
           <w:color w:val="00AD4D"/>
         </w:rPr>
       </w:pPr>
+      <w:proofErr w:type="gramStart"/>
       <w:r>
         <w:rPr>
           <w:color w:val="00AD4D"/>
         </w:rPr>
-        <w:t>[  PASSED  ] 4 tests.</w:t>
+        <w:t>[  PASSED  ]</w:t>
+      </w:r>
+      <w:proofErr w:type="gramEnd"/>
+      <w:r>
+        <w:rPr>
+          <w:color w:val="00AD4D"/>
+        </w:rPr>
+        <w:t xml:space="preserve"> 4 tests.</w:t>
       </w:r>
     </w:p>
     <w:p/>
@@ -14828,9 +16519,11 @@
             <w:r>
               <w:t xml:space="preserve"> offset (</w:t>
             </w:r>
+            <w:proofErr w:type="spellStart"/>
             <w:r>
               <w:t>milliVolts</w:t>
             </w:r>
+            <w:proofErr w:type="spellEnd"/>
             <w:r>
               <w:t xml:space="preserve"> above the measured noise floor)</w:t>
             </w:r>
@@ -14926,7 +16619,15 @@
         <w:t>instead</w:t>
       </w:r>
       <w:r>
-        <w:t xml:space="preserve"> of providing a trigger value in milliVolts. The self-learning process uses simulated annealing, where a random trigger value is chosen, and then random neighbors are traversed to if their trigger levels seem to provide an improved number of valid packets within the learning window. The allowable traversal distance is gradually decreased over time until a final value is settled upon. The self-learning process takes approximately 20 minutes. Note that as of the current firmware revision, hand-tuning the trigger value (or using the provided default value) may outperform the self-learning routine.</w:t>
+        <w:t xml:space="preserve"> of providing a trigger value in </w:t>
+      </w:r>
+      <w:proofErr w:type="spellStart"/>
+      <w:r>
+        <w:t>milliVolts</w:t>
+      </w:r>
+      <w:proofErr w:type="spellEnd"/>
+      <w:r>
+        <w:t>. The self-learning process uses simulated annealing, where a random trigger value is chosen, and then random neighbors are traversed to if their trigger levels seem to provide an improved number of valid packets within the learning window. The allowable traversal distance is gradually decreased over time until a final value is settled upon. The self-learning process takes approximately 20 minutes. Note that as of the current firmware revision, hand-tuning the trigger value (or using the provided default value) may outperform the self-learning routine.</w:t>
       </w:r>
     </w:p>
     <w:p>
@@ -15023,7 +16724,15 @@
     </w:p>
     <w:p>
       <w:r>
-        <w:t>Queries the uptime of the ADSBee, in seconds.</w:t>
+        <w:t xml:space="preserve">Queries the uptime of the </w:t>
+      </w:r>
+      <w:proofErr w:type="spellStart"/>
+      <w:r>
+        <w:t>ADSBee</w:t>
+      </w:r>
+      <w:proofErr w:type="spellEnd"/>
+      <w:r>
+        <w:t>, in seconds.</w:t>
       </w:r>
     </w:p>
     <w:p>
@@ -15059,7 +16768,31 @@
     </w:p>
     <w:p>
       <w:r>
-        <w:t>The ADSBee features a watchdog timer on the RP2040, which will automatically reset all microcontrollers on the board if code executing on the RP2040 freezes up, or if SPI communication with the ESP32 breaks down. This is intended to provide a means of automatic recovery in case of a hard fault caused by firmware bugs (likely), power glitches (maybe), or cosmic rays (probably not). As the watchdog may not be wanted in some cases, like debugging hardfaults, or during device programming / beakpoint debugging, it can be disabled. Additionally, means are provided for self-testing the watchdog via AT command in order to verify that it is still active.</w:t>
+        <w:t xml:space="preserve">The </w:t>
+      </w:r>
+      <w:proofErr w:type="spellStart"/>
+      <w:r>
+        <w:t>ADSBee</w:t>
+      </w:r>
+      <w:proofErr w:type="spellEnd"/>
+      <w:r>
+        <w:t xml:space="preserve"> features a watchdog timer on the RP2040, which will automatically reset all microcontrollers on the board if code executing on the RP2040 freezes up, or if SPI communication with the ESP32 breaks down. This is intended to provide a means of automatic recovery in case of a hard fault caused by firmware bugs (likely), power glitches (maybe), or cosmic rays (probably not). As the watchdog may not be wanted in some cases, like debugging </w:t>
+      </w:r>
+      <w:proofErr w:type="spellStart"/>
+      <w:r>
+        <w:t>hardfaults</w:t>
+      </w:r>
+      <w:proofErr w:type="spellEnd"/>
+      <w:r>
+        <w:t xml:space="preserve">, or during device programming / </w:t>
+      </w:r>
+      <w:proofErr w:type="spellStart"/>
+      <w:r>
+        <w:t>beakpoint</w:t>
+      </w:r>
+      <w:proofErr w:type="spellEnd"/>
+      <w:r>
+        <w:t xml:space="preserve"> debugging, it can be disabled. Additionally, means are provided for self-testing the watchdog via AT command in order to verify that it is still active.</w:t>
       </w:r>
     </w:p>
     <w:p>
@@ -15081,7 +16814,15 @@
         <w:pStyle w:val="code"/>
       </w:pPr>
       <w:r>
-        <w:t>AT+WATCHDOG=&lt;timeout_sec&gt;</w:t>
+        <w:t>AT+WATCHDOG=&lt;</w:t>
+      </w:r>
+      <w:proofErr w:type="spellStart"/>
+      <w:r>
+        <w:t>timeout_sec</w:t>
+      </w:r>
+      <w:proofErr w:type="spellEnd"/>
+      <w:r>
+        <w:t>&gt;</w:t>
       </w:r>
     </w:p>
     <w:p/>
@@ -15175,7 +16916,15 @@
           </w:tcPr>
           <w:p>
             <w:r>
-              <w:t>Trigger level, in milliVolts, or the activation word to begin a self-learning process for the trigger level using simulated annealing.</w:t>
+              <w:t xml:space="preserve">Trigger level, in </w:t>
+            </w:r>
+            <w:proofErr w:type="spellStart"/>
+            <w:r>
+              <w:t>milliVolts</w:t>
+            </w:r>
+            <w:proofErr w:type="spellEnd"/>
+            <w:r>
+              <w:t>, or the activation word to begin a self-learning process for the trigger level using simulated annealing.</w:t>
             </w:r>
           </w:p>
         </w:tc>
@@ -15265,7 +17014,15 @@
     </w:p>
     <w:p>
       <w:r>
-        <w:t>(ADSBee Reboots here)</w:t>
+        <w:t>(</w:t>
+      </w:r>
+      <w:proofErr w:type="spellStart"/>
+      <w:r>
+        <w:t>ADSBee</w:t>
+      </w:r>
+      <w:proofErr w:type="spellEnd"/>
+      <w:r>
+        <w:t xml:space="preserve"> Reboots here)</w:t>
       </w:r>
     </w:p>
     <w:p>
@@ -15307,7 +17064,55 @@
     </w:p>
     <w:p>
       <w:r>
-        <w:t xml:space="preserve">The ADSBee creates its own WiFi access point that allows other devices to join its network in order to access the Web CLI and receive aircraft data (e.g. GDL90 traffic info over UDP port 4000). The WiFi AP can be enabled/disabled and can have its SSID, password, and WiFi channel customized. Note that WiFi settings don’t have any affect unless the ESP32 is enabled, and are not propagated to the ESP32 unless settings are saved with </w:t>
+        <w:t xml:space="preserve">The </w:t>
+      </w:r>
+      <w:proofErr w:type="spellStart"/>
+      <w:r>
+        <w:t>ADSBee</w:t>
+      </w:r>
+      <w:proofErr w:type="spellEnd"/>
+      <w:r>
+        <w:t xml:space="preserve"> creates its own </w:t>
+      </w:r>
+      <w:proofErr w:type="spellStart"/>
+      <w:r>
+        <w:t>WiFi</w:t>
+      </w:r>
+      <w:proofErr w:type="spellEnd"/>
+      <w:r>
+        <w:t xml:space="preserve"> access point that allows other devices to join its network in order to access the Web CLI and receive aircraft data (e.g. GDL90 traffic info over UDP port 4000). The </w:t>
+      </w:r>
+      <w:proofErr w:type="spellStart"/>
+      <w:r>
+        <w:t>WiFi</w:t>
+      </w:r>
+      <w:proofErr w:type="spellEnd"/>
+      <w:r>
+        <w:t xml:space="preserve"> AP can be enabled/disabled and can have its SSID, password, and </w:t>
+      </w:r>
+      <w:proofErr w:type="spellStart"/>
+      <w:r>
+        <w:t>WiFi</w:t>
+      </w:r>
+      <w:proofErr w:type="spellEnd"/>
+      <w:r>
+        <w:t xml:space="preserve"> channel customized. Note that </w:t>
+      </w:r>
+      <w:proofErr w:type="spellStart"/>
+      <w:r>
+        <w:t>WiFi</w:t>
+      </w:r>
+      <w:proofErr w:type="spellEnd"/>
+      <w:r>
+        <w:t xml:space="preserve"> settings don’t have any </w:t>
+      </w:r>
+      <w:proofErr w:type="gramStart"/>
+      <w:r>
+        <w:t>affect</w:t>
+      </w:r>
+      <w:proofErr w:type="gramEnd"/>
+      <w:r>
+        <w:t xml:space="preserve"> unless the ESP32 is enabled, and are not propagated to the ESP32 unless settings are saved with </w:t>
       </w:r>
       <w:r>
         <w:rPr>
@@ -15329,7 +17134,15 @@
       </w:pPr>
       <w:bookmarkStart w:id="67" w:name="_Toc209911313"/>
       <w:r>
-        <w:t>Configure the WiFi Access Point</w:t>
+        <w:t xml:space="preserve">Configure the </w:t>
+      </w:r>
+      <w:proofErr w:type="spellStart"/>
+      <w:r>
+        <w:t>WiFi</w:t>
+      </w:r>
+      <w:proofErr w:type="spellEnd"/>
+      <w:r>
+        <w:t xml:space="preserve"> Access Point</w:t>
       </w:r>
       <w:bookmarkEnd w:id="67"/>
     </w:p>
@@ -15338,7 +17151,40 @@
         <w:pStyle w:val="code"/>
       </w:pPr>
       <w:r>
-        <w:t>AT+WIFI_AP=&lt;enabled&gt;,&lt;ap_ssid&gt;,&lt;ap_pwd&gt;,&lt;ap_channel&gt;</w:t>
+        <w:t>AT+WIFI_AP=&lt;enabled</w:t>
+      </w:r>
+      <w:proofErr w:type="gramStart"/>
+      <w:r>
+        <w:t>&gt;,&lt;</w:t>
+      </w:r>
+      <w:proofErr w:type="spellStart"/>
+      <w:proofErr w:type="gramEnd"/>
+      <w:r>
+        <w:t>ap_ssid</w:t>
+      </w:r>
+      <w:proofErr w:type="spellEnd"/>
+      <w:proofErr w:type="gramStart"/>
+      <w:r>
+        <w:t>&gt;,&lt;</w:t>
+      </w:r>
+      <w:proofErr w:type="spellStart"/>
+      <w:proofErr w:type="gramEnd"/>
+      <w:r>
+        <w:t>ap_pwd</w:t>
+      </w:r>
+      <w:proofErr w:type="spellEnd"/>
+      <w:proofErr w:type="gramStart"/>
+      <w:r>
+        <w:t>&gt;,&lt;</w:t>
+      </w:r>
+      <w:proofErr w:type="spellStart"/>
+      <w:proofErr w:type="gramEnd"/>
+      <w:r>
+        <w:t>ap_channel</w:t>
+      </w:r>
+      <w:proofErr w:type="spellEnd"/>
+      <w:r>
+        <w:t>&gt;</w:t>
       </w:r>
     </w:p>
     <w:p/>
@@ -15442,12 +17288,28 @@
           </w:tcPr>
           <w:p>
             <w:r>
-              <w:t>0 – Disable WiFi access point.</w:t>
-            </w:r>
-          </w:p>
-          <w:p>
-            <w:r>
-              <w:t>1 – Enable WiFi access point.</w:t>
+              <w:t xml:space="preserve">0 – Disable </w:t>
+            </w:r>
+            <w:proofErr w:type="spellStart"/>
+            <w:r>
+              <w:t>WiFi</w:t>
+            </w:r>
+            <w:proofErr w:type="spellEnd"/>
+            <w:r>
+              <w:t xml:space="preserve"> access point.</w:t>
+            </w:r>
+          </w:p>
+          <w:p>
+            <w:r>
+              <w:t xml:space="preserve">1 – Enable </w:t>
+            </w:r>
+            <w:proofErr w:type="spellStart"/>
+            <w:r>
+              <w:t>WiFi</w:t>
+            </w:r>
+            <w:proofErr w:type="spellEnd"/>
+            <w:r>
+              <w:t xml:space="preserve"> access point.</w:t>
             </w:r>
           </w:p>
         </w:tc>
@@ -15458,9 +17320,11 @@
             <w:tcW w:w="1548" w:type="dxa"/>
           </w:tcPr>
           <w:p>
+            <w:proofErr w:type="spellStart"/>
             <w:r>
               <w:t>ap_ssid</w:t>
             </w:r>
+            <w:proofErr w:type="spellEnd"/>
           </w:p>
         </w:tc>
         <w:tc>
@@ -15490,9 +17354,11 @@
             <w:tcW w:w="1548" w:type="dxa"/>
           </w:tcPr>
           <w:p>
+            <w:proofErr w:type="spellStart"/>
             <w:r>
               <w:t>ap_pwd</w:t>
             </w:r>
+            <w:proofErr w:type="spellEnd"/>
           </w:p>
         </w:tc>
         <w:tc>
@@ -15501,7 +17367,15 @@
           </w:tcPr>
           <w:p>
             <w:r>
-              <w:t>Password for the access point. Defaults to “yummyflowers”. Can be set to a value up to 64 characters long.</w:t>
+              <w:t>Password for the access point. Defaults to “</w:t>
+            </w:r>
+            <w:proofErr w:type="spellStart"/>
+            <w:r>
+              <w:t>yummyflowers</w:t>
+            </w:r>
+            <w:proofErr w:type="spellEnd"/>
+            <w:r>
+              <w:t>”. Can be set to a value up to 64 characters long.</w:t>
             </w:r>
           </w:p>
         </w:tc>
@@ -15522,9 +17396,11 @@
             <w:tcW w:w="1548" w:type="dxa"/>
           </w:tcPr>
           <w:p>
+            <w:proofErr w:type="spellStart"/>
             <w:r>
               <w:t>ap_channel</w:t>
             </w:r>
+            <w:proofErr w:type="spellEnd"/>
           </w:p>
         </w:tc>
         <w:tc>
@@ -15532,14 +17408,43 @@
             <w:tcW w:w="4860" w:type="dxa"/>
           </w:tcPr>
           <w:p>
-            <w:r>
-              <w:t>WiFi channel number for the access point. Can be set to a value from 1-11. A random channel value is chosen by default during initial programming of the device. It is recommended to change the channel value to a frequency with low utilization in the installation location.</w:t>
+            <w:proofErr w:type="spellStart"/>
+            <w:r>
+              <w:t>WiFi</w:t>
+            </w:r>
+            <w:proofErr w:type="spellEnd"/>
+            <w:r>
+              <w:t xml:space="preserve"> channel number for the access point. Can be set to a value from 1-11. A random channel value is chosen by default during initial programming of the device. It is recommended to change the channel value to a frequency with low utilization in the installation location.</w:t>
             </w:r>
           </w:p>
           <w:p/>
           <w:p>
             <w:r>
-              <w:t>Note that the ap_channel is overridden automatically if both the access point and station mode are used simultaneously; the wifi access point will use only the channel that was selected by the wifi station when connecting to a network.</w:t>
+              <w:t xml:space="preserve">Note that the </w:t>
+            </w:r>
+            <w:proofErr w:type="spellStart"/>
+            <w:r>
+              <w:t>ap_channel</w:t>
+            </w:r>
+            <w:proofErr w:type="spellEnd"/>
+            <w:r>
+              <w:t xml:space="preserve"> is overridden automatically if both the access point and station mode are used simultaneously; the </w:t>
+            </w:r>
+            <w:proofErr w:type="spellStart"/>
+            <w:r>
+              <w:t>wifi</w:t>
+            </w:r>
+            <w:proofErr w:type="spellEnd"/>
+            <w:r>
+              <w:t xml:space="preserve"> access point will use only the channel that was selected by the </w:t>
+            </w:r>
+            <w:proofErr w:type="spellStart"/>
+            <w:r>
+              <w:t>wifi</w:t>
+            </w:r>
+            <w:proofErr w:type="spellEnd"/>
+            <w:r>
+              <w:t xml:space="preserve"> station when connecting to a network.</w:t>
             </w:r>
           </w:p>
         </w:tc>
@@ -15566,7 +17471,15 @@
       </w:pPr>
       <w:bookmarkStart w:id="68" w:name="_Toc209911314"/>
       <w:r>
-        <w:t>Query the WiFi Access Point Configuration</w:t>
+        <w:t xml:space="preserve">Query the </w:t>
+      </w:r>
+      <w:proofErr w:type="spellStart"/>
+      <w:r>
+        <w:t>WiFi</w:t>
+      </w:r>
+      <w:proofErr w:type="spellEnd"/>
+      <w:r>
+        <w:t xml:space="preserve"> Access Point Configuration</w:t>
       </w:r>
       <w:bookmarkEnd w:id="68"/>
     </w:p>
@@ -15583,7 +17496,23 @@
         <w:pStyle w:val="code"/>
       </w:pPr>
       <w:r>
-        <w:t>WIFI_AP=1,ADSBee1090-0240907000001,yummyflowers,3</w:t>
+        <w:t>WIFI_AP=</w:t>
+      </w:r>
+      <w:proofErr w:type="gramStart"/>
+      <w:r>
+        <w:t>1,ADSBee</w:t>
+      </w:r>
+      <w:proofErr w:type="gramEnd"/>
+      <w:r>
+        <w:t>1090-</w:t>
+      </w:r>
+      <w:proofErr w:type="gramStart"/>
+      <w:r>
+        <w:t>0240907000001,yummyflowers</w:t>
+      </w:r>
+      <w:proofErr w:type="gramEnd"/>
+      <w:r>
+        <w:t>,3</w:t>
       </w:r>
     </w:p>
     <w:p/>
@@ -15626,7 +17555,31 @@
     </w:p>
     <w:p>
       <w:r>
-        <w:t>The ADSBee can join external WiFi networks as a WiFi station in order to allow connections from other devices on the existing network, or to connect to the internet in order to feed remote endpoints with air traffic data.</w:t>
+        <w:t xml:space="preserve">The </w:t>
+      </w:r>
+      <w:proofErr w:type="spellStart"/>
+      <w:r>
+        <w:t>ADSBee</w:t>
+      </w:r>
+      <w:proofErr w:type="spellEnd"/>
+      <w:r>
+        <w:t xml:space="preserve"> can join external </w:t>
+      </w:r>
+      <w:proofErr w:type="spellStart"/>
+      <w:r>
+        <w:t>WiFi</w:t>
+      </w:r>
+      <w:proofErr w:type="spellEnd"/>
+      <w:r>
+        <w:t xml:space="preserve"> networks as a </w:t>
+      </w:r>
+      <w:proofErr w:type="spellStart"/>
+      <w:r>
+        <w:t>WiFi</w:t>
+      </w:r>
+      <w:proofErr w:type="spellEnd"/>
+      <w:r>
+        <w:t xml:space="preserve"> station in order to allow connections from other devices on the existing network, or to connect to the internet in order to feed remote endpoints with air traffic data.</w:t>
       </w:r>
     </w:p>
     <w:p>
@@ -15639,7 +17592,15 @@
       </w:pPr>
       <w:bookmarkStart w:id="70" w:name="_Toc209911316"/>
       <w:r>
-        <w:t>Configure the WiFi Station</w:t>
+        <w:t xml:space="preserve">Configure the </w:t>
+      </w:r>
+      <w:proofErr w:type="spellStart"/>
+      <w:r>
+        <w:t>WiFi</w:t>
+      </w:r>
+      <w:proofErr w:type="spellEnd"/>
+      <w:r>
+        <w:t xml:space="preserve"> Station</w:t>
       </w:r>
       <w:bookmarkEnd w:id="70"/>
     </w:p>
@@ -15648,7 +17609,30 @@
         <w:pStyle w:val="code"/>
       </w:pPr>
       <w:r>
-        <w:t>AT+WIFI_STA=&lt;enabled&gt;,&lt;sta_ssid&gt;,&lt;sta_pwd&gt;</w:t>
+        <w:t>AT+WIFI_STA=&lt;enabled</w:t>
+      </w:r>
+      <w:proofErr w:type="gramStart"/>
+      <w:r>
+        <w:t>&gt;,&lt;</w:t>
+      </w:r>
+      <w:proofErr w:type="spellStart"/>
+      <w:proofErr w:type="gramEnd"/>
+      <w:r>
+        <w:t>sta_ssid</w:t>
+      </w:r>
+      <w:proofErr w:type="spellEnd"/>
+      <w:proofErr w:type="gramStart"/>
+      <w:r>
+        <w:t>&gt;,&lt;</w:t>
+      </w:r>
+      <w:proofErr w:type="spellStart"/>
+      <w:proofErr w:type="gramEnd"/>
+      <w:r>
+        <w:t>sta_pwd</w:t>
+      </w:r>
+      <w:proofErr w:type="spellEnd"/>
+      <w:r>
+        <w:t>&gt;</w:t>
       </w:r>
     </w:p>
     <w:p/>
@@ -15752,12 +17736,28 @@
           </w:tcPr>
           <w:p>
             <w:r>
-              <w:t>0 – Disable WiFi station.</w:t>
-            </w:r>
-          </w:p>
-          <w:p>
-            <w:r>
-              <w:t>1 – Enable WiFi station.</w:t>
+              <w:t xml:space="preserve">0 – Disable </w:t>
+            </w:r>
+            <w:proofErr w:type="spellStart"/>
+            <w:r>
+              <w:t>WiFi</w:t>
+            </w:r>
+            <w:proofErr w:type="spellEnd"/>
+            <w:r>
+              <w:t xml:space="preserve"> station.</w:t>
+            </w:r>
+          </w:p>
+          <w:p>
+            <w:r>
+              <w:t xml:space="preserve">1 – Enable </w:t>
+            </w:r>
+            <w:proofErr w:type="spellStart"/>
+            <w:r>
+              <w:t>WiFi</w:t>
+            </w:r>
+            <w:proofErr w:type="spellEnd"/>
+            <w:r>
+              <w:t xml:space="preserve"> station.</w:t>
             </w:r>
           </w:p>
         </w:tc>
@@ -15768,9 +17768,11 @@
             <w:tcW w:w="1548" w:type="dxa"/>
           </w:tcPr>
           <w:p>
+            <w:proofErr w:type="spellStart"/>
             <w:r>
               <w:t>sta_ssid</w:t>
             </w:r>
+            <w:proofErr w:type="spellEnd"/>
           </w:p>
         </w:tc>
         <w:tc>
@@ -15800,9 +17802,11 @@
             <w:tcW w:w="1548" w:type="dxa"/>
           </w:tcPr>
           <w:p>
+            <w:proofErr w:type="spellStart"/>
             <w:r>
               <w:t>sta_pwd</w:t>
             </w:r>
+            <w:proofErr w:type="spellEnd"/>
           </w:p>
         </w:tc>
         <w:tc>
@@ -15843,7 +17847,15 @@
       </w:pPr>
       <w:bookmarkStart w:id="71" w:name="_Toc209911317"/>
       <w:r>
-        <w:t>Query the WiFi Station Configuration</w:t>
+        <w:t xml:space="preserve">Query the </w:t>
+      </w:r>
+      <w:proofErr w:type="spellStart"/>
+      <w:r>
+        <w:t>WiFi</w:t>
+      </w:r>
+      <w:proofErr w:type="spellEnd"/>
+      <w:r>
+        <w:t xml:space="preserve"> Station Configuration</w:t>
       </w:r>
       <w:bookmarkEnd w:id="71"/>
     </w:p>
@@ -15852,13 +17864,37 @@
         <w:pStyle w:val="code"/>
       </w:pPr>
       <w:r>
-        <w:t>WIFI_STA=1,</w:t>
-      </w:r>
-      <w:r>
-        <w:t>My Supercool WiFi Network</w:t>
-      </w:r>
-      <w:r>
-        <w:t>,********</w:t>
+        <w:t>WIFI_STA=</w:t>
+      </w:r>
+      <w:proofErr w:type="gramStart"/>
+      <w:r>
+        <w:t>1,</w:t>
+      </w:r>
+      <w:r>
+        <w:t>My</w:t>
+      </w:r>
+      <w:proofErr w:type="gramEnd"/>
+      <w:r>
+        <w:t xml:space="preserve"> Supercool </w:t>
+      </w:r>
+      <w:proofErr w:type="spellStart"/>
+      <w:r>
+        <w:t>WiFi</w:t>
+      </w:r>
+      <w:proofErr w:type="spellEnd"/>
+      <w:r>
+        <w:t xml:space="preserve"> </w:t>
+      </w:r>
+      <w:proofErr w:type="gramStart"/>
+      <w:r>
+        <w:t>Network</w:t>
+      </w:r>
+      <w:r>
+        <w:t>,*</w:t>
+      </w:r>
+      <w:proofErr w:type="gramEnd"/>
+      <w:r>
+        <w:t>*******</w:t>
       </w:r>
       <w:r>
         <w:t>**</w:t>
@@ -15874,7 +17910,23 @@
         </w:rPr>
       </w:pPr>
       <w:r>
-        <w:t>Queries the configuration used by the ADSBee to join an external WiFi network. Note that the value and ordering of the arguments is identical to the configuration command, except the password is censored.</w:t>
+        <w:t xml:space="preserve">Queries the configuration used by the </w:t>
+      </w:r>
+      <w:proofErr w:type="spellStart"/>
+      <w:r>
+        <w:t>ADSBee</w:t>
+      </w:r>
+      <w:proofErr w:type="spellEnd"/>
+      <w:r>
+        <w:t xml:space="preserve"> to join an external </w:t>
+      </w:r>
+      <w:proofErr w:type="spellStart"/>
+      <w:r>
+        <w:t>WiFi</w:t>
+      </w:r>
+      <w:proofErr w:type="spellEnd"/>
+      <w:r>
+        <w:t xml:space="preserve"> network. Note that the value and ordering of the arguments is identical to the configuration command, except the password is censored.</w:t>
       </w:r>
       <w:r>
         <w:br w:type="page"/>
@@ -15896,8 +17948,13 @@
       <w:bookmarkEnd w:id="72"/>
     </w:p>
     <w:p>
-      <w:r>
-        <w:t>ADSBee 1090 supports the following reporting protocols on CONSOLE and COMMS_UART.</w:t>
+      <w:proofErr w:type="spellStart"/>
+      <w:r>
+        <w:t>ADSBee</w:t>
+      </w:r>
+      <w:proofErr w:type="spellEnd"/>
+      <w:r>
+        <w:t xml:space="preserve"> 1090 supports the following reporting protocols on CONSOLE and COMMS_UART.</w:t>
       </w:r>
     </w:p>
     <w:p>
@@ -15908,9 +17965,11 @@
           <w:numId w:val="4"/>
         </w:numPr>
       </w:pPr>
+      <w:proofErr w:type="spellStart"/>
       <w:r>
         <w:t>CSBee</w:t>
       </w:r>
+      <w:proofErr w:type="spellEnd"/>
     </w:p>
     <w:p>
       <w:pPr>
@@ -15974,7 +18033,15 @@
     </w:p>
     <w:p>
       <w:r>
-        <w:t>The CONSOLE interface reports debug messages and AT command responses in addition to the selected reporting protocol. If the CONSOLE interface is being used as a reporting interface, it is recommended to send AT+LOG_LEVEL=SILENT to silence any debug logs that might corrupt the reported data, and to avoid sending additional AT commands while reading reported data in order to avoid the reported data being interspersed with OK and other AT command responses from the ADSBee 1090.</w:t>
+        <w:t xml:space="preserve">The CONSOLE interface reports debug messages and AT command responses in addition to the selected reporting protocol. If the CONSOLE interface is being used as a reporting interface, it is recommended to send AT+LOG_LEVEL=SILENT to silence any debug logs that might corrupt the reported data, and to avoid sending additional AT commands while reading reported data in order to avoid the reported data being interspersed with OK and other AT command responses from the </w:t>
+      </w:r>
+      <w:proofErr w:type="spellStart"/>
+      <w:r>
+        <w:t>ADSBee</w:t>
+      </w:r>
+      <w:proofErr w:type="spellEnd"/>
+      <w:r>
+        <w:t xml:space="preserve"> 1090.</w:t>
       </w:r>
     </w:p>
     <w:p>
@@ -15999,6 +18066,7 @@
         </w:numPr>
       </w:pPr>
       <w:bookmarkStart w:id="73" w:name="_Toc209911319"/>
+      <w:proofErr w:type="spellStart"/>
       <w:r>
         <w:lastRenderedPageBreak/>
         <w:t>CSB</w:t>
@@ -16007,6 +18075,7 @@
         <w:t>ee</w:t>
       </w:r>
       <w:bookmarkEnd w:id="73"/>
+      <w:proofErr w:type="spellEnd"/>
     </w:p>
     <w:p>
       <w:r>
@@ -16015,13 +18084,29 @@
     </w:p>
     <w:p>
       <w:r>
-        <w:t>The CSBee protocol is</w:t>
+        <w:t xml:space="preserve">The </w:t>
+      </w:r>
+      <w:proofErr w:type="spellStart"/>
+      <w:r>
+        <w:t>CSBee</w:t>
+      </w:r>
+      <w:proofErr w:type="spellEnd"/>
+      <w:r>
+        <w:t xml:space="preserve"> protocol is</w:t>
       </w:r>
       <w:r>
         <w:t xml:space="preserve"> heavily</w:t>
       </w:r>
       <w:r>
-        <w:t xml:space="preserve"> inspired by the Aerobits Aero CSV protocol.</w:t>
+        <w:t xml:space="preserve"> inspired by the </w:t>
+      </w:r>
+      <w:proofErr w:type="spellStart"/>
+      <w:r>
+        <w:t>Aerobits</w:t>
+      </w:r>
+      <w:proofErr w:type="spellEnd"/>
+      <w:r>
+        <w:t xml:space="preserve"> Aero CSV protocol.</w:t>
       </w:r>
     </w:p>
     <w:p>
@@ -16051,32 +18136,75 @@
         <w:pStyle w:val="code"/>
       </w:pPr>
       <w:r>
-        <w:t>#A:ICAO,FLAGS,CALL,SQ</w:t>
+        <w:t>#</w:t>
+      </w:r>
+      <w:proofErr w:type="gramStart"/>
+      <w:r>
+        <w:t>A:ICAO</w:t>
+      </w:r>
+      <w:proofErr w:type="gramEnd"/>
+      <w:r>
+        <w:t>,</w:t>
+      </w:r>
+      <w:proofErr w:type="gramStart"/>
+      <w:r>
+        <w:t>FLAGS,CALL</w:t>
+      </w:r>
+      <w:proofErr w:type="gramEnd"/>
+      <w:r>
+        <w:t>,</w:t>
+      </w:r>
+      <w:proofErr w:type="gramStart"/>
+      <w:r>
+        <w:t>SQ</w:t>
       </w:r>
       <w:r>
         <w:t>UAWK,ECAT</w:t>
       </w:r>
-      <w:r>
-        <w:t>,LAT,LON,BARO</w:t>
-      </w:r>
-      <w:r>
-        <w:t>_ALT</w:t>
-      </w:r>
+      <w:proofErr w:type="gramEnd"/>
       <w:r>
         <w:t>,</w:t>
       </w:r>
-      <w:r>
-        <w:t>GNSS_ALT</w:t>
+      <w:proofErr w:type="gramStart"/>
+      <w:r>
+        <w:t>LAT,LON</w:t>
+      </w:r>
+      <w:proofErr w:type="gramEnd"/>
+      <w:r>
+        <w:t>,BARO</w:t>
+      </w:r>
+      <w:r>
+        <w:t>_</w:t>
+      </w:r>
+      <w:proofErr w:type="gramStart"/>
+      <w:r>
+        <w:t>ALT</w:t>
       </w:r>
       <w:r>
         <w:t>,</w:t>
       </w:r>
       <w:r>
+        <w:t>GNSS</w:t>
+      </w:r>
+      <w:proofErr w:type="gramEnd"/>
+      <w:r>
+        <w:t>_</w:t>
+      </w:r>
+      <w:proofErr w:type="gramStart"/>
+      <w:r>
+        <w:t>ALT</w:t>
+      </w:r>
+      <w:r>
+        <w:t>,</w:t>
+      </w:r>
+      <w:r>
         <w:t>DIR</w:t>
       </w:r>
+      <w:proofErr w:type="gramEnd"/>
       <w:r>
         <w:t>,</w:t>
       </w:r>
+      <w:proofErr w:type="gramStart"/>
       <w:r>
         <w:t>SPEED</w:t>
       </w:r>
@@ -16084,17 +18212,51 @@
         <w:t>,</w:t>
       </w:r>
       <w:r>
-        <w:t>BARO_VRATE,GNSS_VRATE</w:t>
+        <w:t>BARO</w:t>
+      </w:r>
+      <w:proofErr w:type="gramEnd"/>
+      <w:r>
+        <w:t>_</w:t>
+      </w:r>
+      <w:proofErr w:type="gramStart"/>
+      <w:r>
+        <w:t>VRATE,GNSS</w:t>
+      </w:r>
+      <w:proofErr w:type="gramEnd"/>
+      <w:r>
+        <w:t>_</w:t>
+      </w:r>
+      <w:proofErr w:type="gramStart"/>
+      <w:r>
+        <w:t>VRATE</w:t>
       </w:r>
       <w:r>
         <w:t>,</w:t>
       </w:r>
       <w:r>
-        <w:t>NICNAC,ACDIMS,VERSION,</w:t>
-      </w:r>
-      <w:r>
-        <w:t>SIGS,SIGQ,</w:t>
-      </w:r>
+        <w:t>NICNAC</w:t>
+      </w:r>
+      <w:proofErr w:type="gramEnd"/>
+      <w:r>
+        <w:t>,</w:t>
+      </w:r>
+      <w:proofErr w:type="gramStart"/>
+      <w:r>
+        <w:t>ACDIMS,VERSION</w:t>
+      </w:r>
+      <w:proofErr w:type="gramEnd"/>
+      <w:r>
+        <w:t>,</w:t>
+      </w:r>
+      <w:proofErr w:type="gramStart"/>
+      <w:r>
+        <w:t>SIGS,SIGQ</w:t>
+      </w:r>
+      <w:proofErr w:type="gramEnd"/>
+      <w:r>
+        <w:t>,</w:t>
+      </w:r>
+      <w:proofErr w:type="gramStart"/>
       <w:r>
         <w:t>S</w:t>
       </w:r>
@@ -16107,6 +18269,7 @@
       <w:r>
         <w:t>SFPS</w:t>
       </w:r>
+      <w:proofErr w:type="gramEnd"/>
       <w:r>
         <w:t>,CRC\r\n</w:t>
       </w:r>
@@ -17889,11 +20052,16 @@
               <w:spacing w:after="0"/>
             </w:pPr>
             <w:r>
-              <w:t>Signal quality, in dB</w:t>
+              <w:t xml:space="preserve">Signal quality, in </w:t>
+            </w:r>
+            <w:proofErr w:type="spellStart"/>
+            <w:r>
+              <w:t>dB</w:t>
             </w:r>
             <w:r>
               <w:t>.</w:t>
             </w:r>
+            <w:proofErr w:type="spellEnd"/>
           </w:p>
         </w:tc>
         <w:tc>
@@ -18719,7 +20887,15 @@
           </w:tcPr>
           <w:p>
             <w:r>
-              <w:t>Emitter has receive capability for 1090MHz Extended Squitter transmissions.</w:t>
+              <w:t xml:space="preserve">Emitter has </w:t>
+            </w:r>
+            <w:proofErr w:type="gramStart"/>
+            <w:r>
+              <w:t>receive</w:t>
+            </w:r>
+            <w:proofErr w:type="gramEnd"/>
+            <w:r>
+              <w:t xml:space="preserve"> capability for 1090MHz Extended Squitter transmissions.</w:t>
             </w:r>
           </w:p>
         </w:tc>
@@ -18751,7 +20927,15 @@
           </w:tcPr>
           <w:p>
             <w:r>
-              <w:t>Emitter has receive capability for UAT (978MHz Universal Access Transceiver) transmissions.</w:t>
+              <w:t xml:space="preserve">Emitter has </w:t>
+            </w:r>
+            <w:proofErr w:type="gramStart"/>
+            <w:r>
+              <w:t>receive</w:t>
+            </w:r>
+            <w:proofErr w:type="gramEnd"/>
+            <w:r>
+              <w:t xml:space="preserve"> capability for UAT (978MHz Universal Access Transceiver) transmissions.</w:t>
             </w:r>
           </w:p>
         </w:tc>
@@ -19809,7 +21993,15 @@
               <w:jc w:val="center"/>
             </w:pPr>
             <w:r>
-              <w:t>Space / Transatmospheric Vehicle</w:t>
+              <w:t xml:space="preserve">Space / </w:t>
+            </w:r>
+            <w:proofErr w:type="spellStart"/>
+            <w:r>
+              <w:t>Transatmospheric</w:t>
+            </w:r>
+            <w:proofErr w:type="spellEnd"/>
+            <w:r>
+              <w:t xml:space="preserve"> Vehicle</w:t>
             </w:r>
           </w:p>
         </w:tc>
@@ -20315,7 +22507,11 @@
               <w:jc w:val="center"/>
             </w:pPr>
             <w:r>
-              <w:t>Navigation Accuracy Category: Position (NAC</w:t>
+              <w:t>Navigation Accuracy Category: Position (</w:t>
+            </w:r>
+            <w:proofErr w:type="spellStart"/>
+            <w:r>
+              <w:t>NAC</w:t>
             </w:r>
             <w:r>
               <w:rPr>
@@ -20323,6 +22519,7 @@
               </w:rPr>
               <w:t>p</w:t>
             </w:r>
+            <w:proofErr w:type="spellEnd"/>
             <w:r>
               <w:t>)</w:t>
             </w:r>
@@ -20338,7 +22535,11 @@
               <w:jc w:val="center"/>
             </w:pPr>
             <w:r>
-              <w:t>Navigation Accuracy Category: Velocity (NAC</w:t>
+              <w:t>Navigation Accuracy Category: Velocity (</w:t>
+            </w:r>
+            <w:proofErr w:type="spellStart"/>
+            <w:r>
+              <w:t>NAC</w:t>
             </w:r>
             <w:r>
               <w:rPr>
@@ -20346,6 +22547,7 @@
               </w:rPr>
               <w:t>v</w:t>
             </w:r>
+            <w:proofErr w:type="spellEnd"/>
             <w:r>
               <w:t>)</w:t>
             </w:r>
@@ -20360,7 +22562,11 @@
               <w:jc w:val="center"/>
             </w:pPr>
             <w:r>
-              <w:t>Navigation Integrity Category: Barometer (NIC</w:t>
+              <w:t>Navigation Integrity Category: Barometer (</w:t>
+            </w:r>
+            <w:proofErr w:type="spellStart"/>
+            <w:r>
+              <w:t>NIC</w:t>
             </w:r>
             <w:r>
               <w:rPr>
@@ -20368,6 +22574,7 @@
               </w:rPr>
               <w:t>baro</w:t>
             </w:r>
+            <w:proofErr w:type="spellEnd"/>
             <w:r>
               <w:t>)</w:t>
             </w:r>
@@ -20401,6 +22608,7 @@
           <w:color w:val="008139" w:themeColor="accent1" w:themeShade="BF"/>
         </w:rPr>
       </w:pPr>
+      <w:proofErr w:type="gramStart"/>
       <w:r>
         <w:rPr>
           <w:b/>
@@ -20413,7 +22621,15 @@
           <w:b/>
           <w:bCs/>
         </w:rPr>
-        <w:t>[0-3]: Navigation Integrity Category (NIC)</w:t>
+        <w:t>[</w:t>
+      </w:r>
+      <w:proofErr w:type="gramEnd"/>
+      <w:r>
+        <w:rPr>
+          <w:b/>
+          <w:bCs/>
+        </w:rPr>
+        <w:t>0-3]: Navigation Integrity Category (NIC)</w:t>
       </w:r>
     </w:p>
     <w:p>
@@ -20753,7 +22969,11 @@
         <w:pStyle w:val="Heading4"/>
       </w:pPr>
       <w:r>
-        <w:t>NICNAC [4]: Navigation Integrity Category: Barometer (NIC</w:t>
+        <w:t>NICNAC [4]: Navigation Integrity Category: Barometer (</w:t>
+      </w:r>
+      <w:proofErr w:type="spellStart"/>
+      <w:r>
+        <w:t>NIC</w:t>
       </w:r>
       <w:r>
         <w:rPr>
@@ -20761,13 +22981,18 @@
         </w:rPr>
         <w:t>baro</w:t>
       </w:r>
+      <w:proofErr w:type="spellEnd"/>
       <w:r>
         <w:t>)</w:t>
       </w:r>
     </w:p>
     <w:p>
       <w:r>
-        <w:t>The barometric altitude integrity (NIC</w:t>
+        <w:t>The barometric altitude integrity (</w:t>
+      </w:r>
+      <w:proofErr w:type="spellStart"/>
+      <w:r>
+        <w:t>NIC</w:t>
       </w:r>
       <w:r>
         <w:rPr>
@@ -20775,13 +23000,18 @@
         </w:rPr>
         <w:t>baro</w:t>
       </w:r>
+      <w:proofErr w:type="spellEnd"/>
       <w:r>
         <w:t>) indicates how much trust should be placed in an aircraft’s reported altitude. The field is a single bit that indicates whether the aircraft uses an altimeter that has been cross-checked against other sources. Old school encoding altimeters have many parallel wires and output an altitude in a format called a Gillham Code, and have no built-in method of error checking. A single faulty wire can result in erroneous readings, so this bit lets air traffic control know whether to take altitude readings from the aircraft with a grain of salt. A 0 indicates that the transponder is outputting altitude from a Gillham coded source (with no way to cross check the value), while a 1 indicates that the transponder is outputting altitude from a Gillham coded source while using another sensor to cross-check it, or is using a more modern barometer that supports a protocol with built-in error checking.</w:t>
       </w:r>
     </w:p>
     <w:p>
       <w:r>
-        <w:t>A higher NIC</w:t>
+        <w:t xml:space="preserve">A higher </w:t>
+      </w:r>
+      <w:proofErr w:type="spellStart"/>
+      <w:r>
+        <w:t>NIC</w:t>
       </w:r>
       <w:r>
         <w:rPr>
@@ -20789,6 +23019,7 @@
         </w:rPr>
         <w:t>baro</w:t>
       </w:r>
+      <w:proofErr w:type="spellEnd"/>
       <w:r>
         <w:t xml:space="preserve"> value (i.e. 1 instead of 0) indicates more trust in the aircraft’s reported altitude.</w:t>
       </w:r>
@@ -20817,6 +23048,7 @@
                 <w:bCs/>
               </w:rPr>
             </w:pPr>
+            <w:proofErr w:type="spellStart"/>
             <w:r>
               <w:rPr>
                 <w:b/>
@@ -20832,6 +23064,7 @@
               </w:rPr>
               <w:t>baro</w:t>
             </w:r>
+            <w:proofErr w:type="spellEnd"/>
             <w:r>
               <w:rPr>
                 <w:b/>
@@ -20900,7 +23133,17 @@
           </w:tcPr>
           <w:p>
             <w:r>
-              <w:t>Altitude is from a Gillham-coded input that is being cross-checked with another source, or from a non Gillham-coded input with built-in error checking features.</w:t>
+              <w:t xml:space="preserve">Altitude is from a Gillham-coded input that is being cross-checked with another source, or from a </w:t>
+            </w:r>
+            <w:proofErr w:type="spellStart"/>
+            <w:proofErr w:type="gramStart"/>
+            <w:r>
+              <w:t>non Gillham</w:t>
+            </w:r>
+            <w:proofErr w:type="spellEnd"/>
+            <w:proofErr w:type="gramEnd"/>
+            <w:r>
+              <w:t>-coded input with built-in error checking features.</w:t>
             </w:r>
           </w:p>
         </w:tc>
@@ -20912,7 +23155,11 @@
         <w:pStyle w:val="Heading4"/>
       </w:pPr>
       <w:r>
-        <w:t>NICNAC [5-7]: Navigation Accuracy Category: Velocity (NAC</w:t>
+        <w:t>NICNAC [5-7]: Navigation Accuracy Category: Velocity (</w:t>
+      </w:r>
+      <w:proofErr w:type="spellStart"/>
+      <w:r>
+        <w:t>NAC</w:t>
       </w:r>
       <w:r>
         <w:rPr>
@@ -20920,13 +23167,18 @@
         </w:rPr>
         <w:t>v</w:t>
       </w:r>
+      <w:proofErr w:type="spellEnd"/>
       <w:r>
         <w:t>)</w:t>
       </w:r>
     </w:p>
     <w:p>
       <w:r>
-        <w:t>The horizontal velocity error (NAC</w:t>
+        <w:t>The horizontal velocity error (</w:t>
+      </w:r>
+      <w:proofErr w:type="spellStart"/>
+      <w:r>
+        <w:t>NAC</w:t>
       </w:r>
       <w:r>
         <w:rPr>
@@ -20934,13 +23186,18 @@
         </w:rPr>
         <w:t>v</w:t>
       </w:r>
+      <w:proofErr w:type="spellEnd"/>
       <w:r>
         <w:t>) indicates the expected accuracy of the reported velocity of the aircraft when systems are operating nominally. This varies depending on the accuracy capabilities of the measurement equipment onboard the aircraft, and not how often we expect said equipment to fail.</w:t>
       </w:r>
     </w:p>
     <w:p>
       <w:r>
-        <w:t>A higher NAC</w:t>
+        <w:t xml:space="preserve">A higher </w:t>
+      </w:r>
+      <w:proofErr w:type="spellStart"/>
+      <w:r>
+        <w:t>NAC</w:t>
       </w:r>
       <w:r>
         <w:rPr>
@@ -20948,6 +23205,7 @@
         </w:rPr>
         <w:t>v</w:t>
       </w:r>
+      <w:proofErr w:type="spellEnd"/>
       <w:r>
         <w:t xml:space="preserve"> indicates a more accurate velocity measurement system.</w:t>
       </w:r>
@@ -20976,6 +23234,7 @@
                 <w:bCs/>
               </w:rPr>
             </w:pPr>
+            <w:proofErr w:type="spellStart"/>
             <w:r>
               <w:rPr>
                 <w:b/>
@@ -20992,6 +23251,7 @@
               </w:rPr>
               <w:t>v</w:t>
             </w:r>
+            <w:proofErr w:type="spellEnd"/>
             <w:r>
               <w:rPr>
                 <w:b/>
@@ -21181,7 +23441,11 @@
         <w:pStyle w:val="Heading4"/>
       </w:pPr>
       <w:r>
-        <w:t>NICNAC [8-11]: Navigation Accuracy Category: Position (NAC</w:t>
+        <w:t>NICNAC [8-11]: Navigation Accuracy Category: Position (</w:t>
+      </w:r>
+      <w:proofErr w:type="spellStart"/>
+      <w:r>
+        <w:t>NAC</w:t>
       </w:r>
       <w:r>
         <w:rPr>
@@ -21189,13 +23453,18 @@
         </w:rPr>
         <w:t>p</w:t>
       </w:r>
+      <w:proofErr w:type="spellEnd"/>
       <w:r>
         <w:t>)</w:t>
       </w:r>
     </w:p>
     <w:p>
       <w:r>
-        <w:t>The estimated position uncertainty (NAC</w:t>
+        <w:t>The estimated position uncertainty (</w:t>
+      </w:r>
+      <w:proofErr w:type="spellStart"/>
+      <w:r>
+        <w:t>NAC</w:t>
       </w:r>
       <w:r>
         <w:rPr>
@@ -21203,13 +23472,18 @@
         </w:rPr>
         <w:t>p</w:t>
       </w:r>
+      <w:proofErr w:type="spellEnd"/>
       <w:r>
         <w:t>) indicates the expected accuracy of the aircraft’s reported location when systems are operating nominally. This varies depending on the capabilities of the aircraft’s positioning system and not on how often we expect said equipment to fail.</w:t>
       </w:r>
     </w:p>
     <w:p>
       <w:r>
-        <w:t>A higher NAC</w:t>
+        <w:t xml:space="preserve">A higher </w:t>
+      </w:r>
+      <w:proofErr w:type="spellStart"/>
+      <w:r>
+        <w:t>NAC</w:t>
       </w:r>
       <w:r>
         <w:rPr>
@@ -21217,6 +23491,7 @@
         </w:rPr>
         <w:t>p</w:t>
       </w:r>
+      <w:proofErr w:type="spellEnd"/>
       <w:r>
         <w:t xml:space="preserve"> indicates a more accurate positioning system.</w:t>
       </w:r>
@@ -21256,6 +23531,7 @@
                 <w:bCs/>
               </w:rPr>
             </w:pPr>
+            <w:proofErr w:type="spellStart"/>
             <w:r>
               <w:rPr>
                 <w:b/>
@@ -21271,6 +23547,7 @@
               </w:rPr>
               <w:t>p</w:t>
             </w:r>
+            <w:proofErr w:type="spellEnd"/>
             <w:r>
               <w:rPr>
                 <w:b/>
@@ -21629,8 +23906,13 @@
       <w:pPr>
         <w:pStyle w:val="Heading4"/>
       </w:pPr>
-      <w:r>
-        <w:t>NICNAC[12-13]</w:t>
+      <w:proofErr w:type="gramStart"/>
+      <w:r>
+        <w:t>NICNAC[</w:t>
+      </w:r>
+      <w:proofErr w:type="gramEnd"/>
+      <w:r>
+        <w:t>12-13]</w:t>
       </w:r>
       <w:r>
         <w:t>:</w:t>
@@ -21824,8 +24106,13 @@
       <w:pPr>
         <w:pStyle w:val="Heading4"/>
       </w:pPr>
-      <w:r>
-        <w:t>NICNAC[14-15]</w:t>
+      <w:proofErr w:type="gramStart"/>
+      <w:r>
+        <w:t>NICNAC[</w:t>
+      </w:r>
+      <w:proofErr w:type="gramEnd"/>
+      <w:r>
+        <w:t>14-15]</w:t>
       </w:r>
       <w:r>
         <w:t>:</w:t>
@@ -22916,12 +25203,21 @@
           <w:bCs/>
         </w:rPr>
       </w:pPr>
+      <w:proofErr w:type="gramStart"/>
       <w:r>
         <w:rPr>
           <w:b/>
           <w:bCs/>
         </w:rPr>
-        <w:t>ACDIMS[0-1]: System Design Assurance (SDA)</w:t>
+        <w:t>ACDIMS[</w:t>
+      </w:r>
+      <w:proofErr w:type="gramEnd"/>
+      <w:r>
+        <w:rPr>
+          <w:b/>
+          <w:bCs/>
+        </w:rPr>
+        <w:t>0-1]: System Design Assurance (SDA)</w:t>
       </w:r>
     </w:p>
     <w:p>
@@ -23368,57 +25664,55 @@
           <w:bCs/>
         </w:rPr>
       </w:pPr>
+      <w:proofErr w:type="gramStart"/>
       <w:r>
         <w:rPr>
           <w:b/>
           <w:bCs/>
         </w:rPr>
-        <w:t>ACDIMS[2-8] Aircraft Width (ACW)</w:t>
-      </w:r>
-    </w:p>
-    <w:p>
-      <w:r>
-        <w:t>Approximate value for the width of the aircraft bounding box, in meters. Can be interpreted as a 7-bit unsigned integer.</w:t>
-      </w:r>
-    </w:p>
-    <w:p>
-      <w:pPr>
+        <w:t>ACDIMS[</w:t>
+      </w:r>
+      <w:proofErr w:type="gramEnd"/>
+      <w:r>
         <w:rPr>
           <w:b/>
           <w:bCs/>
         </w:rPr>
-      </w:pPr>
-      <w:r>
+        <w:t>2-8] Aircraft Width (ACW)</w:t>
+      </w:r>
+    </w:p>
+    <w:p>
+      <w:r>
+        <w:t>Approximate value for the width of the aircraft bounding box, in meters. Can be interpreted as a 7-bit unsigned integer.</w:t>
+      </w:r>
+    </w:p>
+    <w:p>
+      <w:pPr>
         <w:rPr>
           <w:b/>
           <w:bCs/>
         </w:rPr>
-        <w:t>ACDIMS[9-15] Aircraft Length (ACL)</w:t>
-      </w:r>
-    </w:p>
-    <w:p>
-      <w:r>
-        <w:t>Approximate value for the length of the aircraft bounding box, in meters. Can be interpreted as a 7-bit unsigned integer.</w:t>
-      </w:r>
-    </w:p>
-    <w:p>
-      <w:pPr>
+      </w:pPr>
+      <w:proofErr w:type="gramStart"/>
+      <w:r>
         <w:rPr>
           <w:b/>
           <w:bCs/>
         </w:rPr>
-      </w:pPr>
+        <w:t>ACDIMS[</w:t>
+      </w:r>
+      <w:proofErr w:type="gramEnd"/>
       <w:r>
         <w:rPr>
           <w:b/>
           <w:bCs/>
         </w:rPr>
-        <w:t>ACDIMS[16-23] GNSS Offset Right of Reference Point (GOR)</w:t>
-      </w:r>
-    </w:p>
-    <w:p>
-      <w:r>
-        <w:t>Signed 8-bit integer representing the left/right offset of the GNSS antenna from the aircraft’s reference point. A positive value indicates that the GNSS antenna is to the right of the aircraft reference point.</w:t>
+        <w:t>9-15] Aircraft Length (ACL)</w:t>
+      </w:r>
+    </w:p>
+    <w:p>
+      <w:r>
+        <w:t>Approximate value for the length of the aircraft bounding box, in meters. Can be interpreted as a 7-bit unsigned integer.</w:t>
       </w:r>
     </w:p>
     <w:p>
@@ -23428,12 +25722,50 @@
           <w:bCs/>
         </w:rPr>
       </w:pPr>
+      <w:proofErr w:type="gramStart"/>
       <w:r>
         <w:rPr>
           <w:b/>
           <w:bCs/>
         </w:rPr>
-        <w:t>ACDIMS[24-31] GNSS Offset Forward of Reference Point (GOF)</w:t>
+        <w:t>ACDIMS[</w:t>
+      </w:r>
+      <w:proofErr w:type="gramEnd"/>
+      <w:r>
+        <w:rPr>
+          <w:b/>
+          <w:bCs/>
+        </w:rPr>
+        <w:t>16-23] GNSS Offset Right of Reference Point (GOR)</w:t>
+      </w:r>
+    </w:p>
+    <w:p>
+      <w:r>
+        <w:t>Signed 8-bit integer representing the left/right offset of the GNSS antenna from the aircraft’s reference point. A positive value indicates that the GNSS antenna is to the right of the aircraft reference point.</w:t>
+      </w:r>
+    </w:p>
+    <w:p>
+      <w:pPr>
+        <w:rPr>
+          <w:b/>
+          <w:bCs/>
+        </w:rPr>
+      </w:pPr>
+      <w:proofErr w:type="gramStart"/>
+      <w:r>
+        <w:rPr>
+          <w:b/>
+          <w:bCs/>
+        </w:rPr>
+        <w:t>ACDIMS[</w:t>
+      </w:r>
+      <w:proofErr w:type="gramEnd"/>
+      <w:r>
+        <w:rPr>
+          <w:b/>
+          <w:bCs/>
+        </w:rPr>
+        <w:t>24-31] GNSS Offset Forward of Reference Point (GOF)</w:t>
       </w:r>
     </w:p>
     <w:p>
@@ -23473,12 +25805,21 @@
           <w:bCs/>
         </w:rPr>
       </w:pPr>
+      <w:proofErr w:type="spellStart"/>
       <w:r>
         <w:rPr>
           <w:b w:val="0"/>
           <w:bCs/>
         </w:rPr>
-        <w:t>CSBee messages use a 16-bit Cyclical Redundancy Checksum (CRC-16), which can be calculated using the algorithm in the C++ code snippet below. Note the “swap16” helper function which also needs to be included.</w:t>
+        <w:t>CSBee</w:t>
+      </w:r>
+      <w:proofErr w:type="spellEnd"/>
+      <w:r>
+        <w:rPr>
+          <w:b w:val="0"/>
+          <w:bCs/>
+        </w:rPr>
+        <w:t xml:space="preserve"> messages use a 16-bit Cyclical Redundancy Checksum (CRC-16), which can be calculated using the algorithm in the C++ code snippet below. Note the “swap16” helper function which also needs to be included.</w:t>
       </w:r>
     </w:p>
     <w:p>
@@ -23495,8 +25836,21 @@
         <w:pStyle w:val="code"/>
       </w:pPr>
       <w:r>
-        <w:t>uint16_t swap16(uint16_t value) { return (value &lt;&lt; 8) | (value &gt;&gt; 8); }</w:t>
-      </w:r>
+        <w:t xml:space="preserve">uint16_t swap16(uint16_t value) </w:t>
+      </w:r>
+      <w:proofErr w:type="gramStart"/>
+      <w:r>
+        <w:t>{ return</w:t>
+      </w:r>
+      <w:proofErr w:type="gramEnd"/>
+      <w:r>
+        <w:t xml:space="preserve"> (value &lt;&lt; 8) | (value &gt;&gt; 8)</w:t>
+      </w:r>
+      <w:proofErr w:type="gramStart"/>
+      <w:r>
+        <w:t>; }</w:t>
+      </w:r>
+      <w:proofErr w:type="gramEnd"/>
     </w:p>
     <w:p>
       <w:pPr>
@@ -23508,7 +25862,15 @@
         <w:pStyle w:val="code"/>
       </w:pPr>
       <w:r>
-        <w:t xml:space="preserve">uint16_t CalculateCRC16(const uint8_t *data_p, </w:t>
+        <w:t>uint16_t CalculateCRC16(const uint8_t *</w:t>
+      </w:r>
+      <w:proofErr w:type="spellStart"/>
+      <w:r>
+        <w:t>data_p</w:t>
+      </w:r>
+      <w:proofErr w:type="spellEnd"/>
+      <w:r>
+        <w:t xml:space="preserve">, </w:t>
       </w:r>
       <w:r>
         <w:t>int32_t</w:t>
@@ -23530,7 +25892,15 @@
         <w:pStyle w:val="code"/>
       </w:pPr>
       <w:r>
-        <w:t>    uint16_t crc = 0xFFFF;</w:t>
+        <w:t xml:space="preserve">    uint16_t </w:t>
+      </w:r>
+      <w:proofErr w:type="spellStart"/>
+      <w:r>
+        <w:t>crc</w:t>
+      </w:r>
+      <w:proofErr w:type="spellEnd"/>
+      <w:r>
+        <w:t xml:space="preserve"> = 0xFFFF;</w:t>
       </w:r>
     </w:p>
     <w:p>
@@ -23546,7 +25916,23 @@
         <w:pStyle w:val="code"/>
       </w:pPr>
       <w:r>
-        <w:t>        x = crc &gt;&gt; 8 ^ *data_p++;</w:t>
+        <w:t xml:space="preserve">        x = </w:t>
+      </w:r>
+      <w:proofErr w:type="spellStart"/>
+      <w:r>
+        <w:t>crc</w:t>
+      </w:r>
+      <w:proofErr w:type="spellEnd"/>
+      <w:r>
+        <w:t xml:space="preserve"> &gt;&gt; 8 ^ *</w:t>
+      </w:r>
+      <w:proofErr w:type="spellStart"/>
+      <w:r>
+        <w:t>data_p</w:t>
+      </w:r>
+      <w:proofErr w:type="spellEnd"/>
+      <w:r>
+        <w:t>++;</w:t>
       </w:r>
     </w:p>
     <w:p>
@@ -23562,7 +25948,47 @@
         <w:pStyle w:val="code"/>
       </w:pPr>
       <w:r>
-        <w:t>        crc = (crc &lt;&lt; 8) ^ ((uint16_t)(x &lt;&lt; 12)) ^ ((uint16_t)(x &lt;&lt; 5)) ^ ((uint16_t)x);</w:t>
+        <w:t xml:space="preserve">        </w:t>
+      </w:r>
+      <w:proofErr w:type="spellStart"/>
+      <w:r>
+        <w:t>crc</w:t>
+      </w:r>
+      <w:proofErr w:type="spellEnd"/>
+      <w:r>
+        <w:t xml:space="preserve"> = (</w:t>
+      </w:r>
+      <w:proofErr w:type="spellStart"/>
+      <w:r>
+        <w:t>crc</w:t>
+      </w:r>
+      <w:proofErr w:type="spellEnd"/>
+      <w:r>
+        <w:t xml:space="preserve"> &lt;&lt; 8) ^ ((uint16_</w:t>
+      </w:r>
+      <w:proofErr w:type="gramStart"/>
+      <w:r>
+        <w:t>t)(</w:t>
+      </w:r>
+      <w:proofErr w:type="gramEnd"/>
+      <w:r>
+        <w:t>x &lt;&lt; 12)) ^ ((uint16_</w:t>
+      </w:r>
+      <w:proofErr w:type="gramStart"/>
+      <w:r>
+        <w:t>t)(</w:t>
+      </w:r>
+      <w:proofErr w:type="gramEnd"/>
+      <w:r>
+        <w:t>x &lt;&lt; 5)) ^ ((uint16_</w:t>
+      </w:r>
+      <w:proofErr w:type="gramStart"/>
+      <w:r>
+        <w:t>t)x</w:t>
+      </w:r>
+      <w:proofErr w:type="gramEnd"/>
+      <w:r>
+        <w:t>);</w:t>
       </w:r>
     </w:p>
     <w:p>
@@ -23578,7 +26004,15 @@
         <w:pStyle w:val="code"/>
       </w:pPr>
       <w:r>
-        <w:t>    return swap16(crc);</w:t>
+        <w:t>    return swap16(</w:t>
+      </w:r>
+      <w:proofErr w:type="spellStart"/>
+      <w:r>
+        <w:t>crc</w:t>
+      </w:r>
+      <w:proofErr w:type="spellEnd"/>
+      <w:r>
+        <w:t>);</w:t>
       </w:r>
     </w:p>
     <w:p>
@@ -23623,40 +26057,102 @@
         <w:pStyle w:val="code"/>
       </w:pPr>
       <w:r>
-        <w:t>#U:</w:t>
-      </w:r>
-      <w:r>
-        <w:t>ICAO,</w:t>
+        <w:t>#</w:t>
+      </w:r>
+      <w:proofErr w:type="gramStart"/>
+      <w:r>
+        <w:t>U:</w:t>
+      </w:r>
+      <w:r>
+        <w:t>ICAO</w:t>
+      </w:r>
+      <w:proofErr w:type="gramEnd"/>
+      <w:r>
+        <w:t>,</w:t>
       </w:r>
       <w:r>
         <w:t>UAT_</w:t>
       </w:r>
-      <w:r>
-        <w:t>FLAGS,CALL,SQUAWK,ECAT,LAT,LON,BARO</w:t>
-      </w:r>
-      <w:r>
-        <w:t>_ALT</w:t>
-      </w:r>
+      <w:proofErr w:type="gramStart"/>
+      <w:r>
+        <w:t>FLAGS,CALL</w:t>
+      </w:r>
+      <w:proofErr w:type="gramEnd"/>
       <w:r>
         <w:t>,</w:t>
       </w:r>
-      <w:r>
-        <w:t>GNSS_ALT</w:t>
-      </w:r>
-      <w:r>
-        <w:t>,DIR,</w:t>
-      </w:r>
+      <w:proofErr w:type="gramStart"/>
+      <w:r>
+        <w:t>SQUAWK,ECAT</w:t>
+      </w:r>
+      <w:proofErr w:type="gramEnd"/>
+      <w:r>
+        <w:t>,</w:t>
+      </w:r>
+      <w:proofErr w:type="gramStart"/>
+      <w:r>
+        <w:t>LAT,LON</w:t>
+      </w:r>
+      <w:proofErr w:type="gramEnd"/>
+      <w:r>
+        <w:t>,BARO</w:t>
+      </w:r>
+      <w:r>
+        <w:t>_</w:t>
+      </w:r>
+      <w:proofErr w:type="gramStart"/>
+      <w:r>
+        <w:t>ALT</w:t>
+      </w:r>
+      <w:r>
+        <w:t>,</w:t>
+      </w:r>
+      <w:r>
+        <w:t>GNSS</w:t>
+      </w:r>
+      <w:proofErr w:type="gramEnd"/>
+      <w:r>
+        <w:t>_</w:t>
+      </w:r>
+      <w:proofErr w:type="gramStart"/>
+      <w:r>
+        <w:t>ALT</w:t>
+      </w:r>
+      <w:r>
+        <w:t>,DIR</w:t>
+      </w:r>
+      <w:proofErr w:type="gramEnd"/>
+      <w:r>
+        <w:t>,</w:t>
+      </w:r>
+      <w:proofErr w:type="gramStart"/>
       <w:r>
         <w:t>SPEED</w:t>
       </w:r>
       <w:r>
-        <w:t>,BARO_V</w:t>
+        <w:t>,BARO</w:t>
+      </w:r>
+      <w:proofErr w:type="gramEnd"/>
+      <w:r>
+        <w:t>_</w:t>
+      </w:r>
+      <w:proofErr w:type="gramStart"/>
+      <w:r>
+        <w:t>V</w:t>
       </w:r>
       <w:r>
         <w:t>RATE</w:t>
       </w:r>
       <w:r>
-        <w:t>,GNSS_V</w:t>
+        <w:t>,GNSS</w:t>
+      </w:r>
+      <w:proofErr w:type="gramEnd"/>
+      <w:r>
+        <w:t>_</w:t>
+      </w:r>
+      <w:proofErr w:type="gramStart"/>
+      <w:r>
+        <w:t>V</w:t>
       </w:r>
       <w:r>
         <w:t>RATE</w:t>
@@ -23665,19 +26161,49 @@
         <w:t>,</w:t>
       </w:r>
       <w:r>
-        <w:t>UAT_EMERG,NICNAC,ACDIMS,VERSION,</w:t>
-      </w:r>
-      <w:r>
-        <w:t>SIGS,SIGQ,</w:t>
-      </w:r>
-      <w:r>
         <w:t>UAT</w:t>
       </w:r>
+      <w:proofErr w:type="gramEnd"/>
+      <w:r>
+        <w:t>_</w:t>
+      </w:r>
+      <w:proofErr w:type="gramStart"/>
+      <w:r>
+        <w:t>EMERG,NICNAC</w:t>
+      </w:r>
+      <w:proofErr w:type="gramEnd"/>
+      <w:r>
+        <w:t>,</w:t>
+      </w:r>
+      <w:proofErr w:type="gramStart"/>
+      <w:r>
+        <w:t>ACDIMS,VERSION</w:t>
+      </w:r>
+      <w:proofErr w:type="gramEnd"/>
+      <w:r>
+        <w:t>,</w:t>
+      </w:r>
+      <w:proofErr w:type="gramStart"/>
+      <w:r>
+        <w:t>SIGS,SIGQ</w:t>
+      </w:r>
+      <w:proofErr w:type="gramEnd"/>
+      <w:r>
+        <w:t>,</w:t>
+      </w:r>
+      <w:proofErr w:type="gramStart"/>
+      <w:r>
+        <w:t>UAT</w:t>
+      </w:r>
       <w:r>
         <w:t>FPS</w:t>
       </w:r>
       <w:r>
-        <w:t>,CRC\r\n</w:t>
+        <w:t>,CRC</w:t>
+      </w:r>
+      <w:proofErr w:type="gramEnd"/>
+      <w:r>
+        <w:t>\r\n</w:t>
       </w:r>
     </w:p>
     <w:p/>
@@ -25797,7 +28323,15 @@
         <w:t>for</w:t>
       </w:r>
       <w:r>
-        <w:t xml:space="preserve"> any bitfields not prefixed with  “UAT_”.</w:t>
+        <w:t xml:space="preserve"> any bitfields not prefixed </w:t>
+      </w:r>
+      <w:proofErr w:type="gramStart"/>
+      <w:r>
+        <w:t>with  “</w:t>
+      </w:r>
+      <w:proofErr w:type="gramEnd"/>
+      <w:r>
+        <w:t>UAT_”.</w:t>
       </w:r>
     </w:p>
     <w:p>
@@ -26987,7 +29521,15 @@
         <w:t>This message contains some useful statistics</w:t>
       </w:r>
       <w:r>
-        <w:t xml:space="preserve"> about ADSBee’s operational status</w:t>
+        <w:t xml:space="preserve"> about </w:t>
+      </w:r>
+      <w:proofErr w:type="spellStart"/>
+      <w:r>
+        <w:t>ADSBee’s</w:t>
+      </w:r>
+      <w:proofErr w:type="spellEnd"/>
+      <w:r>
+        <w:t xml:space="preserve"> operational status</w:t>
       </w:r>
       <w:r>
         <w:t>. Format of that frame is shown below:</w:t>
@@ -26998,22 +29540,64 @@
         <w:pStyle w:val="code"/>
       </w:pPr>
       <w:r>
-        <w:t>#S:</w:t>
+        <w:t>#</w:t>
+      </w:r>
+      <w:proofErr w:type="gramStart"/>
+      <w:r>
+        <w:t>S:</w:t>
       </w:r>
       <w:r>
         <w:t>VERSION</w:t>
       </w:r>
-      <w:r>
-        <w:t>,DPS</w:t>
-      </w:r>
+      <w:proofErr w:type="gramEnd"/>
       <w:r>
         <w:t>,</w:t>
       </w:r>
-      <w:r>
-        <w:t>RAW_SFPS,SFPS,RAW_ESFPS,ESFPS,RAW_UATFPS,UATFPS</w:t>
-      </w:r>
-      <w:r>
-        <w:t>,TSCAL,UPTIME,CRC</w:t>
+      <w:proofErr w:type="gramStart"/>
+      <w:r>
+        <w:t>DPS</w:t>
+      </w:r>
+      <w:r>
+        <w:t>,</w:t>
+      </w:r>
+      <w:r>
+        <w:t>RAW</w:t>
+      </w:r>
+      <w:proofErr w:type="gramEnd"/>
+      <w:r>
+        <w:t>_</w:t>
+      </w:r>
+      <w:proofErr w:type="gramStart"/>
+      <w:r>
+        <w:t>SFPS,SFPS</w:t>
+      </w:r>
+      <w:proofErr w:type="gramEnd"/>
+      <w:r>
+        <w:t>,RAW_</w:t>
+      </w:r>
+      <w:proofErr w:type="gramStart"/>
+      <w:r>
+        <w:t>ESFPS,ESFPS</w:t>
+      </w:r>
+      <w:proofErr w:type="gramEnd"/>
+      <w:r>
+        <w:t>,RAW_</w:t>
+      </w:r>
+      <w:proofErr w:type="gramStart"/>
+      <w:r>
+        <w:t>UATFPS,UATFPS</w:t>
+      </w:r>
+      <w:proofErr w:type="gramEnd"/>
+      <w:r>
+        <w:t>,</w:t>
+      </w:r>
+      <w:proofErr w:type="gramStart"/>
+      <w:r>
+        <w:t>TSCAL,UPTIME</w:t>
+      </w:r>
+      <w:proofErr w:type="gramEnd"/>
+      <w:r>
+        <w:t>,CRC</w:t>
       </w:r>
       <w:r>
         <w:t>\r\n</w:t>
@@ -27269,7 +29853,15 @@
               <w:spacing w:after="0"/>
             </w:pPr>
             <w:r>
-              <w:t>Version of the CSBee protocol being used.</w:t>
+              <w:t xml:space="preserve">Version of the </w:t>
+            </w:r>
+            <w:proofErr w:type="spellStart"/>
+            <w:r>
+              <w:t>CSBee</w:t>
+            </w:r>
+            <w:proofErr w:type="spellEnd"/>
+            <w:r>
+              <w:t xml:space="preserve"> protocol being used.</w:t>
             </w:r>
           </w:p>
         </w:tc>
@@ -28387,8 +30979,13 @@
           <w:szCs w:val="26"/>
         </w:rPr>
       </w:pPr>
-      <w:r>
-        <w:t xml:space="preserve">ADSBee complies with the GDL90 public data interface specification </w:t>
+      <w:proofErr w:type="spellStart"/>
+      <w:r>
+        <w:t>ADSBee</w:t>
+      </w:r>
+      <w:proofErr w:type="spellEnd"/>
+      <w:r>
+        <w:t xml:space="preserve"> complies with the GDL90 public data interface specification </w:t>
       </w:r>
       <w:hyperlink r:id="rId19" w:history="1">
         <w:r>
@@ -28427,8 +31024,13 @@
       <w:r>
         <w:t xml:space="preserve">1x MAVLINK Heartbeat message, </w:t>
       </w:r>
-      <w:r>
-        <w:t>Nx ADSB_VEHICLE messages, where N is the number of tracked aircraft, and 1x</w:t>
+      <w:proofErr w:type="spellStart"/>
+      <w:r>
+        <w:t>Nx</w:t>
+      </w:r>
+      <w:proofErr w:type="spellEnd"/>
+      <w:r>
+        <w:t xml:space="preserve"> ADSB_VEHICLE messages, where N is the number of tracked aircraft, and 1x</w:t>
       </w:r>
       <w:r>
         <w:t xml:space="preserve"> special delimiter</w:t>
@@ -28687,9 +31289,11 @@
             <w:pPr>
               <w:pStyle w:val="NoSpacing"/>
             </w:pPr>
+            <w:proofErr w:type="spellStart"/>
             <w:r>
               <w:t>custom_mode</w:t>
             </w:r>
+            <w:proofErr w:type="spellEnd"/>
           </w:p>
         </w:tc>
         <w:tc>
@@ -28903,9 +31507,11 @@
             <w:pPr>
               <w:pStyle w:val="NoSpacing"/>
             </w:pPr>
+            <w:proofErr w:type="spellStart"/>
             <w:r>
               <w:t>base_mode</w:t>
             </w:r>
+            <w:proofErr w:type="spellEnd"/>
           </w:p>
         </w:tc>
         <w:tc>
@@ -28975,9 +31581,11 @@
             <w:pPr>
               <w:pStyle w:val="NoSpacing"/>
             </w:pPr>
+            <w:proofErr w:type="spellStart"/>
             <w:r>
               <w:t>system_status</w:t>
             </w:r>
+            <w:proofErr w:type="spellEnd"/>
           </w:p>
         </w:tc>
         <w:tc>
@@ -29045,9 +31653,11 @@
             <w:pPr>
               <w:pStyle w:val="NoSpacing"/>
             </w:pPr>
+            <w:proofErr w:type="spellStart"/>
             <w:r>
               <w:t>mavlink_version</w:t>
             </w:r>
+            <w:proofErr w:type="spellEnd"/>
           </w:p>
         </w:tc>
         <w:tc>
@@ -29294,9 +31904,11 @@
             <w:pPr>
               <w:pStyle w:val="NoSpacing"/>
             </w:pPr>
+            <w:proofErr w:type="spellStart"/>
             <w:r>
               <w:t>ICAO_address</w:t>
             </w:r>
+            <w:proofErr w:type="spellEnd"/>
           </w:p>
         </w:tc>
         <w:tc>
@@ -29363,9 +31975,11 @@
             <w:pPr>
               <w:pStyle w:val="NoSpacing"/>
             </w:pPr>
+            <w:proofErr w:type="spellStart"/>
             <w:r>
               <w:t>lat</w:t>
             </w:r>
+            <w:proofErr w:type="spellEnd"/>
           </w:p>
         </w:tc>
         <w:tc>
@@ -29435,9 +32049,11 @@
             <w:pPr>
               <w:pStyle w:val="NoSpacing"/>
             </w:pPr>
+            <w:proofErr w:type="spellStart"/>
             <w:r>
               <w:t>lon</w:t>
             </w:r>
+            <w:proofErr w:type="spellEnd"/>
           </w:p>
         </w:tc>
         <w:tc>
@@ -29507,9 +32123,11 @@
             <w:pPr>
               <w:pStyle w:val="NoSpacing"/>
             </w:pPr>
+            <w:proofErr w:type="spellStart"/>
             <w:r>
               <w:t>altitude_type</w:t>
             </w:r>
+            <w:proofErr w:type="spellEnd"/>
           </w:p>
         </w:tc>
         <w:tc>
@@ -29639,8 +32257,13 @@
             <w:pPr>
               <w:pStyle w:val="NoSpacing"/>
             </w:pPr>
-            <w:r>
-              <w:t>Altitude(ASL)</w:t>
+            <w:proofErr w:type="gramStart"/>
+            <w:r>
+              <w:t>Altitude(</w:t>
+            </w:r>
+            <w:proofErr w:type="gramEnd"/>
+            <w:r>
+              <w:t>ASL)</w:t>
             </w:r>
           </w:p>
         </w:tc>
@@ -29686,9 +32309,11 @@
             <w:pPr>
               <w:pStyle w:val="NoSpacing"/>
             </w:pPr>
+            <w:proofErr w:type="spellStart"/>
             <w:r>
               <w:t>cdeg</w:t>
             </w:r>
+            <w:proofErr w:type="spellEnd"/>
           </w:p>
         </w:tc>
         <w:tc>
@@ -29730,9 +32355,11 @@
             <w:pPr>
               <w:pStyle w:val="NoSpacing"/>
             </w:pPr>
+            <w:proofErr w:type="spellStart"/>
             <w:r>
               <w:t>hor_velocity</w:t>
             </w:r>
+            <w:proofErr w:type="spellEnd"/>
           </w:p>
         </w:tc>
         <w:tc>
@@ -29802,9 +32429,11 @@
             <w:pPr>
               <w:pStyle w:val="NoSpacing"/>
             </w:pPr>
+            <w:proofErr w:type="spellStart"/>
             <w:r>
               <w:t>ver_velocity</w:t>
             </w:r>
+            <w:proofErr w:type="spellEnd"/>
           </w:p>
         </w:tc>
         <w:tc>
@@ -29888,8 +32517,13 @@
             <w:pPr>
               <w:pStyle w:val="code"/>
             </w:pPr>
-            <w:r>
-              <w:t>char[9]</w:t>
+            <w:proofErr w:type="gramStart"/>
+            <w:r>
+              <w:t>char[</w:t>
+            </w:r>
+            <w:proofErr w:type="gramEnd"/>
+            <w:r>
+              <w:t>9]</w:t>
             </w:r>
           </w:p>
         </w:tc>
@@ -29943,9 +32577,11 @@
             <w:pPr>
               <w:pStyle w:val="NoSpacing"/>
             </w:pPr>
+            <w:proofErr w:type="spellStart"/>
             <w:r>
               <w:t>emitter_type</w:t>
             </w:r>
+            <w:proofErr w:type="spellEnd"/>
           </w:p>
         </w:tc>
         <w:tc>
@@ -30022,9 +32658,11 @@
             <w:pPr>
               <w:pStyle w:val="NoSpacing"/>
             </w:pPr>
+            <w:proofErr w:type="spellStart"/>
             <w:r>
               <w:t>tslc</w:t>
             </w:r>
+            <w:proofErr w:type="spellEnd"/>
           </w:p>
         </w:tc>
         <w:tc>
@@ -30442,12 +33080,14 @@
                 <w:lang w:eastAsia="zh-CN"/>
               </w:rPr>
             </w:pPr>
+            <w:proofErr w:type="spellStart"/>
             <w:r>
               <w:rPr>
                 <w:lang w:eastAsia="zh-CN"/>
               </w:rPr>
               <w:t>req_message_rate</w:t>
             </w:r>
+            <w:proofErr w:type="spellEnd"/>
           </w:p>
         </w:tc>
         <w:tc>
@@ -30545,12 +33185,14 @@
                 <w:lang w:eastAsia="zh-CN"/>
               </w:rPr>
             </w:pPr>
+            <w:proofErr w:type="spellStart"/>
             <w:r>
               <w:rPr>
                 <w:lang w:eastAsia="zh-CN"/>
               </w:rPr>
               <w:t>target_system</w:t>
             </w:r>
+            <w:proofErr w:type="spellEnd"/>
           </w:p>
         </w:tc>
         <w:tc>
@@ -30648,12 +33290,14 @@
                 <w:lang w:eastAsia="zh-CN"/>
               </w:rPr>
             </w:pPr>
+            <w:proofErr w:type="spellStart"/>
             <w:r>
               <w:rPr>
                 <w:lang w:eastAsia="zh-CN"/>
               </w:rPr>
               <w:t>target_component</w:t>
             </w:r>
+            <w:proofErr w:type="spellEnd"/>
           </w:p>
         </w:tc>
         <w:tc>
@@ -30751,12 +33395,14 @@
                 <w:lang w:eastAsia="zh-CN"/>
               </w:rPr>
             </w:pPr>
+            <w:proofErr w:type="spellStart"/>
             <w:r>
               <w:rPr>
                 <w:lang w:eastAsia="zh-CN"/>
               </w:rPr>
               <w:t>req_stream_id</w:t>
             </w:r>
+            <w:proofErr w:type="spellEnd"/>
           </w:p>
         </w:tc>
         <w:tc>
@@ -30854,12 +33500,14 @@
                 <w:lang w:eastAsia="zh-CN"/>
               </w:rPr>
             </w:pPr>
+            <w:proofErr w:type="spellStart"/>
             <w:r>
               <w:rPr>
                 <w:lang w:eastAsia="zh-CN"/>
               </w:rPr>
               <w:t>start_stop</w:t>
             </w:r>
+            <w:proofErr w:type="spellEnd"/>
           </w:p>
         </w:tc>
         <w:tc>
@@ -31148,12 +33796,14 @@
                 <w:lang w:eastAsia="zh-CN"/>
               </w:rPr>
             </w:pPr>
+            <w:proofErr w:type="spellStart"/>
             <w:r>
               <w:rPr>
                 <w:lang w:eastAsia="zh-CN"/>
               </w:rPr>
               <w:t>message_id</w:t>
             </w:r>
+            <w:proofErr w:type="spellEnd"/>
           </w:p>
         </w:tc>
         <w:tc>
@@ -31227,7 +33877,21 @@
               <w:rPr>
                 <w:lang w:eastAsia="zh-CN"/>
               </w:rPr>
-              <w:t>The ID of the requested MAVLink message. v1.0 is limited to 254 messages.</w:t>
+              <w:t xml:space="preserve">The ID of the requested </w:t>
+            </w:r>
+            <w:proofErr w:type="spellStart"/>
+            <w:r>
+              <w:rPr>
+                <w:lang w:eastAsia="zh-CN"/>
+              </w:rPr>
+              <w:t>MAVLink</w:t>
+            </w:r>
+            <w:proofErr w:type="spellEnd"/>
+            <w:r>
+              <w:rPr>
+                <w:lang w:eastAsia="zh-CN"/>
+              </w:rPr>
+              <w:t xml:space="preserve"> message. v1.0 is limited to 254 messages.</w:t>
             </w:r>
           </w:p>
           <w:p>
@@ -31249,7 +33913,35 @@
               <w:rPr>
                 <w:lang w:eastAsia="zh-CN"/>
               </w:rPr>
-              <w:t>NOTE: For ADSBee 1090, message_id is always 246, corresponding to the ADSB_VEHICLE message.</w:t>
+              <w:t xml:space="preserve">NOTE: For </w:t>
+            </w:r>
+            <w:proofErr w:type="spellStart"/>
+            <w:r>
+              <w:rPr>
+                <w:lang w:eastAsia="zh-CN"/>
+              </w:rPr>
+              <w:t>ADSBee</w:t>
+            </w:r>
+            <w:proofErr w:type="spellEnd"/>
+            <w:r>
+              <w:rPr>
+                <w:lang w:eastAsia="zh-CN"/>
+              </w:rPr>
+              <w:t xml:space="preserve"> 1090, </w:t>
+            </w:r>
+            <w:proofErr w:type="spellStart"/>
+            <w:r>
+              <w:rPr>
+                <w:lang w:eastAsia="zh-CN"/>
+              </w:rPr>
+              <w:t>message_id</w:t>
+            </w:r>
+            <w:proofErr w:type="spellEnd"/>
+            <w:r>
+              <w:rPr>
+                <w:lang w:eastAsia="zh-CN"/>
+              </w:rPr>
+              <w:t xml:space="preserve"> is always 246, corresponding to the ADSB_VEHICLE message.</w:t>
             </w:r>
           </w:p>
         </w:tc>
@@ -31277,12 +33969,14 @@
                 <w:lang w:eastAsia="zh-CN"/>
               </w:rPr>
             </w:pPr>
+            <w:proofErr w:type="spellStart"/>
             <w:r>
               <w:rPr>
                 <w:lang w:eastAsia="zh-CN"/>
               </w:rPr>
               <w:t>interval_us</w:t>
             </w:r>
+            <w:proofErr w:type="spellEnd"/>
           </w:p>
         </w:tc>
         <w:tc>
@@ -31384,7 +34078,35 @@
               <w:rPr>
                 <w:lang w:eastAsia="zh-CN"/>
               </w:rPr>
-              <w:t>NOTE: For ADSBee 1090, message_id is always 1000 us.</w:t>
+              <w:t xml:space="preserve">NOTE: For </w:t>
+            </w:r>
+            <w:proofErr w:type="spellStart"/>
+            <w:r>
+              <w:rPr>
+                <w:lang w:eastAsia="zh-CN"/>
+              </w:rPr>
+              <w:t>ADSBee</w:t>
+            </w:r>
+            <w:proofErr w:type="spellEnd"/>
+            <w:r>
+              <w:rPr>
+                <w:lang w:eastAsia="zh-CN"/>
+              </w:rPr>
+              <w:t xml:space="preserve"> 1090, </w:t>
+            </w:r>
+            <w:proofErr w:type="spellStart"/>
+            <w:r>
+              <w:rPr>
+                <w:lang w:eastAsia="zh-CN"/>
+              </w:rPr>
+              <w:t>message_id</w:t>
+            </w:r>
+            <w:proofErr w:type="spellEnd"/>
+            <w:r>
+              <w:rPr>
+                <w:lang w:eastAsia="zh-CN"/>
+              </w:rPr>
+              <w:t xml:space="preserve"> is always 1000 us.</w:t>
             </w:r>
           </w:p>
         </w:tc>
@@ -31431,7 +34153,17 @@
     </w:p>
     <w:p>
       <w:r>
-        <w:t>Mode S Beast sends packets as raw binary, with 0x1a used as an “escape” character indicating the start of a Beast frame. Any non start-of-frame instance of 0x1a is escaped with an additional 0x1a beforehand. Thus, 0x1a can be interpreted as the start of a Beast frame, and 0x1a1a can be interpreted as a 0x1a value within a Beast frame.</w:t>
+        <w:t xml:space="preserve">Mode S Beast sends packets as raw binary, with 0x1a used as an “escape” character indicating the start of a Beast frame. Any </w:t>
+      </w:r>
+      <w:proofErr w:type="spellStart"/>
+      <w:proofErr w:type="gramStart"/>
+      <w:r>
+        <w:t>non start</w:t>
+      </w:r>
+      <w:proofErr w:type="spellEnd"/>
+      <w:proofErr w:type="gramEnd"/>
+      <w:r>
+        <w:t>-of-frame instance of 0x1a is escaped with an additional 0x1a beforehand. Thus, 0x1a can be interpreted as the start of a Beast frame, and 0x1a1a can be interpreted as a 0x1a value within a Beast frame.</w:t>
       </w:r>
     </w:p>
     <w:p>
@@ -31800,7 +34532,15 @@
           </w:tcPr>
           <w:p>
             <w:r>
-              <w:t xml:space="preserve">RSSI byte is “Beast Power Level”, which is the square root of the un-logged dBFS value. </w:t>
+              <w:t xml:space="preserve">RSSI byte is “Beast Power Level”, which is the square root of the un-logged </w:t>
+            </w:r>
+            <w:proofErr w:type="spellStart"/>
+            <w:r>
+              <w:t>dBFS</w:t>
+            </w:r>
+            <w:proofErr w:type="spellEnd"/>
+            <w:r>
+              <w:t xml:space="preserve"> value. </w:t>
             </w:r>
           </w:p>
           <w:p/>
@@ -31822,7 +34562,15 @@
           <w:p/>
           <w:p>
             <w:r>
-              <w:t>May theoretically have up to &lt;packet_length&gt; escapes, but this would not correspond to a valid packet and will not be seen in practice.</w:t>
+              <w:t>May theoretically have up to &lt;</w:t>
+            </w:r>
+            <w:proofErr w:type="spellStart"/>
+            <w:r>
+              <w:t>packet_length</w:t>
+            </w:r>
+            <w:proofErr w:type="spellEnd"/>
+            <w:r>
+              <w:t>&gt; escapes, but this would not correspond to a valid packet and will not be seen in practice.</w:t>
             </w:r>
           </w:p>
         </w:tc>
@@ -32232,7 +34980,15 @@
               <w:t>hort ADSB</w:t>
             </w:r>
             <w:r>
-              <w:t xml:space="preserve"> (30 byte payload, not including escapes).</w:t>
+              <w:t xml:space="preserve"> (</w:t>
+            </w:r>
+            <w:proofErr w:type="gramStart"/>
+            <w:r>
+              <w:t>30 byte</w:t>
+            </w:r>
+            <w:proofErr w:type="gramEnd"/>
+            <w:r>
+              <w:t xml:space="preserve"> payload, not including escapes).</w:t>
             </w:r>
           </w:p>
           <w:p>
@@ -32246,7 +35002,15 @@
               <w:t>ong ADSB</w:t>
             </w:r>
             <w:r>
-              <w:t xml:space="preserve"> (48 byte payload, not including escapes)</w:t>
+              <w:t xml:space="preserve"> (</w:t>
+            </w:r>
+            <w:proofErr w:type="gramStart"/>
+            <w:r>
+              <w:t>48 byte</w:t>
+            </w:r>
+            <w:proofErr w:type="gramEnd"/>
+            <w:r>
+              <w:t xml:space="preserve"> payload, not including escapes)</w:t>
             </w:r>
           </w:p>
           <w:p>
@@ -32254,7 +35018,15 @@
               <w:t>0x75 (‘u’): UAT Uplink</w:t>
             </w:r>
             <w:r>
-              <w:t xml:space="preserve"> (552 byte payload, not including escapes)</w:t>
+              <w:t xml:space="preserve"> (</w:t>
+            </w:r>
+            <w:proofErr w:type="gramStart"/>
+            <w:r>
+              <w:t>552 byte</w:t>
+            </w:r>
+            <w:proofErr w:type="gramEnd"/>
+            <w:r>
+              <w:t xml:space="preserve"> payload, not including escapes)</w:t>
             </w:r>
           </w:p>
           <w:p/>
@@ -32286,7 +35058,15 @@
           </w:tcPr>
           <w:p>
             <w:r>
-              <w:t xml:space="preserve">RSSI byte is “Beast Power Level”, which is the square root of the un-logged dBFS value. </w:t>
+              <w:t xml:space="preserve">RSSI byte is “Beast Power Level”, which is the square root of the un-logged </w:t>
+            </w:r>
+            <w:proofErr w:type="spellStart"/>
+            <w:r>
+              <w:t>dBFS</w:t>
+            </w:r>
+            <w:proofErr w:type="spellEnd"/>
+            <w:r>
+              <w:t xml:space="preserve"> value. </w:t>
             </w:r>
           </w:p>
           <w:p/>
@@ -32317,7 +35097,15 @@
           <w:p/>
           <w:p>
             <w:r>
-              <w:t>May theoretically have up to &lt;packet_length&gt; escapes, but this would not correspond to a valid packet and will not be seen in practice.</w:t>
+              <w:t>May theoretically have up to &lt;</w:t>
+            </w:r>
+            <w:proofErr w:type="spellStart"/>
+            <w:r>
+              <w:t>packet_length</w:t>
+            </w:r>
+            <w:proofErr w:type="spellEnd"/>
+            <w:r>
+              <w:t>&gt; escapes, but this would not correspond to a valid packet and will not be seen in practice.</w:t>
             </w:r>
           </w:p>
         </w:tc>
@@ -32377,11 +35165,24 @@
       <w:r>
         <w:t>*RAW_FRAME;(</w:t>
       </w:r>
+      <w:proofErr w:type="gramStart"/>
       <w:r>
         <w:t>SOURCE,</w:t>
       </w:r>
       <w:r>
-        <w:t>SIGS,SIGQ,TS)\r\n</w:t>
+        <w:t>SIGS</w:t>
+      </w:r>
+      <w:proofErr w:type="gramEnd"/>
+      <w:r>
+        <w:t>,</w:t>
+      </w:r>
+      <w:proofErr w:type="gramStart"/>
+      <w:r>
+        <w:t>SIGQ,TS</w:t>
+      </w:r>
+      <w:proofErr w:type="gramEnd"/>
+      <w:r>
+        <w:t>)\r\n</w:t>
       </w:r>
     </w:p>
     <w:p/>
@@ -33089,8 +35890,21 @@
         <w:t>-</w:t>
       </w:r>
       <w:r>
-        <w:t>RAW_FRAME;(SIGS,SIGQ,TS)\r\n</w:t>
-      </w:r>
+        <w:t>RAW_FRAME;(</w:t>
+      </w:r>
+      <w:proofErr w:type="gramStart"/>
+      <w:r>
+        <w:t>SIGS,SIGQ</w:t>
+      </w:r>
+      <w:proofErr w:type="gramEnd"/>
+      <w:r>
+        <w:t>,</w:t>
+      </w:r>
+      <w:proofErr w:type="gramStart"/>
+      <w:r>
+        <w:t>TS)\r\n</w:t>
+      </w:r>
+      <w:proofErr w:type="gramEnd"/>
     </w:p>
     <w:p/>
     <w:tbl>
@@ -33507,8 +36321,13 @@
               <w:spacing w:after="0"/>
             </w:pPr>
             <w:r>
-              <w:t>Signal quality of the packet in dB.</w:t>
-            </w:r>
+              <w:t xml:space="preserve">Signal quality of the packet in </w:t>
+            </w:r>
+            <w:proofErr w:type="spellStart"/>
+            <w:r>
+              <w:t>dB.</w:t>
+            </w:r>
+            <w:proofErr w:type="spellEnd"/>
           </w:p>
         </w:tc>
         <w:tc>
@@ -33659,8 +36478,21 @@
         <w:pStyle w:val="code"/>
       </w:pPr>
       <w:r>
-        <w:t>#UAT*+RAW_FRAME;(SIGS,SIGQ,TS)\r\n</w:t>
-      </w:r>
+        <w:t>#UAT*+RAW_FRAME;(</w:t>
+      </w:r>
+      <w:proofErr w:type="gramStart"/>
+      <w:r>
+        <w:t>SIGS,SIGQ</w:t>
+      </w:r>
+      <w:proofErr w:type="gramEnd"/>
+      <w:r>
+        <w:t>,</w:t>
+      </w:r>
+      <w:proofErr w:type="gramStart"/>
+      <w:r>
+        <w:t>TS)\r\n</w:t>
+      </w:r>
+      <w:proofErr w:type="gramEnd"/>
     </w:p>
     <w:p/>
     <w:tbl>
@@ -34069,8 +36901,13 @@
               <w:spacing w:after="0"/>
             </w:pPr>
             <w:r>
-              <w:t>Signal quality of the packet in dB.</w:t>
-            </w:r>
+              <w:t xml:space="preserve">Signal quality of the packet in </w:t>
+            </w:r>
+            <w:proofErr w:type="spellStart"/>
+            <w:r>
+              <w:t>dB.</w:t>
+            </w:r>
+            <w:proofErr w:type="spellEnd"/>
           </w:p>
         </w:tc>
         <w:tc>
@@ -34252,10 +37089,20 @@
         <w:noProof/>
         <w:color w:val="FFFFFF" w:themeColor="background1"/>
       </w:rPr>
-      <w:pict w14:anchorId="2835FEAC">
-        <v:rect id="_x0000_s1025" alt="" style="position:absolute;left:0;text-align:left;margin-left:-82.1pt;margin-top:.05pt;width:664.9pt;height:84.5pt;z-index:-251657728;mso-wrap-edited:f;mso-width-percent:0;mso-height-percent:0;mso-width-percent:0;mso-height-percent:0" fillcolor="#00ad4d" stroked="f"/>
+    </w:r>
+    <w:r>
+      <w:rPr>
+        <w:rFonts w:ascii="Poppins SemiBold" w:hAnsi="Poppins SemiBold" w:cs="Poppins SemiBold"/>
+        <w:b/>
+        <w:bCs/>
+        <w:noProof/>
+        <w:color w:val="FFFFFF" w:themeColor="background1"/>
+      </w:rPr>
+      <w:pict w14:anchorId="01098638">
+        <v:rect id="_x0000_s1028" alt="" style="position:absolute;left:0;text-align:left;margin-left:-82.1pt;margin-top:.05pt;width:664.9pt;height:84.5pt;z-index:-251657728;mso-wrap-edited:f;mso-width-percent:0;mso-height-percent:0;mso-width-percent:0;mso-height-percent:0" fillcolor="#00ad4d" stroked="f"/>
       </w:pict>
     </w:r>
+    <w:proofErr w:type="spellStart"/>
     <w:r>
       <w:rPr>
         <w:rFonts w:ascii="Poppins SemiBold" w:hAnsi="Poppins SemiBold" w:cs="Poppins SemiBold"/>
@@ -34263,7 +37110,17 @@
         <w:bCs/>
         <w:color w:val="FFFFFF" w:themeColor="background1"/>
       </w:rPr>
-      <w:t>ADSBee 1090 Datasheet</w:t>
+      <w:t>ADSBee</w:t>
+    </w:r>
+    <w:proofErr w:type="spellEnd"/>
+    <w:r>
+      <w:rPr>
+        <w:rFonts w:ascii="Poppins SemiBold" w:hAnsi="Poppins SemiBold" w:cs="Poppins SemiBold"/>
+        <w:b/>
+        <w:bCs/>
+        <w:color w:val="FFFFFF" w:themeColor="background1"/>
+      </w:rPr>
+      <w:t xml:space="preserve"> 1090 Datasheet</w:t>
     </w:r>
     <w:r>
       <w:rPr>
@@ -34419,13 +37276,13 @@
       <w:rPr>
         <w:color w:val="FFFFFF" w:themeColor="background1"/>
       </w:rPr>
-      <w:t>20250</w:t>
+      <w:t>202</w:t>
     </w:r>
     <w:r>
       <w:rPr>
         <w:color w:val="FFFFFF" w:themeColor="background1"/>
       </w:rPr>
-      <w:t>901</w:t>
+      <w:t>60419</w:t>
     </w:r>
     <w:r>
       <w:rPr>
@@ -38643,6 +41500,92 @@
     <w:tmpl w:val="624C7896"/>
     <w:numStyleLink w:val="Style1"/>
   </w:abstractNum>
+  <w:abstractNum w:abstractNumId="51" w15:restartNumberingAfterBreak="0">
+    <w:nsid w:val="7DAD2DCC"/>
+    <w:multiLevelType w:val="hybridMultilevel"/>
+    <w:tmpl w:val="9B64BE0A"/>
+    <w:lvl w:ilvl="0" w:tplc="0409000F">
+      <w:start w:val="1"/>
+      <w:numFmt w:val="decimal"/>
+      <w:lvlText w:val="%1."/>
+      <w:lvlJc w:val="left"/>
+      <w:pPr>
+        <w:ind w:left="360" w:hanging="360"/>
+      </w:pPr>
+    </w:lvl>
+    <w:lvl w:ilvl="1" w:tplc="04090019" w:tentative="1">
+      <w:start w:val="1"/>
+      <w:numFmt w:val="lowerLetter"/>
+      <w:lvlText w:val="%2."/>
+      <w:lvlJc w:val="left"/>
+      <w:pPr>
+        <w:ind w:left="1080" w:hanging="360"/>
+      </w:pPr>
+    </w:lvl>
+    <w:lvl w:ilvl="2" w:tplc="0409001B" w:tentative="1">
+      <w:start w:val="1"/>
+      <w:numFmt w:val="lowerRoman"/>
+      <w:lvlText w:val="%3."/>
+      <w:lvlJc w:val="right"/>
+      <w:pPr>
+        <w:ind w:left="1800" w:hanging="180"/>
+      </w:pPr>
+    </w:lvl>
+    <w:lvl w:ilvl="3" w:tplc="0409000F" w:tentative="1">
+      <w:start w:val="1"/>
+      <w:numFmt w:val="decimal"/>
+      <w:lvlText w:val="%4."/>
+      <w:lvlJc w:val="left"/>
+      <w:pPr>
+        <w:ind w:left="2520" w:hanging="360"/>
+      </w:pPr>
+    </w:lvl>
+    <w:lvl w:ilvl="4" w:tplc="04090019" w:tentative="1">
+      <w:start w:val="1"/>
+      <w:numFmt w:val="lowerLetter"/>
+      <w:lvlText w:val="%5."/>
+      <w:lvlJc w:val="left"/>
+      <w:pPr>
+        <w:ind w:left="3240" w:hanging="360"/>
+      </w:pPr>
+    </w:lvl>
+    <w:lvl w:ilvl="5" w:tplc="0409001B" w:tentative="1">
+      <w:start w:val="1"/>
+      <w:numFmt w:val="lowerRoman"/>
+      <w:lvlText w:val="%6."/>
+      <w:lvlJc w:val="right"/>
+      <w:pPr>
+        <w:ind w:left="3960" w:hanging="180"/>
+      </w:pPr>
+    </w:lvl>
+    <w:lvl w:ilvl="6" w:tplc="0409000F" w:tentative="1">
+      <w:start w:val="1"/>
+      <w:numFmt w:val="decimal"/>
+      <w:lvlText w:val="%7."/>
+      <w:lvlJc w:val="left"/>
+      <w:pPr>
+        <w:ind w:left="4680" w:hanging="360"/>
+      </w:pPr>
+    </w:lvl>
+    <w:lvl w:ilvl="7" w:tplc="04090019" w:tentative="1">
+      <w:start w:val="1"/>
+      <w:numFmt w:val="lowerLetter"/>
+      <w:lvlText w:val="%8."/>
+      <w:lvlJc w:val="left"/>
+      <w:pPr>
+        <w:ind w:left="5400" w:hanging="360"/>
+      </w:pPr>
+    </w:lvl>
+    <w:lvl w:ilvl="8" w:tplc="0409001B" w:tentative="1">
+      <w:start w:val="1"/>
+      <w:numFmt w:val="lowerRoman"/>
+      <w:lvlText w:val="%9."/>
+      <w:lvlJc w:val="right"/>
+      <w:pPr>
+        <w:ind w:left="6120" w:hanging="180"/>
+      </w:pPr>
+    </w:lvl>
+  </w:abstractNum>
   <w:num w:numId="1" w16cid:durableId="638340843">
     <w:abstractNumId w:val="4"/>
   </w:num>
@@ -38813,6 +41756,9 @@
   </w:num>
   <w:num w:numId="51" w16cid:durableId="949777092">
     <w:abstractNumId w:val="8"/>
+  </w:num>
+  <w:num w:numId="52" w16cid:durableId="1517159773">
+    <w:abstractNumId w:val="51"/>
   </w:num>
 </w:numbering>
 </file>

--- a/word/datasheet_adsbee_1090.docx
+++ b/word/datasheet_adsbee_1090.docx
@@ -20,7 +20,7 @@
           <w:noProof/>
         </w:rPr>
         <w:drawing>
-          <wp:anchor distT="0" distB="0" distL="114300" distR="114300" simplePos="0" relativeHeight="251659264" behindDoc="0" locked="0" layoutInCell="1" allowOverlap="1" wp14:anchorId="7F955F12" wp14:editId="78632B76">
+          <wp:anchor distT="0" distB="0" distL="114300" distR="114300" simplePos="0" relativeHeight="251659264" behindDoc="0" locked="0" layoutInCell="1" allowOverlap="1" wp14:anchorId="7F955F12" wp14:editId="4522DC8C">
             <wp:simplePos x="0" y="0"/>
             <wp:positionH relativeFrom="margin">
               <wp:posOffset>3493770</wp:posOffset>
@@ -79,7 +79,7 @@
         <w:rPr>
           <w:noProof/>
         </w:rPr>
-        <w:pict w14:anchorId="762B68F6">
+        <w:pict w14:anchorId="5CBAB22C">
           <v:shapetype id="_x0000_t202" coordsize="21600,21600" o:spt="202" path="m,l,21600r21600,l21600,xe">
             <v:stroke joinstyle="miter"/>
             <v:path gradientshapeok="t" o:connecttype="rect"/>
@@ -143,7 +143,25 @@
         <w:rPr>
           <w:noProof/>
         </w:rPr>
-        <w:pict w14:anchorId="0175FDDA">
+        <w:fldChar w:fldCharType="begin"/>
+      </w:r>
+      <w:r>
+        <w:rPr>
+          <w:noProof/>
+        </w:rPr>
+        <w:instrText xml:space="preserve"> INCLUDEPICTURE  "https://pantsforbirds.com/wp-content/uploads/2025/06/image.png" \* MERGEFORMATINET </w:instrText>
+      </w:r>
+      <w:r>
+        <w:rPr>
+          <w:noProof/>
+        </w:rPr>
+        <w:fldChar w:fldCharType="separate"/>
+      </w:r>
+      <w:r>
+        <w:rPr>
+          <w:noProof/>
+        </w:rPr>
+        <w:pict w14:anchorId="6E5F6626">
           <v:shapetype id="_x0000_t75" coordsize="21600,21600" o:spt="75" o:preferrelative="t" path="m@4@5l@4@11@9@11@9@5xe" filled="f" stroked="f">
             <v:stroke joinstyle="miter"/>
             <v:formulas>
@@ -175,23 +193,53 @@
         <w:fldChar w:fldCharType="end"/>
       </w:r>
       <w:r>
-        <w:fldChar w:fldCharType="begin"/>
-      </w:r>
-      <w:r>
-        <w:instrText xml:space="preserve"> INCLUDEPICTURE "https://pantsforbirds.com/wp-content/uploads/2025/06/image.png" \* MERGEFORMATINET </w:instrText>
-      </w:r>
-      <w:r>
-        <w:fldChar w:fldCharType="separate"/>
-      </w:r>
-      <w:r>
         <w:rPr>
           <w:noProof/>
         </w:rPr>
-        <w:pict w14:anchorId="54D02F9C">
+        <w:fldChar w:fldCharType="end"/>
+      </w:r>
+      <w:r>
+        <w:fldChar w:fldCharType="begin"/>
+      </w:r>
+      <w:r>
+        <w:instrText xml:space="preserve"> INCLUDEPICTURE "https://pantsforbirds.com/wp-content/uploads/2025/06/image.png" \* MERGEFORMATINET </w:instrText>
+      </w:r>
+      <w:r>
+        <w:fldChar w:fldCharType="separate"/>
+      </w:r>
+      <w:r>
+        <w:rPr>
+          <w:noProof/>
+        </w:rPr>
+        <w:fldChar w:fldCharType="begin"/>
+      </w:r>
+      <w:r>
+        <w:rPr>
+          <w:noProof/>
+        </w:rPr>
+        <w:instrText xml:space="preserve"> INCLUDEPICTURE  "https://pantsforbirds.com/wp-content/uploads/2025/06/image.png" \* MERGEFORMATINET </w:instrText>
+      </w:r>
+      <w:r>
+        <w:rPr>
+          <w:noProof/>
+        </w:rPr>
+        <w:fldChar w:fldCharType="separate"/>
+      </w:r>
+      <w:r>
+        <w:rPr>
+          <w:noProof/>
+        </w:rPr>
+        <w:pict w14:anchorId="0D267815">
           <v:shape id="_x0000_i1025" type="#_x0000_t75" alt="" style="width:251.4pt;height:162.9pt;mso-width-percent:0;mso-height-percent:0;mso-width-percent:0;mso-height-percent:0">
             <v:imagedata r:id="rId12" r:href="rId14"/>
           </v:shape>
         </w:pict>
+      </w:r>
+      <w:r>
+        <w:rPr>
+          <w:noProof/>
+        </w:rPr>
+        <w:fldChar w:fldCharType="end"/>
       </w:r>
       <w:r>
         <w:fldChar w:fldCharType="end"/>
@@ -495,7 +543,13 @@
           </w:tcPr>
           <w:p>
             <w:r>
-              <w:t>-70dBm</w:t>
+              <w:t>-</w:t>
+            </w:r>
+            <w:r>
+              <w:t>85</w:t>
+            </w:r>
+            <w:r>
+              <w:t>dBm</w:t>
             </w:r>
           </w:p>
         </w:tc>
@@ -526,7 +580,7 @@
               <w:rPr>
                 <w:rFonts w:cstheme="minorHAnsi"/>
               </w:rPr>
-              <w:t>400</w:t>
+              <w:t>200</w:t>
             </w:r>
           </w:p>
         </w:tc>
@@ -9037,7 +9091,13 @@
     </w:p>
     <w:p>
       <w:r>
-        <w:t>20250502</w:t>
+        <w:t>202</w:t>
+      </w:r>
+      <w:r>
+        <w:t>6</w:t>
+      </w:r>
+      <w:r>
+        <w:t>0502</w:t>
       </w:r>
     </w:p>
     <w:p>
@@ -25423,13 +25483,7 @@
               <w:fldChar w:fldCharType="separate"/>
             </w:r>
             <w:r>
-              <w:t>4.</w:t>
-            </w:r>
-            <w:r>
-              <w:t>1</w:t>
-            </w:r>
-            <w:r>
-              <w:t>.2.2</w:t>
+              <w:t>4.1.2.2</w:t>
             </w:r>
             <w:r>
               <w:fldChar w:fldCharType="end"/>
@@ -26922,13 +26976,13 @@
           <w:numId w:val="4"/>
         </w:numPr>
       </w:pPr>
-      <w:bookmarkStart w:id="87" w:name="_Ref206888344"/>
-      <w:bookmarkStart w:id="88" w:name="_Ref228631560"/>
+      <w:bookmarkStart w:id="87" w:name="_Ref228631560"/>
+      <w:bookmarkStart w:id="88" w:name="_Ref206888344"/>
       <w:r>
         <w:lastRenderedPageBreak/>
         <w:t>UAT Address Qualifier</w:t>
       </w:r>
-      <w:bookmarkEnd w:id="88"/>
+      <w:bookmarkEnd w:id="87"/>
     </w:p>
     <w:tbl>
       <w:tblPr>
@@ -27183,7 +27237,7 @@
       <w:r>
         <w:t xml:space="preserve"> Bitfield</w:t>
       </w:r>
-      <w:bookmarkEnd w:id="87"/>
+      <w:bookmarkEnd w:id="88"/>
       <w:bookmarkEnd w:id="89"/>
     </w:p>
     <w:tbl>
@@ -35654,7 +35708,7 @@
         <w:noProof/>
         <w:color w:val="FFFFFF" w:themeColor="background1"/>
       </w:rPr>
-      <w:pict w14:anchorId="0B88CDAF">
+      <w:pict w14:anchorId="1E691A8D">
         <v:rect id="_x0000_s1025" alt="" style="position:absolute;left:0;text-align:left;margin-left:-82.1pt;margin-top:.05pt;width:664.9pt;height:84.5pt;z-index:-251657728;mso-wrap-edited:f;mso-width-percent:0;mso-height-percent:0;mso-width-percent:0;mso-height-percent:0" fillcolor="#00ad4d" stroked="f"/>
       </w:pict>
     </w:r>

--- a/word/datasheet_adsbee_1090.docx
+++ b/word/datasheet_adsbee_1090.docx
@@ -20,7 +20,7 @@
           <w:noProof/>
         </w:rPr>
         <w:drawing>
-          <wp:anchor distT="0" distB="0" distL="114300" distR="114300" simplePos="0" relativeHeight="251659264" behindDoc="0" locked="0" layoutInCell="1" allowOverlap="1" wp14:anchorId="7F955F12" wp14:editId="4522DC8C">
+          <wp:anchor distT="0" distB="0" distL="114300" distR="114300" simplePos="0" relativeHeight="251659264" behindDoc="0" locked="0" layoutInCell="1" allowOverlap="1" wp14:anchorId="7F955F12" wp14:editId="33790294">
             <wp:simplePos x="0" y="0"/>
             <wp:positionH relativeFrom="margin">
               <wp:posOffset>3493770</wp:posOffset>
@@ -79,7 +79,7 @@
         <w:rPr>
           <w:noProof/>
         </w:rPr>
-        <w:pict w14:anchorId="5CBAB22C">
+        <w:pict w14:anchorId="19FA373A">
           <v:shapetype id="_x0000_t202" coordsize="21600,21600" o:spt="202" path="m,l,21600r21600,l21600,xe">
             <v:stroke joinstyle="miter"/>
             <v:path gradientshapeok="t" o:connecttype="rect"/>
@@ -161,7 +161,25 @@
         <w:rPr>
           <w:noProof/>
         </w:rPr>
-        <w:pict w14:anchorId="6E5F6626">
+        <w:fldChar w:fldCharType="begin"/>
+      </w:r>
+      <w:r>
+        <w:rPr>
+          <w:noProof/>
+        </w:rPr>
+        <w:instrText xml:space="preserve"> INCLUDEPICTURE  "https://pantsforbirds.com/wp-content/uploads/2025/06/image.png" \* MERGEFORMATINET </w:instrText>
+      </w:r>
+      <w:r>
+        <w:rPr>
+          <w:noProof/>
+        </w:rPr>
+        <w:fldChar w:fldCharType="separate"/>
+      </w:r>
+      <w:r>
+        <w:rPr>
+          <w:noProof/>
+        </w:rPr>
+        <w:pict w14:anchorId="400AF184">
           <v:shapetype id="_x0000_t75" coordsize="21600,21600" o:spt="75" o:preferrelative="t" path="m@4@5l@4@11@9@11@9@5xe" filled="f" stroked="f">
             <v:stroke joinstyle="miter"/>
             <v:formulas>
@@ -181,7 +199,7 @@
             <v:path o:extrusionok="f" gradientshapeok="t" o:connecttype="rect"/>
             <o:lock v:ext="edit" aspectratio="t"/>
           </v:shapetype>
-          <v:shape id="_x0000_i1026" type="#_x0000_t75" alt="" style="width:251.4pt;height:162.9pt;mso-width-percent:0;mso-height-percent:0;mso-width-percent:0;mso-height-percent:0">
+          <v:shape id="_x0000_i1025" type="#_x0000_t75" alt="" style="width:251.5pt;height:163pt;mso-width-percent:0;mso-height-percent:0;mso-width-percent:0;mso-height-percent:0">
             <v:imagedata r:id="rId12" r:href="rId13"/>
           </v:shape>
         </w:pict>
@@ -199,49 +217,21 @@
         <w:fldChar w:fldCharType="end"/>
       </w:r>
       <w:r>
-        <w:fldChar w:fldCharType="begin"/>
-      </w:r>
-      <w:r>
-        <w:instrText xml:space="preserve"> INCLUDEPICTURE "https://pantsforbirds.com/wp-content/uploads/2025/06/image.png" \* MERGEFORMATINET </w:instrText>
-      </w:r>
-      <w:r>
-        <w:fldChar w:fldCharType="separate"/>
-      </w:r>
-      <w:r>
-        <w:rPr>
-          <w:noProof/>
-        </w:rPr>
-        <w:fldChar w:fldCharType="begin"/>
-      </w:r>
-      <w:r>
-        <w:rPr>
-          <w:noProof/>
-        </w:rPr>
-        <w:instrText xml:space="preserve"> INCLUDEPICTURE  "https://pantsforbirds.com/wp-content/uploads/2025/06/image.png" \* MERGEFORMATINET </w:instrText>
-      </w:r>
-      <w:r>
-        <w:rPr>
-          <w:noProof/>
-        </w:rPr>
-        <w:fldChar w:fldCharType="separate"/>
-      </w:r>
-      <w:r>
-        <w:rPr>
-          <w:noProof/>
-        </w:rPr>
-        <w:pict w14:anchorId="0D267815">
-          <v:shape id="_x0000_i1025" type="#_x0000_t75" alt="" style="width:251.4pt;height:162.9pt;mso-width-percent:0;mso-height-percent:0;mso-width-percent:0;mso-height-percent:0">
-            <v:imagedata r:id="rId12" r:href="rId14"/>
-          </v:shape>
-        </w:pict>
-      </w:r>
-      <w:r>
         <w:rPr>
           <w:noProof/>
         </w:rPr>
         <w:fldChar w:fldCharType="end"/>
       </w:r>
       <w:r>
+        <w:fldChar w:fldCharType="begin"/>
+      </w:r>
+      <w:r>
+        <w:instrText xml:space="preserve"> INCLUDEPICTURE "https://pantsforbirds.com/wp-content/uploads/2025/06/image.png" \* MERGEFORMATINET </w:instrText>
+      </w:r>
+      <w:r>
+        <w:fldChar w:fldCharType="separate"/>
+      </w:r>
+      <w:r>
         <w:fldChar w:fldCharType="end"/>
       </w:r>
     </w:p>
@@ -249,7 +239,7 @@
       <w:pPr>
         <w:pStyle w:val="IgnoredHeading"/>
       </w:pPr>
-      <w:bookmarkStart w:id="0" w:name="_Toc228631658"/>
+      <w:bookmarkStart w:id="0" w:name="_Toc230658011"/>
       <w:r>
         <w:t>Features</w:t>
       </w:r>
@@ -400,7 +390,7 @@
       <w:r>
         <w:br w:type="column"/>
       </w:r>
-      <w:bookmarkStart w:id="1" w:name="_Toc228631659"/>
+      <w:bookmarkStart w:id="1" w:name="_Toc230658012"/>
       <w:r>
         <w:t>Applications</w:t>
       </w:r>
@@ -446,7 +436,7 @@
       <w:pPr>
         <w:pStyle w:val="IgnoredHeading"/>
       </w:pPr>
-      <w:bookmarkStart w:id="2" w:name="_Toc228631660"/>
+      <w:bookmarkStart w:id="2" w:name="_Toc230658013"/>
       <w:r>
         <w:t>Quick Specs</w:t>
       </w:r>
@@ -683,9 +673,8 @@
       <w:pPr>
         <w:pStyle w:val="IgnoredHeading"/>
       </w:pPr>
-      <w:bookmarkStart w:id="3" w:name="_Toc228631661"/>
-      <w:r>
-        <w:lastRenderedPageBreak/>
+      <w:bookmarkStart w:id="3" w:name="_Toc230658014"/>
+      <w:r>
         <w:t>Open Source Hardware + Software</w:t>
       </w:r>
       <w:bookmarkEnd w:id="3"/>
@@ -694,7 +683,7 @@
       <w:r>
         <w:t xml:space="preserve">Github Repository: </w:t>
       </w:r>
-      <w:hyperlink r:id="rId15" w:history="1">
+      <w:hyperlink r:id="rId14" w:history="1">
         <w:r>
           <w:rPr>
             <w:rStyle w:val="Hyperlink"/>
@@ -723,7 +712,7 @@
       <w:r>
         <w:t xml:space="preserve">For commercial licensing requests of ADSBee hardware or software design files, please contact </w:t>
       </w:r>
-      <w:hyperlink r:id="rId16" w:history="1">
+      <w:hyperlink r:id="rId15" w:history="1">
         <w:r>
           <w:rPr>
             <w:rStyle w:val="Hyperlink"/>
@@ -793,7 +782,7 @@
           <w:r>
             <w:fldChar w:fldCharType="separate"/>
           </w:r>
-          <w:hyperlink w:anchor="_Toc228631658" w:history="1">
+          <w:hyperlink w:anchor="_Toc230658011" w:history="1">
             <w:r>
               <w:rPr>
                 <w:rStyle w:val="Hyperlink"/>
@@ -820,7 +809,7 @@
                 <w:noProof/>
                 <w:webHidden/>
               </w:rPr>
-              <w:instrText xml:space="preserve"> PAGEREF _Toc228631658 \h </w:instrText>
+              <w:instrText xml:space="preserve"> PAGEREF _Toc230658011 \h </w:instrText>
             </w:r>
             <w:r>
               <w:rPr>
@@ -862,7 +851,7 @@
               <w:lang w:eastAsia="zh-CN"/>
             </w:rPr>
           </w:pPr>
-          <w:hyperlink w:anchor="_Toc228631659" w:history="1">
+          <w:hyperlink w:anchor="_Toc230658012" w:history="1">
             <w:r>
               <w:rPr>
                 <w:rStyle w:val="Hyperlink"/>
@@ -889,7 +878,7 @@
                 <w:noProof/>
                 <w:webHidden/>
               </w:rPr>
-              <w:instrText xml:space="preserve"> PAGEREF _Toc228631659 \h </w:instrText>
+              <w:instrText xml:space="preserve"> PAGEREF _Toc230658012 \h </w:instrText>
             </w:r>
             <w:r>
               <w:rPr>
@@ -931,7 +920,7 @@
               <w:lang w:eastAsia="zh-CN"/>
             </w:rPr>
           </w:pPr>
-          <w:hyperlink w:anchor="_Toc228631660" w:history="1">
+          <w:hyperlink w:anchor="_Toc230658013" w:history="1">
             <w:r>
               <w:rPr>
                 <w:rStyle w:val="Hyperlink"/>
@@ -958,7 +947,7 @@
                 <w:noProof/>
                 <w:webHidden/>
               </w:rPr>
-              <w:instrText xml:space="preserve"> PAGEREF _Toc228631660 \h </w:instrText>
+              <w:instrText xml:space="preserve"> PAGEREF _Toc230658013 \h </w:instrText>
             </w:r>
             <w:r>
               <w:rPr>
@@ -1000,7 +989,7 @@
               <w:lang w:eastAsia="zh-CN"/>
             </w:rPr>
           </w:pPr>
-          <w:hyperlink w:anchor="_Toc228631661" w:history="1">
+          <w:hyperlink w:anchor="_Toc230658014" w:history="1">
             <w:r>
               <w:rPr>
                 <w:rStyle w:val="Hyperlink"/>
@@ -1027,7 +1016,7 @@
                 <w:noProof/>
                 <w:webHidden/>
               </w:rPr>
-              <w:instrText xml:space="preserve"> PAGEREF _Toc228631661 \h </w:instrText>
+              <w:instrText xml:space="preserve"> PAGEREF _Toc230658014 \h </w:instrText>
             </w:r>
             <w:r>
               <w:rPr>
@@ -1047,7 +1036,7 @@
                 <w:noProof/>
                 <w:webHidden/>
               </w:rPr>
-              <w:t>2</w:t>
+              <w:t>1</w:t>
             </w:r>
             <w:r>
               <w:rPr>
@@ -1069,7 +1058,7 @@
               <w:lang w:eastAsia="zh-CN"/>
             </w:rPr>
           </w:pPr>
-          <w:hyperlink w:anchor="_Toc228631662" w:history="1">
+          <w:hyperlink w:anchor="_Toc230658015" w:history="1">
             <w:r>
               <w:rPr>
                 <w:rStyle w:val="Hyperlink"/>
@@ -1096,7 +1085,7 @@
                 <w:noProof/>
                 <w:webHidden/>
               </w:rPr>
-              <w:instrText xml:space="preserve"> PAGEREF _Toc228631662 \h </w:instrText>
+              <w:instrText xml:space="preserve"> PAGEREF _Toc230658015 \h </w:instrText>
             </w:r>
             <w:r>
               <w:rPr>
@@ -1141,7 +1130,7 @@
               <w:lang w:eastAsia="zh-CN"/>
             </w:rPr>
           </w:pPr>
-          <w:hyperlink w:anchor="_Toc228631663" w:history="1">
+          <w:hyperlink w:anchor="_Toc230658016" w:history="1">
             <w:r>
               <w:rPr>
                 <w:rStyle w:val="Hyperlink"/>
@@ -1185,7 +1174,7 @@
                 <w:noProof/>
                 <w:webHidden/>
               </w:rPr>
-              <w:instrText xml:space="preserve"> PAGEREF _Toc228631663 \h </w:instrText>
+              <w:instrText xml:space="preserve"> PAGEREF _Toc230658016 \h </w:instrText>
             </w:r>
             <w:r>
               <w:rPr>
@@ -1230,7 +1219,7 @@
               <w:lang w:eastAsia="zh-CN"/>
             </w:rPr>
           </w:pPr>
-          <w:hyperlink w:anchor="_Toc228631664" w:history="1">
+          <w:hyperlink w:anchor="_Toc230658017" w:history="1">
             <w:r>
               <w:rPr>
                 <w:rStyle w:val="Hyperlink"/>
@@ -1274,7 +1263,7 @@
                 <w:noProof/>
                 <w:webHidden/>
               </w:rPr>
-              <w:instrText xml:space="preserve"> PAGEREF _Toc228631664 \h </w:instrText>
+              <w:instrText xml:space="preserve"> PAGEREF _Toc230658017 \h </w:instrText>
             </w:r>
             <w:r>
               <w:rPr>
@@ -1320,7 +1309,7 @@
               <w:lang w:eastAsia="zh-CN"/>
             </w:rPr>
           </w:pPr>
-          <w:hyperlink w:anchor="_Toc228631665" w:history="1">
+          <w:hyperlink w:anchor="_Toc230658018" w:history="1">
             <w:r>
               <w:rPr>
                 <w:rStyle w:val="Hyperlink"/>
@@ -1364,7 +1353,7 @@
                 <w:noProof/>
                 <w:webHidden/>
               </w:rPr>
-              <w:instrText xml:space="preserve"> PAGEREF _Toc228631665 \h </w:instrText>
+              <w:instrText xml:space="preserve"> PAGEREF _Toc230658018 \h </w:instrText>
             </w:r>
             <w:r>
               <w:rPr>
@@ -1410,7 +1399,7 @@
               <w:lang w:eastAsia="zh-CN"/>
             </w:rPr>
           </w:pPr>
-          <w:hyperlink w:anchor="_Toc228631666" w:history="1">
+          <w:hyperlink w:anchor="_Toc230658019" w:history="1">
             <w:r>
               <w:rPr>
                 <w:rStyle w:val="Hyperlink"/>
@@ -1454,7 +1443,7 @@
                 <w:noProof/>
                 <w:webHidden/>
               </w:rPr>
-              <w:instrText xml:space="preserve"> PAGEREF _Toc228631666 \h </w:instrText>
+              <w:instrText xml:space="preserve"> PAGEREF _Toc230658019 \h </w:instrText>
             </w:r>
             <w:r>
               <w:rPr>
@@ -1500,7 +1489,7 @@
               <w:lang w:eastAsia="zh-CN"/>
             </w:rPr>
           </w:pPr>
-          <w:hyperlink w:anchor="_Toc228631667" w:history="1">
+          <w:hyperlink w:anchor="_Toc230658020" w:history="1">
             <w:r>
               <w:rPr>
                 <w:rStyle w:val="Hyperlink"/>
@@ -1544,7 +1533,7 @@
                 <w:noProof/>
                 <w:webHidden/>
               </w:rPr>
-              <w:instrText xml:space="preserve"> PAGEREF _Toc228631667 \h </w:instrText>
+              <w:instrText xml:space="preserve"> PAGEREF _Toc230658020 \h </w:instrText>
             </w:r>
             <w:r>
               <w:rPr>
@@ -1589,7 +1578,7 @@
               <w:lang w:eastAsia="zh-CN"/>
             </w:rPr>
           </w:pPr>
-          <w:hyperlink w:anchor="_Toc228631668" w:history="1">
+          <w:hyperlink w:anchor="_Toc230658021" w:history="1">
             <w:r>
               <w:rPr>
                 <w:rStyle w:val="Hyperlink"/>
@@ -1633,7 +1622,7 @@
                 <w:noProof/>
                 <w:webHidden/>
               </w:rPr>
-              <w:instrText xml:space="preserve"> PAGEREF _Toc228631668 \h </w:instrText>
+              <w:instrText xml:space="preserve"> PAGEREF _Toc230658021 \h </w:instrText>
             </w:r>
             <w:r>
               <w:rPr>
@@ -1679,7 +1668,7 @@
               <w:lang w:eastAsia="zh-CN"/>
             </w:rPr>
           </w:pPr>
-          <w:hyperlink w:anchor="_Toc228631669" w:history="1">
+          <w:hyperlink w:anchor="_Toc230658022" w:history="1">
             <w:r>
               <w:rPr>
                 <w:rStyle w:val="Hyperlink"/>
@@ -1723,7 +1712,7 @@
                 <w:noProof/>
                 <w:webHidden/>
               </w:rPr>
-              <w:instrText xml:space="preserve"> PAGEREF _Toc228631669 \h </w:instrText>
+              <w:instrText xml:space="preserve"> PAGEREF _Toc230658022 \h </w:instrText>
             </w:r>
             <w:r>
               <w:rPr>
@@ -1769,7 +1758,7 @@
               <w:lang w:eastAsia="zh-CN"/>
             </w:rPr>
           </w:pPr>
-          <w:hyperlink w:anchor="_Toc228631670" w:history="1">
+          <w:hyperlink w:anchor="_Toc230658023" w:history="1">
             <w:r>
               <w:rPr>
                 <w:rStyle w:val="Hyperlink"/>
@@ -1813,7 +1802,7 @@
                 <w:noProof/>
                 <w:webHidden/>
               </w:rPr>
-              <w:instrText xml:space="preserve"> PAGEREF _Toc228631670 \h </w:instrText>
+              <w:instrText xml:space="preserve"> PAGEREF _Toc230658023 \h </w:instrText>
             </w:r>
             <w:r>
               <w:rPr>
@@ -1859,7 +1848,7 @@
               <w:lang w:eastAsia="zh-CN"/>
             </w:rPr>
           </w:pPr>
-          <w:hyperlink w:anchor="_Toc228631671" w:history="1">
+          <w:hyperlink w:anchor="_Toc230658024" w:history="1">
             <w:r>
               <w:rPr>
                 <w:rStyle w:val="Hyperlink"/>
@@ -1903,7 +1892,7 @@
                 <w:noProof/>
                 <w:webHidden/>
               </w:rPr>
-              <w:instrText xml:space="preserve"> PAGEREF _Toc228631671 \h </w:instrText>
+              <w:instrText xml:space="preserve"> PAGEREF _Toc230658024 \h </w:instrText>
             </w:r>
             <w:r>
               <w:rPr>
@@ -1949,7 +1938,7 @@
               <w:lang w:eastAsia="zh-CN"/>
             </w:rPr>
           </w:pPr>
-          <w:hyperlink w:anchor="_Toc228631672" w:history="1">
+          <w:hyperlink w:anchor="_Toc230658025" w:history="1">
             <w:r>
               <w:rPr>
                 <w:rStyle w:val="Hyperlink"/>
@@ -1993,7 +1982,7 @@
                 <w:noProof/>
                 <w:webHidden/>
               </w:rPr>
-              <w:instrText xml:space="preserve"> PAGEREF _Toc228631672 \h </w:instrText>
+              <w:instrText xml:space="preserve"> PAGEREF _Toc230658025 \h </w:instrText>
             </w:r>
             <w:r>
               <w:rPr>
@@ -2039,7 +2028,7 @@
               <w:lang w:eastAsia="zh-CN"/>
             </w:rPr>
           </w:pPr>
-          <w:hyperlink w:anchor="_Toc228631673" w:history="1">
+          <w:hyperlink w:anchor="_Toc230658026" w:history="1">
             <w:r>
               <w:rPr>
                 <w:rStyle w:val="Hyperlink"/>
@@ -2083,7 +2072,7 @@
                 <w:noProof/>
                 <w:webHidden/>
               </w:rPr>
-              <w:instrText xml:space="preserve"> PAGEREF _Toc228631673 \h </w:instrText>
+              <w:instrText xml:space="preserve"> PAGEREF _Toc230658026 \h </w:instrText>
             </w:r>
             <w:r>
               <w:rPr>
@@ -2129,7 +2118,7 @@
               <w:lang w:eastAsia="zh-CN"/>
             </w:rPr>
           </w:pPr>
-          <w:hyperlink w:anchor="_Toc228631674" w:history="1">
+          <w:hyperlink w:anchor="_Toc230658027" w:history="1">
             <w:r>
               <w:rPr>
                 <w:rStyle w:val="Hyperlink"/>
@@ -2173,7 +2162,7 @@
                 <w:noProof/>
                 <w:webHidden/>
               </w:rPr>
-              <w:instrText xml:space="preserve"> PAGEREF _Toc228631674 \h </w:instrText>
+              <w:instrText xml:space="preserve"> PAGEREF _Toc230658027 \h </w:instrText>
             </w:r>
             <w:r>
               <w:rPr>
@@ -2219,7 +2208,7 @@
               <w:lang w:eastAsia="zh-CN"/>
             </w:rPr>
           </w:pPr>
-          <w:hyperlink w:anchor="_Toc228631675" w:history="1">
+          <w:hyperlink w:anchor="_Toc230658028" w:history="1">
             <w:r>
               <w:rPr>
                 <w:rStyle w:val="Hyperlink"/>
@@ -2263,7 +2252,7 @@
                 <w:noProof/>
                 <w:webHidden/>
               </w:rPr>
-              <w:instrText xml:space="preserve"> PAGEREF _Toc228631675 \h </w:instrText>
+              <w:instrText xml:space="preserve"> PAGEREF _Toc230658028 \h </w:instrText>
             </w:r>
             <w:r>
               <w:rPr>
@@ -2309,7 +2298,7 @@
               <w:lang w:eastAsia="zh-CN"/>
             </w:rPr>
           </w:pPr>
-          <w:hyperlink w:anchor="_Toc228631676" w:history="1">
+          <w:hyperlink w:anchor="_Toc230658029" w:history="1">
             <w:r>
               <w:rPr>
                 <w:rStyle w:val="Hyperlink"/>
@@ -2353,7 +2342,7 @@
                 <w:noProof/>
                 <w:webHidden/>
               </w:rPr>
-              <w:instrText xml:space="preserve"> PAGEREF _Toc228631676 \h </w:instrText>
+              <w:instrText xml:space="preserve"> PAGEREF _Toc230658029 \h </w:instrText>
             </w:r>
             <w:r>
               <w:rPr>
@@ -2399,7 +2388,7 @@
               <w:lang w:eastAsia="zh-CN"/>
             </w:rPr>
           </w:pPr>
-          <w:hyperlink w:anchor="_Toc228631677" w:history="1">
+          <w:hyperlink w:anchor="_Toc230658030" w:history="1">
             <w:r>
               <w:rPr>
                 <w:rStyle w:val="Hyperlink"/>
@@ -2443,7 +2432,7 @@
                 <w:noProof/>
                 <w:webHidden/>
               </w:rPr>
-              <w:instrText xml:space="preserve"> PAGEREF _Toc228631677 \h </w:instrText>
+              <w:instrText xml:space="preserve"> PAGEREF _Toc230658030 \h </w:instrText>
             </w:r>
             <w:r>
               <w:rPr>
@@ -2489,7 +2478,7 @@
               <w:lang w:eastAsia="zh-CN"/>
             </w:rPr>
           </w:pPr>
-          <w:hyperlink w:anchor="_Toc228631678" w:history="1">
+          <w:hyperlink w:anchor="_Toc230658031" w:history="1">
             <w:r>
               <w:rPr>
                 <w:rStyle w:val="Hyperlink"/>
@@ -2533,7 +2522,7 @@
                 <w:noProof/>
                 <w:webHidden/>
               </w:rPr>
-              <w:instrText xml:space="preserve"> PAGEREF _Toc228631678 \h </w:instrText>
+              <w:instrText xml:space="preserve"> PAGEREF _Toc230658031 \h </w:instrText>
             </w:r>
             <w:r>
               <w:rPr>
@@ -2579,7 +2568,7 @@
               <w:lang w:eastAsia="zh-CN"/>
             </w:rPr>
           </w:pPr>
-          <w:hyperlink w:anchor="_Toc228631679" w:history="1">
+          <w:hyperlink w:anchor="_Toc230658032" w:history="1">
             <w:r>
               <w:rPr>
                 <w:rStyle w:val="Hyperlink"/>
@@ -2623,7 +2612,7 @@
                 <w:noProof/>
                 <w:webHidden/>
               </w:rPr>
-              <w:instrText xml:space="preserve"> PAGEREF _Toc228631679 \h </w:instrText>
+              <w:instrText xml:space="preserve"> PAGEREF _Toc230658032 \h </w:instrText>
             </w:r>
             <w:r>
               <w:rPr>
@@ -2669,7 +2658,7 @@
               <w:lang w:eastAsia="zh-CN"/>
             </w:rPr>
           </w:pPr>
-          <w:hyperlink w:anchor="_Toc228631680" w:history="1">
+          <w:hyperlink w:anchor="_Toc230658033" w:history="1">
             <w:r>
               <w:rPr>
                 <w:rStyle w:val="Hyperlink"/>
@@ -2713,7 +2702,7 @@
                 <w:noProof/>
                 <w:webHidden/>
               </w:rPr>
-              <w:instrText xml:space="preserve"> PAGEREF _Toc228631680 \h </w:instrText>
+              <w:instrText xml:space="preserve"> PAGEREF _Toc230658033 \h </w:instrText>
             </w:r>
             <w:r>
               <w:rPr>
@@ -2759,7 +2748,7 @@
               <w:lang w:eastAsia="zh-CN"/>
             </w:rPr>
           </w:pPr>
-          <w:hyperlink w:anchor="_Toc228631681" w:history="1">
+          <w:hyperlink w:anchor="_Toc230658034" w:history="1">
             <w:r>
               <w:rPr>
                 <w:rStyle w:val="Hyperlink"/>
@@ -2803,7 +2792,7 @@
                 <w:noProof/>
                 <w:webHidden/>
               </w:rPr>
-              <w:instrText xml:space="preserve"> PAGEREF _Toc228631681 \h </w:instrText>
+              <w:instrText xml:space="preserve"> PAGEREF _Toc230658034 \h </w:instrText>
             </w:r>
             <w:r>
               <w:rPr>
@@ -2849,7 +2838,7 @@
               <w:lang w:eastAsia="zh-CN"/>
             </w:rPr>
           </w:pPr>
-          <w:hyperlink w:anchor="_Toc228631682" w:history="1">
+          <w:hyperlink w:anchor="_Toc230658035" w:history="1">
             <w:r>
               <w:rPr>
                 <w:rStyle w:val="Hyperlink"/>
@@ -2893,7 +2882,7 @@
                 <w:noProof/>
                 <w:webHidden/>
               </w:rPr>
-              <w:instrText xml:space="preserve"> PAGEREF _Toc228631682 \h </w:instrText>
+              <w:instrText xml:space="preserve"> PAGEREF _Toc230658035 \h </w:instrText>
             </w:r>
             <w:r>
               <w:rPr>
@@ -2939,7 +2928,7 @@
               <w:lang w:eastAsia="zh-CN"/>
             </w:rPr>
           </w:pPr>
-          <w:hyperlink w:anchor="_Toc228631683" w:history="1">
+          <w:hyperlink w:anchor="_Toc230658036" w:history="1">
             <w:r>
               <w:rPr>
                 <w:rStyle w:val="Hyperlink"/>
@@ -2983,7 +2972,7 @@
                 <w:noProof/>
                 <w:webHidden/>
               </w:rPr>
-              <w:instrText xml:space="preserve"> PAGEREF _Toc228631683 \h </w:instrText>
+              <w:instrText xml:space="preserve"> PAGEREF _Toc230658036 \h </w:instrText>
             </w:r>
             <w:r>
               <w:rPr>
@@ -3029,7 +3018,7 @@
               <w:lang w:eastAsia="zh-CN"/>
             </w:rPr>
           </w:pPr>
-          <w:hyperlink w:anchor="_Toc228631684" w:history="1">
+          <w:hyperlink w:anchor="_Toc230658037" w:history="1">
             <w:r>
               <w:rPr>
                 <w:rStyle w:val="Hyperlink"/>
@@ -3073,7 +3062,7 @@
                 <w:noProof/>
                 <w:webHidden/>
               </w:rPr>
-              <w:instrText xml:space="preserve"> PAGEREF _Toc228631684 \h </w:instrText>
+              <w:instrText xml:space="preserve"> PAGEREF _Toc230658037 \h </w:instrText>
             </w:r>
             <w:r>
               <w:rPr>
@@ -3119,7 +3108,7 @@
               <w:lang w:eastAsia="zh-CN"/>
             </w:rPr>
           </w:pPr>
-          <w:hyperlink w:anchor="_Toc228631685" w:history="1">
+          <w:hyperlink w:anchor="_Toc230658038" w:history="1">
             <w:r>
               <w:rPr>
                 <w:rStyle w:val="Hyperlink"/>
@@ -3163,7 +3152,7 @@
                 <w:noProof/>
                 <w:webHidden/>
               </w:rPr>
-              <w:instrText xml:space="preserve"> PAGEREF _Toc228631685 \h </w:instrText>
+              <w:instrText xml:space="preserve"> PAGEREF _Toc230658038 \h </w:instrText>
             </w:r>
             <w:r>
               <w:rPr>
@@ -3209,7 +3198,7 @@
               <w:lang w:eastAsia="zh-CN"/>
             </w:rPr>
           </w:pPr>
-          <w:hyperlink w:anchor="_Toc228631686" w:history="1">
+          <w:hyperlink w:anchor="_Toc230658039" w:history="1">
             <w:r>
               <w:rPr>
                 <w:rStyle w:val="Hyperlink"/>
@@ -3253,7 +3242,7 @@
                 <w:noProof/>
                 <w:webHidden/>
               </w:rPr>
-              <w:instrText xml:space="preserve"> PAGEREF _Toc228631686 \h </w:instrText>
+              <w:instrText xml:space="preserve"> PAGEREF _Toc230658039 \h </w:instrText>
             </w:r>
             <w:r>
               <w:rPr>
@@ -3299,7 +3288,7 @@
               <w:lang w:eastAsia="zh-CN"/>
             </w:rPr>
           </w:pPr>
-          <w:hyperlink w:anchor="_Toc228631687" w:history="1">
+          <w:hyperlink w:anchor="_Toc230658040" w:history="1">
             <w:r>
               <w:rPr>
                 <w:rStyle w:val="Hyperlink"/>
@@ -3343,7 +3332,7 @@
                 <w:noProof/>
                 <w:webHidden/>
               </w:rPr>
-              <w:instrText xml:space="preserve"> PAGEREF _Toc228631687 \h </w:instrText>
+              <w:instrText xml:space="preserve"> PAGEREF _Toc230658040 \h </w:instrText>
             </w:r>
             <w:r>
               <w:rPr>
@@ -3389,7 +3378,7 @@
               <w:lang w:eastAsia="zh-CN"/>
             </w:rPr>
           </w:pPr>
-          <w:hyperlink w:anchor="_Toc228631688" w:history="1">
+          <w:hyperlink w:anchor="_Toc230658041" w:history="1">
             <w:r>
               <w:rPr>
                 <w:rStyle w:val="Hyperlink"/>
@@ -3433,7 +3422,7 @@
                 <w:noProof/>
                 <w:webHidden/>
               </w:rPr>
-              <w:instrText xml:space="preserve"> PAGEREF _Toc228631688 \h </w:instrText>
+              <w:instrText xml:space="preserve"> PAGEREF _Toc230658041 \h </w:instrText>
             </w:r>
             <w:r>
               <w:rPr>
@@ -3479,7 +3468,7 @@
               <w:lang w:eastAsia="zh-CN"/>
             </w:rPr>
           </w:pPr>
-          <w:hyperlink w:anchor="_Toc228631689" w:history="1">
+          <w:hyperlink w:anchor="_Toc230658042" w:history="1">
             <w:r>
               <w:rPr>
                 <w:rStyle w:val="Hyperlink"/>
@@ -3523,7 +3512,7 @@
                 <w:noProof/>
                 <w:webHidden/>
               </w:rPr>
-              <w:instrText xml:space="preserve"> PAGEREF _Toc228631689 \h </w:instrText>
+              <w:instrText xml:space="preserve"> PAGEREF _Toc230658042 \h </w:instrText>
             </w:r>
             <w:r>
               <w:rPr>
@@ -3569,7 +3558,7 @@
               <w:lang w:eastAsia="zh-CN"/>
             </w:rPr>
           </w:pPr>
-          <w:hyperlink w:anchor="_Toc228631690" w:history="1">
+          <w:hyperlink w:anchor="_Toc230658043" w:history="1">
             <w:r>
               <w:rPr>
                 <w:rStyle w:val="Hyperlink"/>
@@ -3613,7 +3602,7 @@
                 <w:noProof/>
                 <w:webHidden/>
               </w:rPr>
-              <w:instrText xml:space="preserve"> PAGEREF _Toc228631690 \h </w:instrText>
+              <w:instrText xml:space="preserve"> PAGEREF _Toc230658043 \h </w:instrText>
             </w:r>
             <w:r>
               <w:rPr>
@@ -3659,7 +3648,7 @@
               <w:lang w:eastAsia="zh-CN"/>
             </w:rPr>
           </w:pPr>
-          <w:hyperlink w:anchor="_Toc228631691" w:history="1">
+          <w:hyperlink w:anchor="_Toc230658044" w:history="1">
             <w:r>
               <w:rPr>
                 <w:rStyle w:val="Hyperlink"/>
@@ -3703,7 +3692,7 @@
                 <w:noProof/>
                 <w:webHidden/>
               </w:rPr>
-              <w:instrText xml:space="preserve"> PAGEREF _Toc228631691 \h </w:instrText>
+              <w:instrText xml:space="preserve"> PAGEREF _Toc230658044 \h </w:instrText>
             </w:r>
             <w:r>
               <w:rPr>
@@ -3749,7 +3738,7 @@
               <w:lang w:eastAsia="zh-CN"/>
             </w:rPr>
           </w:pPr>
-          <w:hyperlink w:anchor="_Toc228631692" w:history="1">
+          <w:hyperlink w:anchor="_Toc230658045" w:history="1">
             <w:r>
               <w:rPr>
                 <w:rStyle w:val="Hyperlink"/>
@@ -3793,7 +3782,7 @@
                 <w:noProof/>
                 <w:webHidden/>
               </w:rPr>
-              <w:instrText xml:space="preserve"> PAGEREF _Toc228631692 \h </w:instrText>
+              <w:instrText xml:space="preserve"> PAGEREF _Toc230658045 \h </w:instrText>
             </w:r>
             <w:r>
               <w:rPr>
@@ -3839,7 +3828,7 @@
               <w:lang w:eastAsia="zh-CN"/>
             </w:rPr>
           </w:pPr>
-          <w:hyperlink w:anchor="_Toc228631693" w:history="1">
+          <w:hyperlink w:anchor="_Toc230658046" w:history="1">
             <w:r>
               <w:rPr>
                 <w:rStyle w:val="Hyperlink"/>
@@ -3883,7 +3872,7 @@
                 <w:noProof/>
                 <w:webHidden/>
               </w:rPr>
-              <w:instrText xml:space="preserve"> PAGEREF _Toc228631693 \h </w:instrText>
+              <w:instrText xml:space="preserve"> PAGEREF _Toc230658046 \h </w:instrText>
             </w:r>
             <w:r>
               <w:rPr>
@@ -3929,7 +3918,7 @@
               <w:lang w:eastAsia="zh-CN"/>
             </w:rPr>
           </w:pPr>
-          <w:hyperlink w:anchor="_Toc228631694" w:history="1">
+          <w:hyperlink w:anchor="_Toc230658047" w:history="1">
             <w:r>
               <w:rPr>
                 <w:rStyle w:val="Hyperlink"/>
@@ -3973,7 +3962,7 @@
                 <w:noProof/>
                 <w:webHidden/>
               </w:rPr>
-              <w:instrText xml:space="preserve"> PAGEREF _Toc228631694 \h </w:instrText>
+              <w:instrText xml:space="preserve"> PAGEREF _Toc230658047 \h </w:instrText>
             </w:r>
             <w:r>
               <w:rPr>
@@ -4019,7 +4008,7 @@
               <w:lang w:eastAsia="zh-CN"/>
             </w:rPr>
           </w:pPr>
-          <w:hyperlink w:anchor="_Toc228631695" w:history="1">
+          <w:hyperlink w:anchor="_Toc230658048" w:history="1">
             <w:r>
               <w:rPr>
                 <w:rStyle w:val="Hyperlink"/>
@@ -4063,7 +4052,7 @@
                 <w:noProof/>
                 <w:webHidden/>
               </w:rPr>
-              <w:instrText xml:space="preserve"> PAGEREF _Toc228631695 \h </w:instrText>
+              <w:instrText xml:space="preserve"> PAGEREF _Toc230658048 \h </w:instrText>
             </w:r>
             <w:r>
               <w:rPr>
@@ -4109,7 +4098,7 @@
               <w:lang w:eastAsia="zh-CN"/>
             </w:rPr>
           </w:pPr>
-          <w:hyperlink w:anchor="_Toc228631696" w:history="1">
+          <w:hyperlink w:anchor="_Toc230658049" w:history="1">
             <w:r>
               <w:rPr>
                 <w:rStyle w:val="Hyperlink"/>
@@ -4153,7 +4142,7 @@
                 <w:noProof/>
                 <w:webHidden/>
               </w:rPr>
-              <w:instrText xml:space="preserve"> PAGEREF _Toc228631696 \h </w:instrText>
+              <w:instrText xml:space="preserve"> PAGEREF _Toc230658049 \h </w:instrText>
             </w:r>
             <w:r>
               <w:rPr>
@@ -4199,7 +4188,7 @@
               <w:lang w:eastAsia="zh-CN"/>
             </w:rPr>
           </w:pPr>
-          <w:hyperlink w:anchor="_Toc228631697" w:history="1">
+          <w:hyperlink w:anchor="_Toc230658050" w:history="1">
             <w:r>
               <w:rPr>
                 <w:rStyle w:val="Hyperlink"/>
@@ -4243,7 +4232,7 @@
                 <w:noProof/>
                 <w:webHidden/>
               </w:rPr>
-              <w:instrText xml:space="preserve"> PAGEREF _Toc228631697 \h </w:instrText>
+              <w:instrText xml:space="preserve"> PAGEREF _Toc230658050 \h </w:instrText>
             </w:r>
             <w:r>
               <w:rPr>
@@ -4289,7 +4278,7 @@
               <w:lang w:eastAsia="zh-CN"/>
             </w:rPr>
           </w:pPr>
-          <w:hyperlink w:anchor="_Toc228631698" w:history="1">
+          <w:hyperlink w:anchor="_Toc230658051" w:history="1">
             <w:r>
               <w:rPr>
                 <w:rStyle w:val="Hyperlink"/>
@@ -4333,7 +4322,7 @@
                 <w:noProof/>
                 <w:webHidden/>
               </w:rPr>
-              <w:instrText xml:space="preserve"> PAGEREF _Toc228631698 \h </w:instrText>
+              <w:instrText xml:space="preserve"> PAGEREF _Toc230658051 \h </w:instrText>
             </w:r>
             <w:r>
               <w:rPr>
@@ -4379,7 +4368,7 @@
               <w:lang w:eastAsia="zh-CN"/>
             </w:rPr>
           </w:pPr>
-          <w:hyperlink w:anchor="_Toc228631699" w:history="1">
+          <w:hyperlink w:anchor="_Toc230658052" w:history="1">
             <w:r>
               <w:rPr>
                 <w:rStyle w:val="Hyperlink"/>
@@ -4423,7 +4412,7 @@
                 <w:noProof/>
                 <w:webHidden/>
               </w:rPr>
-              <w:instrText xml:space="preserve"> PAGEREF _Toc228631699 \h </w:instrText>
+              <w:instrText xml:space="preserve"> PAGEREF _Toc230658052 \h </w:instrText>
             </w:r>
             <w:r>
               <w:rPr>
@@ -4469,7 +4458,7 @@
               <w:lang w:eastAsia="zh-CN"/>
             </w:rPr>
           </w:pPr>
-          <w:hyperlink w:anchor="_Toc228631700" w:history="1">
+          <w:hyperlink w:anchor="_Toc230658053" w:history="1">
             <w:r>
               <w:rPr>
                 <w:rStyle w:val="Hyperlink"/>
@@ -4513,7 +4502,7 @@
                 <w:noProof/>
                 <w:webHidden/>
               </w:rPr>
-              <w:instrText xml:space="preserve"> PAGEREF _Toc228631700 \h </w:instrText>
+              <w:instrText xml:space="preserve"> PAGEREF _Toc230658053 \h </w:instrText>
             </w:r>
             <w:r>
               <w:rPr>
@@ -4559,7 +4548,7 @@
               <w:lang w:eastAsia="zh-CN"/>
             </w:rPr>
           </w:pPr>
-          <w:hyperlink w:anchor="_Toc228631701" w:history="1">
+          <w:hyperlink w:anchor="_Toc230658054" w:history="1">
             <w:r>
               <w:rPr>
                 <w:rStyle w:val="Hyperlink"/>
@@ -4603,7 +4592,7 @@
                 <w:noProof/>
                 <w:webHidden/>
               </w:rPr>
-              <w:instrText xml:space="preserve"> PAGEREF _Toc228631701 \h </w:instrText>
+              <w:instrText xml:space="preserve"> PAGEREF _Toc230658054 \h </w:instrText>
             </w:r>
             <w:r>
               <w:rPr>
@@ -4649,7 +4638,7 @@
               <w:lang w:eastAsia="zh-CN"/>
             </w:rPr>
           </w:pPr>
-          <w:hyperlink w:anchor="_Toc228631702" w:history="1">
+          <w:hyperlink w:anchor="_Toc230658055" w:history="1">
             <w:r>
               <w:rPr>
                 <w:rStyle w:val="Hyperlink"/>
@@ -4693,7 +4682,7 @@
                 <w:noProof/>
                 <w:webHidden/>
               </w:rPr>
-              <w:instrText xml:space="preserve"> PAGEREF _Toc228631702 \h </w:instrText>
+              <w:instrText xml:space="preserve"> PAGEREF _Toc230658055 \h </w:instrText>
             </w:r>
             <w:r>
               <w:rPr>
@@ -4739,7 +4728,7 @@
               <w:lang w:eastAsia="zh-CN"/>
             </w:rPr>
           </w:pPr>
-          <w:hyperlink w:anchor="_Toc228631703" w:history="1">
+          <w:hyperlink w:anchor="_Toc230658056" w:history="1">
             <w:r>
               <w:rPr>
                 <w:rStyle w:val="Hyperlink"/>
@@ -4783,7 +4772,7 @@
                 <w:noProof/>
                 <w:webHidden/>
               </w:rPr>
-              <w:instrText xml:space="preserve"> PAGEREF _Toc228631703 \h </w:instrText>
+              <w:instrText xml:space="preserve"> PAGEREF _Toc230658056 \h </w:instrText>
             </w:r>
             <w:r>
               <w:rPr>
@@ -4829,7 +4818,7 @@
               <w:lang w:eastAsia="zh-CN"/>
             </w:rPr>
           </w:pPr>
-          <w:hyperlink w:anchor="_Toc228631704" w:history="1">
+          <w:hyperlink w:anchor="_Toc230658057" w:history="1">
             <w:r>
               <w:rPr>
                 <w:rStyle w:val="Hyperlink"/>
@@ -4873,7 +4862,7 @@
                 <w:noProof/>
                 <w:webHidden/>
               </w:rPr>
-              <w:instrText xml:space="preserve"> PAGEREF _Toc228631704 \h </w:instrText>
+              <w:instrText xml:space="preserve"> PAGEREF _Toc230658057 \h </w:instrText>
             </w:r>
             <w:r>
               <w:rPr>
@@ -4919,7 +4908,7 @@
               <w:lang w:eastAsia="zh-CN"/>
             </w:rPr>
           </w:pPr>
-          <w:hyperlink w:anchor="_Toc228631705" w:history="1">
+          <w:hyperlink w:anchor="_Toc230658058" w:history="1">
             <w:r>
               <w:rPr>
                 <w:rStyle w:val="Hyperlink"/>
@@ -4963,7 +4952,7 @@
                 <w:noProof/>
                 <w:webHidden/>
               </w:rPr>
-              <w:instrText xml:space="preserve"> PAGEREF _Toc228631705 \h </w:instrText>
+              <w:instrText xml:space="preserve"> PAGEREF _Toc230658058 \h </w:instrText>
             </w:r>
             <w:r>
               <w:rPr>
@@ -5009,7 +4998,7 @@
               <w:lang w:eastAsia="zh-CN"/>
             </w:rPr>
           </w:pPr>
-          <w:hyperlink w:anchor="_Toc228631706" w:history="1">
+          <w:hyperlink w:anchor="_Toc230658059" w:history="1">
             <w:r>
               <w:rPr>
                 <w:rStyle w:val="Hyperlink"/>
@@ -5053,7 +5042,7 @@
                 <w:noProof/>
                 <w:webHidden/>
               </w:rPr>
-              <w:instrText xml:space="preserve"> PAGEREF _Toc228631706 \h </w:instrText>
+              <w:instrText xml:space="preserve"> PAGEREF _Toc230658059 \h </w:instrText>
             </w:r>
             <w:r>
               <w:rPr>
@@ -5099,7 +5088,7 @@
               <w:lang w:eastAsia="zh-CN"/>
             </w:rPr>
           </w:pPr>
-          <w:hyperlink w:anchor="_Toc228631707" w:history="1">
+          <w:hyperlink w:anchor="_Toc230658060" w:history="1">
             <w:r>
               <w:rPr>
                 <w:rStyle w:val="Hyperlink"/>
@@ -5143,7 +5132,7 @@
                 <w:noProof/>
                 <w:webHidden/>
               </w:rPr>
-              <w:instrText xml:space="preserve"> PAGEREF _Toc228631707 \h </w:instrText>
+              <w:instrText xml:space="preserve"> PAGEREF _Toc230658060 \h </w:instrText>
             </w:r>
             <w:r>
               <w:rPr>
@@ -5189,7 +5178,7 @@
               <w:lang w:eastAsia="zh-CN"/>
             </w:rPr>
           </w:pPr>
-          <w:hyperlink w:anchor="_Toc228631708" w:history="1">
+          <w:hyperlink w:anchor="_Toc230658061" w:history="1">
             <w:r>
               <w:rPr>
                 <w:rStyle w:val="Hyperlink"/>
@@ -5233,7 +5222,7 @@
                 <w:noProof/>
                 <w:webHidden/>
               </w:rPr>
-              <w:instrText xml:space="preserve"> PAGEREF _Toc228631708 \h </w:instrText>
+              <w:instrText xml:space="preserve"> PAGEREF _Toc230658061 \h </w:instrText>
             </w:r>
             <w:r>
               <w:rPr>
@@ -5279,7 +5268,7 @@
               <w:lang w:eastAsia="zh-CN"/>
             </w:rPr>
           </w:pPr>
-          <w:hyperlink w:anchor="_Toc228631709" w:history="1">
+          <w:hyperlink w:anchor="_Toc230658062" w:history="1">
             <w:r>
               <w:rPr>
                 <w:rStyle w:val="Hyperlink"/>
@@ -5323,7 +5312,7 @@
                 <w:noProof/>
                 <w:webHidden/>
               </w:rPr>
-              <w:instrText xml:space="preserve"> PAGEREF _Toc228631709 \h </w:instrText>
+              <w:instrText xml:space="preserve"> PAGEREF _Toc230658062 \h </w:instrText>
             </w:r>
             <w:r>
               <w:rPr>
@@ -5369,7 +5358,7 @@
               <w:lang w:eastAsia="zh-CN"/>
             </w:rPr>
           </w:pPr>
-          <w:hyperlink w:anchor="_Toc228631710" w:history="1">
+          <w:hyperlink w:anchor="_Toc230658063" w:history="1">
             <w:r>
               <w:rPr>
                 <w:rStyle w:val="Hyperlink"/>
@@ -5413,7 +5402,7 @@
                 <w:noProof/>
                 <w:webHidden/>
               </w:rPr>
-              <w:instrText xml:space="preserve"> PAGEREF _Toc228631710 \h </w:instrText>
+              <w:instrText xml:space="preserve"> PAGEREF _Toc230658063 \h </w:instrText>
             </w:r>
             <w:r>
               <w:rPr>
@@ -5459,7 +5448,7 @@
               <w:lang w:eastAsia="zh-CN"/>
             </w:rPr>
           </w:pPr>
-          <w:hyperlink w:anchor="_Toc228631711" w:history="1">
+          <w:hyperlink w:anchor="_Toc230658064" w:history="1">
             <w:r>
               <w:rPr>
                 <w:rStyle w:val="Hyperlink"/>
@@ -5503,7 +5492,7 @@
                 <w:noProof/>
                 <w:webHidden/>
               </w:rPr>
-              <w:instrText xml:space="preserve"> PAGEREF _Toc228631711 \h </w:instrText>
+              <w:instrText xml:space="preserve"> PAGEREF _Toc230658064 \h </w:instrText>
             </w:r>
             <w:r>
               <w:rPr>
@@ -5549,7 +5538,7 @@
               <w:lang w:eastAsia="zh-CN"/>
             </w:rPr>
           </w:pPr>
-          <w:hyperlink w:anchor="_Toc228631712" w:history="1">
+          <w:hyperlink w:anchor="_Toc230658065" w:history="1">
             <w:r>
               <w:rPr>
                 <w:rStyle w:val="Hyperlink"/>
@@ -5593,7 +5582,7 @@
                 <w:noProof/>
                 <w:webHidden/>
               </w:rPr>
-              <w:instrText xml:space="preserve"> PAGEREF _Toc228631712 \h </w:instrText>
+              <w:instrText xml:space="preserve"> PAGEREF _Toc230658065 \h </w:instrText>
             </w:r>
             <w:r>
               <w:rPr>
@@ -5639,7 +5628,7 @@
               <w:lang w:eastAsia="zh-CN"/>
             </w:rPr>
           </w:pPr>
-          <w:hyperlink w:anchor="_Toc228631713" w:history="1">
+          <w:hyperlink w:anchor="_Toc230658066" w:history="1">
             <w:r>
               <w:rPr>
                 <w:rStyle w:val="Hyperlink"/>
@@ -5687,7 +5676,7 @@
                 <w:noProof/>
                 <w:webHidden/>
               </w:rPr>
-              <w:instrText xml:space="preserve"> PAGEREF _Toc228631713 \h </w:instrText>
+              <w:instrText xml:space="preserve"> PAGEREF _Toc230658066 \h </w:instrText>
             </w:r>
             <w:r>
               <w:rPr>
@@ -5733,7 +5722,7 @@
               <w:lang w:eastAsia="zh-CN"/>
             </w:rPr>
           </w:pPr>
-          <w:hyperlink w:anchor="_Toc228631714" w:history="1">
+          <w:hyperlink w:anchor="_Toc230658067" w:history="1">
             <w:r>
               <w:rPr>
                 <w:rStyle w:val="Hyperlink"/>
@@ -5777,7 +5766,7 @@
                 <w:noProof/>
                 <w:webHidden/>
               </w:rPr>
-              <w:instrText xml:space="preserve"> PAGEREF _Toc228631714 \h </w:instrText>
+              <w:instrText xml:space="preserve"> PAGEREF _Toc230658067 \h </w:instrText>
             </w:r>
             <w:r>
               <w:rPr>
@@ -5823,7 +5812,7 @@
               <w:lang w:eastAsia="zh-CN"/>
             </w:rPr>
           </w:pPr>
-          <w:hyperlink w:anchor="_Toc228631715" w:history="1">
+          <w:hyperlink w:anchor="_Toc230658068" w:history="1">
             <w:r>
               <w:rPr>
                 <w:rStyle w:val="Hyperlink"/>
@@ -5867,7 +5856,7 @@
                 <w:noProof/>
                 <w:webHidden/>
               </w:rPr>
-              <w:instrText xml:space="preserve"> PAGEREF _Toc228631715 \h </w:instrText>
+              <w:instrText xml:space="preserve"> PAGEREF _Toc230658068 \h </w:instrText>
             </w:r>
             <w:r>
               <w:rPr>
@@ -5913,7 +5902,7 @@
               <w:lang w:eastAsia="zh-CN"/>
             </w:rPr>
           </w:pPr>
-          <w:hyperlink w:anchor="_Toc228631716" w:history="1">
+          <w:hyperlink w:anchor="_Toc230658069" w:history="1">
             <w:r>
               <w:rPr>
                 <w:rStyle w:val="Hyperlink"/>
@@ -5957,7 +5946,7 @@
                 <w:noProof/>
                 <w:webHidden/>
               </w:rPr>
-              <w:instrText xml:space="preserve"> PAGEREF _Toc228631716 \h </w:instrText>
+              <w:instrText xml:space="preserve"> PAGEREF _Toc230658069 \h </w:instrText>
             </w:r>
             <w:r>
               <w:rPr>
@@ -6003,7 +5992,7 @@
               <w:lang w:eastAsia="zh-CN"/>
             </w:rPr>
           </w:pPr>
-          <w:hyperlink w:anchor="_Toc228631717" w:history="1">
+          <w:hyperlink w:anchor="_Toc230658070" w:history="1">
             <w:r>
               <w:rPr>
                 <w:rStyle w:val="Hyperlink"/>
@@ -6047,7 +6036,7 @@
                 <w:noProof/>
                 <w:webHidden/>
               </w:rPr>
-              <w:instrText xml:space="preserve"> PAGEREF _Toc228631717 \h </w:instrText>
+              <w:instrText xml:space="preserve"> PAGEREF _Toc230658070 \h </w:instrText>
             </w:r>
             <w:r>
               <w:rPr>
@@ -6093,7 +6082,7 @@
               <w:lang w:eastAsia="zh-CN"/>
             </w:rPr>
           </w:pPr>
-          <w:hyperlink w:anchor="_Toc228631718" w:history="1">
+          <w:hyperlink w:anchor="_Toc230658071" w:history="1">
             <w:r>
               <w:rPr>
                 <w:rStyle w:val="Hyperlink"/>
@@ -6137,7 +6126,7 @@
                 <w:noProof/>
                 <w:webHidden/>
               </w:rPr>
-              <w:instrText xml:space="preserve"> PAGEREF _Toc228631718 \h </w:instrText>
+              <w:instrText xml:space="preserve"> PAGEREF _Toc230658071 \h </w:instrText>
             </w:r>
             <w:r>
               <w:rPr>
@@ -6183,7 +6172,7 @@
               <w:lang w:eastAsia="zh-CN"/>
             </w:rPr>
           </w:pPr>
-          <w:hyperlink w:anchor="_Toc228631719" w:history="1">
+          <w:hyperlink w:anchor="_Toc230658072" w:history="1">
             <w:r>
               <w:rPr>
                 <w:rStyle w:val="Hyperlink"/>
@@ -6227,7 +6216,7 @@
                 <w:noProof/>
                 <w:webHidden/>
               </w:rPr>
-              <w:instrText xml:space="preserve"> PAGEREF _Toc228631719 \h </w:instrText>
+              <w:instrText xml:space="preserve"> PAGEREF _Toc230658072 \h </w:instrText>
             </w:r>
             <w:r>
               <w:rPr>
@@ -6273,7 +6262,7 @@
               <w:lang w:eastAsia="zh-CN"/>
             </w:rPr>
           </w:pPr>
-          <w:hyperlink w:anchor="_Toc228631720" w:history="1">
+          <w:hyperlink w:anchor="_Toc230658073" w:history="1">
             <w:r>
               <w:rPr>
                 <w:rStyle w:val="Hyperlink"/>
@@ -6317,7 +6306,7 @@
                 <w:noProof/>
                 <w:webHidden/>
               </w:rPr>
-              <w:instrText xml:space="preserve"> PAGEREF _Toc228631720 \h </w:instrText>
+              <w:instrText xml:space="preserve"> PAGEREF _Toc230658073 \h </w:instrText>
             </w:r>
             <w:r>
               <w:rPr>
@@ -6363,7 +6352,7 @@
               <w:lang w:eastAsia="zh-CN"/>
             </w:rPr>
           </w:pPr>
-          <w:hyperlink w:anchor="_Toc228631721" w:history="1">
+          <w:hyperlink w:anchor="_Toc230658074" w:history="1">
             <w:r>
               <w:rPr>
                 <w:rStyle w:val="Hyperlink"/>
@@ -6407,7 +6396,7 @@
                 <w:noProof/>
                 <w:webHidden/>
               </w:rPr>
-              <w:instrText xml:space="preserve"> PAGEREF _Toc228631721 \h </w:instrText>
+              <w:instrText xml:space="preserve"> PAGEREF _Toc230658074 \h </w:instrText>
             </w:r>
             <w:r>
               <w:rPr>
@@ -6453,7 +6442,7 @@
               <w:lang w:eastAsia="zh-CN"/>
             </w:rPr>
           </w:pPr>
-          <w:hyperlink w:anchor="_Toc228631722" w:history="1">
+          <w:hyperlink w:anchor="_Toc230658075" w:history="1">
             <w:r>
               <w:rPr>
                 <w:rStyle w:val="Hyperlink"/>
@@ -6497,7 +6486,7 @@
                 <w:noProof/>
                 <w:webHidden/>
               </w:rPr>
-              <w:instrText xml:space="preserve"> PAGEREF _Toc228631722 \h </w:instrText>
+              <w:instrText xml:space="preserve"> PAGEREF _Toc230658075 \h </w:instrText>
             </w:r>
             <w:r>
               <w:rPr>
@@ -6543,7 +6532,7 @@
               <w:lang w:eastAsia="zh-CN"/>
             </w:rPr>
           </w:pPr>
-          <w:hyperlink w:anchor="_Toc228631723" w:history="1">
+          <w:hyperlink w:anchor="_Toc230658076" w:history="1">
             <w:r>
               <w:rPr>
                 <w:rStyle w:val="Hyperlink"/>
@@ -6587,7 +6576,7 @@
                 <w:noProof/>
                 <w:webHidden/>
               </w:rPr>
-              <w:instrText xml:space="preserve"> PAGEREF _Toc228631723 \h </w:instrText>
+              <w:instrText xml:space="preserve"> PAGEREF _Toc230658076 \h </w:instrText>
             </w:r>
             <w:r>
               <w:rPr>
@@ -6633,7 +6622,7 @@
               <w:lang w:eastAsia="zh-CN"/>
             </w:rPr>
           </w:pPr>
-          <w:hyperlink w:anchor="_Toc228631724" w:history="1">
+          <w:hyperlink w:anchor="_Toc230658077" w:history="1">
             <w:r>
               <w:rPr>
                 <w:rStyle w:val="Hyperlink"/>
@@ -6677,7 +6666,7 @@
                 <w:noProof/>
                 <w:webHidden/>
               </w:rPr>
-              <w:instrText xml:space="preserve"> PAGEREF _Toc228631724 \h </w:instrText>
+              <w:instrText xml:space="preserve"> PAGEREF _Toc230658077 \h </w:instrText>
             </w:r>
             <w:r>
               <w:rPr>
@@ -6723,7 +6712,7 @@
               <w:lang w:eastAsia="zh-CN"/>
             </w:rPr>
           </w:pPr>
-          <w:hyperlink w:anchor="_Toc228631725" w:history="1">
+          <w:hyperlink w:anchor="_Toc230658078" w:history="1">
             <w:r>
               <w:rPr>
                 <w:rStyle w:val="Hyperlink"/>
@@ -6767,7 +6756,7 @@
                 <w:noProof/>
                 <w:webHidden/>
               </w:rPr>
-              <w:instrText xml:space="preserve"> PAGEREF _Toc228631725 \h </w:instrText>
+              <w:instrText xml:space="preserve"> PAGEREF _Toc230658078 \h </w:instrText>
             </w:r>
             <w:r>
               <w:rPr>
@@ -6813,7 +6802,7 @@
               <w:lang w:eastAsia="zh-CN"/>
             </w:rPr>
           </w:pPr>
-          <w:hyperlink w:anchor="_Toc228631726" w:history="1">
+          <w:hyperlink w:anchor="_Toc230658079" w:history="1">
             <w:r>
               <w:rPr>
                 <w:rStyle w:val="Hyperlink"/>
@@ -6857,7 +6846,7 @@
                 <w:noProof/>
                 <w:webHidden/>
               </w:rPr>
-              <w:instrText xml:space="preserve"> PAGEREF _Toc228631726 \h </w:instrText>
+              <w:instrText xml:space="preserve"> PAGEREF _Toc230658079 \h </w:instrText>
             </w:r>
             <w:r>
               <w:rPr>
@@ -6903,7 +6892,7 @@
               <w:lang w:eastAsia="zh-CN"/>
             </w:rPr>
           </w:pPr>
-          <w:hyperlink w:anchor="_Toc228631727" w:history="1">
+          <w:hyperlink w:anchor="_Toc230658080" w:history="1">
             <w:r>
               <w:rPr>
                 <w:rStyle w:val="Hyperlink"/>
@@ -6947,7 +6936,7 @@
                 <w:noProof/>
                 <w:webHidden/>
               </w:rPr>
-              <w:instrText xml:space="preserve"> PAGEREF _Toc228631727 \h </w:instrText>
+              <w:instrText xml:space="preserve"> PAGEREF _Toc230658080 \h </w:instrText>
             </w:r>
             <w:r>
               <w:rPr>
@@ -6993,7 +6982,7 @@
               <w:lang w:eastAsia="zh-CN"/>
             </w:rPr>
           </w:pPr>
-          <w:hyperlink w:anchor="_Toc228631728" w:history="1">
+          <w:hyperlink w:anchor="_Toc230658081" w:history="1">
             <w:r>
               <w:rPr>
                 <w:rStyle w:val="Hyperlink"/>
@@ -7037,7 +7026,7 @@
                 <w:noProof/>
                 <w:webHidden/>
               </w:rPr>
-              <w:instrText xml:space="preserve"> PAGEREF _Toc228631728 \h </w:instrText>
+              <w:instrText xml:space="preserve"> PAGEREF _Toc230658081 \h </w:instrText>
             </w:r>
             <w:r>
               <w:rPr>
@@ -7083,7 +7072,7 @@
               <w:lang w:eastAsia="zh-CN"/>
             </w:rPr>
           </w:pPr>
-          <w:hyperlink w:anchor="_Toc228631729" w:history="1">
+          <w:hyperlink w:anchor="_Toc230658082" w:history="1">
             <w:r>
               <w:rPr>
                 <w:rStyle w:val="Hyperlink"/>
@@ -7127,7 +7116,7 @@
                 <w:noProof/>
                 <w:webHidden/>
               </w:rPr>
-              <w:instrText xml:space="preserve"> PAGEREF _Toc228631729 \h </w:instrText>
+              <w:instrText xml:space="preserve"> PAGEREF _Toc230658082 \h </w:instrText>
             </w:r>
             <w:r>
               <w:rPr>
@@ -7173,7 +7162,7 @@
               <w:lang w:eastAsia="zh-CN"/>
             </w:rPr>
           </w:pPr>
-          <w:hyperlink w:anchor="_Toc228631730" w:history="1">
+          <w:hyperlink w:anchor="_Toc230658083" w:history="1">
             <w:r>
               <w:rPr>
                 <w:rStyle w:val="Hyperlink"/>
@@ -7217,7 +7206,7 @@
                 <w:noProof/>
                 <w:webHidden/>
               </w:rPr>
-              <w:instrText xml:space="preserve"> PAGEREF _Toc228631730 \h </w:instrText>
+              <w:instrText xml:space="preserve"> PAGEREF _Toc230658083 \h </w:instrText>
             </w:r>
             <w:r>
               <w:rPr>
@@ -7262,7 +7251,7 @@
               <w:lang w:eastAsia="zh-CN"/>
             </w:rPr>
           </w:pPr>
-          <w:hyperlink w:anchor="_Toc228631731" w:history="1">
+          <w:hyperlink w:anchor="_Toc230658084" w:history="1">
             <w:r>
               <w:rPr>
                 <w:rStyle w:val="Hyperlink"/>
@@ -7306,7 +7295,7 @@
                 <w:noProof/>
                 <w:webHidden/>
               </w:rPr>
-              <w:instrText xml:space="preserve"> PAGEREF _Toc228631731 \h </w:instrText>
+              <w:instrText xml:space="preserve"> PAGEREF _Toc230658084 \h </w:instrText>
             </w:r>
             <w:r>
               <w:rPr>
@@ -7352,7 +7341,7 @@
               <w:lang w:eastAsia="zh-CN"/>
             </w:rPr>
           </w:pPr>
-          <w:hyperlink w:anchor="_Toc228631732" w:history="1">
+          <w:hyperlink w:anchor="_Toc230658085" w:history="1">
             <w:r>
               <w:rPr>
                 <w:rStyle w:val="Hyperlink"/>
@@ -7396,7 +7385,7 @@
                 <w:noProof/>
                 <w:webHidden/>
               </w:rPr>
-              <w:instrText xml:space="preserve"> PAGEREF _Toc228631732 \h </w:instrText>
+              <w:instrText xml:space="preserve"> PAGEREF _Toc230658085 \h </w:instrText>
             </w:r>
             <w:r>
               <w:rPr>
@@ -7442,7 +7431,7 @@
               <w:lang w:eastAsia="zh-CN"/>
             </w:rPr>
           </w:pPr>
-          <w:hyperlink w:anchor="_Toc228631733" w:history="1">
+          <w:hyperlink w:anchor="_Toc230658086" w:history="1">
             <w:r>
               <w:rPr>
                 <w:rStyle w:val="Hyperlink"/>
@@ -7486,7 +7475,7 @@
                 <w:noProof/>
                 <w:webHidden/>
               </w:rPr>
-              <w:instrText xml:space="preserve"> PAGEREF _Toc228631733 \h </w:instrText>
+              <w:instrText xml:space="preserve"> PAGEREF _Toc230658086 \h </w:instrText>
             </w:r>
             <w:r>
               <w:rPr>
@@ -7532,7 +7521,7 @@
               <w:lang w:eastAsia="zh-CN"/>
             </w:rPr>
           </w:pPr>
-          <w:hyperlink w:anchor="_Toc228631734" w:history="1">
+          <w:hyperlink w:anchor="_Toc230658087" w:history="1">
             <w:r>
               <w:rPr>
                 <w:rStyle w:val="Hyperlink"/>
@@ -7576,7 +7565,7 @@
                 <w:noProof/>
                 <w:webHidden/>
               </w:rPr>
-              <w:instrText xml:space="preserve"> PAGEREF _Toc228631734 \h </w:instrText>
+              <w:instrText xml:space="preserve"> PAGEREF _Toc230658087 \h </w:instrText>
             </w:r>
             <w:r>
               <w:rPr>
@@ -7622,7 +7611,7 @@
               <w:lang w:eastAsia="zh-CN"/>
             </w:rPr>
           </w:pPr>
-          <w:hyperlink w:anchor="_Toc228631735" w:history="1">
+          <w:hyperlink w:anchor="_Toc230658088" w:history="1">
             <w:r>
               <w:rPr>
                 <w:rStyle w:val="Hyperlink"/>
@@ -7666,7 +7655,7 @@
                 <w:noProof/>
                 <w:webHidden/>
               </w:rPr>
-              <w:instrText xml:space="preserve"> PAGEREF _Toc228631735 \h </w:instrText>
+              <w:instrText xml:space="preserve"> PAGEREF _Toc230658088 \h </w:instrText>
             </w:r>
             <w:r>
               <w:rPr>
@@ -7712,7 +7701,7 @@
               <w:lang w:eastAsia="zh-CN"/>
             </w:rPr>
           </w:pPr>
-          <w:hyperlink w:anchor="_Toc228631736" w:history="1">
+          <w:hyperlink w:anchor="_Toc230658089" w:history="1">
             <w:r>
               <w:rPr>
                 <w:rStyle w:val="Hyperlink"/>
@@ -7756,7 +7745,7 @@
                 <w:noProof/>
                 <w:webHidden/>
               </w:rPr>
-              <w:instrText xml:space="preserve"> PAGEREF _Toc228631736 \h </w:instrText>
+              <w:instrText xml:space="preserve"> PAGEREF _Toc230658089 \h </w:instrText>
             </w:r>
             <w:r>
               <w:rPr>
@@ -7802,7 +7791,7 @@
               <w:lang w:eastAsia="zh-CN"/>
             </w:rPr>
           </w:pPr>
-          <w:hyperlink w:anchor="_Toc228631737" w:history="1">
+          <w:hyperlink w:anchor="_Toc230658090" w:history="1">
             <w:r>
               <w:rPr>
                 <w:rStyle w:val="Hyperlink"/>
@@ -7846,7 +7835,7 @@
                 <w:noProof/>
                 <w:webHidden/>
               </w:rPr>
-              <w:instrText xml:space="preserve"> PAGEREF _Toc228631737 \h </w:instrText>
+              <w:instrText xml:space="preserve"> PAGEREF _Toc230658090 \h </w:instrText>
             </w:r>
             <w:r>
               <w:rPr>
@@ -7892,7 +7881,7 @@
               <w:lang w:eastAsia="zh-CN"/>
             </w:rPr>
           </w:pPr>
-          <w:hyperlink w:anchor="_Toc228631738" w:history="1">
+          <w:hyperlink w:anchor="_Toc230658091" w:history="1">
             <w:r>
               <w:rPr>
                 <w:rStyle w:val="Hyperlink"/>
@@ -7936,7 +7925,7 @@
                 <w:noProof/>
                 <w:webHidden/>
               </w:rPr>
-              <w:instrText xml:space="preserve"> PAGEREF _Toc228631738 \h </w:instrText>
+              <w:instrText xml:space="preserve"> PAGEREF _Toc230658091 \h </w:instrText>
             </w:r>
             <w:r>
               <w:rPr>
@@ -7982,7 +7971,7 @@
               <w:lang w:eastAsia="zh-CN"/>
             </w:rPr>
           </w:pPr>
-          <w:hyperlink w:anchor="_Toc228631739" w:history="1">
+          <w:hyperlink w:anchor="_Toc230658092" w:history="1">
             <w:r>
               <w:rPr>
                 <w:rStyle w:val="Hyperlink"/>
@@ -8059,7 +8048,7 @@
                 <w:noProof/>
                 <w:webHidden/>
               </w:rPr>
-              <w:instrText xml:space="preserve"> PAGEREF _Toc228631739 \h </w:instrText>
+              <w:instrText xml:space="preserve"> PAGEREF _Toc230658092 \h </w:instrText>
             </w:r>
             <w:r>
               <w:rPr>
@@ -8105,7 +8094,7 @@
               <w:lang w:eastAsia="zh-CN"/>
             </w:rPr>
           </w:pPr>
-          <w:hyperlink w:anchor="_Toc228631740" w:history="1">
+          <w:hyperlink w:anchor="_Toc230658093" w:history="1">
             <w:r>
               <w:rPr>
                 <w:rStyle w:val="Hyperlink"/>
@@ -8149,7 +8138,7 @@
                 <w:noProof/>
                 <w:webHidden/>
               </w:rPr>
-              <w:instrText xml:space="preserve"> PAGEREF _Toc228631740 \h </w:instrText>
+              <w:instrText xml:space="preserve"> PAGEREF _Toc230658093 \h </w:instrText>
             </w:r>
             <w:r>
               <w:rPr>
@@ -8195,7 +8184,7 @@
               <w:lang w:eastAsia="zh-CN"/>
             </w:rPr>
           </w:pPr>
-          <w:hyperlink w:anchor="_Toc228631741" w:history="1">
+          <w:hyperlink w:anchor="_Toc230658094" w:history="1">
             <w:r>
               <w:rPr>
                 <w:rStyle w:val="Hyperlink"/>
@@ -8239,7 +8228,7 @@
                 <w:noProof/>
                 <w:webHidden/>
               </w:rPr>
-              <w:instrText xml:space="preserve"> PAGEREF _Toc228631741 \h </w:instrText>
+              <w:instrText xml:space="preserve"> PAGEREF _Toc230658094 \h </w:instrText>
             </w:r>
             <w:r>
               <w:rPr>
@@ -8285,7 +8274,7 @@
               <w:lang w:eastAsia="zh-CN"/>
             </w:rPr>
           </w:pPr>
-          <w:hyperlink w:anchor="_Toc228631742" w:history="1">
+          <w:hyperlink w:anchor="_Toc230658095" w:history="1">
             <w:r>
               <w:rPr>
                 <w:rStyle w:val="Hyperlink"/>
@@ -8329,7 +8318,7 @@
                 <w:noProof/>
                 <w:webHidden/>
               </w:rPr>
-              <w:instrText xml:space="preserve"> PAGEREF _Toc228631742 \h </w:instrText>
+              <w:instrText xml:space="preserve"> PAGEREF _Toc230658095 \h </w:instrText>
             </w:r>
             <w:r>
               <w:rPr>
@@ -8375,7 +8364,7 @@
               <w:lang w:eastAsia="zh-CN"/>
             </w:rPr>
           </w:pPr>
-          <w:hyperlink w:anchor="_Toc228631743" w:history="1">
+          <w:hyperlink w:anchor="_Toc230658096" w:history="1">
             <w:r>
               <w:rPr>
                 <w:rStyle w:val="Hyperlink"/>
@@ -8419,7 +8408,7 @@
                 <w:noProof/>
                 <w:webHidden/>
               </w:rPr>
-              <w:instrText xml:space="preserve"> PAGEREF _Toc228631743 \h </w:instrText>
+              <w:instrText xml:space="preserve"> PAGEREF _Toc230658096 \h </w:instrText>
             </w:r>
             <w:r>
               <w:rPr>
@@ -8465,7 +8454,7 @@
               <w:lang w:eastAsia="zh-CN"/>
             </w:rPr>
           </w:pPr>
-          <w:hyperlink w:anchor="_Toc228631744" w:history="1">
+          <w:hyperlink w:anchor="_Toc230658097" w:history="1">
             <w:r>
               <w:rPr>
                 <w:rStyle w:val="Hyperlink"/>
@@ -8509,7 +8498,7 @@
                 <w:noProof/>
                 <w:webHidden/>
               </w:rPr>
-              <w:instrText xml:space="preserve"> PAGEREF _Toc228631744 \h </w:instrText>
+              <w:instrText xml:space="preserve"> PAGEREF _Toc230658097 \h </w:instrText>
             </w:r>
             <w:r>
               <w:rPr>
@@ -8555,7 +8544,7 @@
               <w:lang w:eastAsia="zh-CN"/>
             </w:rPr>
           </w:pPr>
-          <w:hyperlink w:anchor="_Toc228631745" w:history="1">
+          <w:hyperlink w:anchor="_Toc230658098" w:history="1">
             <w:r>
               <w:rPr>
                 <w:rStyle w:val="Hyperlink"/>
@@ -8599,7 +8588,7 @@
                 <w:noProof/>
                 <w:webHidden/>
               </w:rPr>
-              <w:instrText xml:space="preserve"> PAGEREF _Toc228631745 \h </w:instrText>
+              <w:instrText xml:space="preserve"> PAGEREF _Toc230658098 \h </w:instrText>
             </w:r>
             <w:r>
               <w:rPr>
@@ -8645,7 +8634,7 @@
               <w:lang w:eastAsia="zh-CN"/>
             </w:rPr>
           </w:pPr>
-          <w:hyperlink w:anchor="_Toc228631746" w:history="1">
+          <w:hyperlink w:anchor="_Toc230658099" w:history="1">
             <w:r>
               <w:rPr>
                 <w:rStyle w:val="Hyperlink"/>
@@ -8689,7 +8678,7 @@
                 <w:noProof/>
                 <w:webHidden/>
               </w:rPr>
-              <w:instrText xml:space="preserve"> PAGEREF _Toc228631746 \h </w:instrText>
+              <w:instrText xml:space="preserve"> PAGEREF _Toc230658099 \h </w:instrText>
             </w:r>
             <w:r>
               <w:rPr>
@@ -8735,7 +8724,7 @@
               <w:lang w:eastAsia="zh-CN"/>
             </w:rPr>
           </w:pPr>
-          <w:hyperlink w:anchor="_Toc228631747" w:history="1">
+          <w:hyperlink w:anchor="_Toc230658100" w:history="1">
             <w:r>
               <w:rPr>
                 <w:rStyle w:val="Hyperlink"/>
@@ -8779,7 +8768,7 @@
                 <w:noProof/>
                 <w:webHidden/>
               </w:rPr>
-              <w:instrText xml:space="preserve"> PAGEREF _Toc228631747 \h </w:instrText>
+              <w:instrText xml:space="preserve"> PAGEREF _Toc230658100 \h </w:instrText>
             </w:r>
             <w:r>
               <w:rPr>
@@ -8825,7 +8814,7 @@
               <w:lang w:eastAsia="zh-CN"/>
             </w:rPr>
           </w:pPr>
-          <w:hyperlink w:anchor="_Toc228631748" w:history="1">
+          <w:hyperlink w:anchor="_Toc230658101" w:history="1">
             <w:r>
               <w:rPr>
                 <w:rStyle w:val="Hyperlink"/>
@@ -8869,7 +8858,7 @@
                 <w:noProof/>
                 <w:webHidden/>
               </w:rPr>
-              <w:instrText xml:space="preserve"> PAGEREF _Toc228631748 \h </w:instrText>
+              <w:instrText xml:space="preserve"> PAGEREF _Toc230658101 \h </w:instrText>
             </w:r>
             <w:r>
               <w:rPr>
@@ -8915,7 +8904,7 @@
               <w:lang w:eastAsia="zh-CN"/>
             </w:rPr>
           </w:pPr>
-          <w:hyperlink w:anchor="_Toc228631749" w:history="1">
+          <w:hyperlink w:anchor="_Toc230658102" w:history="1">
             <w:r>
               <w:rPr>
                 <w:rStyle w:val="Hyperlink"/>
@@ -8959,7 +8948,7 @@
                 <w:noProof/>
                 <w:webHidden/>
               </w:rPr>
-              <w:instrText xml:space="preserve"> PAGEREF _Toc228631749 \h </w:instrText>
+              <w:instrText xml:space="preserve"> PAGEREF _Toc230658102 \h </w:instrText>
             </w:r>
             <w:r>
               <w:rPr>
@@ -8979,7 +8968,277 @@
                 <w:noProof/>
                 <w:webHidden/>
               </w:rPr>
-              <w:t>45</w:t>
+              <w:t>46</w:t>
+            </w:r>
+            <w:r>
+              <w:rPr>
+                <w:noProof/>
+                <w:webHidden/>
+              </w:rPr>
+              <w:fldChar w:fldCharType="end"/>
+            </w:r>
+          </w:hyperlink>
+        </w:p>
+        <w:p>
+          <w:pPr>
+            <w:pStyle w:val="TOC2"/>
+            <w:tabs>
+              <w:tab w:val="left" w:pos="960"/>
+              <w:tab w:val="right" w:leader="dot" w:pos="10790"/>
+            </w:tabs>
+            <w:rPr>
+              <w:rFonts w:eastAsiaTheme="minorEastAsia"/>
+              <w:noProof/>
+              <w:sz w:val="24"/>
+              <w:szCs w:val="24"/>
+              <w:lang w:eastAsia="zh-CN"/>
+            </w:rPr>
+          </w:pPr>
+          <w:hyperlink w:anchor="_Toc230658103" w:history="1">
+            <w:r>
+              <w:rPr>
+                <w:rStyle w:val="Hyperlink"/>
+                <w:noProof/>
+              </w:rPr>
+              <w:t>4.6</w:t>
+            </w:r>
+            <w:r>
+              <w:rPr>
+                <w:rFonts w:eastAsiaTheme="minorEastAsia"/>
+                <w:noProof/>
+                <w:sz w:val="24"/>
+                <w:szCs w:val="24"/>
+                <w:lang w:eastAsia="zh-CN"/>
+              </w:rPr>
+              <w:tab/>
+            </w:r>
+            <w:r>
+              <w:rPr>
+                <w:rStyle w:val="Hyperlink"/>
+                <w:noProof/>
+              </w:rPr>
+              <w:t>Aircraft JSON WebSocket</w:t>
+            </w:r>
+            <w:r>
+              <w:rPr>
+                <w:noProof/>
+                <w:webHidden/>
+              </w:rPr>
+              <w:tab/>
+            </w:r>
+            <w:r>
+              <w:rPr>
+                <w:noProof/>
+                <w:webHidden/>
+              </w:rPr>
+              <w:fldChar w:fldCharType="begin"/>
+            </w:r>
+            <w:r>
+              <w:rPr>
+                <w:noProof/>
+                <w:webHidden/>
+              </w:rPr>
+              <w:instrText xml:space="preserve"> PAGEREF _Toc230658103 \h </w:instrText>
+            </w:r>
+            <w:r>
+              <w:rPr>
+                <w:noProof/>
+                <w:webHidden/>
+              </w:rPr>
+            </w:r>
+            <w:r>
+              <w:rPr>
+                <w:noProof/>
+                <w:webHidden/>
+              </w:rPr>
+              <w:fldChar w:fldCharType="separate"/>
+            </w:r>
+            <w:r>
+              <w:rPr>
+                <w:noProof/>
+                <w:webHidden/>
+              </w:rPr>
+              <w:t>47</w:t>
+            </w:r>
+            <w:r>
+              <w:rPr>
+                <w:noProof/>
+                <w:webHidden/>
+              </w:rPr>
+              <w:fldChar w:fldCharType="end"/>
+            </w:r>
+          </w:hyperlink>
+        </w:p>
+        <w:p>
+          <w:pPr>
+            <w:pStyle w:val="TOC3"/>
+            <w:tabs>
+              <w:tab w:val="left" w:pos="1200"/>
+              <w:tab w:val="right" w:leader="dot" w:pos="10790"/>
+            </w:tabs>
+            <w:rPr>
+              <w:rFonts w:eastAsiaTheme="minorEastAsia"/>
+              <w:noProof/>
+              <w:sz w:val="24"/>
+              <w:szCs w:val="24"/>
+              <w:lang w:eastAsia="zh-CN"/>
+            </w:rPr>
+          </w:pPr>
+          <w:hyperlink w:anchor="_Toc230658104" w:history="1">
+            <w:r>
+              <w:rPr>
+                <w:rStyle w:val="Hyperlink"/>
+                <w:noProof/>
+              </w:rPr>
+              <w:t>4.6.1</w:t>
+            </w:r>
+            <w:r>
+              <w:rPr>
+                <w:rFonts w:eastAsiaTheme="minorEastAsia"/>
+                <w:noProof/>
+                <w:sz w:val="24"/>
+                <w:szCs w:val="24"/>
+                <w:lang w:eastAsia="zh-CN"/>
+              </w:rPr>
+              <w:tab/>
+            </w:r>
+            <w:r>
+              <w:rPr>
+                <w:rStyle w:val="Hyperlink"/>
+                <w:noProof/>
+              </w:rPr>
+              <w:t>Message Format</w:t>
+            </w:r>
+            <w:r>
+              <w:rPr>
+                <w:noProof/>
+                <w:webHidden/>
+              </w:rPr>
+              <w:tab/>
+            </w:r>
+            <w:r>
+              <w:rPr>
+                <w:noProof/>
+                <w:webHidden/>
+              </w:rPr>
+              <w:fldChar w:fldCharType="begin"/>
+            </w:r>
+            <w:r>
+              <w:rPr>
+                <w:noProof/>
+                <w:webHidden/>
+              </w:rPr>
+              <w:instrText xml:space="preserve"> PAGEREF _Toc230658104 \h </w:instrText>
+            </w:r>
+            <w:r>
+              <w:rPr>
+                <w:noProof/>
+                <w:webHidden/>
+              </w:rPr>
+            </w:r>
+            <w:r>
+              <w:rPr>
+                <w:noProof/>
+                <w:webHidden/>
+              </w:rPr>
+              <w:fldChar w:fldCharType="separate"/>
+            </w:r>
+            <w:r>
+              <w:rPr>
+                <w:noProof/>
+                <w:webHidden/>
+              </w:rPr>
+              <w:t>47</w:t>
+            </w:r>
+            <w:r>
+              <w:rPr>
+                <w:noProof/>
+                <w:webHidden/>
+              </w:rPr>
+              <w:fldChar w:fldCharType="end"/>
+            </w:r>
+          </w:hyperlink>
+        </w:p>
+        <w:p>
+          <w:pPr>
+            <w:pStyle w:val="TOC3"/>
+            <w:tabs>
+              <w:tab w:val="left" w:pos="1200"/>
+              <w:tab w:val="right" w:leader="dot" w:pos="10790"/>
+            </w:tabs>
+            <w:rPr>
+              <w:rFonts w:eastAsiaTheme="minorEastAsia"/>
+              <w:noProof/>
+              <w:sz w:val="24"/>
+              <w:szCs w:val="24"/>
+              <w:lang w:eastAsia="zh-CN"/>
+            </w:rPr>
+          </w:pPr>
+          <w:hyperlink w:anchor="_Toc230658105" w:history="1">
+            <w:r>
+              <w:rPr>
+                <w:rStyle w:val="Hyperlink"/>
+                <w:noProof/>
+              </w:rPr>
+              <w:t>4.6.2</w:t>
+            </w:r>
+            <w:r>
+              <w:rPr>
+                <w:rFonts w:eastAsiaTheme="minorEastAsia"/>
+                <w:noProof/>
+                <w:sz w:val="24"/>
+                <w:szCs w:val="24"/>
+                <w:lang w:eastAsia="zh-CN"/>
+              </w:rPr>
+              <w:tab/>
+            </w:r>
+            <w:r>
+              <w:rPr>
+                <w:rStyle w:val="Hyperlink"/>
+                <w:noProof/>
+              </w:rPr>
+              <w:t>JSON Fields</w:t>
+            </w:r>
+            <w:r>
+              <w:rPr>
+                <w:noProof/>
+                <w:webHidden/>
+              </w:rPr>
+              <w:tab/>
+            </w:r>
+            <w:r>
+              <w:rPr>
+                <w:noProof/>
+                <w:webHidden/>
+              </w:rPr>
+              <w:fldChar w:fldCharType="begin"/>
+            </w:r>
+            <w:r>
+              <w:rPr>
+                <w:noProof/>
+                <w:webHidden/>
+              </w:rPr>
+              <w:instrText xml:space="preserve"> PAGEREF _Toc230658105 \h </w:instrText>
+            </w:r>
+            <w:r>
+              <w:rPr>
+                <w:noProof/>
+                <w:webHidden/>
+              </w:rPr>
+            </w:r>
+            <w:r>
+              <w:rPr>
+                <w:noProof/>
+                <w:webHidden/>
+              </w:rPr>
+              <w:fldChar w:fldCharType="separate"/>
+            </w:r>
+            <w:r>
+              <w:rPr>
+                <w:noProof/>
+                <w:webHidden/>
+              </w:rPr>
+              <w:t>48</w:t>
             </w:r>
             <w:r>
               <w:rPr>
@@ -9018,7 +9277,7 @@
       <w:pPr>
         <w:pStyle w:val="Heading1"/>
       </w:pPr>
-      <w:bookmarkStart w:id="4" w:name="_Toc228631662"/>
+      <w:bookmarkStart w:id="4" w:name="_Toc230658015"/>
       <w:r>
         <w:lastRenderedPageBreak/>
         <w:t>Revision History</w:t>
@@ -9192,7 +9451,7 @@
           <w:numId w:val="4"/>
         </w:numPr>
       </w:pPr>
-      <w:bookmarkStart w:id="5" w:name="_Toc228631663"/>
+      <w:bookmarkStart w:id="5" w:name="_Toc230658016"/>
       <w:r>
         <w:lastRenderedPageBreak/>
         <w:t>Background</w:t>
@@ -9239,7 +9498,7 @@
           <w:numId w:val="4"/>
         </w:numPr>
       </w:pPr>
-      <w:bookmarkStart w:id="6" w:name="_Toc228631664"/>
+      <w:bookmarkStart w:id="6" w:name="_Toc230658017"/>
       <w:r>
         <w:lastRenderedPageBreak/>
         <w:t>C</w:t>
@@ -9260,7 +9519,7 @@
           <w:numId w:val="4"/>
         </w:numPr>
       </w:pPr>
-      <w:bookmarkStart w:id="7" w:name="_Toc228631665"/>
+      <w:bookmarkStart w:id="7" w:name="_Toc230658018"/>
       <w:r>
         <w:t>Console Interface</w:t>
       </w:r>
@@ -9284,7 +9543,7 @@
           <w:numId w:val="4"/>
         </w:numPr>
       </w:pPr>
-      <w:bookmarkStart w:id="8" w:name="_Toc228631666"/>
+      <w:bookmarkStart w:id="8" w:name="_Toc230658019"/>
       <w:r>
         <w:t>COMMS_</w:t>
       </w:r>
@@ -9512,7 +9771,7 @@
           <w:numId w:val="4"/>
         </w:numPr>
       </w:pPr>
-      <w:bookmarkStart w:id="9" w:name="_Toc228631667"/>
+      <w:bookmarkStart w:id="9" w:name="_Toc230658020"/>
       <w:r>
         <w:t>GNSS_UART Interface</w:t>
       </w:r>
@@ -9743,7 +10002,7 @@
           <w:numId w:val="4"/>
         </w:numPr>
       </w:pPr>
-      <w:bookmarkStart w:id="10" w:name="_Toc228631668"/>
+      <w:bookmarkStart w:id="10" w:name="_Toc230658021"/>
       <w:r>
         <w:lastRenderedPageBreak/>
         <w:t>AT Commands</w:t>
@@ -9951,7 +10210,7 @@
           <w:numId w:val="4"/>
         </w:numPr>
       </w:pPr>
-      <w:bookmarkStart w:id="11" w:name="_Toc228631669"/>
+      <w:bookmarkStart w:id="11" w:name="_Toc230658022"/>
       <w:r>
         <w:t>AT+BAUD</w:t>
       </w:r>
@@ -9975,7 +10234,7 @@
         </w:numPr>
       </w:pPr>
       <w:bookmarkStart w:id="12" w:name="_Ref177744376"/>
-      <w:bookmarkStart w:id="13" w:name="_Toc228631670"/>
+      <w:bookmarkStart w:id="13" w:name="_Toc230658023"/>
       <w:r>
         <w:t>Set Baud</w:t>
       </w:r>
@@ -10201,7 +10460,7 @@
           <w:numId w:val="4"/>
         </w:numPr>
       </w:pPr>
-      <w:bookmarkStart w:id="14" w:name="_Toc228631671"/>
+      <w:bookmarkStart w:id="14" w:name="_Toc230658024"/>
       <w:r>
         <w:t>Query Baud</w:t>
       </w:r>
@@ -10516,7 +10775,7 @@
           <w:numId w:val="4"/>
         </w:numPr>
       </w:pPr>
-      <w:bookmarkStart w:id="15" w:name="_Toc228631672"/>
+      <w:bookmarkStart w:id="15" w:name="_Toc230658025"/>
       <w:r>
         <w:lastRenderedPageBreak/>
         <w:t>AT+BIAS_TEE_ENABLE</w:t>
@@ -10531,7 +10790,7 @@
           <w:numId w:val="4"/>
         </w:numPr>
       </w:pPr>
-      <w:bookmarkStart w:id="16" w:name="_Toc228631673"/>
+      <w:bookmarkStart w:id="16" w:name="_Toc230658026"/>
       <w:r>
         <w:t>Turn the Bias Tee</w:t>
       </w:r>
@@ -10746,7 +11005,7 @@
           <w:numId w:val="4"/>
         </w:numPr>
       </w:pPr>
-      <w:bookmarkStart w:id="17" w:name="_Toc228631674"/>
+      <w:bookmarkStart w:id="17" w:name="_Toc230658027"/>
       <w:r>
         <w:t>Query the Status of the Bias Tee</w:t>
       </w:r>
@@ -10821,7 +11080,7 @@
           <w:numId w:val="4"/>
         </w:numPr>
       </w:pPr>
-      <w:bookmarkStart w:id="18" w:name="_Toc228631675"/>
+      <w:bookmarkStart w:id="18" w:name="_Toc230658028"/>
       <w:r>
         <w:t>AT+BOOT_USB_UF2</w:t>
       </w:r>
@@ -10956,7 +11215,7 @@
           <w:numId w:val="4"/>
         </w:numPr>
       </w:pPr>
-      <w:bookmarkStart w:id="19" w:name="_Toc228631676"/>
+      <w:bookmarkStart w:id="19" w:name="_Toc230658029"/>
       <w:r>
         <w:t>AT+DEVICE_INFO</w:t>
       </w:r>
@@ -11146,7 +11405,7 @@
           <w:numId w:val="4"/>
         </w:numPr>
       </w:pPr>
-      <w:bookmarkStart w:id="20" w:name="_Toc228631677"/>
+      <w:bookmarkStart w:id="20" w:name="_Toc230658030"/>
       <w:r>
         <w:lastRenderedPageBreak/>
         <w:t>AT+ESP32_ENABLE</w:t>
@@ -11162,7 +11421,7 @@
         </w:numPr>
       </w:pPr>
       <w:bookmarkStart w:id="21" w:name="_Ref177746298"/>
-      <w:bookmarkStart w:id="22" w:name="_Toc228631678"/>
+      <w:bookmarkStart w:id="22" w:name="_Toc230658031"/>
       <w:r>
         <w:t>Turn the ESP32 On or Off</w:t>
       </w:r>
@@ -11302,7 +11561,7 @@
           <w:numId w:val="4"/>
         </w:numPr>
       </w:pPr>
-      <w:bookmarkStart w:id="23" w:name="_Toc228631679"/>
+      <w:bookmarkStart w:id="23" w:name="_Toc230658032"/>
       <w:r>
         <w:t>Query the Status of the ESP32</w:t>
       </w:r>
@@ -11358,7 +11617,7 @@
           <w:numId w:val="4"/>
         </w:numPr>
       </w:pPr>
-      <w:bookmarkStart w:id="24" w:name="_Toc228631680"/>
+      <w:bookmarkStart w:id="24" w:name="_Toc230658033"/>
       <w:r>
         <w:t>AT+ESP32_FLASH</w:t>
       </w:r>
@@ -11386,7 +11645,7 @@
           <w:numId w:val="4"/>
         </w:numPr>
       </w:pPr>
-      <w:bookmarkStart w:id="25" w:name="_Toc228631681"/>
+      <w:bookmarkStart w:id="25" w:name="_Toc230658034"/>
       <w:r>
         <w:t>AT+ETHERNET</w:t>
       </w:r>
@@ -11400,7 +11659,7 @@
           <w:numId w:val="4"/>
         </w:numPr>
       </w:pPr>
-      <w:bookmarkStart w:id="26" w:name="_Toc228631682"/>
+      <w:bookmarkStart w:id="26" w:name="_Toc230658035"/>
       <w:r>
         <w:t>Enable or Disable Ethernet</w:t>
       </w:r>
@@ -11540,7 +11799,7 @@
           <w:numId w:val="4"/>
         </w:numPr>
       </w:pPr>
-      <w:bookmarkStart w:id="27" w:name="_Toc228631683"/>
+      <w:bookmarkStart w:id="27" w:name="_Toc230658036"/>
       <w:r>
         <w:t>Query Ethernet Setting</w:t>
       </w:r>
@@ -11573,7 +11832,7 @@
           <w:numId w:val="4"/>
         </w:numPr>
       </w:pPr>
-      <w:bookmarkStart w:id="28" w:name="_Toc228631684"/>
+      <w:bookmarkStart w:id="28" w:name="_Toc230658037"/>
       <w:r>
         <w:t>AT+FEED</w:t>
       </w:r>
@@ -11587,7 +11846,7 @@
           <w:numId w:val="4"/>
         </w:numPr>
       </w:pPr>
-      <w:bookmarkStart w:id="29" w:name="_Toc228631685"/>
+      <w:bookmarkStart w:id="29" w:name="_Toc230658038"/>
       <w:r>
         <w:t>Configure a Feed</w:t>
       </w:r>
@@ -11892,7 +12151,7 @@
           <w:numId w:val="4"/>
         </w:numPr>
       </w:pPr>
-      <w:bookmarkStart w:id="30" w:name="_Toc228631686"/>
+      <w:bookmarkStart w:id="30" w:name="_Toc230658039"/>
       <w:r>
         <w:lastRenderedPageBreak/>
         <w:t xml:space="preserve">Query </w:t>
@@ -11982,7 +12241,7 @@
           <w:numId w:val="4"/>
         </w:numPr>
       </w:pPr>
-      <w:bookmarkStart w:id="31" w:name="_Toc228631687"/>
+      <w:bookmarkStart w:id="31" w:name="_Toc230658040"/>
       <w:r>
         <w:lastRenderedPageBreak/>
         <w:t xml:space="preserve">Query </w:t>
@@ -12034,7 +12293,7 @@
           <w:numId w:val="4"/>
         </w:numPr>
       </w:pPr>
-      <w:bookmarkStart w:id="32" w:name="_Toc228631688"/>
+      <w:bookmarkStart w:id="32" w:name="_Toc230658041"/>
       <w:r>
         <w:t>AT+HELP</w:t>
       </w:r>
@@ -12160,7 +12419,7 @@
           <w:numId w:val="4"/>
         </w:numPr>
       </w:pPr>
-      <w:bookmarkStart w:id="33" w:name="_Toc228631689"/>
+      <w:bookmarkStart w:id="33" w:name="_Toc230658042"/>
       <w:r>
         <w:t>AT+HOSTNAME</w:t>
       </w:r>
@@ -12174,7 +12433,7 @@
           <w:numId w:val="4"/>
         </w:numPr>
       </w:pPr>
-      <w:bookmarkStart w:id="34" w:name="_Toc228631690"/>
+      <w:bookmarkStart w:id="34" w:name="_Toc230658043"/>
       <w:r>
         <w:t>Set the Device Hostname</w:t>
       </w:r>
@@ -12201,7 +12460,7 @@
           <w:numId w:val="4"/>
         </w:numPr>
       </w:pPr>
-      <w:bookmarkStart w:id="35" w:name="_Toc228631691"/>
+      <w:bookmarkStart w:id="35" w:name="_Toc230658044"/>
       <w:r>
         <w:t>Query the Device Hostname</w:t>
       </w:r>
@@ -12246,7 +12505,7 @@
           <w:numId w:val="4"/>
         </w:numPr>
       </w:pPr>
-      <w:bookmarkStart w:id="36" w:name="_Toc228631692"/>
+      <w:bookmarkStart w:id="36" w:name="_Toc230658045"/>
       <w:r>
         <w:lastRenderedPageBreak/>
         <w:t>AT+MAVLINK_ID</w:t>
@@ -12257,7 +12516,7 @@
       <w:r>
         <w:t xml:space="preserve">MAVLINK components have a system and component ID. For more information about system and component IDs, visit: </w:t>
       </w:r>
-      <w:hyperlink r:id="rId17" w:history="1">
+      <w:hyperlink r:id="rId16" w:history="1">
         <w:r>
           <w:rPr>
             <w:rStyle w:val="Hyperlink"/>
@@ -12277,7 +12536,7 @@
           <w:numId w:val="4"/>
         </w:numPr>
       </w:pPr>
-      <w:bookmarkStart w:id="37" w:name="_Toc228631693"/>
+      <w:bookmarkStart w:id="37" w:name="_Toc230658046"/>
       <w:r>
         <w:t>Set the MAVLINK System ID and Component ID</w:t>
       </w:r>
@@ -12446,7 +12705,7 @@
             <w:r>
               <w:t xml:space="preserve">Default: 156 (MAV_COMP_ID_ADSB as defined here: </w:t>
             </w:r>
-            <w:hyperlink r:id="rId18" w:anchor="MAV_COMPONENT" w:history="1">
+            <w:hyperlink r:id="rId17" w:anchor="MAV_COMPONENT" w:history="1">
               <w:r>
                 <w:rPr>
                   <w:rStyle w:val="Hyperlink"/>
@@ -12469,7 +12728,7 @@
           <w:numId w:val="4"/>
         </w:numPr>
       </w:pPr>
-      <w:bookmarkStart w:id="38" w:name="_Toc228631694"/>
+      <w:bookmarkStart w:id="38" w:name="_Toc230658047"/>
       <w:r>
         <w:t>Query the MAVLINK System ID and Component ID</w:t>
       </w:r>
@@ -12508,7 +12767,7 @@
           <w:numId w:val="4"/>
         </w:numPr>
       </w:pPr>
-      <w:bookmarkStart w:id="39" w:name="_Toc228631695"/>
+      <w:bookmarkStart w:id="39" w:name="_Toc230658048"/>
       <w:r>
         <w:t>AT+LOG_LEVEL</w:t>
       </w:r>
@@ -12692,7 +12951,7 @@
           <w:numId w:val="4"/>
         </w:numPr>
       </w:pPr>
-      <w:bookmarkStart w:id="40" w:name="_Toc228631696"/>
+      <w:bookmarkStart w:id="40" w:name="_Toc230658049"/>
       <w:r>
         <w:lastRenderedPageBreak/>
         <w:t>AT+PROTOCOL</w:t>
@@ -12711,7 +12970,7 @@
         </w:numPr>
       </w:pPr>
       <w:bookmarkStart w:id="41" w:name="_Ref177747132"/>
-      <w:bookmarkStart w:id="42" w:name="_Toc228631697"/>
+      <w:bookmarkStart w:id="42" w:name="_Toc230658050"/>
       <w:r>
         <w:t>Set the Reporting Protocol for a Serial Interface</w:t>
       </w:r>
@@ -12919,7 +13178,7 @@
           <w:numId w:val="4"/>
         </w:numPr>
       </w:pPr>
-      <w:bookmarkStart w:id="43" w:name="_Toc228631698"/>
+      <w:bookmarkStart w:id="43" w:name="_Toc230658051"/>
       <w:r>
         <w:t>Query the Reporting Protocol for All Serial Interfaces</w:t>
       </w:r>
@@ -13003,7 +13262,7 @@
           <w:numId w:val="4"/>
         </w:numPr>
       </w:pPr>
-      <w:bookmarkStart w:id="44" w:name="_Toc228631699"/>
+      <w:bookmarkStart w:id="44" w:name="_Toc230658052"/>
       <w:r>
         <w:t>AT+REBOOT</w:t>
       </w:r>
@@ -13045,7 +13304,7 @@
           <w:numId w:val="4"/>
         </w:numPr>
       </w:pPr>
-      <w:bookmarkStart w:id="45" w:name="_Toc228631700"/>
+      <w:bookmarkStart w:id="45" w:name="_Toc230658053"/>
       <w:r>
         <w:lastRenderedPageBreak/>
         <w:t>AT+RX_ENABLE</w:t>
@@ -13060,7 +13319,7 @@
           <w:numId w:val="4"/>
         </w:numPr>
       </w:pPr>
-      <w:bookmarkStart w:id="46" w:name="_Toc228631701"/>
+      <w:bookmarkStart w:id="46" w:name="_Toc230658054"/>
       <w:r>
         <w:t>Enable or Disable the Receiver</w:t>
       </w:r>
@@ -13362,7 +13621,7 @@
           <w:numId w:val="4"/>
         </w:numPr>
       </w:pPr>
-      <w:bookmarkStart w:id="47" w:name="_Toc228631702"/>
+      <w:bookmarkStart w:id="47" w:name="_Toc230658055"/>
       <w:r>
         <w:t>Check Whether the Receiver</w:t>
       </w:r>
@@ -13419,7 +13678,7 @@
           <w:numId w:val="4"/>
         </w:numPr>
       </w:pPr>
-      <w:bookmarkStart w:id="48" w:name="_Toc228631703"/>
+      <w:bookmarkStart w:id="48" w:name="_Toc230658056"/>
       <w:r>
         <w:lastRenderedPageBreak/>
         <w:t>AT+RX_POSITION</w:t>
@@ -13516,7 +13775,7 @@
           <w:numId w:val="4"/>
         </w:numPr>
       </w:pPr>
-      <w:bookmarkStart w:id="49" w:name="_Toc228631704"/>
+      <w:bookmarkStart w:id="49" w:name="_Toc230658057"/>
       <w:r>
         <w:t>Query Receiver Position</w:t>
       </w:r>
@@ -13730,7 +13989,7 @@
           <w:numId w:val="4"/>
         </w:numPr>
       </w:pPr>
-      <w:bookmarkStart w:id="50" w:name="_Toc228631705"/>
+      <w:bookmarkStart w:id="50" w:name="_Toc230658058"/>
       <w:r>
         <w:lastRenderedPageBreak/>
         <w:t>Set Receiver Position</w:t>
@@ -14256,7 +14515,7 @@
           <w:numId w:val="4"/>
         </w:numPr>
       </w:pPr>
-      <w:bookmarkStart w:id="51" w:name="_Toc228631706"/>
+      <w:bookmarkStart w:id="51" w:name="_Toc230658059"/>
       <w:r>
         <w:lastRenderedPageBreak/>
         <w:t>AT+SETTINGS</w:t>
@@ -14271,7 +14530,7 @@
           <w:numId w:val="4"/>
         </w:numPr>
       </w:pPr>
-      <w:bookmarkStart w:id="52" w:name="_Toc228631707"/>
+      <w:bookmarkStart w:id="52" w:name="_Toc230658060"/>
       <w:r>
         <w:t>Query Current Settings</w:t>
       </w:r>
@@ -14522,7 +14781,7 @@
           <w:numId w:val="4"/>
         </w:numPr>
       </w:pPr>
-      <w:bookmarkStart w:id="53" w:name="_Toc228631708"/>
+      <w:bookmarkStart w:id="53" w:name="_Toc230658061"/>
       <w:r>
         <w:lastRenderedPageBreak/>
         <w:t>Dump Settings in AT Format</w:t>
@@ -14719,7 +14978,7 @@
           <w:numId w:val="4"/>
         </w:numPr>
       </w:pPr>
-      <w:bookmarkStart w:id="54" w:name="_Toc228631709"/>
+      <w:bookmarkStart w:id="54" w:name="_Toc230658062"/>
       <w:r>
         <w:t>Load Settings from EEPROM</w:t>
       </w:r>
@@ -14742,7 +15001,7 @@
           <w:numId w:val="4"/>
         </w:numPr>
       </w:pPr>
-      <w:bookmarkStart w:id="55" w:name="_Toc228631710"/>
+      <w:bookmarkStart w:id="55" w:name="_Toc230658063"/>
       <w:r>
         <w:t>Save Settings to EEPROM</w:t>
       </w:r>
@@ -14787,7 +15046,7 @@
           <w:numId w:val="4"/>
         </w:numPr>
       </w:pPr>
-      <w:bookmarkStart w:id="56" w:name="_Toc228631711"/>
+      <w:bookmarkStart w:id="56" w:name="_Toc230658064"/>
       <w:r>
         <w:t>Reset Settings to Factory Default</w:t>
       </w:r>
@@ -14837,7 +15096,7 @@
           <w:numId w:val="4"/>
         </w:numPr>
       </w:pPr>
-      <w:bookmarkStart w:id="57" w:name="_Toc228631712"/>
+      <w:bookmarkStart w:id="57" w:name="_Toc230658065"/>
       <w:r>
         <w:lastRenderedPageBreak/>
         <w:t>AT+SUBG_ENABLE</w:t>
@@ -14865,7 +15124,7 @@
           <w:bCs/>
         </w:rPr>
       </w:pPr>
-      <w:bookmarkStart w:id="58" w:name="_Toc228631713"/>
+      <w:bookmarkStart w:id="58" w:name="_Toc230658066"/>
       <w:r>
         <w:rPr>
           <w:rStyle w:val="Heading3Char"/>
@@ -15009,7 +15268,7 @@
           <w:numId w:val="4"/>
         </w:numPr>
       </w:pPr>
-      <w:bookmarkStart w:id="59" w:name="_Toc228631714"/>
+      <w:bookmarkStart w:id="59" w:name="_Toc230658067"/>
       <w:r>
         <w:t>Query Sub-GHz Receiver Enable Status and Line Drive Type</w:t>
       </w:r>
@@ -15039,7 +15298,7 @@
           <w:numId w:val="4"/>
         </w:numPr>
       </w:pPr>
-      <w:bookmarkStart w:id="60" w:name="_Toc228631715"/>
+      <w:bookmarkStart w:id="60" w:name="_Toc230658068"/>
       <w:r>
         <w:t>AT+TEST</w:t>
       </w:r>
@@ -15244,7 +15503,7 @@
           <w:numId w:val="4"/>
         </w:numPr>
       </w:pPr>
-      <w:bookmarkStart w:id="61" w:name="_Toc228631716"/>
+      <w:bookmarkStart w:id="61" w:name="_Toc230658069"/>
       <w:r>
         <w:lastRenderedPageBreak/>
         <w:t>AT+TL_READ</w:t>
@@ -15286,7 +15545,7 @@
           <w:numId w:val="4"/>
         </w:numPr>
       </w:pPr>
-      <w:bookmarkStart w:id="62" w:name="_Toc228631717"/>
+      <w:bookmarkStart w:id="62" w:name="_Toc230658070"/>
       <w:r>
         <w:t>AT+TL_</w:t>
       </w:r>
@@ -15306,7 +15565,7 @@
           <w:numId w:val="4"/>
         </w:numPr>
       </w:pPr>
-      <w:bookmarkStart w:id="63" w:name="_Toc228631718"/>
+      <w:bookmarkStart w:id="63" w:name="_Toc230658071"/>
       <w:r>
         <w:t>Set Trigger Level</w:t>
       </w:r>
@@ -15531,7 +15790,7 @@
           <w:numId w:val="4"/>
         </w:numPr>
       </w:pPr>
-      <w:bookmarkStart w:id="64" w:name="_Toc228631719"/>
+      <w:bookmarkStart w:id="64" w:name="_Toc230658072"/>
       <w:r>
         <w:t>Query Trigger Level</w:t>
       </w:r>
@@ -15608,7 +15867,7 @@
           <w:numId w:val="4"/>
         </w:numPr>
       </w:pPr>
-      <w:bookmarkStart w:id="65" w:name="_Toc228631720"/>
+      <w:bookmarkStart w:id="65" w:name="_Toc230658073"/>
       <w:r>
         <w:lastRenderedPageBreak/>
         <w:t>AT+UPTIME</w:t>
@@ -15645,7 +15904,7 @@
           <w:numId w:val="4"/>
         </w:numPr>
       </w:pPr>
-      <w:bookmarkStart w:id="66" w:name="_Toc228631721"/>
+      <w:bookmarkStart w:id="66" w:name="_Toc230658074"/>
       <w:r>
         <w:t>AT+WATCHDOG</w:t>
       </w:r>
@@ -15664,7 +15923,7 @@
           <w:numId w:val="4"/>
         </w:numPr>
       </w:pPr>
-      <w:bookmarkStart w:id="67" w:name="_Toc228631722"/>
+      <w:bookmarkStart w:id="67" w:name="_Toc230658075"/>
       <w:r>
         <w:t>Configure the Watchdog Timer</w:t>
       </w:r>
@@ -15799,7 +16058,7 @@
           <w:numId w:val="4"/>
         </w:numPr>
       </w:pPr>
-      <w:bookmarkStart w:id="68" w:name="_Toc228631723"/>
+      <w:bookmarkStart w:id="68" w:name="_Toc230658076"/>
       <w:r>
         <w:t>Query the Watchdog Timer</w:t>
       </w:r>
@@ -15835,7 +16094,7 @@
           <w:numId w:val="4"/>
         </w:numPr>
       </w:pPr>
-      <w:bookmarkStart w:id="69" w:name="_Toc228631724"/>
+      <w:bookmarkStart w:id="69" w:name="_Toc230658077"/>
       <w:r>
         <w:t>Test the Watchdog Timer</w:t>
       </w:r>
@@ -15889,7 +16148,7 @@
           <w:numId w:val="4"/>
         </w:numPr>
       </w:pPr>
-      <w:bookmarkStart w:id="70" w:name="_Toc228631725"/>
+      <w:bookmarkStart w:id="70" w:name="_Toc230658078"/>
       <w:r>
         <w:lastRenderedPageBreak/>
         <w:t>AT+WIFI</w:t>
@@ -15921,7 +16180,7 @@
           <w:numId w:val="4"/>
         </w:numPr>
       </w:pPr>
-      <w:bookmarkStart w:id="71" w:name="_Toc228631726"/>
+      <w:bookmarkStart w:id="71" w:name="_Toc230658079"/>
       <w:r>
         <w:t>Configure the WiFi Access Point</w:t>
       </w:r>
@@ -16158,7 +16417,7 @@
           <w:numId w:val="4"/>
         </w:numPr>
       </w:pPr>
-      <w:bookmarkStart w:id="72" w:name="_Toc228631727"/>
+      <w:bookmarkStart w:id="72" w:name="_Toc230658080"/>
       <w:r>
         <w:t>Query the WiFi Access Point Configuration</w:t>
       </w:r>
@@ -16211,7 +16470,7 @@
           <w:numId w:val="4"/>
         </w:numPr>
       </w:pPr>
-      <w:bookmarkStart w:id="73" w:name="_Toc228631728"/>
+      <w:bookmarkStart w:id="73" w:name="_Toc230658081"/>
       <w:r>
         <w:lastRenderedPageBreak/>
         <w:t>AT+WIFI_STA</w:t>
@@ -16231,7 +16490,7 @@
           <w:numId w:val="4"/>
         </w:numPr>
       </w:pPr>
-      <w:bookmarkStart w:id="74" w:name="_Toc228631729"/>
+      <w:bookmarkStart w:id="74" w:name="_Toc230658082"/>
       <w:r>
         <w:t>Configure the WiFi Station</w:t>
       </w:r>
@@ -16435,7 +16694,7 @@
           <w:szCs w:val="32"/>
         </w:rPr>
       </w:pPr>
-      <w:bookmarkStart w:id="75" w:name="_Toc228631730"/>
+      <w:bookmarkStart w:id="75" w:name="_Toc230658083"/>
       <w:r>
         <w:t>Query the WiFi Station Configuration</w:t>
       </w:r>
@@ -16482,7 +16741,7 @@
           <w:numId w:val="4"/>
         </w:numPr>
       </w:pPr>
-      <w:bookmarkStart w:id="76" w:name="_Toc228631731"/>
+      <w:bookmarkStart w:id="76" w:name="_Toc230658084"/>
       <w:r>
         <w:lastRenderedPageBreak/>
         <w:t>Reporting Protocols</w:t>
@@ -16592,7 +16851,7 @@
           <w:numId w:val="4"/>
         </w:numPr>
       </w:pPr>
-      <w:bookmarkStart w:id="77" w:name="_Toc228631732"/>
+      <w:bookmarkStart w:id="77" w:name="_Toc230658085"/>
       <w:r>
         <w:lastRenderedPageBreak/>
         <w:t>CSB</w:t>
@@ -16626,7 +16885,7 @@
           <w:numId w:val="4"/>
         </w:numPr>
       </w:pPr>
-      <w:bookmarkStart w:id="78" w:name="_Toc228631733"/>
+      <w:bookmarkStart w:id="78" w:name="_Toc230658086"/>
       <w:r>
         <w:t>CSBee Protocol Version History</w:t>
       </w:r>
@@ -17062,7 +17321,7 @@
           <w:numId w:val="4"/>
         </w:numPr>
       </w:pPr>
-      <w:bookmarkStart w:id="79" w:name="_Toc228631734"/>
+      <w:bookmarkStart w:id="79" w:name="_Toc230658087"/>
       <w:r>
         <w:lastRenderedPageBreak/>
         <w:t xml:space="preserve">Mode S </w:t>
@@ -24055,7 +24314,7 @@
       <w:r>
         <w:t xml:space="preserve">Software Design Assurance categories used in this field are classified under RTCA DO-178B, Airborne Electronic Hardware Design Assurance are classified under RTCA DO-254, and failure classification levels are defined in FAA Advisory Circular </w:t>
       </w:r>
-      <w:hyperlink r:id="rId19" w:history="1">
+      <w:hyperlink r:id="rId18" w:history="1">
         <w:r>
           <w:rPr>
             <w:rStyle w:val="Hyperlink"/>
@@ -24703,7 +24962,7 @@
           <w:numId w:val="4"/>
         </w:numPr>
       </w:pPr>
-      <w:bookmarkStart w:id="86" w:name="_Toc228631735"/>
+      <w:bookmarkStart w:id="86" w:name="_Toc230658088"/>
       <w:r>
         <w:lastRenderedPageBreak/>
         <w:t>UAT Aircraft Message</w:t>
@@ -28431,7 +28690,7 @@
           <w:numId w:val="4"/>
         </w:numPr>
       </w:pPr>
-      <w:bookmarkStart w:id="91" w:name="_Toc228631736"/>
+      <w:bookmarkStart w:id="91" w:name="_Toc230658089"/>
       <w:r>
         <w:lastRenderedPageBreak/>
         <w:t>Statistics Message</w:t>
@@ -29826,7 +30085,7 @@
           <w:numId w:val="4"/>
         </w:numPr>
       </w:pPr>
-      <w:bookmarkStart w:id="93" w:name="_Toc228631737"/>
+      <w:bookmarkStart w:id="93" w:name="_Toc230658090"/>
       <w:r>
         <w:lastRenderedPageBreak/>
         <w:t>GDL90</w:t>
@@ -29846,7 +30105,7 @@
       <w:r>
         <w:t xml:space="preserve">ADSBee complies with the GDL90 public data interface specification </w:t>
       </w:r>
-      <w:hyperlink r:id="rId20" w:history="1">
+      <w:hyperlink r:id="rId19" w:history="1">
         <w:r>
           <w:rPr>
             <w:rStyle w:val="Hyperlink"/>
@@ -29869,7 +30128,7 @@
           <w:numId w:val="4"/>
         </w:numPr>
       </w:pPr>
-      <w:bookmarkStart w:id="94" w:name="_Toc228631738"/>
+      <w:bookmarkStart w:id="94" w:name="_Toc230658091"/>
       <w:r>
         <w:lastRenderedPageBreak/>
         <w:t>MAVLINK</w:t>
@@ -29926,7 +30185,7 @@
             <w:r>
               <w:t xml:space="preserve">: </w:t>
             </w:r>
-            <w:hyperlink r:id="rId21" w:anchor=":~:text=The%20COM%20port%20then%20becomes,cause%20the%20PC%20to%20crash." w:history="1">
+            <w:hyperlink r:id="rId20" w:anchor=":~:text=The%20COM%20port%20then%20becomes,cause%20the%20PC%20to%20crash." w:history="1">
               <w:r>
                 <w:rPr>
                   <w:rStyle w:val="Hyperlink"/>
@@ -29965,7 +30224,7 @@
           <w:lang w:eastAsia="zh-CN"/>
         </w:rPr>
       </w:pPr>
-      <w:bookmarkStart w:id="95" w:name="_Toc228631739"/>
+      <w:bookmarkStart w:id="95" w:name="_Toc230658092"/>
       <w:r>
         <w:t xml:space="preserve">MAVLINK_HEARTBEAT </w:t>
       </w:r>
@@ -30574,7 +30833,7 @@
           <w:numId w:val="4"/>
         </w:numPr>
       </w:pPr>
-      <w:bookmarkStart w:id="96" w:name="_Toc228631740"/>
+      <w:bookmarkStart w:id="96" w:name="_Toc230658093"/>
       <w:r>
         <w:t xml:space="preserve">MAVLINK ADSB_VEHICLE (Message ID 246) </w:t>
       </w:r>
@@ -30595,7 +30854,7 @@
       <w:r>
         <w:t xml:space="preserve">From: </w:t>
       </w:r>
-      <w:hyperlink r:id="rId22" w:history="1">
+      <w:hyperlink r:id="rId21" w:history="1">
         <w:r>
           <w:rPr>
             <w:rStyle w:val="Hyperlink"/>
@@ -31002,7 +31261,7 @@
             <w:pPr>
               <w:pStyle w:val="NoSpacing"/>
             </w:pPr>
-            <w:hyperlink r:id="rId23" w:anchor="ADSB_ALTITUDE_TYPE" w:tgtFrame="_blank" w:history="1">
+            <w:hyperlink r:id="rId22" w:anchor="ADSB_ALTITUDE_TYPE" w:tgtFrame="_blank" w:history="1">
               <w:r>
                 <w:rPr>
                   <w:rStyle w:val="Hyperlink"/>
@@ -31438,7 +31697,7 @@
             <w:pPr>
               <w:pStyle w:val="NoSpacing"/>
             </w:pPr>
-            <w:hyperlink r:id="rId24" w:anchor="ADSB_EMITTER_TYPE" w:tgtFrame="_blank" w:history="1">
+            <w:hyperlink r:id="rId23" w:anchor="ADSB_EMITTER_TYPE" w:tgtFrame="_blank" w:history="1">
               <w:r>
                 <w:rPr>
                   <w:rStyle w:val="Hyperlink"/>
@@ -31589,7 +31848,7 @@
             <w:pPr>
               <w:pStyle w:val="NoSpacing"/>
             </w:pPr>
-            <w:hyperlink r:id="rId25" w:anchor="ADSB_FLAGS" w:tgtFrame="_blank" w:history="1">
+            <w:hyperlink r:id="rId24" w:anchor="ADSB_FLAGS" w:tgtFrame="_blank" w:history="1">
               <w:r>
                 <w:rPr>
                   <w:rStyle w:val="Hyperlink"/>
@@ -31708,7 +31967,7 @@
           <w:numId w:val="4"/>
         </w:numPr>
       </w:pPr>
-      <w:bookmarkStart w:id="97" w:name="_Toc228631741"/>
+      <w:bookmarkStart w:id="97" w:name="_Toc230658094"/>
       <w:r>
         <w:lastRenderedPageBreak/>
         <w:t>MAVLINK_REQUEST_DATA_STREAM (Message ID 66) Packet Definition</w:t>
@@ -32401,7 +32660,7 @@
           <w:numId w:val="4"/>
         </w:numPr>
       </w:pPr>
-      <w:bookmarkStart w:id="98" w:name="_Toc228631742"/>
+      <w:bookmarkStart w:id="98" w:name="_Toc230658095"/>
       <w:r>
         <w:t>MAVLINK MESSAGE_INTERVAL (Message ID 244) Packet Definition</w:t>
       </w:r>
@@ -32416,7 +32675,7 @@
       <w:r>
         <w:t xml:space="preserve">From: </w:t>
       </w:r>
-      <w:hyperlink r:id="rId26" w:history="1">
+      <w:hyperlink r:id="rId25" w:history="1">
         <w:r>
           <w:rPr>
             <w:rStyle w:val="Hyperlink"/>
@@ -32873,7 +33132,7 @@
           <w:numId w:val="4"/>
         </w:numPr>
       </w:pPr>
-      <w:bookmarkStart w:id="99" w:name="_Toc228631743"/>
+      <w:bookmarkStart w:id="99" w:name="_Toc230658096"/>
       <w:r>
         <w:lastRenderedPageBreak/>
         <w:t>Mode S Beast</w:t>
@@ -32898,7 +33157,7 @@
           <w:numId w:val="4"/>
         </w:numPr>
       </w:pPr>
-      <w:bookmarkStart w:id="100" w:name="_Toc228631744"/>
+      <w:bookmarkStart w:id="100" w:name="_Toc230658097"/>
       <w:r>
         <w:t>Beast: Mode S Frames</w:t>
       </w:r>
@@ -33293,7 +33552,7 @@
           <w:numId w:val="4"/>
         </w:numPr>
       </w:pPr>
-      <w:bookmarkStart w:id="101" w:name="_Toc228631745"/>
+      <w:bookmarkStart w:id="101" w:name="_Toc230658098"/>
       <w:r>
         <w:t xml:space="preserve">Beast: UAT </w:t>
       </w:r>
@@ -33788,7 +34047,7 @@
           <w:numId w:val="4"/>
         </w:numPr>
       </w:pPr>
-      <w:bookmarkStart w:id="102" w:name="_Toc228631746"/>
+      <w:bookmarkStart w:id="102" w:name="_Toc230658099"/>
       <w:r>
         <w:lastRenderedPageBreak/>
         <w:t>Raw Packets</w:t>
@@ -33803,7 +34062,7 @@
           <w:numId w:val="4"/>
         </w:numPr>
       </w:pPr>
-      <w:bookmarkStart w:id="103" w:name="_Toc228631747"/>
+      <w:bookmarkStart w:id="103" w:name="_Toc230658100"/>
       <w:r>
         <w:t xml:space="preserve">Raw </w:t>
       </w:r>
@@ -34493,7 +34752,7 @@
           <w:numId w:val="4"/>
         </w:numPr>
       </w:pPr>
-      <w:bookmarkStart w:id="104" w:name="_Toc228631748"/>
+      <w:bookmarkStart w:id="104" w:name="_Toc230658101"/>
       <w:r>
         <w:t>Raw</w:t>
       </w:r>
@@ -35098,9 +35357,26 @@
           <w:ilvl w:val="2"/>
           <w:numId w:val="4"/>
         </w:numPr>
-      </w:pPr>
-      <w:bookmarkStart w:id="105" w:name="_Toc228631749"/>
-      <w:r>
+        <w:sectPr>
+          <w:pgSz w:w="12240" w:h="15840"/>
+          <w:pgMar w:top="720" w:right="720" w:bottom="720" w:left="720" w:header="288" w:footer="288" w:gutter="0"/>
+          <w:cols w:space="720"/>
+          <w:titlePg/>
+          <w:docGrid w:linePitch="360"/>
+        </w:sectPr>
+      </w:pPr>
+    </w:p>
+    <w:p>
+      <w:pPr>
+        <w:pStyle w:val="Heading3"/>
+        <w:numPr>
+          <w:ilvl w:val="2"/>
+          <w:numId w:val="4"/>
+        </w:numPr>
+      </w:pPr>
+      <w:bookmarkStart w:id="105" w:name="_Toc230658102"/>
+      <w:r>
+        <w:lastRenderedPageBreak/>
         <w:t>Raw UAT Uplink Frames</w:t>
       </w:r>
       <w:bookmarkEnd w:id="105"/>
@@ -35162,7 +35438,6 @@
                 <w:b/>
                 <w:bCs/>
               </w:rPr>
-              <w:lastRenderedPageBreak/>
               <w:t>Field</w:t>
             </w:r>
           </w:p>
@@ -35647,6 +35922,4248 @@
             </w:pPr>
             <w:r>
               <w:t>00000000FB671342</w:t>
+            </w:r>
+          </w:p>
+        </w:tc>
+      </w:tr>
+    </w:tbl>
+    <w:p/>
+    <w:p>
+      <w:pPr>
+        <w:pStyle w:val="Heading2"/>
+        <w:numPr>
+          <w:ilvl w:val="1"/>
+          <w:numId w:val="4"/>
+        </w:numPr>
+        <w:sectPr>
+          <w:pgSz w:w="12240" w:h="15840"/>
+          <w:pgMar w:top="720" w:right="720" w:bottom="720" w:left="720" w:header="288" w:footer="288" w:gutter="0"/>
+          <w:cols w:space="720"/>
+          <w:titlePg/>
+          <w:docGrid w:linePitch="360"/>
+        </w:sectPr>
+      </w:pPr>
+    </w:p>
+    <w:p>
+      <w:pPr>
+        <w:pStyle w:val="Heading2"/>
+        <w:numPr>
+          <w:ilvl w:val="1"/>
+          <w:numId w:val="4"/>
+        </w:numPr>
+      </w:pPr>
+      <w:bookmarkStart w:id="106" w:name="_Toc230658103"/>
+      <w:r>
+        <w:lastRenderedPageBreak/>
+        <w:t>Aircraft JSON WebSocket</w:t>
+      </w:r>
+      <w:bookmarkEnd w:id="106"/>
+    </w:p>
+    <w:p>
+      <w:r>
+        <w:t>The ADSBee 1090 exposes a WebSocket endpoint at ws://&lt;device-ip&gt;/aircraft that streams real-time aircraft data once per second. Each update consists of one JSON object per tracked aircraft, with objects separated by newline characters. The endpoint requires no authentication and supports up to 4 simultaneous connections. Connections that are idle for 90 seconds are automatically closed.</w:t>
+      </w:r>
+    </w:p>
+    <w:p>
+      <w:r>
+        <w:t>The ADSBee Aircraft JSON format is intended to be compatible with the JSON format emitted by readsb (</w:t>
+      </w:r>
+      <w:hyperlink r:id="rId26" w:history="1">
+        <w:r>
+          <w:rPr>
+            <w:rStyle w:val="Hyperlink"/>
+          </w:rPr>
+          <w:t>https://github.com/wiedehopf/readsb/blob/dev/README-json.md</w:t>
+        </w:r>
+      </w:hyperlink>
+      <w:r>
+        <w:t>).</w:t>
+      </w:r>
+    </w:p>
+    <w:tbl>
+      <w:tblPr>
+        <w:tblW w:w="10944" w:type="dxa"/>
+        <w:tblBorders>
+          <w:top w:val="single" w:sz="6" w:space="0" w:color="auto"/>
+          <w:left w:val="single" w:sz="6" w:space="0" w:color="auto"/>
+          <w:bottom w:val="single" w:sz="6" w:space="0" w:color="auto"/>
+          <w:right w:val="single" w:sz="6" w:space="0" w:color="auto"/>
+          <w:insideH w:val="single" w:sz="6" w:space="0" w:color="auto"/>
+          <w:insideV w:val="single" w:sz="6" w:space="0" w:color="auto"/>
+        </w:tblBorders>
+        <w:tblLayout w:type="fixed"/>
+        <w:tblLook w:val="04A0" w:firstRow="1" w:lastRow="0" w:firstColumn="1" w:lastColumn="0" w:noHBand="0" w:noVBand="1"/>
+      </w:tblPr>
+      <w:tblGrid>
+        <w:gridCol w:w="2000"/>
+        <w:gridCol w:w="2200"/>
+        <w:gridCol w:w="6744"/>
+      </w:tblGrid>
+      <w:tr>
+        <w:tc>
+          <w:tcPr>
+            <w:tcW w:w="2000" w:type="dxa"/>
+            <w:tcBorders>
+              <w:top w:val="single" w:sz="6" w:space="0" w:color="000000"/>
+              <w:left w:val="single" w:sz="6" w:space="0" w:color="000000"/>
+              <w:bottom w:val="single" w:sz="6" w:space="0" w:color="000000"/>
+              <w:right w:val="single" w:sz="6" w:space="0" w:color="000000"/>
+            </w:tcBorders>
+            <w:shd w:val="clear" w:color="auto" w:fill="FFCB00"/>
+          </w:tcPr>
+          <w:p>
+            <w:r>
+              <w:rPr>
+                <w:b/>
+              </w:rPr>
+              <w:t>Parameter</w:t>
+            </w:r>
+          </w:p>
+        </w:tc>
+        <w:tc>
+          <w:tcPr>
+            <w:tcW w:w="2200" w:type="dxa"/>
+            <w:tcBorders>
+              <w:top w:val="single" w:sz="6" w:space="0" w:color="000000"/>
+              <w:left w:val="single" w:sz="6" w:space="0" w:color="000000"/>
+              <w:bottom w:val="single" w:sz="6" w:space="0" w:color="000000"/>
+              <w:right w:val="single" w:sz="6" w:space="0" w:color="000000"/>
+            </w:tcBorders>
+            <w:shd w:val="clear" w:color="auto" w:fill="FFCB00"/>
+          </w:tcPr>
+          <w:p>
+            <w:r>
+              <w:rPr>
+                <w:b/>
+              </w:rPr>
+              <w:t>Value</w:t>
+            </w:r>
+          </w:p>
+        </w:tc>
+        <w:tc>
+          <w:tcPr>
+            <w:tcW w:w="6744" w:type="dxa"/>
+            <w:tcBorders>
+              <w:top w:val="single" w:sz="6" w:space="0" w:color="000000"/>
+              <w:left w:val="single" w:sz="6" w:space="0" w:color="000000"/>
+              <w:bottom w:val="single" w:sz="6" w:space="0" w:color="000000"/>
+              <w:right w:val="single" w:sz="6" w:space="0" w:color="000000"/>
+            </w:tcBorders>
+            <w:shd w:val="clear" w:color="auto" w:fill="FFCB00"/>
+          </w:tcPr>
+          <w:p>
+            <w:r>
+              <w:rPr>
+                <w:b/>
+              </w:rPr>
+              <w:t>Description</w:t>
+            </w:r>
+          </w:p>
+        </w:tc>
+      </w:tr>
+      <w:tr>
+        <w:tc>
+          <w:tcPr>
+            <w:tcW w:w="2000" w:type="dxa"/>
+            <w:tcBorders>
+              <w:top w:val="single" w:sz="6" w:space="0" w:color="000000"/>
+              <w:left w:val="single" w:sz="6" w:space="0" w:color="000000"/>
+              <w:bottom w:val="single" w:sz="6" w:space="0" w:color="000000"/>
+              <w:right w:val="single" w:sz="6" w:space="0" w:color="000000"/>
+            </w:tcBorders>
+          </w:tcPr>
+          <w:p>
+            <w:r>
+              <w:t>URL</w:t>
+            </w:r>
+          </w:p>
+        </w:tc>
+        <w:tc>
+          <w:tcPr>
+            <w:tcW w:w="2200" w:type="dxa"/>
+            <w:tcBorders>
+              <w:top w:val="single" w:sz="6" w:space="0" w:color="000000"/>
+              <w:left w:val="single" w:sz="6" w:space="0" w:color="000000"/>
+              <w:bottom w:val="single" w:sz="6" w:space="0" w:color="000000"/>
+              <w:right w:val="single" w:sz="6" w:space="0" w:color="000000"/>
+            </w:tcBorders>
+          </w:tcPr>
+          <w:p>
+            <w:r>
+              <w:t>/aircraft</w:t>
+            </w:r>
+          </w:p>
+        </w:tc>
+        <w:tc>
+          <w:tcPr>
+            <w:tcW w:w="6744" w:type="dxa"/>
+            <w:tcBorders>
+              <w:top w:val="single" w:sz="6" w:space="0" w:color="000000"/>
+              <w:left w:val="single" w:sz="6" w:space="0" w:color="000000"/>
+              <w:bottom w:val="single" w:sz="6" w:space="0" w:color="000000"/>
+              <w:right w:val="single" w:sz="6" w:space="0" w:color="000000"/>
+            </w:tcBorders>
+          </w:tcPr>
+          <w:p>
+            <w:r>
+              <w:t>WebSocket URI path</w:t>
+            </w:r>
+          </w:p>
+        </w:tc>
+      </w:tr>
+      <w:tr>
+        <w:tc>
+          <w:tcPr>
+            <w:tcW w:w="2000" w:type="dxa"/>
+            <w:tcBorders>
+              <w:top w:val="single" w:sz="6" w:space="0" w:color="000000"/>
+              <w:left w:val="single" w:sz="6" w:space="0" w:color="000000"/>
+              <w:bottom w:val="single" w:sz="6" w:space="0" w:color="000000"/>
+              <w:right w:val="single" w:sz="6" w:space="0" w:color="000000"/>
+            </w:tcBorders>
+          </w:tcPr>
+          <w:p>
+            <w:r>
+              <w:t>Protocol</w:t>
+            </w:r>
+          </w:p>
+        </w:tc>
+        <w:tc>
+          <w:tcPr>
+            <w:tcW w:w="2200" w:type="dxa"/>
+            <w:tcBorders>
+              <w:top w:val="single" w:sz="6" w:space="0" w:color="000000"/>
+              <w:left w:val="single" w:sz="6" w:space="0" w:color="000000"/>
+              <w:bottom w:val="single" w:sz="6" w:space="0" w:color="000000"/>
+              <w:right w:val="single" w:sz="6" w:space="0" w:color="000000"/>
+            </w:tcBorders>
+          </w:tcPr>
+          <w:p>
+            <w:r>
+              <w:t>WebSocket (RFC 6455)</w:t>
+            </w:r>
+          </w:p>
+        </w:tc>
+        <w:tc>
+          <w:tcPr>
+            <w:tcW w:w="6744" w:type="dxa"/>
+            <w:tcBorders>
+              <w:top w:val="single" w:sz="6" w:space="0" w:color="000000"/>
+              <w:left w:val="single" w:sz="6" w:space="0" w:color="000000"/>
+              <w:bottom w:val="single" w:sz="6" w:space="0" w:color="000000"/>
+              <w:right w:val="single" w:sz="6" w:space="0" w:color="000000"/>
+            </w:tcBorders>
+          </w:tcPr>
+          <w:p>
+            <w:r>
+              <w:t>HTTP upgrade required</w:t>
+            </w:r>
+          </w:p>
+        </w:tc>
+      </w:tr>
+      <w:tr>
+        <w:tc>
+          <w:tcPr>
+            <w:tcW w:w="2000" w:type="dxa"/>
+            <w:tcBorders>
+              <w:top w:val="single" w:sz="6" w:space="0" w:color="000000"/>
+              <w:left w:val="single" w:sz="6" w:space="0" w:color="000000"/>
+              <w:bottom w:val="single" w:sz="6" w:space="0" w:color="000000"/>
+              <w:right w:val="single" w:sz="6" w:space="0" w:color="000000"/>
+            </w:tcBorders>
+          </w:tcPr>
+          <w:p>
+            <w:r>
+              <w:t>Update Rate</w:t>
+            </w:r>
+          </w:p>
+        </w:tc>
+        <w:tc>
+          <w:tcPr>
+            <w:tcW w:w="2200" w:type="dxa"/>
+            <w:tcBorders>
+              <w:top w:val="single" w:sz="6" w:space="0" w:color="000000"/>
+              <w:left w:val="single" w:sz="6" w:space="0" w:color="000000"/>
+              <w:bottom w:val="single" w:sz="6" w:space="0" w:color="000000"/>
+              <w:right w:val="single" w:sz="6" w:space="0" w:color="000000"/>
+            </w:tcBorders>
+          </w:tcPr>
+          <w:p>
+            <w:r>
+              <w:t>1 Hz</w:t>
+            </w:r>
+          </w:p>
+        </w:tc>
+        <w:tc>
+          <w:tcPr>
+            <w:tcW w:w="6744" w:type="dxa"/>
+            <w:tcBorders>
+              <w:top w:val="single" w:sz="6" w:space="0" w:color="000000"/>
+              <w:left w:val="single" w:sz="6" w:space="0" w:color="000000"/>
+              <w:bottom w:val="single" w:sz="6" w:space="0" w:color="000000"/>
+              <w:right w:val="single" w:sz="6" w:space="0" w:color="000000"/>
+            </w:tcBorders>
+          </w:tcPr>
+          <w:p>
+            <w:r>
+              <w:t>Full aircraft list sent every 1000 ms</w:t>
+            </w:r>
+          </w:p>
+        </w:tc>
+      </w:tr>
+      <w:tr>
+        <w:tc>
+          <w:tcPr>
+            <w:tcW w:w="2000" w:type="dxa"/>
+            <w:tcBorders>
+              <w:top w:val="single" w:sz="6" w:space="0" w:color="000000"/>
+              <w:left w:val="single" w:sz="6" w:space="0" w:color="000000"/>
+              <w:bottom w:val="single" w:sz="6" w:space="0" w:color="000000"/>
+              <w:right w:val="single" w:sz="6" w:space="0" w:color="000000"/>
+            </w:tcBorders>
+          </w:tcPr>
+          <w:p>
+            <w:r>
+              <w:t>Max Clients</w:t>
+            </w:r>
+          </w:p>
+        </w:tc>
+        <w:tc>
+          <w:tcPr>
+            <w:tcW w:w="2200" w:type="dxa"/>
+            <w:tcBorders>
+              <w:top w:val="single" w:sz="6" w:space="0" w:color="000000"/>
+              <w:left w:val="single" w:sz="6" w:space="0" w:color="000000"/>
+              <w:bottom w:val="single" w:sz="6" w:space="0" w:color="000000"/>
+              <w:right w:val="single" w:sz="6" w:space="0" w:color="000000"/>
+            </w:tcBorders>
+          </w:tcPr>
+          <w:p>
+            <w:r>
+              <w:t>4</w:t>
+            </w:r>
+          </w:p>
+        </w:tc>
+        <w:tc>
+          <w:tcPr>
+            <w:tcW w:w="6744" w:type="dxa"/>
+            <w:tcBorders>
+              <w:top w:val="single" w:sz="6" w:space="0" w:color="000000"/>
+              <w:left w:val="single" w:sz="6" w:space="0" w:color="000000"/>
+              <w:bottom w:val="single" w:sz="6" w:space="0" w:color="000000"/>
+              <w:right w:val="single" w:sz="6" w:space="0" w:color="000000"/>
+            </w:tcBorders>
+          </w:tcPr>
+          <w:p>
+            <w:r>
+              <w:t>Simultaneous connections per device</w:t>
+            </w:r>
+          </w:p>
+        </w:tc>
+      </w:tr>
+      <w:tr>
+        <w:tc>
+          <w:tcPr>
+            <w:tcW w:w="2000" w:type="dxa"/>
+            <w:tcBorders>
+              <w:top w:val="single" w:sz="6" w:space="0" w:color="000000"/>
+              <w:left w:val="single" w:sz="6" w:space="0" w:color="000000"/>
+              <w:bottom w:val="single" w:sz="6" w:space="0" w:color="000000"/>
+              <w:right w:val="single" w:sz="6" w:space="0" w:color="000000"/>
+            </w:tcBorders>
+          </w:tcPr>
+          <w:p>
+            <w:r>
+              <w:t>Inactivity Timeout</w:t>
+            </w:r>
+          </w:p>
+        </w:tc>
+        <w:tc>
+          <w:tcPr>
+            <w:tcW w:w="2200" w:type="dxa"/>
+            <w:tcBorders>
+              <w:top w:val="single" w:sz="6" w:space="0" w:color="000000"/>
+              <w:left w:val="single" w:sz="6" w:space="0" w:color="000000"/>
+              <w:bottom w:val="single" w:sz="6" w:space="0" w:color="000000"/>
+              <w:right w:val="single" w:sz="6" w:space="0" w:color="000000"/>
+            </w:tcBorders>
+          </w:tcPr>
+          <w:p>
+            <w:r>
+              <w:t>90 s</w:t>
+            </w:r>
+          </w:p>
+        </w:tc>
+        <w:tc>
+          <w:tcPr>
+            <w:tcW w:w="6744" w:type="dxa"/>
+            <w:tcBorders>
+              <w:top w:val="single" w:sz="6" w:space="0" w:color="000000"/>
+              <w:left w:val="single" w:sz="6" w:space="0" w:color="000000"/>
+              <w:bottom w:val="single" w:sz="6" w:space="0" w:color="000000"/>
+              <w:right w:val="single" w:sz="6" w:space="0" w:color="000000"/>
+            </w:tcBorders>
+          </w:tcPr>
+          <w:p>
+            <w:r>
+              <w:t>Connection closed if no data exchanged</w:t>
+            </w:r>
+          </w:p>
+        </w:tc>
+      </w:tr>
+      <w:tr>
+        <w:tc>
+          <w:tcPr>
+            <w:tcW w:w="2000" w:type="dxa"/>
+            <w:tcBorders>
+              <w:top w:val="single" w:sz="6" w:space="0" w:color="000000"/>
+              <w:left w:val="single" w:sz="6" w:space="0" w:color="000000"/>
+              <w:bottom w:val="single" w:sz="6" w:space="0" w:color="000000"/>
+              <w:right w:val="single" w:sz="6" w:space="0" w:color="000000"/>
+            </w:tcBorders>
+          </w:tcPr>
+          <w:p>
+            <w:r>
+              <w:t>Max Message Size</w:t>
+            </w:r>
+          </w:p>
+        </w:tc>
+        <w:tc>
+          <w:tcPr>
+            <w:tcW w:w="2200" w:type="dxa"/>
+            <w:tcBorders>
+              <w:top w:val="single" w:sz="6" w:space="0" w:color="000000"/>
+              <w:left w:val="single" w:sz="6" w:space="0" w:color="000000"/>
+              <w:bottom w:val="single" w:sz="6" w:space="0" w:color="000000"/>
+              <w:right w:val="single" w:sz="6" w:space="0" w:color="000000"/>
+            </w:tcBorders>
+          </w:tcPr>
+          <w:p>
+            <w:r>
+              <w:t>4000 bytes</w:t>
+            </w:r>
+          </w:p>
+        </w:tc>
+        <w:tc>
+          <w:tcPr>
+            <w:tcW w:w="6744" w:type="dxa"/>
+            <w:tcBorders>
+              <w:top w:val="single" w:sz="6" w:space="0" w:color="000000"/>
+              <w:left w:val="single" w:sz="6" w:space="0" w:color="000000"/>
+              <w:bottom w:val="single" w:sz="6" w:space="0" w:color="000000"/>
+              <w:right w:val="single" w:sz="6" w:space="0" w:color="000000"/>
+            </w:tcBorders>
+          </w:tcPr>
+          <w:p>
+            <w:r>
+              <w:t>Per WebSocket frame</w:t>
+            </w:r>
+          </w:p>
+        </w:tc>
+      </w:tr>
+    </w:tbl>
+    <w:p/>
+    <w:p>
+      <w:pPr>
+        <w:pStyle w:val="Heading3"/>
+        <w:numPr>
+          <w:ilvl w:val="2"/>
+          <w:numId w:val="4"/>
+        </w:numPr>
+      </w:pPr>
+      <w:bookmarkStart w:id="107" w:name="_Toc230658104"/>
+      <w:r>
+        <w:t>Message Format</w:t>
+      </w:r>
+      <w:bookmarkEnd w:id="107"/>
+    </w:p>
+    <w:p>
+      <w:r>
+        <w:t>Each WebSocket message contains one or more newline-terminated JSON objects. Each object represents a single tracked aircraft. Fields are omitted when their data has not been received or is not applicable to the aircraft type; clients must treat absent fields as unknown rather than zero.</w:t>
+      </w:r>
+    </w:p>
+    <w:p>
+      <w:pPr>
+        <w:pStyle w:val="code"/>
+      </w:pPr>
+      <w:r>
+        <w:t>{"hex":"a1b2c3","type":"adsb_icao","flight":"UAL123 ","lat":37.62345,"lon":-122.37812,"alt_baro":37000,"gs":480,"track":270.0,"baro_rate":0,"nic":8,"nic_baro":1,"nac_p":9,"nac_v":2,"sil":3,"gva":2,"sda":2,"version":2,"rssi":-68,"messages":142}</w:t>
+      </w:r>
+    </w:p>
+    <w:p>
+      <w:pPr>
+        <w:pStyle w:val="code"/>
+      </w:pPr>
+      <w:r>
+        <w:t>{"hex":"c3d4e5","type":"adsb_icao","on_ground":1,"lat":37.61200,"lon":-122.38500,"alt_baro":0,"gs":12,"track":90.0,"nic":8,"nic_baro":1,"nac_p":9,"nac_v":2,"sil":3,"gva":2,"sda":2,"version":2,"rssi":-71,"messages":23}</w:t>
+      </w:r>
+    </w:p>
+    <w:p/>
+    <w:p>
+      <w:pPr>
+        <w:pStyle w:val="Heading3"/>
+        <w:sectPr>
+          <w:pgSz w:w="12240" w:h="15840"/>
+          <w:pgMar w:top="720" w:right="720" w:bottom="720" w:left="720" w:header="288" w:footer="288" w:gutter="0"/>
+          <w:cols w:space="720"/>
+          <w:titlePg/>
+          <w:docGrid w:linePitch="360"/>
+        </w:sectPr>
+      </w:pPr>
+    </w:p>
+    <w:p>
+      <w:pPr>
+        <w:pStyle w:val="Heading3"/>
+        <w:numPr>
+          <w:ilvl w:val="2"/>
+          <w:numId w:val="4"/>
+        </w:numPr>
+      </w:pPr>
+      <w:bookmarkStart w:id="108" w:name="_Toc230658105"/>
+      <w:r>
+        <w:lastRenderedPageBreak/>
+        <w:t>JSON Fields</w:t>
+      </w:r>
+      <w:bookmarkEnd w:id="108"/>
+    </w:p>
+    <w:tbl>
+      <w:tblPr>
+        <w:tblW w:w="10944" w:type="dxa"/>
+        <w:tblBorders>
+          <w:top w:val="single" w:sz="6" w:space="0" w:color="auto"/>
+          <w:left w:val="single" w:sz="6" w:space="0" w:color="auto"/>
+          <w:bottom w:val="single" w:sz="6" w:space="0" w:color="auto"/>
+          <w:right w:val="single" w:sz="6" w:space="0" w:color="auto"/>
+          <w:insideH w:val="single" w:sz="6" w:space="0" w:color="auto"/>
+          <w:insideV w:val="single" w:sz="6" w:space="0" w:color="auto"/>
+        </w:tblBorders>
+        <w:tblLayout w:type="fixed"/>
+        <w:tblLook w:val="04A0" w:firstRow="1" w:lastRow="0" w:firstColumn="1" w:lastColumn="0" w:noHBand="0" w:noVBand="1"/>
+      </w:tblPr>
+      <w:tblGrid>
+        <w:gridCol w:w="1458"/>
+        <w:gridCol w:w="990"/>
+        <w:gridCol w:w="1440"/>
+        <w:gridCol w:w="990"/>
+        <w:gridCol w:w="630"/>
+        <w:gridCol w:w="990"/>
+        <w:gridCol w:w="4446"/>
+      </w:tblGrid>
+      <w:tr>
+        <w:tc>
+          <w:tcPr>
+            <w:tcW w:w="1458" w:type="dxa"/>
+            <w:tcBorders>
+              <w:top w:val="single" w:sz="6" w:space="0" w:color="000000"/>
+              <w:left w:val="single" w:sz="6" w:space="0" w:color="000000"/>
+              <w:bottom w:val="single" w:sz="6" w:space="0" w:color="000000"/>
+              <w:right w:val="single" w:sz="6" w:space="0" w:color="000000"/>
+            </w:tcBorders>
+            <w:shd w:val="clear" w:color="auto" w:fill="FFCB00"/>
+          </w:tcPr>
+          <w:p>
+            <w:r>
+              <w:rPr>
+                <w:b/>
+              </w:rPr>
+              <w:t>Field</w:t>
+            </w:r>
+          </w:p>
+        </w:tc>
+        <w:tc>
+          <w:tcPr>
+            <w:tcW w:w="990" w:type="dxa"/>
+            <w:tcBorders>
+              <w:top w:val="single" w:sz="6" w:space="0" w:color="000000"/>
+              <w:left w:val="single" w:sz="6" w:space="0" w:color="000000"/>
+              <w:bottom w:val="single" w:sz="6" w:space="0" w:color="000000"/>
+              <w:right w:val="single" w:sz="6" w:space="0" w:color="000000"/>
+            </w:tcBorders>
+            <w:shd w:val="clear" w:color="auto" w:fill="FFCB00"/>
+          </w:tcPr>
+          <w:p>
+            <w:r>
+              <w:rPr>
+                <w:b/>
+              </w:rPr>
+              <w:t>Type</w:t>
+            </w:r>
+          </w:p>
+        </w:tc>
+        <w:tc>
+          <w:tcPr>
+            <w:tcW w:w="1440" w:type="dxa"/>
+            <w:tcBorders>
+              <w:top w:val="single" w:sz="6" w:space="0" w:color="000000"/>
+              <w:left w:val="single" w:sz="6" w:space="0" w:color="000000"/>
+              <w:bottom w:val="single" w:sz="6" w:space="0" w:color="000000"/>
+              <w:right w:val="single" w:sz="6" w:space="0" w:color="000000"/>
+            </w:tcBorders>
+            <w:shd w:val="clear" w:color="auto" w:fill="FFCB00"/>
+          </w:tcPr>
+          <w:p>
+            <w:r>
+              <w:rPr>
+                <w:b/>
+              </w:rPr>
+              <w:t>Condition</w:t>
+            </w:r>
+          </w:p>
+        </w:tc>
+        <w:tc>
+          <w:tcPr>
+            <w:tcW w:w="990" w:type="dxa"/>
+            <w:tcBorders>
+              <w:top w:val="single" w:sz="6" w:space="0" w:color="000000"/>
+              <w:left w:val="single" w:sz="6" w:space="0" w:color="000000"/>
+              <w:bottom w:val="single" w:sz="6" w:space="0" w:color="000000"/>
+              <w:right w:val="single" w:sz="6" w:space="0" w:color="000000"/>
+            </w:tcBorders>
+            <w:shd w:val="clear" w:color="auto" w:fill="FFCB00"/>
+          </w:tcPr>
+          <w:p>
+            <w:r>
+              <w:rPr>
+                <w:b/>
+              </w:rPr>
+              <w:t>Mode S</w:t>
+            </w:r>
+          </w:p>
+        </w:tc>
+        <w:tc>
+          <w:tcPr>
+            <w:tcW w:w="630" w:type="dxa"/>
+            <w:tcBorders>
+              <w:top w:val="single" w:sz="6" w:space="0" w:color="000000"/>
+              <w:left w:val="single" w:sz="6" w:space="0" w:color="000000"/>
+              <w:bottom w:val="single" w:sz="6" w:space="0" w:color="000000"/>
+              <w:right w:val="single" w:sz="6" w:space="0" w:color="000000"/>
+            </w:tcBorders>
+            <w:shd w:val="clear" w:color="auto" w:fill="FFCB00"/>
+          </w:tcPr>
+          <w:p>
+            <w:r>
+              <w:rPr>
+                <w:b/>
+              </w:rPr>
+              <w:t>UAT</w:t>
+            </w:r>
+          </w:p>
+        </w:tc>
+        <w:tc>
+          <w:tcPr>
+            <w:tcW w:w="990" w:type="dxa"/>
+            <w:tcBorders>
+              <w:top w:val="single" w:sz="6" w:space="0" w:color="000000"/>
+              <w:left w:val="single" w:sz="6" w:space="0" w:color="000000"/>
+              <w:bottom w:val="single" w:sz="6" w:space="0" w:color="000000"/>
+              <w:right w:val="single" w:sz="6" w:space="0" w:color="000000"/>
+            </w:tcBorders>
+            <w:shd w:val="clear" w:color="auto" w:fill="FFCB00"/>
+          </w:tcPr>
+          <w:p>
+            <w:r>
+              <w:rPr>
+                <w:b/>
+              </w:rPr>
+              <w:t>Units</w:t>
+            </w:r>
+          </w:p>
+        </w:tc>
+        <w:tc>
+          <w:tcPr>
+            <w:tcW w:w="4446" w:type="dxa"/>
+            <w:tcBorders>
+              <w:top w:val="single" w:sz="6" w:space="0" w:color="000000"/>
+              <w:left w:val="single" w:sz="6" w:space="0" w:color="000000"/>
+              <w:bottom w:val="single" w:sz="6" w:space="0" w:color="000000"/>
+              <w:right w:val="single" w:sz="6" w:space="0" w:color="000000"/>
+            </w:tcBorders>
+            <w:shd w:val="clear" w:color="auto" w:fill="FFCB00"/>
+          </w:tcPr>
+          <w:p>
+            <w:r>
+              <w:rPr>
+                <w:b/>
+              </w:rPr>
+              <w:t>Description</w:t>
+            </w:r>
+          </w:p>
+        </w:tc>
+      </w:tr>
+      <w:tr>
+        <w:tc>
+          <w:tcPr>
+            <w:tcW w:w="1458" w:type="dxa"/>
+            <w:tcBorders>
+              <w:top w:val="single" w:sz="6" w:space="0" w:color="000000"/>
+              <w:left w:val="single" w:sz="6" w:space="0" w:color="000000"/>
+              <w:bottom w:val="single" w:sz="6" w:space="0" w:color="000000"/>
+              <w:right w:val="single" w:sz="6" w:space="0" w:color="000000"/>
+            </w:tcBorders>
+          </w:tcPr>
+          <w:p>
+            <w:r>
+              <w:t>hex</w:t>
+            </w:r>
+          </w:p>
+        </w:tc>
+        <w:tc>
+          <w:tcPr>
+            <w:tcW w:w="990" w:type="dxa"/>
+            <w:tcBorders>
+              <w:top w:val="single" w:sz="6" w:space="0" w:color="000000"/>
+              <w:left w:val="single" w:sz="6" w:space="0" w:color="000000"/>
+              <w:bottom w:val="single" w:sz="6" w:space="0" w:color="000000"/>
+              <w:right w:val="single" w:sz="6" w:space="0" w:color="000000"/>
+            </w:tcBorders>
+          </w:tcPr>
+          <w:p>
+            <w:r>
+              <w:t>string</w:t>
+            </w:r>
+          </w:p>
+        </w:tc>
+        <w:tc>
+          <w:tcPr>
+            <w:tcW w:w="1440" w:type="dxa"/>
+            <w:tcBorders>
+              <w:top w:val="single" w:sz="6" w:space="0" w:color="000000"/>
+              <w:left w:val="single" w:sz="6" w:space="0" w:color="000000"/>
+              <w:bottom w:val="single" w:sz="6" w:space="0" w:color="000000"/>
+              <w:right w:val="single" w:sz="6" w:space="0" w:color="000000"/>
+            </w:tcBorders>
+          </w:tcPr>
+          <w:p>
+            <w:r>
+              <w:t>Always</w:t>
+            </w:r>
+          </w:p>
+        </w:tc>
+        <w:tc>
+          <w:tcPr>
+            <w:tcW w:w="990" w:type="dxa"/>
+            <w:tcBorders>
+              <w:top w:val="single" w:sz="6" w:space="0" w:color="000000"/>
+              <w:left w:val="single" w:sz="6" w:space="0" w:color="000000"/>
+              <w:bottom w:val="single" w:sz="6" w:space="0" w:color="000000"/>
+              <w:right w:val="single" w:sz="6" w:space="0" w:color="000000"/>
+            </w:tcBorders>
+          </w:tcPr>
+          <w:p>
+            <w:pPr>
+              <w:jc w:val="center"/>
+            </w:pPr>
+            <w:r>
+              <w:t>✓</w:t>
+            </w:r>
+          </w:p>
+        </w:tc>
+        <w:tc>
+          <w:tcPr>
+            <w:tcW w:w="630" w:type="dxa"/>
+            <w:tcBorders>
+              <w:top w:val="single" w:sz="6" w:space="0" w:color="000000"/>
+              <w:left w:val="single" w:sz="6" w:space="0" w:color="000000"/>
+              <w:bottom w:val="single" w:sz="6" w:space="0" w:color="000000"/>
+              <w:right w:val="single" w:sz="6" w:space="0" w:color="000000"/>
+            </w:tcBorders>
+          </w:tcPr>
+          <w:p>
+            <w:pPr>
+              <w:jc w:val="center"/>
+            </w:pPr>
+            <w:r>
+              <w:t>✓</w:t>
+            </w:r>
+          </w:p>
+        </w:tc>
+        <w:tc>
+          <w:tcPr>
+            <w:tcW w:w="990" w:type="dxa"/>
+            <w:tcBorders>
+              <w:top w:val="single" w:sz="6" w:space="0" w:color="000000"/>
+              <w:left w:val="single" w:sz="6" w:space="0" w:color="000000"/>
+              <w:bottom w:val="single" w:sz="6" w:space="0" w:color="000000"/>
+              <w:right w:val="single" w:sz="6" w:space="0" w:color="000000"/>
+            </w:tcBorders>
+          </w:tcPr>
+          <w:p>
+            <w:pPr>
+              <w:jc w:val="center"/>
+            </w:pPr>
+            <w:r>
+              <w:t>—</w:t>
+            </w:r>
+          </w:p>
+        </w:tc>
+        <w:tc>
+          <w:tcPr>
+            <w:tcW w:w="4446" w:type="dxa"/>
+            <w:tcBorders>
+              <w:top w:val="single" w:sz="6" w:space="0" w:color="000000"/>
+              <w:left w:val="single" w:sz="6" w:space="0" w:color="000000"/>
+              <w:bottom w:val="single" w:sz="6" w:space="0" w:color="000000"/>
+              <w:right w:val="single" w:sz="6" w:space="0" w:color="000000"/>
+            </w:tcBorders>
+          </w:tcPr>
+          <w:p>
+            <w:r>
+              <w:t>6-digit ICAO 24-bit address in lowercase hex. UAT non-ICAO addresses (self-assigned or TIS-B track file) are prefixed with ~.</w:t>
+            </w:r>
+          </w:p>
+        </w:tc>
+      </w:tr>
+      <w:tr>
+        <w:tc>
+          <w:tcPr>
+            <w:tcW w:w="1458" w:type="dxa"/>
+            <w:tcBorders>
+              <w:top w:val="single" w:sz="6" w:space="0" w:color="000000"/>
+              <w:left w:val="single" w:sz="6" w:space="0" w:color="000000"/>
+              <w:bottom w:val="single" w:sz="6" w:space="0" w:color="000000"/>
+              <w:right w:val="single" w:sz="6" w:space="0" w:color="000000"/>
+            </w:tcBorders>
+          </w:tcPr>
+          <w:p>
+            <w:r>
+              <w:t>type</w:t>
+            </w:r>
+          </w:p>
+        </w:tc>
+        <w:tc>
+          <w:tcPr>
+            <w:tcW w:w="990" w:type="dxa"/>
+            <w:tcBorders>
+              <w:top w:val="single" w:sz="6" w:space="0" w:color="000000"/>
+              <w:left w:val="single" w:sz="6" w:space="0" w:color="000000"/>
+              <w:bottom w:val="single" w:sz="6" w:space="0" w:color="000000"/>
+              <w:right w:val="single" w:sz="6" w:space="0" w:color="000000"/>
+            </w:tcBorders>
+          </w:tcPr>
+          <w:p>
+            <w:r>
+              <w:t>string</w:t>
+            </w:r>
+          </w:p>
+        </w:tc>
+        <w:tc>
+          <w:tcPr>
+            <w:tcW w:w="1440" w:type="dxa"/>
+            <w:tcBorders>
+              <w:top w:val="single" w:sz="6" w:space="0" w:color="000000"/>
+              <w:left w:val="single" w:sz="6" w:space="0" w:color="000000"/>
+              <w:bottom w:val="single" w:sz="6" w:space="0" w:color="000000"/>
+              <w:right w:val="single" w:sz="6" w:space="0" w:color="000000"/>
+            </w:tcBorders>
+          </w:tcPr>
+          <w:p>
+            <w:r>
+              <w:t>Always</w:t>
+            </w:r>
+          </w:p>
+        </w:tc>
+        <w:tc>
+          <w:tcPr>
+            <w:tcW w:w="990" w:type="dxa"/>
+            <w:tcBorders>
+              <w:top w:val="single" w:sz="6" w:space="0" w:color="000000"/>
+              <w:left w:val="single" w:sz="6" w:space="0" w:color="000000"/>
+              <w:bottom w:val="single" w:sz="6" w:space="0" w:color="000000"/>
+              <w:right w:val="single" w:sz="6" w:space="0" w:color="000000"/>
+            </w:tcBorders>
+          </w:tcPr>
+          <w:p>
+            <w:pPr>
+              <w:jc w:val="center"/>
+            </w:pPr>
+            <w:r>
+              <w:t>✓</w:t>
+            </w:r>
+          </w:p>
+        </w:tc>
+        <w:tc>
+          <w:tcPr>
+            <w:tcW w:w="630" w:type="dxa"/>
+            <w:tcBorders>
+              <w:top w:val="single" w:sz="6" w:space="0" w:color="000000"/>
+              <w:left w:val="single" w:sz="6" w:space="0" w:color="000000"/>
+              <w:bottom w:val="single" w:sz="6" w:space="0" w:color="000000"/>
+              <w:right w:val="single" w:sz="6" w:space="0" w:color="000000"/>
+            </w:tcBorders>
+          </w:tcPr>
+          <w:p>
+            <w:pPr>
+              <w:jc w:val="center"/>
+            </w:pPr>
+            <w:r>
+              <w:t>✓</w:t>
+            </w:r>
+          </w:p>
+        </w:tc>
+        <w:tc>
+          <w:tcPr>
+            <w:tcW w:w="990" w:type="dxa"/>
+            <w:tcBorders>
+              <w:top w:val="single" w:sz="6" w:space="0" w:color="000000"/>
+              <w:left w:val="single" w:sz="6" w:space="0" w:color="000000"/>
+              <w:bottom w:val="single" w:sz="6" w:space="0" w:color="000000"/>
+              <w:right w:val="single" w:sz="6" w:space="0" w:color="000000"/>
+            </w:tcBorders>
+          </w:tcPr>
+          <w:p>
+            <w:pPr>
+              <w:jc w:val="center"/>
+            </w:pPr>
+            <w:r>
+              <w:t>—</w:t>
+            </w:r>
+          </w:p>
+        </w:tc>
+        <w:tc>
+          <w:tcPr>
+            <w:tcW w:w="4446" w:type="dxa"/>
+            <w:tcBorders>
+              <w:top w:val="single" w:sz="6" w:space="0" w:color="000000"/>
+              <w:left w:val="single" w:sz="6" w:space="0" w:color="000000"/>
+              <w:bottom w:val="single" w:sz="6" w:space="0" w:color="000000"/>
+              <w:right w:val="single" w:sz="6" w:space="0" w:color="000000"/>
+            </w:tcBorders>
+          </w:tcPr>
+          <w:p>
+            <w:r>
+              <w:t>Aircraft type. Mode S: adsb_icao, adsr_icao (non-transponder), adsb_icao_nt (Class B ground vehicle). UAT: adsb_icao, adsb_other, tisb_icao, tisb_trackfile.</w:t>
+            </w:r>
+          </w:p>
+        </w:tc>
+      </w:tr>
+      <w:tr>
+        <w:tc>
+          <w:tcPr>
+            <w:tcW w:w="1458" w:type="dxa"/>
+            <w:tcBorders>
+              <w:top w:val="single" w:sz="6" w:space="0" w:color="000000"/>
+              <w:left w:val="single" w:sz="6" w:space="0" w:color="000000"/>
+              <w:bottom w:val="single" w:sz="6" w:space="0" w:color="000000"/>
+              <w:right w:val="single" w:sz="6" w:space="0" w:color="000000"/>
+            </w:tcBorders>
+          </w:tcPr>
+          <w:p>
+            <w:r>
+              <w:t>flight</w:t>
+            </w:r>
+          </w:p>
+        </w:tc>
+        <w:tc>
+          <w:tcPr>
+            <w:tcW w:w="990" w:type="dxa"/>
+            <w:tcBorders>
+              <w:top w:val="single" w:sz="6" w:space="0" w:color="000000"/>
+              <w:left w:val="single" w:sz="6" w:space="0" w:color="000000"/>
+              <w:bottom w:val="single" w:sz="6" w:space="0" w:color="000000"/>
+              <w:right w:val="single" w:sz="6" w:space="0" w:color="000000"/>
+            </w:tcBorders>
+          </w:tcPr>
+          <w:p>
+            <w:r>
+              <w:t>string</w:t>
+            </w:r>
+          </w:p>
+        </w:tc>
+        <w:tc>
+          <w:tcPr>
+            <w:tcW w:w="1440" w:type="dxa"/>
+            <w:tcBorders>
+              <w:top w:val="single" w:sz="6" w:space="0" w:color="000000"/>
+              <w:left w:val="single" w:sz="6" w:space="0" w:color="000000"/>
+              <w:bottom w:val="single" w:sz="6" w:space="0" w:color="000000"/>
+              <w:right w:val="single" w:sz="6" w:space="0" w:color="000000"/>
+            </w:tcBorders>
+          </w:tcPr>
+          <w:p>
+            <w:r>
+              <w:t>If callsign received</w:t>
+            </w:r>
+          </w:p>
+        </w:tc>
+        <w:tc>
+          <w:tcPr>
+            <w:tcW w:w="990" w:type="dxa"/>
+            <w:tcBorders>
+              <w:top w:val="single" w:sz="6" w:space="0" w:color="000000"/>
+              <w:left w:val="single" w:sz="6" w:space="0" w:color="000000"/>
+              <w:bottom w:val="single" w:sz="6" w:space="0" w:color="000000"/>
+              <w:right w:val="single" w:sz="6" w:space="0" w:color="000000"/>
+            </w:tcBorders>
+          </w:tcPr>
+          <w:p>
+            <w:pPr>
+              <w:jc w:val="center"/>
+            </w:pPr>
+            <w:r>
+              <w:t>✓</w:t>
+            </w:r>
+          </w:p>
+        </w:tc>
+        <w:tc>
+          <w:tcPr>
+            <w:tcW w:w="630" w:type="dxa"/>
+            <w:tcBorders>
+              <w:top w:val="single" w:sz="6" w:space="0" w:color="000000"/>
+              <w:left w:val="single" w:sz="6" w:space="0" w:color="000000"/>
+              <w:bottom w:val="single" w:sz="6" w:space="0" w:color="000000"/>
+              <w:right w:val="single" w:sz="6" w:space="0" w:color="000000"/>
+            </w:tcBorders>
+          </w:tcPr>
+          <w:p>
+            <w:pPr>
+              <w:jc w:val="center"/>
+            </w:pPr>
+            <w:r>
+              <w:t>✓</w:t>
+            </w:r>
+          </w:p>
+        </w:tc>
+        <w:tc>
+          <w:tcPr>
+            <w:tcW w:w="990" w:type="dxa"/>
+            <w:tcBorders>
+              <w:top w:val="single" w:sz="6" w:space="0" w:color="000000"/>
+              <w:left w:val="single" w:sz="6" w:space="0" w:color="000000"/>
+              <w:bottom w:val="single" w:sz="6" w:space="0" w:color="000000"/>
+              <w:right w:val="single" w:sz="6" w:space="0" w:color="000000"/>
+            </w:tcBorders>
+          </w:tcPr>
+          <w:p>
+            <w:pPr>
+              <w:jc w:val="center"/>
+            </w:pPr>
+            <w:r>
+              <w:t>—</w:t>
+            </w:r>
+          </w:p>
+        </w:tc>
+        <w:tc>
+          <w:tcPr>
+            <w:tcW w:w="4446" w:type="dxa"/>
+            <w:tcBorders>
+              <w:top w:val="single" w:sz="6" w:space="0" w:color="000000"/>
+              <w:left w:val="single" w:sz="6" w:space="0" w:color="000000"/>
+              <w:bottom w:val="single" w:sz="6" w:space="0" w:color="000000"/>
+              <w:right w:val="single" w:sz="6" w:space="0" w:color="000000"/>
+            </w:tcBorders>
+          </w:tcPr>
+          <w:p>
+            <w:r>
+              <w:t>8-character flight identifier / callsign, right-padded with spaces.</w:t>
+            </w:r>
+          </w:p>
+        </w:tc>
+      </w:tr>
+      <w:tr>
+        <w:tc>
+          <w:tcPr>
+            <w:tcW w:w="1458" w:type="dxa"/>
+            <w:tcBorders>
+              <w:top w:val="single" w:sz="6" w:space="0" w:color="000000"/>
+              <w:left w:val="single" w:sz="6" w:space="0" w:color="000000"/>
+              <w:bottom w:val="single" w:sz="6" w:space="0" w:color="000000"/>
+              <w:right w:val="single" w:sz="6" w:space="0" w:color="000000"/>
+            </w:tcBorders>
+          </w:tcPr>
+          <w:p>
+            <w:r>
+              <w:t>squawk</w:t>
+            </w:r>
+          </w:p>
+        </w:tc>
+        <w:tc>
+          <w:tcPr>
+            <w:tcW w:w="990" w:type="dxa"/>
+            <w:tcBorders>
+              <w:top w:val="single" w:sz="6" w:space="0" w:color="000000"/>
+              <w:left w:val="single" w:sz="6" w:space="0" w:color="000000"/>
+              <w:bottom w:val="single" w:sz="6" w:space="0" w:color="000000"/>
+              <w:right w:val="single" w:sz="6" w:space="0" w:color="000000"/>
+            </w:tcBorders>
+          </w:tcPr>
+          <w:p>
+            <w:r>
+              <w:t>string</w:t>
+            </w:r>
+          </w:p>
+        </w:tc>
+        <w:tc>
+          <w:tcPr>
+            <w:tcW w:w="1440" w:type="dxa"/>
+            <w:tcBorders>
+              <w:top w:val="single" w:sz="6" w:space="0" w:color="000000"/>
+              <w:left w:val="single" w:sz="6" w:space="0" w:color="000000"/>
+              <w:bottom w:val="single" w:sz="6" w:space="0" w:color="000000"/>
+              <w:right w:val="single" w:sz="6" w:space="0" w:color="000000"/>
+            </w:tcBorders>
+          </w:tcPr>
+          <w:p>
+            <w:r>
+              <w:t>If squawk received</w:t>
+            </w:r>
+          </w:p>
+        </w:tc>
+        <w:tc>
+          <w:tcPr>
+            <w:tcW w:w="990" w:type="dxa"/>
+            <w:tcBorders>
+              <w:top w:val="single" w:sz="6" w:space="0" w:color="000000"/>
+              <w:left w:val="single" w:sz="6" w:space="0" w:color="000000"/>
+              <w:bottom w:val="single" w:sz="6" w:space="0" w:color="000000"/>
+              <w:right w:val="single" w:sz="6" w:space="0" w:color="000000"/>
+            </w:tcBorders>
+          </w:tcPr>
+          <w:p>
+            <w:pPr>
+              <w:jc w:val="center"/>
+            </w:pPr>
+            <w:r>
+              <w:t>✓</w:t>
+            </w:r>
+          </w:p>
+        </w:tc>
+        <w:tc>
+          <w:tcPr>
+            <w:tcW w:w="630" w:type="dxa"/>
+            <w:tcBorders>
+              <w:top w:val="single" w:sz="6" w:space="0" w:color="000000"/>
+              <w:left w:val="single" w:sz="6" w:space="0" w:color="000000"/>
+              <w:bottom w:val="single" w:sz="6" w:space="0" w:color="000000"/>
+              <w:right w:val="single" w:sz="6" w:space="0" w:color="000000"/>
+            </w:tcBorders>
+          </w:tcPr>
+          <w:p>
+            <w:pPr>
+              <w:jc w:val="center"/>
+            </w:pPr>
+            <w:r>
+              <w:t>✓</w:t>
+            </w:r>
+          </w:p>
+        </w:tc>
+        <w:tc>
+          <w:tcPr>
+            <w:tcW w:w="990" w:type="dxa"/>
+            <w:tcBorders>
+              <w:top w:val="single" w:sz="6" w:space="0" w:color="000000"/>
+              <w:left w:val="single" w:sz="6" w:space="0" w:color="000000"/>
+              <w:bottom w:val="single" w:sz="6" w:space="0" w:color="000000"/>
+              <w:right w:val="single" w:sz="6" w:space="0" w:color="000000"/>
+            </w:tcBorders>
+          </w:tcPr>
+          <w:p>
+            <w:pPr>
+              <w:jc w:val="center"/>
+            </w:pPr>
+            <w:r>
+              <w:t>—</w:t>
+            </w:r>
+          </w:p>
+        </w:tc>
+        <w:tc>
+          <w:tcPr>
+            <w:tcW w:w="4446" w:type="dxa"/>
+            <w:tcBorders>
+              <w:top w:val="single" w:sz="6" w:space="0" w:color="000000"/>
+              <w:left w:val="single" w:sz="6" w:space="0" w:color="000000"/>
+              <w:bottom w:val="single" w:sz="6" w:space="0" w:color="000000"/>
+              <w:right w:val="single" w:sz="6" w:space="0" w:color="000000"/>
+            </w:tcBorders>
+          </w:tcPr>
+          <w:p>
+            <w:r>
+              <w:t>4-digit octal transponder squawk code.</w:t>
+            </w:r>
+          </w:p>
+        </w:tc>
+      </w:tr>
+      <w:tr>
+        <w:tc>
+          <w:tcPr>
+            <w:tcW w:w="1458" w:type="dxa"/>
+            <w:tcBorders>
+              <w:top w:val="single" w:sz="6" w:space="0" w:color="000000"/>
+              <w:left w:val="single" w:sz="6" w:space="0" w:color="000000"/>
+              <w:bottom w:val="single" w:sz="6" w:space="0" w:color="000000"/>
+              <w:right w:val="single" w:sz="6" w:space="0" w:color="000000"/>
+            </w:tcBorders>
+          </w:tcPr>
+          <w:p>
+            <w:r>
+              <w:t>category</w:t>
+            </w:r>
+          </w:p>
+        </w:tc>
+        <w:tc>
+          <w:tcPr>
+            <w:tcW w:w="990" w:type="dxa"/>
+            <w:tcBorders>
+              <w:top w:val="single" w:sz="6" w:space="0" w:color="000000"/>
+              <w:left w:val="single" w:sz="6" w:space="0" w:color="000000"/>
+              <w:bottom w:val="single" w:sz="6" w:space="0" w:color="000000"/>
+              <w:right w:val="single" w:sz="6" w:space="0" w:color="000000"/>
+            </w:tcBorders>
+          </w:tcPr>
+          <w:p>
+            <w:r>
+              <w:t>string</w:t>
+            </w:r>
+          </w:p>
+        </w:tc>
+        <w:tc>
+          <w:tcPr>
+            <w:tcW w:w="1440" w:type="dxa"/>
+            <w:tcBorders>
+              <w:top w:val="single" w:sz="6" w:space="0" w:color="000000"/>
+              <w:left w:val="single" w:sz="6" w:space="0" w:color="000000"/>
+              <w:bottom w:val="single" w:sz="6" w:space="0" w:color="000000"/>
+              <w:right w:val="single" w:sz="6" w:space="0" w:color="000000"/>
+            </w:tcBorders>
+          </w:tcPr>
+          <w:p>
+            <w:r>
+              <w:t>If category received</w:t>
+            </w:r>
+          </w:p>
+        </w:tc>
+        <w:tc>
+          <w:tcPr>
+            <w:tcW w:w="990" w:type="dxa"/>
+            <w:tcBorders>
+              <w:top w:val="single" w:sz="6" w:space="0" w:color="000000"/>
+              <w:left w:val="single" w:sz="6" w:space="0" w:color="000000"/>
+              <w:bottom w:val="single" w:sz="6" w:space="0" w:color="000000"/>
+              <w:right w:val="single" w:sz="6" w:space="0" w:color="000000"/>
+            </w:tcBorders>
+          </w:tcPr>
+          <w:p>
+            <w:pPr>
+              <w:jc w:val="center"/>
+            </w:pPr>
+            <w:r>
+              <w:t>✓</w:t>
+            </w:r>
+          </w:p>
+        </w:tc>
+        <w:tc>
+          <w:tcPr>
+            <w:tcW w:w="630" w:type="dxa"/>
+            <w:tcBorders>
+              <w:top w:val="single" w:sz="6" w:space="0" w:color="000000"/>
+              <w:left w:val="single" w:sz="6" w:space="0" w:color="000000"/>
+              <w:bottom w:val="single" w:sz="6" w:space="0" w:color="000000"/>
+              <w:right w:val="single" w:sz="6" w:space="0" w:color="000000"/>
+            </w:tcBorders>
+          </w:tcPr>
+          <w:p>
+            <w:pPr>
+              <w:jc w:val="center"/>
+            </w:pPr>
+            <w:r>
+              <w:t>✓</w:t>
+            </w:r>
+          </w:p>
+        </w:tc>
+        <w:tc>
+          <w:tcPr>
+            <w:tcW w:w="990" w:type="dxa"/>
+            <w:tcBorders>
+              <w:top w:val="single" w:sz="6" w:space="0" w:color="000000"/>
+              <w:left w:val="single" w:sz="6" w:space="0" w:color="000000"/>
+              <w:bottom w:val="single" w:sz="6" w:space="0" w:color="000000"/>
+              <w:right w:val="single" w:sz="6" w:space="0" w:color="000000"/>
+            </w:tcBorders>
+          </w:tcPr>
+          <w:p>
+            <w:pPr>
+              <w:jc w:val="center"/>
+            </w:pPr>
+            <w:r>
+              <w:t>—</w:t>
+            </w:r>
+          </w:p>
+        </w:tc>
+        <w:tc>
+          <w:tcPr>
+            <w:tcW w:w="4446" w:type="dxa"/>
+            <w:tcBorders>
+              <w:top w:val="single" w:sz="6" w:space="0" w:color="000000"/>
+              <w:left w:val="single" w:sz="6" w:space="0" w:color="000000"/>
+              <w:bottom w:val="single" w:sz="6" w:space="0" w:color="000000"/>
+              <w:right w:val="single" w:sz="6" w:space="0" w:color="000000"/>
+            </w:tcBorders>
+          </w:tcPr>
+          <w:p>
+            <w:r>
+              <w:t>Emitter category in readsb A0-D7 format. Letter A-D = set 0-3; digit 0-7 = subcategory.</w:t>
+            </w:r>
+          </w:p>
+        </w:tc>
+      </w:tr>
+      <w:tr>
+        <w:tc>
+          <w:tcPr>
+            <w:tcW w:w="1458" w:type="dxa"/>
+            <w:tcBorders>
+              <w:top w:val="single" w:sz="6" w:space="0" w:color="000000"/>
+              <w:left w:val="single" w:sz="6" w:space="0" w:color="000000"/>
+              <w:bottom w:val="single" w:sz="6" w:space="0" w:color="000000"/>
+              <w:right w:val="single" w:sz="6" w:space="0" w:color="000000"/>
+            </w:tcBorders>
+          </w:tcPr>
+          <w:p>
+            <w:r>
+              <w:t>lat</w:t>
+            </w:r>
+          </w:p>
+        </w:tc>
+        <w:tc>
+          <w:tcPr>
+            <w:tcW w:w="990" w:type="dxa"/>
+            <w:tcBorders>
+              <w:top w:val="single" w:sz="6" w:space="0" w:color="000000"/>
+              <w:left w:val="single" w:sz="6" w:space="0" w:color="000000"/>
+              <w:bottom w:val="single" w:sz="6" w:space="0" w:color="000000"/>
+              <w:right w:val="single" w:sz="6" w:space="0" w:color="000000"/>
+            </w:tcBorders>
+          </w:tcPr>
+          <w:p>
+            <w:r>
+              <w:t>number</w:t>
+            </w:r>
+          </w:p>
+        </w:tc>
+        <w:tc>
+          <w:tcPr>
+            <w:tcW w:w="1440" w:type="dxa"/>
+            <w:tcBorders>
+              <w:top w:val="single" w:sz="6" w:space="0" w:color="000000"/>
+              <w:left w:val="single" w:sz="6" w:space="0" w:color="000000"/>
+              <w:bottom w:val="single" w:sz="6" w:space="0" w:color="000000"/>
+              <w:right w:val="single" w:sz="6" w:space="0" w:color="000000"/>
+            </w:tcBorders>
+          </w:tcPr>
+          <w:p>
+            <w:r>
+              <w:t>If position valid</w:t>
+            </w:r>
+          </w:p>
+        </w:tc>
+        <w:tc>
+          <w:tcPr>
+            <w:tcW w:w="990" w:type="dxa"/>
+            <w:tcBorders>
+              <w:top w:val="single" w:sz="6" w:space="0" w:color="000000"/>
+              <w:left w:val="single" w:sz="6" w:space="0" w:color="000000"/>
+              <w:bottom w:val="single" w:sz="6" w:space="0" w:color="000000"/>
+              <w:right w:val="single" w:sz="6" w:space="0" w:color="000000"/>
+            </w:tcBorders>
+          </w:tcPr>
+          <w:p>
+            <w:pPr>
+              <w:jc w:val="center"/>
+            </w:pPr>
+            <w:r>
+              <w:t>✓</w:t>
+            </w:r>
+          </w:p>
+        </w:tc>
+        <w:tc>
+          <w:tcPr>
+            <w:tcW w:w="630" w:type="dxa"/>
+            <w:tcBorders>
+              <w:top w:val="single" w:sz="6" w:space="0" w:color="000000"/>
+              <w:left w:val="single" w:sz="6" w:space="0" w:color="000000"/>
+              <w:bottom w:val="single" w:sz="6" w:space="0" w:color="000000"/>
+              <w:right w:val="single" w:sz="6" w:space="0" w:color="000000"/>
+            </w:tcBorders>
+          </w:tcPr>
+          <w:p>
+            <w:pPr>
+              <w:jc w:val="center"/>
+            </w:pPr>
+            <w:r>
+              <w:t>✓</w:t>
+            </w:r>
+          </w:p>
+        </w:tc>
+        <w:tc>
+          <w:tcPr>
+            <w:tcW w:w="990" w:type="dxa"/>
+            <w:tcBorders>
+              <w:top w:val="single" w:sz="6" w:space="0" w:color="000000"/>
+              <w:left w:val="single" w:sz="6" w:space="0" w:color="000000"/>
+              <w:bottom w:val="single" w:sz="6" w:space="0" w:color="000000"/>
+              <w:right w:val="single" w:sz="6" w:space="0" w:color="000000"/>
+            </w:tcBorders>
+          </w:tcPr>
+          <w:p>
+            <w:pPr>
+              <w:jc w:val="center"/>
+            </w:pPr>
+            <w:r>
+              <w:t>degrees</w:t>
+            </w:r>
+          </w:p>
+        </w:tc>
+        <w:tc>
+          <w:tcPr>
+            <w:tcW w:w="4446" w:type="dxa"/>
+            <w:tcBorders>
+              <w:top w:val="single" w:sz="6" w:space="0" w:color="000000"/>
+              <w:left w:val="single" w:sz="6" w:space="0" w:color="000000"/>
+              <w:bottom w:val="single" w:sz="6" w:space="0" w:color="000000"/>
+              <w:right w:val="single" w:sz="6" w:space="0" w:color="000000"/>
+            </w:tcBorders>
+          </w:tcPr>
+          <w:p>
+            <w:r>
+              <w:t>WGS-84 latitude, 5 decimal places (~1.1 m resolution).</w:t>
+            </w:r>
+          </w:p>
+        </w:tc>
+      </w:tr>
+      <w:tr>
+        <w:tc>
+          <w:tcPr>
+            <w:tcW w:w="1458" w:type="dxa"/>
+            <w:tcBorders>
+              <w:top w:val="single" w:sz="6" w:space="0" w:color="000000"/>
+              <w:left w:val="single" w:sz="6" w:space="0" w:color="000000"/>
+              <w:bottom w:val="single" w:sz="6" w:space="0" w:color="000000"/>
+              <w:right w:val="single" w:sz="6" w:space="0" w:color="000000"/>
+            </w:tcBorders>
+          </w:tcPr>
+          <w:p>
+            <w:r>
+              <w:t>lon</w:t>
+            </w:r>
+          </w:p>
+        </w:tc>
+        <w:tc>
+          <w:tcPr>
+            <w:tcW w:w="990" w:type="dxa"/>
+            <w:tcBorders>
+              <w:top w:val="single" w:sz="6" w:space="0" w:color="000000"/>
+              <w:left w:val="single" w:sz="6" w:space="0" w:color="000000"/>
+              <w:bottom w:val="single" w:sz="6" w:space="0" w:color="000000"/>
+              <w:right w:val="single" w:sz="6" w:space="0" w:color="000000"/>
+            </w:tcBorders>
+          </w:tcPr>
+          <w:p>
+            <w:r>
+              <w:t>number</w:t>
+            </w:r>
+          </w:p>
+        </w:tc>
+        <w:tc>
+          <w:tcPr>
+            <w:tcW w:w="1440" w:type="dxa"/>
+            <w:tcBorders>
+              <w:top w:val="single" w:sz="6" w:space="0" w:color="000000"/>
+              <w:left w:val="single" w:sz="6" w:space="0" w:color="000000"/>
+              <w:bottom w:val="single" w:sz="6" w:space="0" w:color="000000"/>
+              <w:right w:val="single" w:sz="6" w:space="0" w:color="000000"/>
+            </w:tcBorders>
+          </w:tcPr>
+          <w:p>
+            <w:r>
+              <w:t>If position valid</w:t>
+            </w:r>
+          </w:p>
+        </w:tc>
+        <w:tc>
+          <w:tcPr>
+            <w:tcW w:w="990" w:type="dxa"/>
+            <w:tcBorders>
+              <w:top w:val="single" w:sz="6" w:space="0" w:color="000000"/>
+              <w:left w:val="single" w:sz="6" w:space="0" w:color="000000"/>
+              <w:bottom w:val="single" w:sz="6" w:space="0" w:color="000000"/>
+              <w:right w:val="single" w:sz="6" w:space="0" w:color="000000"/>
+            </w:tcBorders>
+          </w:tcPr>
+          <w:p>
+            <w:pPr>
+              <w:jc w:val="center"/>
+            </w:pPr>
+            <w:r>
+              <w:t>✓</w:t>
+            </w:r>
+          </w:p>
+        </w:tc>
+        <w:tc>
+          <w:tcPr>
+            <w:tcW w:w="630" w:type="dxa"/>
+            <w:tcBorders>
+              <w:top w:val="single" w:sz="6" w:space="0" w:color="000000"/>
+              <w:left w:val="single" w:sz="6" w:space="0" w:color="000000"/>
+              <w:bottom w:val="single" w:sz="6" w:space="0" w:color="000000"/>
+              <w:right w:val="single" w:sz="6" w:space="0" w:color="000000"/>
+            </w:tcBorders>
+          </w:tcPr>
+          <w:p>
+            <w:pPr>
+              <w:jc w:val="center"/>
+            </w:pPr>
+            <w:r>
+              <w:t>✓</w:t>
+            </w:r>
+          </w:p>
+        </w:tc>
+        <w:tc>
+          <w:tcPr>
+            <w:tcW w:w="990" w:type="dxa"/>
+            <w:tcBorders>
+              <w:top w:val="single" w:sz="6" w:space="0" w:color="000000"/>
+              <w:left w:val="single" w:sz="6" w:space="0" w:color="000000"/>
+              <w:bottom w:val="single" w:sz="6" w:space="0" w:color="000000"/>
+              <w:right w:val="single" w:sz="6" w:space="0" w:color="000000"/>
+            </w:tcBorders>
+          </w:tcPr>
+          <w:p>
+            <w:pPr>
+              <w:jc w:val="center"/>
+            </w:pPr>
+            <w:r>
+              <w:t>degrees</w:t>
+            </w:r>
+          </w:p>
+        </w:tc>
+        <w:tc>
+          <w:tcPr>
+            <w:tcW w:w="4446" w:type="dxa"/>
+            <w:tcBorders>
+              <w:top w:val="single" w:sz="6" w:space="0" w:color="000000"/>
+              <w:left w:val="single" w:sz="6" w:space="0" w:color="000000"/>
+              <w:bottom w:val="single" w:sz="6" w:space="0" w:color="000000"/>
+              <w:right w:val="single" w:sz="6" w:space="0" w:color="000000"/>
+            </w:tcBorders>
+          </w:tcPr>
+          <w:p>
+            <w:r>
+              <w:t>WGS-84 longitude, 5 decimal places (~1.1 m resolution).</w:t>
+            </w:r>
+          </w:p>
+        </w:tc>
+      </w:tr>
+      <w:tr>
+        <w:tc>
+          <w:tcPr>
+            <w:tcW w:w="1458" w:type="dxa"/>
+            <w:tcBorders>
+              <w:top w:val="single" w:sz="6" w:space="0" w:color="000000"/>
+              <w:left w:val="single" w:sz="6" w:space="0" w:color="000000"/>
+              <w:bottom w:val="single" w:sz="6" w:space="0" w:color="000000"/>
+              <w:right w:val="single" w:sz="6" w:space="0" w:color="000000"/>
+            </w:tcBorders>
+          </w:tcPr>
+          <w:p>
+            <w:r>
+              <w:t>alt_baro</w:t>
+            </w:r>
+          </w:p>
+        </w:tc>
+        <w:tc>
+          <w:tcPr>
+            <w:tcW w:w="990" w:type="dxa"/>
+            <w:tcBorders>
+              <w:top w:val="single" w:sz="6" w:space="0" w:color="000000"/>
+              <w:left w:val="single" w:sz="6" w:space="0" w:color="000000"/>
+              <w:bottom w:val="single" w:sz="6" w:space="0" w:color="000000"/>
+              <w:right w:val="single" w:sz="6" w:space="0" w:color="000000"/>
+            </w:tcBorders>
+          </w:tcPr>
+          <w:p>
+            <w:r>
+              <w:t>integer</w:t>
+            </w:r>
+          </w:p>
+        </w:tc>
+        <w:tc>
+          <w:tcPr>
+            <w:tcW w:w="1440" w:type="dxa"/>
+            <w:tcBorders>
+              <w:top w:val="single" w:sz="6" w:space="0" w:color="000000"/>
+              <w:left w:val="single" w:sz="6" w:space="0" w:color="000000"/>
+              <w:bottom w:val="single" w:sz="6" w:space="0" w:color="000000"/>
+              <w:right w:val="single" w:sz="6" w:space="0" w:color="000000"/>
+            </w:tcBorders>
+          </w:tcPr>
+          <w:p>
+            <w:r>
+              <w:t>If baro altitude valid</w:t>
+            </w:r>
+          </w:p>
+        </w:tc>
+        <w:tc>
+          <w:tcPr>
+            <w:tcW w:w="990" w:type="dxa"/>
+            <w:tcBorders>
+              <w:top w:val="single" w:sz="6" w:space="0" w:color="000000"/>
+              <w:left w:val="single" w:sz="6" w:space="0" w:color="000000"/>
+              <w:bottom w:val="single" w:sz="6" w:space="0" w:color="000000"/>
+              <w:right w:val="single" w:sz="6" w:space="0" w:color="000000"/>
+            </w:tcBorders>
+          </w:tcPr>
+          <w:p>
+            <w:pPr>
+              <w:jc w:val="center"/>
+            </w:pPr>
+            <w:r>
+              <w:t>✓</w:t>
+            </w:r>
+          </w:p>
+        </w:tc>
+        <w:tc>
+          <w:tcPr>
+            <w:tcW w:w="630" w:type="dxa"/>
+            <w:tcBorders>
+              <w:top w:val="single" w:sz="6" w:space="0" w:color="000000"/>
+              <w:left w:val="single" w:sz="6" w:space="0" w:color="000000"/>
+              <w:bottom w:val="single" w:sz="6" w:space="0" w:color="000000"/>
+              <w:right w:val="single" w:sz="6" w:space="0" w:color="000000"/>
+            </w:tcBorders>
+          </w:tcPr>
+          <w:p>
+            <w:pPr>
+              <w:jc w:val="center"/>
+            </w:pPr>
+            <w:r>
+              <w:t>✓</w:t>
+            </w:r>
+          </w:p>
+        </w:tc>
+        <w:tc>
+          <w:tcPr>
+            <w:tcW w:w="990" w:type="dxa"/>
+            <w:tcBorders>
+              <w:top w:val="single" w:sz="6" w:space="0" w:color="000000"/>
+              <w:left w:val="single" w:sz="6" w:space="0" w:color="000000"/>
+              <w:bottom w:val="single" w:sz="6" w:space="0" w:color="000000"/>
+              <w:right w:val="single" w:sz="6" w:space="0" w:color="000000"/>
+            </w:tcBorders>
+          </w:tcPr>
+          <w:p>
+            <w:pPr>
+              <w:jc w:val="center"/>
+            </w:pPr>
+            <w:r>
+              <w:t>ft</w:t>
+            </w:r>
+          </w:p>
+        </w:tc>
+        <w:tc>
+          <w:tcPr>
+            <w:tcW w:w="4446" w:type="dxa"/>
+            <w:tcBorders>
+              <w:top w:val="single" w:sz="6" w:space="0" w:color="000000"/>
+              <w:left w:val="single" w:sz="6" w:space="0" w:color="000000"/>
+              <w:bottom w:val="single" w:sz="6" w:space="0" w:color="000000"/>
+              <w:right w:val="single" w:sz="6" w:space="0" w:color="000000"/>
+            </w:tcBorders>
+          </w:tcPr>
+          <w:p>
+            <w:r>
+              <w:t>Barometric pressure altitude.</w:t>
+            </w:r>
+          </w:p>
+        </w:tc>
+      </w:tr>
+      <w:tr>
+        <w:tc>
+          <w:tcPr>
+            <w:tcW w:w="1458" w:type="dxa"/>
+            <w:tcBorders>
+              <w:top w:val="single" w:sz="6" w:space="0" w:color="000000"/>
+              <w:left w:val="single" w:sz="6" w:space="0" w:color="000000"/>
+              <w:bottom w:val="single" w:sz="6" w:space="0" w:color="000000"/>
+              <w:right w:val="single" w:sz="6" w:space="0" w:color="000000"/>
+            </w:tcBorders>
+          </w:tcPr>
+          <w:p>
+            <w:r>
+              <w:t>alt_geom</w:t>
+            </w:r>
+          </w:p>
+        </w:tc>
+        <w:tc>
+          <w:tcPr>
+            <w:tcW w:w="990" w:type="dxa"/>
+            <w:tcBorders>
+              <w:top w:val="single" w:sz="6" w:space="0" w:color="000000"/>
+              <w:left w:val="single" w:sz="6" w:space="0" w:color="000000"/>
+              <w:bottom w:val="single" w:sz="6" w:space="0" w:color="000000"/>
+              <w:right w:val="single" w:sz="6" w:space="0" w:color="000000"/>
+            </w:tcBorders>
+          </w:tcPr>
+          <w:p>
+            <w:r>
+              <w:t>integer</w:t>
+            </w:r>
+          </w:p>
+        </w:tc>
+        <w:tc>
+          <w:tcPr>
+            <w:tcW w:w="1440" w:type="dxa"/>
+            <w:tcBorders>
+              <w:top w:val="single" w:sz="6" w:space="0" w:color="000000"/>
+              <w:left w:val="single" w:sz="6" w:space="0" w:color="000000"/>
+              <w:bottom w:val="single" w:sz="6" w:space="0" w:color="000000"/>
+              <w:right w:val="single" w:sz="6" w:space="0" w:color="000000"/>
+            </w:tcBorders>
+          </w:tcPr>
+          <w:p>
+            <w:r>
+              <w:t>If GNSS altitude valid</w:t>
+            </w:r>
+          </w:p>
+        </w:tc>
+        <w:tc>
+          <w:tcPr>
+            <w:tcW w:w="990" w:type="dxa"/>
+            <w:tcBorders>
+              <w:top w:val="single" w:sz="6" w:space="0" w:color="000000"/>
+              <w:left w:val="single" w:sz="6" w:space="0" w:color="000000"/>
+              <w:bottom w:val="single" w:sz="6" w:space="0" w:color="000000"/>
+              <w:right w:val="single" w:sz="6" w:space="0" w:color="000000"/>
+            </w:tcBorders>
+          </w:tcPr>
+          <w:p>
+            <w:pPr>
+              <w:jc w:val="center"/>
+            </w:pPr>
+            <w:r>
+              <w:t>✓</w:t>
+            </w:r>
+          </w:p>
+        </w:tc>
+        <w:tc>
+          <w:tcPr>
+            <w:tcW w:w="630" w:type="dxa"/>
+            <w:tcBorders>
+              <w:top w:val="single" w:sz="6" w:space="0" w:color="000000"/>
+              <w:left w:val="single" w:sz="6" w:space="0" w:color="000000"/>
+              <w:bottom w:val="single" w:sz="6" w:space="0" w:color="000000"/>
+              <w:right w:val="single" w:sz="6" w:space="0" w:color="000000"/>
+            </w:tcBorders>
+          </w:tcPr>
+          <w:p>
+            <w:pPr>
+              <w:jc w:val="center"/>
+            </w:pPr>
+            <w:r>
+              <w:t>✓</w:t>
+            </w:r>
+          </w:p>
+        </w:tc>
+        <w:tc>
+          <w:tcPr>
+            <w:tcW w:w="990" w:type="dxa"/>
+            <w:tcBorders>
+              <w:top w:val="single" w:sz="6" w:space="0" w:color="000000"/>
+              <w:left w:val="single" w:sz="6" w:space="0" w:color="000000"/>
+              <w:bottom w:val="single" w:sz="6" w:space="0" w:color="000000"/>
+              <w:right w:val="single" w:sz="6" w:space="0" w:color="000000"/>
+            </w:tcBorders>
+          </w:tcPr>
+          <w:p>
+            <w:pPr>
+              <w:jc w:val="center"/>
+            </w:pPr>
+            <w:r>
+              <w:t>ft</w:t>
+            </w:r>
+          </w:p>
+        </w:tc>
+        <w:tc>
+          <w:tcPr>
+            <w:tcW w:w="4446" w:type="dxa"/>
+            <w:tcBorders>
+              <w:top w:val="single" w:sz="6" w:space="0" w:color="000000"/>
+              <w:left w:val="single" w:sz="6" w:space="0" w:color="000000"/>
+              <w:bottom w:val="single" w:sz="6" w:space="0" w:color="000000"/>
+              <w:right w:val="single" w:sz="6" w:space="0" w:color="000000"/>
+            </w:tcBorders>
+          </w:tcPr>
+          <w:p>
+            <w:r>
+              <w:t>Geometric (GNSS/GPS) altitude.</w:t>
+            </w:r>
+          </w:p>
+        </w:tc>
+      </w:tr>
+      <w:tr>
+        <w:tc>
+          <w:tcPr>
+            <w:tcW w:w="1458" w:type="dxa"/>
+            <w:tcBorders>
+              <w:top w:val="single" w:sz="6" w:space="0" w:color="000000"/>
+              <w:left w:val="single" w:sz="6" w:space="0" w:color="000000"/>
+              <w:bottom w:val="single" w:sz="6" w:space="0" w:color="000000"/>
+              <w:right w:val="single" w:sz="6" w:space="0" w:color="000000"/>
+            </w:tcBorders>
+          </w:tcPr>
+          <w:p>
+            <w:r>
+              <w:t>gs</w:t>
+            </w:r>
+          </w:p>
+        </w:tc>
+        <w:tc>
+          <w:tcPr>
+            <w:tcW w:w="990" w:type="dxa"/>
+            <w:tcBorders>
+              <w:top w:val="single" w:sz="6" w:space="0" w:color="000000"/>
+              <w:left w:val="single" w:sz="6" w:space="0" w:color="000000"/>
+              <w:bottom w:val="single" w:sz="6" w:space="0" w:color="000000"/>
+              <w:right w:val="single" w:sz="6" w:space="0" w:color="000000"/>
+            </w:tcBorders>
+          </w:tcPr>
+          <w:p>
+            <w:r>
+              <w:t>integer</w:t>
+            </w:r>
+          </w:p>
+        </w:tc>
+        <w:tc>
+          <w:tcPr>
+            <w:tcW w:w="1440" w:type="dxa"/>
+            <w:tcBorders>
+              <w:top w:val="single" w:sz="6" w:space="0" w:color="000000"/>
+              <w:left w:val="single" w:sz="6" w:space="0" w:color="000000"/>
+              <w:bottom w:val="single" w:sz="6" w:space="0" w:color="000000"/>
+              <w:right w:val="single" w:sz="6" w:space="0" w:color="000000"/>
+            </w:tcBorders>
+          </w:tcPr>
+          <w:p>
+            <w:r>
+              <w:t>If speed valid</w:t>
+            </w:r>
+          </w:p>
+        </w:tc>
+        <w:tc>
+          <w:tcPr>
+            <w:tcW w:w="990" w:type="dxa"/>
+            <w:tcBorders>
+              <w:top w:val="single" w:sz="6" w:space="0" w:color="000000"/>
+              <w:left w:val="single" w:sz="6" w:space="0" w:color="000000"/>
+              <w:bottom w:val="single" w:sz="6" w:space="0" w:color="000000"/>
+              <w:right w:val="single" w:sz="6" w:space="0" w:color="000000"/>
+            </w:tcBorders>
+          </w:tcPr>
+          <w:p>
+            <w:pPr>
+              <w:jc w:val="center"/>
+            </w:pPr>
+            <w:r>
+              <w:t>✓</w:t>
+            </w:r>
+          </w:p>
+        </w:tc>
+        <w:tc>
+          <w:tcPr>
+            <w:tcW w:w="630" w:type="dxa"/>
+            <w:tcBorders>
+              <w:top w:val="single" w:sz="6" w:space="0" w:color="000000"/>
+              <w:left w:val="single" w:sz="6" w:space="0" w:color="000000"/>
+              <w:bottom w:val="single" w:sz="6" w:space="0" w:color="000000"/>
+              <w:right w:val="single" w:sz="6" w:space="0" w:color="000000"/>
+            </w:tcBorders>
+          </w:tcPr>
+          <w:p>
+            <w:pPr>
+              <w:jc w:val="center"/>
+            </w:pPr>
+            <w:r>
+              <w:t>✓</w:t>
+            </w:r>
+          </w:p>
+        </w:tc>
+        <w:tc>
+          <w:tcPr>
+            <w:tcW w:w="990" w:type="dxa"/>
+            <w:tcBorders>
+              <w:top w:val="single" w:sz="6" w:space="0" w:color="000000"/>
+              <w:left w:val="single" w:sz="6" w:space="0" w:color="000000"/>
+              <w:bottom w:val="single" w:sz="6" w:space="0" w:color="000000"/>
+              <w:right w:val="single" w:sz="6" w:space="0" w:color="000000"/>
+            </w:tcBorders>
+          </w:tcPr>
+          <w:p>
+            <w:pPr>
+              <w:jc w:val="center"/>
+            </w:pPr>
+            <w:r>
+              <w:t>kt</w:t>
+            </w:r>
+          </w:p>
+        </w:tc>
+        <w:tc>
+          <w:tcPr>
+            <w:tcW w:w="4446" w:type="dxa"/>
+            <w:tcBorders>
+              <w:top w:val="single" w:sz="6" w:space="0" w:color="000000"/>
+              <w:left w:val="single" w:sz="6" w:space="0" w:color="000000"/>
+              <w:bottom w:val="single" w:sz="6" w:space="0" w:color="000000"/>
+              <w:right w:val="single" w:sz="6" w:space="0" w:color="000000"/>
+            </w:tcBorders>
+          </w:tcPr>
+          <w:p>
+            <w:r>
+              <w:t>Ground speed.</w:t>
+            </w:r>
+          </w:p>
+        </w:tc>
+      </w:tr>
+      <w:tr>
+        <w:tc>
+          <w:tcPr>
+            <w:tcW w:w="1458" w:type="dxa"/>
+            <w:tcBorders>
+              <w:top w:val="single" w:sz="6" w:space="0" w:color="000000"/>
+              <w:left w:val="single" w:sz="6" w:space="0" w:color="000000"/>
+              <w:bottom w:val="single" w:sz="6" w:space="0" w:color="000000"/>
+              <w:right w:val="single" w:sz="6" w:space="0" w:color="000000"/>
+            </w:tcBorders>
+          </w:tcPr>
+          <w:p>
+            <w:r>
+              <w:t>track</w:t>
+            </w:r>
+          </w:p>
+        </w:tc>
+        <w:tc>
+          <w:tcPr>
+            <w:tcW w:w="990" w:type="dxa"/>
+            <w:tcBorders>
+              <w:top w:val="single" w:sz="6" w:space="0" w:color="000000"/>
+              <w:left w:val="single" w:sz="6" w:space="0" w:color="000000"/>
+              <w:bottom w:val="single" w:sz="6" w:space="0" w:color="000000"/>
+              <w:right w:val="single" w:sz="6" w:space="0" w:color="000000"/>
+            </w:tcBorders>
+          </w:tcPr>
+          <w:p>
+            <w:r>
+              <w:t>number</w:t>
+            </w:r>
+          </w:p>
+        </w:tc>
+        <w:tc>
+          <w:tcPr>
+            <w:tcW w:w="1440" w:type="dxa"/>
+            <w:tcBorders>
+              <w:top w:val="single" w:sz="6" w:space="0" w:color="000000"/>
+              <w:left w:val="single" w:sz="6" w:space="0" w:color="000000"/>
+              <w:bottom w:val="single" w:sz="6" w:space="0" w:color="000000"/>
+              <w:right w:val="single" w:sz="6" w:space="0" w:color="000000"/>
+            </w:tcBorders>
+          </w:tcPr>
+          <w:p>
+            <w:r>
+              <w:t>If direction valid, not heading</w:t>
+            </w:r>
+          </w:p>
+        </w:tc>
+        <w:tc>
+          <w:tcPr>
+            <w:tcW w:w="990" w:type="dxa"/>
+            <w:tcBorders>
+              <w:top w:val="single" w:sz="6" w:space="0" w:color="000000"/>
+              <w:left w:val="single" w:sz="6" w:space="0" w:color="000000"/>
+              <w:bottom w:val="single" w:sz="6" w:space="0" w:color="000000"/>
+              <w:right w:val="single" w:sz="6" w:space="0" w:color="000000"/>
+            </w:tcBorders>
+          </w:tcPr>
+          <w:p>
+            <w:pPr>
+              <w:jc w:val="center"/>
+            </w:pPr>
+            <w:r>
+              <w:t>✓</w:t>
+            </w:r>
+          </w:p>
+        </w:tc>
+        <w:tc>
+          <w:tcPr>
+            <w:tcW w:w="630" w:type="dxa"/>
+            <w:tcBorders>
+              <w:top w:val="single" w:sz="6" w:space="0" w:color="000000"/>
+              <w:left w:val="single" w:sz="6" w:space="0" w:color="000000"/>
+              <w:bottom w:val="single" w:sz="6" w:space="0" w:color="000000"/>
+              <w:right w:val="single" w:sz="6" w:space="0" w:color="000000"/>
+            </w:tcBorders>
+          </w:tcPr>
+          <w:p>
+            <w:pPr>
+              <w:jc w:val="center"/>
+            </w:pPr>
+            <w:r>
+              <w:t>✓</w:t>
+            </w:r>
+          </w:p>
+        </w:tc>
+        <w:tc>
+          <w:tcPr>
+            <w:tcW w:w="990" w:type="dxa"/>
+            <w:tcBorders>
+              <w:top w:val="single" w:sz="6" w:space="0" w:color="000000"/>
+              <w:left w:val="single" w:sz="6" w:space="0" w:color="000000"/>
+              <w:bottom w:val="single" w:sz="6" w:space="0" w:color="000000"/>
+              <w:right w:val="single" w:sz="6" w:space="0" w:color="000000"/>
+            </w:tcBorders>
+          </w:tcPr>
+          <w:p>
+            <w:pPr>
+              <w:jc w:val="center"/>
+            </w:pPr>
+            <w:r>
+              <w:t>degrees</w:t>
+            </w:r>
+          </w:p>
+        </w:tc>
+        <w:tc>
+          <w:tcPr>
+            <w:tcW w:w="4446" w:type="dxa"/>
+            <w:tcBorders>
+              <w:top w:val="single" w:sz="6" w:space="0" w:color="000000"/>
+              <w:left w:val="single" w:sz="6" w:space="0" w:color="000000"/>
+              <w:bottom w:val="single" w:sz="6" w:space="0" w:color="000000"/>
+              <w:right w:val="single" w:sz="6" w:space="0" w:color="000000"/>
+            </w:tcBorders>
+          </w:tcPr>
+          <w:p>
+            <w:r>
+              <w:t>True track over ground, 1 decimal place.</w:t>
+            </w:r>
+          </w:p>
+        </w:tc>
+      </w:tr>
+      <w:tr>
+        <w:tc>
+          <w:tcPr>
+            <w:tcW w:w="1458" w:type="dxa"/>
+            <w:tcBorders>
+              <w:top w:val="single" w:sz="6" w:space="0" w:color="000000"/>
+              <w:left w:val="single" w:sz="6" w:space="0" w:color="000000"/>
+              <w:bottom w:val="single" w:sz="6" w:space="0" w:color="000000"/>
+              <w:right w:val="single" w:sz="6" w:space="0" w:color="000000"/>
+            </w:tcBorders>
+          </w:tcPr>
+          <w:p>
+            <w:r>
+              <w:t>mag_heading</w:t>
+            </w:r>
+          </w:p>
+        </w:tc>
+        <w:tc>
+          <w:tcPr>
+            <w:tcW w:w="990" w:type="dxa"/>
+            <w:tcBorders>
+              <w:top w:val="single" w:sz="6" w:space="0" w:color="000000"/>
+              <w:left w:val="single" w:sz="6" w:space="0" w:color="000000"/>
+              <w:bottom w:val="single" w:sz="6" w:space="0" w:color="000000"/>
+              <w:right w:val="single" w:sz="6" w:space="0" w:color="000000"/>
+            </w:tcBorders>
+          </w:tcPr>
+          <w:p>
+            <w:r>
+              <w:t>number</w:t>
+            </w:r>
+          </w:p>
+        </w:tc>
+        <w:tc>
+          <w:tcPr>
+            <w:tcW w:w="1440" w:type="dxa"/>
+            <w:tcBorders>
+              <w:top w:val="single" w:sz="6" w:space="0" w:color="000000"/>
+              <w:left w:val="single" w:sz="6" w:space="0" w:color="000000"/>
+              <w:bottom w:val="single" w:sz="6" w:space="0" w:color="000000"/>
+              <w:right w:val="single" w:sz="6" w:space="0" w:color="000000"/>
+            </w:tcBorders>
+          </w:tcPr>
+          <w:p>
+            <w:r>
+              <w:t>If heading valid, magnetic</w:t>
+            </w:r>
+          </w:p>
+        </w:tc>
+        <w:tc>
+          <w:tcPr>
+            <w:tcW w:w="990" w:type="dxa"/>
+            <w:tcBorders>
+              <w:top w:val="single" w:sz="6" w:space="0" w:color="000000"/>
+              <w:left w:val="single" w:sz="6" w:space="0" w:color="000000"/>
+              <w:bottom w:val="single" w:sz="6" w:space="0" w:color="000000"/>
+              <w:right w:val="single" w:sz="6" w:space="0" w:color="000000"/>
+            </w:tcBorders>
+          </w:tcPr>
+          <w:p>
+            <w:pPr>
+              <w:jc w:val="center"/>
+            </w:pPr>
+            <w:r>
+              <w:t>✓</w:t>
+            </w:r>
+          </w:p>
+        </w:tc>
+        <w:tc>
+          <w:tcPr>
+            <w:tcW w:w="630" w:type="dxa"/>
+            <w:tcBorders>
+              <w:top w:val="single" w:sz="6" w:space="0" w:color="000000"/>
+              <w:left w:val="single" w:sz="6" w:space="0" w:color="000000"/>
+              <w:bottom w:val="single" w:sz="6" w:space="0" w:color="000000"/>
+              <w:right w:val="single" w:sz="6" w:space="0" w:color="000000"/>
+            </w:tcBorders>
+          </w:tcPr>
+          <w:p>
+            <w:pPr>
+              <w:jc w:val="center"/>
+            </w:pPr>
+            <w:r>
+              <w:t>✓</w:t>
+            </w:r>
+          </w:p>
+        </w:tc>
+        <w:tc>
+          <w:tcPr>
+            <w:tcW w:w="990" w:type="dxa"/>
+            <w:tcBorders>
+              <w:top w:val="single" w:sz="6" w:space="0" w:color="000000"/>
+              <w:left w:val="single" w:sz="6" w:space="0" w:color="000000"/>
+              <w:bottom w:val="single" w:sz="6" w:space="0" w:color="000000"/>
+              <w:right w:val="single" w:sz="6" w:space="0" w:color="000000"/>
+            </w:tcBorders>
+          </w:tcPr>
+          <w:p>
+            <w:pPr>
+              <w:jc w:val="center"/>
+            </w:pPr>
+            <w:r>
+              <w:t>degrees</w:t>
+            </w:r>
+          </w:p>
+        </w:tc>
+        <w:tc>
+          <w:tcPr>
+            <w:tcW w:w="4446" w:type="dxa"/>
+            <w:tcBorders>
+              <w:top w:val="single" w:sz="6" w:space="0" w:color="000000"/>
+              <w:left w:val="single" w:sz="6" w:space="0" w:color="000000"/>
+              <w:bottom w:val="single" w:sz="6" w:space="0" w:color="000000"/>
+              <w:right w:val="single" w:sz="6" w:space="0" w:color="000000"/>
+            </w:tcBorders>
+          </w:tcPr>
+          <w:p>
+            <w:r>
+              <w:t>Magnetic heading, 1 decimal place.</w:t>
+            </w:r>
+          </w:p>
+        </w:tc>
+      </w:tr>
+      <w:tr>
+        <w:tc>
+          <w:tcPr>
+            <w:tcW w:w="1458" w:type="dxa"/>
+            <w:tcBorders>
+              <w:top w:val="single" w:sz="6" w:space="0" w:color="000000"/>
+              <w:left w:val="single" w:sz="6" w:space="0" w:color="000000"/>
+              <w:bottom w:val="single" w:sz="6" w:space="0" w:color="000000"/>
+              <w:right w:val="single" w:sz="6" w:space="0" w:color="000000"/>
+            </w:tcBorders>
+          </w:tcPr>
+          <w:p>
+            <w:r>
+              <w:t>true_heading</w:t>
+            </w:r>
+          </w:p>
+        </w:tc>
+        <w:tc>
+          <w:tcPr>
+            <w:tcW w:w="990" w:type="dxa"/>
+            <w:tcBorders>
+              <w:top w:val="single" w:sz="6" w:space="0" w:color="000000"/>
+              <w:left w:val="single" w:sz="6" w:space="0" w:color="000000"/>
+              <w:bottom w:val="single" w:sz="6" w:space="0" w:color="000000"/>
+              <w:right w:val="single" w:sz="6" w:space="0" w:color="000000"/>
+            </w:tcBorders>
+          </w:tcPr>
+          <w:p>
+            <w:r>
+              <w:t>number</w:t>
+            </w:r>
+          </w:p>
+        </w:tc>
+        <w:tc>
+          <w:tcPr>
+            <w:tcW w:w="1440" w:type="dxa"/>
+            <w:tcBorders>
+              <w:top w:val="single" w:sz="6" w:space="0" w:color="000000"/>
+              <w:left w:val="single" w:sz="6" w:space="0" w:color="000000"/>
+              <w:bottom w:val="single" w:sz="6" w:space="0" w:color="000000"/>
+              <w:right w:val="single" w:sz="6" w:space="0" w:color="000000"/>
+            </w:tcBorders>
+          </w:tcPr>
+          <w:p>
+            <w:r>
+              <w:t>If heading valid, true north</w:t>
+            </w:r>
+          </w:p>
+        </w:tc>
+        <w:tc>
+          <w:tcPr>
+            <w:tcW w:w="990" w:type="dxa"/>
+            <w:tcBorders>
+              <w:top w:val="single" w:sz="6" w:space="0" w:color="000000"/>
+              <w:left w:val="single" w:sz="6" w:space="0" w:color="000000"/>
+              <w:bottom w:val="single" w:sz="6" w:space="0" w:color="000000"/>
+              <w:right w:val="single" w:sz="6" w:space="0" w:color="000000"/>
+            </w:tcBorders>
+          </w:tcPr>
+          <w:p>
+            <w:pPr>
+              <w:jc w:val="center"/>
+            </w:pPr>
+            <w:r>
+              <w:t>✓</w:t>
+            </w:r>
+          </w:p>
+        </w:tc>
+        <w:tc>
+          <w:tcPr>
+            <w:tcW w:w="630" w:type="dxa"/>
+            <w:tcBorders>
+              <w:top w:val="single" w:sz="6" w:space="0" w:color="000000"/>
+              <w:left w:val="single" w:sz="6" w:space="0" w:color="000000"/>
+              <w:bottom w:val="single" w:sz="6" w:space="0" w:color="000000"/>
+              <w:right w:val="single" w:sz="6" w:space="0" w:color="000000"/>
+            </w:tcBorders>
+          </w:tcPr>
+          <w:p>
+            <w:pPr>
+              <w:jc w:val="center"/>
+            </w:pPr>
+            <w:r>
+              <w:t>✓</w:t>
+            </w:r>
+          </w:p>
+        </w:tc>
+        <w:tc>
+          <w:tcPr>
+            <w:tcW w:w="990" w:type="dxa"/>
+            <w:tcBorders>
+              <w:top w:val="single" w:sz="6" w:space="0" w:color="000000"/>
+              <w:left w:val="single" w:sz="6" w:space="0" w:color="000000"/>
+              <w:bottom w:val="single" w:sz="6" w:space="0" w:color="000000"/>
+              <w:right w:val="single" w:sz="6" w:space="0" w:color="000000"/>
+            </w:tcBorders>
+          </w:tcPr>
+          <w:p>
+            <w:pPr>
+              <w:jc w:val="center"/>
+            </w:pPr>
+            <w:r>
+              <w:t>degrees</w:t>
+            </w:r>
+          </w:p>
+        </w:tc>
+        <w:tc>
+          <w:tcPr>
+            <w:tcW w:w="4446" w:type="dxa"/>
+            <w:tcBorders>
+              <w:top w:val="single" w:sz="6" w:space="0" w:color="000000"/>
+              <w:left w:val="single" w:sz="6" w:space="0" w:color="000000"/>
+              <w:bottom w:val="single" w:sz="6" w:space="0" w:color="000000"/>
+              <w:right w:val="single" w:sz="6" w:space="0" w:color="000000"/>
+            </w:tcBorders>
+          </w:tcPr>
+          <w:p>
+            <w:r>
+              <w:t>True heading, 1 decimal place.</w:t>
+            </w:r>
+          </w:p>
+        </w:tc>
+      </w:tr>
+      <w:tr>
+        <w:tc>
+          <w:tcPr>
+            <w:tcW w:w="1458" w:type="dxa"/>
+            <w:tcBorders>
+              <w:top w:val="single" w:sz="6" w:space="0" w:color="000000"/>
+              <w:left w:val="single" w:sz="6" w:space="0" w:color="000000"/>
+              <w:bottom w:val="single" w:sz="6" w:space="0" w:color="000000"/>
+              <w:right w:val="single" w:sz="6" w:space="0" w:color="000000"/>
+            </w:tcBorders>
+          </w:tcPr>
+          <w:p>
+            <w:r>
+              <w:t>baro_rate</w:t>
+            </w:r>
+          </w:p>
+        </w:tc>
+        <w:tc>
+          <w:tcPr>
+            <w:tcW w:w="990" w:type="dxa"/>
+            <w:tcBorders>
+              <w:top w:val="single" w:sz="6" w:space="0" w:color="000000"/>
+              <w:left w:val="single" w:sz="6" w:space="0" w:color="000000"/>
+              <w:bottom w:val="single" w:sz="6" w:space="0" w:color="000000"/>
+              <w:right w:val="single" w:sz="6" w:space="0" w:color="000000"/>
+            </w:tcBorders>
+          </w:tcPr>
+          <w:p>
+            <w:r>
+              <w:t>integer</w:t>
+            </w:r>
+          </w:p>
+        </w:tc>
+        <w:tc>
+          <w:tcPr>
+            <w:tcW w:w="1440" w:type="dxa"/>
+            <w:tcBorders>
+              <w:top w:val="single" w:sz="6" w:space="0" w:color="000000"/>
+              <w:left w:val="single" w:sz="6" w:space="0" w:color="000000"/>
+              <w:bottom w:val="single" w:sz="6" w:space="0" w:color="000000"/>
+              <w:right w:val="single" w:sz="6" w:space="0" w:color="000000"/>
+            </w:tcBorders>
+          </w:tcPr>
+          <w:p>
+            <w:r>
+              <w:t>If baro vertical rate valid</w:t>
+            </w:r>
+          </w:p>
+        </w:tc>
+        <w:tc>
+          <w:tcPr>
+            <w:tcW w:w="990" w:type="dxa"/>
+            <w:tcBorders>
+              <w:top w:val="single" w:sz="6" w:space="0" w:color="000000"/>
+              <w:left w:val="single" w:sz="6" w:space="0" w:color="000000"/>
+              <w:bottom w:val="single" w:sz="6" w:space="0" w:color="000000"/>
+              <w:right w:val="single" w:sz="6" w:space="0" w:color="000000"/>
+            </w:tcBorders>
+          </w:tcPr>
+          <w:p>
+            <w:pPr>
+              <w:jc w:val="center"/>
+            </w:pPr>
+            <w:r>
+              <w:t>✓</w:t>
+            </w:r>
+          </w:p>
+        </w:tc>
+        <w:tc>
+          <w:tcPr>
+            <w:tcW w:w="630" w:type="dxa"/>
+            <w:tcBorders>
+              <w:top w:val="single" w:sz="6" w:space="0" w:color="000000"/>
+              <w:left w:val="single" w:sz="6" w:space="0" w:color="000000"/>
+              <w:bottom w:val="single" w:sz="6" w:space="0" w:color="000000"/>
+              <w:right w:val="single" w:sz="6" w:space="0" w:color="000000"/>
+            </w:tcBorders>
+          </w:tcPr>
+          <w:p>
+            <w:pPr>
+              <w:jc w:val="center"/>
+            </w:pPr>
+            <w:r>
+              <w:t>✓</w:t>
+            </w:r>
+          </w:p>
+        </w:tc>
+        <w:tc>
+          <w:tcPr>
+            <w:tcW w:w="990" w:type="dxa"/>
+            <w:tcBorders>
+              <w:top w:val="single" w:sz="6" w:space="0" w:color="000000"/>
+              <w:left w:val="single" w:sz="6" w:space="0" w:color="000000"/>
+              <w:bottom w:val="single" w:sz="6" w:space="0" w:color="000000"/>
+              <w:right w:val="single" w:sz="6" w:space="0" w:color="000000"/>
+            </w:tcBorders>
+          </w:tcPr>
+          <w:p>
+            <w:pPr>
+              <w:jc w:val="center"/>
+            </w:pPr>
+            <w:r>
+              <w:t>ft/min</w:t>
+            </w:r>
+          </w:p>
+        </w:tc>
+        <w:tc>
+          <w:tcPr>
+            <w:tcW w:w="4446" w:type="dxa"/>
+            <w:tcBorders>
+              <w:top w:val="single" w:sz="6" w:space="0" w:color="000000"/>
+              <w:left w:val="single" w:sz="6" w:space="0" w:color="000000"/>
+              <w:bottom w:val="single" w:sz="6" w:space="0" w:color="000000"/>
+              <w:right w:val="single" w:sz="6" w:space="0" w:color="000000"/>
+            </w:tcBorders>
+          </w:tcPr>
+          <w:p>
+            <w:r>
+              <w:t>Barometric vertical rate of climb/descent.</w:t>
+            </w:r>
+          </w:p>
+        </w:tc>
+      </w:tr>
+      <w:tr>
+        <w:tc>
+          <w:tcPr>
+            <w:tcW w:w="1458" w:type="dxa"/>
+            <w:tcBorders>
+              <w:top w:val="single" w:sz="6" w:space="0" w:color="000000"/>
+              <w:left w:val="single" w:sz="6" w:space="0" w:color="000000"/>
+              <w:bottom w:val="single" w:sz="6" w:space="0" w:color="000000"/>
+              <w:right w:val="single" w:sz="6" w:space="0" w:color="000000"/>
+            </w:tcBorders>
+          </w:tcPr>
+          <w:p>
+            <w:r>
+              <w:t>geom_rate</w:t>
+            </w:r>
+          </w:p>
+        </w:tc>
+        <w:tc>
+          <w:tcPr>
+            <w:tcW w:w="990" w:type="dxa"/>
+            <w:tcBorders>
+              <w:top w:val="single" w:sz="6" w:space="0" w:color="000000"/>
+              <w:left w:val="single" w:sz="6" w:space="0" w:color="000000"/>
+              <w:bottom w:val="single" w:sz="6" w:space="0" w:color="000000"/>
+              <w:right w:val="single" w:sz="6" w:space="0" w:color="000000"/>
+            </w:tcBorders>
+          </w:tcPr>
+          <w:p>
+            <w:r>
+              <w:t>integer</w:t>
+            </w:r>
+          </w:p>
+        </w:tc>
+        <w:tc>
+          <w:tcPr>
+            <w:tcW w:w="1440" w:type="dxa"/>
+            <w:tcBorders>
+              <w:top w:val="single" w:sz="6" w:space="0" w:color="000000"/>
+              <w:left w:val="single" w:sz="6" w:space="0" w:color="000000"/>
+              <w:bottom w:val="single" w:sz="6" w:space="0" w:color="000000"/>
+              <w:right w:val="single" w:sz="6" w:space="0" w:color="000000"/>
+            </w:tcBorders>
+          </w:tcPr>
+          <w:p>
+            <w:r>
+              <w:t xml:space="preserve">If GNSS vertical rate </w:t>
+            </w:r>
+            <w:r>
+              <w:lastRenderedPageBreak/>
+              <w:t>valid</w:t>
+            </w:r>
+          </w:p>
+        </w:tc>
+        <w:tc>
+          <w:tcPr>
+            <w:tcW w:w="990" w:type="dxa"/>
+            <w:tcBorders>
+              <w:top w:val="single" w:sz="6" w:space="0" w:color="000000"/>
+              <w:left w:val="single" w:sz="6" w:space="0" w:color="000000"/>
+              <w:bottom w:val="single" w:sz="6" w:space="0" w:color="000000"/>
+              <w:right w:val="single" w:sz="6" w:space="0" w:color="000000"/>
+            </w:tcBorders>
+          </w:tcPr>
+          <w:p>
+            <w:pPr>
+              <w:jc w:val="center"/>
+            </w:pPr>
+            <w:r>
+              <w:lastRenderedPageBreak/>
+              <w:t>✓</w:t>
+            </w:r>
+          </w:p>
+        </w:tc>
+        <w:tc>
+          <w:tcPr>
+            <w:tcW w:w="630" w:type="dxa"/>
+            <w:tcBorders>
+              <w:top w:val="single" w:sz="6" w:space="0" w:color="000000"/>
+              <w:left w:val="single" w:sz="6" w:space="0" w:color="000000"/>
+              <w:bottom w:val="single" w:sz="6" w:space="0" w:color="000000"/>
+              <w:right w:val="single" w:sz="6" w:space="0" w:color="000000"/>
+            </w:tcBorders>
+          </w:tcPr>
+          <w:p>
+            <w:pPr>
+              <w:jc w:val="center"/>
+            </w:pPr>
+            <w:r>
+              <w:t>✓</w:t>
+            </w:r>
+          </w:p>
+        </w:tc>
+        <w:tc>
+          <w:tcPr>
+            <w:tcW w:w="990" w:type="dxa"/>
+            <w:tcBorders>
+              <w:top w:val="single" w:sz="6" w:space="0" w:color="000000"/>
+              <w:left w:val="single" w:sz="6" w:space="0" w:color="000000"/>
+              <w:bottom w:val="single" w:sz="6" w:space="0" w:color="000000"/>
+              <w:right w:val="single" w:sz="6" w:space="0" w:color="000000"/>
+            </w:tcBorders>
+          </w:tcPr>
+          <w:p>
+            <w:pPr>
+              <w:jc w:val="center"/>
+            </w:pPr>
+            <w:r>
+              <w:t>ft/min</w:t>
+            </w:r>
+          </w:p>
+        </w:tc>
+        <w:tc>
+          <w:tcPr>
+            <w:tcW w:w="4446" w:type="dxa"/>
+            <w:tcBorders>
+              <w:top w:val="single" w:sz="6" w:space="0" w:color="000000"/>
+              <w:left w:val="single" w:sz="6" w:space="0" w:color="000000"/>
+              <w:bottom w:val="single" w:sz="6" w:space="0" w:color="000000"/>
+              <w:right w:val="single" w:sz="6" w:space="0" w:color="000000"/>
+            </w:tcBorders>
+          </w:tcPr>
+          <w:p>
+            <w:r>
+              <w:t xml:space="preserve">Geometric (GNSS) vertical rate of </w:t>
+            </w:r>
+            <w:r>
+              <w:lastRenderedPageBreak/>
+              <w:t>climb/descent.</w:t>
+            </w:r>
+          </w:p>
+        </w:tc>
+      </w:tr>
+      <w:tr>
+        <w:tc>
+          <w:tcPr>
+            <w:tcW w:w="1458" w:type="dxa"/>
+            <w:tcBorders>
+              <w:top w:val="single" w:sz="6" w:space="0" w:color="000000"/>
+              <w:left w:val="single" w:sz="6" w:space="0" w:color="000000"/>
+              <w:bottom w:val="single" w:sz="6" w:space="0" w:color="000000"/>
+              <w:right w:val="single" w:sz="6" w:space="0" w:color="000000"/>
+            </w:tcBorders>
+          </w:tcPr>
+          <w:p>
+            <w:r>
+              <w:lastRenderedPageBreak/>
+              <w:t>nic</w:t>
+            </w:r>
+          </w:p>
+        </w:tc>
+        <w:tc>
+          <w:tcPr>
+            <w:tcW w:w="990" w:type="dxa"/>
+            <w:tcBorders>
+              <w:top w:val="single" w:sz="6" w:space="0" w:color="000000"/>
+              <w:left w:val="single" w:sz="6" w:space="0" w:color="000000"/>
+              <w:bottom w:val="single" w:sz="6" w:space="0" w:color="000000"/>
+              <w:right w:val="single" w:sz="6" w:space="0" w:color="000000"/>
+            </w:tcBorders>
+          </w:tcPr>
+          <w:p>
+            <w:r>
+              <w:t>integer</w:t>
+            </w:r>
+          </w:p>
+        </w:tc>
+        <w:tc>
+          <w:tcPr>
+            <w:tcW w:w="1440" w:type="dxa"/>
+            <w:tcBorders>
+              <w:top w:val="single" w:sz="6" w:space="0" w:color="000000"/>
+              <w:left w:val="single" w:sz="6" w:space="0" w:color="000000"/>
+              <w:bottom w:val="single" w:sz="6" w:space="0" w:color="000000"/>
+              <w:right w:val="single" w:sz="6" w:space="0" w:color="000000"/>
+            </w:tcBorders>
+          </w:tcPr>
+          <w:p>
+            <w:r>
+              <w:t>Always</w:t>
+            </w:r>
+          </w:p>
+        </w:tc>
+        <w:tc>
+          <w:tcPr>
+            <w:tcW w:w="990" w:type="dxa"/>
+            <w:tcBorders>
+              <w:top w:val="single" w:sz="6" w:space="0" w:color="000000"/>
+              <w:left w:val="single" w:sz="6" w:space="0" w:color="000000"/>
+              <w:bottom w:val="single" w:sz="6" w:space="0" w:color="000000"/>
+              <w:right w:val="single" w:sz="6" w:space="0" w:color="000000"/>
+            </w:tcBorders>
+          </w:tcPr>
+          <w:p>
+            <w:pPr>
+              <w:jc w:val="center"/>
+            </w:pPr>
+            <w:r>
+              <w:t>✓</w:t>
+            </w:r>
+          </w:p>
+        </w:tc>
+        <w:tc>
+          <w:tcPr>
+            <w:tcW w:w="630" w:type="dxa"/>
+            <w:tcBorders>
+              <w:top w:val="single" w:sz="6" w:space="0" w:color="000000"/>
+              <w:left w:val="single" w:sz="6" w:space="0" w:color="000000"/>
+              <w:bottom w:val="single" w:sz="6" w:space="0" w:color="000000"/>
+              <w:right w:val="single" w:sz="6" w:space="0" w:color="000000"/>
+            </w:tcBorders>
+          </w:tcPr>
+          <w:p>
+            <w:pPr>
+              <w:jc w:val="center"/>
+            </w:pPr>
+            <w:r>
+              <w:t>✓</w:t>
+            </w:r>
+          </w:p>
+        </w:tc>
+        <w:tc>
+          <w:tcPr>
+            <w:tcW w:w="990" w:type="dxa"/>
+            <w:tcBorders>
+              <w:top w:val="single" w:sz="6" w:space="0" w:color="000000"/>
+              <w:left w:val="single" w:sz="6" w:space="0" w:color="000000"/>
+              <w:bottom w:val="single" w:sz="6" w:space="0" w:color="000000"/>
+              <w:right w:val="single" w:sz="6" w:space="0" w:color="000000"/>
+            </w:tcBorders>
+          </w:tcPr>
+          <w:p>
+            <w:pPr>
+              <w:jc w:val="center"/>
+            </w:pPr>
+            <w:r>
+              <w:t>—</w:t>
+            </w:r>
+          </w:p>
+        </w:tc>
+        <w:tc>
+          <w:tcPr>
+            <w:tcW w:w="4446" w:type="dxa"/>
+            <w:tcBorders>
+              <w:top w:val="single" w:sz="6" w:space="0" w:color="000000"/>
+              <w:left w:val="single" w:sz="6" w:space="0" w:color="000000"/>
+              <w:bottom w:val="single" w:sz="6" w:space="0" w:color="000000"/>
+              <w:right w:val="single" w:sz="6" w:space="0" w:color="000000"/>
+            </w:tcBorders>
+          </w:tcPr>
+          <w:p>
+            <w:r>
+              <w:t>Navigation Integrity Category (0-11).</w:t>
+            </w:r>
+          </w:p>
+        </w:tc>
+      </w:tr>
+      <w:tr>
+        <w:tc>
+          <w:tcPr>
+            <w:tcW w:w="1458" w:type="dxa"/>
+            <w:tcBorders>
+              <w:top w:val="single" w:sz="6" w:space="0" w:color="000000"/>
+              <w:left w:val="single" w:sz="6" w:space="0" w:color="000000"/>
+              <w:bottom w:val="single" w:sz="6" w:space="0" w:color="000000"/>
+              <w:right w:val="single" w:sz="6" w:space="0" w:color="000000"/>
+            </w:tcBorders>
+          </w:tcPr>
+          <w:p>
+            <w:r>
+              <w:t>nic_baro</w:t>
+            </w:r>
+          </w:p>
+        </w:tc>
+        <w:tc>
+          <w:tcPr>
+            <w:tcW w:w="990" w:type="dxa"/>
+            <w:tcBorders>
+              <w:top w:val="single" w:sz="6" w:space="0" w:color="000000"/>
+              <w:left w:val="single" w:sz="6" w:space="0" w:color="000000"/>
+              <w:bottom w:val="single" w:sz="6" w:space="0" w:color="000000"/>
+              <w:right w:val="single" w:sz="6" w:space="0" w:color="000000"/>
+            </w:tcBorders>
+          </w:tcPr>
+          <w:p>
+            <w:r>
+              <w:t>integer</w:t>
+            </w:r>
+          </w:p>
+        </w:tc>
+        <w:tc>
+          <w:tcPr>
+            <w:tcW w:w="1440" w:type="dxa"/>
+            <w:tcBorders>
+              <w:top w:val="single" w:sz="6" w:space="0" w:color="000000"/>
+              <w:left w:val="single" w:sz="6" w:space="0" w:color="000000"/>
+              <w:bottom w:val="single" w:sz="6" w:space="0" w:color="000000"/>
+              <w:right w:val="single" w:sz="6" w:space="0" w:color="000000"/>
+            </w:tcBorders>
+          </w:tcPr>
+          <w:p>
+            <w:r>
+              <w:t>Always</w:t>
+            </w:r>
+          </w:p>
+        </w:tc>
+        <w:tc>
+          <w:tcPr>
+            <w:tcW w:w="990" w:type="dxa"/>
+            <w:tcBorders>
+              <w:top w:val="single" w:sz="6" w:space="0" w:color="000000"/>
+              <w:left w:val="single" w:sz="6" w:space="0" w:color="000000"/>
+              <w:bottom w:val="single" w:sz="6" w:space="0" w:color="000000"/>
+              <w:right w:val="single" w:sz="6" w:space="0" w:color="000000"/>
+            </w:tcBorders>
+          </w:tcPr>
+          <w:p>
+            <w:pPr>
+              <w:jc w:val="center"/>
+            </w:pPr>
+            <w:r>
+              <w:t>✓</w:t>
+            </w:r>
+          </w:p>
+        </w:tc>
+        <w:tc>
+          <w:tcPr>
+            <w:tcW w:w="630" w:type="dxa"/>
+            <w:tcBorders>
+              <w:top w:val="single" w:sz="6" w:space="0" w:color="000000"/>
+              <w:left w:val="single" w:sz="6" w:space="0" w:color="000000"/>
+              <w:bottom w:val="single" w:sz="6" w:space="0" w:color="000000"/>
+              <w:right w:val="single" w:sz="6" w:space="0" w:color="000000"/>
+            </w:tcBorders>
+          </w:tcPr>
+          <w:p>
+            <w:pPr>
+              <w:jc w:val="center"/>
+            </w:pPr>
+            <w:r>
+              <w:t>✓</w:t>
+            </w:r>
+          </w:p>
+        </w:tc>
+        <w:tc>
+          <w:tcPr>
+            <w:tcW w:w="990" w:type="dxa"/>
+            <w:tcBorders>
+              <w:top w:val="single" w:sz="6" w:space="0" w:color="000000"/>
+              <w:left w:val="single" w:sz="6" w:space="0" w:color="000000"/>
+              <w:bottom w:val="single" w:sz="6" w:space="0" w:color="000000"/>
+              <w:right w:val="single" w:sz="6" w:space="0" w:color="000000"/>
+            </w:tcBorders>
+          </w:tcPr>
+          <w:p>
+            <w:pPr>
+              <w:jc w:val="center"/>
+            </w:pPr>
+            <w:r>
+              <w:t>—</w:t>
+            </w:r>
+          </w:p>
+        </w:tc>
+        <w:tc>
+          <w:tcPr>
+            <w:tcW w:w="4446" w:type="dxa"/>
+            <w:tcBorders>
+              <w:top w:val="single" w:sz="6" w:space="0" w:color="000000"/>
+              <w:left w:val="single" w:sz="6" w:space="0" w:color="000000"/>
+              <w:bottom w:val="single" w:sz="6" w:space="0" w:color="000000"/>
+              <w:right w:val="single" w:sz="6" w:space="0" w:color="000000"/>
+            </w:tcBorders>
+          </w:tcPr>
+          <w:p>
+            <w:r>
+              <w:t>Navigation Integrity Category Barometric (0-4).</w:t>
+            </w:r>
+          </w:p>
+        </w:tc>
+      </w:tr>
+      <w:tr>
+        <w:tc>
+          <w:tcPr>
+            <w:tcW w:w="1458" w:type="dxa"/>
+            <w:tcBorders>
+              <w:top w:val="single" w:sz="6" w:space="0" w:color="000000"/>
+              <w:left w:val="single" w:sz="6" w:space="0" w:color="000000"/>
+              <w:bottom w:val="single" w:sz="6" w:space="0" w:color="000000"/>
+              <w:right w:val="single" w:sz="6" w:space="0" w:color="000000"/>
+            </w:tcBorders>
+          </w:tcPr>
+          <w:p>
+            <w:r>
+              <w:t>nac_p</w:t>
+            </w:r>
+          </w:p>
+        </w:tc>
+        <w:tc>
+          <w:tcPr>
+            <w:tcW w:w="990" w:type="dxa"/>
+            <w:tcBorders>
+              <w:top w:val="single" w:sz="6" w:space="0" w:color="000000"/>
+              <w:left w:val="single" w:sz="6" w:space="0" w:color="000000"/>
+              <w:bottom w:val="single" w:sz="6" w:space="0" w:color="000000"/>
+              <w:right w:val="single" w:sz="6" w:space="0" w:color="000000"/>
+            </w:tcBorders>
+          </w:tcPr>
+          <w:p>
+            <w:r>
+              <w:t>integer</w:t>
+            </w:r>
+          </w:p>
+        </w:tc>
+        <w:tc>
+          <w:tcPr>
+            <w:tcW w:w="1440" w:type="dxa"/>
+            <w:tcBorders>
+              <w:top w:val="single" w:sz="6" w:space="0" w:color="000000"/>
+              <w:left w:val="single" w:sz="6" w:space="0" w:color="000000"/>
+              <w:bottom w:val="single" w:sz="6" w:space="0" w:color="000000"/>
+              <w:right w:val="single" w:sz="6" w:space="0" w:color="000000"/>
+            </w:tcBorders>
+          </w:tcPr>
+          <w:p>
+            <w:r>
+              <w:t>Always</w:t>
+            </w:r>
+          </w:p>
+        </w:tc>
+        <w:tc>
+          <w:tcPr>
+            <w:tcW w:w="990" w:type="dxa"/>
+            <w:tcBorders>
+              <w:top w:val="single" w:sz="6" w:space="0" w:color="000000"/>
+              <w:left w:val="single" w:sz="6" w:space="0" w:color="000000"/>
+              <w:bottom w:val="single" w:sz="6" w:space="0" w:color="000000"/>
+              <w:right w:val="single" w:sz="6" w:space="0" w:color="000000"/>
+            </w:tcBorders>
+          </w:tcPr>
+          <w:p>
+            <w:pPr>
+              <w:jc w:val="center"/>
+            </w:pPr>
+            <w:r>
+              <w:t>✓</w:t>
+            </w:r>
+          </w:p>
+        </w:tc>
+        <w:tc>
+          <w:tcPr>
+            <w:tcW w:w="630" w:type="dxa"/>
+            <w:tcBorders>
+              <w:top w:val="single" w:sz="6" w:space="0" w:color="000000"/>
+              <w:left w:val="single" w:sz="6" w:space="0" w:color="000000"/>
+              <w:bottom w:val="single" w:sz="6" w:space="0" w:color="000000"/>
+              <w:right w:val="single" w:sz="6" w:space="0" w:color="000000"/>
+            </w:tcBorders>
+          </w:tcPr>
+          <w:p>
+            <w:pPr>
+              <w:jc w:val="center"/>
+            </w:pPr>
+            <w:r>
+              <w:t>✓</w:t>
+            </w:r>
+          </w:p>
+        </w:tc>
+        <w:tc>
+          <w:tcPr>
+            <w:tcW w:w="990" w:type="dxa"/>
+            <w:tcBorders>
+              <w:top w:val="single" w:sz="6" w:space="0" w:color="000000"/>
+              <w:left w:val="single" w:sz="6" w:space="0" w:color="000000"/>
+              <w:bottom w:val="single" w:sz="6" w:space="0" w:color="000000"/>
+              <w:right w:val="single" w:sz="6" w:space="0" w:color="000000"/>
+            </w:tcBorders>
+          </w:tcPr>
+          <w:p>
+            <w:pPr>
+              <w:jc w:val="center"/>
+            </w:pPr>
+            <w:r>
+              <w:t>—</w:t>
+            </w:r>
+          </w:p>
+        </w:tc>
+        <w:tc>
+          <w:tcPr>
+            <w:tcW w:w="4446" w:type="dxa"/>
+            <w:tcBorders>
+              <w:top w:val="single" w:sz="6" w:space="0" w:color="000000"/>
+              <w:left w:val="single" w:sz="6" w:space="0" w:color="000000"/>
+              <w:bottom w:val="single" w:sz="6" w:space="0" w:color="000000"/>
+              <w:right w:val="single" w:sz="6" w:space="0" w:color="000000"/>
+            </w:tcBorders>
+          </w:tcPr>
+          <w:p>
+            <w:r>
+              <w:t>Navigation Accuracy Category - Position (0-11).</w:t>
+            </w:r>
+          </w:p>
+        </w:tc>
+      </w:tr>
+      <w:tr>
+        <w:tc>
+          <w:tcPr>
+            <w:tcW w:w="1458" w:type="dxa"/>
+            <w:tcBorders>
+              <w:top w:val="single" w:sz="6" w:space="0" w:color="000000"/>
+              <w:left w:val="single" w:sz="6" w:space="0" w:color="000000"/>
+              <w:bottom w:val="single" w:sz="6" w:space="0" w:color="000000"/>
+              <w:right w:val="single" w:sz="6" w:space="0" w:color="000000"/>
+            </w:tcBorders>
+          </w:tcPr>
+          <w:p>
+            <w:r>
+              <w:t>nac_v</w:t>
+            </w:r>
+          </w:p>
+        </w:tc>
+        <w:tc>
+          <w:tcPr>
+            <w:tcW w:w="990" w:type="dxa"/>
+            <w:tcBorders>
+              <w:top w:val="single" w:sz="6" w:space="0" w:color="000000"/>
+              <w:left w:val="single" w:sz="6" w:space="0" w:color="000000"/>
+              <w:bottom w:val="single" w:sz="6" w:space="0" w:color="000000"/>
+              <w:right w:val="single" w:sz="6" w:space="0" w:color="000000"/>
+            </w:tcBorders>
+          </w:tcPr>
+          <w:p>
+            <w:r>
+              <w:t>integer</w:t>
+            </w:r>
+          </w:p>
+        </w:tc>
+        <w:tc>
+          <w:tcPr>
+            <w:tcW w:w="1440" w:type="dxa"/>
+            <w:tcBorders>
+              <w:top w:val="single" w:sz="6" w:space="0" w:color="000000"/>
+              <w:left w:val="single" w:sz="6" w:space="0" w:color="000000"/>
+              <w:bottom w:val="single" w:sz="6" w:space="0" w:color="000000"/>
+              <w:right w:val="single" w:sz="6" w:space="0" w:color="000000"/>
+            </w:tcBorders>
+          </w:tcPr>
+          <w:p>
+            <w:r>
+              <w:t>Always</w:t>
+            </w:r>
+          </w:p>
+        </w:tc>
+        <w:tc>
+          <w:tcPr>
+            <w:tcW w:w="990" w:type="dxa"/>
+            <w:tcBorders>
+              <w:top w:val="single" w:sz="6" w:space="0" w:color="000000"/>
+              <w:left w:val="single" w:sz="6" w:space="0" w:color="000000"/>
+              <w:bottom w:val="single" w:sz="6" w:space="0" w:color="000000"/>
+              <w:right w:val="single" w:sz="6" w:space="0" w:color="000000"/>
+            </w:tcBorders>
+          </w:tcPr>
+          <w:p>
+            <w:pPr>
+              <w:jc w:val="center"/>
+            </w:pPr>
+            <w:r>
+              <w:t>✓</w:t>
+            </w:r>
+          </w:p>
+        </w:tc>
+        <w:tc>
+          <w:tcPr>
+            <w:tcW w:w="630" w:type="dxa"/>
+            <w:tcBorders>
+              <w:top w:val="single" w:sz="6" w:space="0" w:color="000000"/>
+              <w:left w:val="single" w:sz="6" w:space="0" w:color="000000"/>
+              <w:bottom w:val="single" w:sz="6" w:space="0" w:color="000000"/>
+              <w:right w:val="single" w:sz="6" w:space="0" w:color="000000"/>
+            </w:tcBorders>
+          </w:tcPr>
+          <w:p>
+            <w:pPr>
+              <w:jc w:val="center"/>
+            </w:pPr>
+            <w:r>
+              <w:t>✓</w:t>
+            </w:r>
+          </w:p>
+        </w:tc>
+        <w:tc>
+          <w:tcPr>
+            <w:tcW w:w="990" w:type="dxa"/>
+            <w:tcBorders>
+              <w:top w:val="single" w:sz="6" w:space="0" w:color="000000"/>
+              <w:left w:val="single" w:sz="6" w:space="0" w:color="000000"/>
+              <w:bottom w:val="single" w:sz="6" w:space="0" w:color="000000"/>
+              <w:right w:val="single" w:sz="6" w:space="0" w:color="000000"/>
+            </w:tcBorders>
+          </w:tcPr>
+          <w:p>
+            <w:pPr>
+              <w:jc w:val="center"/>
+            </w:pPr>
+            <w:r>
+              <w:t>—</w:t>
+            </w:r>
+          </w:p>
+        </w:tc>
+        <w:tc>
+          <w:tcPr>
+            <w:tcW w:w="4446" w:type="dxa"/>
+            <w:tcBorders>
+              <w:top w:val="single" w:sz="6" w:space="0" w:color="000000"/>
+              <w:left w:val="single" w:sz="6" w:space="0" w:color="000000"/>
+              <w:bottom w:val="single" w:sz="6" w:space="0" w:color="000000"/>
+              <w:right w:val="single" w:sz="6" w:space="0" w:color="000000"/>
+            </w:tcBorders>
+          </w:tcPr>
+          <w:p>
+            <w:r>
+              <w:t>Navigation Accuracy Category - Velocity (0-4).</w:t>
+            </w:r>
+          </w:p>
+        </w:tc>
+      </w:tr>
+      <w:tr>
+        <w:tc>
+          <w:tcPr>
+            <w:tcW w:w="1458" w:type="dxa"/>
+            <w:tcBorders>
+              <w:top w:val="single" w:sz="6" w:space="0" w:color="000000"/>
+              <w:left w:val="single" w:sz="6" w:space="0" w:color="000000"/>
+              <w:bottom w:val="single" w:sz="6" w:space="0" w:color="000000"/>
+              <w:right w:val="single" w:sz="6" w:space="0" w:color="000000"/>
+            </w:tcBorders>
+          </w:tcPr>
+          <w:p>
+            <w:r>
+              <w:t>sil</w:t>
+            </w:r>
+          </w:p>
+        </w:tc>
+        <w:tc>
+          <w:tcPr>
+            <w:tcW w:w="990" w:type="dxa"/>
+            <w:tcBorders>
+              <w:top w:val="single" w:sz="6" w:space="0" w:color="000000"/>
+              <w:left w:val="single" w:sz="6" w:space="0" w:color="000000"/>
+              <w:bottom w:val="single" w:sz="6" w:space="0" w:color="000000"/>
+              <w:right w:val="single" w:sz="6" w:space="0" w:color="000000"/>
+            </w:tcBorders>
+          </w:tcPr>
+          <w:p>
+            <w:r>
+              <w:t>integer</w:t>
+            </w:r>
+          </w:p>
+        </w:tc>
+        <w:tc>
+          <w:tcPr>
+            <w:tcW w:w="1440" w:type="dxa"/>
+            <w:tcBorders>
+              <w:top w:val="single" w:sz="6" w:space="0" w:color="000000"/>
+              <w:left w:val="single" w:sz="6" w:space="0" w:color="000000"/>
+              <w:bottom w:val="single" w:sz="6" w:space="0" w:color="000000"/>
+              <w:right w:val="single" w:sz="6" w:space="0" w:color="000000"/>
+            </w:tcBorders>
+          </w:tcPr>
+          <w:p>
+            <w:r>
+              <w:t>Always</w:t>
+            </w:r>
+          </w:p>
+        </w:tc>
+        <w:tc>
+          <w:tcPr>
+            <w:tcW w:w="990" w:type="dxa"/>
+            <w:tcBorders>
+              <w:top w:val="single" w:sz="6" w:space="0" w:color="000000"/>
+              <w:left w:val="single" w:sz="6" w:space="0" w:color="000000"/>
+              <w:bottom w:val="single" w:sz="6" w:space="0" w:color="000000"/>
+              <w:right w:val="single" w:sz="6" w:space="0" w:color="000000"/>
+            </w:tcBorders>
+          </w:tcPr>
+          <w:p>
+            <w:pPr>
+              <w:jc w:val="center"/>
+            </w:pPr>
+            <w:r>
+              <w:t>✓</w:t>
+            </w:r>
+          </w:p>
+        </w:tc>
+        <w:tc>
+          <w:tcPr>
+            <w:tcW w:w="630" w:type="dxa"/>
+            <w:tcBorders>
+              <w:top w:val="single" w:sz="6" w:space="0" w:color="000000"/>
+              <w:left w:val="single" w:sz="6" w:space="0" w:color="000000"/>
+              <w:bottom w:val="single" w:sz="6" w:space="0" w:color="000000"/>
+              <w:right w:val="single" w:sz="6" w:space="0" w:color="000000"/>
+            </w:tcBorders>
+          </w:tcPr>
+          <w:p>
+            <w:pPr>
+              <w:jc w:val="center"/>
+            </w:pPr>
+            <w:r>
+              <w:t>✓</w:t>
+            </w:r>
+          </w:p>
+        </w:tc>
+        <w:tc>
+          <w:tcPr>
+            <w:tcW w:w="990" w:type="dxa"/>
+            <w:tcBorders>
+              <w:top w:val="single" w:sz="6" w:space="0" w:color="000000"/>
+              <w:left w:val="single" w:sz="6" w:space="0" w:color="000000"/>
+              <w:bottom w:val="single" w:sz="6" w:space="0" w:color="000000"/>
+              <w:right w:val="single" w:sz="6" w:space="0" w:color="000000"/>
+            </w:tcBorders>
+          </w:tcPr>
+          <w:p>
+            <w:pPr>
+              <w:jc w:val="center"/>
+            </w:pPr>
+            <w:r>
+              <w:t>—</w:t>
+            </w:r>
+          </w:p>
+        </w:tc>
+        <w:tc>
+          <w:tcPr>
+            <w:tcW w:w="4446" w:type="dxa"/>
+            <w:tcBorders>
+              <w:top w:val="single" w:sz="6" w:space="0" w:color="000000"/>
+              <w:left w:val="single" w:sz="6" w:space="0" w:color="000000"/>
+              <w:bottom w:val="single" w:sz="6" w:space="0" w:color="000000"/>
+              <w:right w:val="single" w:sz="6" w:space="0" w:color="000000"/>
+            </w:tcBorders>
+          </w:tcPr>
+          <w:p>
+            <w:r>
+              <w:t>Surveillance Integrity Level (0-3).</w:t>
+            </w:r>
+          </w:p>
+        </w:tc>
+      </w:tr>
+      <w:tr>
+        <w:tc>
+          <w:tcPr>
+            <w:tcW w:w="1458" w:type="dxa"/>
+            <w:tcBorders>
+              <w:top w:val="single" w:sz="6" w:space="0" w:color="000000"/>
+              <w:left w:val="single" w:sz="6" w:space="0" w:color="000000"/>
+              <w:bottom w:val="single" w:sz="6" w:space="0" w:color="000000"/>
+              <w:right w:val="single" w:sz="6" w:space="0" w:color="000000"/>
+            </w:tcBorders>
+          </w:tcPr>
+          <w:p>
+            <w:r>
+              <w:t>gva</w:t>
+            </w:r>
+          </w:p>
+        </w:tc>
+        <w:tc>
+          <w:tcPr>
+            <w:tcW w:w="990" w:type="dxa"/>
+            <w:tcBorders>
+              <w:top w:val="single" w:sz="6" w:space="0" w:color="000000"/>
+              <w:left w:val="single" w:sz="6" w:space="0" w:color="000000"/>
+              <w:bottom w:val="single" w:sz="6" w:space="0" w:color="000000"/>
+              <w:right w:val="single" w:sz="6" w:space="0" w:color="000000"/>
+            </w:tcBorders>
+          </w:tcPr>
+          <w:p>
+            <w:r>
+              <w:t>integer</w:t>
+            </w:r>
+          </w:p>
+        </w:tc>
+        <w:tc>
+          <w:tcPr>
+            <w:tcW w:w="1440" w:type="dxa"/>
+            <w:tcBorders>
+              <w:top w:val="single" w:sz="6" w:space="0" w:color="000000"/>
+              <w:left w:val="single" w:sz="6" w:space="0" w:color="000000"/>
+              <w:bottom w:val="single" w:sz="6" w:space="0" w:color="000000"/>
+              <w:right w:val="single" w:sz="6" w:space="0" w:color="000000"/>
+            </w:tcBorders>
+          </w:tcPr>
+          <w:p>
+            <w:r>
+              <w:t>Always</w:t>
+            </w:r>
+          </w:p>
+        </w:tc>
+        <w:tc>
+          <w:tcPr>
+            <w:tcW w:w="990" w:type="dxa"/>
+            <w:tcBorders>
+              <w:top w:val="single" w:sz="6" w:space="0" w:color="000000"/>
+              <w:left w:val="single" w:sz="6" w:space="0" w:color="000000"/>
+              <w:bottom w:val="single" w:sz="6" w:space="0" w:color="000000"/>
+              <w:right w:val="single" w:sz="6" w:space="0" w:color="000000"/>
+            </w:tcBorders>
+          </w:tcPr>
+          <w:p>
+            <w:pPr>
+              <w:jc w:val="center"/>
+            </w:pPr>
+            <w:r>
+              <w:t>✓</w:t>
+            </w:r>
+          </w:p>
+        </w:tc>
+        <w:tc>
+          <w:tcPr>
+            <w:tcW w:w="630" w:type="dxa"/>
+            <w:tcBorders>
+              <w:top w:val="single" w:sz="6" w:space="0" w:color="000000"/>
+              <w:left w:val="single" w:sz="6" w:space="0" w:color="000000"/>
+              <w:bottom w:val="single" w:sz="6" w:space="0" w:color="000000"/>
+              <w:right w:val="single" w:sz="6" w:space="0" w:color="000000"/>
+            </w:tcBorders>
+          </w:tcPr>
+          <w:p>
+            <w:pPr>
+              <w:jc w:val="center"/>
+            </w:pPr>
+            <w:r>
+              <w:t>✓</w:t>
+            </w:r>
+          </w:p>
+        </w:tc>
+        <w:tc>
+          <w:tcPr>
+            <w:tcW w:w="990" w:type="dxa"/>
+            <w:tcBorders>
+              <w:top w:val="single" w:sz="6" w:space="0" w:color="000000"/>
+              <w:left w:val="single" w:sz="6" w:space="0" w:color="000000"/>
+              <w:bottom w:val="single" w:sz="6" w:space="0" w:color="000000"/>
+              <w:right w:val="single" w:sz="6" w:space="0" w:color="000000"/>
+            </w:tcBorders>
+          </w:tcPr>
+          <w:p>
+            <w:pPr>
+              <w:jc w:val="center"/>
+            </w:pPr>
+            <w:r>
+              <w:t>—</w:t>
+            </w:r>
+          </w:p>
+        </w:tc>
+        <w:tc>
+          <w:tcPr>
+            <w:tcW w:w="4446" w:type="dxa"/>
+            <w:tcBorders>
+              <w:top w:val="single" w:sz="6" w:space="0" w:color="000000"/>
+              <w:left w:val="single" w:sz="6" w:space="0" w:color="000000"/>
+              <w:bottom w:val="single" w:sz="6" w:space="0" w:color="000000"/>
+              <w:right w:val="single" w:sz="6" w:space="0" w:color="000000"/>
+            </w:tcBorders>
+          </w:tcPr>
+          <w:p>
+            <w:r>
+              <w:t>Geometric Vertical Accuracy (0-2).</w:t>
+            </w:r>
+          </w:p>
+        </w:tc>
+      </w:tr>
+      <w:tr>
+        <w:tc>
+          <w:tcPr>
+            <w:tcW w:w="1458" w:type="dxa"/>
+            <w:tcBorders>
+              <w:top w:val="single" w:sz="6" w:space="0" w:color="000000"/>
+              <w:left w:val="single" w:sz="6" w:space="0" w:color="000000"/>
+              <w:bottom w:val="single" w:sz="6" w:space="0" w:color="000000"/>
+              <w:right w:val="single" w:sz="6" w:space="0" w:color="000000"/>
+            </w:tcBorders>
+          </w:tcPr>
+          <w:p>
+            <w:r>
+              <w:t>sda</w:t>
+            </w:r>
+          </w:p>
+        </w:tc>
+        <w:tc>
+          <w:tcPr>
+            <w:tcW w:w="990" w:type="dxa"/>
+            <w:tcBorders>
+              <w:top w:val="single" w:sz="6" w:space="0" w:color="000000"/>
+              <w:left w:val="single" w:sz="6" w:space="0" w:color="000000"/>
+              <w:bottom w:val="single" w:sz="6" w:space="0" w:color="000000"/>
+              <w:right w:val="single" w:sz="6" w:space="0" w:color="000000"/>
+            </w:tcBorders>
+          </w:tcPr>
+          <w:p>
+            <w:r>
+              <w:t>integer</w:t>
+            </w:r>
+          </w:p>
+        </w:tc>
+        <w:tc>
+          <w:tcPr>
+            <w:tcW w:w="1440" w:type="dxa"/>
+            <w:tcBorders>
+              <w:top w:val="single" w:sz="6" w:space="0" w:color="000000"/>
+              <w:left w:val="single" w:sz="6" w:space="0" w:color="000000"/>
+              <w:bottom w:val="single" w:sz="6" w:space="0" w:color="000000"/>
+              <w:right w:val="single" w:sz="6" w:space="0" w:color="000000"/>
+            </w:tcBorders>
+          </w:tcPr>
+          <w:p>
+            <w:r>
+              <w:t>Always</w:t>
+            </w:r>
+          </w:p>
+        </w:tc>
+        <w:tc>
+          <w:tcPr>
+            <w:tcW w:w="990" w:type="dxa"/>
+            <w:tcBorders>
+              <w:top w:val="single" w:sz="6" w:space="0" w:color="000000"/>
+              <w:left w:val="single" w:sz="6" w:space="0" w:color="000000"/>
+              <w:bottom w:val="single" w:sz="6" w:space="0" w:color="000000"/>
+              <w:right w:val="single" w:sz="6" w:space="0" w:color="000000"/>
+            </w:tcBorders>
+          </w:tcPr>
+          <w:p>
+            <w:pPr>
+              <w:jc w:val="center"/>
+            </w:pPr>
+            <w:r>
+              <w:t>✓</w:t>
+            </w:r>
+          </w:p>
+        </w:tc>
+        <w:tc>
+          <w:tcPr>
+            <w:tcW w:w="630" w:type="dxa"/>
+            <w:tcBorders>
+              <w:top w:val="single" w:sz="6" w:space="0" w:color="000000"/>
+              <w:left w:val="single" w:sz="6" w:space="0" w:color="000000"/>
+              <w:bottom w:val="single" w:sz="6" w:space="0" w:color="000000"/>
+              <w:right w:val="single" w:sz="6" w:space="0" w:color="000000"/>
+            </w:tcBorders>
+          </w:tcPr>
+          <w:p>
+            <w:pPr>
+              <w:jc w:val="center"/>
+            </w:pPr>
+            <w:r>
+              <w:t>✓</w:t>
+            </w:r>
+          </w:p>
+        </w:tc>
+        <w:tc>
+          <w:tcPr>
+            <w:tcW w:w="990" w:type="dxa"/>
+            <w:tcBorders>
+              <w:top w:val="single" w:sz="6" w:space="0" w:color="000000"/>
+              <w:left w:val="single" w:sz="6" w:space="0" w:color="000000"/>
+              <w:bottom w:val="single" w:sz="6" w:space="0" w:color="000000"/>
+              <w:right w:val="single" w:sz="6" w:space="0" w:color="000000"/>
+            </w:tcBorders>
+          </w:tcPr>
+          <w:p>
+            <w:pPr>
+              <w:jc w:val="center"/>
+            </w:pPr>
+            <w:r>
+              <w:t>—</w:t>
+            </w:r>
+          </w:p>
+        </w:tc>
+        <w:tc>
+          <w:tcPr>
+            <w:tcW w:w="4446" w:type="dxa"/>
+            <w:tcBorders>
+              <w:top w:val="single" w:sz="6" w:space="0" w:color="000000"/>
+              <w:left w:val="single" w:sz="6" w:space="0" w:color="000000"/>
+              <w:bottom w:val="single" w:sz="6" w:space="0" w:color="000000"/>
+              <w:right w:val="single" w:sz="6" w:space="0" w:color="000000"/>
+            </w:tcBorders>
+          </w:tcPr>
+          <w:p>
+            <w:r>
+              <w:t>System Design Assurance (0-3).</w:t>
+            </w:r>
+          </w:p>
+        </w:tc>
+      </w:tr>
+      <w:tr>
+        <w:tc>
+          <w:tcPr>
+            <w:tcW w:w="1458" w:type="dxa"/>
+            <w:tcBorders>
+              <w:top w:val="single" w:sz="6" w:space="0" w:color="000000"/>
+              <w:left w:val="single" w:sz="6" w:space="0" w:color="000000"/>
+              <w:bottom w:val="single" w:sz="6" w:space="0" w:color="000000"/>
+              <w:right w:val="single" w:sz="6" w:space="0" w:color="000000"/>
+            </w:tcBorders>
+          </w:tcPr>
+          <w:p>
+            <w:r>
+              <w:t>version</w:t>
+            </w:r>
+          </w:p>
+        </w:tc>
+        <w:tc>
+          <w:tcPr>
+            <w:tcW w:w="990" w:type="dxa"/>
+            <w:tcBorders>
+              <w:top w:val="single" w:sz="6" w:space="0" w:color="000000"/>
+              <w:left w:val="single" w:sz="6" w:space="0" w:color="000000"/>
+              <w:bottom w:val="single" w:sz="6" w:space="0" w:color="000000"/>
+              <w:right w:val="single" w:sz="6" w:space="0" w:color="000000"/>
+            </w:tcBorders>
+          </w:tcPr>
+          <w:p>
+            <w:r>
+              <w:t>integer</w:t>
+            </w:r>
+          </w:p>
+        </w:tc>
+        <w:tc>
+          <w:tcPr>
+            <w:tcW w:w="1440" w:type="dxa"/>
+            <w:tcBorders>
+              <w:top w:val="single" w:sz="6" w:space="0" w:color="000000"/>
+              <w:left w:val="single" w:sz="6" w:space="0" w:color="000000"/>
+              <w:bottom w:val="single" w:sz="6" w:space="0" w:color="000000"/>
+              <w:right w:val="single" w:sz="6" w:space="0" w:color="000000"/>
+            </w:tcBorders>
+          </w:tcPr>
+          <w:p>
+            <w:r>
+              <w:t>Always (Mode S); if &gt;= 0 (UAT)</w:t>
+            </w:r>
+          </w:p>
+        </w:tc>
+        <w:tc>
+          <w:tcPr>
+            <w:tcW w:w="990" w:type="dxa"/>
+            <w:tcBorders>
+              <w:top w:val="single" w:sz="6" w:space="0" w:color="000000"/>
+              <w:left w:val="single" w:sz="6" w:space="0" w:color="000000"/>
+              <w:bottom w:val="single" w:sz="6" w:space="0" w:color="000000"/>
+              <w:right w:val="single" w:sz="6" w:space="0" w:color="000000"/>
+            </w:tcBorders>
+          </w:tcPr>
+          <w:p>
+            <w:pPr>
+              <w:jc w:val="center"/>
+            </w:pPr>
+            <w:r>
+              <w:t>✓</w:t>
+            </w:r>
+          </w:p>
+        </w:tc>
+        <w:tc>
+          <w:tcPr>
+            <w:tcW w:w="630" w:type="dxa"/>
+            <w:tcBorders>
+              <w:top w:val="single" w:sz="6" w:space="0" w:color="000000"/>
+              <w:left w:val="single" w:sz="6" w:space="0" w:color="000000"/>
+              <w:bottom w:val="single" w:sz="6" w:space="0" w:color="000000"/>
+              <w:right w:val="single" w:sz="6" w:space="0" w:color="000000"/>
+            </w:tcBorders>
+          </w:tcPr>
+          <w:p>
+            <w:pPr>
+              <w:jc w:val="center"/>
+            </w:pPr>
+            <w:r>
+              <w:t>✓</w:t>
+            </w:r>
+          </w:p>
+        </w:tc>
+        <w:tc>
+          <w:tcPr>
+            <w:tcW w:w="990" w:type="dxa"/>
+            <w:tcBorders>
+              <w:top w:val="single" w:sz="6" w:space="0" w:color="000000"/>
+              <w:left w:val="single" w:sz="6" w:space="0" w:color="000000"/>
+              <w:bottom w:val="single" w:sz="6" w:space="0" w:color="000000"/>
+              <w:right w:val="single" w:sz="6" w:space="0" w:color="000000"/>
+            </w:tcBorders>
+          </w:tcPr>
+          <w:p>
+            <w:pPr>
+              <w:jc w:val="center"/>
+            </w:pPr>
+            <w:r>
+              <w:t>—</w:t>
+            </w:r>
+          </w:p>
+        </w:tc>
+        <w:tc>
+          <w:tcPr>
+            <w:tcW w:w="4446" w:type="dxa"/>
+            <w:tcBorders>
+              <w:top w:val="single" w:sz="6" w:space="0" w:color="000000"/>
+              <w:left w:val="single" w:sz="6" w:space="0" w:color="000000"/>
+              <w:bottom w:val="single" w:sz="6" w:space="0" w:color="000000"/>
+              <w:right w:val="single" w:sz="6" w:space="0" w:color="000000"/>
+            </w:tcBorders>
+          </w:tcPr>
+          <w:p>
+            <w:r>
+              <w:t>ADS-B version number.</w:t>
+            </w:r>
+          </w:p>
+        </w:tc>
+      </w:tr>
+      <w:tr>
+        <w:tc>
+          <w:tcPr>
+            <w:tcW w:w="1458" w:type="dxa"/>
+            <w:tcBorders>
+              <w:top w:val="single" w:sz="6" w:space="0" w:color="000000"/>
+              <w:left w:val="single" w:sz="6" w:space="0" w:color="000000"/>
+              <w:bottom w:val="single" w:sz="6" w:space="0" w:color="000000"/>
+              <w:right w:val="single" w:sz="6" w:space="0" w:color="000000"/>
+            </w:tcBorders>
+          </w:tcPr>
+          <w:p>
+            <w:r>
+              <w:t>rssi</w:t>
+            </w:r>
+          </w:p>
+        </w:tc>
+        <w:tc>
+          <w:tcPr>
+            <w:tcW w:w="990" w:type="dxa"/>
+            <w:tcBorders>
+              <w:top w:val="single" w:sz="6" w:space="0" w:color="000000"/>
+              <w:left w:val="single" w:sz="6" w:space="0" w:color="000000"/>
+              <w:bottom w:val="single" w:sz="6" w:space="0" w:color="000000"/>
+              <w:right w:val="single" w:sz="6" w:space="0" w:color="000000"/>
+            </w:tcBorders>
+          </w:tcPr>
+          <w:p>
+            <w:r>
+              <w:t>integer</w:t>
+            </w:r>
+          </w:p>
+        </w:tc>
+        <w:tc>
+          <w:tcPr>
+            <w:tcW w:w="1440" w:type="dxa"/>
+            <w:tcBorders>
+              <w:top w:val="single" w:sz="6" w:space="0" w:color="000000"/>
+              <w:left w:val="single" w:sz="6" w:space="0" w:color="000000"/>
+              <w:bottom w:val="single" w:sz="6" w:space="0" w:color="000000"/>
+              <w:right w:val="single" w:sz="6" w:space="0" w:color="000000"/>
+            </w:tcBorders>
+          </w:tcPr>
+          <w:p>
+            <w:r>
+              <w:t>Always</w:t>
+            </w:r>
+          </w:p>
+        </w:tc>
+        <w:tc>
+          <w:tcPr>
+            <w:tcW w:w="990" w:type="dxa"/>
+            <w:tcBorders>
+              <w:top w:val="single" w:sz="6" w:space="0" w:color="000000"/>
+              <w:left w:val="single" w:sz="6" w:space="0" w:color="000000"/>
+              <w:bottom w:val="single" w:sz="6" w:space="0" w:color="000000"/>
+              <w:right w:val="single" w:sz="6" w:space="0" w:color="000000"/>
+            </w:tcBorders>
+          </w:tcPr>
+          <w:p>
+            <w:pPr>
+              <w:jc w:val="center"/>
+            </w:pPr>
+            <w:r>
+              <w:t>✓</w:t>
+            </w:r>
+          </w:p>
+        </w:tc>
+        <w:tc>
+          <w:tcPr>
+            <w:tcW w:w="630" w:type="dxa"/>
+            <w:tcBorders>
+              <w:top w:val="single" w:sz="6" w:space="0" w:color="000000"/>
+              <w:left w:val="single" w:sz="6" w:space="0" w:color="000000"/>
+              <w:bottom w:val="single" w:sz="6" w:space="0" w:color="000000"/>
+              <w:right w:val="single" w:sz="6" w:space="0" w:color="000000"/>
+            </w:tcBorders>
+          </w:tcPr>
+          <w:p>
+            <w:pPr>
+              <w:jc w:val="center"/>
+            </w:pPr>
+            <w:r>
+              <w:t>✓</w:t>
+            </w:r>
+          </w:p>
+        </w:tc>
+        <w:tc>
+          <w:tcPr>
+            <w:tcW w:w="990" w:type="dxa"/>
+            <w:tcBorders>
+              <w:top w:val="single" w:sz="6" w:space="0" w:color="000000"/>
+              <w:left w:val="single" w:sz="6" w:space="0" w:color="000000"/>
+              <w:bottom w:val="single" w:sz="6" w:space="0" w:color="000000"/>
+              <w:right w:val="single" w:sz="6" w:space="0" w:color="000000"/>
+            </w:tcBorders>
+          </w:tcPr>
+          <w:p>
+            <w:pPr>
+              <w:jc w:val="center"/>
+            </w:pPr>
+            <w:r>
+              <w:t>dBm</w:t>
+            </w:r>
+          </w:p>
+        </w:tc>
+        <w:tc>
+          <w:tcPr>
+            <w:tcW w:w="4446" w:type="dxa"/>
+            <w:tcBorders>
+              <w:top w:val="single" w:sz="6" w:space="0" w:color="000000"/>
+              <w:left w:val="single" w:sz="6" w:space="0" w:color="000000"/>
+              <w:bottom w:val="single" w:sz="6" w:space="0" w:color="000000"/>
+              <w:right w:val="single" w:sz="6" w:space="0" w:color="000000"/>
+            </w:tcBorders>
+          </w:tcPr>
+          <w:p>
+            <w:r>
+              <w:t>Last received signal strength.</w:t>
+            </w:r>
+          </w:p>
+        </w:tc>
+      </w:tr>
+      <w:tr>
+        <w:tc>
+          <w:tcPr>
+            <w:tcW w:w="1458" w:type="dxa"/>
+            <w:tcBorders>
+              <w:top w:val="single" w:sz="6" w:space="0" w:color="000000"/>
+              <w:left w:val="single" w:sz="6" w:space="0" w:color="000000"/>
+              <w:bottom w:val="single" w:sz="6" w:space="0" w:color="000000"/>
+              <w:right w:val="single" w:sz="6" w:space="0" w:color="000000"/>
+            </w:tcBorders>
+          </w:tcPr>
+          <w:p>
+            <w:r>
+              <w:t>messages</w:t>
+            </w:r>
+          </w:p>
+        </w:tc>
+        <w:tc>
+          <w:tcPr>
+            <w:tcW w:w="990" w:type="dxa"/>
+            <w:tcBorders>
+              <w:top w:val="single" w:sz="6" w:space="0" w:color="000000"/>
+              <w:left w:val="single" w:sz="6" w:space="0" w:color="000000"/>
+              <w:bottom w:val="single" w:sz="6" w:space="0" w:color="000000"/>
+              <w:right w:val="single" w:sz="6" w:space="0" w:color="000000"/>
+            </w:tcBorders>
+          </w:tcPr>
+          <w:p>
+            <w:r>
+              <w:t>integer</w:t>
+            </w:r>
+          </w:p>
+        </w:tc>
+        <w:tc>
+          <w:tcPr>
+            <w:tcW w:w="1440" w:type="dxa"/>
+            <w:tcBorders>
+              <w:top w:val="single" w:sz="6" w:space="0" w:color="000000"/>
+              <w:left w:val="single" w:sz="6" w:space="0" w:color="000000"/>
+              <w:bottom w:val="single" w:sz="6" w:space="0" w:color="000000"/>
+              <w:right w:val="single" w:sz="6" w:space="0" w:color="000000"/>
+            </w:tcBorders>
+          </w:tcPr>
+          <w:p>
+            <w:r>
+              <w:t>Always</w:t>
+            </w:r>
+          </w:p>
+        </w:tc>
+        <w:tc>
+          <w:tcPr>
+            <w:tcW w:w="990" w:type="dxa"/>
+            <w:tcBorders>
+              <w:top w:val="single" w:sz="6" w:space="0" w:color="000000"/>
+              <w:left w:val="single" w:sz="6" w:space="0" w:color="000000"/>
+              <w:bottom w:val="single" w:sz="6" w:space="0" w:color="000000"/>
+              <w:right w:val="single" w:sz="6" w:space="0" w:color="000000"/>
+            </w:tcBorders>
+          </w:tcPr>
+          <w:p>
+            <w:pPr>
+              <w:jc w:val="center"/>
+            </w:pPr>
+            <w:r>
+              <w:t>✓</w:t>
+            </w:r>
+          </w:p>
+        </w:tc>
+        <w:tc>
+          <w:tcPr>
+            <w:tcW w:w="630" w:type="dxa"/>
+            <w:tcBorders>
+              <w:top w:val="single" w:sz="6" w:space="0" w:color="000000"/>
+              <w:left w:val="single" w:sz="6" w:space="0" w:color="000000"/>
+              <w:bottom w:val="single" w:sz="6" w:space="0" w:color="000000"/>
+              <w:right w:val="single" w:sz="6" w:space="0" w:color="000000"/>
+            </w:tcBorders>
+          </w:tcPr>
+          <w:p>
+            <w:pPr>
+              <w:jc w:val="center"/>
+            </w:pPr>
+            <w:r>
+              <w:t>✓</w:t>
+            </w:r>
+          </w:p>
+        </w:tc>
+        <w:tc>
+          <w:tcPr>
+            <w:tcW w:w="990" w:type="dxa"/>
+            <w:tcBorders>
+              <w:top w:val="single" w:sz="6" w:space="0" w:color="000000"/>
+              <w:left w:val="single" w:sz="6" w:space="0" w:color="000000"/>
+              <w:bottom w:val="single" w:sz="6" w:space="0" w:color="000000"/>
+              <w:right w:val="single" w:sz="6" w:space="0" w:color="000000"/>
+            </w:tcBorders>
+          </w:tcPr>
+          <w:p>
+            <w:pPr>
+              <w:jc w:val="center"/>
+            </w:pPr>
+            <w:r>
+              <w:t>—</w:t>
+            </w:r>
+          </w:p>
+        </w:tc>
+        <w:tc>
+          <w:tcPr>
+            <w:tcW w:w="4446" w:type="dxa"/>
+            <w:tcBorders>
+              <w:top w:val="single" w:sz="6" w:space="0" w:color="000000"/>
+              <w:left w:val="single" w:sz="6" w:space="0" w:color="000000"/>
+              <w:bottom w:val="single" w:sz="6" w:space="0" w:color="000000"/>
+              <w:right w:val="single" w:sz="6" w:space="0" w:color="000000"/>
+            </w:tcBorders>
+          </w:tcPr>
+          <w:p>
+            <w:r>
+              <w:t>Total valid messages received from this aircraft since tracking began.</w:t>
+            </w:r>
+          </w:p>
+        </w:tc>
+      </w:tr>
+      <w:tr>
+        <w:tc>
+          <w:tcPr>
+            <w:tcW w:w="1458" w:type="dxa"/>
+            <w:tcBorders>
+              <w:top w:val="single" w:sz="6" w:space="0" w:color="000000"/>
+              <w:left w:val="single" w:sz="6" w:space="0" w:color="000000"/>
+              <w:bottom w:val="single" w:sz="6" w:space="0" w:color="000000"/>
+              <w:right w:val="single" w:sz="6" w:space="0" w:color="000000"/>
+            </w:tcBorders>
+          </w:tcPr>
+          <w:p>
+            <w:r>
+              <w:t>alert</w:t>
+            </w:r>
+          </w:p>
+        </w:tc>
+        <w:tc>
+          <w:tcPr>
+            <w:tcW w:w="990" w:type="dxa"/>
+            <w:tcBorders>
+              <w:top w:val="single" w:sz="6" w:space="0" w:color="000000"/>
+              <w:left w:val="single" w:sz="6" w:space="0" w:color="000000"/>
+              <w:bottom w:val="single" w:sz="6" w:space="0" w:color="000000"/>
+              <w:right w:val="single" w:sz="6" w:space="0" w:color="000000"/>
+            </w:tcBorders>
+          </w:tcPr>
+          <w:p>
+            <w:r>
+              <w:t>integer (1)</w:t>
+            </w:r>
+          </w:p>
+        </w:tc>
+        <w:tc>
+          <w:tcPr>
+            <w:tcW w:w="1440" w:type="dxa"/>
+            <w:tcBorders>
+              <w:top w:val="single" w:sz="6" w:space="0" w:color="000000"/>
+              <w:left w:val="single" w:sz="6" w:space="0" w:color="000000"/>
+              <w:bottom w:val="single" w:sz="6" w:space="0" w:color="000000"/>
+              <w:right w:val="single" w:sz="6" w:space="0" w:color="000000"/>
+            </w:tcBorders>
+          </w:tcPr>
+          <w:p>
+            <w:r>
+              <w:t>If alert flag set</w:t>
+            </w:r>
+          </w:p>
+        </w:tc>
+        <w:tc>
+          <w:tcPr>
+            <w:tcW w:w="990" w:type="dxa"/>
+            <w:tcBorders>
+              <w:top w:val="single" w:sz="6" w:space="0" w:color="000000"/>
+              <w:left w:val="single" w:sz="6" w:space="0" w:color="000000"/>
+              <w:bottom w:val="single" w:sz="6" w:space="0" w:color="000000"/>
+              <w:right w:val="single" w:sz="6" w:space="0" w:color="000000"/>
+            </w:tcBorders>
+          </w:tcPr>
+          <w:p>
+            <w:pPr>
+              <w:jc w:val="center"/>
+            </w:pPr>
+            <w:r>
+              <w:t>✓</w:t>
+            </w:r>
+          </w:p>
+        </w:tc>
+        <w:tc>
+          <w:tcPr>
+            <w:tcW w:w="630" w:type="dxa"/>
+            <w:tcBorders>
+              <w:top w:val="single" w:sz="6" w:space="0" w:color="000000"/>
+              <w:left w:val="single" w:sz="6" w:space="0" w:color="000000"/>
+              <w:bottom w:val="single" w:sz="6" w:space="0" w:color="000000"/>
+              <w:right w:val="single" w:sz="6" w:space="0" w:color="000000"/>
+            </w:tcBorders>
+          </w:tcPr>
+          <w:p>
+            <w:pPr>
+              <w:jc w:val="center"/>
+            </w:pPr>
+            <w:r>
+              <w:t>✗</w:t>
+            </w:r>
+          </w:p>
+        </w:tc>
+        <w:tc>
+          <w:tcPr>
+            <w:tcW w:w="990" w:type="dxa"/>
+            <w:tcBorders>
+              <w:top w:val="single" w:sz="6" w:space="0" w:color="000000"/>
+              <w:left w:val="single" w:sz="6" w:space="0" w:color="000000"/>
+              <w:bottom w:val="single" w:sz="6" w:space="0" w:color="000000"/>
+              <w:right w:val="single" w:sz="6" w:space="0" w:color="000000"/>
+            </w:tcBorders>
+          </w:tcPr>
+          <w:p>
+            <w:pPr>
+              <w:jc w:val="center"/>
+            </w:pPr>
+            <w:r>
+              <w:t>—</w:t>
+            </w:r>
+          </w:p>
+        </w:tc>
+        <w:tc>
+          <w:tcPr>
+            <w:tcW w:w="4446" w:type="dxa"/>
+            <w:tcBorders>
+              <w:top w:val="single" w:sz="6" w:space="0" w:color="000000"/>
+              <w:left w:val="single" w:sz="6" w:space="0" w:color="000000"/>
+              <w:bottom w:val="single" w:sz="6" w:space="0" w:color="000000"/>
+              <w:right w:val="single" w:sz="6" w:space="0" w:color="000000"/>
+            </w:tcBorders>
+          </w:tcPr>
+          <w:p>
+            <w:r>
+              <w:t>Present (value 1) when the Mode S alert flag is active. Mode S only.</w:t>
+            </w:r>
+          </w:p>
+        </w:tc>
+      </w:tr>
+      <w:tr>
+        <w:tc>
+          <w:tcPr>
+            <w:tcW w:w="1458" w:type="dxa"/>
+            <w:tcBorders>
+              <w:top w:val="single" w:sz="6" w:space="0" w:color="000000"/>
+              <w:left w:val="single" w:sz="6" w:space="0" w:color="000000"/>
+              <w:bottom w:val="single" w:sz="6" w:space="0" w:color="000000"/>
+              <w:right w:val="single" w:sz="6" w:space="0" w:color="000000"/>
+            </w:tcBorders>
+          </w:tcPr>
+          <w:p>
+            <w:r>
+              <w:t>spi</w:t>
+            </w:r>
+          </w:p>
+        </w:tc>
+        <w:tc>
+          <w:tcPr>
+            <w:tcW w:w="990" w:type="dxa"/>
+            <w:tcBorders>
+              <w:top w:val="single" w:sz="6" w:space="0" w:color="000000"/>
+              <w:left w:val="single" w:sz="6" w:space="0" w:color="000000"/>
+              <w:bottom w:val="single" w:sz="6" w:space="0" w:color="000000"/>
+              <w:right w:val="single" w:sz="6" w:space="0" w:color="000000"/>
+            </w:tcBorders>
+          </w:tcPr>
+          <w:p>
+            <w:r>
+              <w:t>integer (1)</w:t>
+            </w:r>
+          </w:p>
+        </w:tc>
+        <w:tc>
+          <w:tcPr>
+            <w:tcW w:w="1440" w:type="dxa"/>
+            <w:tcBorders>
+              <w:top w:val="single" w:sz="6" w:space="0" w:color="000000"/>
+              <w:left w:val="single" w:sz="6" w:space="0" w:color="000000"/>
+              <w:bottom w:val="single" w:sz="6" w:space="0" w:color="000000"/>
+              <w:right w:val="single" w:sz="6" w:space="0" w:color="000000"/>
+            </w:tcBorders>
+          </w:tcPr>
+          <w:p>
+            <w:r>
+              <w:t>If SPI flag set</w:t>
+            </w:r>
+          </w:p>
+        </w:tc>
+        <w:tc>
+          <w:tcPr>
+            <w:tcW w:w="990" w:type="dxa"/>
+            <w:tcBorders>
+              <w:top w:val="single" w:sz="6" w:space="0" w:color="000000"/>
+              <w:left w:val="single" w:sz="6" w:space="0" w:color="000000"/>
+              <w:bottom w:val="single" w:sz="6" w:space="0" w:color="000000"/>
+              <w:right w:val="single" w:sz="6" w:space="0" w:color="000000"/>
+            </w:tcBorders>
+          </w:tcPr>
+          <w:p>
+            <w:pPr>
+              <w:jc w:val="center"/>
+            </w:pPr>
+            <w:r>
+              <w:t>✓</w:t>
+            </w:r>
+          </w:p>
+        </w:tc>
+        <w:tc>
+          <w:tcPr>
+            <w:tcW w:w="630" w:type="dxa"/>
+            <w:tcBorders>
+              <w:top w:val="single" w:sz="6" w:space="0" w:color="000000"/>
+              <w:left w:val="single" w:sz="6" w:space="0" w:color="000000"/>
+              <w:bottom w:val="single" w:sz="6" w:space="0" w:color="000000"/>
+              <w:right w:val="single" w:sz="6" w:space="0" w:color="000000"/>
+            </w:tcBorders>
+          </w:tcPr>
+          <w:p>
+            <w:pPr>
+              <w:jc w:val="center"/>
+            </w:pPr>
+            <w:r>
+              <w:t>✗</w:t>
+            </w:r>
+          </w:p>
+        </w:tc>
+        <w:tc>
+          <w:tcPr>
+            <w:tcW w:w="990" w:type="dxa"/>
+            <w:tcBorders>
+              <w:top w:val="single" w:sz="6" w:space="0" w:color="000000"/>
+              <w:left w:val="single" w:sz="6" w:space="0" w:color="000000"/>
+              <w:bottom w:val="single" w:sz="6" w:space="0" w:color="000000"/>
+              <w:right w:val="single" w:sz="6" w:space="0" w:color="000000"/>
+            </w:tcBorders>
+          </w:tcPr>
+          <w:p>
+            <w:pPr>
+              <w:jc w:val="center"/>
+            </w:pPr>
+            <w:r>
+              <w:t>—</w:t>
+            </w:r>
+          </w:p>
+        </w:tc>
+        <w:tc>
+          <w:tcPr>
+            <w:tcW w:w="4446" w:type="dxa"/>
+            <w:tcBorders>
+              <w:top w:val="single" w:sz="6" w:space="0" w:color="000000"/>
+              <w:left w:val="single" w:sz="6" w:space="0" w:color="000000"/>
+              <w:bottom w:val="single" w:sz="6" w:space="0" w:color="000000"/>
+              <w:right w:val="single" w:sz="6" w:space="0" w:color="000000"/>
+            </w:tcBorders>
+          </w:tcPr>
+          <w:p>
+            <w:r>
+              <w:t>Present (value 1) when the aircraft is squawking ident (Special Position Identification). Mode S only.</w:t>
+            </w:r>
+          </w:p>
+        </w:tc>
+      </w:tr>
+      <w:tr>
+        <w:tc>
+          <w:tcPr>
+            <w:tcW w:w="1458" w:type="dxa"/>
+            <w:tcBorders>
+              <w:top w:val="single" w:sz="6" w:space="0" w:color="000000"/>
+              <w:left w:val="single" w:sz="6" w:space="0" w:color="000000"/>
+              <w:bottom w:val="single" w:sz="6" w:space="0" w:color="000000"/>
+              <w:right w:val="single" w:sz="6" w:space="0" w:color="000000"/>
+            </w:tcBorders>
+          </w:tcPr>
+          <w:p>
+            <w:r>
+              <w:t>emergency</w:t>
+            </w:r>
+          </w:p>
+        </w:tc>
+        <w:tc>
+          <w:tcPr>
+            <w:tcW w:w="990" w:type="dxa"/>
+            <w:tcBorders>
+              <w:top w:val="single" w:sz="6" w:space="0" w:color="000000"/>
+              <w:left w:val="single" w:sz="6" w:space="0" w:color="000000"/>
+              <w:bottom w:val="single" w:sz="6" w:space="0" w:color="000000"/>
+              <w:right w:val="single" w:sz="6" w:space="0" w:color="000000"/>
+            </w:tcBorders>
+          </w:tcPr>
+          <w:p>
+            <w:r>
+              <w:t>string</w:t>
+            </w:r>
+          </w:p>
+        </w:tc>
+        <w:tc>
+          <w:tcPr>
+            <w:tcW w:w="1440" w:type="dxa"/>
+            <w:tcBorders>
+              <w:top w:val="single" w:sz="6" w:space="0" w:color="000000"/>
+              <w:left w:val="single" w:sz="6" w:space="0" w:color="000000"/>
+              <w:bottom w:val="single" w:sz="6" w:space="0" w:color="000000"/>
+              <w:right w:val="single" w:sz="6" w:space="0" w:color="000000"/>
+            </w:tcBorders>
+          </w:tcPr>
+          <w:p>
+            <w:r>
+              <w:t>If emergency status set</w:t>
+            </w:r>
+          </w:p>
+        </w:tc>
+        <w:tc>
+          <w:tcPr>
+            <w:tcW w:w="990" w:type="dxa"/>
+            <w:tcBorders>
+              <w:top w:val="single" w:sz="6" w:space="0" w:color="000000"/>
+              <w:left w:val="single" w:sz="6" w:space="0" w:color="000000"/>
+              <w:bottom w:val="single" w:sz="6" w:space="0" w:color="000000"/>
+              <w:right w:val="single" w:sz="6" w:space="0" w:color="000000"/>
+            </w:tcBorders>
+          </w:tcPr>
+          <w:p>
+            <w:pPr>
+              <w:jc w:val="center"/>
+            </w:pPr>
+            <w:r>
+              <w:t>✗</w:t>
+            </w:r>
+          </w:p>
+        </w:tc>
+        <w:tc>
+          <w:tcPr>
+            <w:tcW w:w="630" w:type="dxa"/>
+            <w:tcBorders>
+              <w:top w:val="single" w:sz="6" w:space="0" w:color="000000"/>
+              <w:left w:val="single" w:sz="6" w:space="0" w:color="000000"/>
+              <w:bottom w:val="single" w:sz="6" w:space="0" w:color="000000"/>
+              <w:right w:val="single" w:sz="6" w:space="0" w:color="000000"/>
+            </w:tcBorders>
+          </w:tcPr>
+          <w:p>
+            <w:pPr>
+              <w:jc w:val="center"/>
+            </w:pPr>
+            <w:r>
+              <w:t>✓</w:t>
+            </w:r>
+          </w:p>
+        </w:tc>
+        <w:tc>
+          <w:tcPr>
+            <w:tcW w:w="990" w:type="dxa"/>
+            <w:tcBorders>
+              <w:top w:val="single" w:sz="6" w:space="0" w:color="000000"/>
+              <w:left w:val="single" w:sz="6" w:space="0" w:color="000000"/>
+              <w:bottom w:val="single" w:sz="6" w:space="0" w:color="000000"/>
+              <w:right w:val="single" w:sz="6" w:space="0" w:color="000000"/>
+            </w:tcBorders>
+          </w:tcPr>
+          <w:p>
+            <w:pPr>
+              <w:jc w:val="center"/>
+            </w:pPr>
+            <w:r>
+              <w:t>—</w:t>
+            </w:r>
+          </w:p>
+        </w:tc>
+        <w:tc>
+          <w:tcPr>
+            <w:tcW w:w="4446" w:type="dxa"/>
+            <w:tcBorders>
+              <w:top w:val="single" w:sz="6" w:space="0" w:color="000000"/>
+              <w:left w:val="single" w:sz="6" w:space="0" w:color="000000"/>
+              <w:bottom w:val="single" w:sz="6" w:space="0" w:color="000000"/>
+              <w:right w:val="single" w:sz="6" w:space="0" w:color="000000"/>
+            </w:tcBorders>
+          </w:tcPr>
+          <w:p>
+            <w:r>
+              <w:t>Emergency/priority status: none, general, lifeguard, minfuel, nordo, unlawful, downed, reserved. UAT only.</w:t>
+            </w:r>
+          </w:p>
+        </w:tc>
+      </w:tr>
+      <w:tr>
+        <w:tc>
+          <w:tcPr>
+            <w:tcW w:w="1458" w:type="dxa"/>
+            <w:tcBorders>
+              <w:top w:val="single" w:sz="6" w:space="0" w:color="000000"/>
+              <w:left w:val="single" w:sz="6" w:space="0" w:color="000000"/>
+              <w:bottom w:val="single" w:sz="6" w:space="0" w:color="000000"/>
+              <w:right w:val="single" w:sz="6" w:space="0" w:color="000000"/>
+            </w:tcBorders>
+          </w:tcPr>
+          <w:p>
+            <w:r>
+              <w:t>on_ground</w:t>
+            </w:r>
+          </w:p>
+        </w:tc>
+        <w:tc>
+          <w:tcPr>
+            <w:tcW w:w="990" w:type="dxa"/>
+            <w:tcBorders>
+              <w:top w:val="single" w:sz="6" w:space="0" w:color="000000"/>
+              <w:left w:val="single" w:sz="6" w:space="0" w:color="000000"/>
+              <w:bottom w:val="single" w:sz="6" w:space="0" w:color="000000"/>
+              <w:right w:val="single" w:sz="6" w:space="0" w:color="000000"/>
+            </w:tcBorders>
+          </w:tcPr>
+          <w:p>
+            <w:r>
+              <w:t>integer (1)</w:t>
+            </w:r>
+          </w:p>
+        </w:tc>
+        <w:tc>
+          <w:tcPr>
+            <w:tcW w:w="1440" w:type="dxa"/>
+            <w:tcBorders>
+              <w:top w:val="single" w:sz="6" w:space="0" w:color="000000"/>
+              <w:left w:val="single" w:sz="6" w:space="0" w:color="000000"/>
+              <w:bottom w:val="single" w:sz="6" w:space="0" w:color="000000"/>
+              <w:right w:val="single" w:sz="6" w:space="0" w:color="000000"/>
+            </w:tcBorders>
+          </w:tcPr>
+          <w:p>
+            <w:r>
+              <w:t>If NOT airborne</w:t>
+            </w:r>
+          </w:p>
+        </w:tc>
+        <w:tc>
+          <w:tcPr>
+            <w:tcW w:w="990" w:type="dxa"/>
+            <w:tcBorders>
+              <w:top w:val="single" w:sz="6" w:space="0" w:color="000000"/>
+              <w:left w:val="single" w:sz="6" w:space="0" w:color="000000"/>
+              <w:bottom w:val="single" w:sz="6" w:space="0" w:color="000000"/>
+              <w:right w:val="single" w:sz="6" w:space="0" w:color="000000"/>
+            </w:tcBorders>
+          </w:tcPr>
+          <w:p>
+            <w:pPr>
+              <w:jc w:val="center"/>
+            </w:pPr>
+            <w:r>
+              <w:t>✓</w:t>
+            </w:r>
+          </w:p>
+        </w:tc>
+        <w:tc>
+          <w:tcPr>
+            <w:tcW w:w="630" w:type="dxa"/>
+            <w:tcBorders>
+              <w:top w:val="single" w:sz="6" w:space="0" w:color="000000"/>
+              <w:left w:val="single" w:sz="6" w:space="0" w:color="000000"/>
+              <w:bottom w:val="single" w:sz="6" w:space="0" w:color="000000"/>
+              <w:right w:val="single" w:sz="6" w:space="0" w:color="000000"/>
+            </w:tcBorders>
+          </w:tcPr>
+          <w:p>
+            <w:pPr>
+              <w:jc w:val="center"/>
+            </w:pPr>
+            <w:r>
+              <w:t>✓</w:t>
+            </w:r>
+          </w:p>
+        </w:tc>
+        <w:tc>
+          <w:tcPr>
+            <w:tcW w:w="990" w:type="dxa"/>
+            <w:tcBorders>
+              <w:top w:val="single" w:sz="6" w:space="0" w:color="000000"/>
+              <w:left w:val="single" w:sz="6" w:space="0" w:color="000000"/>
+              <w:bottom w:val="single" w:sz="6" w:space="0" w:color="000000"/>
+              <w:right w:val="single" w:sz="6" w:space="0" w:color="000000"/>
+            </w:tcBorders>
+          </w:tcPr>
+          <w:p>
+            <w:pPr>
+              <w:jc w:val="center"/>
+            </w:pPr>
+            <w:r>
+              <w:t>—</w:t>
+            </w:r>
+          </w:p>
+        </w:tc>
+        <w:tc>
+          <w:tcPr>
+            <w:tcW w:w="4446" w:type="dxa"/>
+            <w:tcBorders>
+              <w:top w:val="single" w:sz="6" w:space="0" w:color="000000"/>
+              <w:left w:val="single" w:sz="6" w:space="0" w:color="000000"/>
+              <w:bottom w:val="single" w:sz="6" w:space="0" w:color="000000"/>
+              <w:right w:val="single" w:sz="6" w:space="0" w:color="000000"/>
+            </w:tcBorders>
+          </w:tcPr>
+          <w:p>
+            <w:r>
+              <w:t>Present (value 1) when aircraft is on the ground. For UAT, also set for surface vehicles.</w:t>
             </w:r>
           </w:p>
         </w:tc>
@@ -35708,7 +40225,7 @@
         <w:noProof/>
         <w:color w:val="FFFFFF" w:themeColor="background1"/>
       </w:rPr>
-      <w:pict w14:anchorId="1E691A8D">
+      <w:pict w14:anchorId="246B1624">
         <v:rect id="_x0000_s1025" alt="" style="position:absolute;left:0;text-align:left;margin-left:-82.1pt;margin-top:.05pt;width:664.9pt;height:84.5pt;z-index:-251657728;mso-wrap-edited:f;mso-width-percent:0;mso-height-percent:0;mso-width-percent:0;mso-height-percent:0" fillcolor="#00ad4d" stroked="f"/>
       </w:pict>
     </w:r>
@@ -35887,7 +40404,13 @@
       <w:rPr>
         <w:color w:val="FFFFFF" w:themeColor="background1"/>
       </w:rPr>
-      <w:t>502</w:t>
+      <w:t>5</w:t>
+    </w:r>
+    <w:r>
+      <w:rPr>
+        <w:color w:val="FFFFFF" w:themeColor="background1"/>
+      </w:rPr>
+      <w:t>26</w:t>
     </w:r>
     <w:r>
       <w:rPr>

--- a/word/datasheet_adsbee_1090.docx
+++ b/word/datasheet_adsbee_1090.docx
@@ -79,7 +79,7 @@
         <w:rPr>
           <w:noProof/>
         </w:rPr>
-        <w:pict w14:anchorId="19FA373A">
+        <w:pict w14:anchorId="5DB8408C">
           <v:shapetype id="_x0000_t202" coordsize="21600,21600" o:spt="202" path="m,l,21600r21600,l21600,xe">
             <v:stroke joinstyle="miter"/>
             <v:path gradientshapeok="t" o:connecttype="rect"/>
@@ -179,7 +179,7 @@
         <w:rPr>
           <w:noProof/>
         </w:rPr>
-        <w:pict w14:anchorId="400AF184">
+        <w:pict w14:anchorId="405D4286">
           <v:shapetype id="_x0000_t75" coordsize="21600,21600" o:spt="75" o:preferrelative="t" path="m@4@5l@4@11@9@11@9@5xe" filled="f" stroked="f">
             <v:stroke joinstyle="miter"/>
             <v:formulas>
@@ -40225,7 +40225,7 @@
         <w:noProof/>
         <w:color w:val="FFFFFF" w:themeColor="background1"/>
       </w:rPr>
-      <w:pict w14:anchorId="246B1624">
+      <w:pict w14:anchorId="4569B039">
         <v:rect id="_x0000_s1025" alt="" style="position:absolute;left:0;text-align:left;margin-left:-82.1pt;margin-top:.05pt;width:664.9pt;height:84.5pt;z-index:-251657728;mso-wrap-edited:f;mso-width-percent:0;mso-height-percent:0;mso-width-percent:0;mso-height-percent:0" fillcolor="#00ad4d" stroked="f"/>
       </w:pict>
     </w:r>

--- a/word/datasheet_adsbee_1090.docx
+++ b/word/datasheet_adsbee_1090.docx
@@ -20,7 +20,7 @@
           <w:noProof/>
         </w:rPr>
         <w:drawing>
-          <wp:anchor distT="0" distB="0" distL="114300" distR="114300" simplePos="0" relativeHeight="251659264" behindDoc="0" locked="0" layoutInCell="1" allowOverlap="1" wp14:anchorId="7F955F12" wp14:editId="33790294">
+          <wp:anchor distT="0" distB="0" distL="114300" distR="114300" simplePos="0" relativeHeight="251659264" behindDoc="0" locked="0" layoutInCell="1" allowOverlap="1" wp14:anchorId="7F955F12" wp14:editId="4BC10A3B">
             <wp:simplePos x="0" y="0"/>
             <wp:positionH relativeFrom="margin">
               <wp:posOffset>3493770</wp:posOffset>
@@ -110,8 +110,13 @@
                   <w:pPr>
                     <w:jc w:val="center"/>
                   </w:pPr>
+                  <w:proofErr w:type="gramStart"/>
                   <w:r>
-                    <w:t>Open Source Embedded ADS-B Receiver</w:t>
+                    <w:t>Open Source</w:t>
+                  </w:r>
+                  <w:proofErr w:type="gramEnd"/>
+                  <w:r>
+                    <w:t xml:space="preserve"> Embedded ADS-B Receiver</w:t>
                   </w:r>
                 </w:p>
               </w:txbxContent>
@@ -168,6 +173,36 @@
           <w:noProof/>
         </w:rPr>
         <w:instrText xml:space="preserve"> INCLUDEPICTURE  "https://pantsforbirds.com/wp-content/uploads/2025/06/image.png" \* MERGEFORMATINET </w:instrText>
+      </w:r>
+      <w:r>
+        <w:rPr>
+          <w:noProof/>
+        </w:rPr>
+        <w:fldChar w:fldCharType="separate"/>
+      </w:r>
+      <w:r>
+        <w:rPr>
+          <w:noProof/>
+        </w:rPr>
+        <w:fldChar w:fldCharType="begin"/>
+      </w:r>
+      <w:r>
+        <w:rPr>
+          <w:noProof/>
+        </w:rPr>
+        <w:instrText xml:space="preserve"> </w:instrText>
+      </w:r>
+      <w:r>
+        <w:rPr>
+          <w:noProof/>
+        </w:rPr>
+        <w:instrText>INCLUDEPICTURE  "https://pantsforbirds.com/wp-content/uploads/2025/06/image.png" \* MERGEFORMATINET</w:instrText>
+      </w:r>
+      <w:r>
+        <w:rPr>
+          <w:noProof/>
+        </w:rPr>
+        <w:instrText xml:space="preserve"> </w:instrText>
       </w:r>
       <w:r>
         <w:rPr>
@@ -199,10 +234,16 @@
             <v:path o:extrusionok="f" gradientshapeok="t" o:connecttype="rect"/>
             <o:lock v:ext="edit" aspectratio="t"/>
           </v:shapetype>
-          <v:shape id="_x0000_i1025" type="#_x0000_t75" alt="" style="width:251.5pt;height:163pt;mso-width-percent:0;mso-height-percent:0;mso-width-percent:0;mso-height-percent:0">
+          <v:shape id="_x0000_i1025" type="#_x0000_t75" alt="" style="width:251.25pt;height:162.75pt;mso-width-percent:0;mso-height-percent:0;mso-width-percent:0;mso-height-percent:0">
             <v:imagedata r:id="rId12" r:href="rId13"/>
           </v:shape>
         </w:pict>
+      </w:r>
+      <w:r>
+        <w:rPr>
+          <w:noProof/>
+        </w:rPr>
+        <w:fldChar w:fldCharType="end"/>
       </w:r>
       <w:r>
         <w:rPr>
@@ -332,7 +373,15 @@
         <w:t xml:space="preserve"> directly</w:t>
       </w:r>
       <w:r>
-        <w:t xml:space="preserve"> to ADS-B databases via WiFi or broadcasting Remote ID beacon frames in UAS applications</w:t>
+        <w:t xml:space="preserve"> to ADS-B databases via </w:t>
+      </w:r>
+      <w:proofErr w:type="spellStart"/>
+      <w:r>
+        <w:t>WiFi</w:t>
+      </w:r>
+      <w:proofErr w:type="spellEnd"/>
+      <w:r>
+        <w:t xml:space="preserve"> or broadcasting Remote ID beacon frames in UAS applications</w:t>
       </w:r>
       <w:r>
         <w:t>.</w:t>
@@ -380,7 +429,15 @@
         <w:t>Firmware updates over USB</w:t>
       </w:r>
       <w:r>
-        <w:t>, Serial, WiFi, Ethernet.</w:t>
+        <w:t xml:space="preserve">, Serial, </w:t>
+      </w:r>
+      <w:proofErr w:type="spellStart"/>
+      <w:r>
+        <w:t>WiFi</w:t>
+      </w:r>
+      <w:proofErr w:type="spellEnd"/>
+      <w:r>
+        <w:t>, Ethernet.</w:t>
       </w:r>
     </w:p>
     <w:p>
@@ -429,7 +486,15 @@
         </w:numPr>
       </w:pPr>
       <w:r>
-        <w:t>Standalone feeder device for online ADS-B databases. No external compute required, just add power and WiFi!</w:t>
+        <w:t xml:space="preserve">Standalone feeder device for online ADS-B databases. No external compute required, just add power and </w:t>
+      </w:r>
+      <w:proofErr w:type="spellStart"/>
+      <w:r>
+        <w:t>WiFi</w:t>
+      </w:r>
+      <w:proofErr w:type="spellEnd"/>
+      <w:r>
+        <w:t>!</w:t>
       </w:r>
     </w:p>
     <w:p>
@@ -503,12 +568,28 @@
               <w:t>20</w:t>
             </w:r>
             <w:r>
-              <w:t>mA (WiFi disabled)</w:t>
-            </w:r>
-          </w:p>
-          <w:p>
-            <w:r>
-              <w:t>~400mA (WiFi enabled)</w:t>
+              <w:t>mA (</w:t>
+            </w:r>
+            <w:proofErr w:type="spellStart"/>
+            <w:r>
+              <w:t>WiFi</w:t>
+            </w:r>
+            <w:proofErr w:type="spellEnd"/>
+            <w:r>
+              <w:t xml:space="preserve"> disabled)</w:t>
+            </w:r>
+          </w:p>
+          <w:p>
+            <w:r>
+              <w:t>~400mA (</w:t>
+            </w:r>
+            <w:proofErr w:type="spellStart"/>
+            <w:r>
+              <w:t>WiFi</w:t>
+            </w:r>
+            <w:proofErr w:type="spellEnd"/>
+            <w:r>
+              <w:t xml:space="preserve"> enabled)</w:t>
             </w:r>
           </w:p>
         </w:tc>
@@ -600,20 +681,21 @@
               <w:rPr>
                 <w:rFonts w:cstheme="minorHAnsi"/>
               </w:rPr>
-              <w:t>1090MHz RF In: U.FL / MHF1</w:t>
-            </w:r>
-          </w:p>
-          <w:p>
-            <w:pPr>
+              <w:t xml:space="preserve">1090MHz RF In: </w:t>
+            </w:r>
+            <w:proofErr w:type="gramStart"/>
+            <w:r>
               <w:rPr>
                 <w:rFonts w:cstheme="minorHAnsi"/>
               </w:rPr>
-            </w:pPr>
+              <w:t>U.FL</w:t>
+            </w:r>
+            <w:proofErr w:type="gramEnd"/>
             <w:r>
               <w:rPr>
                 <w:rFonts w:cstheme="minorHAnsi"/>
               </w:rPr>
-              <w:t>Sub-GHz RF In/Out: U.FL / MHF1</w:t>
+              <w:t xml:space="preserve"> / MHF1</w:t>
             </w:r>
           </w:p>
           <w:p>
@@ -626,7 +708,62 @@
               <w:rPr>
                 <w:rFonts w:cstheme="minorHAnsi"/>
               </w:rPr>
-              <w:t>802.11 RF Out: W.FL / MHF3</w:t>
+              <w:t xml:space="preserve">Sub-GHz RF </w:t>
+            </w:r>
+            <w:proofErr w:type="gramStart"/>
+            <w:r>
+              <w:rPr>
+                <w:rFonts w:cstheme="minorHAnsi"/>
+              </w:rPr>
+              <w:t>In</w:t>
+            </w:r>
+            <w:proofErr w:type="gramEnd"/>
+            <w:r>
+              <w:rPr>
+                <w:rFonts w:cstheme="minorHAnsi"/>
+              </w:rPr>
+              <w:t xml:space="preserve">/Out: </w:t>
+            </w:r>
+            <w:proofErr w:type="gramStart"/>
+            <w:r>
+              <w:rPr>
+                <w:rFonts w:cstheme="minorHAnsi"/>
+              </w:rPr>
+              <w:t>U.FL</w:t>
+            </w:r>
+            <w:proofErr w:type="gramEnd"/>
+            <w:r>
+              <w:rPr>
+                <w:rFonts w:cstheme="minorHAnsi"/>
+              </w:rPr>
+              <w:t xml:space="preserve"> / MHF1</w:t>
+            </w:r>
+          </w:p>
+          <w:p>
+            <w:pPr>
+              <w:rPr>
+                <w:rFonts w:cstheme="minorHAnsi"/>
+              </w:rPr>
+            </w:pPr>
+            <w:r>
+              <w:rPr>
+                <w:rFonts w:cstheme="minorHAnsi"/>
+              </w:rPr>
+              <w:t xml:space="preserve">802.11 RF Out: </w:t>
+            </w:r>
+            <w:proofErr w:type="gramStart"/>
+            <w:r>
+              <w:rPr>
+                <w:rFonts w:cstheme="minorHAnsi"/>
+              </w:rPr>
+              <w:t>W.FL</w:t>
+            </w:r>
+            <w:proofErr w:type="gramEnd"/>
+            <w:r>
+              <w:rPr>
+                <w:rFonts w:cstheme="minorHAnsi"/>
+              </w:rPr>
+              <w:t xml:space="preserve"> / MHF3</w:t>
             </w:r>
           </w:p>
           <w:p>
@@ -674,14 +811,24 @@
         <w:pStyle w:val="IgnoredHeading"/>
       </w:pPr>
       <w:bookmarkStart w:id="3" w:name="_Toc230658014"/>
-      <w:r>
-        <w:t>Open Source Hardware + Software</w:t>
+      <w:proofErr w:type="gramStart"/>
+      <w:r>
+        <w:t>Open Source</w:t>
+      </w:r>
+      <w:proofErr w:type="gramEnd"/>
+      <w:r>
+        <w:t xml:space="preserve"> Hardware + Software</w:t>
       </w:r>
       <w:bookmarkEnd w:id="3"/>
     </w:p>
     <w:p>
-      <w:r>
-        <w:t xml:space="preserve">Github Repository: </w:t>
+      <w:proofErr w:type="spellStart"/>
+      <w:r>
+        <w:t>Github</w:t>
+      </w:r>
+      <w:proofErr w:type="spellEnd"/>
+      <w:r>
+        <w:t xml:space="preserve"> Repository: </w:t>
       </w:r>
       <w:hyperlink r:id="rId14" w:history="1">
         <w:r>
@@ -9315,7 +9462,23 @@
         </w:numPr>
       </w:pPr>
       <w:r>
-        <w:t>Update CSBee protocol with new bit flag positions, new field for separate baro/GNSS vertical rates.</w:t>
+        <w:t xml:space="preserve">Update </w:t>
+      </w:r>
+      <w:proofErr w:type="spellStart"/>
+      <w:r>
+        <w:t>CSBee</w:t>
+      </w:r>
+      <w:proofErr w:type="spellEnd"/>
+      <w:r>
+        <w:t xml:space="preserve"> protocol with new bit flag positions, new field for separate </w:t>
+      </w:r>
+      <w:proofErr w:type="spellStart"/>
+      <w:r>
+        <w:t>baro</w:t>
+      </w:r>
+      <w:proofErr w:type="spellEnd"/>
+      <w:r>
+        <w:t>/GNSS vertical rates.</w:t>
       </w:r>
     </w:p>
     <w:p>
@@ -9368,7 +9531,15 @@
         </w:numPr>
       </w:pPr>
       <w:r>
-        <w:t>Update CSBee protocol to version 3.</w:t>
+        <w:t xml:space="preserve">Update </w:t>
+      </w:r>
+      <w:proofErr w:type="spellStart"/>
+      <w:r>
+        <w:t>CSBee</w:t>
+      </w:r>
+      <w:proofErr w:type="spellEnd"/>
+      <w:r>
+        <w:t xml:space="preserve"> protocol to version 3.</w:t>
       </w:r>
     </w:p>
     <w:p>
@@ -9432,6 +9603,47 @@
       </w:r>
     </w:p>
     <w:p>
+      <w:r>
+        <w:t>20260801</w:t>
+      </w:r>
+    </w:p>
+    <w:p>
+      <w:pPr>
+        <w:pStyle w:val="ListParagraph"/>
+        <w:numPr>
+          <w:ilvl w:val="0"/>
+          <w:numId w:val="10"/>
+        </w:numPr>
+      </w:pPr>
+      <w:r>
+        <w:t>Added new AT commands:</w:t>
+      </w:r>
+    </w:p>
+    <w:p>
+      <w:pPr>
+        <w:pStyle w:val="ListParagraph"/>
+        <w:numPr>
+          <w:ilvl w:val="1"/>
+          <w:numId w:val="10"/>
+        </w:numPr>
+      </w:pPr>
+      <w:r>
+        <w:t>AT+GNSS</w:t>
+      </w:r>
+    </w:p>
+    <w:p>
+      <w:pPr>
+        <w:pStyle w:val="ListParagraph"/>
+        <w:numPr>
+          <w:ilvl w:val="1"/>
+          <w:numId w:val="10"/>
+        </w:numPr>
+      </w:pPr>
+      <w:r>
+        <w:t>AT+GNSS_FIX</w:t>
+      </w:r>
+    </w:p>
+    <w:p>
       <w:pPr>
         <w:pStyle w:val="ListParagraph"/>
         <w:numPr>
@@ -9460,12 +9672,68 @@
     </w:p>
     <w:p>
       <w:r>
-        <w:t>ADSBee 1090 was created as an attempt to build a low-cost ADS-B receiver without the use of an FPGA (found in most embedded ADS-B receivers on the market) and without the need for external compute (a requirement of most SDR-based ADS-B receivers). ADSBee 1090 accomplishes this through the use of a low-cost dual core microcontroller (RP2040) with flexible IO peripherals (PIO) that run a set of custom-written programs for preamble detection and packet decoding. By dedicating the RP2040’s PIO peripherals to the tasks required to find and decode ADS-B packets, ADSBee 1090 frees up its remaining cores to perform the logical functions required to validate checksums on decoded packets and decipher aircraft information (position, altitude, callsign, etc).</w:t>
-      </w:r>
-    </w:p>
-    <w:p>
-      <w:r>
-        <w:t>The ADSBee 1090 reports decoded aircraft information over UART and USB interfaces in a variety of protocols, and can utilize its attached ESP32 S3 module to host WiFi networks for data streaming to other devices, or connect to existing WiFi networks in order to upload data to the internet or other devices on the network.</w:t>
+        <w:t xml:space="preserve">ADSBee 1090 was created as an attempt to build a low-cost ADS-B receiver without the use of an FPGA (found in most embedded ADS-B receivers on the market) and without the need for external compute (a requirement of most SDR-based ADS-B receivers). ADSBee 1090 accomplishes this </w:t>
+      </w:r>
+      <w:proofErr w:type="gramStart"/>
+      <w:r>
+        <w:t>through the use of</w:t>
+      </w:r>
+      <w:proofErr w:type="gramEnd"/>
+      <w:r>
+        <w:t xml:space="preserve"> a low-cost dual core microcontroller (RP2040) with flexible IO peripherals (PIO) that run a set of custom-written programs for preamble detection and packet decoding. By dedicating the </w:t>
+      </w:r>
+      <w:proofErr w:type="gramStart"/>
+      <w:r>
+        <w:t>RP2040’s</w:t>
+      </w:r>
+      <w:proofErr w:type="gramEnd"/>
+      <w:r>
+        <w:t xml:space="preserve"> PIO peripherals to the tasks required to find and decode ADS-B packets, ADSBee 1090 frees up its remaining cores to perform the logical functions required to validate checksums on decoded packets and decipher aircraft information (position, altitude, callsign, </w:t>
+      </w:r>
+      <w:proofErr w:type="spellStart"/>
+      <w:r>
+        <w:t>etc</w:t>
+      </w:r>
+      <w:proofErr w:type="spellEnd"/>
+      <w:r>
+        <w:t>).</w:t>
+      </w:r>
+    </w:p>
+    <w:p>
+      <w:r>
+        <w:t xml:space="preserve">The ADSBee 1090 reports decoded aircraft information over UART and USB interfaces in a variety of </w:t>
+      </w:r>
+      <w:proofErr w:type="gramStart"/>
+      <w:r>
+        <w:t>protocols, and</w:t>
+      </w:r>
+      <w:proofErr w:type="gramEnd"/>
+      <w:r>
+        <w:t xml:space="preserve"> can utilize its attached ESP32 S3 module to host </w:t>
+      </w:r>
+      <w:proofErr w:type="spellStart"/>
+      <w:r>
+        <w:t>WiFi</w:t>
+      </w:r>
+      <w:proofErr w:type="spellEnd"/>
+      <w:r>
+        <w:t xml:space="preserve"> networks for data streaming to other devices, or connect to existing </w:t>
+      </w:r>
+      <w:proofErr w:type="spellStart"/>
+      <w:r>
+        <w:t>WiFi</w:t>
+      </w:r>
+      <w:proofErr w:type="spellEnd"/>
+      <w:r>
+        <w:t xml:space="preserve"> networks </w:t>
+      </w:r>
+      <w:proofErr w:type="gramStart"/>
+      <w:r>
+        <w:t>in order to</w:t>
+      </w:r>
+      <w:proofErr w:type="gramEnd"/>
+      <w:r>
+        <w:t xml:space="preserve"> upload data to the internet or other devices on the network.</w:t>
       </w:r>
       <w:r>
         <w:t xml:space="preserve"> Ethernet connectivity (and 802.3af Power over Ethernet) is possible using an external Ethernet pant.</w:t>
@@ -9473,7 +9741,15 @@
     </w:p>
     <w:p>
       <w:r>
-        <w:t>Dual band versions of the ADSBee 1090, such as the ADSBee 1090U, includes a TI CC1312 sub-GHz MCU for decoding additional radio protocols like UAT. This datasheet applies to all devices in the ADSBee family that run the ADSBee 1090 firmware (e.g. ADSBee 1090, ADSBee 1090U, ADSBee m1090, ADSBee GS3M PoE).</w:t>
+        <w:t xml:space="preserve">Dual band versions of the ADSBee 1090, such as the ADSBee 1090U, </w:t>
+      </w:r>
+      <w:proofErr w:type="gramStart"/>
+      <w:r>
+        <w:t>includes</w:t>
+      </w:r>
+      <w:proofErr w:type="gramEnd"/>
+      <w:r>
+        <w:t xml:space="preserve"> a TI CC1312 sub-GHz MCU for decoding additional radio protocols like UAT. This datasheet applies to all devices in the ADSBee family that run the ADSBee 1090 firmware (e.g. ADSBee 1090, ADSBee 1090U, ADSBee m1090, ADSBee GS3M PoE).</w:t>
       </w:r>
     </w:p>
     <w:p>
@@ -9532,7 +9808,15 @@
     </w:p>
     <w:p>
       <w:r>
-        <w:t>No baud rate configuration is necessary for the CONSOLE interface. Note that AT commands must be suffixed with CR+LF (“\r\n”) in order to be processed by the AT command parser.</w:t>
+        <w:t xml:space="preserve">No baud rate configuration is necessary for the CONSOLE interface. Note that AT commands must be suffixed with CR+LF (“\r\n”) </w:t>
+      </w:r>
+      <w:proofErr w:type="gramStart"/>
+      <w:r>
+        <w:t>in order to</w:t>
+      </w:r>
+      <w:proofErr w:type="gramEnd"/>
+      <w:r>
+        <w:t xml:space="preserve"> be processed by the AT command parser.</w:t>
       </w:r>
     </w:p>
     <w:p>
@@ -9557,10 +9841,25 @@
     </w:p>
     <w:p>
       <w:r>
-        <w:t xml:space="preserve">The  COMMS_UART interface is </w:t>
-      </w:r>
-      <w:r>
-        <w:t>used for data output, and can support a number of different protocols</w:t>
+        <w:t>The COMMS</w:t>
+      </w:r>
+      <w:r>
+        <w:t xml:space="preserve">_UART interface is </w:t>
+      </w:r>
+      <w:r>
+        <w:t xml:space="preserve">used for data </w:t>
+      </w:r>
+      <w:r>
+        <w:t>output and</w:t>
+      </w:r>
+      <w:r>
+        <w:t xml:space="preserve"> can support </w:t>
+      </w:r>
+      <w:r>
+        <w:t>several</w:t>
+      </w:r>
+      <w:r>
+        <w:t xml:space="preserve"> different protocols</w:t>
       </w:r>
       <w:r>
         <w:t>.</w:t>
@@ -10034,18 +10333,24 @@
     </w:p>
     <w:p>
       <w:r>
-        <w:t>AT commands and parameters must be all-caps. Whitespace is not ignored and should only be used intentionally (e.g. as part of a WiFi network SSID which contains spaces). Arguments are separated by a single comma and no spaces.</w:t>
-      </w:r>
-    </w:p>
-    <w:p>
-      <w:r>
-        <w:t>All AT command arguments are optional. Arguments will be ignored if left as blank</w:t>
-      </w:r>
-      <w:r>
-        <w:t>.</w:t>
-      </w:r>
-      <w:r>
-        <w:t>For instance, to set the second parameter of AT+TL</w:t>
+        <w:t xml:space="preserve">AT commands and parameters must be all-caps. Whitespace is not ignored and should only be used intentionally (e.g. as part of a </w:t>
+      </w:r>
+      <w:r>
+        <w:t>Wi-Fi</w:t>
+      </w:r>
+      <w:r>
+        <w:t xml:space="preserve"> network SSID which contains spaces). Arguments are separated by a single comma and no spaces.</w:t>
+      </w:r>
+    </w:p>
+    <w:p>
+      <w:r>
+        <w:t xml:space="preserve">All AT command arguments are optional. Arguments will be ignored if left as </w:t>
+      </w:r>
+      <w:r>
+        <w:t>blank. For</w:t>
+      </w:r>
+      <w:r>
+        <w:t xml:space="preserve"> instance, to set the second parameter of AT+TL</w:t>
       </w:r>
       <w:r>
         <w:t>_</w:t>
@@ -10162,7 +10467,6 @@
           </w:p>
           <w:p>
             <w:pPr>
-              <w:jc w:val="center"/>
               <w:rPr>
                 <w:sz w:val="28"/>
                 <w:szCs w:val="28"/>
@@ -10173,7 +10477,21 @@
                 <w:sz w:val="28"/>
                 <w:szCs w:val="28"/>
               </w:rPr>
-              <w:t xml:space="preserve">No settings will be persisted after shutdown unless </w:t>
+              <w:t xml:space="preserve">No settings will </w:t>
+            </w:r>
+            <w:r>
+              <w:rPr>
+                <w:sz w:val="28"/>
+                <w:szCs w:val="28"/>
+              </w:rPr>
+              <w:t>persist</w:t>
+            </w:r>
+            <w:r>
+              <w:rPr>
+                <w:sz w:val="28"/>
+                <w:szCs w:val="28"/>
+              </w:rPr>
+              <w:t xml:space="preserve"> after shutdown unless </w:t>
             </w:r>
             <w:r>
               <w:rPr>
@@ -10195,7 +10513,21 @@
                 <w:sz w:val="28"/>
                 <w:szCs w:val="28"/>
               </w:rPr>
-              <w:t>is executed in order to write new settings values to non-volatile storage.</w:t>
+              <w:t xml:space="preserve">is executed </w:t>
+            </w:r>
+            <w:r>
+              <w:rPr>
+                <w:sz w:val="28"/>
+                <w:szCs w:val="28"/>
+              </w:rPr>
+              <w:t>to</w:t>
+            </w:r>
+            <w:r>
+              <w:rPr>
+                <w:sz w:val="28"/>
+                <w:szCs w:val="28"/>
+              </w:rPr>
+              <w:t xml:space="preserve"> write new settings values to non-volatile storage.</w:t>
             </w:r>
           </w:p>
         </w:tc>
@@ -10258,13 +10590,31 @@
         <w:t>_</w:t>
       </w:r>
       <w:r>
-        <w:t>RATE=&lt;iface&gt;,&lt;baud</w:t>
+        <w:t>RATE=&lt;</w:t>
+      </w:r>
+      <w:proofErr w:type="spellStart"/>
+      <w:r>
+        <w:t>iface</w:t>
+      </w:r>
+      <w:proofErr w:type="spellEnd"/>
+      <w:proofErr w:type="gramStart"/>
+      <w:r>
+        <w:t>&gt;,&lt;</w:t>
+      </w:r>
+      <w:proofErr w:type="spellStart"/>
+      <w:proofErr w:type="gramEnd"/>
+      <w:r>
+        <w:t>baud</w:t>
       </w:r>
       <w:r>
         <w:t>_</w:t>
       </w:r>
       <w:r>
-        <w:t>rate&gt;</w:t>
+        <w:t>rate</w:t>
+      </w:r>
+      <w:proofErr w:type="spellEnd"/>
+      <w:r>
+        <w:t>&gt;</w:t>
       </w:r>
     </w:p>
     <w:p>
@@ -10368,9 +10718,11 @@
             <w:tcW w:w="1548" w:type="dxa"/>
           </w:tcPr>
           <w:p>
+            <w:proofErr w:type="spellStart"/>
             <w:r>
               <w:t>iface</w:t>
             </w:r>
+            <w:proofErr w:type="spellEnd"/>
           </w:p>
         </w:tc>
         <w:tc>
@@ -10412,6 +10764,7 @@
             <w:tcW w:w="1548" w:type="dxa"/>
           </w:tcPr>
           <w:p>
+            <w:proofErr w:type="spellStart"/>
             <w:r>
               <w:t>baud</w:t>
             </w:r>
@@ -10421,6 +10774,7 @@
             <w:r>
               <w:t>rate</w:t>
             </w:r>
+            <w:proofErr w:type="spellEnd"/>
           </w:p>
         </w:tc>
         <w:tc>
@@ -10511,8 +10865,13 @@
       <w:r>
         <w:t>_UART</w:t>
       </w:r>
-      <w:r>
-        <w:t>),&lt;gnss_uart_baud</w:t>
+      <w:proofErr w:type="gramStart"/>
+      <w:r>
+        <w:t>),&lt;</w:t>
+      </w:r>
+      <w:proofErr w:type="gramEnd"/>
+      <w:r>
+        <w:t>gnss_uart_baud</w:t>
       </w:r>
       <w:r>
         <w:t>_</w:t>
@@ -10579,7 +10938,15 @@
         <w:t xml:space="preserve"> </w:t>
       </w:r>
       <w:r>
-        <w:t>rates are implemented inside the RP2040.</w:t>
+        <w:t xml:space="preserve">rates are implemented inside </w:t>
+      </w:r>
+      <w:proofErr w:type="gramStart"/>
+      <w:r>
+        <w:t>the RP2040</w:t>
+      </w:r>
+      <w:proofErr w:type="gramEnd"/>
+      <w:r>
+        <w:t>.</w:t>
       </w:r>
     </w:p>
     <w:tbl>
@@ -10661,6 +11028,7 @@
             <w:tcW w:w="1548" w:type="dxa"/>
           </w:tcPr>
           <w:p>
+            <w:proofErr w:type="spellStart"/>
             <w:r>
               <w:t>comms_uart_baud</w:t>
             </w:r>
@@ -10670,6 +11038,7 @@
             <w:r>
               <w:t>rate</w:t>
             </w:r>
+            <w:proofErr w:type="spellEnd"/>
           </w:p>
         </w:tc>
         <w:tc>
@@ -10711,6 +11080,7 @@
             <w:tcW w:w="1548" w:type="dxa"/>
           </w:tcPr>
           <w:p>
+            <w:proofErr w:type="spellStart"/>
             <w:r>
               <w:t>gnss_uart_baud</w:t>
             </w:r>
@@ -10720,6 +11090,7 @@
             <w:r>
               <w:t>rate</w:t>
             </w:r>
+            <w:proofErr w:type="spellEnd"/>
           </w:p>
         </w:tc>
         <w:tc>
@@ -10798,7 +11169,15 @@
         <w:t>s</w:t>
       </w:r>
       <w:r>
-        <w:t xml:space="preserve"> On or Off</w:t>
+        <w:t xml:space="preserve"> </w:t>
+      </w:r>
+      <w:proofErr w:type="gramStart"/>
+      <w:r>
+        <w:t>On</w:t>
+      </w:r>
+      <w:proofErr w:type="gramEnd"/>
+      <w:r>
+        <w:t xml:space="preserve"> or Off</w:t>
       </w:r>
       <w:bookmarkEnd w:id="16"/>
     </w:p>
@@ -10813,13 +11192,25 @@
         <w:t>1090_bt_</w:t>
       </w:r>
       <w:r>
-        <w:t>enabled&gt;</w:t>
-      </w:r>
-      <w:r>
-        <w:t>,&lt;subg_bt_enabled&gt;</w:t>
-      </w:r>
-    </w:p>
-    <w:p/>
+        <w:t>enabled</w:t>
+      </w:r>
+      <w:proofErr w:type="gramStart"/>
+      <w:r>
+        <w:t>&gt;</w:t>
+      </w:r>
+      <w:r>
+        <w:t>,&lt;</w:t>
+      </w:r>
+      <w:proofErr w:type="spellStart"/>
+      <w:proofErr w:type="gramEnd"/>
+      <w:r>
+        <w:t>subg_bt_enabled</w:t>
+      </w:r>
+      <w:proofErr w:type="spellEnd"/>
+      <w:r>
+        <w:t>&gt;</w:t>
+      </w:r>
+    </w:p>
     <w:p>
       <w:r>
         <w:t>Enable or disable the bias tee to enable use of an external LNA.</w:t>
@@ -10965,9 +11356,11 @@
             <w:tcW w:w="1792" w:type="dxa"/>
           </w:tcPr>
           <w:p>
+            <w:proofErr w:type="spellStart"/>
             <w:r>
               <w:t>subg_bt_enabled</w:t>
             </w:r>
+            <w:proofErr w:type="spellEnd"/>
           </w:p>
         </w:tc>
         <w:tc>
@@ -10976,7 +11369,23 @@
           </w:tcPr>
           <w:p>
             <w:r>
-              <w:t>Whether the Sub-GHz radio bias tee is enabled (3.3VDC supplied to the SubG RF connector) or disabled (no DC voltage supplied to the SubG RF connector).</w:t>
+              <w:t xml:space="preserve">Whether the Sub-GHz radio bias tee is enabled (3.3VDC supplied to the </w:t>
+            </w:r>
+            <w:proofErr w:type="spellStart"/>
+            <w:r>
+              <w:t>SubG</w:t>
+            </w:r>
+            <w:proofErr w:type="spellEnd"/>
+            <w:r>
+              <w:t xml:space="preserve"> RF connector) or disabled (no DC voltage supplied to the </w:t>
+            </w:r>
+            <w:proofErr w:type="spellStart"/>
+            <w:r>
+              <w:t>SubG</w:t>
+            </w:r>
+            <w:proofErr w:type="spellEnd"/>
+            <w:r>
+              <w:t xml:space="preserve"> RF connector).</w:t>
             </w:r>
           </w:p>
         </w:tc>
@@ -11030,10 +11439,23 @@
         <w:t>1090_bt_</w:t>
       </w:r>
       <w:r>
-        <w:t>enabled&gt;</w:t>
-      </w:r>
-      <w:r>
-        <w:t>,&lt;subg_bt_enabled&gt;</w:t>
+        <w:t>enabled</w:t>
+      </w:r>
+      <w:proofErr w:type="gramStart"/>
+      <w:r>
+        <w:t>&gt;</w:t>
+      </w:r>
+      <w:r>
+        <w:t>,&lt;</w:t>
+      </w:r>
+      <w:proofErr w:type="spellStart"/>
+      <w:proofErr w:type="gramEnd"/>
+      <w:r>
+        <w:t>subg_bt_enabled</w:t>
+      </w:r>
+      <w:proofErr w:type="spellEnd"/>
+      <w:r>
+        <w:t>&gt;</w:t>
       </w:r>
     </w:p>
     <w:p>
@@ -11048,7 +11470,15 @@
         <w:ind w:left="0"/>
       </w:pPr>
       <w:r>
-        <w:t xml:space="preserve">Queries the status of the bias tee. See table </w:t>
+        <w:t xml:space="preserve">Queries the status of the bias </w:t>
+      </w:r>
+      <w:proofErr w:type="gramStart"/>
+      <w:r>
+        <w:t>tee</w:t>
+      </w:r>
+      <w:proofErr w:type="gramEnd"/>
+      <w:r>
+        <w:t xml:space="preserve">. See table </w:t>
       </w:r>
       <w:r>
         <w:t xml:space="preserve">in </w:t>
@@ -11096,7 +11526,15 @@
         <w:pStyle w:val="code"/>
       </w:pPr>
       <w:r>
-        <w:t>AT+BOOT_USB_UF2=&lt;reboot_passcode&gt;</w:t>
+        <w:t>AT+BOOT_USB_UF2=&lt;</w:t>
+      </w:r>
+      <w:proofErr w:type="spellStart"/>
+      <w:r>
+        <w:t>reboot_passcode</w:t>
+      </w:r>
+      <w:proofErr w:type="spellEnd"/>
+      <w:r>
+        <w:t>&gt;</w:t>
       </w:r>
     </w:p>
     <w:p/>
@@ -11179,9 +11617,11 @@
             <w:tcW w:w="1792" w:type="dxa"/>
           </w:tcPr>
           <w:p>
+            <w:proofErr w:type="spellStart"/>
             <w:r>
               <w:t>reboot_passcode</w:t>
             </w:r>
+            <w:proofErr w:type="spellEnd"/>
           </w:p>
         </w:tc>
         <w:tc>
@@ -11206,6 +11646,12 @@
         </w:tc>
       </w:tr>
     </w:tbl>
+    <w:p/>
+    <w:p>
+      <w:r>
+        <w:br w:type="page"/>
+      </w:r>
+    </w:p>
     <w:p/>
     <w:p>
       <w:pPr>
@@ -11223,7 +11669,15 @@
     </w:p>
     <w:p>
       <w:r>
-        <w:t>Queries the device information of the ADSBee. An example query and reply is shown below.</w:t>
+        <w:t xml:space="preserve">Queries the device information of the ADSBee. An example query and reply </w:t>
+      </w:r>
+      <w:proofErr w:type="gramStart"/>
+      <w:r>
+        <w:t>is</w:t>
+      </w:r>
+      <w:proofErr w:type="gramEnd"/>
+      <w:r>
+        <w:t xml:space="preserve"> shown below.</w:t>
       </w:r>
     </w:p>
     <w:tbl>
@@ -11328,75 +11782,203 @@
               <w:rPr>
                 <w:rFonts w:ascii="Courier New" w:hAnsi="Courier New" w:cs="Courier New"/>
               </w:rPr>
-              <w:t>ESP32 Base MAC Address: 64:E8:33:5D:0B:C4</w:t>
-            </w:r>
-          </w:p>
-          <w:p>
-            <w:pPr>
+              <w:t xml:space="preserve">ESP32 Base MAC Address: </w:t>
+            </w:r>
+            <w:proofErr w:type="gramStart"/>
+            <w:r>
               <w:rPr>
                 <w:rFonts w:ascii="Courier New" w:hAnsi="Courier New" w:cs="Courier New"/>
               </w:rPr>
-            </w:pPr>
+              <w:t>64:E</w:t>
+            </w:r>
+            <w:proofErr w:type="gramEnd"/>
             <w:r>
               <w:rPr>
                 <w:rFonts w:ascii="Courier New" w:hAnsi="Courier New" w:cs="Courier New"/>
               </w:rPr>
-              <w:t>ESP32 WiFi Station MAC Address: 64:E8:33:5D:0B:C4</w:t>
-            </w:r>
-          </w:p>
-          <w:p>
-            <w:pPr>
+              <w:t>8:33:5</w:t>
+            </w:r>
+            <w:proofErr w:type="gramStart"/>
+            <w:r>
               <w:rPr>
                 <w:rFonts w:ascii="Courier New" w:hAnsi="Courier New" w:cs="Courier New"/>
               </w:rPr>
-            </w:pPr>
-            <w:r>
+              <w:t>D:0B:C4</w:t>
+            </w:r>
+            <w:proofErr w:type="gramEnd"/>
+          </w:p>
+          <w:p>
+            <w:pPr>
               <w:rPr>
                 <w:rFonts w:ascii="Courier New" w:hAnsi="Courier New" w:cs="Courier New"/>
               </w:rPr>
-              <w:t>ESP32 WiFi AP MAC Address: 64:E8:33:5D:0B:C5</w:t>
-            </w:r>
-          </w:p>
-          <w:p>
-            <w:pPr>
+            </w:pPr>
+            <w:r>
               <w:rPr>
                 <w:rFonts w:ascii="Courier New" w:hAnsi="Courier New" w:cs="Courier New"/>
               </w:rPr>
-            </w:pPr>
+              <w:t xml:space="preserve">ESP32 </w:t>
+            </w:r>
+            <w:proofErr w:type="spellStart"/>
             <w:r>
               <w:rPr>
                 <w:rFonts w:ascii="Courier New" w:hAnsi="Courier New" w:cs="Courier New"/>
               </w:rPr>
-              <w:t>ESP32 Bluetooth MAC Address: 64:E8:33:5D:0B:C6</w:t>
-            </w:r>
-          </w:p>
-          <w:p>
+              <w:t>WiFi</w:t>
+            </w:r>
+            <w:proofErr w:type="spellEnd"/>
             <w:r>
               <w:rPr>
                 <w:rFonts w:ascii="Courier New" w:hAnsi="Courier New" w:cs="Courier New"/>
               </w:rPr>
-              <w:lastRenderedPageBreak/>
-              <w:t>ESP32 Ethernet MAC Address: 64:E8:33:5D:0B:C7</w:t>
-            </w:r>
-          </w:p>
+              <w:t xml:space="preserve"> Station MAC Address: </w:t>
+            </w:r>
+            <w:proofErr w:type="gramStart"/>
+            <w:r>
+              <w:rPr>
+                <w:rFonts w:ascii="Courier New" w:hAnsi="Courier New" w:cs="Courier New"/>
+              </w:rPr>
+              <w:t>64:E</w:t>
+            </w:r>
+            <w:proofErr w:type="gramEnd"/>
+            <w:r>
+              <w:rPr>
+                <w:rFonts w:ascii="Courier New" w:hAnsi="Courier New" w:cs="Courier New"/>
+              </w:rPr>
+              <w:t>8:33:5</w:t>
+            </w:r>
+            <w:proofErr w:type="gramStart"/>
+            <w:r>
+              <w:rPr>
+                <w:rFonts w:ascii="Courier New" w:hAnsi="Courier New" w:cs="Courier New"/>
+              </w:rPr>
+              <w:t>D:0B:C4</w:t>
+            </w:r>
+            <w:proofErr w:type="gramEnd"/>
+          </w:p>
+          <w:p>
+            <w:pPr>
+              <w:rPr>
+                <w:rFonts w:ascii="Courier New" w:hAnsi="Courier New" w:cs="Courier New"/>
+              </w:rPr>
+            </w:pPr>
+            <w:r>
+              <w:rPr>
+                <w:rFonts w:ascii="Courier New" w:hAnsi="Courier New" w:cs="Courier New"/>
+              </w:rPr>
+              <w:t xml:space="preserve">ESP32 </w:t>
+            </w:r>
+            <w:proofErr w:type="spellStart"/>
+            <w:r>
+              <w:rPr>
+                <w:rFonts w:ascii="Courier New" w:hAnsi="Courier New" w:cs="Courier New"/>
+              </w:rPr>
+              <w:t>WiFi</w:t>
+            </w:r>
+            <w:proofErr w:type="spellEnd"/>
+            <w:r>
+              <w:rPr>
+                <w:rFonts w:ascii="Courier New" w:hAnsi="Courier New" w:cs="Courier New"/>
+              </w:rPr>
+              <w:t xml:space="preserve"> AP MAC Address: </w:t>
+            </w:r>
+            <w:proofErr w:type="gramStart"/>
+            <w:r>
+              <w:rPr>
+                <w:rFonts w:ascii="Courier New" w:hAnsi="Courier New" w:cs="Courier New"/>
+              </w:rPr>
+              <w:t>64:E</w:t>
+            </w:r>
+            <w:proofErr w:type="gramEnd"/>
+            <w:r>
+              <w:rPr>
+                <w:rFonts w:ascii="Courier New" w:hAnsi="Courier New" w:cs="Courier New"/>
+              </w:rPr>
+              <w:t>8:33:5</w:t>
+            </w:r>
+            <w:proofErr w:type="gramStart"/>
+            <w:r>
+              <w:rPr>
+                <w:rFonts w:ascii="Courier New" w:hAnsi="Courier New" w:cs="Courier New"/>
+              </w:rPr>
+              <w:t>D:0B:C5</w:t>
+            </w:r>
+            <w:proofErr w:type="gramEnd"/>
+          </w:p>
+          <w:p>
+            <w:pPr>
+              <w:rPr>
+                <w:rFonts w:ascii="Courier New" w:hAnsi="Courier New" w:cs="Courier New"/>
+              </w:rPr>
+            </w:pPr>
+            <w:r>
+              <w:rPr>
+                <w:rFonts w:ascii="Courier New" w:hAnsi="Courier New" w:cs="Courier New"/>
+              </w:rPr>
+              <w:t xml:space="preserve">ESP32 Bluetooth MAC Address: </w:t>
+            </w:r>
+            <w:proofErr w:type="gramStart"/>
+            <w:r>
+              <w:rPr>
+                <w:rFonts w:ascii="Courier New" w:hAnsi="Courier New" w:cs="Courier New"/>
+              </w:rPr>
+              <w:t>64:E</w:t>
+            </w:r>
+            <w:proofErr w:type="gramEnd"/>
+            <w:r>
+              <w:rPr>
+                <w:rFonts w:ascii="Courier New" w:hAnsi="Courier New" w:cs="Courier New"/>
+              </w:rPr>
+              <w:t>8:33:5</w:t>
+            </w:r>
+            <w:proofErr w:type="gramStart"/>
+            <w:r>
+              <w:rPr>
+                <w:rFonts w:ascii="Courier New" w:hAnsi="Courier New" w:cs="Courier New"/>
+              </w:rPr>
+              <w:t>D:0B:C6</w:t>
+            </w:r>
+            <w:proofErr w:type="gramEnd"/>
+          </w:p>
+          <w:p>
+            <w:pPr>
+              <w:rPr>
+                <w:rFonts w:ascii="Courier New" w:hAnsi="Courier New" w:cs="Courier New"/>
+              </w:rPr>
+            </w:pPr>
+            <w:r>
+              <w:rPr>
+                <w:rFonts w:ascii="Courier New" w:hAnsi="Courier New" w:cs="Courier New"/>
+              </w:rPr>
+              <w:t xml:space="preserve">ESP32 Ethernet MAC Address: </w:t>
+            </w:r>
+            <w:proofErr w:type="gramStart"/>
+            <w:r>
+              <w:rPr>
+                <w:rFonts w:ascii="Courier New" w:hAnsi="Courier New" w:cs="Courier New"/>
+              </w:rPr>
+              <w:t>64:E</w:t>
+            </w:r>
+            <w:proofErr w:type="gramEnd"/>
+            <w:r>
+              <w:rPr>
+                <w:rFonts w:ascii="Courier New" w:hAnsi="Courier New" w:cs="Courier New"/>
+              </w:rPr>
+              <w:t>8:33:5</w:t>
+            </w:r>
+            <w:proofErr w:type="gramStart"/>
+            <w:r>
+              <w:rPr>
+                <w:rFonts w:ascii="Courier New" w:hAnsi="Courier New" w:cs="Courier New"/>
+              </w:rPr>
+              <w:t>D:0B:C7</w:t>
+            </w:r>
+            <w:proofErr w:type="gramEnd"/>
+          </w:p>
+          <w:p/>
         </w:tc>
       </w:tr>
     </w:tbl>
-    <w:p/>
-    <w:p>
-      <w:pPr>
-        <w:rPr>
-          <w:rFonts w:ascii="Poppins SemiBold" w:eastAsiaTheme="majorEastAsia" w:hAnsi="Poppins SemiBold" w:cstheme="majorBidi"/>
-          <w:b/>
-          <w:color w:val="FFCB00"/>
-          <w:sz w:val="26"/>
-          <w:szCs w:val="26"/>
-        </w:rPr>
-      </w:pPr>
-      <w:r>
-        <w:br w:type="page"/>
-      </w:r>
-    </w:p>
     <w:p>
       <w:pPr>
         <w:pStyle w:val="Heading2"/>
@@ -11407,7 +11989,6 @@
       </w:pPr>
       <w:bookmarkStart w:id="20" w:name="_Toc230658030"/>
       <w:r>
-        <w:lastRenderedPageBreak/>
         <w:t>AT+ESP32_ENABLE</w:t>
       </w:r>
       <w:bookmarkEnd w:id="20"/>
@@ -11438,7 +12019,31 @@
     </w:p>
     <w:p>
       <w:r>
-        <w:t>Turns the ESP32 on or off using its enable line. When the ESP32 is turned off, the ADSBee 1090 will draw less power, but the WiFi and network capabilities will be unavailable. This operational mode is useful for conserving energy in applications where the ADSBee is only being communicated with via its serial interfaces.</w:t>
+        <w:t xml:space="preserve">Turns the ESP32 on or off using </w:t>
+      </w:r>
+      <w:proofErr w:type="gramStart"/>
+      <w:r>
+        <w:t>its</w:t>
+      </w:r>
+      <w:proofErr w:type="gramEnd"/>
+      <w:r>
+        <w:t xml:space="preserve"> enable line. When the ESP32 is turned off, the ADSBee 1090 will draw less power, but the </w:t>
+      </w:r>
+      <w:proofErr w:type="spellStart"/>
+      <w:r>
+        <w:t>WiFi</w:t>
+      </w:r>
+      <w:proofErr w:type="spellEnd"/>
+      <w:r>
+        <w:t xml:space="preserve"> and network capabilities will be unavailable. This operational mode is useful for conserving energy in applications where the ADSBee is only being </w:t>
+      </w:r>
+      <w:proofErr w:type="gramStart"/>
+      <w:r>
+        <w:t>communicated with</w:t>
+      </w:r>
+      <w:proofErr w:type="gramEnd"/>
+      <w:r>
+        <w:t xml:space="preserve"> via its serial interfaces.</w:t>
       </w:r>
     </w:p>
     <w:tbl>
@@ -11633,7 +12238,15 @@
     </w:p>
     <w:p>
       <w:r>
-        <w:t>Flashes the ESP32 with the firmware image stored on the RP2040. This should never be needed, since the RP2040 does a firmware version check of the ESP32 on startup and automatically reflashes he firmware if it is out of date. The AT+ESP32_FLASH command is only used in weird debugging scenarios where the version number of the firmware on the ESP32 matches the version of the firmware stored on the RP2040, but the firmware stored on the RP2040 is different and needs to be flashed onto the ESP32.</w:t>
+        <w:t xml:space="preserve">Flashes the ESP32 with the firmware image stored on the RP2040. This should never be needed, since the RP2040 does a firmware version check of the ESP32 on startup and automatically reflashes </w:t>
+      </w:r>
+      <w:proofErr w:type="gramStart"/>
+      <w:r>
+        <w:t>he</w:t>
+      </w:r>
+      <w:proofErr w:type="gramEnd"/>
+      <w:r>
+        <w:t xml:space="preserve"> firmware if it is out of date. The AT+ESP32_FLASH command is only used in weird debugging scenarios where the version number of the firmware on the ESP32 matches the version of the firmware stored on the RP2040, but the firmware stored on the RP2040 is different and needs to be flashed onto the ESP32.</w:t>
       </w:r>
     </w:p>
     <w:p/>
@@ -11647,6 +12260,7 @@
       </w:pPr>
       <w:bookmarkStart w:id="25" w:name="_Toc230658034"/>
       <w:r>
+        <w:lastRenderedPageBreak/>
         <w:t>AT+ETHERNET</w:t>
       </w:r>
       <w:bookmarkEnd w:id="25"/>
@@ -11857,14 +12471,57 @@
         <w:pStyle w:val="code"/>
       </w:pPr>
       <w:r>
-        <w:t>AT+FEED=&lt;index&gt;,&lt;uri&gt;,&lt;port&gt;,&lt;active&gt;,&lt;protocol&gt;</w:t>
+        <w:t>AT+FEED=&lt;index</w:t>
+      </w:r>
+      <w:proofErr w:type="gramStart"/>
+      <w:r>
+        <w:t>&gt;,&lt;</w:t>
+      </w:r>
+      <w:proofErr w:type="spellStart"/>
+      <w:proofErr w:type="gramEnd"/>
+      <w:r>
+        <w:t>uri</w:t>
+      </w:r>
+      <w:proofErr w:type="spellEnd"/>
+      <w:proofErr w:type="gramStart"/>
+      <w:r>
+        <w:t>&gt;,&lt;</w:t>
+      </w:r>
+      <w:proofErr w:type="gramEnd"/>
+      <w:r>
+        <w:t>port</w:t>
+      </w:r>
+      <w:proofErr w:type="gramStart"/>
+      <w:r>
+        <w:t>&gt;,&lt;</w:t>
+      </w:r>
+      <w:proofErr w:type="gramEnd"/>
+      <w:r>
+        <w:t>active</w:t>
+      </w:r>
+      <w:proofErr w:type="gramStart"/>
+      <w:r>
+        <w:t>&gt;,&lt;</w:t>
+      </w:r>
+      <w:proofErr w:type="gramEnd"/>
+      <w:r>
+        <w:t>protocol&gt;</w:t>
       </w:r>
     </w:p>
     <w:p/>
     <w:p>
       <w:r>
-        <w:lastRenderedPageBreak/>
-        <w:t>Example command for configuring feed 0 to send data to airplanes.live, which accepts Mode S Beast protocol on port 30004 at the static IP 78.46.234.18:</w:t>
+        <w:t xml:space="preserve">Example command for configuring feed 0 to send data to </w:t>
+      </w:r>
+      <w:proofErr w:type="spellStart"/>
+      <w:proofErr w:type="gramStart"/>
+      <w:r>
+        <w:t>airplanes.live</w:t>
+      </w:r>
+      <w:proofErr w:type="spellEnd"/>
+      <w:proofErr w:type="gramEnd"/>
+      <w:r>
+        <w:t>, which accepts Mode S Beast protocol on port 30004 at the static IP 78.46.234.18:</w:t>
       </w:r>
     </w:p>
     <w:p>
@@ -11872,8 +12529,13 @@
         <w:pStyle w:val="code"/>
       </w:pPr>
       <w:r>
-        <w:t>AT+FEED=0,78.46.234.18,30004,1,BEAST</w:t>
-      </w:r>
+        <w:t>AT+FEED=0,78.46.234.18,30004,</w:t>
+      </w:r>
+      <w:proofErr w:type="gramStart"/>
+      <w:r>
+        <w:t>1,BEAST</w:t>
+      </w:r>
+      <w:proofErr w:type="gramEnd"/>
     </w:p>
     <w:p/>
     <w:tbl>
@@ -11987,9 +12649,11 @@
             <w:tcW w:w="1548" w:type="dxa"/>
           </w:tcPr>
           <w:p>
+            <w:proofErr w:type="spellStart"/>
             <w:r>
               <w:t>uri</w:t>
             </w:r>
+            <w:proofErr w:type="spellEnd"/>
           </w:p>
         </w:tc>
         <w:tc>
@@ -11998,7 +12662,15 @@
           </w:tcPr>
           <w:p>
             <w:r>
-              <w:t>Static IP address or hostname of the feed destination. If the field is given as a hostname, a DNS lookup will be performed in order to convert the hostname to an IP address.</w:t>
+              <w:t xml:space="preserve">Static IP address or hostname of the feed destination. If the field is given as a hostname, a DNS lookup will be performed </w:t>
+            </w:r>
+            <w:proofErr w:type="gramStart"/>
+            <w:r>
+              <w:t>in order to</w:t>
+            </w:r>
+            <w:proofErr w:type="gramEnd"/>
+            <w:r>
+              <w:t xml:space="preserve"> convert the hostname to an IP address.</w:t>
             </w:r>
           </w:p>
         </w:tc>
@@ -12013,8 +12685,13 @@
           </w:p>
           <w:p>
             <w:r>
-              <w:t>Hostname, e.g. feed.whereplane.xyz</w:t>
-            </w:r>
+              <w:t xml:space="preserve">Hostname, e.g. </w:t>
+            </w:r>
+            <w:proofErr w:type="spellStart"/>
+            <w:r>
+              <w:t>feed.whereplane.xyz</w:t>
+            </w:r>
+            <w:proofErr w:type="spellEnd"/>
           </w:p>
           <w:p>
             <w:r>
@@ -12072,7 +12749,15 @@
           </w:tcPr>
           <w:p>
             <w:r>
-              <w:t>Whether the feed should be activated. This can be used to temporarily disable a feed while still keeping its configuration information intact.</w:t>
+              <w:t xml:space="preserve">Whether the feed should be activated. This can be used to temporarily disable a feed while </w:t>
+            </w:r>
+            <w:proofErr w:type="gramStart"/>
+            <w:r>
+              <w:t>still keeping</w:t>
+            </w:r>
+            <w:proofErr w:type="gramEnd"/>
+            <w:r>
+              <w:t xml:space="preserve"> its configuration information intact.</w:t>
             </w:r>
           </w:p>
         </w:tc>
@@ -12177,7 +12862,23 @@
         <w:pStyle w:val="code"/>
       </w:pPr>
       <w:r>
-        <w:t>FEED=0(INDEX),192.168.1.103(URI),30004(PORT),1(ACTIVE),BEAST(PROTOCOL),bee00038172d18c(RECEIVER_ID)</w:t>
+        <w:t>FEED=0(INDEX),192.168.1.103(URI),30004(PORT),1(ACTIVE</w:t>
+      </w:r>
+      <w:proofErr w:type="gramStart"/>
+      <w:r>
+        <w:t>),BEAST</w:t>
+      </w:r>
+      <w:proofErr w:type="gramEnd"/>
+      <w:r>
+        <w:t>(PROTOCOL</w:t>
+      </w:r>
+      <w:proofErr w:type="gramStart"/>
+      <w:r>
+        <w:t>),bee</w:t>
+      </w:r>
+      <w:proofErr w:type="gramEnd"/>
+      <w:r>
+        <w:t>00038172d18c(RECEIVER_ID)</w:t>
       </w:r>
     </w:p>
     <w:p>
@@ -12185,7 +12886,31 @@
         <w:pStyle w:val="code"/>
       </w:pPr>
       <w:r>
-        <w:t>FEED=1(INDEX),(URI),0(PORT),0(ACTIVE),NONE(PROTOCOL),bee00038172d18c(RECEIVER_ID)</w:t>
+        <w:t>FEED=1(INDEX</w:t>
+      </w:r>
+      <w:proofErr w:type="gramStart"/>
+      <w:r>
+        <w:t>),(</w:t>
+      </w:r>
+      <w:proofErr w:type="gramEnd"/>
+      <w:r>
+        <w:t>URI),0(PORT),0(ACTIVE</w:t>
+      </w:r>
+      <w:proofErr w:type="gramStart"/>
+      <w:r>
+        <w:t>),NONE</w:t>
+      </w:r>
+      <w:proofErr w:type="gramEnd"/>
+      <w:r>
+        <w:t>(PROTOCOL</w:t>
+      </w:r>
+      <w:proofErr w:type="gramStart"/>
+      <w:r>
+        <w:t>),bee</w:t>
+      </w:r>
+      <w:proofErr w:type="gramEnd"/>
+      <w:r>
+        <w:t>00038172d18c(RECEIVER_ID)</w:t>
       </w:r>
     </w:p>
     <w:p>
@@ -12193,7 +12918,31 @@
         <w:pStyle w:val="code"/>
       </w:pPr>
       <w:r>
-        <w:t>FEED=2(INDEX),(URI),0(PORT),0(ACTIVE),NONE(PROTOCOL),bee00038172d18c(RECEIVER_ID)</w:t>
+        <w:t>FEED=2(INDEX</w:t>
+      </w:r>
+      <w:proofErr w:type="gramStart"/>
+      <w:r>
+        <w:t>),(</w:t>
+      </w:r>
+      <w:proofErr w:type="gramEnd"/>
+      <w:r>
+        <w:t>URI),0(PORT),0(ACTIVE</w:t>
+      </w:r>
+      <w:proofErr w:type="gramStart"/>
+      <w:r>
+        <w:t>),NONE</w:t>
+      </w:r>
+      <w:proofErr w:type="gramEnd"/>
+      <w:r>
+        <w:t>(PROTOCOL</w:t>
+      </w:r>
+      <w:proofErr w:type="gramStart"/>
+      <w:r>
+        <w:t>),bee</w:t>
+      </w:r>
+      <w:proofErr w:type="gramEnd"/>
+      <w:r>
+        <w:t>00038172d18c(RECEIVER_ID)</w:t>
       </w:r>
     </w:p>
     <w:p>
@@ -12201,7 +12950,31 @@
         <w:pStyle w:val="code"/>
       </w:pPr>
       <w:r>
-        <w:t>FEED=3(INDEX),(URI),0(PORT),0(ACTIVE),NONE(PROTOCOL),bee00038172d18c(RECEIVER_ID)</w:t>
+        <w:t>FEED=3(INDEX</w:t>
+      </w:r>
+      <w:proofErr w:type="gramStart"/>
+      <w:r>
+        <w:t>),(</w:t>
+      </w:r>
+      <w:proofErr w:type="gramEnd"/>
+      <w:r>
+        <w:t>URI),0(PORT),0(ACTIVE</w:t>
+      </w:r>
+      <w:proofErr w:type="gramStart"/>
+      <w:r>
+        <w:t>),NONE</w:t>
+      </w:r>
+      <w:proofErr w:type="gramEnd"/>
+      <w:r>
+        <w:t>(PROTOCOL</w:t>
+      </w:r>
+      <w:proofErr w:type="gramStart"/>
+      <w:r>
+        <w:t>),bee</w:t>
+      </w:r>
+      <w:proofErr w:type="gramEnd"/>
+      <w:r>
+        <w:t>00038172d18c(RECEIVER_ID)</w:t>
       </w:r>
     </w:p>
     <w:p>
@@ -12209,7 +12982,23 @@
         <w:pStyle w:val="code"/>
       </w:pPr>
       <w:r>
-        <w:t>FEED=4(INDEX),78.46.234.18(URI),30004(PORT),1(ACTIVE),BEAST(PROTOCOL),bee00038172d18c(RECEIVER_ID)</w:t>
+        <w:t>FEED=4(INDEX),78.46.234.18(URI),30004(PORT),1(ACTIVE</w:t>
+      </w:r>
+      <w:proofErr w:type="gramStart"/>
+      <w:r>
+        <w:t>),BEAST</w:t>
+      </w:r>
+      <w:proofErr w:type="gramEnd"/>
+      <w:r>
+        <w:t>(PROTOCOL</w:t>
+      </w:r>
+      <w:proofErr w:type="gramStart"/>
+      <w:r>
+        <w:t>),bee</w:t>
+      </w:r>
+      <w:proofErr w:type="gramEnd"/>
+      <w:r>
+        <w:t>00038172d18c(RECEIVER_ID)</w:t>
       </w:r>
     </w:p>
     <w:p>
@@ -12217,7 +13006,31 @@
         <w:pStyle w:val="code"/>
       </w:pPr>
       <w:r>
-        <w:t>FEED=5(INDEX),feed.whereplane.xyz(URI),30004(PORT),0(ACTIVE),BEAST(PROTOCOL),bee00038172d18c(RECEIVER_ID)</w:t>
+        <w:t>FEED=5(INDEX</w:t>
+      </w:r>
+      <w:proofErr w:type="gramStart"/>
+      <w:r>
+        <w:t>),feed.whereplane.xyz</w:t>
+      </w:r>
+      <w:proofErr w:type="gramEnd"/>
+      <w:r>
+        <w:t>(URI),30004(PORT),0(ACTIVE</w:t>
+      </w:r>
+      <w:proofErr w:type="gramStart"/>
+      <w:r>
+        <w:t>),BEAST</w:t>
+      </w:r>
+      <w:proofErr w:type="gramEnd"/>
+      <w:r>
+        <w:t>(PROTOCOL</w:t>
+      </w:r>
+      <w:proofErr w:type="gramStart"/>
+      <w:r>
+        <w:t>),bee</w:t>
+      </w:r>
+      <w:proofErr w:type="gramEnd"/>
+      <w:r>
+        <w:t>00038172d18c(RECEIVER_ID)</w:t>
       </w:r>
     </w:p>
     <w:p>
@@ -12229,9 +13042,6 @@
           <w:szCs w:val="24"/>
         </w:rPr>
       </w:pPr>
-      <w:r>
-        <w:br w:type="page"/>
-      </w:r>
     </w:p>
     <w:p>
       <w:pPr>
@@ -12243,7 +13053,6 @@
       </w:pPr>
       <w:bookmarkStart w:id="31" w:name="_Toc230658040"/>
       <w:r>
-        <w:lastRenderedPageBreak/>
         <w:t xml:space="preserve">Query </w:t>
       </w:r>
       <w:r>
@@ -12259,7 +13068,15 @@
         <w:pStyle w:val="code"/>
       </w:pPr>
       <w:r>
-        <w:t>AT+FEED?&lt;index&gt;</w:t>
+        <w:t>AT+</w:t>
+      </w:r>
+      <w:proofErr w:type="gramStart"/>
+      <w:r>
+        <w:t>FEED?&lt;</w:t>
+      </w:r>
+      <w:proofErr w:type="gramEnd"/>
+      <w:r>
+        <w:t>index&gt;</w:t>
       </w:r>
     </w:p>
     <w:p/>
@@ -12281,7 +13098,23 @@
         <w:pStyle w:val="code"/>
       </w:pPr>
       <w:r>
-        <w:t>FEED=0(INDEX),192.168.1.103(URI),30004(PORT),1(ACTIVE),BEAST(PROTOCOL),bee00038172d18c(RECEIVER_ID)</w:t>
+        <w:t>FEED=0(INDEX),192.168.1.103(URI),30004(PORT),1(ACTIVE</w:t>
+      </w:r>
+      <w:proofErr w:type="gramStart"/>
+      <w:r>
+        <w:t>),BEAST</w:t>
+      </w:r>
+      <w:proofErr w:type="gramEnd"/>
+      <w:r>
+        <w:t>(PROTOCOL</w:t>
+      </w:r>
+      <w:proofErr w:type="gramStart"/>
+      <w:r>
+        <w:t>),bee</w:t>
+      </w:r>
+      <w:proofErr w:type="gramEnd"/>
+      <w:r>
+        <w:t>00038172d18c(RECEIVER_ID)</w:t>
       </w:r>
     </w:p>
     <w:p/>
@@ -12295,16 +13128,302 @@
       </w:pPr>
       <w:bookmarkStart w:id="32" w:name="_Toc230658041"/>
       <w:r>
-        <w:t>AT+HELP</w:t>
-      </w:r>
-      <w:bookmarkEnd w:id="32"/>
+        <w:t>AT+GNSS</w:t>
+      </w:r>
+    </w:p>
+    <w:p>
+      <w:pPr>
+        <w:pStyle w:val="Heading3"/>
+        <w:numPr>
+          <w:ilvl w:val="2"/>
+          <w:numId w:val="4"/>
+        </w:numPr>
+      </w:pPr>
+      <w:r>
+        <w:t xml:space="preserve">Configure </w:t>
+      </w:r>
+      <w:r>
+        <w:t>GNSS</w:t>
+      </w:r>
     </w:p>
     <w:p>
       <w:pPr>
         <w:pStyle w:val="code"/>
       </w:pPr>
       <w:r>
-        <w:t>AT+HELP</w:t>
+        <w:t>AT+GNSS</w:t>
+      </w:r>
+      <w:r>
+        <w:t>=&lt;enabled</w:t>
+      </w:r>
+      <w:proofErr w:type="gramStart"/>
+      <w:r>
+        <w:t>&gt;,[</w:t>
+      </w:r>
+      <w:proofErr w:type="gramEnd"/>
+      <w:r>
+        <w:t>type</w:t>
+      </w:r>
+      <w:proofErr w:type="gramStart"/>
+      <w:r>
+        <w:t>],[</w:t>
+      </w:r>
+      <w:proofErr w:type="gramEnd"/>
+      <w:r>
+        <w:t>notify]</w:t>
+      </w:r>
+    </w:p>
+    <w:p/>
+    <w:tbl>
+      <w:tblPr>
+        <w:tblStyle w:val="TableGrid"/>
+        <w:tblW w:w="0" w:type="auto"/>
+        <w:tblLook w:val="04A0" w:firstRow="1" w:lastRow="0" w:firstColumn="1" w:lastColumn="0" w:noHBand="0" w:noVBand="1"/>
+      </w:tblPr>
+      <w:tblGrid>
+        <w:gridCol w:w="1548"/>
+        <w:gridCol w:w="5796"/>
+        <w:gridCol w:w="3672"/>
+      </w:tblGrid>
+      <w:tr>
+        <w:tc>
+          <w:tcPr>
+            <w:tcW w:w="1548" w:type="dxa"/>
+          </w:tcPr>
+          <w:p>
+            <w:pPr>
+              <w:rPr>
+                <w:b/>
+                <w:bCs/>
+              </w:rPr>
+            </w:pPr>
+            <w:r>
+              <w:rPr>
+                <w:b/>
+                <w:bCs/>
+              </w:rPr>
+              <w:t>Parameter</w:t>
+            </w:r>
+          </w:p>
+        </w:tc>
+        <w:tc>
+          <w:tcPr>
+            <w:tcW w:w="5796" w:type="dxa"/>
+          </w:tcPr>
+          <w:p>
+            <w:pPr>
+              <w:rPr>
+                <w:b/>
+                <w:bCs/>
+              </w:rPr>
+            </w:pPr>
+            <w:r>
+              <w:rPr>
+                <w:b/>
+                <w:bCs/>
+              </w:rPr>
+              <w:t>Description</w:t>
+            </w:r>
+          </w:p>
+        </w:tc>
+        <w:tc>
+          <w:tcPr>
+            <w:tcW w:w="3672" w:type="dxa"/>
+          </w:tcPr>
+          <w:p>
+            <w:pPr>
+              <w:rPr>
+                <w:b/>
+                <w:bCs/>
+              </w:rPr>
+            </w:pPr>
+            <w:r>
+              <w:rPr>
+                <w:b/>
+                <w:bCs/>
+              </w:rPr>
+              <w:t>Acceptable Values</w:t>
+            </w:r>
+          </w:p>
+        </w:tc>
+      </w:tr>
+      <w:tr>
+        <w:tc>
+          <w:tcPr>
+            <w:tcW w:w="1548" w:type="dxa"/>
+          </w:tcPr>
+          <w:p>
+            <w:r>
+              <w:t>enabled</w:t>
+            </w:r>
+          </w:p>
+        </w:tc>
+        <w:tc>
+          <w:tcPr>
+            <w:tcW w:w="5796" w:type="dxa"/>
+          </w:tcPr>
+          <w:p>
+            <w:r>
+              <w:t>Whether the GNSS system should be activated.</w:t>
+            </w:r>
+          </w:p>
+        </w:tc>
+        <w:tc>
+          <w:tcPr>
+            <w:tcW w:w="3672" w:type="dxa"/>
+          </w:tcPr>
+          <w:p>
+            <w:r>
+              <w:t>0-</w:t>
+            </w:r>
+            <w:r>
+              <w:t>1</w:t>
+            </w:r>
+          </w:p>
+        </w:tc>
+      </w:tr>
+      <w:tr>
+        <w:tc>
+          <w:tcPr>
+            <w:tcW w:w="1548" w:type="dxa"/>
+          </w:tcPr>
+          <w:p>
+            <w:r>
+              <w:t>type</w:t>
+            </w:r>
+          </w:p>
+        </w:tc>
+        <w:tc>
+          <w:tcPr>
+            <w:tcW w:w="5796" w:type="dxa"/>
+          </w:tcPr>
+          <w:p>
+            <w:r>
+              <w:t>Optionally specifies the style of messages that are parsed by the GNSS system.</w:t>
+            </w:r>
+            <w:r>
+              <w:br/>
+            </w:r>
+            <w:r>
+              <w:br/>
+            </w:r>
+            <w:r>
+              <w:rPr>
+                <w:b/>
+                <w:bCs/>
+              </w:rPr>
+              <w:t>NONE</w:t>
+            </w:r>
+            <w:r>
+              <w:t xml:space="preserve"> – default value, will disable the GNSS system</w:t>
+            </w:r>
+            <w:r>
+              <w:br/>
+            </w:r>
+            <w:r>
+              <w:rPr>
+                <w:b/>
+                <w:bCs/>
+              </w:rPr>
+              <w:t>GENERIC</w:t>
+            </w:r>
+            <w:r>
+              <w:t xml:space="preserve"> – parses NEMA 0138 style messages</w:t>
+            </w:r>
+            <w:r>
+              <w:br/>
+            </w:r>
+            <w:r>
+              <w:rPr>
+                <w:b/>
+                <w:bCs/>
+              </w:rPr>
+              <w:t>UBX_MIA</w:t>
+            </w:r>
+            <w:r>
+              <w:t xml:space="preserve"> – parses </w:t>
+            </w:r>
+            <w:proofErr w:type="spellStart"/>
+            <w:r>
+              <w:t>uBlox</w:t>
+            </w:r>
+            <w:proofErr w:type="spellEnd"/>
+            <w:r>
+              <w:t xml:space="preserve"> MIA style messages, including manufacturer specific messages.</w:t>
+            </w:r>
+          </w:p>
+        </w:tc>
+        <w:tc>
+          <w:tcPr>
+            <w:tcW w:w="3672" w:type="dxa"/>
+          </w:tcPr>
+          <w:p>
+            <w:r>
+              <w:t>NONE, GENERIC, UBX_MIA</w:t>
+            </w:r>
+          </w:p>
+        </w:tc>
+      </w:tr>
+      <w:tr>
+        <w:tc>
+          <w:tcPr>
+            <w:tcW w:w="1548" w:type="dxa"/>
+          </w:tcPr>
+          <w:p>
+            <w:r>
+              <w:t>notify</w:t>
+            </w:r>
+          </w:p>
+        </w:tc>
+        <w:tc>
+          <w:tcPr>
+            <w:tcW w:w="5796" w:type="dxa"/>
+          </w:tcPr>
+          <w:p>
+            <w:r>
+              <w:t xml:space="preserve">Optionally specifies whether the GNSS system should send an unsolicited </w:t>
+            </w:r>
+            <w:r>
+              <w:rPr>
+                <w:b/>
+                <w:bCs/>
+              </w:rPr>
+              <w:t>AT+GNSS_FIX</w:t>
+            </w:r>
+            <w:r>
+              <w:t xml:space="preserve"> message </w:t>
+            </w:r>
+            <w:r>
+              <w:t>when the fix status changes state from invalid to valid, or valid to invalid.</w:t>
+            </w:r>
+          </w:p>
+        </w:tc>
+        <w:tc>
+          <w:tcPr>
+            <w:tcW w:w="3672" w:type="dxa"/>
+          </w:tcPr>
+          <w:p>
+            <w:r>
+              <w:t>0-</w:t>
+            </w:r>
+            <w:r>
+              <w:t>1</w:t>
+            </w:r>
+          </w:p>
+        </w:tc>
+      </w:tr>
+    </w:tbl>
+    <w:p/>
+    <w:p>
+      <w:pPr>
+        <w:pStyle w:val="Heading3"/>
+        <w:numPr>
+          <w:ilvl w:val="2"/>
+          <w:numId w:val="4"/>
+        </w:numPr>
+      </w:pPr>
+      <w:r>
+        <w:t>Query GNSS Configuration</w:t>
       </w:r>
     </w:p>
     <w:p>
@@ -12312,105 +13431,27 @@
         <w:pStyle w:val="code"/>
       </w:pPr>
       <w:r>
-        <w:t>AT Command Help Menu:</w:t>
-      </w:r>
-    </w:p>
-    <w:p>
-      <w:pPr>
-        <w:pStyle w:val="code"/>
-      </w:pPr>
-      <w:r>
-        <w:t xml:space="preserve">BAUDRATE: </w:t>
-      </w:r>
-    </w:p>
-    <w:p>
-      <w:pPr>
-        <w:pStyle w:val="code"/>
-      </w:pPr>
-      <w:r>
-        <w:t xml:space="preserve">        AT+BAUDRATE=&lt;iface&gt;,&lt;baudrate&gt;</w:t>
-      </w:r>
-    </w:p>
-    <w:p>
-      <w:pPr>
-        <w:pStyle w:val="code"/>
-      </w:pPr>
-      <w:r>
-        <w:t xml:space="preserve">        Set the baud rate of a serial interface.</w:t>
-      </w:r>
-    </w:p>
-    <w:p>
-      <w:pPr>
-        <w:pStyle w:val="code"/>
-      </w:pPr>
-      <w:r>
-        <w:t xml:space="preserve">        AT_BAUDRATE?</w:t>
-      </w:r>
-    </w:p>
-    <w:p>
-      <w:pPr>
-        <w:pStyle w:val="code"/>
-      </w:pPr>
-      <w:r>
-        <w:t xml:space="preserve">        Query the baud rate of all serial interfaces.</w:t>
-      </w:r>
-    </w:p>
-    <w:p>
-      <w:pPr>
-        <w:pStyle w:val="code"/>
-      </w:pPr>
-      <w:r>
-        <w:t xml:space="preserve">BIAS_TEE_ENABLE: </w:t>
-      </w:r>
-    </w:p>
-    <w:p>
-      <w:pPr>
-        <w:pStyle w:val="code"/>
-      </w:pPr>
-      <w:r>
-        <w:t xml:space="preserve">        AT+BIAS_TEE_ENABLE=&lt;enabled&gt;</w:t>
-      </w:r>
-    </w:p>
-    <w:p>
-      <w:pPr>
-        <w:pStyle w:val="code"/>
-      </w:pPr>
-      <w:r>
-        <w:t xml:space="preserve">        Enable or disable the bias tee.</w:t>
-      </w:r>
-    </w:p>
-    <w:p>
-      <w:pPr>
-        <w:pStyle w:val="code"/>
-      </w:pPr>
-      <w:r>
-        <w:t xml:space="preserve">        BIAS_TEE_ENABLE?</w:t>
-      </w:r>
-    </w:p>
-    <w:p>
-      <w:pPr>
-        <w:pStyle w:val="code"/>
-      </w:pPr>
-      <w:r>
-        <w:t xml:space="preserve">        Query the status of the bias tee.</w:t>
-      </w:r>
-    </w:p>
-    <w:p>
-      <w:pPr>
-        <w:pStyle w:val="code"/>
-      </w:pPr>
-      <w:r>
-        <w:t>...</w:t>
-      </w:r>
-    </w:p>
-    <w:p>
-      <w:r>
-        <w:t>Prints the available AT commands as well as how to use them. The list of commands in the preview above is abridged</w:t>
-      </w:r>
-      <w:r>
-        <w:t>.</w:t>
-      </w:r>
-    </w:p>
+        <w:t>AT+GNSS</w:t>
+      </w:r>
+      <w:r>
+        <w:t>?</w:t>
+      </w:r>
+      <w:r>
+        <w:br/>
+      </w:r>
+      <w:r>
+        <w:t>GNSS=</w:t>
+      </w:r>
+      <w:proofErr w:type="gramStart"/>
+      <w:r>
+        <w:t>1,GENERIC</w:t>
+      </w:r>
+      <w:proofErr w:type="gramEnd"/>
+      <w:r>
+        <w:t>,1</w:t>
+      </w:r>
+    </w:p>
+    <w:p/>
     <w:p>
       <w:pPr>
         <w:pStyle w:val="Heading2"/>
@@ -12419,11 +13460,10 @@
           <w:numId w:val="4"/>
         </w:numPr>
       </w:pPr>
-      <w:bookmarkStart w:id="33" w:name="_Toc230658042"/>
-      <w:r>
-        <w:t>AT+HOSTNAME</w:t>
-      </w:r>
-      <w:bookmarkEnd w:id="33"/>
+      <w:r>
+        <w:lastRenderedPageBreak/>
+        <w:t>AT+GNSS_FIX</w:t>
+      </w:r>
     </w:p>
     <w:p>
       <w:pPr>
@@ -12433,6 +13473,692 @@
           <w:numId w:val="4"/>
         </w:numPr>
       </w:pPr>
+      <w:r>
+        <w:t>Unsolicited AT+GNSS_FIX Messages</w:t>
+      </w:r>
+    </w:p>
+    <w:p>
+      <w:r>
+        <w:t>When enabled, the ADSBee sends unsolicited AT+GNSS_FIX messages on the COMMS_UART and web console. These messages are emitted when the state of the GNSS_FIX changes from valid to invalid, or invalid to valid. The maximum transmission rate of these messages is once per second.</w:t>
+      </w:r>
+    </w:p>
+    <w:p>
+      <w:pPr>
+        <w:pStyle w:val="Heading3"/>
+        <w:numPr>
+          <w:ilvl w:val="2"/>
+          <w:numId w:val="4"/>
+        </w:numPr>
+      </w:pPr>
+      <w:r>
+        <w:t>Query GNSS Fix</w:t>
+      </w:r>
+    </w:p>
+    <w:p>
+      <w:pPr>
+        <w:pStyle w:val="code"/>
+      </w:pPr>
+      <w:r>
+        <w:t>AT+GNSS_FIX?</w:t>
+      </w:r>
+      <w:r>
+        <w:br/>
+      </w:r>
+      <w:r>
+        <w:t>GNSS_FIX=&lt;valid</w:t>
+      </w:r>
+      <w:proofErr w:type="gramStart"/>
+      <w:r>
+        <w:t>&gt;,&lt;</w:t>
+      </w:r>
+      <w:proofErr w:type="gramEnd"/>
+      <w:r>
+        <w:t>lat</w:t>
+      </w:r>
+      <w:proofErr w:type="gramStart"/>
+      <w:r>
+        <w:t>&gt;,&lt;</w:t>
+      </w:r>
+      <w:proofErr w:type="gramEnd"/>
+      <w:r>
+        <w:t>lon</w:t>
+      </w:r>
+      <w:proofErr w:type="gramStart"/>
+      <w:r>
+        <w:t>&gt;,&lt;</w:t>
+      </w:r>
+      <w:proofErr w:type="gramEnd"/>
+      <w:r>
+        <w:t>alt_ft</w:t>
+      </w:r>
+      <w:proofErr w:type="gramStart"/>
+      <w:r>
+        <w:t>&gt;,&lt;</w:t>
+      </w:r>
+      <w:proofErr w:type="gramEnd"/>
+      <w:r>
+        <w:t>heading</w:t>
+      </w:r>
+      <w:proofErr w:type="gramStart"/>
+      <w:r>
+        <w:t>&gt;,&lt;</w:t>
+      </w:r>
+      <w:proofErr w:type="gramEnd"/>
+      <w:r>
+        <w:t>speed_kts</w:t>
+      </w:r>
+      <w:proofErr w:type="gramStart"/>
+      <w:r>
+        <w:t>&gt;,</w:t>
+      </w:r>
+      <w:r>
+        <w:t>&lt;</w:t>
+      </w:r>
+      <w:proofErr w:type="gramEnd"/>
+      <w:r>
+        <w:t>sats</w:t>
+      </w:r>
+      <w:proofErr w:type="gramStart"/>
+      <w:r>
+        <w:t>&gt;,</w:t>
+      </w:r>
+      <w:r>
+        <w:t>&lt;</w:t>
+      </w:r>
+      <w:proofErr w:type="gramEnd"/>
+      <w:r>
+        <w:t>UTC</w:t>
+      </w:r>
+      <w:proofErr w:type="gramStart"/>
+      <w:r>
+        <w:t>&gt;,&lt;</w:t>
+      </w:r>
+      <w:proofErr w:type="gramEnd"/>
+      <w:r>
+        <w:t>pps_count&gt;</w:t>
+      </w:r>
+      <w:r>
+        <w:br/>
+      </w:r>
+      <w:r>
+        <w:t>GNSS_FIX=1,3</w:t>
+      </w:r>
+      <w:r>
+        <w:t>9.</w:t>
+      </w:r>
+      <w:proofErr w:type="gramStart"/>
+      <w:r>
+        <w:t>752150,</w:t>
+      </w:r>
+      <w:r>
+        <w:t>-</w:t>
+      </w:r>
+      <w:proofErr w:type="gramEnd"/>
+      <w:r>
+        <w:t>122.205914,719,324.6,0,7,01:40:01,1530</w:t>
+      </w:r>
+    </w:p>
+    <w:p/>
+    <w:tbl>
+      <w:tblPr>
+        <w:tblStyle w:val="TableGrid"/>
+        <w:tblW w:w="0" w:type="auto"/>
+        <w:tblLook w:val="04A0" w:firstRow="1" w:lastRow="0" w:firstColumn="1" w:lastColumn="0" w:noHBand="0" w:noVBand="1"/>
+      </w:tblPr>
+      <w:tblGrid>
+        <w:gridCol w:w="1548"/>
+        <w:gridCol w:w="5796"/>
+        <w:gridCol w:w="3672"/>
+      </w:tblGrid>
+      <w:tr>
+        <w:tc>
+          <w:tcPr>
+            <w:tcW w:w="1548" w:type="dxa"/>
+          </w:tcPr>
+          <w:p>
+            <w:pPr>
+              <w:rPr>
+                <w:b/>
+                <w:bCs/>
+              </w:rPr>
+            </w:pPr>
+            <w:r>
+              <w:rPr>
+                <w:b/>
+                <w:bCs/>
+              </w:rPr>
+              <w:t>Parameter</w:t>
+            </w:r>
+          </w:p>
+        </w:tc>
+        <w:tc>
+          <w:tcPr>
+            <w:tcW w:w="5796" w:type="dxa"/>
+          </w:tcPr>
+          <w:p>
+            <w:pPr>
+              <w:rPr>
+                <w:b/>
+                <w:bCs/>
+              </w:rPr>
+            </w:pPr>
+            <w:r>
+              <w:rPr>
+                <w:b/>
+                <w:bCs/>
+              </w:rPr>
+              <w:t>Description</w:t>
+            </w:r>
+          </w:p>
+        </w:tc>
+        <w:tc>
+          <w:tcPr>
+            <w:tcW w:w="3672" w:type="dxa"/>
+          </w:tcPr>
+          <w:p>
+            <w:pPr>
+              <w:rPr>
+                <w:b/>
+                <w:bCs/>
+              </w:rPr>
+            </w:pPr>
+            <w:r>
+              <w:rPr>
+                <w:b/>
+                <w:bCs/>
+              </w:rPr>
+              <w:t>Expected Values</w:t>
+            </w:r>
+          </w:p>
+        </w:tc>
+      </w:tr>
+      <w:tr>
+        <w:tc>
+          <w:tcPr>
+            <w:tcW w:w="1548" w:type="dxa"/>
+          </w:tcPr>
+          <w:p>
+            <w:r>
+              <w:t>valid</w:t>
+            </w:r>
+          </w:p>
+        </w:tc>
+        <w:tc>
+          <w:tcPr>
+            <w:tcW w:w="5796" w:type="dxa"/>
+          </w:tcPr>
+          <w:p>
+            <w:r>
+              <w:t>Whether or not the GNSS system has a valid position fix</w:t>
+            </w:r>
+          </w:p>
+        </w:tc>
+        <w:tc>
+          <w:tcPr>
+            <w:tcW w:w="3672" w:type="dxa"/>
+          </w:tcPr>
+          <w:p>
+            <w:r>
+              <w:t>0-1</w:t>
+            </w:r>
+          </w:p>
+        </w:tc>
+      </w:tr>
+      <w:tr>
+        <w:tc>
+          <w:tcPr>
+            <w:tcW w:w="1548" w:type="dxa"/>
+          </w:tcPr>
+          <w:p>
+            <w:proofErr w:type="spellStart"/>
+            <w:r>
+              <w:t>lat</w:t>
+            </w:r>
+            <w:proofErr w:type="spellEnd"/>
+          </w:p>
+        </w:tc>
+        <w:tc>
+          <w:tcPr>
+            <w:tcW w:w="5796" w:type="dxa"/>
+          </w:tcPr>
+          <w:p>
+            <w:r>
+              <w:t>GNSS position latitude</w:t>
+            </w:r>
+          </w:p>
+        </w:tc>
+        <w:tc>
+          <w:tcPr>
+            <w:tcW w:w="3672" w:type="dxa"/>
+          </w:tcPr>
+          <w:p>
+            <w:r>
+              <w:t>-90.000 to +90.000 degrees</w:t>
+            </w:r>
+          </w:p>
+        </w:tc>
+      </w:tr>
+      <w:tr>
+        <w:tc>
+          <w:tcPr>
+            <w:tcW w:w="1548" w:type="dxa"/>
+          </w:tcPr>
+          <w:p>
+            <w:proofErr w:type="spellStart"/>
+            <w:r>
+              <w:t>lon</w:t>
+            </w:r>
+            <w:proofErr w:type="spellEnd"/>
+          </w:p>
+        </w:tc>
+        <w:tc>
+          <w:tcPr>
+            <w:tcW w:w="5796" w:type="dxa"/>
+          </w:tcPr>
+          <w:p>
+            <w:r>
+              <w:t>GNSS position longitude</w:t>
+            </w:r>
+          </w:p>
+        </w:tc>
+        <w:tc>
+          <w:tcPr>
+            <w:tcW w:w="3672" w:type="dxa"/>
+          </w:tcPr>
+          <w:p>
+            <w:r>
+              <w:t>-180.000 to +180.000 degrees</w:t>
+            </w:r>
+          </w:p>
+        </w:tc>
+      </w:tr>
+      <w:tr>
+        <w:tc>
+          <w:tcPr>
+            <w:tcW w:w="1548" w:type="dxa"/>
+          </w:tcPr>
+          <w:p>
+            <w:proofErr w:type="spellStart"/>
+            <w:r>
+              <w:t>alt_ft</w:t>
+            </w:r>
+            <w:proofErr w:type="spellEnd"/>
+          </w:p>
+        </w:tc>
+        <w:tc>
+          <w:tcPr>
+            <w:tcW w:w="5796" w:type="dxa"/>
+          </w:tcPr>
+          <w:p>
+            <w:r>
+              <w:t>GNSS altitude</w:t>
+            </w:r>
+          </w:p>
+        </w:tc>
+        <w:tc>
+          <w:tcPr>
+            <w:tcW w:w="3672" w:type="dxa"/>
+          </w:tcPr>
+          <w:p>
+            <w:r>
+              <w:t>0-50,000 feet</w:t>
+            </w:r>
+          </w:p>
+        </w:tc>
+      </w:tr>
+      <w:tr>
+        <w:tc>
+          <w:tcPr>
+            <w:tcW w:w="1548" w:type="dxa"/>
+          </w:tcPr>
+          <w:p>
+            <w:r>
+              <w:t>heading</w:t>
+            </w:r>
+          </w:p>
+        </w:tc>
+        <w:tc>
+          <w:tcPr>
+            <w:tcW w:w="5796" w:type="dxa"/>
+          </w:tcPr>
+          <w:p>
+            <w:r>
+              <w:t>GNSS track heading</w:t>
+            </w:r>
+          </w:p>
+        </w:tc>
+        <w:tc>
+          <w:tcPr>
+            <w:tcW w:w="3672" w:type="dxa"/>
+          </w:tcPr>
+          <w:p>
+            <w:r>
+              <w:t>0.0-360.0 degrees</w:t>
+            </w:r>
+          </w:p>
+        </w:tc>
+      </w:tr>
+      <w:tr>
+        <w:tc>
+          <w:tcPr>
+            <w:tcW w:w="1548" w:type="dxa"/>
+          </w:tcPr>
+          <w:p>
+            <w:proofErr w:type="spellStart"/>
+            <w:r>
+              <w:t>speed_kts</w:t>
+            </w:r>
+            <w:proofErr w:type="spellEnd"/>
+          </w:p>
+        </w:tc>
+        <w:tc>
+          <w:tcPr>
+            <w:tcW w:w="5796" w:type="dxa"/>
+          </w:tcPr>
+          <w:p>
+            <w:r>
+              <w:t>GNSS track speed</w:t>
+            </w:r>
+          </w:p>
+        </w:tc>
+        <w:tc>
+          <w:tcPr>
+            <w:tcW w:w="3672" w:type="dxa"/>
+          </w:tcPr>
+          <w:p>
+            <w:r>
+              <w:t>0-999 knots</w:t>
+            </w:r>
+          </w:p>
+        </w:tc>
+      </w:tr>
+      <w:tr>
+        <w:tc>
+          <w:tcPr>
+            <w:tcW w:w="1548" w:type="dxa"/>
+          </w:tcPr>
+          <w:p>
+            <w:r>
+              <w:t>sats</w:t>
+            </w:r>
+          </w:p>
+        </w:tc>
+        <w:tc>
+          <w:tcPr>
+            <w:tcW w:w="5796" w:type="dxa"/>
+          </w:tcPr>
+          <w:p>
+            <w:r>
+              <w:t>GNSS satellites in view</w:t>
+            </w:r>
+          </w:p>
+        </w:tc>
+        <w:tc>
+          <w:tcPr>
+            <w:tcW w:w="3672" w:type="dxa"/>
+          </w:tcPr>
+          <w:p>
+            <w:r>
+              <w:t>0-128</w:t>
+            </w:r>
+          </w:p>
+        </w:tc>
+      </w:tr>
+      <w:tr>
+        <w:tc>
+          <w:tcPr>
+            <w:tcW w:w="1548" w:type="dxa"/>
+          </w:tcPr>
+          <w:p>
+            <w:r>
+              <w:t>UTC</w:t>
+            </w:r>
+          </w:p>
+        </w:tc>
+        <w:tc>
+          <w:tcPr>
+            <w:tcW w:w="5796" w:type="dxa"/>
+          </w:tcPr>
+          <w:p>
+            <w:r>
+              <w:t>Current UTC time in HH:</w:t>
+            </w:r>
+            <w:proofErr w:type="gramStart"/>
+            <w:r>
+              <w:t>MM:SS</w:t>
+            </w:r>
+            <w:proofErr w:type="gramEnd"/>
+          </w:p>
+        </w:tc>
+        <w:tc>
+          <w:tcPr>
+            <w:tcW w:w="3672" w:type="dxa"/>
+          </w:tcPr>
+          <w:p>
+            <w:r>
+              <w:t>00:00:00-23:59:59</w:t>
+            </w:r>
+          </w:p>
+        </w:tc>
+      </w:tr>
+      <w:tr>
+        <w:tc>
+          <w:tcPr>
+            <w:tcW w:w="1548" w:type="dxa"/>
+          </w:tcPr>
+          <w:p>
+            <w:proofErr w:type="spellStart"/>
+            <w:r>
+              <w:t>pps_count</w:t>
+            </w:r>
+            <w:proofErr w:type="spellEnd"/>
+          </w:p>
+        </w:tc>
+        <w:tc>
+          <w:tcPr>
+            <w:tcW w:w="5796" w:type="dxa"/>
+          </w:tcPr>
+          <w:p>
+            <w:r>
+              <w:t xml:space="preserve">Count of pulse-per-second pulses counted by </w:t>
+            </w:r>
+            <w:proofErr w:type="spellStart"/>
+            <w:r>
+              <w:t>adsbee</w:t>
+            </w:r>
+            <w:proofErr w:type="spellEnd"/>
+            <w:r>
+              <w:t xml:space="preserve"> from the external GNSS module</w:t>
+            </w:r>
+          </w:p>
+        </w:tc>
+        <w:tc>
+          <w:tcPr>
+            <w:tcW w:w="3672" w:type="dxa"/>
+          </w:tcPr>
+          <w:p>
+            <w:r>
+              <w:t>0-4,294,967,295</w:t>
+            </w:r>
+          </w:p>
+        </w:tc>
+      </w:tr>
+    </w:tbl>
+    <w:p/>
+    <w:p>
+      <w:pPr>
+        <w:pStyle w:val="Heading2"/>
+        <w:numPr>
+          <w:ilvl w:val="1"/>
+          <w:numId w:val="4"/>
+        </w:numPr>
+      </w:pPr>
+      <w:r>
+        <w:t>AT+HELP</w:t>
+      </w:r>
+      <w:bookmarkEnd w:id="32"/>
+    </w:p>
+    <w:p>
+      <w:pPr>
+        <w:pStyle w:val="code"/>
+      </w:pPr>
+      <w:r>
+        <w:t>AT+HELP</w:t>
+      </w:r>
+    </w:p>
+    <w:p>
+      <w:pPr>
+        <w:pStyle w:val="code"/>
+      </w:pPr>
+      <w:r>
+        <w:t>AT Command Help Menu:</w:t>
+      </w:r>
+    </w:p>
+    <w:p>
+      <w:pPr>
+        <w:pStyle w:val="code"/>
+      </w:pPr>
+      <w:r>
+        <w:t xml:space="preserve">BAUDRATE: </w:t>
+      </w:r>
+    </w:p>
+    <w:p>
+      <w:pPr>
+        <w:pStyle w:val="code"/>
+      </w:pPr>
+      <w:r>
+        <w:t xml:space="preserve">        AT+BAUDRATE=&lt;</w:t>
+      </w:r>
+      <w:proofErr w:type="spellStart"/>
+      <w:r>
+        <w:t>iface</w:t>
+      </w:r>
+      <w:proofErr w:type="spellEnd"/>
+      <w:proofErr w:type="gramStart"/>
+      <w:r>
+        <w:t>&gt;,&lt;</w:t>
+      </w:r>
+      <w:proofErr w:type="spellStart"/>
+      <w:proofErr w:type="gramEnd"/>
+      <w:r>
+        <w:t>baudrate</w:t>
+      </w:r>
+      <w:proofErr w:type="spellEnd"/>
+      <w:r>
+        <w:t>&gt;</w:t>
+      </w:r>
+    </w:p>
+    <w:p>
+      <w:pPr>
+        <w:pStyle w:val="code"/>
+      </w:pPr>
+      <w:r>
+        <w:t xml:space="preserve">        Set the baud rate of a serial interface.</w:t>
+      </w:r>
+    </w:p>
+    <w:p>
+      <w:pPr>
+        <w:pStyle w:val="code"/>
+      </w:pPr>
+      <w:r>
+        <w:t xml:space="preserve">        AT_BAUDRATE?</w:t>
+      </w:r>
+    </w:p>
+    <w:p>
+      <w:pPr>
+        <w:pStyle w:val="code"/>
+      </w:pPr>
+      <w:r>
+        <w:t xml:space="preserve">        Query the baud rate of all serial interfaces.</w:t>
+      </w:r>
+    </w:p>
+    <w:p>
+      <w:pPr>
+        <w:pStyle w:val="code"/>
+      </w:pPr>
+      <w:r>
+        <w:t xml:space="preserve">BIAS_TEE_ENABLE: </w:t>
+      </w:r>
+    </w:p>
+    <w:p>
+      <w:pPr>
+        <w:pStyle w:val="code"/>
+      </w:pPr>
+      <w:r>
+        <w:t xml:space="preserve">        AT+BIAS_TEE_ENABLE=&lt;enabled&gt;</w:t>
+      </w:r>
+    </w:p>
+    <w:p>
+      <w:pPr>
+        <w:pStyle w:val="code"/>
+      </w:pPr>
+      <w:r>
+        <w:t xml:space="preserve">        Enable or disable the bias </w:t>
+      </w:r>
+      <w:proofErr w:type="gramStart"/>
+      <w:r>
+        <w:t>tee</w:t>
+      </w:r>
+      <w:proofErr w:type="gramEnd"/>
+      <w:r>
+        <w:t>.</w:t>
+      </w:r>
+    </w:p>
+    <w:p>
+      <w:pPr>
+        <w:pStyle w:val="code"/>
+      </w:pPr>
+      <w:r>
+        <w:t xml:space="preserve">        BIAS_TEE_ENABLE?</w:t>
+      </w:r>
+    </w:p>
+    <w:p>
+      <w:pPr>
+        <w:pStyle w:val="code"/>
+      </w:pPr>
+      <w:r>
+        <w:t xml:space="preserve">        Query the status of the bias tee.</w:t>
+      </w:r>
+    </w:p>
+    <w:p>
+      <w:pPr>
+        <w:pStyle w:val="code"/>
+      </w:pPr>
+      <w:r>
+        <w:t>...</w:t>
+      </w:r>
+    </w:p>
+    <w:p>
+      <w:r>
+        <w:t>Prints the available AT commands as well as how to use them. The list of commands in the preview above is abridged</w:t>
+      </w:r>
+      <w:r>
+        <w:t>.</w:t>
+      </w:r>
+    </w:p>
+    <w:p>
+      <w:pPr>
+        <w:pStyle w:val="Heading2"/>
+        <w:numPr>
+          <w:ilvl w:val="1"/>
+          <w:numId w:val="4"/>
+        </w:numPr>
+      </w:pPr>
+      <w:bookmarkStart w:id="33" w:name="_Toc230658042"/>
+      <w:r>
+        <w:lastRenderedPageBreak/>
+        <w:t>AT+HOSTNAME</w:t>
+      </w:r>
+      <w:bookmarkEnd w:id="33"/>
+    </w:p>
+    <w:p>
+      <w:pPr>
+        <w:pStyle w:val="Heading3"/>
+        <w:numPr>
+          <w:ilvl w:val="2"/>
+          <w:numId w:val="4"/>
+        </w:numPr>
+      </w:pPr>
       <w:bookmarkStart w:id="34" w:name="_Toc230658043"/>
       <w:r>
         <w:t>Set the Device Hostname</w:t>
@@ -12449,7 +14175,31 @@
     </w:p>
     <w:p>
       <w:r>
-        <w:t>Sets the device hostname, which can make things easier when configuring a local network. Hostname is also used for mDNS, allowing you to visit the device’s webpage at &lt;hostname&gt;.local.</w:t>
+        <w:t xml:space="preserve">Sets the </w:t>
+      </w:r>
+      <w:proofErr w:type="gramStart"/>
+      <w:r>
+        <w:t>device hostname</w:t>
+      </w:r>
+      <w:proofErr w:type="gramEnd"/>
+      <w:r>
+        <w:t xml:space="preserve">, which can make things easier when configuring a local network. Hostname is also used for </w:t>
+      </w:r>
+      <w:proofErr w:type="spellStart"/>
+      <w:r>
+        <w:t>mDNS</w:t>
+      </w:r>
+      <w:proofErr w:type="spellEnd"/>
+      <w:r>
+        <w:t>, allowing you to visit the device’s webpage at &lt;hostname</w:t>
+      </w:r>
+      <w:proofErr w:type="gramStart"/>
+      <w:r>
+        <w:t>&gt;.local</w:t>
+      </w:r>
+      <w:proofErr w:type="gramEnd"/>
+      <w:r>
+        <w:t>.</w:t>
       </w:r>
     </w:p>
     <w:p>
@@ -12547,7 +14297,25 @@
         <w:pStyle w:val="code"/>
       </w:pPr>
       <w:r>
-        <w:t>AT+MAVLINK_ID=&lt;system_id&gt;,&lt;component_id&gt;</w:t>
+        <w:t>AT+MAVLINK_ID=&lt;</w:t>
+      </w:r>
+      <w:proofErr w:type="spellStart"/>
+      <w:r>
+        <w:t>system_id</w:t>
+      </w:r>
+      <w:proofErr w:type="spellEnd"/>
+      <w:proofErr w:type="gramStart"/>
+      <w:r>
+        <w:t>&gt;,&lt;</w:t>
+      </w:r>
+      <w:proofErr w:type="spellStart"/>
+      <w:proofErr w:type="gramEnd"/>
+      <w:r>
+        <w:t>component_id</w:t>
+      </w:r>
+      <w:proofErr w:type="spellEnd"/>
+      <w:r>
+        <w:t>&gt;</w:t>
       </w:r>
     </w:p>
     <w:p>
@@ -12638,9 +14406,11 @@
             <w:tcW w:w="1818" w:type="dxa"/>
           </w:tcPr>
           <w:p>
+            <w:proofErr w:type="spellStart"/>
             <w:r>
               <w:t>system_id</w:t>
             </w:r>
+            <w:proofErr w:type="spellEnd"/>
           </w:p>
         </w:tc>
         <w:tc>
@@ -12649,7 +14419,15 @@
           </w:tcPr>
           <w:p>
             <w:r>
-              <w:t>Unique identifier for the MAVLINK system (e.g. the aircraft). All components in the system should have the same system_id.</w:t>
+              <w:t xml:space="preserve">Unique identifier for the MAVLINK system (e.g. the aircraft). All components in the system should have the same </w:t>
+            </w:r>
+            <w:proofErr w:type="spellStart"/>
+            <w:r>
+              <w:t>system_id</w:t>
+            </w:r>
+            <w:proofErr w:type="spellEnd"/>
+            <w:r>
+              <w:t>.</w:t>
             </w:r>
           </w:p>
         </w:tc>
@@ -12673,9 +14451,11 @@
             <w:tcW w:w="1818" w:type="dxa"/>
           </w:tcPr>
           <w:p>
+            <w:proofErr w:type="spellStart"/>
             <w:r>
               <w:t>component_id</w:t>
             </w:r>
+            <w:proofErr w:type="spellEnd"/>
           </w:p>
         </w:tc>
         <w:tc>
@@ -12684,7 +14464,15 @@
           </w:tcPr>
           <w:p>
             <w:r>
-              <w:t>Unique identifier for a component within the MAVLINK system (e.g. the ADSBee). All components in the system should have a unique component_id.</w:t>
+              <w:t xml:space="preserve">Unique identifier for a component within the MAVLINK system (e.g. the ADSBee). All components in the system should have a unique </w:t>
+            </w:r>
+            <w:proofErr w:type="spellStart"/>
+            <w:r>
+              <w:t>component_id</w:t>
+            </w:r>
+            <w:proofErr w:type="spellEnd"/>
+            <w:r>
+              <w:t>.</w:t>
             </w:r>
           </w:p>
         </w:tc>
@@ -12778,7 +14566,15 @@
         <w:pStyle w:val="code"/>
       </w:pPr>
       <w:r>
-        <w:t>AT+LOG_LEVEL=&lt;log_level&gt;</w:t>
+        <w:t>AT+LOG_LEVEL=&lt;</w:t>
+      </w:r>
+      <w:proofErr w:type="spellStart"/>
+      <w:r>
+        <w:t>log_level</w:t>
+      </w:r>
+      <w:proofErr w:type="spellEnd"/>
+      <w:r>
+        <w:t>&gt;</w:t>
       </w:r>
     </w:p>
     <w:p/>
@@ -12861,9 +14657,11 @@
             <w:tcW w:w="1548" w:type="dxa"/>
           </w:tcPr>
           <w:p>
+            <w:proofErr w:type="spellStart"/>
             <w:r>
               <w:t>log_level</w:t>
             </w:r>
+            <w:proofErr w:type="spellEnd"/>
           </w:p>
         </w:tc>
         <w:tc>
@@ -12881,7 +14679,15 @@
           <w:p/>
           <w:p>
             <w:r>
-              <w:t>Terminal prints are color coded on the Serial CLI (but not on the Web CLI). Errors are printed in red, warnings are printed in yellow, and other prints have no color coding.</w:t>
+              <w:t xml:space="preserve">Terminal prints are color coded on the Serial CLI (but not on the Web CLI). Errors are printed in </w:t>
+            </w:r>
+            <w:proofErr w:type="gramStart"/>
+            <w:r>
+              <w:t>red,</w:t>
+            </w:r>
+            <w:proofErr w:type="gramEnd"/>
+            <w:r>
+              <w:t xml:space="preserve"> warnings are printed in yellow, and other prints have no color coding.</w:t>
             </w:r>
           </w:p>
         </w:tc>
@@ -12897,7 +14703,15 @@
               <w:t xml:space="preserve"> logs</w:t>
             </w:r>
             <w:r>
-              <w:t>. Details every packet received by the ADSBee and whether it passed checksum.</w:t>
+              <w:t xml:space="preserve">. </w:t>
+            </w:r>
+            <w:proofErr w:type="gramStart"/>
+            <w:r>
+              <w:t>Details</w:t>
+            </w:r>
+            <w:proofErr w:type="gramEnd"/>
+            <w:r>
+              <w:t xml:space="preserve"> every packet received by the ADSBee and whether it passed checksum.</w:t>
             </w:r>
             <w:r>
               <w:t xml:space="preserve"> Also prints all warnings and errors.</w:t>
@@ -12953,7 +14767,6 @@
       </w:pPr>
       <w:bookmarkStart w:id="40" w:name="_Toc230658049"/>
       <w:r>
-        <w:lastRenderedPageBreak/>
         <w:t>AT+PROTOCOL</w:t>
       </w:r>
       <w:r>
@@ -12988,7 +14801,20 @@
         <w:t>_OUT</w:t>
       </w:r>
       <w:r>
-        <w:t>=&lt;iface&gt;,&lt;protocol&gt;</w:t>
+        <w:t>=&lt;</w:t>
+      </w:r>
+      <w:proofErr w:type="spellStart"/>
+      <w:r>
+        <w:t>iface</w:t>
+      </w:r>
+      <w:proofErr w:type="spellEnd"/>
+      <w:proofErr w:type="gramStart"/>
+      <w:r>
+        <w:t>&gt;,&lt;</w:t>
+      </w:r>
+      <w:proofErr w:type="gramEnd"/>
+      <w:r>
+        <w:t>protocol&gt;</w:t>
       </w:r>
     </w:p>
     <w:p/>
@@ -13071,9 +14897,11 @@
             <w:tcW w:w="1548" w:type="dxa"/>
           </w:tcPr>
           <w:p>
+            <w:proofErr w:type="spellStart"/>
             <w:r>
               <w:t>iface</w:t>
             </w:r>
+            <w:proofErr w:type="spellEnd"/>
           </w:p>
         </w:tc>
         <w:tc>
@@ -13082,7 +14910,15 @@
           </w:tcPr>
           <w:p>
             <w:r>
-              <w:t>Serial interface to set the baudrate for.</w:t>
+              <w:t xml:space="preserve">Serial interface to set the </w:t>
+            </w:r>
+            <w:proofErr w:type="spellStart"/>
+            <w:r>
+              <w:t>baudrate</w:t>
+            </w:r>
+            <w:proofErr w:type="spellEnd"/>
+            <w:r>
+              <w:t xml:space="preserve"> for.</w:t>
             </w:r>
           </w:p>
         </w:tc>
@@ -13209,7 +15045,20 @@
         <w:t>_OUT</w:t>
       </w:r>
       <w:r>
-        <w:t>=CONSOLE,&lt;console_protocol&gt;</w:t>
+        <w:t>=</w:t>
+      </w:r>
+      <w:proofErr w:type="gramStart"/>
+      <w:r>
+        <w:t>CONSOLE,&lt;</w:t>
+      </w:r>
+      <w:proofErr w:type="spellStart"/>
+      <w:proofErr w:type="gramEnd"/>
+      <w:r>
+        <w:t>console_protocol</w:t>
+      </w:r>
+      <w:proofErr w:type="spellEnd"/>
+      <w:r>
+        <w:t>&gt;</w:t>
       </w:r>
     </w:p>
     <w:p>
@@ -13223,7 +15072,20 @@
         <w:t>_OUT</w:t>
       </w:r>
       <w:r>
-        <w:t>=COMMS_UART,&lt;comms_uart_protocol&gt;</w:t>
+        <w:t>=COMMS_</w:t>
+      </w:r>
+      <w:proofErr w:type="gramStart"/>
+      <w:r>
+        <w:t>UART,&lt;</w:t>
+      </w:r>
+      <w:proofErr w:type="spellStart"/>
+      <w:proofErr w:type="gramEnd"/>
+      <w:r>
+        <w:t>comms_uart_protocol</w:t>
+      </w:r>
+      <w:proofErr w:type="spellEnd"/>
+      <w:r>
+        <w:t>&gt;</w:t>
       </w:r>
     </w:p>
     <w:p/>
@@ -13335,23 +15197,40 @@
       <w:r>
         <w:t>AT+RX_ENABLE=&lt;</w:t>
       </w:r>
-      <w:r>
-        <w:t>all_enabled&gt;,&lt;</w:t>
-      </w:r>
+      <w:proofErr w:type="spellStart"/>
+      <w:r>
+        <w:t>all_enabled</w:t>
+      </w:r>
+      <w:proofErr w:type="spellEnd"/>
+      <w:proofErr w:type="gramStart"/>
+      <w:r>
+        <w:t>&gt;,&lt;</w:t>
+      </w:r>
+      <w:proofErr w:type="gramEnd"/>
       <w:r>
         <w:t>1090_</w:t>
       </w:r>
       <w:r>
-        <w:t>enabled&gt;</w:t>
+        <w:t>enabled</w:t>
+      </w:r>
+      <w:proofErr w:type="gramStart"/>
+      <w:r>
+        <w:t>&gt;</w:t>
       </w:r>
       <w:r>
         <w:t>,&lt;</w:t>
       </w:r>
+      <w:proofErr w:type="spellStart"/>
+      <w:proofErr w:type="gramEnd"/>
       <w:r>
         <w:t>subg</w:t>
       </w:r>
       <w:r>
-        <w:t>_enabled&gt;</w:t>
+        <w:t>_enabled</w:t>
+      </w:r>
+      <w:proofErr w:type="spellEnd"/>
+      <w:r>
+        <w:t>&gt;</w:t>
       </w:r>
     </w:p>
     <w:p/>
@@ -13434,9 +15313,11 @@
             <w:tcW w:w="1548" w:type="dxa"/>
           </w:tcPr>
           <w:p>
+            <w:proofErr w:type="spellStart"/>
             <w:r>
               <w:t>all_enabled</w:t>
             </w:r>
+            <w:proofErr w:type="spellEnd"/>
           </w:p>
         </w:tc>
         <w:tc>
@@ -13445,7 +15326,15 @@
           </w:tcPr>
           <w:p>
             <w:r>
-              <w:t>Flag indicating whether to ignore 1090_enabled and subg_enabled flags and enable / disable all radios.</w:t>
+              <w:t xml:space="preserve">Flag indicating whether to ignore 1090_enabled and </w:t>
+            </w:r>
+            <w:proofErr w:type="spellStart"/>
+            <w:r>
+              <w:t>subg_enabled</w:t>
+            </w:r>
+            <w:proofErr w:type="spellEnd"/>
+            <w:r>
+              <w:t xml:space="preserve"> flags and enable / disable all radios.</w:t>
             </w:r>
           </w:p>
         </w:tc>
@@ -13541,12 +15430,14 @@
             <w:tcW w:w="1548" w:type="dxa"/>
           </w:tcPr>
           <w:p>
+            <w:proofErr w:type="spellStart"/>
             <w:r>
               <w:t>subg</w:t>
             </w:r>
             <w:r>
               <w:t>_enabled</w:t>
             </w:r>
+            <w:proofErr w:type="spellEnd"/>
           </w:p>
         </w:tc>
         <w:tc>
@@ -13666,8 +15557,13 @@
           <w:docGrid w:linePitch="360"/>
         </w:sectPr>
       </w:pPr>
-      <w:r>
-        <w:t>SubG Receiver: DISABLED</w:t>
+      <w:proofErr w:type="spellStart"/>
+      <w:r>
+        <w:t>SubG</w:t>
+      </w:r>
+      <w:proofErr w:type="spellEnd"/>
+      <w:r>
+        <w:t xml:space="preserve"> Receiver: DISABLED</w:t>
       </w:r>
     </w:p>
     <w:p>
@@ -13686,13 +15582,50 @@
       <w:bookmarkEnd w:id="48"/>
     </w:p>
     <w:p>
-      <w:r>
-        <w:t>ADSBee’s internal receiver position is used as a reference location for decoding Mode S surface position packets, and is also sent as an ownship location in various packet formats, enabling electronic flight bag apps to “scroll” their maps in order to follow the location of the receiver.</w:t>
-      </w:r>
-    </w:p>
-    <w:p>
-      <w:r>
-        <w:t>The receiver location can be hardcoded to a fixed value or can be automatically derived using a number of methods.</w:t>
+      <w:proofErr w:type="spellStart"/>
+      <w:r>
+        <w:t>ADSBee’s</w:t>
+      </w:r>
+      <w:proofErr w:type="spellEnd"/>
+      <w:r>
+        <w:t xml:space="preserve"> internal receiver position is used as a reference location for decoding Mode S surface position </w:t>
+      </w:r>
+      <w:proofErr w:type="gramStart"/>
+      <w:r>
+        <w:t>packets, and</w:t>
+      </w:r>
+      <w:proofErr w:type="gramEnd"/>
+      <w:r>
+        <w:t xml:space="preserve"> is also sent as an </w:t>
+      </w:r>
+      <w:proofErr w:type="spellStart"/>
+      <w:r>
+        <w:t>ownship</w:t>
+      </w:r>
+      <w:proofErr w:type="spellEnd"/>
+      <w:r>
+        <w:t xml:space="preserve"> location in various packet formats, enabling electronic flight bag apps to “scroll” their maps </w:t>
+      </w:r>
+      <w:proofErr w:type="gramStart"/>
+      <w:r>
+        <w:t>in order to</w:t>
+      </w:r>
+      <w:proofErr w:type="gramEnd"/>
+      <w:r>
+        <w:t xml:space="preserve"> follow the location of the receiver.</w:t>
+      </w:r>
+    </w:p>
+    <w:p>
+      <w:r>
+        <w:t xml:space="preserve">The receiver location can be hardcoded to a fixed value or can be automatically derived using </w:t>
+      </w:r>
+      <w:proofErr w:type="gramStart"/>
+      <w:r>
+        <w:t>a number of</w:t>
+      </w:r>
+      <w:proofErr w:type="gramEnd"/>
+      <w:r>
+        <w:t xml:space="preserve"> methods.</w:t>
       </w:r>
     </w:p>
     <w:p>
@@ -13745,7 +15678,15 @@
         </w:numPr>
       </w:pPr>
       <w:r>
-        <w:t xml:space="preserve">LOWEST – Receiver position derived from the lowest altitude aircraft being tracked in the aircraft dictionary. Generally aircraft lower to the ground are harder to receive, so the lowest aircraft provides a good guess of where the receiver might be located. </w:t>
+        <w:t xml:space="preserve">LOWEST – Receiver position derived from the lowest altitude aircraft being tracked in the aircraft dictionary. </w:t>
+      </w:r>
+      <w:proofErr w:type="gramStart"/>
+      <w:r>
+        <w:t>Generally</w:t>
+      </w:r>
+      <w:proofErr w:type="gramEnd"/>
+      <w:r>
+        <w:t xml:space="preserve"> aircraft lower to the ground are harder to receive, so the lowest aircraft provides a good guess of where the receiver might be located. </w:t>
       </w:r>
       <w:r>
         <w:rPr>
@@ -13764,7 +15705,23 @@
         </w:numPr>
       </w:pPr>
       <w:r>
-        <w:t>ICAO – Receiver position tracks the ICAO address of a specific aircraft. This is useful for bootstrapping ownship position from an aircraft that the receiver might be on board or following.</w:t>
+        <w:t xml:space="preserve">ICAO – Receiver position tracks the ICAO address of a specific aircraft. This is useful for bootstrapping </w:t>
+      </w:r>
+      <w:proofErr w:type="spellStart"/>
+      <w:r>
+        <w:t>ownship</w:t>
+      </w:r>
+      <w:proofErr w:type="spellEnd"/>
+      <w:r>
+        <w:t xml:space="preserve"> position </w:t>
+      </w:r>
+      <w:proofErr w:type="gramStart"/>
+      <w:r>
+        <w:t>from</w:t>
+      </w:r>
+      <w:proofErr w:type="gramEnd"/>
+      <w:r>
+        <w:t xml:space="preserve"> an aircraft that the receiver might be on board or following.</w:t>
       </w:r>
     </w:p>
     <w:p>
@@ -13909,7 +15866,15 @@
         <w:t>.</w:t>
       </w:r>
       <w:r>
-        <w:t xml:space="preserve"> The same behavior applies when the receiver position is set to LOWEST (ie. The position valid field only shows </w:t>
+        <w:t xml:space="preserve"> The same behavior applies when the receiver position is set to LOWEST (</w:t>
+      </w:r>
+      <w:proofErr w:type="spellStart"/>
+      <w:r>
+        <w:t>ie</w:t>
+      </w:r>
+      <w:proofErr w:type="spellEnd"/>
+      <w:r>
+        <w:t xml:space="preserve">. The position valid field only shows </w:t>
       </w:r>
       <w:r>
         <w:rPr>
@@ -13944,7 +15909,15 @@
         <w:t>]</w:t>
       </w:r>
       <w:r>
-        <w:t xml:space="preserve"> when the receiver has its source set to ICAO, and will show </w:t>
+        <w:t xml:space="preserve"> when the receiver has its source set to </w:t>
+      </w:r>
+      <w:proofErr w:type="gramStart"/>
+      <w:r>
+        <w:t>ICAO, and</w:t>
+      </w:r>
+      <w:proofErr w:type="gramEnd"/>
+      <w:r>
+        <w:t xml:space="preserve"> will show </w:t>
       </w:r>
       <w:r>
         <w:rPr>
@@ -14042,7 +16015,47 @@
         <w:pStyle w:val="code"/>
       </w:pPr>
       <w:r>
-        <w:t>AT+RX_POSITION=FIXED,&lt;lat_deg&gt;,&lt;lon_deg&gt;,&lt;gnss_alt_ft&gt;,&lt;baro_alt_ft&gt;,&lt;heading_deg&gt;</w:t>
+        <w:t>AT+RX_POSITION=</w:t>
+      </w:r>
+      <w:proofErr w:type="gramStart"/>
+      <w:r>
+        <w:t>FIXED,&lt;</w:t>
+      </w:r>
+      <w:proofErr w:type="gramEnd"/>
+      <w:r>
+        <w:t>lat_deg</w:t>
+      </w:r>
+      <w:proofErr w:type="gramStart"/>
+      <w:r>
+        <w:t>&gt;,&lt;</w:t>
+      </w:r>
+      <w:proofErr w:type="gramEnd"/>
+      <w:r>
+        <w:t>lon_deg</w:t>
+      </w:r>
+      <w:proofErr w:type="gramStart"/>
+      <w:r>
+        <w:t>&gt;,&lt;</w:t>
+      </w:r>
+      <w:proofErr w:type="gramEnd"/>
+      <w:r>
+        <w:t>gnss_alt_ft</w:t>
+      </w:r>
+      <w:proofErr w:type="gramStart"/>
+      <w:r>
+        <w:t>&gt;,&lt;</w:t>
+      </w:r>
+      <w:proofErr w:type="gramEnd"/>
+      <w:r>
+        <w:t>baro_alt_ft</w:t>
+      </w:r>
+      <w:proofErr w:type="gramStart"/>
+      <w:r>
+        <w:t>&gt;,&lt;</w:t>
+      </w:r>
+      <w:proofErr w:type="gramEnd"/>
+      <w:r>
+        <w:t>heading_deg&gt;</w:t>
       </w:r>
     </w:p>
     <w:p>
@@ -14133,9 +16146,11 @@
             <w:tcW w:w="1548" w:type="dxa"/>
           </w:tcPr>
           <w:p>
+            <w:proofErr w:type="spellStart"/>
             <w:r>
               <w:t>lat_deg</w:t>
             </w:r>
+            <w:proofErr w:type="spellEnd"/>
           </w:p>
         </w:tc>
         <w:tc>
@@ -14165,9 +16180,11 @@
             <w:tcW w:w="1548" w:type="dxa"/>
           </w:tcPr>
           <w:p>
+            <w:proofErr w:type="spellStart"/>
             <w:r>
               <w:t>lon_deg</w:t>
             </w:r>
+            <w:proofErr w:type="spellEnd"/>
           </w:p>
         </w:tc>
         <w:tc>
@@ -14197,9 +16214,11 @@
             <w:tcW w:w="1548" w:type="dxa"/>
           </w:tcPr>
           <w:p>
+            <w:proofErr w:type="spellStart"/>
             <w:r>
               <w:t>gnss_alt_ft</w:t>
             </w:r>
+            <w:proofErr w:type="spellEnd"/>
           </w:p>
         </w:tc>
         <w:tc>
@@ -14229,9 +16248,11 @@
             <w:tcW w:w="1548" w:type="dxa"/>
           </w:tcPr>
           <w:p>
+            <w:proofErr w:type="spellStart"/>
             <w:r>
               <w:t>baro_alt_ft</w:t>
             </w:r>
+            <w:proofErr w:type="spellEnd"/>
           </w:p>
         </w:tc>
         <w:tc>
@@ -14261,9 +16282,11 @@
             <w:tcW w:w="1548" w:type="dxa"/>
           </w:tcPr>
           <w:p>
+            <w:proofErr w:type="spellStart"/>
             <w:r>
               <w:t>heading_deg</w:t>
             </w:r>
+            <w:proofErr w:type="spellEnd"/>
           </w:p>
         </w:tc>
         <w:tc>
@@ -14369,7 +16392,20 @@
         <w:pStyle w:val="code"/>
       </w:pPr>
       <w:r>
-        <w:t>AT+RX_POSITION=ICAO,&lt;icao_address&gt;</w:t>
+        <w:t>AT+RX_POSITION=</w:t>
+      </w:r>
+      <w:proofErr w:type="gramStart"/>
+      <w:r>
+        <w:t>ICAO,&lt;</w:t>
+      </w:r>
+      <w:proofErr w:type="spellStart"/>
+      <w:proofErr w:type="gramEnd"/>
+      <w:r>
+        <w:t>icao_address</w:t>
+      </w:r>
+      <w:proofErr w:type="spellEnd"/>
+      <w:r>
+        <w:t>&gt;</w:t>
       </w:r>
     </w:p>
     <w:p>
@@ -14460,9 +16496,11 @@
             <w:tcW w:w="1548" w:type="dxa"/>
           </w:tcPr>
           <w:p>
+            <w:proofErr w:type="spellStart"/>
             <w:r>
               <w:t>icao_address</w:t>
             </w:r>
+            <w:proofErr w:type="spellEnd"/>
           </w:p>
         </w:tc>
         <w:tc>
@@ -14565,7 +16603,15 @@
         <w:pStyle w:val="code"/>
       </w:pPr>
       <w:r>
-        <w:t xml:space="preserve">        Trigger Level: 1300 milliVolts (-62 dBm)</w:t>
+        <w:t xml:space="preserve">        Trigger Level: 1300 </w:t>
+      </w:r>
+      <w:proofErr w:type="spellStart"/>
+      <w:r>
+        <w:t>milliVolts</w:t>
+      </w:r>
+      <w:proofErr w:type="spellEnd"/>
+      <w:r>
+        <w:t xml:space="preserve"> (-62 dBm)</w:t>
       </w:r>
     </w:p>
     <w:p>
@@ -14629,8 +16675,13 @@
         <w:pStyle w:val="code"/>
       </w:pPr>
       <w:r>
-        <w:t xml:space="preserve">        GNSS UART Baud Rate: 9600 baud</w:t>
-      </w:r>
+        <w:t xml:space="preserve">        GNSS UART Baud Rate: 9600 </w:t>
+      </w:r>
+      <w:proofErr w:type="gramStart"/>
+      <w:r>
+        <w:t>baud</w:t>
+      </w:r>
+      <w:proofErr w:type="gramEnd"/>
     </w:p>
     <w:p>
       <w:pPr>
@@ -14645,7 +16696,15 @@
         <w:pStyle w:val="code"/>
       </w:pPr>
       <w:r>
-        <w:t xml:space="preserve">        WiFi AP: ENABLED</w:t>
+        <w:t xml:space="preserve">        </w:t>
+      </w:r>
+      <w:proofErr w:type="spellStart"/>
+      <w:r>
+        <w:t>WiFi</w:t>
+      </w:r>
+      <w:proofErr w:type="spellEnd"/>
+      <w:r>
+        <w:t xml:space="preserve"> AP: ENABLED</w:t>
       </w:r>
     </w:p>
     <w:p>
@@ -14669,15 +16728,28 @@
         <w:pStyle w:val="code"/>
       </w:pPr>
       <w:r>
-        <w:t xml:space="preserve">                Password: yummyflowers</w:t>
-      </w:r>
+        <w:t xml:space="preserve">                Password: </w:t>
+      </w:r>
+      <w:proofErr w:type="spellStart"/>
+      <w:r>
+        <w:t>yummyflowers</w:t>
+      </w:r>
+      <w:proofErr w:type="spellEnd"/>
     </w:p>
     <w:p>
       <w:pPr>
         <w:pStyle w:val="code"/>
       </w:pPr>
       <w:r>
-        <w:t xml:space="preserve">        WiFi STA: ENABLED</w:t>
+        <w:t xml:space="preserve">        </w:t>
+      </w:r>
+      <w:proofErr w:type="spellStart"/>
+      <w:r>
+        <w:t>WiFi</w:t>
+      </w:r>
+      <w:proofErr w:type="spellEnd"/>
+      <w:r>
+        <w:t xml:space="preserve"> STA: ENABLED</w:t>
       </w:r>
     </w:p>
     <w:p>
@@ -14685,8 +16757,13 @@
         <w:pStyle w:val="code"/>
       </w:pPr>
       <w:r>
-        <w:t xml:space="preserve">                SSID: Smart Bidet Wifi</w:t>
-      </w:r>
+        <w:t xml:space="preserve">                SSID: Smart Bidet </w:t>
+      </w:r>
+      <w:proofErr w:type="spellStart"/>
+      <w:r>
+        <w:t>Wifi</w:t>
+      </w:r>
+      <w:proofErr w:type="spellEnd"/>
     </w:p>
     <w:p>
       <w:pPr>
@@ -14709,7 +16786,17 @@
         <w:pStyle w:val="code"/>
       </w:pPr>
       <w:r>
-        <w:t xml:space="preserve">                0 URI:192.168.1.103 Port:30004 ACTIVE Protocol:BEAST ID:0xbee00038172d18c1</w:t>
+        <w:t xml:space="preserve">                0 URI:192.168.1.103 Port:30004 ACTIVE </w:t>
+      </w:r>
+      <w:proofErr w:type="spellStart"/>
+      <w:proofErr w:type="gramStart"/>
+      <w:r>
+        <w:t>Protocol:BEAST</w:t>
+      </w:r>
+      <w:proofErr w:type="spellEnd"/>
+      <w:proofErr w:type="gramEnd"/>
+      <w:r>
+        <w:t xml:space="preserve"> ID:0xbee00038172d18c1</w:t>
       </w:r>
     </w:p>
     <w:p>
@@ -14717,7 +16804,17 @@
         <w:pStyle w:val="code"/>
       </w:pPr>
       <w:r>
-        <w:t xml:space="preserve">                1 URI: Port:0 INACTIVE Protocol:NONE ID:0xbee00038172d18c1</w:t>
+        <w:t xml:space="preserve">                1 URI: Port:0 INACTIVE </w:t>
+      </w:r>
+      <w:proofErr w:type="spellStart"/>
+      <w:proofErr w:type="gramStart"/>
+      <w:r>
+        <w:t>Protocol:NONE</w:t>
+      </w:r>
+      <w:proofErr w:type="spellEnd"/>
+      <w:proofErr w:type="gramEnd"/>
+      <w:r>
+        <w:t xml:space="preserve"> ID:0xbee00038172d18c1</w:t>
       </w:r>
     </w:p>
     <w:p>
@@ -14725,7 +16822,17 @@
         <w:pStyle w:val="code"/>
       </w:pPr>
       <w:r>
-        <w:t xml:space="preserve">                2 URI: Port:0 INACTIVE Protocol:NONE ID:0xbee00038172d18c1</w:t>
+        <w:t xml:space="preserve">                2 URI: Port:0 INACTIVE </w:t>
+      </w:r>
+      <w:proofErr w:type="spellStart"/>
+      <w:proofErr w:type="gramStart"/>
+      <w:r>
+        <w:t>Protocol:NONE</w:t>
+      </w:r>
+      <w:proofErr w:type="spellEnd"/>
+      <w:proofErr w:type="gramEnd"/>
+      <w:r>
+        <w:t xml:space="preserve"> ID:0xbee00038172d18c1</w:t>
       </w:r>
     </w:p>
     <w:p>
@@ -14733,7 +16840,17 @@
         <w:pStyle w:val="code"/>
       </w:pPr>
       <w:r>
-        <w:t xml:space="preserve">                3 URI: Port:0 INACTIVE Protocol:NONE ID:0xbee00038172d18c1</w:t>
+        <w:t xml:space="preserve">                3 URI: Port:0 INACTIVE </w:t>
+      </w:r>
+      <w:proofErr w:type="spellStart"/>
+      <w:proofErr w:type="gramStart"/>
+      <w:r>
+        <w:t>Protocol:NONE</w:t>
+      </w:r>
+      <w:proofErr w:type="spellEnd"/>
+      <w:proofErr w:type="gramEnd"/>
+      <w:r>
+        <w:t xml:space="preserve"> ID:0xbee00038172d18c1</w:t>
       </w:r>
     </w:p>
     <w:p>
@@ -14741,7 +16858,17 @@
         <w:pStyle w:val="code"/>
       </w:pPr>
       <w:r>
-        <w:t xml:space="preserve">                4 URI:78.46.234.18 Port:30004 ACTIVE Protocol:BEAST ID:0xbee00038172d18c1</w:t>
+        <w:t xml:space="preserve">                4 URI:78.46.234.18 Port:30004 ACTIVE </w:t>
+      </w:r>
+      <w:proofErr w:type="spellStart"/>
+      <w:proofErr w:type="gramStart"/>
+      <w:r>
+        <w:t>Protocol:BEAST</w:t>
+      </w:r>
+      <w:proofErr w:type="spellEnd"/>
+      <w:proofErr w:type="gramEnd"/>
+      <w:r>
+        <w:t xml:space="preserve"> ID:0xbee00038172d18c1</w:t>
       </w:r>
     </w:p>
     <w:p>
@@ -14749,7 +16876,27 @@
         <w:pStyle w:val="code"/>
       </w:pPr>
       <w:r>
-        <w:t xml:space="preserve">                5 URI:feed.whereplane.xyz Port:30004 INACTIVE Protocol:BEAST ID:0xbee00038172d18c1</w:t>
+        <w:t xml:space="preserve">                5 </w:t>
+      </w:r>
+      <w:proofErr w:type="spellStart"/>
+      <w:proofErr w:type="gramStart"/>
+      <w:r>
+        <w:t>URI:feed.whereplane.xyz</w:t>
+      </w:r>
+      <w:proofErr w:type="spellEnd"/>
+      <w:proofErr w:type="gramEnd"/>
+      <w:r>
+        <w:t xml:space="preserve"> Port:30004 INACTIVE </w:t>
+      </w:r>
+      <w:proofErr w:type="spellStart"/>
+      <w:proofErr w:type="gramStart"/>
+      <w:r>
+        <w:t>Protocol:BEAST</w:t>
+      </w:r>
+      <w:proofErr w:type="spellEnd"/>
+      <w:proofErr w:type="gramEnd"/>
+      <w:r>
+        <w:t xml:space="preserve"> ID:0xbee00038172d18c1</w:t>
       </w:r>
     </w:p>
     <w:p>
@@ -14790,7 +16937,15 @@
     </w:p>
     <w:p>
       <w:r>
-        <w:t>Sending AT+SETTINGS?DUMP outputs a dump of all nonvolatile settings in AT command format, allowing them to be easily re-entered when restoring the ADSBee settings after a firmware upgrade, or for moving setting between devices.</w:t>
+        <w:t>Sending AT+</w:t>
+      </w:r>
+      <w:proofErr w:type="gramStart"/>
+      <w:r>
+        <w:t>SETTINGS?DUMP</w:t>
+      </w:r>
+      <w:proofErr w:type="gramEnd"/>
+      <w:r>
+        <w:t xml:space="preserve"> outputs a dump of all nonvolatile settings in AT command format, allowing them to be easily re-entered when restoring the ADSBee settings after a firmware upgrade, or for moving setting between devices.</w:t>
       </w:r>
     </w:p>
     <w:p>
@@ -14798,8 +16953,13 @@
         <w:pStyle w:val="code"/>
       </w:pPr>
       <w:r>
-        <w:t>AT+SETTINGS?DUMP</w:t>
-      </w:r>
+        <w:t>AT+</w:t>
+      </w:r>
+      <w:proofErr w:type="gramStart"/>
+      <w:r>
+        <w:t>SETTINGS?DUMP</w:t>
+      </w:r>
+      <w:proofErr w:type="gramEnd"/>
     </w:p>
     <w:p>
       <w:pPr>
@@ -14854,48 +17014,134 @@
         <w:pStyle w:val="code"/>
       </w:pPr>
       <w:r>
-        <w:t>AT+FEED=0,,0,0,NONE</w:t>
-      </w:r>
+        <w:t>AT+FEED=</w:t>
+      </w:r>
+      <w:proofErr w:type="gramStart"/>
+      <w:r>
+        <w:t>0,,</w:t>
+      </w:r>
+      <w:proofErr w:type="gramEnd"/>
+      <w:r>
+        <w:t>0,</w:t>
+      </w:r>
+      <w:proofErr w:type="gramStart"/>
+      <w:r>
+        <w:t>0,NONE</w:t>
+      </w:r>
+      <w:proofErr w:type="gramEnd"/>
     </w:p>
     <w:p>
       <w:pPr>
         <w:pStyle w:val="code"/>
       </w:pPr>
       <w:r>
-        <w:t>AT+FEED=1,,0,0,NONE</w:t>
-      </w:r>
+        <w:t>AT+FEED=</w:t>
+      </w:r>
+      <w:proofErr w:type="gramStart"/>
+      <w:r>
+        <w:t>1,,</w:t>
+      </w:r>
+      <w:proofErr w:type="gramEnd"/>
+      <w:r>
+        <w:t>0,</w:t>
+      </w:r>
+      <w:proofErr w:type="gramStart"/>
+      <w:r>
+        <w:t>0,NONE</w:t>
+      </w:r>
+      <w:proofErr w:type="gramEnd"/>
     </w:p>
     <w:p>
       <w:pPr>
         <w:pStyle w:val="code"/>
       </w:pPr>
       <w:r>
-        <w:t>AT+FEED=2,,0,0,NONE</w:t>
-      </w:r>
+        <w:t>AT+FEED=</w:t>
+      </w:r>
+      <w:proofErr w:type="gramStart"/>
+      <w:r>
+        <w:t>2,,</w:t>
+      </w:r>
+      <w:proofErr w:type="gramEnd"/>
+      <w:r>
+        <w:t>0,</w:t>
+      </w:r>
+      <w:proofErr w:type="gramStart"/>
+      <w:r>
+        <w:t>0,NONE</w:t>
+      </w:r>
+      <w:proofErr w:type="gramEnd"/>
     </w:p>
     <w:p>
       <w:pPr>
         <w:pStyle w:val="code"/>
       </w:pPr>
       <w:r>
-        <w:t>AT+FEED=3,,0,0,NONE</w:t>
-      </w:r>
+        <w:t>AT+FEED=</w:t>
+      </w:r>
+      <w:proofErr w:type="gramStart"/>
+      <w:r>
+        <w:t>3,,</w:t>
+      </w:r>
+      <w:proofErr w:type="gramEnd"/>
+      <w:r>
+        <w:t>0,</w:t>
+      </w:r>
+      <w:proofErr w:type="gramStart"/>
+      <w:r>
+        <w:t>0,NONE</w:t>
+      </w:r>
+      <w:proofErr w:type="gramEnd"/>
     </w:p>
     <w:p>
       <w:pPr>
         <w:pStyle w:val="code"/>
       </w:pPr>
       <w:r>
-        <w:t>AT+FEED=4,feed.airplanes.live,30004,1,BEAST</w:t>
-      </w:r>
+        <w:t>AT+FEED=</w:t>
+      </w:r>
+      <w:proofErr w:type="gramStart"/>
+      <w:r>
+        <w:t>4,feed</w:t>
+      </w:r>
+      <w:proofErr w:type="gramEnd"/>
+      <w:r>
+        <w:t>.</w:t>
+      </w:r>
+      <w:proofErr w:type="gramStart"/>
+      <w:r>
+        <w:t>airplanes.live</w:t>
+      </w:r>
+      <w:proofErr w:type="gramEnd"/>
+      <w:r>
+        <w:t>,30004,</w:t>
+      </w:r>
+      <w:proofErr w:type="gramStart"/>
+      <w:r>
+        <w:t>1,BEAST</w:t>
+      </w:r>
+      <w:proofErr w:type="gramEnd"/>
     </w:p>
     <w:p>
       <w:pPr>
         <w:pStyle w:val="code"/>
       </w:pPr>
       <w:r>
-        <w:t>AT+FEED=5,feed.adsb.fi,30004,1,BEAST</w:t>
-      </w:r>
+        <w:t>AT+FEED=</w:t>
+      </w:r>
+      <w:proofErr w:type="gramStart"/>
+      <w:r>
+        <w:t>5,feed.adsb.fi</w:t>
+      </w:r>
+      <w:proofErr w:type="gramEnd"/>
+      <w:r>
+        <w:t>,30004,</w:t>
+      </w:r>
+      <w:proofErr w:type="gramStart"/>
+      <w:r>
+        <w:t>1,BEAST</w:t>
+      </w:r>
+      <w:proofErr w:type="gramEnd"/>
     </w:p>
     <w:p>
       <w:pPr>
@@ -14910,15 +17156,28 @@
         <w:pStyle w:val="code"/>
       </w:pPr>
       <w:r>
-        <w:t>AT+PROTOCOL=CONSOLE,NONE</w:t>
-      </w:r>
+        <w:t>AT+PROTOCOL=</w:t>
+      </w:r>
+      <w:proofErr w:type="gramStart"/>
+      <w:r>
+        <w:t>CONSOLE,NONE</w:t>
+      </w:r>
+      <w:proofErr w:type="gramEnd"/>
     </w:p>
     <w:p>
       <w:pPr>
         <w:pStyle w:val="code"/>
       </w:pPr>
       <w:r>
-        <w:t>AT+PROTOCOL=COMMS_UART,MAVLINK1</w:t>
+        <w:t>AT+PROTOCOL=COMMS_</w:t>
+      </w:r>
+      <w:proofErr w:type="gramStart"/>
+      <w:r>
+        <w:t>UART,MAVLINK</w:t>
+      </w:r>
+      <w:proofErr w:type="gramEnd"/>
+      <w:r>
+        <w:t>1</w:t>
       </w:r>
     </w:p>
     <w:p>
@@ -14950,7 +17209,23 @@
         <w:pStyle w:val="code"/>
       </w:pPr>
       <w:r>
-        <w:t>AT+WIFI_AP=1,ADSBee1090-0240907000001,yummyflowers,11</w:t>
+        <w:t>AT+WIFI_AP=</w:t>
+      </w:r>
+      <w:proofErr w:type="gramStart"/>
+      <w:r>
+        <w:t>1,ADSBee</w:t>
+      </w:r>
+      <w:proofErr w:type="gramEnd"/>
+      <w:r>
+        <w:t>1090-</w:t>
+      </w:r>
+      <w:proofErr w:type="gramStart"/>
+      <w:r>
+        <w:t>0240907000001,yummyflowers</w:t>
+      </w:r>
+      <w:proofErr w:type="gramEnd"/>
+      <w:r>
+        <w:t>,11</w:t>
       </w:r>
     </w:p>
     <w:p>
@@ -14958,8 +17233,13 @@
         <w:pStyle w:val="code"/>
       </w:pPr>
       <w:r>
-        <w:t>AT+WIFI_STA=0,,</w:t>
-      </w:r>
+        <w:t>AT+WIFI_STA=</w:t>
+      </w:r>
+      <w:proofErr w:type="gramStart"/>
+      <w:r>
+        <w:t>0,,</w:t>
+      </w:r>
+      <w:proofErr w:type="gramEnd"/>
     </w:p>
     <w:p>
       <w:pPr>
@@ -15062,7 +17342,23 @@
     </w:p>
     <w:p>
       <w:r>
-        <w:t xml:space="preserve">Note that this command resets settings to factory defaults, but will not persist them to the next power on unless </w:t>
+        <w:t xml:space="preserve">Note that this command resets settings to factory </w:t>
+      </w:r>
+      <w:proofErr w:type="gramStart"/>
+      <w:r>
+        <w:t>defaults, but</w:t>
+      </w:r>
+      <w:proofErr w:type="gramEnd"/>
+      <w:r>
+        <w:t xml:space="preserve"> will not persist them to the next </w:t>
+      </w:r>
+      <w:proofErr w:type="gramStart"/>
+      <w:r>
+        <w:t>power on</w:t>
+      </w:r>
+      <w:proofErr w:type="gramEnd"/>
+      <w:r>
+        <w:t xml:space="preserve"> unless </w:t>
       </w:r>
       <w:r>
         <w:rPr>
@@ -15109,7 +17405,31 @@
         <w:ind w:left="0"/>
       </w:pPr>
       <w:r>
-        <w:t>Enable or disable the Sub-GHz receiver, if present. Can be used to drive the Sub-GHz receiver enable line HI or LO, or leave the corresponding GPIO in a high impedance state in order to allow external control (e.g. for using an external debugger).</w:t>
+        <w:t xml:space="preserve">Enable or disable the Sub-GHz receiver, if present. Can be used to drive the Sub-GHz receiver </w:t>
+      </w:r>
+      <w:proofErr w:type="gramStart"/>
+      <w:r>
+        <w:t>enable</w:t>
+      </w:r>
+      <w:proofErr w:type="gramEnd"/>
+      <w:r>
+        <w:t xml:space="preserve"> line HI or </w:t>
+      </w:r>
+      <w:proofErr w:type="gramStart"/>
+      <w:r>
+        <w:t>LO, or</w:t>
+      </w:r>
+      <w:proofErr w:type="gramEnd"/>
+      <w:r>
+        <w:t xml:space="preserve"> leave the corresponding GPIO in a high impedance state </w:t>
+      </w:r>
+      <w:proofErr w:type="gramStart"/>
+      <w:r>
+        <w:t>in order to</w:t>
+      </w:r>
+      <w:proofErr w:type="gramEnd"/>
+      <w:r>
+        <w:t xml:space="preserve"> allow external control (e.g. for using an external debugger).</w:t>
       </w:r>
     </w:p>
     <w:p>
@@ -15254,7 +17574,15 @@
           </w:p>
           <w:p>
             <w:r>
-              <w:t>EXTERNAL – Sub-GHz receiver enable is pulled low by default, but can be overridden by an external device.</w:t>
+              <w:t xml:space="preserve">EXTERNAL – Sub-GHz receiver enable is pulled low by </w:t>
+            </w:r>
+            <w:proofErr w:type="gramStart"/>
+            <w:r>
+              <w:t>default, but</w:t>
+            </w:r>
+            <w:proofErr w:type="gramEnd"/>
+            <w:r>
+              <w:t xml:space="preserve"> can be overridden by an external device.</w:t>
             </w:r>
           </w:p>
         </w:tc>
@@ -15339,25 +17667,24 @@
         <w:rPr>
           <w:color w:val="00AD4D"/>
         </w:rPr>
-        <w:t>[ RUN      ]</w:t>
-      </w:r>
-      <w:r>
-        <w:t xml:space="preserve"> SpiCoprocessor.WriteReadScratchNoAck</w:t>
-      </w:r>
-    </w:p>
-    <w:p>
-      <w:pPr>
-        <w:pStyle w:val="code"/>
-      </w:pPr>
+        <w:t xml:space="preserve">[ RUN    </w:t>
+      </w:r>
+      <w:proofErr w:type="gramStart"/>
       <w:r>
         <w:rPr>
           <w:color w:val="00AD4D"/>
         </w:rPr>
-        <w:t>[       OK ]</w:t>
-      </w:r>
-      <w:r>
-        <w:t xml:space="preserve"> SpiCoprocessor.WriteReadScratchNoAck (687000ns)</w:t>
-      </w:r>
+        <w:t xml:space="preserve">  ]</w:t>
+      </w:r>
+      <w:proofErr w:type="gramEnd"/>
+      <w:r>
+        <w:t xml:space="preserve"> </w:t>
+      </w:r>
+      <w:proofErr w:type="spellStart"/>
+      <w:r>
+        <w:t>SpiCoprocessor.WriteReadScratchNoAck</w:t>
+      </w:r>
+      <w:proofErr w:type="spellEnd"/>
     </w:p>
     <w:p>
       <w:pPr>
@@ -15367,24 +17694,26 @@
         <w:rPr>
           <w:color w:val="00AD4D"/>
         </w:rPr>
-        <w:t>[ RUN      ]</w:t>
-      </w:r>
-      <w:r>
-        <w:t xml:space="preserve"> SpiCoprocessor.WriteReadScratchWithAck</w:t>
-      </w:r>
-    </w:p>
-    <w:p>
-      <w:pPr>
-        <w:pStyle w:val="code"/>
-      </w:pPr>
+        <w:t xml:space="preserve">[       </w:t>
+      </w:r>
+      <w:proofErr w:type="gramStart"/>
       <w:r>
         <w:rPr>
           <w:color w:val="00AD4D"/>
         </w:rPr>
-        <w:t>[       OK ]</w:t>
-      </w:r>
-      <w:r>
-        <w:t xml:space="preserve"> SpiCoprocessor.WriteReadScratchWithAck (751000ns)</w:t>
+        <w:t>OK ]</w:t>
+      </w:r>
+      <w:proofErr w:type="gramEnd"/>
+      <w:r>
+        <w:t xml:space="preserve"> </w:t>
+      </w:r>
+      <w:proofErr w:type="spellStart"/>
+      <w:r>
+        <w:t>SpiCoprocessor.WriteReadScratchNoAck</w:t>
+      </w:r>
+      <w:proofErr w:type="spellEnd"/>
+      <w:r>
+        <w:t xml:space="preserve"> (687000ns)</w:t>
       </w:r>
     </w:p>
     <w:p>
@@ -15395,21 +17724,98 @@
         <w:rPr>
           <w:color w:val="00AD4D"/>
         </w:rPr>
-        <w:t>[ RUN      ]</w:t>
-      </w:r>
-      <w:r>
-        <w:t xml:space="preserve"> SPICoprocessor.ReadWriteReadRewriteRereadBigNoAck</w:t>
-      </w:r>
-    </w:p>
-    <w:p>
-      <w:pPr>
-        <w:pStyle w:val="code"/>
-      </w:pPr>
+        <w:t xml:space="preserve">[ RUN    </w:t>
+      </w:r>
+      <w:proofErr w:type="gramStart"/>
       <w:r>
         <w:rPr>
           <w:color w:val="00AD4D"/>
         </w:rPr>
-        <w:t>[       OK</w:t>
+        <w:t xml:space="preserve">  ]</w:t>
+      </w:r>
+      <w:proofErr w:type="gramEnd"/>
+      <w:r>
+        <w:t xml:space="preserve"> </w:t>
+      </w:r>
+      <w:proofErr w:type="spellStart"/>
+      <w:r>
+        <w:t>SpiCoprocessor.WriteReadScratchWithAck</w:t>
+      </w:r>
+      <w:proofErr w:type="spellEnd"/>
+    </w:p>
+    <w:p>
+      <w:pPr>
+        <w:pStyle w:val="code"/>
+      </w:pPr>
+      <w:r>
+        <w:rPr>
+          <w:color w:val="00AD4D"/>
+        </w:rPr>
+        <w:t xml:space="preserve">[       </w:t>
+      </w:r>
+      <w:proofErr w:type="gramStart"/>
+      <w:r>
+        <w:rPr>
+          <w:color w:val="00AD4D"/>
+        </w:rPr>
+        <w:t>OK ]</w:t>
+      </w:r>
+      <w:proofErr w:type="gramEnd"/>
+      <w:r>
+        <w:t xml:space="preserve"> </w:t>
+      </w:r>
+      <w:proofErr w:type="spellStart"/>
+      <w:r>
+        <w:t>SpiCoprocessor.WriteReadScratchWithAck</w:t>
+      </w:r>
+      <w:proofErr w:type="spellEnd"/>
+      <w:r>
+        <w:t xml:space="preserve"> (751000ns)</w:t>
+      </w:r>
+    </w:p>
+    <w:p>
+      <w:pPr>
+        <w:pStyle w:val="code"/>
+      </w:pPr>
+      <w:r>
+        <w:rPr>
+          <w:color w:val="00AD4D"/>
+        </w:rPr>
+        <w:t xml:space="preserve">[ RUN    </w:t>
+      </w:r>
+      <w:proofErr w:type="gramStart"/>
+      <w:r>
+        <w:rPr>
+          <w:color w:val="00AD4D"/>
+        </w:rPr>
+        <w:t xml:space="preserve">  ]</w:t>
+      </w:r>
+      <w:proofErr w:type="gramEnd"/>
+      <w:r>
+        <w:t xml:space="preserve"> </w:t>
+      </w:r>
+      <w:proofErr w:type="spellStart"/>
+      <w:r>
+        <w:t>SPICoprocessor.ReadWriteReadRewriteRereadBigNoAck</w:t>
+      </w:r>
+      <w:proofErr w:type="spellEnd"/>
+    </w:p>
+    <w:p>
+      <w:pPr>
+        <w:pStyle w:val="code"/>
+      </w:pPr>
+      <w:r>
+        <w:rPr>
+          <w:color w:val="00AD4D"/>
+        </w:rPr>
+        <w:t xml:space="preserve">[       </w:t>
+      </w:r>
+      <w:proofErr w:type="gramStart"/>
+      <w:r>
+        <w:rPr>
+          <w:color w:val="00AD4D"/>
+        </w:rPr>
+        <w:t>OK</w:t>
       </w:r>
       <w:r>
         <w:t xml:space="preserve"> </w:t>
@@ -15420,8 +17826,17 @@
         </w:rPr>
         <w:t>]</w:t>
       </w:r>
-      <w:r>
-        <w:t xml:space="preserve"> SPICoprocessor.ReadWriteReadRewriteRereadBigNoAck (25336000ns)</w:t>
+      <w:proofErr w:type="gramEnd"/>
+      <w:r>
+        <w:t xml:space="preserve"> </w:t>
+      </w:r>
+      <w:proofErr w:type="spellStart"/>
+      <w:r>
+        <w:t>SPICoprocessor.ReadWriteReadRewriteRereadBigNoAck</w:t>
+      </w:r>
+      <w:proofErr w:type="spellEnd"/>
+      <w:r>
+        <w:t xml:space="preserve"> (25336000ns)</w:t>
       </w:r>
     </w:p>
     <w:p>
@@ -15432,24 +17847,53 @@
         <w:rPr>
           <w:color w:val="00AD4D"/>
         </w:rPr>
-        <w:t>[ RUN      ]</w:t>
-      </w:r>
-      <w:r>
-        <w:t xml:space="preserve"> SPICoprocessor.ReadWriteReadRewriteRereadBigWithAck</w:t>
-      </w:r>
-    </w:p>
-    <w:p>
-      <w:pPr>
-        <w:pStyle w:val="code"/>
-      </w:pPr>
+        <w:t xml:space="preserve">[ RUN    </w:t>
+      </w:r>
+      <w:proofErr w:type="gramStart"/>
       <w:r>
         <w:rPr>
           <w:color w:val="00AD4D"/>
         </w:rPr>
-        <w:t>[       OK ]</w:t>
-      </w:r>
-      <w:r>
-        <w:t xml:space="preserve"> SPICoprocessor.ReadWriteReadRewriteRereadBigWithAck (29287000ns)</w:t>
+        <w:t xml:space="preserve">  ]</w:t>
+      </w:r>
+      <w:proofErr w:type="gramEnd"/>
+      <w:r>
+        <w:t xml:space="preserve"> </w:t>
+      </w:r>
+      <w:proofErr w:type="spellStart"/>
+      <w:r>
+        <w:t>SPICoprocessor.ReadWriteReadRewriteRereadBigWithAck</w:t>
+      </w:r>
+      <w:proofErr w:type="spellEnd"/>
+    </w:p>
+    <w:p>
+      <w:pPr>
+        <w:pStyle w:val="code"/>
+      </w:pPr>
+      <w:r>
+        <w:rPr>
+          <w:color w:val="00AD4D"/>
+        </w:rPr>
+        <w:t xml:space="preserve">[       </w:t>
+      </w:r>
+      <w:proofErr w:type="gramStart"/>
+      <w:r>
+        <w:rPr>
+          <w:color w:val="00AD4D"/>
+        </w:rPr>
+        <w:t>OK ]</w:t>
+      </w:r>
+      <w:proofErr w:type="gramEnd"/>
+      <w:r>
+        <w:t xml:space="preserve"> </w:t>
+      </w:r>
+      <w:proofErr w:type="spellStart"/>
+      <w:r>
+        <w:t>SPICoprocessor.ReadWriteReadRewriteRereadBigWithAck</w:t>
+      </w:r>
+      <w:proofErr w:type="spellEnd"/>
+      <w:r>
+        <w:t xml:space="preserve"> (29287000ns)</w:t>
       </w:r>
     </w:p>
     <w:p>
@@ -15473,11 +17917,19 @@
           <w:color w:val="00AD4D"/>
         </w:rPr>
       </w:pPr>
+      <w:proofErr w:type="gramStart"/>
       <w:r>
         <w:rPr>
           <w:color w:val="00AD4D"/>
         </w:rPr>
-        <w:t>[  PASSED  ] 4 tests.</w:t>
+        <w:t>[  PASSED  ]</w:t>
+      </w:r>
+      <w:proofErr w:type="gramEnd"/>
+      <w:r>
+        <w:rPr>
+          <w:color w:val="00AD4D"/>
+        </w:rPr>
+        <w:t xml:space="preserve"> 4 tests.</w:t>
       </w:r>
     </w:p>
     <w:p/>
@@ -15529,12 +17981,28 @@
     <w:p/>
     <w:p>
       <w:r>
-        <w:t>Queries the current value of the internal trigger level of the RF frontend’s data slicer circuit. Signals peaking above this level will trigger a demodulation. This value should be set substantially above the noise floor in order to avoid false triggers.</w:t>
-      </w:r>
-    </w:p>
-    <w:p>
-      <w:r>
-        <w:t>Note that the value returned from TL_READ is different from querying TL_SET, since the value returned by TL_READ is read from the RP2040’s ADC, while the value returned from querying TL_SET is the setpoint for the PWM output that generates the trigger level signal. They should be roughly similar, but slightly offset.</w:t>
+        <w:t xml:space="preserve">Queries the current value of the internal trigger level of the RF frontend’s data slicer circuit. Signals peaking above this level will trigger a demodulation. This value should be set substantially above the noise floor </w:t>
+      </w:r>
+      <w:proofErr w:type="gramStart"/>
+      <w:r>
+        <w:t>in order to</w:t>
+      </w:r>
+      <w:proofErr w:type="gramEnd"/>
+      <w:r>
+        <w:t xml:space="preserve"> avoid false triggers.</w:t>
+      </w:r>
+    </w:p>
+    <w:p>
+      <w:r>
+        <w:t xml:space="preserve">Note that the value returned from TL_READ is different from querying TL_SET, since the value returned by TL_READ is read from the RP2040’s ADC, while the value returned from querying TL_SET is the setpoint for the PWM output that generates the trigger level signal. They should be roughly </w:t>
+      </w:r>
+      <w:proofErr w:type="gramStart"/>
+      <w:r>
+        <w:t>similar, but</w:t>
+      </w:r>
+      <w:proofErr w:type="gramEnd"/>
+      <w:r>
+        <w:t xml:space="preserve"> slightly offset.</w:t>
       </w:r>
     </w:p>
     <w:p>
@@ -15681,9 +18149,11 @@
             <w:r>
               <w:t xml:space="preserve"> offset (</w:t>
             </w:r>
+            <w:proofErr w:type="spellStart"/>
             <w:r>
               <w:t>milliVolts</w:t>
             </w:r>
+            <w:proofErr w:type="spellEnd"/>
             <w:r>
               <w:t xml:space="preserve"> above the measured noise floor)</w:t>
             </w:r>
@@ -15739,7 +18209,15 @@
         <w:t xml:space="preserve">SET </w:t>
       </w:r>
       <w:r>
-        <w:t>command sets the value of the internal trigger level of the RF frontend’s data slicer circuit. Signals peaking above this level will trigger a demodulation. This value should be set above the noise floor in order to avoid false triggers.</w:t>
+        <w:t xml:space="preserve">command sets the value of the internal trigger level of the RF frontend’s data slicer circuit. Signals peaking above this level will trigger a demodulation. This value should be set above the noise floor </w:t>
+      </w:r>
+      <w:proofErr w:type="gramStart"/>
+      <w:r>
+        <w:t>in order to</w:t>
+      </w:r>
+      <w:proofErr w:type="gramEnd"/>
+      <w:r>
+        <w:t xml:space="preserve"> avoid false triggers.</w:t>
       </w:r>
     </w:p>
     <w:p>
@@ -15779,7 +18257,23 @@
         <w:t>instead</w:t>
       </w:r>
       <w:r>
-        <w:t xml:space="preserve"> of providing a trigger value in milliVolts. The self-learning process uses simulated annealing, where a random trigger value is chosen, and then random neighbors are traversed to if their trigger levels seem to provide an improved number of valid packets within the learning window. The allowable traversal distance is gradually decreased over time until a final value is settled upon. The self-learning process takes approximately 20 minutes. Note that as of the current firmware revision, hand-tuning the trigger value (or using the provided default value) may outperform the self-learning routine.</w:t>
+        <w:t xml:space="preserve"> of providing a trigger value in </w:t>
+      </w:r>
+      <w:proofErr w:type="spellStart"/>
+      <w:r>
+        <w:t>milliVolts</w:t>
+      </w:r>
+      <w:proofErr w:type="spellEnd"/>
+      <w:r>
+        <w:t xml:space="preserve">. The self-learning process uses simulated annealing, where a random trigger value is chosen, and then random neighbors are traversed to if their trigger levels seem to provide an improved number of valid packets within the learning window. The allowable traversal distance is gradually decreased over time until a final value is settled upon. The self-learning process takes approximately 20 minutes. Note that as </w:t>
+      </w:r>
+      <w:proofErr w:type="gramStart"/>
+      <w:r>
+        <w:t>of</w:t>
+      </w:r>
+      <w:proofErr w:type="gramEnd"/>
+      <w:r>
+        <w:t xml:space="preserve"> the current firmware revision, hand-tuning the trigger value (or using the provided default value) may outperform the self-learning routine.</w:t>
       </w:r>
     </w:p>
     <w:p>
@@ -15912,7 +18406,31 @@
     </w:p>
     <w:p>
       <w:r>
-        <w:t>The ADSBee features a watchdog timer on the RP2040, which will automatically reset all microcontrollers on the board if code executing on the RP2040 freezes up, or if SPI communication with the ESP32 breaks down. This is intended to provide a means of automatic recovery in case of a hard fault caused by firmware bugs (likely), power glitches (maybe), or cosmic rays (probably not). As the watchdog may not be wanted in some cases, like debugging hardfaults, or during device programming / beakpoint debugging, it can be disabled. Additionally, means are provided for self-testing the watchdog via AT command in order to verify that it is still active.</w:t>
+        <w:t xml:space="preserve">The ADSBee features a watchdog timer on the RP2040, which will automatically reset all microcontrollers on the board if code executing on the RP2040 freezes up, or if SPI communication with the ESP32 breaks down. This is intended to provide a means of automatic recovery in case of a hard fault caused by firmware bugs (likely), power glitches (maybe), or cosmic rays (probably not). As the watchdog may not be wanted in some cases, like debugging </w:t>
+      </w:r>
+      <w:proofErr w:type="spellStart"/>
+      <w:r>
+        <w:t>hardfaults</w:t>
+      </w:r>
+      <w:proofErr w:type="spellEnd"/>
+      <w:r>
+        <w:t xml:space="preserve">, or during device programming / </w:t>
+      </w:r>
+      <w:proofErr w:type="spellStart"/>
+      <w:r>
+        <w:t>beakpoint</w:t>
+      </w:r>
+      <w:proofErr w:type="spellEnd"/>
+      <w:r>
+        <w:t xml:space="preserve"> debugging, it can be disabled. Additionally, means are provided for self-testing the watchdog via AT command </w:t>
+      </w:r>
+      <w:proofErr w:type="gramStart"/>
+      <w:r>
+        <w:t>in order to</w:t>
+      </w:r>
+      <w:proofErr w:type="gramEnd"/>
+      <w:r>
+        <w:t xml:space="preserve"> verify that it is still active.</w:t>
       </w:r>
     </w:p>
     <w:p>
@@ -15934,7 +18452,15 @@
         <w:pStyle w:val="code"/>
       </w:pPr>
       <w:r>
-        <w:t>AT+WATCHDOG=&lt;timeout_sec&gt;</w:t>
+        <w:t>AT+WATCHDOG=&lt;</w:t>
+      </w:r>
+      <w:proofErr w:type="spellStart"/>
+      <w:r>
+        <w:t>timeout_sec</w:t>
+      </w:r>
+      <w:proofErr w:type="spellEnd"/>
+      <w:r>
+        <w:t>&gt;</w:t>
       </w:r>
     </w:p>
     <w:p/>
@@ -16028,7 +18554,15 @@
           </w:tcPr>
           <w:p>
             <w:r>
-              <w:t>Trigger level, in milliVolts, or the activation word to begin a self-learning process for the trigger level using simulated annealing.</w:t>
+              <w:t xml:space="preserve">Trigger level, in </w:t>
+            </w:r>
+            <w:proofErr w:type="spellStart"/>
+            <w:r>
+              <w:t>milliVolts</w:t>
+            </w:r>
+            <w:proofErr w:type="spellEnd"/>
+            <w:r>
+              <w:t>, or the activation word to begin a self-learning process for the trigger level using simulated annealing.</w:t>
             </w:r>
           </w:p>
         </w:tc>
@@ -16160,7 +18694,63 @@
     </w:p>
     <w:p>
       <w:r>
-        <w:t xml:space="preserve">The ADSBee creates its own WiFi access point that allows other devices to join its network in order to access the Web CLI and receive aircraft data (e.g. GDL90 traffic info over UDP port 4000). The WiFi AP can be enabled/disabled and can have its SSID, password, and WiFi channel customized. Note that WiFi settings don’t have any affect unless the ESP32 is enabled, and are not propagated to the ESP32 unless settings are saved with </w:t>
+        <w:t xml:space="preserve">The ADSBee creates its own </w:t>
+      </w:r>
+      <w:proofErr w:type="spellStart"/>
+      <w:r>
+        <w:t>WiFi</w:t>
+      </w:r>
+      <w:proofErr w:type="spellEnd"/>
+      <w:r>
+        <w:t xml:space="preserve"> access point that allows other devices to join its network </w:t>
+      </w:r>
+      <w:proofErr w:type="gramStart"/>
+      <w:r>
+        <w:t>in order to</w:t>
+      </w:r>
+      <w:proofErr w:type="gramEnd"/>
+      <w:r>
+        <w:t xml:space="preserve"> access the Web CLI and receive aircraft data (e.g. GDL90 traffic info over UDP port 4000). The </w:t>
+      </w:r>
+      <w:proofErr w:type="spellStart"/>
+      <w:r>
+        <w:t>WiFi</w:t>
+      </w:r>
+      <w:proofErr w:type="spellEnd"/>
+      <w:r>
+        <w:t xml:space="preserve"> AP can be enabled/disabled and can have its SSID, password, and </w:t>
+      </w:r>
+      <w:proofErr w:type="spellStart"/>
+      <w:r>
+        <w:t>WiFi</w:t>
+      </w:r>
+      <w:proofErr w:type="spellEnd"/>
+      <w:r>
+        <w:t xml:space="preserve"> channel customized. Note that </w:t>
+      </w:r>
+      <w:proofErr w:type="spellStart"/>
+      <w:r>
+        <w:t>WiFi</w:t>
+      </w:r>
+      <w:proofErr w:type="spellEnd"/>
+      <w:r>
+        <w:t xml:space="preserve"> settings don’t have any </w:t>
+      </w:r>
+      <w:proofErr w:type="gramStart"/>
+      <w:r>
+        <w:t>affect</w:t>
+      </w:r>
+      <w:proofErr w:type="gramEnd"/>
+      <w:r>
+        <w:t xml:space="preserve"> unless the ESP32 is </w:t>
+      </w:r>
+      <w:proofErr w:type="gramStart"/>
+      <w:r>
+        <w:t>enabled, and</w:t>
+      </w:r>
+      <w:proofErr w:type="gramEnd"/>
+      <w:r>
+        <w:t xml:space="preserve"> are not propagated to the ESP32 unless settings are saved with </w:t>
       </w:r>
       <w:r>
         <w:rPr>
@@ -16182,7 +18772,15 @@
       </w:pPr>
       <w:bookmarkStart w:id="71" w:name="_Toc230658079"/>
       <w:r>
-        <w:t>Configure the WiFi Access Point</w:t>
+        <w:t xml:space="preserve">Configure the </w:t>
+      </w:r>
+      <w:proofErr w:type="spellStart"/>
+      <w:r>
+        <w:t>WiFi</w:t>
+      </w:r>
+      <w:proofErr w:type="spellEnd"/>
+      <w:r>
+        <w:t xml:space="preserve"> Access Point</w:t>
       </w:r>
       <w:bookmarkEnd w:id="71"/>
     </w:p>
@@ -16191,7 +18789,40 @@
         <w:pStyle w:val="code"/>
       </w:pPr>
       <w:r>
-        <w:t>AT+WIFI_AP=&lt;enabled&gt;,&lt;ap_ssid&gt;,&lt;ap_pwd&gt;,&lt;ap_channel&gt;</w:t>
+        <w:t>AT+WIFI_AP=&lt;enabled</w:t>
+      </w:r>
+      <w:proofErr w:type="gramStart"/>
+      <w:r>
+        <w:t>&gt;,&lt;</w:t>
+      </w:r>
+      <w:proofErr w:type="spellStart"/>
+      <w:proofErr w:type="gramEnd"/>
+      <w:r>
+        <w:t>ap_ssid</w:t>
+      </w:r>
+      <w:proofErr w:type="spellEnd"/>
+      <w:proofErr w:type="gramStart"/>
+      <w:r>
+        <w:t>&gt;,&lt;</w:t>
+      </w:r>
+      <w:proofErr w:type="spellStart"/>
+      <w:proofErr w:type="gramEnd"/>
+      <w:r>
+        <w:t>ap_pwd</w:t>
+      </w:r>
+      <w:proofErr w:type="spellEnd"/>
+      <w:proofErr w:type="gramStart"/>
+      <w:r>
+        <w:t>&gt;,&lt;</w:t>
+      </w:r>
+      <w:proofErr w:type="spellStart"/>
+      <w:proofErr w:type="gramEnd"/>
+      <w:r>
+        <w:t>ap_channel</w:t>
+      </w:r>
+      <w:proofErr w:type="spellEnd"/>
+      <w:r>
+        <w:t>&gt;</w:t>
       </w:r>
     </w:p>
     <w:p/>
@@ -16295,12 +18926,28 @@
           </w:tcPr>
           <w:p>
             <w:r>
-              <w:t>0 – Disable WiFi access point.</w:t>
-            </w:r>
-          </w:p>
-          <w:p>
-            <w:r>
-              <w:t>1 – Enable WiFi access point.</w:t>
+              <w:t xml:space="preserve">0 – Disable </w:t>
+            </w:r>
+            <w:proofErr w:type="spellStart"/>
+            <w:r>
+              <w:t>WiFi</w:t>
+            </w:r>
+            <w:proofErr w:type="spellEnd"/>
+            <w:r>
+              <w:t xml:space="preserve"> access point.</w:t>
+            </w:r>
+          </w:p>
+          <w:p>
+            <w:r>
+              <w:t xml:space="preserve">1 – Enable </w:t>
+            </w:r>
+            <w:proofErr w:type="spellStart"/>
+            <w:r>
+              <w:t>WiFi</w:t>
+            </w:r>
+            <w:proofErr w:type="spellEnd"/>
+            <w:r>
+              <w:t xml:space="preserve"> access point.</w:t>
             </w:r>
           </w:p>
         </w:tc>
@@ -16311,9 +18958,11 @@
             <w:tcW w:w="1548" w:type="dxa"/>
           </w:tcPr>
           <w:p>
+            <w:proofErr w:type="spellStart"/>
             <w:r>
               <w:t>ap_ssid</w:t>
             </w:r>
+            <w:proofErr w:type="spellEnd"/>
           </w:p>
         </w:tc>
         <w:tc>
@@ -16343,9 +18992,11 @@
             <w:tcW w:w="1548" w:type="dxa"/>
           </w:tcPr>
           <w:p>
+            <w:proofErr w:type="spellStart"/>
             <w:r>
               <w:t>ap_pwd</w:t>
             </w:r>
+            <w:proofErr w:type="spellEnd"/>
           </w:p>
         </w:tc>
         <w:tc>
@@ -16354,7 +19005,15 @@
           </w:tcPr>
           <w:p>
             <w:r>
-              <w:t>Password for the access point. Defaults to “yummyflowers”. Can be set to a value up to 64 characters long.</w:t>
+              <w:t>Password for the access point. Defaults to “</w:t>
+            </w:r>
+            <w:proofErr w:type="spellStart"/>
+            <w:r>
+              <w:t>yummyflowers</w:t>
+            </w:r>
+            <w:proofErr w:type="spellEnd"/>
+            <w:r>
+              <w:t>”. Can be set to a value up to 64 characters long.</w:t>
             </w:r>
           </w:p>
         </w:tc>
@@ -16375,9 +19034,11 @@
             <w:tcW w:w="1548" w:type="dxa"/>
           </w:tcPr>
           <w:p>
+            <w:proofErr w:type="spellStart"/>
             <w:r>
               <w:t>ap_channel</w:t>
             </w:r>
+            <w:proofErr w:type="spellEnd"/>
           </w:p>
         </w:tc>
         <w:tc>
@@ -16385,14 +19046,43 @@
             <w:tcW w:w="4860" w:type="dxa"/>
           </w:tcPr>
           <w:p>
-            <w:r>
-              <w:t>WiFi channel number for the access point. Can be set to a value from 1-11. A random channel value is chosen by default during initial programming of the device. It is recommended to change the channel value to a frequency with low utilization in the installation location.</w:t>
+            <w:proofErr w:type="spellStart"/>
+            <w:r>
+              <w:t>WiFi</w:t>
+            </w:r>
+            <w:proofErr w:type="spellEnd"/>
+            <w:r>
+              <w:t xml:space="preserve"> channel number for the access point. Can be set to a value from 1-11. A random channel value is chosen by default during initial programming of the device. It is recommended to change the channel value to a frequency with low utilization in the installation location.</w:t>
             </w:r>
           </w:p>
           <w:p/>
           <w:p>
             <w:r>
-              <w:t>Note that the ap_channel is overridden automatically if both the access point and station mode are used simultaneously; the wifi access point will use only the channel that was selected by the wifi station when connecting to a network.</w:t>
+              <w:t xml:space="preserve">Note that the </w:t>
+            </w:r>
+            <w:proofErr w:type="spellStart"/>
+            <w:r>
+              <w:t>ap_channel</w:t>
+            </w:r>
+            <w:proofErr w:type="spellEnd"/>
+            <w:r>
+              <w:t xml:space="preserve"> is overridden automatically if both the access point and station mode are used simultaneously; the </w:t>
+            </w:r>
+            <w:proofErr w:type="spellStart"/>
+            <w:r>
+              <w:t>wifi</w:t>
+            </w:r>
+            <w:proofErr w:type="spellEnd"/>
+            <w:r>
+              <w:t xml:space="preserve"> access point will use only the channel that was selected by the </w:t>
+            </w:r>
+            <w:proofErr w:type="spellStart"/>
+            <w:r>
+              <w:t>wifi</w:t>
+            </w:r>
+            <w:proofErr w:type="spellEnd"/>
+            <w:r>
+              <w:t xml:space="preserve"> station when connecting to a network.</w:t>
             </w:r>
           </w:p>
         </w:tc>
@@ -16419,7 +19109,15 @@
       </w:pPr>
       <w:bookmarkStart w:id="72" w:name="_Toc230658080"/>
       <w:r>
-        <w:t>Query the WiFi Access Point Configuration</w:t>
+        <w:t xml:space="preserve">Query the </w:t>
+      </w:r>
+      <w:proofErr w:type="spellStart"/>
+      <w:r>
+        <w:t>WiFi</w:t>
+      </w:r>
+      <w:proofErr w:type="spellEnd"/>
+      <w:r>
+        <w:t xml:space="preserve"> Access Point Configuration</w:t>
       </w:r>
       <w:bookmarkEnd w:id="72"/>
     </w:p>
@@ -16436,7 +19134,23 @@
         <w:pStyle w:val="code"/>
       </w:pPr>
       <w:r>
-        <w:t>WIFI_AP=1,ADSBee1090-0240907000001,yummyflowers,3</w:t>
+        <w:t>WIFI_AP=</w:t>
+      </w:r>
+      <w:proofErr w:type="gramStart"/>
+      <w:r>
+        <w:t>1,ADSBee</w:t>
+      </w:r>
+      <w:proofErr w:type="gramEnd"/>
+      <w:r>
+        <w:t>1090-</w:t>
+      </w:r>
+      <w:proofErr w:type="gramStart"/>
+      <w:r>
+        <w:t>0240907000001,yummyflowers</w:t>
+      </w:r>
+      <w:proofErr w:type="gramEnd"/>
+      <w:r>
+        <w:t>,3</w:t>
       </w:r>
     </w:p>
     <w:p/>
@@ -16479,7 +19193,39 @@
     </w:p>
     <w:p>
       <w:r>
-        <w:t>The ADSBee can join external WiFi networks as a WiFi station in order to allow connections from other devices on the existing network, or to connect to the internet in order to feed remote endpoints with air traffic data.</w:t>
+        <w:t xml:space="preserve">The ADSBee can join external </w:t>
+      </w:r>
+      <w:proofErr w:type="spellStart"/>
+      <w:r>
+        <w:t>WiFi</w:t>
+      </w:r>
+      <w:proofErr w:type="spellEnd"/>
+      <w:r>
+        <w:t xml:space="preserve"> networks as a </w:t>
+      </w:r>
+      <w:proofErr w:type="spellStart"/>
+      <w:r>
+        <w:t>WiFi</w:t>
+      </w:r>
+      <w:proofErr w:type="spellEnd"/>
+      <w:r>
+        <w:t xml:space="preserve"> station </w:t>
+      </w:r>
+      <w:proofErr w:type="gramStart"/>
+      <w:r>
+        <w:t>in order to</w:t>
+      </w:r>
+      <w:proofErr w:type="gramEnd"/>
+      <w:r>
+        <w:t xml:space="preserve"> allow connections from other devices on the existing network, or to connect to the internet </w:t>
+      </w:r>
+      <w:proofErr w:type="gramStart"/>
+      <w:r>
+        <w:t>in order to</w:t>
+      </w:r>
+      <w:proofErr w:type="gramEnd"/>
+      <w:r>
+        <w:t xml:space="preserve"> feed remote endpoints with air traffic data.</w:t>
       </w:r>
     </w:p>
     <w:p>
@@ -16492,7 +19238,15 @@
       </w:pPr>
       <w:bookmarkStart w:id="74" w:name="_Toc230658082"/>
       <w:r>
-        <w:t>Configure the WiFi Station</w:t>
+        <w:t xml:space="preserve">Configure the </w:t>
+      </w:r>
+      <w:proofErr w:type="spellStart"/>
+      <w:r>
+        <w:t>WiFi</w:t>
+      </w:r>
+      <w:proofErr w:type="spellEnd"/>
+      <w:r>
+        <w:t xml:space="preserve"> Station</w:t>
       </w:r>
       <w:bookmarkEnd w:id="74"/>
     </w:p>
@@ -16501,7 +19255,30 @@
         <w:pStyle w:val="code"/>
       </w:pPr>
       <w:r>
-        <w:t>AT+WIFI_STA=&lt;enabled&gt;,&lt;sta_ssid&gt;,&lt;sta_pwd&gt;</w:t>
+        <w:t>AT+WIFI_STA=&lt;enabled</w:t>
+      </w:r>
+      <w:proofErr w:type="gramStart"/>
+      <w:r>
+        <w:t>&gt;,&lt;</w:t>
+      </w:r>
+      <w:proofErr w:type="spellStart"/>
+      <w:proofErr w:type="gramEnd"/>
+      <w:r>
+        <w:t>sta_ssid</w:t>
+      </w:r>
+      <w:proofErr w:type="spellEnd"/>
+      <w:proofErr w:type="gramStart"/>
+      <w:r>
+        <w:t>&gt;,&lt;</w:t>
+      </w:r>
+      <w:proofErr w:type="spellStart"/>
+      <w:proofErr w:type="gramEnd"/>
+      <w:r>
+        <w:t>sta_pwd</w:t>
+      </w:r>
+      <w:proofErr w:type="spellEnd"/>
+      <w:r>
+        <w:t>&gt;</w:t>
       </w:r>
     </w:p>
     <w:p/>
@@ -16605,12 +19382,28 @@
           </w:tcPr>
           <w:p>
             <w:r>
-              <w:t>0 – Disable WiFi station.</w:t>
-            </w:r>
-          </w:p>
-          <w:p>
-            <w:r>
-              <w:t>1 – Enable WiFi station.</w:t>
+              <w:t xml:space="preserve">0 – Disable </w:t>
+            </w:r>
+            <w:proofErr w:type="spellStart"/>
+            <w:r>
+              <w:t>WiFi</w:t>
+            </w:r>
+            <w:proofErr w:type="spellEnd"/>
+            <w:r>
+              <w:t xml:space="preserve"> station.</w:t>
+            </w:r>
+          </w:p>
+          <w:p>
+            <w:r>
+              <w:t xml:space="preserve">1 – Enable </w:t>
+            </w:r>
+            <w:proofErr w:type="spellStart"/>
+            <w:r>
+              <w:t>WiFi</w:t>
+            </w:r>
+            <w:proofErr w:type="spellEnd"/>
+            <w:r>
+              <w:t xml:space="preserve"> station.</w:t>
             </w:r>
           </w:p>
         </w:tc>
@@ -16621,9 +19414,11 @@
             <w:tcW w:w="1548" w:type="dxa"/>
           </w:tcPr>
           <w:p>
+            <w:proofErr w:type="spellStart"/>
             <w:r>
               <w:t>sta_ssid</w:t>
             </w:r>
+            <w:proofErr w:type="spellEnd"/>
           </w:p>
         </w:tc>
         <w:tc>
@@ -16653,9 +19448,11 @@
             <w:tcW w:w="1548" w:type="dxa"/>
           </w:tcPr>
           <w:p>
+            <w:proofErr w:type="spellStart"/>
             <w:r>
               <w:t>sta_pwd</w:t>
             </w:r>
+            <w:proofErr w:type="spellEnd"/>
           </w:p>
         </w:tc>
         <w:tc>
@@ -16696,7 +19493,15 @@
       </w:pPr>
       <w:bookmarkStart w:id="75" w:name="_Toc230658083"/>
       <w:r>
-        <w:t>Query the WiFi Station Configuration</w:t>
+        <w:t xml:space="preserve">Query the </w:t>
+      </w:r>
+      <w:proofErr w:type="spellStart"/>
+      <w:r>
+        <w:t>WiFi</w:t>
+      </w:r>
+      <w:proofErr w:type="spellEnd"/>
+      <w:r>
+        <w:t xml:space="preserve"> Station Configuration</w:t>
       </w:r>
       <w:bookmarkEnd w:id="75"/>
     </w:p>
@@ -16705,13 +19510,37 @@
         <w:pStyle w:val="code"/>
       </w:pPr>
       <w:r>
-        <w:t>WIFI_STA=1,</w:t>
-      </w:r>
-      <w:r>
-        <w:t>My Supercool WiFi Network</w:t>
-      </w:r>
-      <w:r>
-        <w:t>,********</w:t>
+        <w:t>WIFI_STA=</w:t>
+      </w:r>
+      <w:proofErr w:type="gramStart"/>
+      <w:r>
+        <w:t>1,</w:t>
+      </w:r>
+      <w:r>
+        <w:t>My</w:t>
+      </w:r>
+      <w:proofErr w:type="gramEnd"/>
+      <w:r>
+        <w:t xml:space="preserve"> Supercool </w:t>
+      </w:r>
+      <w:proofErr w:type="spellStart"/>
+      <w:r>
+        <w:t>WiFi</w:t>
+      </w:r>
+      <w:proofErr w:type="spellEnd"/>
+      <w:r>
+        <w:t xml:space="preserve"> </w:t>
+      </w:r>
+      <w:proofErr w:type="gramStart"/>
+      <w:r>
+        <w:t>Network</w:t>
+      </w:r>
+      <w:r>
+        <w:t>,*</w:t>
+      </w:r>
+      <w:proofErr w:type="gramEnd"/>
+      <w:r>
+        <w:t>*******</w:t>
       </w:r>
       <w:r>
         <w:t>**</w:t>
@@ -16727,7 +19556,15 @@
         </w:rPr>
       </w:pPr>
       <w:r>
-        <w:t>Queries the configuration used by the ADSBee to join an external WiFi network. Note that the value and ordering of the arguments is identical to the configuration command, except the password is censored.</w:t>
+        <w:t xml:space="preserve">Queries the configuration used by the ADSBee to join an external </w:t>
+      </w:r>
+      <w:proofErr w:type="spellStart"/>
+      <w:r>
+        <w:t>WiFi</w:t>
+      </w:r>
+      <w:proofErr w:type="spellEnd"/>
+      <w:r>
+        <w:t xml:space="preserve"> network. Note that the value and ordering of the arguments is identical to the configuration command, except the password is censored.</w:t>
       </w:r>
       <w:r>
         <w:br w:type="page"/>
@@ -16761,9 +19598,11 @@
           <w:numId w:val="3"/>
         </w:numPr>
       </w:pPr>
+      <w:proofErr w:type="spellStart"/>
       <w:r>
         <w:t>CSBee</w:t>
       </w:r>
+      <w:proofErr w:type="spellEnd"/>
     </w:p>
     <w:p>
       <w:pPr>
@@ -16852,6 +19691,7 @@
         </w:numPr>
       </w:pPr>
       <w:bookmarkStart w:id="77" w:name="_Toc230658085"/>
+      <w:proofErr w:type="spellStart"/>
       <w:r>
         <w:lastRenderedPageBreak/>
         <w:t>CSB</w:t>
@@ -16860,6 +19700,7 @@
         <w:t>ee</w:t>
       </w:r>
       <w:bookmarkEnd w:id="77"/>
+      <w:proofErr w:type="spellEnd"/>
     </w:p>
     <w:p>
       <w:r>
@@ -16868,13 +19709,29 @@
     </w:p>
     <w:p>
       <w:r>
-        <w:t>The CSBee protocol is</w:t>
+        <w:t xml:space="preserve">The </w:t>
+      </w:r>
+      <w:proofErr w:type="spellStart"/>
+      <w:r>
+        <w:t>CSBee</w:t>
+      </w:r>
+      <w:proofErr w:type="spellEnd"/>
+      <w:r>
+        <w:t xml:space="preserve"> protocol is</w:t>
       </w:r>
       <w:r>
         <w:t xml:space="preserve"> heavily</w:t>
       </w:r>
       <w:r>
-        <w:t xml:space="preserve"> inspired by the Aerobits Aero CSV protocol.</w:t>
+        <w:t xml:space="preserve"> inspired by the </w:t>
+      </w:r>
+      <w:proofErr w:type="spellStart"/>
+      <w:r>
+        <w:t>Aerobits</w:t>
+      </w:r>
+      <w:proofErr w:type="spellEnd"/>
+      <w:r>
+        <w:t xml:space="preserve"> Aero CSV protocol.</w:t>
       </w:r>
     </w:p>
     <w:p>
@@ -16886,14 +19743,67 @@
         </w:numPr>
       </w:pPr>
       <w:bookmarkStart w:id="78" w:name="_Toc230658086"/>
-      <w:r>
-        <w:t>CSBee Protocol Version History</w:t>
+      <w:proofErr w:type="spellStart"/>
+      <w:r>
+        <w:t>CSBee</w:t>
+      </w:r>
+      <w:proofErr w:type="spellEnd"/>
+      <w:r>
+        <w:t xml:space="preserve"> Protocol Version History</w:t>
       </w:r>
       <w:bookmarkEnd w:id="78"/>
     </w:p>
     <w:p>
       <w:r>
-        <w:t>Consult the table below for a version history of the CSBee protocol. Each version of the ADSBee firmware writes only the most recent version of the CSBee protocol. All versions of the CSBee protocol except for the most recent version are considered deprecated. Whenever possible, efforts are made to reduce breaking changes to the CSBee protocol when incrementing the version number.</w:t>
+        <w:t xml:space="preserve">Consult the table below for a </w:t>
+      </w:r>
+      <w:proofErr w:type="gramStart"/>
+      <w:r>
+        <w:t>version</w:t>
+      </w:r>
+      <w:proofErr w:type="gramEnd"/>
+      <w:r>
+        <w:t xml:space="preserve"> history of the </w:t>
+      </w:r>
+      <w:proofErr w:type="spellStart"/>
+      <w:r>
+        <w:t>CSBee</w:t>
+      </w:r>
+      <w:proofErr w:type="spellEnd"/>
+      <w:r>
+        <w:t xml:space="preserve"> protocol. Each version of the ADSBee firmware writes only the most recent version of the </w:t>
+      </w:r>
+      <w:proofErr w:type="spellStart"/>
+      <w:r>
+        <w:t>CSBee</w:t>
+      </w:r>
+      <w:proofErr w:type="spellEnd"/>
+      <w:r>
+        <w:t xml:space="preserve"> protocol. All versions of the </w:t>
+      </w:r>
+      <w:proofErr w:type="spellStart"/>
+      <w:r>
+        <w:t>CSBee</w:t>
+      </w:r>
+      <w:proofErr w:type="spellEnd"/>
+      <w:r>
+        <w:t xml:space="preserve"> protocol except for the most recent version are considered deprecated. Whenever possible, efforts are made to reduce breaking changes to the </w:t>
+      </w:r>
+      <w:proofErr w:type="spellStart"/>
+      <w:r>
+        <w:t>CSBee</w:t>
+      </w:r>
+      <w:proofErr w:type="spellEnd"/>
+      <w:r>
+        <w:t xml:space="preserve"> protocol when </w:t>
+      </w:r>
+      <w:proofErr w:type="gramStart"/>
+      <w:r>
+        <w:t>incrementing</w:t>
+      </w:r>
+      <w:proofErr w:type="gramEnd"/>
+      <w:r>
+        <w:t xml:space="preserve"> the version number.</w:t>
       </w:r>
     </w:p>
     <w:p>
@@ -16945,12 +19855,21 @@
                 <w:bCs/>
               </w:rPr>
             </w:pPr>
+            <w:proofErr w:type="spellStart"/>
             <w:r>
               <w:rPr>
                 <w:b/>
                 <w:bCs/>
               </w:rPr>
-              <w:t xml:space="preserve">CSBee </w:t>
+              <w:t>CSBee</w:t>
+            </w:r>
+            <w:proofErr w:type="spellEnd"/>
+            <w:r>
+              <w:rPr>
+                <w:b/>
+                <w:bCs/>
+              </w:rPr>
+              <w:t xml:space="preserve"> </w:t>
             </w:r>
             <w:r>
               <w:rPr>
@@ -17174,7 +20093,15 @@
               <w:t xml:space="preserve">Add </w:t>
             </w:r>
             <w:r>
-              <w:t>dedicated fields for GNSS / baro vertical rates</w:t>
+              <w:t xml:space="preserve">dedicated fields for GNSS / </w:t>
+            </w:r>
+            <w:proofErr w:type="spellStart"/>
+            <w:r>
+              <w:t>baro</w:t>
+            </w:r>
+            <w:proofErr w:type="spellEnd"/>
+            <w:r>
+              <w:t xml:space="preserve"> vertical rates</w:t>
             </w:r>
             <w:r>
               <w:t>.</w:t>
@@ -17255,11 +20182,16 @@
               <w:spacing w:after="0"/>
             </w:pPr>
             <w:r>
-              <w:t>Add is_</w:t>
+              <w:t xml:space="preserve">Add </w:t>
+            </w:r>
+            <w:proofErr w:type="spellStart"/>
+            <w:r>
+              <w:t>is_</w:t>
             </w:r>
             <w:r>
               <w:t>non_transponder</w:t>
             </w:r>
+            <w:proofErr w:type="spellEnd"/>
             <w:r>
               <w:t xml:space="preserve"> flag to Mode S aircraft</w:t>
             </w:r>
@@ -17290,7 +20222,15 @@
               <w:spacing w:after="0"/>
             </w:pPr>
             <w:r>
-              <w:t>Add is_utc_coupled flag to UAT aircraft.</w:t>
+              <w:t xml:space="preserve">Add </w:t>
+            </w:r>
+            <w:proofErr w:type="spellStart"/>
+            <w:r>
+              <w:t>is_utc_coupled</w:t>
+            </w:r>
+            <w:proofErr w:type="spellEnd"/>
+            <w:r>
+              <w:t xml:space="preserve"> flag to UAT aircraft.</w:t>
             </w:r>
           </w:p>
         </w:tc>
@@ -17341,32 +20281,75 @@
         <w:pStyle w:val="code"/>
       </w:pPr>
       <w:r>
-        <w:t>#A:ICAO,FLAGS,CALL,SQ</w:t>
+        <w:t>#</w:t>
+      </w:r>
+      <w:proofErr w:type="gramStart"/>
+      <w:r>
+        <w:t>A:ICAO</w:t>
+      </w:r>
+      <w:proofErr w:type="gramEnd"/>
+      <w:r>
+        <w:t>,</w:t>
+      </w:r>
+      <w:proofErr w:type="gramStart"/>
+      <w:r>
+        <w:t>FLAGS,CALL</w:t>
+      </w:r>
+      <w:proofErr w:type="gramEnd"/>
+      <w:r>
+        <w:t>,</w:t>
+      </w:r>
+      <w:proofErr w:type="gramStart"/>
+      <w:r>
+        <w:t>SQ</w:t>
       </w:r>
       <w:r>
         <w:t>UAWK,ECAT</w:t>
       </w:r>
-      <w:r>
-        <w:t>,LAT,LON,BARO</w:t>
-      </w:r>
-      <w:r>
-        <w:t>_ALT</w:t>
-      </w:r>
+      <w:proofErr w:type="gramEnd"/>
       <w:r>
         <w:t>,</w:t>
       </w:r>
-      <w:r>
-        <w:t>GNSS_ALT</w:t>
+      <w:proofErr w:type="gramStart"/>
+      <w:r>
+        <w:t>LAT,LON</w:t>
+      </w:r>
+      <w:proofErr w:type="gramEnd"/>
+      <w:r>
+        <w:t>,BARO</w:t>
+      </w:r>
+      <w:r>
+        <w:t>_</w:t>
+      </w:r>
+      <w:proofErr w:type="gramStart"/>
+      <w:r>
+        <w:t>ALT</w:t>
       </w:r>
       <w:r>
         <w:t>,</w:t>
       </w:r>
       <w:r>
+        <w:t>GNSS</w:t>
+      </w:r>
+      <w:proofErr w:type="gramEnd"/>
+      <w:r>
+        <w:t>_</w:t>
+      </w:r>
+      <w:proofErr w:type="gramStart"/>
+      <w:r>
+        <w:t>ALT</w:t>
+      </w:r>
+      <w:r>
+        <w:t>,</w:t>
+      </w:r>
+      <w:r>
         <w:t>DIR</w:t>
       </w:r>
+      <w:proofErr w:type="gramEnd"/>
       <w:r>
         <w:t>,</w:t>
       </w:r>
+      <w:proofErr w:type="gramStart"/>
       <w:r>
         <w:t>SPEED</w:t>
       </w:r>
@@ -17374,17 +20357,51 @@
         <w:t>,</w:t>
       </w:r>
       <w:r>
-        <w:t>BARO_VRATE,GNSS_VRATE</w:t>
+        <w:t>BARO</w:t>
+      </w:r>
+      <w:proofErr w:type="gramEnd"/>
+      <w:r>
+        <w:t>_</w:t>
+      </w:r>
+      <w:proofErr w:type="gramStart"/>
+      <w:r>
+        <w:t>VRATE,GNSS</w:t>
+      </w:r>
+      <w:proofErr w:type="gramEnd"/>
+      <w:r>
+        <w:t>_</w:t>
+      </w:r>
+      <w:proofErr w:type="gramStart"/>
+      <w:r>
+        <w:t>VRATE</w:t>
       </w:r>
       <w:r>
         <w:t>,</w:t>
       </w:r>
       <w:r>
-        <w:t>NICNAC,ACDIMS,VERSION,</w:t>
-      </w:r>
-      <w:r>
-        <w:t>SIGS,SIGQ,</w:t>
-      </w:r>
+        <w:t>NICNAC</w:t>
+      </w:r>
+      <w:proofErr w:type="gramEnd"/>
+      <w:r>
+        <w:t>,</w:t>
+      </w:r>
+      <w:proofErr w:type="gramStart"/>
+      <w:r>
+        <w:t>ACDIMS,VERSION</w:t>
+      </w:r>
+      <w:proofErr w:type="gramEnd"/>
+      <w:r>
+        <w:t>,</w:t>
+      </w:r>
+      <w:proofErr w:type="gramStart"/>
+      <w:r>
+        <w:t>SIGS,SIGQ</w:t>
+      </w:r>
+      <w:proofErr w:type="gramEnd"/>
+      <w:r>
+        <w:t>,</w:t>
+      </w:r>
+      <w:proofErr w:type="gramStart"/>
       <w:r>
         <w:t>S</w:t>
       </w:r>
@@ -17397,6 +20414,7 @@
       <w:r>
         <w:t>SFPS</w:t>
       </w:r>
+      <w:proofErr w:type="gramEnd"/>
       <w:r>
         <w:t>,CRC\r\n</w:t>
       </w:r>
@@ -19179,11 +22197,16 @@
               <w:spacing w:after="0"/>
             </w:pPr>
             <w:r>
-              <w:t>Signal quality, in dB</w:t>
+              <w:t xml:space="preserve">Signal quality, in </w:t>
+            </w:r>
+            <w:proofErr w:type="spellStart"/>
+            <w:r>
+              <w:t>dB</w:t>
             </w:r>
             <w:r>
               <w:t>.</w:t>
             </w:r>
+            <w:proofErr w:type="spellEnd"/>
           </w:p>
         </w:tc>
         <w:tc>
@@ -19790,7 +22813,23 @@
           </w:tcPr>
           <w:p>
             <w:r>
-              <w:t xml:space="preserve">Emitter has provided a direction (may be ground track, magnetic compass heading, or true compass heading). </w:t>
+              <w:t xml:space="preserve">Emitter has provided </w:t>
+            </w:r>
+            <w:proofErr w:type="gramStart"/>
+            <w:r>
+              <w:t>a direction</w:t>
+            </w:r>
+            <w:proofErr w:type="gramEnd"/>
+            <w:r>
+              <w:t xml:space="preserve"> (</w:t>
+            </w:r>
+            <w:proofErr w:type="gramStart"/>
+            <w:r>
+              <w:t>may be</w:t>
+            </w:r>
+            <w:proofErr w:type="gramEnd"/>
+            <w:r>
+              <w:t xml:space="preserve"> ground track, magnetic compass heading, or true compass heading). </w:t>
             </w:r>
           </w:p>
         </w:tc>
@@ -19977,7 +23016,15 @@
           </w:tcPr>
           <w:p>
             <w:r>
-              <w:t>Emitter is actually a ground vehicle using a Class B2 transponder with a transmission power &lt; 70W.</w:t>
+              <w:t xml:space="preserve">Emitter is </w:t>
+            </w:r>
+            <w:proofErr w:type="gramStart"/>
+            <w:r>
+              <w:t>actually a</w:t>
+            </w:r>
+            <w:proofErr w:type="gramEnd"/>
+            <w:r>
+              <w:t xml:space="preserve"> ground vehicle using a Class B2 transponder with a transmission power &lt; 70W.</w:t>
             </w:r>
           </w:p>
         </w:tc>
@@ -20009,7 +23056,23 @@
           </w:tcPr>
           <w:p>
             <w:r>
-              <w:t>Emitter has receive capability for 1090MHz Extended Squitter transmissions.</w:t>
+              <w:t xml:space="preserve">Emitter has </w:t>
+            </w:r>
+            <w:proofErr w:type="gramStart"/>
+            <w:r>
+              <w:t>receive</w:t>
+            </w:r>
+            <w:proofErr w:type="gramEnd"/>
+            <w:r>
+              <w:t xml:space="preserve"> capability </w:t>
+            </w:r>
+            <w:proofErr w:type="gramStart"/>
+            <w:r>
+              <w:t>for</w:t>
+            </w:r>
+            <w:proofErr w:type="gramEnd"/>
+            <w:r>
+              <w:t xml:space="preserve"> 1090MHz Extended Squitter transmissions.</w:t>
             </w:r>
           </w:p>
         </w:tc>
@@ -20041,7 +23104,15 @@
           </w:tcPr>
           <w:p>
             <w:r>
-              <w:t>Emitter has receive capability for UAT (978MHz Universal Access Transceiver) transmissions.</w:t>
+              <w:t xml:space="preserve">Emitter has </w:t>
+            </w:r>
+            <w:proofErr w:type="gramStart"/>
+            <w:r>
+              <w:t>receive</w:t>
+            </w:r>
+            <w:proofErr w:type="gramEnd"/>
+            <w:r>
+              <w:t xml:space="preserve"> capability for UAT (978MHz Universal Access Transceiver) transmissions.</w:t>
             </w:r>
           </w:p>
         </w:tc>
@@ -20105,7 +23176,15 @@
           </w:tcPr>
           <w:p>
             <w:r>
-              <w:t>Emitter is using a single antenna, instead antennas above and below the fuselage. Transmissions may be weak or irregular during maneuvering.</w:t>
+              <w:t xml:space="preserve">Emitter is using a single antenna, </w:t>
+            </w:r>
+            <w:proofErr w:type="gramStart"/>
+            <w:r>
+              <w:t>instead</w:t>
+            </w:r>
+            <w:proofErr w:type="gramEnd"/>
+            <w:r>
+              <w:t xml:space="preserve"> antennas above and below the fuselage. Transmissions may be weak or irregular during maneuvering.</w:t>
             </w:r>
           </w:p>
         </w:tc>
@@ -20271,7 +23350,23 @@
           </w:tcPr>
           <w:p>
             <w:r>
-              <w:t>The aircraft has an active TCAS resolution advisory (i.e. the aircraft is warning the pilot to take action in order to avoid colliding with another aircraft).</w:t>
+              <w:t xml:space="preserve">The aircraft has an active TCAS resolution advisory (i.e. the aircraft is warning the pilot to </w:t>
+            </w:r>
+            <w:proofErr w:type="gramStart"/>
+            <w:r>
+              <w:t>take action</w:t>
+            </w:r>
+            <w:proofErr w:type="gramEnd"/>
+            <w:r>
+              <w:t xml:space="preserve"> </w:t>
+            </w:r>
+            <w:proofErr w:type="gramStart"/>
+            <w:r>
+              <w:t>in order to</w:t>
+            </w:r>
+            <w:proofErr w:type="gramEnd"/>
+            <w:r>
+              <w:t xml:space="preserve"> avoid colliding with another aircraft).</w:t>
             </w:r>
           </w:p>
         </w:tc>
@@ -20484,8 +23579,13 @@
             <w:tcW w:w="7044" w:type="dxa"/>
           </w:tcPr>
           <w:p>
-            <w:r>
-              <w:t>Direction has been updated within the last reporting interval.</w:t>
+            <w:proofErr w:type="gramStart"/>
+            <w:r>
+              <w:t>Direction has</w:t>
+            </w:r>
+            <w:proofErr w:type="gramEnd"/>
+            <w:r>
+              <w:t xml:space="preserve"> been updated within the last reporting interval.</w:t>
             </w:r>
           </w:p>
         </w:tc>
@@ -20630,7 +23730,15 @@
     </w:p>
     <w:p>
       <w:r>
-        <w:t>The ECAT field indicates the Emitter Category (i.e. airframe type) for each ADSB emitter that is being tracked. This field contains information about what kind of aircraft, ground vehicle, obstacle, or other airspace user is emitting ADS-B packets, and can be used to understand the emitter’s maneuvering capability and potential for wake vortex impact.</w:t>
+        <w:t xml:space="preserve">The ECAT field indicates the Emitter Category (i.e. airframe type) for each ADSB emitter that is being tracked. This field contains information about what kind of aircraft, ground vehicle, obstacle, or other airspace user is emitting ADS-B </w:t>
+      </w:r>
+      <w:proofErr w:type="gramStart"/>
+      <w:r>
+        <w:t>packets, and</w:t>
+      </w:r>
+      <w:proofErr w:type="gramEnd"/>
+      <w:r>
+        <w:t xml:space="preserve"> can be used to understand the emitter’s maneuvering capability and potential for wake vortex impact.</w:t>
       </w:r>
     </w:p>
     <w:tbl>
@@ -21160,7 +24268,15 @@
               <w:jc w:val="center"/>
             </w:pPr>
             <w:r>
-              <w:t>Space / Transatmospheric Vehicle</w:t>
+              <w:t xml:space="preserve">Space / </w:t>
+            </w:r>
+            <w:proofErr w:type="spellStart"/>
+            <w:r>
+              <w:t>Transatmospheric</w:t>
+            </w:r>
+            <w:proofErr w:type="spellEnd"/>
+            <w:r>
+              <w:t xml:space="preserve"> Vehicle</w:t>
             </w:r>
           </w:p>
         </w:tc>
@@ -21666,7 +24782,11 @@
               <w:jc w:val="center"/>
             </w:pPr>
             <w:r>
-              <w:t>Navigation Accuracy Category: Position (NAC</w:t>
+              <w:t>Navigation Accuracy Category: Position (</w:t>
+            </w:r>
+            <w:proofErr w:type="spellStart"/>
+            <w:r>
+              <w:t>NAC</w:t>
             </w:r>
             <w:r>
               <w:rPr>
@@ -21674,6 +24794,7 @@
               </w:rPr>
               <w:t>p</w:t>
             </w:r>
+            <w:proofErr w:type="spellEnd"/>
             <w:r>
               <w:t>)</w:t>
             </w:r>
@@ -21689,7 +24810,11 @@
               <w:jc w:val="center"/>
             </w:pPr>
             <w:r>
-              <w:t>Navigation Accuracy Category: Velocity (NAC</w:t>
+              <w:t>Navigation Accuracy Category: Velocity (</w:t>
+            </w:r>
+            <w:proofErr w:type="spellStart"/>
+            <w:r>
+              <w:t>NAC</w:t>
             </w:r>
             <w:r>
               <w:rPr>
@@ -21697,6 +24822,7 @@
               </w:rPr>
               <w:t>v</w:t>
             </w:r>
+            <w:proofErr w:type="spellEnd"/>
             <w:r>
               <w:t>)</w:t>
             </w:r>
@@ -21752,6 +24878,7 @@
           <w:color w:val="008139" w:themeColor="accent1" w:themeShade="BF"/>
         </w:rPr>
       </w:pPr>
+      <w:proofErr w:type="gramStart"/>
       <w:r>
         <w:rPr>
           <w:b/>
@@ -21764,7 +24891,15 @@
           <w:b/>
           <w:bCs/>
         </w:rPr>
-        <w:t>[0-3]: Navigation Integrity Category (NIC)</w:t>
+        <w:t>[</w:t>
+      </w:r>
+      <w:proofErr w:type="gramEnd"/>
+      <w:r>
+        <w:rPr>
+          <w:b/>
+          <w:bCs/>
+        </w:rPr>
+        <w:t>0-3]: Navigation Integrity Category (NIC)</w:t>
       </w:r>
     </w:p>
     <w:p>
@@ -22127,7 +25262,15 @@
         <w:t>baro</w:t>
       </w:r>
       <w:r>
-        <w:t>) indicates how much trust should be placed in an aircraft’s reported altitude. The field is a single bit that indicates whether the aircraft uses an altimeter that has been cross-checked against other sources. Old school encoding altimeters have many parallel wires and output an altitude in a format called a Gillham Code, and have no built-in method of error checking. A single faulty wire can result in erroneous readings, so this bit lets air traffic control know whether to take altitude readings from the aircraft with a grain of salt. A 0 indicates that the transponder is outputting altitude from a Gillham coded source (with no way to cross check the value), while a 1 indicates that the transponder is outputting altitude from a Gillham coded source while using another sensor to cross-check it, or is using a more modern barometer that supports a protocol with built-in error checking.</w:t>
+        <w:t xml:space="preserve">) indicates how much trust should be placed in an aircraft’s reported altitude. The field is a single bit that indicates whether the aircraft uses an altimeter that has been cross-checked against other sources. Old school encoding altimeters have many parallel wires and output an altitude in a format called a Gillham </w:t>
+      </w:r>
+      <w:proofErr w:type="gramStart"/>
+      <w:r>
+        <w:t>Code, and</w:t>
+      </w:r>
+      <w:proofErr w:type="gramEnd"/>
+      <w:r>
+        <w:t xml:space="preserve"> have no built-in method of error checking. A single faulty wire can result in erroneous readings, so this bit lets air traffic control know whether to take altitude readings from the aircraft with a grain of salt. A 0 indicates that the transponder is outputting altitude from a Gillham coded source (with no way to cross check the value), while a 1 indicates that the transponder is outputting altitude from a Gillham coded source while using another sensor to cross-check it, or is using a more modern barometer that supports a protocol with built-in error checking.</w:t>
       </w:r>
     </w:p>
     <w:p>
@@ -22251,7 +25394,17 @@
           </w:tcPr>
           <w:p>
             <w:r>
-              <w:t>Altitude is from a Gillham-coded input that is being cross-checked with another source, or from a non Gillham-coded input with built-in error checking features.</w:t>
+              <w:t xml:space="preserve">Altitude is from a Gillham-coded input that is being cross-checked with another source, or from a </w:t>
+            </w:r>
+            <w:proofErr w:type="spellStart"/>
+            <w:proofErr w:type="gramStart"/>
+            <w:r>
+              <w:t>non Gillham</w:t>
+            </w:r>
+            <w:proofErr w:type="spellEnd"/>
+            <w:proofErr w:type="gramEnd"/>
+            <w:r>
+              <w:t>-coded input with built-in error checking features.</w:t>
             </w:r>
           </w:p>
         </w:tc>
@@ -22263,7 +25416,11 @@
         <w:pStyle w:val="Heading4"/>
       </w:pPr>
       <w:r>
-        <w:t>NICNAC [5-7]: Navigation Accuracy Category: Velocity (NAC</w:t>
+        <w:t>NICNAC [5-7]: Navigation Accuracy Category: Velocity (</w:t>
+      </w:r>
+      <w:proofErr w:type="spellStart"/>
+      <w:r>
+        <w:t>NAC</w:t>
       </w:r>
       <w:r>
         <w:rPr>
@@ -22271,13 +25428,18 @@
         </w:rPr>
         <w:t>v</w:t>
       </w:r>
+      <w:proofErr w:type="spellEnd"/>
       <w:r>
         <w:t>)</w:t>
       </w:r>
     </w:p>
     <w:p>
       <w:r>
-        <w:t>The horizontal velocity error (NAC</w:t>
+        <w:t>The horizontal velocity error (</w:t>
+      </w:r>
+      <w:proofErr w:type="spellStart"/>
+      <w:r>
+        <w:t>NAC</w:t>
       </w:r>
       <w:r>
         <w:rPr>
@@ -22285,13 +25447,18 @@
         </w:rPr>
         <w:t>v</w:t>
       </w:r>
+      <w:proofErr w:type="spellEnd"/>
       <w:r>
         <w:t>) indicates the expected accuracy of the reported velocity of the aircraft when systems are operating nominally. This varies depending on the accuracy capabilities of the measurement equipment onboard the aircraft, and not how often we expect said equipment to fail.</w:t>
       </w:r>
     </w:p>
     <w:p>
       <w:r>
-        <w:t>A higher NAC</w:t>
+        <w:t xml:space="preserve">A higher </w:t>
+      </w:r>
+      <w:proofErr w:type="spellStart"/>
+      <w:r>
+        <w:t>NAC</w:t>
       </w:r>
       <w:r>
         <w:rPr>
@@ -22299,6 +25466,7 @@
         </w:rPr>
         <w:t>v</w:t>
       </w:r>
+      <w:proofErr w:type="spellEnd"/>
       <w:r>
         <w:t xml:space="preserve"> indicates a more accurate velocity measurement system.</w:t>
       </w:r>
@@ -22327,6 +25495,7 @@
                 <w:bCs/>
               </w:rPr>
             </w:pPr>
+            <w:proofErr w:type="spellStart"/>
             <w:r>
               <w:rPr>
                 <w:b/>
@@ -22343,6 +25512,7 @@
               </w:rPr>
               <w:t>v</w:t>
             </w:r>
+            <w:proofErr w:type="spellEnd"/>
             <w:r>
               <w:rPr>
                 <w:b/>
@@ -22532,7 +25702,11 @@
         <w:pStyle w:val="Heading4"/>
       </w:pPr>
       <w:r>
-        <w:t>NICNAC [8-11]: Navigation Accuracy Category: Position (NAC</w:t>
+        <w:t>NICNAC [8-11]: Navigation Accuracy Category: Position (</w:t>
+      </w:r>
+      <w:proofErr w:type="spellStart"/>
+      <w:r>
+        <w:t>NAC</w:t>
       </w:r>
       <w:r>
         <w:rPr>
@@ -22540,13 +25714,18 @@
         </w:rPr>
         <w:t>p</w:t>
       </w:r>
+      <w:proofErr w:type="spellEnd"/>
       <w:r>
         <w:t>)</w:t>
       </w:r>
     </w:p>
     <w:p>
       <w:r>
-        <w:t>The estimated position uncertainty (NAC</w:t>
+        <w:t>The estimated position uncertainty (</w:t>
+      </w:r>
+      <w:proofErr w:type="spellStart"/>
+      <w:r>
+        <w:t>NAC</w:t>
       </w:r>
       <w:r>
         <w:rPr>
@@ -22554,13 +25733,18 @@
         </w:rPr>
         <w:t>p</w:t>
       </w:r>
+      <w:proofErr w:type="spellEnd"/>
       <w:r>
         <w:t>) indicates the expected accuracy of the aircraft’s reported location when systems are operating nominally. This varies depending on the capabilities of the aircraft’s positioning system and not on how often we expect said equipment to fail.</w:t>
       </w:r>
     </w:p>
     <w:p>
       <w:r>
-        <w:t>A higher NAC</w:t>
+        <w:t xml:space="preserve">A higher </w:t>
+      </w:r>
+      <w:proofErr w:type="spellStart"/>
+      <w:r>
+        <w:t>NAC</w:t>
       </w:r>
       <w:r>
         <w:rPr>
@@ -22568,6 +25752,7 @@
         </w:rPr>
         <w:t>p</w:t>
       </w:r>
+      <w:proofErr w:type="spellEnd"/>
       <w:r>
         <w:t xml:space="preserve"> indicates a more accurate positioning system.</w:t>
       </w:r>
@@ -22607,6 +25792,7 @@
                 <w:bCs/>
               </w:rPr>
             </w:pPr>
+            <w:proofErr w:type="spellStart"/>
             <w:r>
               <w:rPr>
                 <w:b/>
@@ -22622,6 +25808,7 @@
               </w:rPr>
               <w:t>p</w:t>
             </w:r>
+            <w:proofErr w:type="spellEnd"/>
             <w:r>
               <w:rPr>
                 <w:b/>
@@ -22980,8 +26167,13 @@
       <w:pPr>
         <w:pStyle w:val="Heading4"/>
       </w:pPr>
-      <w:r>
-        <w:t>NICNAC[12-13]</w:t>
+      <w:proofErr w:type="gramStart"/>
+      <w:r>
+        <w:t>NICNAC[</w:t>
+      </w:r>
+      <w:proofErr w:type="gramEnd"/>
+      <w:r>
+        <w:t>12-13]</w:t>
       </w:r>
       <w:r>
         <w:t>:</w:t>
@@ -23175,8 +26367,13 @@
       <w:pPr>
         <w:pStyle w:val="Heading4"/>
       </w:pPr>
-      <w:r>
-        <w:t>NICNAC[14-15]</w:t>
+      <w:proofErr w:type="gramStart"/>
+      <w:r>
+        <w:t>NICNAC[</w:t>
+      </w:r>
+      <w:proofErr w:type="gramEnd"/>
+      <w:r>
+        <w:t>14-15]</w:t>
       </w:r>
       <w:r>
         <w:t>:</w:t>
@@ -24267,12 +27464,21 @@
           <w:bCs/>
         </w:rPr>
       </w:pPr>
+      <w:proofErr w:type="gramStart"/>
       <w:r>
         <w:rPr>
           <w:b/>
           <w:bCs/>
         </w:rPr>
-        <w:t>ACDIMS[0-1]: System Design Assurance (SDA)</w:t>
+        <w:t>ACDIMS[</w:t>
+      </w:r>
+      <w:proofErr w:type="gramEnd"/>
+      <w:r>
+        <w:rPr>
+          <w:b/>
+          <w:bCs/>
+        </w:rPr>
+        <w:t>0-1]: System Design Assurance (SDA)</w:t>
       </w:r>
     </w:p>
     <w:p>
@@ -24719,57 +27925,55 @@
           <w:bCs/>
         </w:rPr>
       </w:pPr>
+      <w:proofErr w:type="gramStart"/>
       <w:r>
         <w:rPr>
           <w:b/>
           <w:bCs/>
         </w:rPr>
-        <w:t>ACDIMS[2-8] Aircraft Width (ACW)</w:t>
-      </w:r>
-    </w:p>
-    <w:p>
-      <w:r>
-        <w:t>Approximate value for the width of the aircraft bounding box, in meters. Can be interpreted as a 7-bit unsigned integer.</w:t>
-      </w:r>
-    </w:p>
-    <w:p>
-      <w:pPr>
+        <w:t>ACDIMS[</w:t>
+      </w:r>
+      <w:proofErr w:type="gramEnd"/>
+      <w:r>
         <w:rPr>
           <w:b/>
           <w:bCs/>
         </w:rPr>
-      </w:pPr>
-      <w:r>
+        <w:t>2-8] Aircraft Width (ACW)</w:t>
+      </w:r>
+    </w:p>
+    <w:p>
+      <w:r>
+        <w:t>Approximate value for the width of the aircraft bounding box, in meters. Can be interpreted as a 7-bit unsigned integer.</w:t>
+      </w:r>
+    </w:p>
+    <w:p>
+      <w:pPr>
         <w:rPr>
           <w:b/>
           <w:bCs/>
         </w:rPr>
-        <w:t>ACDIMS[9-15] Aircraft Length (ACL)</w:t>
-      </w:r>
-    </w:p>
-    <w:p>
-      <w:r>
-        <w:t>Approximate value for the length of the aircraft bounding box, in meters. Can be interpreted as a 7-bit unsigned integer.</w:t>
-      </w:r>
-    </w:p>
-    <w:p>
-      <w:pPr>
+      </w:pPr>
+      <w:proofErr w:type="gramStart"/>
+      <w:r>
         <w:rPr>
           <w:b/>
           <w:bCs/>
         </w:rPr>
-      </w:pPr>
+        <w:t>ACDIMS[</w:t>
+      </w:r>
+      <w:proofErr w:type="gramEnd"/>
       <w:r>
         <w:rPr>
           <w:b/>
           <w:bCs/>
         </w:rPr>
-        <w:t>ACDIMS[16-23] GNSS Offset Right of Reference Point (GOR)</w:t>
-      </w:r>
-    </w:p>
-    <w:p>
-      <w:r>
-        <w:t>Signed 8-bit integer representing the left/right offset of the GNSS antenna from the aircraft’s reference point. A positive value indicates that the GNSS antenna is to the right of the aircraft reference point.</w:t>
+        <w:t>9-15] Aircraft Length (ACL)</w:t>
+      </w:r>
+    </w:p>
+    <w:p>
+      <w:r>
+        <w:t>Approximate value for the length of the aircraft bounding box, in meters. Can be interpreted as a 7-bit unsigned integer.</w:t>
       </w:r>
     </w:p>
     <w:p>
@@ -24779,12 +27983,50 @@
           <w:bCs/>
         </w:rPr>
       </w:pPr>
+      <w:proofErr w:type="gramStart"/>
       <w:r>
         <w:rPr>
           <w:b/>
           <w:bCs/>
         </w:rPr>
-        <w:t>ACDIMS[24-31] GNSS Offset Forward of Reference Point (GOF)</w:t>
+        <w:t>ACDIMS[</w:t>
+      </w:r>
+      <w:proofErr w:type="gramEnd"/>
+      <w:r>
+        <w:rPr>
+          <w:b/>
+          <w:bCs/>
+        </w:rPr>
+        <w:t>16-23] GNSS Offset Right of Reference Point (GOR)</w:t>
+      </w:r>
+    </w:p>
+    <w:p>
+      <w:r>
+        <w:t>Signed 8-bit integer representing the left/right offset of the GNSS antenna from the aircraft’s reference point. A positive value indicates that the GNSS antenna is to the right of the aircraft reference point.</w:t>
+      </w:r>
+    </w:p>
+    <w:p>
+      <w:pPr>
+        <w:rPr>
+          <w:b/>
+          <w:bCs/>
+        </w:rPr>
+      </w:pPr>
+      <w:proofErr w:type="gramStart"/>
+      <w:r>
+        <w:rPr>
+          <w:b/>
+          <w:bCs/>
+        </w:rPr>
+        <w:t>ACDIMS[</w:t>
+      </w:r>
+      <w:proofErr w:type="gramEnd"/>
+      <w:r>
+        <w:rPr>
+          <w:b/>
+          <w:bCs/>
+        </w:rPr>
+        <w:t>24-31] GNSS Offset Forward of Reference Point (GOF)</w:t>
       </w:r>
     </w:p>
     <w:p>
@@ -24824,12 +28066,21 @@
           <w:bCs/>
         </w:rPr>
       </w:pPr>
+      <w:proofErr w:type="spellStart"/>
       <w:r>
         <w:rPr>
           <w:b w:val="0"/>
           <w:bCs/>
         </w:rPr>
-        <w:t>CSBee messages use a 16-bit Cyclical Redundancy Checksum (CRC-16), which can be calculated using the algorithm in the C++ code snippet below. Note the “swap16” helper function which also needs to be included.</w:t>
+        <w:t>CSBee</w:t>
+      </w:r>
+      <w:proofErr w:type="spellEnd"/>
+      <w:r>
+        <w:rPr>
+          <w:b w:val="0"/>
+          <w:bCs/>
+        </w:rPr>
+        <w:t xml:space="preserve"> messages use a 16-bit Cyclical Redundancy Checksum (CRC-16), which can be calculated using the algorithm in the C++ code snippet below. Note the “swap16” helper function which also needs to be included.</w:t>
       </w:r>
     </w:p>
     <w:p>
@@ -24846,8 +28097,21 @@
         <w:pStyle w:val="code"/>
       </w:pPr>
       <w:r>
-        <w:t>uint16_t swap16(uint16_t value) { return (value &lt;&lt; 8) | (value &gt;&gt; 8); }</w:t>
-      </w:r>
+        <w:t xml:space="preserve">uint16_t swap16(uint16_t value) </w:t>
+      </w:r>
+      <w:proofErr w:type="gramStart"/>
+      <w:r>
+        <w:t>{ return</w:t>
+      </w:r>
+      <w:proofErr w:type="gramEnd"/>
+      <w:r>
+        <w:t xml:space="preserve"> (value &lt;&lt; 8) | (value &gt;&gt; 8)</w:t>
+      </w:r>
+      <w:proofErr w:type="gramStart"/>
+      <w:r>
+        <w:t>; }</w:t>
+      </w:r>
+      <w:proofErr w:type="gramEnd"/>
     </w:p>
     <w:p>
       <w:pPr>
@@ -24859,14 +28123,27 @@
         <w:pStyle w:val="code"/>
       </w:pPr>
       <w:r>
-        <w:t xml:space="preserve">uint16_t CalculateCRC16(const uint8_t *data_p, </w:t>
+        <w:t>uint16_t CalculateCRC16(const uint8_t *</w:t>
+      </w:r>
+      <w:proofErr w:type="spellStart"/>
+      <w:r>
+        <w:t>data_p</w:t>
+      </w:r>
+      <w:proofErr w:type="spellEnd"/>
+      <w:r>
+        <w:t xml:space="preserve">, </w:t>
       </w:r>
       <w:r>
         <w:t>int32_t</w:t>
       </w:r>
       <w:r>
-        <w:t xml:space="preserve"> length) {</w:t>
-      </w:r>
+        <w:t xml:space="preserve"> </w:t>
+      </w:r>
+      <w:proofErr w:type="gramStart"/>
+      <w:r>
+        <w:t>length) {</w:t>
+      </w:r>
+      <w:proofErr w:type="gramEnd"/>
     </w:p>
     <w:p>
       <w:pPr>
@@ -24881,7 +28158,15 @@
         <w:pStyle w:val="code"/>
       </w:pPr>
       <w:r>
-        <w:t>    uint16_t crc = 0xFFFF;</w:t>
+        <w:t xml:space="preserve">    uint16_t </w:t>
+      </w:r>
+      <w:proofErr w:type="spellStart"/>
+      <w:r>
+        <w:t>crc</w:t>
+      </w:r>
+      <w:proofErr w:type="spellEnd"/>
+      <w:r>
+        <w:t xml:space="preserve"> = 0xFFFF;</w:t>
       </w:r>
     </w:p>
     <w:p>
@@ -24889,15 +28174,36 @@
         <w:pStyle w:val="code"/>
       </w:pPr>
       <w:r>
-        <w:t>    while (length--) {</w:t>
-      </w:r>
+        <w:t>    while (length-</w:t>
+      </w:r>
+      <w:proofErr w:type="gramStart"/>
+      <w:r>
+        <w:t>-) {</w:t>
+      </w:r>
+      <w:proofErr w:type="gramEnd"/>
     </w:p>
     <w:p>
       <w:pPr>
         <w:pStyle w:val="code"/>
       </w:pPr>
       <w:r>
-        <w:t>        x = crc &gt;&gt; 8 ^ *data_p++;</w:t>
+        <w:t xml:space="preserve">        x = </w:t>
+      </w:r>
+      <w:proofErr w:type="spellStart"/>
+      <w:r>
+        <w:t>crc</w:t>
+      </w:r>
+      <w:proofErr w:type="spellEnd"/>
+      <w:r>
+        <w:t xml:space="preserve"> &gt;&gt; 8 ^ *</w:t>
+      </w:r>
+      <w:proofErr w:type="spellStart"/>
+      <w:r>
+        <w:t>data_p</w:t>
+      </w:r>
+      <w:proofErr w:type="spellEnd"/>
+      <w:r>
+        <w:t>++;</w:t>
       </w:r>
     </w:p>
     <w:p>
@@ -24913,7 +28219,47 @@
         <w:pStyle w:val="code"/>
       </w:pPr>
       <w:r>
-        <w:t>        crc = (crc &lt;&lt; 8) ^ ((uint16_t)(x &lt;&lt; 12)) ^ ((uint16_t)(x &lt;&lt; 5)) ^ ((uint16_t)x);</w:t>
+        <w:t xml:space="preserve">        </w:t>
+      </w:r>
+      <w:proofErr w:type="spellStart"/>
+      <w:r>
+        <w:t>crc</w:t>
+      </w:r>
+      <w:proofErr w:type="spellEnd"/>
+      <w:r>
+        <w:t xml:space="preserve"> = (</w:t>
+      </w:r>
+      <w:proofErr w:type="spellStart"/>
+      <w:r>
+        <w:t>crc</w:t>
+      </w:r>
+      <w:proofErr w:type="spellEnd"/>
+      <w:r>
+        <w:t xml:space="preserve"> &lt;&lt; 8) ^ ((uint16_</w:t>
+      </w:r>
+      <w:proofErr w:type="gramStart"/>
+      <w:r>
+        <w:t>t)(</w:t>
+      </w:r>
+      <w:proofErr w:type="gramEnd"/>
+      <w:r>
+        <w:t>x &lt;&lt; 12)) ^ ((uint16_</w:t>
+      </w:r>
+      <w:proofErr w:type="gramStart"/>
+      <w:r>
+        <w:t>t)(</w:t>
+      </w:r>
+      <w:proofErr w:type="gramEnd"/>
+      <w:r>
+        <w:t>x &lt;&lt; 5)) ^ ((uint16_</w:t>
+      </w:r>
+      <w:proofErr w:type="gramStart"/>
+      <w:r>
+        <w:t>t)x</w:t>
+      </w:r>
+      <w:proofErr w:type="gramEnd"/>
+      <w:r>
+        <w:t>);</w:t>
       </w:r>
     </w:p>
     <w:p>
@@ -24929,7 +28275,15 @@
         <w:pStyle w:val="code"/>
       </w:pPr>
       <w:r>
-        <w:t>    return swap16(crc);</w:t>
+        <w:t>    return swap16(</w:t>
+      </w:r>
+      <w:proofErr w:type="spellStart"/>
+      <w:r>
+        <w:t>crc</w:t>
+      </w:r>
+      <w:proofErr w:type="spellEnd"/>
+      <w:r>
+        <w:t>);</w:t>
       </w:r>
     </w:p>
     <w:p>
@@ -24974,40 +28328,102 @@
         <w:pStyle w:val="code"/>
       </w:pPr>
       <w:r>
-        <w:t>#U:</w:t>
-      </w:r>
-      <w:r>
-        <w:t>ICAO,</w:t>
+        <w:t>#</w:t>
+      </w:r>
+      <w:proofErr w:type="gramStart"/>
+      <w:r>
+        <w:t>U:</w:t>
+      </w:r>
+      <w:r>
+        <w:t>ICAO</w:t>
+      </w:r>
+      <w:proofErr w:type="gramEnd"/>
+      <w:r>
+        <w:t>,</w:t>
       </w:r>
       <w:r>
         <w:t>UAT_</w:t>
       </w:r>
-      <w:r>
-        <w:t>FLAGS,CALL,SQUAWK,ECAT,LAT,LON,BARO</w:t>
-      </w:r>
-      <w:r>
-        <w:t>_ALT</w:t>
-      </w:r>
+      <w:proofErr w:type="gramStart"/>
+      <w:r>
+        <w:t>FLAGS,CALL</w:t>
+      </w:r>
+      <w:proofErr w:type="gramEnd"/>
       <w:r>
         <w:t>,</w:t>
       </w:r>
-      <w:r>
-        <w:t>GNSS_ALT</w:t>
-      </w:r>
-      <w:r>
-        <w:t>,DIR,</w:t>
-      </w:r>
+      <w:proofErr w:type="gramStart"/>
+      <w:r>
+        <w:t>SQUAWK,ECAT</w:t>
+      </w:r>
+      <w:proofErr w:type="gramEnd"/>
+      <w:r>
+        <w:t>,</w:t>
+      </w:r>
+      <w:proofErr w:type="gramStart"/>
+      <w:r>
+        <w:t>LAT,LON</w:t>
+      </w:r>
+      <w:proofErr w:type="gramEnd"/>
+      <w:r>
+        <w:t>,BARO</w:t>
+      </w:r>
+      <w:r>
+        <w:t>_</w:t>
+      </w:r>
+      <w:proofErr w:type="gramStart"/>
+      <w:r>
+        <w:t>ALT</w:t>
+      </w:r>
+      <w:r>
+        <w:t>,</w:t>
+      </w:r>
+      <w:r>
+        <w:t>GNSS</w:t>
+      </w:r>
+      <w:proofErr w:type="gramEnd"/>
+      <w:r>
+        <w:t>_</w:t>
+      </w:r>
+      <w:proofErr w:type="gramStart"/>
+      <w:r>
+        <w:t>ALT</w:t>
+      </w:r>
+      <w:r>
+        <w:t>,DIR</w:t>
+      </w:r>
+      <w:proofErr w:type="gramEnd"/>
+      <w:r>
+        <w:t>,</w:t>
+      </w:r>
+      <w:proofErr w:type="gramStart"/>
       <w:r>
         <w:t>SPEED</w:t>
       </w:r>
       <w:r>
-        <w:t>,BARO_V</w:t>
+        <w:t>,BARO</w:t>
+      </w:r>
+      <w:proofErr w:type="gramEnd"/>
+      <w:r>
+        <w:t>_</w:t>
+      </w:r>
+      <w:proofErr w:type="gramStart"/>
+      <w:r>
+        <w:t>V</w:t>
       </w:r>
       <w:r>
         <w:t>RATE</w:t>
       </w:r>
       <w:r>
-        <w:t>,GNSS_V</w:t>
+        <w:t>,GNSS</w:t>
+      </w:r>
+      <w:proofErr w:type="gramEnd"/>
+      <w:r>
+        <w:t>_</w:t>
+      </w:r>
+      <w:proofErr w:type="gramStart"/>
+      <w:r>
+        <w:t>V</w:t>
       </w:r>
       <w:r>
         <w:t>RATE</w:t>
@@ -25016,19 +28432,49 @@
         <w:t>,</w:t>
       </w:r>
       <w:r>
-        <w:t>UAT_EMERG,NICNAC,ACDIMS,VERSION,</w:t>
-      </w:r>
-      <w:r>
-        <w:t>SIGS,SIGQ,</w:t>
-      </w:r>
-      <w:r>
         <w:t>UAT</w:t>
       </w:r>
+      <w:proofErr w:type="gramEnd"/>
+      <w:r>
+        <w:t>_</w:t>
+      </w:r>
+      <w:proofErr w:type="gramStart"/>
+      <w:r>
+        <w:t>EMERG,NICNAC</w:t>
+      </w:r>
+      <w:proofErr w:type="gramEnd"/>
+      <w:r>
+        <w:t>,</w:t>
+      </w:r>
+      <w:proofErr w:type="gramStart"/>
+      <w:r>
+        <w:t>ACDIMS,VERSION</w:t>
+      </w:r>
+      <w:proofErr w:type="gramEnd"/>
+      <w:r>
+        <w:t>,</w:t>
+      </w:r>
+      <w:proofErr w:type="gramStart"/>
+      <w:r>
+        <w:t>SIGS,SIGQ</w:t>
+      </w:r>
+      <w:proofErr w:type="gramEnd"/>
+      <w:r>
+        <w:t>,</w:t>
+      </w:r>
+      <w:proofErr w:type="gramStart"/>
+      <w:r>
+        <w:t>UAT</w:t>
+      </w:r>
       <w:r>
         <w:t>FPS</w:t>
       </w:r>
       <w:r>
-        <w:t>,CRC\r\n</w:t>
+        <w:t>,CRC</w:t>
+      </w:r>
+      <w:proofErr w:type="gramEnd"/>
+      <w:r>
+        <w:t>\r\n</w:t>
       </w:r>
     </w:p>
     <w:p/>
@@ -27224,7 +30670,15 @@
         <w:t>for</w:t>
       </w:r>
       <w:r>
-        <w:t xml:space="preserve"> any bitfields not prefixed with  “UAT_”.</w:t>
+        <w:t xml:space="preserve"> any bitfields not prefixed </w:t>
+      </w:r>
+      <w:proofErr w:type="gramStart"/>
+      <w:r>
+        <w:t>with  “</w:t>
+      </w:r>
+      <w:proofErr w:type="gramEnd"/>
+      <w:r>
+        <w:t>UAT_”.</w:t>
       </w:r>
     </w:p>
     <w:p>
@@ -27730,7 +31184,23 @@
           </w:tcPr>
           <w:p>
             <w:r>
-              <w:t xml:space="preserve">Emitter has provided a direction (may be ground track, magnetic compass heading, or true compass heading). </w:t>
+              <w:t xml:space="preserve">Emitter has provided </w:t>
+            </w:r>
+            <w:proofErr w:type="gramStart"/>
+            <w:r>
+              <w:t>a direction</w:t>
+            </w:r>
+            <w:proofErr w:type="gramEnd"/>
+            <w:r>
+              <w:t xml:space="preserve"> (</w:t>
+            </w:r>
+            <w:proofErr w:type="gramStart"/>
+            <w:r>
+              <w:t>may be</w:t>
+            </w:r>
+            <w:proofErr w:type="gramEnd"/>
+            <w:r>
+              <w:t xml:space="preserve"> ground track, magnetic compass heading, or true compass heading). </w:t>
             </w:r>
           </w:p>
         </w:tc>
@@ -28063,7 +31533,23 @@
           </w:tcPr>
           <w:p>
             <w:r>
-              <w:t>The aircraft has an active TCAS resolution advisory (i.e. the aircraft is warning the pilot to take action in order to avoid colliding with another aircraft).</w:t>
+              <w:t xml:space="preserve">The aircraft has an active TCAS resolution advisory (i.e. the aircraft is warning the pilot to </w:t>
+            </w:r>
+            <w:proofErr w:type="gramStart"/>
+            <w:r>
+              <w:t>take action</w:t>
+            </w:r>
+            <w:proofErr w:type="gramEnd"/>
+            <w:r>
+              <w:t xml:space="preserve"> </w:t>
+            </w:r>
+            <w:proofErr w:type="gramStart"/>
+            <w:r>
+              <w:t>in order to</w:t>
+            </w:r>
+            <w:proofErr w:type="gramEnd"/>
+            <w:r>
+              <w:t xml:space="preserve"> avoid colliding with another aircraft).</w:t>
             </w:r>
           </w:p>
         </w:tc>
@@ -28231,8 +31717,13 @@
             <w:tcW w:w="5955" w:type="dxa"/>
           </w:tcPr>
           <w:p>
-            <w:r>
-              <w:t>Direction has been updated within the last reporting interval.</w:t>
+            <w:proofErr w:type="gramStart"/>
+            <w:r>
+              <w:t>Direction has</w:t>
+            </w:r>
+            <w:proofErr w:type="gramEnd"/>
+            <w:r>
+              <w:t xml:space="preserve"> been updated within the last reporting interval.</w:t>
             </w:r>
           </w:p>
         </w:tc>
@@ -28702,7 +32193,15 @@
         <w:t>This message contains some useful statistics</w:t>
       </w:r>
       <w:r>
-        <w:t xml:space="preserve"> about ADSBee’s operational status</w:t>
+        <w:t xml:space="preserve"> about </w:t>
+      </w:r>
+      <w:proofErr w:type="spellStart"/>
+      <w:r>
+        <w:t>ADSBee’s</w:t>
+      </w:r>
+      <w:proofErr w:type="spellEnd"/>
+      <w:r>
+        <w:t xml:space="preserve"> operational status</w:t>
       </w:r>
       <w:r>
         <w:t>. Format of that frame is shown below:</w:t>
@@ -28713,22 +32212,64 @@
         <w:pStyle w:val="code"/>
       </w:pPr>
       <w:r>
-        <w:t>#S:</w:t>
+        <w:t>#</w:t>
+      </w:r>
+      <w:proofErr w:type="gramStart"/>
+      <w:r>
+        <w:t>S:</w:t>
       </w:r>
       <w:r>
         <w:t>VERSION</w:t>
       </w:r>
-      <w:r>
-        <w:t>,DPS</w:t>
-      </w:r>
+      <w:proofErr w:type="gramEnd"/>
       <w:r>
         <w:t>,</w:t>
       </w:r>
-      <w:r>
-        <w:t>RAW_SFPS,SFPS,RAW_ESFPS,ESFPS,RAW_UATFPS,UATFPS</w:t>
-      </w:r>
-      <w:r>
-        <w:t>,TSCAL,UPTIME,CRC</w:t>
+      <w:proofErr w:type="gramStart"/>
+      <w:r>
+        <w:t>DPS</w:t>
+      </w:r>
+      <w:r>
+        <w:t>,</w:t>
+      </w:r>
+      <w:r>
+        <w:t>RAW</w:t>
+      </w:r>
+      <w:proofErr w:type="gramEnd"/>
+      <w:r>
+        <w:t>_</w:t>
+      </w:r>
+      <w:proofErr w:type="gramStart"/>
+      <w:r>
+        <w:t>SFPS,SFPS</w:t>
+      </w:r>
+      <w:proofErr w:type="gramEnd"/>
+      <w:r>
+        <w:t>,RAW_</w:t>
+      </w:r>
+      <w:proofErr w:type="gramStart"/>
+      <w:r>
+        <w:t>ESFPS,ESFPS</w:t>
+      </w:r>
+      <w:proofErr w:type="gramEnd"/>
+      <w:r>
+        <w:t>,RAW_</w:t>
+      </w:r>
+      <w:proofErr w:type="gramStart"/>
+      <w:r>
+        <w:t>UATFPS,UATFPS</w:t>
+      </w:r>
+      <w:proofErr w:type="gramEnd"/>
+      <w:r>
+        <w:t>,</w:t>
+      </w:r>
+      <w:proofErr w:type="gramStart"/>
+      <w:r>
+        <w:t>TSCAL,UPTIME</w:t>
+      </w:r>
+      <w:proofErr w:type="gramEnd"/>
+      <w:r>
+        <w:t>,CRC</w:t>
       </w:r>
       <w:r>
         <w:t>\r\n</w:t>
@@ -28984,7 +32525,15 @@
               <w:spacing w:after="0"/>
             </w:pPr>
             <w:r>
-              <w:t>Version of the CSBee protocol being used.</w:t>
+              <w:t xml:space="preserve">Version of the </w:t>
+            </w:r>
+            <w:proofErr w:type="spellStart"/>
+            <w:r>
+              <w:t>CSBee</w:t>
+            </w:r>
+            <w:proofErr w:type="spellEnd"/>
+            <w:r>
+              <w:t xml:space="preserve"> protocol being used.</w:t>
             </w:r>
           </w:p>
         </w:tc>
@@ -30142,8 +33691,13 @@
       <w:r>
         <w:t xml:space="preserve">1x MAVLINK Heartbeat message, </w:t>
       </w:r>
-      <w:r>
-        <w:t>Nx ADSB_VEHICLE messages, where N is the number of tracked aircraft, and 1x</w:t>
+      <w:proofErr w:type="spellStart"/>
+      <w:r>
+        <w:t>Nx</w:t>
+      </w:r>
+      <w:proofErr w:type="spellEnd"/>
+      <w:r>
+        <w:t xml:space="preserve"> ADSB_VEHICLE messages, where N is the number of tracked aircraft, and 1x</w:t>
       </w:r>
       <w:r>
         <w:t xml:space="preserve"> special delimiter</w:t>
@@ -30402,9 +33956,11 @@
             <w:pPr>
               <w:pStyle w:val="NoSpacing"/>
             </w:pPr>
+            <w:proofErr w:type="spellStart"/>
             <w:r>
               <w:t>custom_mode</w:t>
             </w:r>
+            <w:proofErr w:type="spellEnd"/>
           </w:p>
         </w:tc>
         <w:tc>
@@ -30618,9 +34174,11 @@
             <w:pPr>
               <w:pStyle w:val="NoSpacing"/>
             </w:pPr>
+            <w:proofErr w:type="spellStart"/>
             <w:r>
               <w:t>base_mode</w:t>
             </w:r>
+            <w:proofErr w:type="spellEnd"/>
           </w:p>
         </w:tc>
         <w:tc>
@@ -30690,9 +34248,11 @@
             <w:pPr>
               <w:pStyle w:val="NoSpacing"/>
             </w:pPr>
+            <w:proofErr w:type="spellStart"/>
             <w:r>
               <w:t>system_status</w:t>
             </w:r>
+            <w:proofErr w:type="spellEnd"/>
           </w:p>
         </w:tc>
         <w:tc>
@@ -30760,9 +34320,11 @@
             <w:pPr>
               <w:pStyle w:val="NoSpacing"/>
             </w:pPr>
+            <w:proofErr w:type="spellStart"/>
             <w:r>
               <w:t>mavlink_version</w:t>
             </w:r>
+            <w:proofErr w:type="spellEnd"/>
           </w:p>
         </w:tc>
         <w:tc>
@@ -31009,9 +34571,11 @@
             <w:pPr>
               <w:pStyle w:val="NoSpacing"/>
             </w:pPr>
+            <w:proofErr w:type="spellStart"/>
             <w:r>
               <w:t>ICAO_address</w:t>
             </w:r>
+            <w:proofErr w:type="spellEnd"/>
           </w:p>
         </w:tc>
         <w:tc>
@@ -31078,9 +34642,11 @@
             <w:pPr>
               <w:pStyle w:val="NoSpacing"/>
             </w:pPr>
+            <w:proofErr w:type="spellStart"/>
             <w:r>
               <w:t>lat</w:t>
             </w:r>
+            <w:proofErr w:type="spellEnd"/>
           </w:p>
         </w:tc>
         <w:tc>
@@ -31150,9 +34716,11 @@
             <w:pPr>
               <w:pStyle w:val="NoSpacing"/>
             </w:pPr>
+            <w:proofErr w:type="spellStart"/>
             <w:r>
               <w:t>lon</w:t>
             </w:r>
+            <w:proofErr w:type="spellEnd"/>
           </w:p>
         </w:tc>
         <w:tc>
@@ -31222,9 +34790,11 @@
             <w:pPr>
               <w:pStyle w:val="NoSpacing"/>
             </w:pPr>
+            <w:proofErr w:type="spellStart"/>
             <w:r>
               <w:t>altitude_type</w:t>
             </w:r>
+            <w:proofErr w:type="spellEnd"/>
           </w:p>
         </w:tc>
         <w:tc>
@@ -31354,8 +34924,13 @@
             <w:pPr>
               <w:pStyle w:val="NoSpacing"/>
             </w:pPr>
-            <w:r>
-              <w:t>Altitude(ASL)</w:t>
+            <w:proofErr w:type="gramStart"/>
+            <w:r>
+              <w:t>Altitude(</w:t>
+            </w:r>
+            <w:proofErr w:type="gramEnd"/>
+            <w:r>
+              <w:t>ASL)</w:t>
             </w:r>
           </w:p>
         </w:tc>
@@ -31401,9 +34976,11 @@
             <w:pPr>
               <w:pStyle w:val="NoSpacing"/>
             </w:pPr>
+            <w:proofErr w:type="spellStart"/>
             <w:r>
               <w:t>cdeg</w:t>
             </w:r>
+            <w:proofErr w:type="spellEnd"/>
           </w:p>
         </w:tc>
         <w:tc>
@@ -31445,9 +35022,11 @@
             <w:pPr>
               <w:pStyle w:val="NoSpacing"/>
             </w:pPr>
+            <w:proofErr w:type="spellStart"/>
             <w:r>
               <w:t>hor_velocity</w:t>
             </w:r>
+            <w:proofErr w:type="spellEnd"/>
           </w:p>
         </w:tc>
         <w:tc>
@@ -31517,9 +35096,11 @@
             <w:pPr>
               <w:pStyle w:val="NoSpacing"/>
             </w:pPr>
+            <w:proofErr w:type="spellStart"/>
             <w:r>
               <w:t>ver_velocity</w:t>
             </w:r>
+            <w:proofErr w:type="spellEnd"/>
           </w:p>
         </w:tc>
         <w:tc>
@@ -31603,8 +35184,13 @@
             <w:pPr>
               <w:pStyle w:val="code"/>
             </w:pPr>
-            <w:r>
-              <w:t>char[9]</w:t>
+            <w:proofErr w:type="gramStart"/>
+            <w:r>
+              <w:t>char[</w:t>
+            </w:r>
+            <w:proofErr w:type="gramEnd"/>
+            <w:r>
+              <w:t>9]</w:t>
             </w:r>
           </w:p>
         </w:tc>
@@ -31658,9 +35244,11 @@
             <w:pPr>
               <w:pStyle w:val="NoSpacing"/>
             </w:pPr>
+            <w:proofErr w:type="spellStart"/>
             <w:r>
               <w:t>emitter_type</w:t>
             </w:r>
+            <w:proofErr w:type="spellEnd"/>
           </w:p>
         </w:tc>
         <w:tc>
@@ -31737,9 +35325,11 @@
             <w:pPr>
               <w:pStyle w:val="NoSpacing"/>
             </w:pPr>
+            <w:proofErr w:type="spellStart"/>
             <w:r>
               <w:t>tslc</w:t>
             </w:r>
+            <w:proofErr w:type="spellEnd"/>
           </w:p>
         </w:tc>
         <w:tc>
@@ -32157,12 +35747,14 @@
                 <w:lang w:eastAsia="zh-CN"/>
               </w:rPr>
             </w:pPr>
+            <w:proofErr w:type="spellStart"/>
             <w:r>
               <w:rPr>
                 <w:lang w:eastAsia="zh-CN"/>
               </w:rPr>
               <w:t>req_message_rate</w:t>
             </w:r>
+            <w:proofErr w:type="spellEnd"/>
           </w:p>
         </w:tc>
         <w:tc>
@@ -32260,12 +35852,14 @@
                 <w:lang w:eastAsia="zh-CN"/>
               </w:rPr>
             </w:pPr>
+            <w:proofErr w:type="spellStart"/>
             <w:r>
               <w:rPr>
                 <w:lang w:eastAsia="zh-CN"/>
               </w:rPr>
               <w:t>target_system</w:t>
             </w:r>
+            <w:proofErr w:type="spellEnd"/>
           </w:p>
         </w:tc>
         <w:tc>
@@ -32363,12 +35957,14 @@
                 <w:lang w:eastAsia="zh-CN"/>
               </w:rPr>
             </w:pPr>
+            <w:proofErr w:type="spellStart"/>
             <w:r>
               <w:rPr>
                 <w:lang w:eastAsia="zh-CN"/>
               </w:rPr>
               <w:t>target_component</w:t>
             </w:r>
+            <w:proofErr w:type="spellEnd"/>
           </w:p>
         </w:tc>
         <w:tc>
@@ -32466,12 +36062,14 @@
                 <w:lang w:eastAsia="zh-CN"/>
               </w:rPr>
             </w:pPr>
+            <w:proofErr w:type="spellStart"/>
             <w:r>
               <w:rPr>
                 <w:lang w:eastAsia="zh-CN"/>
               </w:rPr>
               <w:t>req_stream_id</w:t>
             </w:r>
+            <w:proofErr w:type="spellEnd"/>
           </w:p>
         </w:tc>
         <w:tc>
@@ -32569,12 +36167,14 @@
                 <w:lang w:eastAsia="zh-CN"/>
               </w:rPr>
             </w:pPr>
+            <w:proofErr w:type="spellStart"/>
             <w:r>
               <w:rPr>
                 <w:lang w:eastAsia="zh-CN"/>
               </w:rPr>
               <w:t>start_stop</w:t>
             </w:r>
+            <w:proofErr w:type="spellEnd"/>
           </w:p>
         </w:tc>
         <w:tc>
@@ -32863,12 +36463,14 @@
                 <w:lang w:eastAsia="zh-CN"/>
               </w:rPr>
             </w:pPr>
+            <w:proofErr w:type="spellStart"/>
             <w:r>
               <w:rPr>
                 <w:lang w:eastAsia="zh-CN"/>
               </w:rPr>
               <w:t>message_id</w:t>
             </w:r>
+            <w:proofErr w:type="spellEnd"/>
           </w:p>
         </w:tc>
         <w:tc>
@@ -32942,7 +36544,21 @@
               <w:rPr>
                 <w:lang w:eastAsia="zh-CN"/>
               </w:rPr>
-              <w:t>The ID of the requested MAVLink message. v1.0 is limited to 254 messages.</w:t>
+              <w:t xml:space="preserve">The ID of the requested </w:t>
+            </w:r>
+            <w:proofErr w:type="spellStart"/>
+            <w:r>
+              <w:rPr>
+                <w:lang w:eastAsia="zh-CN"/>
+              </w:rPr>
+              <w:t>MAVLink</w:t>
+            </w:r>
+            <w:proofErr w:type="spellEnd"/>
+            <w:r>
+              <w:rPr>
+                <w:lang w:eastAsia="zh-CN"/>
+              </w:rPr>
+              <w:t xml:space="preserve"> message. v1.0 is limited to 254 messages.</w:t>
             </w:r>
           </w:p>
           <w:p>
@@ -32964,7 +36580,21 @@
               <w:rPr>
                 <w:lang w:eastAsia="zh-CN"/>
               </w:rPr>
-              <w:t>NOTE: For ADSBee 1090, message_id is always 246, corresponding to the ADSB_VEHICLE message.</w:t>
+              <w:t xml:space="preserve">NOTE: For ADSBee 1090, </w:t>
+            </w:r>
+            <w:proofErr w:type="spellStart"/>
+            <w:r>
+              <w:rPr>
+                <w:lang w:eastAsia="zh-CN"/>
+              </w:rPr>
+              <w:t>message_id</w:t>
+            </w:r>
+            <w:proofErr w:type="spellEnd"/>
+            <w:r>
+              <w:rPr>
+                <w:lang w:eastAsia="zh-CN"/>
+              </w:rPr>
+              <w:t xml:space="preserve"> is always 246, corresponding to the ADSB_VEHICLE message.</w:t>
             </w:r>
           </w:p>
         </w:tc>
@@ -32992,12 +36622,14 @@
                 <w:lang w:eastAsia="zh-CN"/>
               </w:rPr>
             </w:pPr>
+            <w:proofErr w:type="spellStart"/>
             <w:r>
               <w:rPr>
                 <w:lang w:eastAsia="zh-CN"/>
               </w:rPr>
               <w:t>interval_us</w:t>
             </w:r>
+            <w:proofErr w:type="spellEnd"/>
           </w:p>
         </w:tc>
         <w:tc>
@@ -33099,7 +36731,21 @@
               <w:rPr>
                 <w:lang w:eastAsia="zh-CN"/>
               </w:rPr>
-              <w:t>NOTE: For ADSBee 1090, message_id is always 1000 us.</w:t>
+              <w:t xml:space="preserve">NOTE: For ADSBee 1090, </w:t>
+            </w:r>
+            <w:proofErr w:type="spellStart"/>
+            <w:r>
+              <w:rPr>
+                <w:lang w:eastAsia="zh-CN"/>
+              </w:rPr>
+              <w:t>message_id</w:t>
+            </w:r>
+            <w:proofErr w:type="spellEnd"/>
+            <w:r>
+              <w:rPr>
+                <w:lang w:eastAsia="zh-CN"/>
+              </w:rPr>
+              <w:t xml:space="preserve"> is always 1000 us.</w:t>
             </w:r>
           </w:p>
         </w:tc>
@@ -33146,7 +36792,25 @@
     </w:p>
     <w:p>
       <w:r>
-        <w:t>Mode S Beast sends packets as raw binary, with 0x1a used as an “escape” character indicating the start of a Beast frame. Any non start-of-frame instance of 0x1a is escaped with an additional 0x1a beforehand. Thus, 0x1a can be interpreted as the start of a Beast frame, and 0x1a1a can be interpreted as a 0x1a value within a Beast frame.</w:t>
+        <w:t xml:space="preserve">Mode S Beast sends packets as raw binary, with 0x1a used as an “escape” character indicating the start of a Beast frame. Any </w:t>
+      </w:r>
+      <w:proofErr w:type="spellStart"/>
+      <w:proofErr w:type="gramStart"/>
+      <w:r>
+        <w:t>non start</w:t>
+      </w:r>
+      <w:proofErr w:type="spellEnd"/>
+      <w:proofErr w:type="gramEnd"/>
+      <w:r>
+        <w:t xml:space="preserve">-of-frame instance of 0x1a </w:t>
+      </w:r>
+      <w:proofErr w:type="gramStart"/>
+      <w:r>
+        <w:t>is escaped</w:t>
+      </w:r>
+      <w:proofErr w:type="gramEnd"/>
+      <w:r>
+        <w:t xml:space="preserve"> with an additional 0x1a beforehand. Thus, 0x1a can be interpreted as the start of a Beast frame, and 0x1a1a can be interpreted as a 0x1a value within a Beast frame.</w:t>
       </w:r>
     </w:p>
     <w:p>
@@ -33515,7 +37179,15 @@
           </w:tcPr>
           <w:p>
             <w:r>
-              <w:t xml:space="preserve">RSSI byte is “Beast Power Level”, which is the square root of the un-logged dBFS value. </w:t>
+              <w:t xml:space="preserve">RSSI byte is “Beast Power Level”, which is the square root of the un-logged </w:t>
+            </w:r>
+            <w:proofErr w:type="spellStart"/>
+            <w:r>
+              <w:t>dBFS</w:t>
+            </w:r>
+            <w:proofErr w:type="spellEnd"/>
+            <w:r>
+              <w:t xml:space="preserve"> value. </w:t>
             </w:r>
           </w:p>
           <w:p/>
@@ -33537,7 +37209,15 @@
           <w:p/>
           <w:p>
             <w:r>
-              <w:t>May theoretically have up to &lt;packet_length&gt; escapes, but this would not correspond to a valid packet and will not be seen in practice.</w:t>
+              <w:t>May theoretically have up to &lt;</w:t>
+            </w:r>
+            <w:proofErr w:type="spellStart"/>
+            <w:r>
+              <w:t>packet_length</w:t>
+            </w:r>
+            <w:proofErr w:type="spellEnd"/>
+            <w:r>
+              <w:t>&gt; escapes, but this would not correspond to a valid packet and will not be seen in practice.</w:t>
             </w:r>
           </w:p>
         </w:tc>
@@ -33937,8 +37617,13 @@
             <w:tcW w:w="2250" w:type="dxa"/>
           </w:tcPr>
           <w:p>
-            <w:r>
-              <w:t xml:space="preserve">0x73 (‘s’): UAT </w:t>
+            <w:proofErr w:type="gramStart"/>
+            <w:r>
+              <w:t>0x73 (‘</w:t>
+            </w:r>
+            <w:proofErr w:type="gramEnd"/>
+            <w:r>
+              <w:t xml:space="preserve">s’): UAT </w:t>
             </w:r>
             <w:r>
               <w:t>s</w:t>
@@ -33947,12 +37632,25 @@
               <w:t>hort ADSB</w:t>
             </w:r>
             <w:r>
-              <w:t xml:space="preserve"> (30 byte payload, not including escapes).</w:t>
-            </w:r>
-          </w:p>
-          <w:p>
-            <w:r>
-              <w:t xml:space="preserve">0x5c (‘l’): UAT </w:t>
+              <w:t xml:space="preserve"> (</w:t>
+            </w:r>
+            <w:proofErr w:type="gramStart"/>
+            <w:r>
+              <w:t>30 byte</w:t>
+            </w:r>
+            <w:proofErr w:type="gramEnd"/>
+            <w:r>
+              <w:t xml:space="preserve"> payload, not including escapes).</w:t>
+            </w:r>
+          </w:p>
+          <w:p>
+            <w:proofErr w:type="gramStart"/>
+            <w:r>
+              <w:t>0x5c (‘</w:t>
+            </w:r>
+            <w:proofErr w:type="gramEnd"/>
+            <w:r>
+              <w:t xml:space="preserve">l’): UAT </w:t>
             </w:r>
             <w:r>
               <w:t>l</w:t>
@@ -33961,15 +37659,36 @@
               <w:t>ong ADSB</w:t>
             </w:r>
             <w:r>
-              <w:t xml:space="preserve"> (48 byte payload, not including escapes)</w:t>
-            </w:r>
-          </w:p>
-          <w:p>
-            <w:r>
-              <w:t>0x75 (‘u’): UAT Uplink</w:t>
-            </w:r>
-            <w:r>
-              <w:t xml:space="preserve"> (552 byte payload, not including escapes)</w:t>
+              <w:t xml:space="preserve"> (</w:t>
+            </w:r>
+            <w:proofErr w:type="gramStart"/>
+            <w:r>
+              <w:t>48 byte</w:t>
+            </w:r>
+            <w:proofErr w:type="gramEnd"/>
+            <w:r>
+              <w:t xml:space="preserve"> payload, not including escapes)</w:t>
+            </w:r>
+          </w:p>
+          <w:p>
+            <w:proofErr w:type="gramStart"/>
+            <w:r>
+              <w:t>0x75 (‘</w:t>
+            </w:r>
+            <w:proofErr w:type="gramEnd"/>
+            <w:r>
+              <w:t>u’): UAT Uplink</w:t>
+            </w:r>
+            <w:r>
+              <w:t xml:space="preserve"> (</w:t>
+            </w:r>
+            <w:proofErr w:type="gramStart"/>
+            <w:r>
+              <w:t>552 byte</w:t>
+            </w:r>
+            <w:proofErr w:type="gramEnd"/>
+            <w:r>
+              <w:t xml:space="preserve"> payload, not including escapes)</w:t>
             </w:r>
           </w:p>
           <w:p/>
@@ -34001,7 +37720,15 @@
           </w:tcPr>
           <w:p>
             <w:r>
-              <w:t xml:space="preserve">RSSI byte is “Beast Power Level”, which is the square root of the un-logged dBFS value. </w:t>
+              <w:t xml:space="preserve">RSSI byte is “Beast Power Level”, which is the square root of the un-logged </w:t>
+            </w:r>
+            <w:proofErr w:type="spellStart"/>
+            <w:r>
+              <w:t>dBFS</w:t>
+            </w:r>
+            <w:proofErr w:type="spellEnd"/>
+            <w:r>
+              <w:t xml:space="preserve"> value. </w:t>
             </w:r>
           </w:p>
           <w:p/>
@@ -34020,7 +37747,15 @@
               <w:t>Packet contents</w:t>
             </w:r>
             <w:r>
-              <w:t>, including both payload and FEC parity.</w:t>
+              <w:t xml:space="preserve">, including both payload and FEC </w:t>
+            </w:r>
+            <w:proofErr w:type="gramStart"/>
+            <w:r>
+              <w:t>parity</w:t>
+            </w:r>
+            <w:proofErr w:type="gramEnd"/>
+            <w:r>
+              <w:t>.</w:t>
             </w:r>
           </w:p>
           <w:p/>
@@ -34032,7 +37767,15 @@
           <w:p/>
           <w:p>
             <w:r>
-              <w:t>May theoretically have up to &lt;packet_length&gt; escapes, but this would not correspond to a valid packet and will not be seen in practice.</w:t>
+              <w:t>May theoretically have up to &lt;</w:t>
+            </w:r>
+            <w:proofErr w:type="spellStart"/>
+            <w:r>
+              <w:t>packet_length</w:t>
+            </w:r>
+            <w:proofErr w:type="spellEnd"/>
+            <w:r>
+              <w:t>&gt; escapes, but this would not correspond to a valid packet and will not be seen in practice.</w:t>
             </w:r>
           </w:p>
         </w:tc>
@@ -34092,11 +37835,24 @@
       <w:r>
         <w:t>*RAW_FRAME;(</w:t>
       </w:r>
+      <w:proofErr w:type="gramStart"/>
       <w:r>
         <w:t>SOURCE,</w:t>
       </w:r>
       <w:r>
-        <w:t>SIGS,SIGQ,TS)\r\n</w:t>
+        <w:t>SIGS</w:t>
+      </w:r>
+      <w:proofErr w:type="gramEnd"/>
+      <w:r>
+        <w:t>,</w:t>
+      </w:r>
+      <w:proofErr w:type="gramStart"/>
+      <w:r>
+        <w:t>SIGQ,TS</w:t>
+      </w:r>
+      <w:proofErr w:type="gramEnd"/>
+      <w:r>
+        <w:t>)\r\n</w:t>
       </w:r>
     </w:p>
     <w:p/>
@@ -34804,8 +38560,21 @@
         <w:t>-</w:t>
       </w:r>
       <w:r>
-        <w:t>RAW_FRAME;(SIGS,SIGQ,TS)\r\n</w:t>
-      </w:r>
+        <w:t>RAW_FRAME;(</w:t>
+      </w:r>
+      <w:proofErr w:type="gramStart"/>
+      <w:r>
+        <w:t>SIGS,SIGQ</w:t>
+      </w:r>
+      <w:proofErr w:type="gramEnd"/>
+      <w:r>
+        <w:t>,</w:t>
+      </w:r>
+      <w:proofErr w:type="gramStart"/>
+      <w:r>
+        <w:t>TS)\r\n</w:t>
+      </w:r>
+      <w:proofErr w:type="gramEnd"/>
     </w:p>
     <w:p/>
     <w:tbl>
@@ -35222,8 +38991,13 @@
               <w:spacing w:after="0"/>
             </w:pPr>
             <w:r>
-              <w:t>Signal quality of the packet in dB.</w:t>
-            </w:r>
+              <w:t xml:space="preserve">Signal quality of the packet in </w:t>
+            </w:r>
+            <w:proofErr w:type="spellStart"/>
+            <w:r>
+              <w:t>dB.</w:t>
+            </w:r>
+            <w:proofErr w:type="spellEnd"/>
           </w:p>
         </w:tc>
         <w:tc>
@@ -35391,8 +39165,21 @@
         <w:pStyle w:val="code"/>
       </w:pPr>
       <w:r>
-        <w:t>#UAT*+RAW_FRAME;(SIGS,SIGQ,TS)\r\n</w:t>
-      </w:r>
+        <w:t>#UAT*+RAW_FRAME;(</w:t>
+      </w:r>
+      <w:proofErr w:type="gramStart"/>
+      <w:r>
+        <w:t>SIGS,SIGQ</w:t>
+      </w:r>
+      <w:proofErr w:type="gramEnd"/>
+      <w:r>
+        <w:t>,</w:t>
+      </w:r>
+      <w:proofErr w:type="gramStart"/>
+      <w:r>
+        <w:t>TS)\r\n</w:t>
+      </w:r>
+      <w:proofErr w:type="gramEnd"/>
     </w:p>
     <w:p/>
     <w:tbl>
@@ -35800,8 +39587,13 @@
               <w:spacing w:after="0"/>
             </w:pPr>
             <w:r>
-              <w:t>Signal quality of the packet in dB.</w:t>
-            </w:r>
+              <w:t xml:space="preserve">Signal quality of the packet in </w:t>
+            </w:r>
+            <w:proofErr w:type="spellStart"/>
+            <w:r>
+              <w:t>dB.</w:t>
+            </w:r>
+            <w:proofErr w:type="spellEnd"/>
           </w:p>
         </w:tc>
         <w:tc>
@@ -35966,7 +39758,15 @@
     </w:p>
     <w:p>
       <w:r>
-        <w:t>The ADSBee Aircraft JSON format is intended to be compatible with the JSON format emitted by readsb (</w:t>
+        <w:t xml:space="preserve">The ADSBee Aircraft JSON format is intended to be compatible with the JSON format emitted by </w:t>
+      </w:r>
+      <w:proofErr w:type="spellStart"/>
+      <w:r>
+        <w:t>readsb</w:t>
+      </w:r>
+      <w:proofErr w:type="spellEnd"/>
+      <w:r>
+        <w:t xml:space="preserve"> (</w:t>
       </w:r>
       <w:hyperlink r:id="rId26" w:history="1">
         <w:r>
@@ -36090,8 +39890,13 @@
           </w:tcPr>
           <w:p>
             <w:r>
-              <w:t>/aircraft</w:t>
-            </w:r>
+              <w:t>/</w:t>
+            </w:r>
+            <w:proofErr w:type="gramStart"/>
+            <w:r>
+              <w:t>aircraft</w:t>
+            </w:r>
+            <w:proofErr w:type="gramEnd"/>
           </w:p>
         </w:tc>
         <w:tc>
@@ -36206,8 +40011,13 @@
           </w:tcPr>
           <w:p>
             <w:r>
-              <w:t>Full aircraft list sent every 1000 ms</w:t>
-            </w:r>
+              <w:t xml:space="preserve">Full aircraft list sent every 1000 </w:t>
+            </w:r>
+            <w:proofErr w:type="spellStart"/>
+            <w:r>
+              <w:t>ms</w:t>
+            </w:r>
+            <w:proofErr w:type="spellEnd"/>
           </w:p>
         </w:tc>
       </w:tr>
@@ -36306,7 +40116,15 @@
           </w:tcPr>
           <w:p>
             <w:r>
-              <w:t>Connection closed if no data exchanged</w:t>
+              <w:t xml:space="preserve">Connection </w:t>
+            </w:r>
+            <w:proofErr w:type="gramStart"/>
+            <w:r>
+              <w:t>closed</w:t>
+            </w:r>
+            <w:proofErr w:type="gramEnd"/>
+            <w:r>
+              <w:t xml:space="preserve"> if no data exchanged</w:t>
             </w:r>
           </w:p>
         </w:tc>
@@ -36387,7 +40205,23 @@
         <w:pStyle w:val="code"/>
       </w:pPr>
       <w:r>
-        <w:t>{"hex":"a1b2c3","type":"adsb_icao","flight":"UAL123 ","lat":37.62345,"lon":-122.37812,"alt_baro":37000,"gs":480,"track":270.0,"baro_rate":0,"nic":8,"nic_baro":1,"nac_p":9,"nac_v":2,"sil":3,"gva":2,"sda":2,"version":2,"rssi":-68,"messages":142}</w:t>
+        <w:t>{"hex":"a1b2c3","type":"adsb_icao","flight":"UAL123 ","lat":37.62345,"lon</w:t>
+      </w:r>
+      <w:proofErr w:type="gramStart"/>
+      <w:r>
+        <w:t>":-</w:t>
+      </w:r>
+      <w:proofErr w:type="gramEnd"/>
+      <w:r>
+        <w:t>122.37812,"alt_baro":37000,"gs":480,"track":270.0,"baro_rate":0,"nic":8,"nic_baro":1,"nac_p":9,"nac_v":2,"sil":3,"gva":2,"sda":2,"version":2,"rssi</w:t>
+      </w:r>
+      <w:proofErr w:type="gramStart"/>
+      <w:r>
+        <w:t>":-</w:t>
+      </w:r>
+      <w:proofErr w:type="gramEnd"/>
+      <w:r>
+        <w:t>68,"messages":142}</w:t>
       </w:r>
     </w:p>
     <w:p>
@@ -36395,7 +40229,23 @@
         <w:pStyle w:val="code"/>
       </w:pPr>
       <w:r>
-        <w:t>{"hex":"c3d4e5","type":"adsb_icao","on_ground":1,"lat":37.61200,"lon":-122.38500,"alt_baro":0,"gs":12,"track":90.0,"nic":8,"nic_baro":1,"nac_p":9,"nac_v":2,"sil":3,"gva":2,"sda":2,"version":2,"rssi":-71,"messages":23}</w:t>
+        <w:t>{"hex":"c3d4e5","type":"adsb_icao","on_ground":1,"lat":37.61200,"lon</w:t>
+      </w:r>
+      <w:proofErr w:type="gramStart"/>
+      <w:r>
+        <w:t>":-</w:t>
+      </w:r>
+      <w:proofErr w:type="gramEnd"/>
+      <w:r>
+        <w:t>122.38500,"alt_baro":0,"gs":12,"track":90.0,"nic":8,"nic_baro":1,"nac_p":9,"nac_v":2,"sil":3,"gva":2,"sda":2,"version":2,"rssi</w:t>
+      </w:r>
+      <w:proofErr w:type="gramStart"/>
+      <w:r>
+        <w:t>":-</w:t>
+      </w:r>
+      <w:proofErr w:type="gramEnd"/>
+      <w:r>
+        <w:t>71,"messages":23}</w:t>
       </w:r>
     </w:p>
     <w:p/>
@@ -36832,7 +40682,63 @@
           </w:tcPr>
           <w:p>
             <w:r>
-              <w:t>Aircraft type. Mode S: adsb_icao, adsr_icao (non-transponder), adsb_icao_nt (Class B ground vehicle). UAT: adsb_icao, adsb_other, tisb_icao, tisb_trackfile.</w:t>
+              <w:t xml:space="preserve">Aircraft type. Mode S: </w:t>
+            </w:r>
+            <w:proofErr w:type="spellStart"/>
+            <w:r>
+              <w:t>adsb_icao</w:t>
+            </w:r>
+            <w:proofErr w:type="spellEnd"/>
+            <w:r>
+              <w:t xml:space="preserve">, </w:t>
+            </w:r>
+            <w:proofErr w:type="spellStart"/>
+            <w:r>
+              <w:t>adsr_icao</w:t>
+            </w:r>
+            <w:proofErr w:type="spellEnd"/>
+            <w:r>
+              <w:t xml:space="preserve"> (non-transponder), </w:t>
+            </w:r>
+            <w:proofErr w:type="spellStart"/>
+            <w:r>
+              <w:t>adsb_icao_nt</w:t>
+            </w:r>
+            <w:proofErr w:type="spellEnd"/>
+            <w:r>
+              <w:t xml:space="preserve"> (Class B ground vehicle). UAT: </w:t>
+            </w:r>
+            <w:proofErr w:type="spellStart"/>
+            <w:r>
+              <w:t>adsb_icao</w:t>
+            </w:r>
+            <w:proofErr w:type="spellEnd"/>
+            <w:r>
+              <w:t xml:space="preserve">, </w:t>
+            </w:r>
+            <w:proofErr w:type="spellStart"/>
+            <w:r>
+              <w:t>adsb_other</w:t>
+            </w:r>
+            <w:proofErr w:type="spellEnd"/>
+            <w:r>
+              <w:t xml:space="preserve">, </w:t>
+            </w:r>
+            <w:proofErr w:type="spellStart"/>
+            <w:r>
+              <w:t>tisb_icao</w:t>
+            </w:r>
+            <w:proofErr w:type="spellEnd"/>
+            <w:r>
+              <w:t xml:space="preserve">, </w:t>
+            </w:r>
+            <w:proofErr w:type="spellStart"/>
+            <w:r>
+              <w:t>tisb_trackfile</w:t>
+            </w:r>
+            <w:proofErr w:type="spellEnd"/>
+            <w:r>
+              <w:t>.</w:t>
             </w:r>
           </w:p>
         </w:tc>
@@ -37201,7 +41107,15 @@
           </w:tcPr>
           <w:p>
             <w:r>
-              <w:t>Emitter category in readsb A0-D7 format. Letter A-D = set 0-3; digit 0-7 = subcategory.</w:t>
+              <w:t xml:space="preserve">Emitter category in </w:t>
+            </w:r>
+            <w:proofErr w:type="spellStart"/>
+            <w:r>
+              <w:t>readsb</w:t>
+            </w:r>
+            <w:proofErr w:type="spellEnd"/>
+            <w:r>
+              <w:t xml:space="preserve"> A0-D7 format. Letter A-D = set 0-3; digit 0-7 = subcategory.</w:t>
             </w:r>
           </w:p>
         </w:tc>
@@ -37218,9 +41132,11 @@
             </w:tcBorders>
           </w:tcPr>
           <w:p>
+            <w:proofErr w:type="spellStart"/>
             <w:r>
               <w:t>lat</w:t>
             </w:r>
+            <w:proofErr w:type="spellEnd"/>
           </w:p>
         </w:tc>
         <w:tc>
@@ -37341,9 +41257,11 @@
             </w:tcBorders>
           </w:tcPr>
           <w:p>
+            <w:proofErr w:type="spellStart"/>
             <w:r>
               <w:t>lon</w:t>
             </w:r>
+            <w:proofErr w:type="spellEnd"/>
           </w:p>
         </w:tc>
         <w:tc>
@@ -37464,9 +41382,11 @@
             </w:tcBorders>
           </w:tcPr>
           <w:p>
+            <w:proofErr w:type="spellStart"/>
             <w:r>
               <w:t>alt_baro</w:t>
             </w:r>
+            <w:proofErr w:type="spellEnd"/>
           </w:p>
         </w:tc>
         <w:tc>
@@ -37497,7 +41417,15 @@
           </w:tcPr>
           <w:p>
             <w:r>
-              <w:t>If baro altitude valid</w:t>
+              <w:t xml:space="preserve">If </w:t>
+            </w:r>
+            <w:proofErr w:type="spellStart"/>
+            <w:r>
+              <w:t>baro</w:t>
+            </w:r>
+            <w:proofErr w:type="spellEnd"/>
+            <w:r>
+              <w:t xml:space="preserve"> altitude valid</w:t>
             </w:r>
           </w:p>
         </w:tc>
@@ -37587,9 +41515,11 @@
             </w:tcBorders>
           </w:tcPr>
           <w:p>
+            <w:proofErr w:type="spellStart"/>
             <w:r>
               <w:t>alt_geom</w:t>
             </w:r>
+            <w:proofErr w:type="spellEnd"/>
           </w:p>
         </w:tc>
         <w:tc>
@@ -37956,9 +41886,11 @@
             </w:tcBorders>
           </w:tcPr>
           <w:p>
+            <w:proofErr w:type="spellStart"/>
             <w:r>
               <w:t>mag_heading</w:t>
             </w:r>
+            <w:proofErr w:type="spellEnd"/>
           </w:p>
         </w:tc>
         <w:tc>
@@ -38079,9 +42011,11 @@
             </w:tcBorders>
           </w:tcPr>
           <w:p>
+            <w:proofErr w:type="spellStart"/>
             <w:r>
               <w:t>true_heading</w:t>
             </w:r>
+            <w:proofErr w:type="spellEnd"/>
           </w:p>
         </w:tc>
         <w:tc>
@@ -38202,9 +42136,11 @@
             </w:tcBorders>
           </w:tcPr>
           <w:p>
+            <w:proofErr w:type="spellStart"/>
             <w:r>
               <w:t>baro_rate</w:t>
             </w:r>
+            <w:proofErr w:type="spellEnd"/>
           </w:p>
         </w:tc>
         <w:tc>
@@ -38235,7 +42171,15 @@
           </w:tcPr>
           <w:p>
             <w:r>
-              <w:t>If baro vertical rate valid</w:t>
+              <w:t xml:space="preserve">If </w:t>
+            </w:r>
+            <w:proofErr w:type="spellStart"/>
+            <w:r>
+              <w:t>baro</w:t>
+            </w:r>
+            <w:proofErr w:type="spellEnd"/>
+            <w:r>
+              <w:t xml:space="preserve"> vertical rate valid</w:t>
             </w:r>
           </w:p>
         </w:tc>
@@ -38325,9 +42269,11 @@
             </w:tcBorders>
           </w:tcPr>
           <w:p>
+            <w:proofErr w:type="spellStart"/>
             <w:r>
               <w:t>geom_rate</w:t>
             </w:r>
+            <w:proofErr w:type="spellEnd"/>
           </w:p>
         </w:tc>
         <w:tc>
@@ -38458,7 +42404,6 @@
           </w:tcPr>
           <w:p>
             <w:r>
-              <w:lastRenderedPageBreak/>
               <w:t>nic</w:t>
             </w:r>
           </w:p>
@@ -38581,9 +42526,11 @@
             </w:tcBorders>
           </w:tcPr>
           <w:p>
+            <w:proofErr w:type="spellStart"/>
             <w:r>
               <w:t>nic_baro</w:t>
             </w:r>
+            <w:proofErr w:type="spellEnd"/>
           </w:p>
         </w:tc>
         <w:tc>
@@ -38704,9 +42651,11 @@
             </w:tcBorders>
           </w:tcPr>
           <w:p>
+            <w:proofErr w:type="spellStart"/>
             <w:r>
               <w:t>nac_p</w:t>
             </w:r>
+            <w:proofErr w:type="spellEnd"/>
           </w:p>
         </w:tc>
         <w:tc>
@@ -38827,9 +42776,11 @@
             </w:tcBorders>
           </w:tcPr>
           <w:p>
+            <w:proofErr w:type="spellStart"/>
             <w:r>
               <w:t>nac_v</w:t>
             </w:r>
+            <w:proofErr w:type="spellEnd"/>
           </w:p>
         </w:tc>
         <w:tc>
@@ -38950,9 +42901,11 @@
             </w:tcBorders>
           </w:tcPr>
           <w:p>
+            <w:proofErr w:type="spellStart"/>
             <w:r>
               <w:t>sil</w:t>
             </w:r>
+            <w:proofErr w:type="spellEnd"/>
           </w:p>
         </w:tc>
         <w:tc>
@@ -39073,9 +43026,11 @@
             </w:tcBorders>
           </w:tcPr>
           <w:p>
+            <w:proofErr w:type="spellStart"/>
             <w:r>
               <w:t>gva</w:t>
             </w:r>
+            <w:proofErr w:type="spellEnd"/>
           </w:p>
         </w:tc>
         <w:tc>
@@ -39196,9 +43151,11 @@
             </w:tcBorders>
           </w:tcPr>
           <w:p>
+            <w:proofErr w:type="spellStart"/>
             <w:r>
               <w:t>sda</w:t>
             </w:r>
+            <w:proofErr w:type="spellEnd"/>
           </w:p>
         </w:tc>
         <w:tc>
@@ -39442,9 +43399,11 @@
             </w:tcBorders>
           </w:tcPr>
           <w:p>
+            <w:proofErr w:type="spellStart"/>
             <w:r>
               <w:t>rssi</w:t>
             </w:r>
+            <w:proofErr w:type="spellEnd"/>
           </w:p>
         </w:tc>
         <w:tc>
@@ -39811,9 +43770,11 @@
             </w:tcBorders>
           </w:tcPr>
           <w:p>
+            <w:proofErr w:type="spellStart"/>
             <w:r>
               <w:t>spi</w:t>
             </w:r>
+            <w:proofErr w:type="spellEnd"/>
           </w:p>
         </w:tc>
         <w:tc>
@@ -40040,7 +44001,23 @@
           </w:tcPr>
           <w:p>
             <w:r>
-              <w:t>Emergency/priority status: none, general, lifeguard, minfuel, nordo, unlawful, downed, reserved. UAT only.</w:t>
+              <w:t xml:space="preserve">Emergency/priority status: none, general, lifeguard, </w:t>
+            </w:r>
+            <w:proofErr w:type="spellStart"/>
+            <w:r>
+              <w:t>minfuel</w:t>
+            </w:r>
+            <w:proofErr w:type="spellEnd"/>
+            <w:r>
+              <w:t xml:space="preserve">, </w:t>
+            </w:r>
+            <w:proofErr w:type="spellStart"/>
+            <w:r>
+              <w:t>nordo</w:t>
+            </w:r>
+            <w:proofErr w:type="spellEnd"/>
+            <w:r>
+              <w:t>, unlawful, downed, reserved. UAT only.</w:t>
             </w:r>
           </w:p>
         </w:tc>
@@ -40057,9 +44034,11 @@
             </w:tcBorders>
           </w:tcPr>
           <w:p>
+            <w:proofErr w:type="spellStart"/>
             <w:r>
               <w:t>on_ground</w:t>
             </w:r>
+            <w:proofErr w:type="spellEnd"/>
           </w:p>
         </w:tc>
         <w:tc>
@@ -40392,25 +44371,7 @@
       <w:rPr>
         <w:color w:val="FFFFFF" w:themeColor="background1"/>
       </w:rPr>
-      <w:t>202</w:t>
-    </w:r>
-    <w:r>
-      <w:rPr>
-        <w:color w:val="FFFFFF" w:themeColor="background1"/>
-      </w:rPr>
-      <w:t>60</w:t>
-    </w:r>
-    <w:r>
-      <w:rPr>
-        <w:color w:val="FFFFFF" w:themeColor="background1"/>
-      </w:rPr>
-      <w:t>5</w:t>
-    </w:r>
-    <w:r>
-      <w:rPr>
-        <w:color w:val="FFFFFF" w:themeColor="background1"/>
-      </w:rPr>
-      <w:t>26</w:t>
+      <w:t>20260801</w:t>
     </w:r>
     <w:r>
       <w:rPr>
@@ -40423,7 +44384,13 @@
       <w:rPr>
         <w:color w:val="FFFFFF" w:themeColor="background1"/>
       </w:rPr>
-      <w:t>9.0</w:t>
+      <w:t>9</w:t>
+    </w:r>
+    <w:r>
+      <w:rPr>
+        <w:color w:val="FFFFFF" w:themeColor="background1"/>
+      </w:rPr>
+      <w:t>.0</w:t>
     </w:r>
   </w:p>
 </w:ftr>
@@ -40915,360 +44882,7 @@
     </w:lvl>
   </w:abstractNum>
   <w:abstractNum w:abstractNumId="2" w15:restartNumberingAfterBreak="0">
-    <w:nsid w:val="48522B65"/>
-    <w:multiLevelType w:val="hybridMultilevel"/>
-    <w:tmpl w:val="55DEB3F6"/>
-    <w:lvl w:ilvl="0" w:tplc="D212820A">
-      <w:numFmt w:val="bullet"/>
-      <w:lvlText w:val=""/>
-      <w:lvlJc w:val="left"/>
-      <w:pPr>
-        <w:ind w:left="720" w:hanging="360"/>
-      </w:pPr>
-      <w:rPr>
-        <w:rFonts w:ascii="Symbol" w:eastAsiaTheme="minorHAnsi" w:hAnsi="Symbol" w:cstheme="minorBidi" w:hint="default"/>
-      </w:rPr>
-    </w:lvl>
-    <w:lvl w:ilvl="1" w:tplc="04090003">
-      <w:start w:val="1"/>
-      <w:numFmt w:val="bullet"/>
-      <w:lvlText w:val="o"/>
-      <w:lvlJc w:val="left"/>
-      <w:pPr>
-        <w:ind w:left="1440" w:hanging="360"/>
-      </w:pPr>
-      <w:rPr>
-        <w:rFonts w:ascii="Courier New" w:hAnsi="Courier New" w:cs="Courier New" w:hint="default"/>
-      </w:rPr>
-    </w:lvl>
-    <w:lvl w:ilvl="2" w:tplc="04090005" w:tentative="1">
-      <w:start w:val="1"/>
-      <w:numFmt w:val="bullet"/>
-      <w:lvlText w:val=""/>
-      <w:lvlJc w:val="left"/>
-      <w:pPr>
-        <w:ind w:left="2160" w:hanging="360"/>
-      </w:pPr>
-      <w:rPr>
-        <w:rFonts w:ascii="Wingdings" w:hAnsi="Wingdings" w:hint="default"/>
-      </w:rPr>
-    </w:lvl>
-    <w:lvl w:ilvl="3" w:tplc="04090001" w:tentative="1">
-      <w:start w:val="1"/>
-      <w:numFmt w:val="bullet"/>
-      <w:lvlText w:val=""/>
-      <w:lvlJc w:val="left"/>
-      <w:pPr>
-        <w:ind w:left="2880" w:hanging="360"/>
-      </w:pPr>
-      <w:rPr>
-        <w:rFonts w:ascii="Symbol" w:hAnsi="Symbol" w:hint="default"/>
-      </w:rPr>
-    </w:lvl>
-    <w:lvl w:ilvl="4" w:tplc="04090003" w:tentative="1">
-      <w:start w:val="1"/>
-      <w:numFmt w:val="bullet"/>
-      <w:lvlText w:val="o"/>
-      <w:lvlJc w:val="left"/>
-      <w:pPr>
-        <w:ind w:left="3600" w:hanging="360"/>
-      </w:pPr>
-      <w:rPr>
-        <w:rFonts w:ascii="Courier New" w:hAnsi="Courier New" w:cs="Courier New" w:hint="default"/>
-      </w:rPr>
-    </w:lvl>
-    <w:lvl w:ilvl="5" w:tplc="04090005" w:tentative="1">
-      <w:start w:val="1"/>
-      <w:numFmt w:val="bullet"/>
-      <w:lvlText w:val=""/>
-      <w:lvlJc w:val="left"/>
-      <w:pPr>
-        <w:ind w:left="4320" w:hanging="360"/>
-      </w:pPr>
-      <w:rPr>
-        <w:rFonts w:ascii="Wingdings" w:hAnsi="Wingdings" w:hint="default"/>
-      </w:rPr>
-    </w:lvl>
-    <w:lvl w:ilvl="6" w:tplc="04090001" w:tentative="1">
-      <w:start w:val="1"/>
-      <w:numFmt w:val="bullet"/>
-      <w:lvlText w:val=""/>
-      <w:lvlJc w:val="left"/>
-      <w:pPr>
-        <w:ind w:left="5040" w:hanging="360"/>
-      </w:pPr>
-      <w:rPr>
-        <w:rFonts w:ascii="Symbol" w:hAnsi="Symbol" w:hint="default"/>
-      </w:rPr>
-    </w:lvl>
-    <w:lvl w:ilvl="7" w:tplc="04090003" w:tentative="1">
-      <w:start w:val="1"/>
-      <w:numFmt w:val="bullet"/>
-      <w:lvlText w:val="o"/>
-      <w:lvlJc w:val="left"/>
-      <w:pPr>
-        <w:ind w:left="5760" w:hanging="360"/>
-      </w:pPr>
-      <w:rPr>
-        <w:rFonts w:ascii="Courier New" w:hAnsi="Courier New" w:cs="Courier New" w:hint="default"/>
-      </w:rPr>
-    </w:lvl>
-    <w:lvl w:ilvl="8" w:tplc="04090005" w:tentative="1">
-      <w:start w:val="1"/>
-      <w:numFmt w:val="bullet"/>
-      <w:lvlText w:val=""/>
-      <w:lvlJc w:val="left"/>
-      <w:pPr>
-        <w:ind w:left="6480" w:hanging="360"/>
-      </w:pPr>
-      <w:rPr>
-        <w:rFonts w:ascii="Wingdings" w:hAnsi="Wingdings" w:hint="default"/>
-      </w:rPr>
-    </w:lvl>
-  </w:abstractNum>
-  <w:abstractNum w:abstractNumId="3" w15:restartNumberingAfterBreak="0">
-    <w:nsid w:val="53301CAD"/>
-    <w:multiLevelType w:val="multilevel"/>
-    <w:tmpl w:val="624C7896"/>
-    <w:styleLink w:val="Style1"/>
-    <w:lvl w:ilvl="0">
-      <w:start w:val="1"/>
-      <w:numFmt w:val="decimal"/>
-      <w:lvlText w:val="%1    "/>
-      <w:lvlJc w:val="left"/>
-      <w:pPr>
-        <w:ind w:left="0" w:firstLine="0"/>
-      </w:pPr>
-      <w:rPr>
-        <w:rFonts w:ascii="Poppins SemiBold" w:hAnsi="Poppins SemiBold" w:hint="default"/>
-        <w:b/>
-        <w:i w:val="0"/>
-        <w:color w:val="00AD4D"/>
-        <w:sz w:val="32"/>
-      </w:rPr>
-    </w:lvl>
-    <w:lvl w:ilvl="1">
-      <w:start w:val="1"/>
-      <w:numFmt w:val="decimal"/>
-      <w:lvlText w:val="%1.%2 "/>
-      <w:lvlJc w:val="left"/>
-      <w:pPr>
-        <w:ind w:left="0" w:firstLine="0"/>
-      </w:pPr>
-      <w:rPr>
-        <w:rFonts w:ascii="Poppins SemiBold" w:hAnsi="Poppins SemiBold" w:hint="default"/>
-        <w:color w:val="FFCB00"/>
-        <w:sz w:val="26"/>
-      </w:rPr>
-    </w:lvl>
-    <w:lvl w:ilvl="2">
-      <w:start w:val="1"/>
-      <w:numFmt w:val="decimal"/>
-      <w:lvlText w:val="%1.%2.%3  "/>
-      <w:lvlJc w:val="left"/>
-      <w:pPr>
-        <w:ind w:left="0" w:firstLine="0"/>
-      </w:pPr>
-      <w:rPr>
-        <w:rFonts w:ascii="Poppins" w:hAnsi="Poppins" w:hint="default"/>
-        <w:b w:val="0"/>
-        <w:i w:val="0"/>
-        <w:color w:val="00AD4D"/>
-        <w:sz w:val="22"/>
-      </w:rPr>
-    </w:lvl>
-    <w:lvl w:ilvl="3">
-      <w:start w:val="1"/>
-      <w:numFmt w:val="decimal"/>
-      <w:lvlText w:val="%1.%2.%3.%4"/>
-      <w:lvlJc w:val="left"/>
-      <w:pPr>
-        <w:ind w:left="0" w:firstLine="0"/>
-      </w:pPr>
-      <w:rPr>
-        <w:rFonts w:asciiTheme="minorHAnsi" w:hAnsiTheme="minorHAnsi" w:cstheme="majorHAnsi" w:hint="default"/>
-        <w:b/>
-        <w:i w:val="0"/>
-        <w:color w:val="auto"/>
-        <w:sz w:val="22"/>
-      </w:rPr>
-    </w:lvl>
-    <w:lvl w:ilvl="4">
-      <w:start w:val="1"/>
-      <w:numFmt w:val="lowerLetter"/>
-      <w:lvlText w:val="(%5)"/>
-      <w:lvlJc w:val="left"/>
-      <w:pPr>
-        <w:ind w:left="0" w:firstLine="0"/>
-      </w:pPr>
-      <w:rPr>
-        <w:rFonts w:hint="default"/>
-      </w:rPr>
-    </w:lvl>
-    <w:lvl w:ilvl="5">
-      <w:start w:val="1"/>
-      <w:numFmt w:val="lowerRoman"/>
-      <w:lvlText w:val="(%6)"/>
-      <w:lvlJc w:val="left"/>
-      <w:pPr>
-        <w:ind w:left="0" w:firstLine="0"/>
-      </w:pPr>
-      <w:rPr>
-        <w:rFonts w:hint="default"/>
-      </w:rPr>
-    </w:lvl>
-    <w:lvl w:ilvl="6">
-      <w:start w:val="1"/>
-      <w:numFmt w:val="decimal"/>
-      <w:lvlText w:val="%7."/>
-      <w:lvlJc w:val="left"/>
-      <w:pPr>
-        <w:ind w:left="0" w:firstLine="0"/>
-      </w:pPr>
-      <w:rPr>
-        <w:rFonts w:hint="default"/>
-      </w:rPr>
-    </w:lvl>
-    <w:lvl w:ilvl="7">
-      <w:start w:val="1"/>
-      <w:numFmt w:val="lowerLetter"/>
-      <w:lvlText w:val="%8."/>
-      <w:lvlJc w:val="left"/>
-      <w:pPr>
-        <w:ind w:left="0" w:firstLine="0"/>
-      </w:pPr>
-      <w:rPr>
-        <w:rFonts w:hint="default"/>
-      </w:rPr>
-    </w:lvl>
-    <w:lvl w:ilvl="8">
-      <w:start w:val="1"/>
-      <w:numFmt w:val="lowerRoman"/>
-      <w:lvlText w:val="%9."/>
-      <w:lvlJc w:val="left"/>
-      <w:pPr>
-        <w:ind w:left="0" w:firstLine="0"/>
-      </w:pPr>
-      <w:rPr>
-        <w:rFonts w:hint="default"/>
-      </w:rPr>
-    </w:lvl>
-  </w:abstractNum>
-  <w:abstractNum w:abstractNumId="4" w15:restartNumberingAfterBreak="0">
-    <w:nsid w:val="5A331350"/>
-    <w:multiLevelType w:val="hybridMultilevel"/>
-    <w:tmpl w:val="4E14CE2E"/>
-    <w:lvl w:ilvl="0" w:tplc="04090001">
-      <w:start w:val="1"/>
-      <w:numFmt w:val="bullet"/>
-      <w:lvlText w:val=""/>
-      <w:lvlJc w:val="left"/>
-      <w:pPr>
-        <w:ind w:left="720" w:hanging="360"/>
-      </w:pPr>
-      <w:rPr>
-        <w:rFonts w:ascii="Symbol" w:hAnsi="Symbol" w:hint="default"/>
-      </w:rPr>
-    </w:lvl>
-    <w:lvl w:ilvl="1" w:tplc="04090003" w:tentative="1">
-      <w:start w:val="1"/>
-      <w:numFmt w:val="bullet"/>
-      <w:lvlText w:val="o"/>
-      <w:lvlJc w:val="left"/>
-      <w:pPr>
-        <w:ind w:left="1440" w:hanging="360"/>
-      </w:pPr>
-      <w:rPr>
-        <w:rFonts w:ascii="Courier New" w:hAnsi="Courier New" w:cs="Courier New" w:hint="default"/>
-      </w:rPr>
-    </w:lvl>
-    <w:lvl w:ilvl="2" w:tplc="04090005" w:tentative="1">
-      <w:start w:val="1"/>
-      <w:numFmt w:val="bullet"/>
-      <w:lvlText w:val=""/>
-      <w:lvlJc w:val="left"/>
-      <w:pPr>
-        <w:ind w:left="2160" w:hanging="360"/>
-      </w:pPr>
-      <w:rPr>
-        <w:rFonts w:ascii="Wingdings" w:hAnsi="Wingdings" w:hint="default"/>
-      </w:rPr>
-    </w:lvl>
-    <w:lvl w:ilvl="3" w:tplc="04090001" w:tentative="1">
-      <w:start w:val="1"/>
-      <w:numFmt w:val="bullet"/>
-      <w:lvlText w:val=""/>
-      <w:lvlJc w:val="left"/>
-      <w:pPr>
-        <w:ind w:left="2880" w:hanging="360"/>
-      </w:pPr>
-      <w:rPr>
-        <w:rFonts w:ascii="Symbol" w:hAnsi="Symbol" w:hint="default"/>
-      </w:rPr>
-    </w:lvl>
-    <w:lvl w:ilvl="4" w:tplc="04090003" w:tentative="1">
-      <w:start w:val="1"/>
-      <w:numFmt w:val="bullet"/>
-      <w:lvlText w:val="o"/>
-      <w:lvlJc w:val="left"/>
-      <w:pPr>
-        <w:ind w:left="3600" w:hanging="360"/>
-      </w:pPr>
-      <w:rPr>
-        <w:rFonts w:ascii="Courier New" w:hAnsi="Courier New" w:cs="Courier New" w:hint="default"/>
-      </w:rPr>
-    </w:lvl>
-    <w:lvl w:ilvl="5" w:tplc="04090005" w:tentative="1">
-      <w:start w:val="1"/>
-      <w:numFmt w:val="bullet"/>
-      <w:lvlText w:val=""/>
-      <w:lvlJc w:val="left"/>
-      <w:pPr>
-        <w:ind w:left="4320" w:hanging="360"/>
-      </w:pPr>
-      <w:rPr>
-        <w:rFonts w:ascii="Wingdings" w:hAnsi="Wingdings" w:hint="default"/>
-      </w:rPr>
-    </w:lvl>
-    <w:lvl w:ilvl="6" w:tplc="04090001" w:tentative="1">
-      <w:start w:val="1"/>
-      <w:numFmt w:val="bullet"/>
-      <w:lvlText w:val=""/>
-      <w:lvlJc w:val="left"/>
-      <w:pPr>
-        <w:ind w:left="5040" w:hanging="360"/>
-      </w:pPr>
-      <w:rPr>
-        <w:rFonts w:ascii="Symbol" w:hAnsi="Symbol" w:hint="default"/>
-      </w:rPr>
-    </w:lvl>
-    <w:lvl w:ilvl="7" w:tplc="04090003" w:tentative="1">
-      <w:start w:val="1"/>
-      <w:numFmt w:val="bullet"/>
-      <w:lvlText w:val="o"/>
-      <w:lvlJc w:val="left"/>
-      <w:pPr>
-        <w:ind w:left="5760" w:hanging="360"/>
-      </w:pPr>
-      <w:rPr>
-        <w:rFonts w:ascii="Courier New" w:hAnsi="Courier New" w:cs="Courier New" w:hint="default"/>
-      </w:rPr>
-    </w:lvl>
-    <w:lvl w:ilvl="8" w:tplc="04090005" w:tentative="1">
-      <w:start w:val="1"/>
-      <w:numFmt w:val="bullet"/>
-      <w:lvlText w:val=""/>
-      <w:lvlJc w:val="left"/>
-      <w:pPr>
-        <w:ind w:left="6480" w:hanging="360"/>
-      </w:pPr>
-      <w:rPr>
-        <w:rFonts w:ascii="Wingdings" w:hAnsi="Wingdings" w:hint="default"/>
-      </w:rPr>
-    </w:lvl>
-  </w:abstractNum>
-  <w:abstractNum w:abstractNumId="5" w15:restartNumberingAfterBreak="0">
-    <w:nsid w:val="68A31198"/>
+    <w:nsid w:val="1761125C"/>
     <w:multiLevelType w:val="multilevel"/>
     <w:tmpl w:val="6204B43E"/>
     <w:lvl w:ilvl="0">
@@ -41395,11 +45009,236 @@
       </w:rPr>
     </w:lvl>
   </w:abstractNum>
-  <w:abstractNum w:abstractNumId="6" w15:restartNumberingAfterBreak="0">
-    <w:nsid w:val="74AC47D6"/>
+  <w:abstractNum w:abstractNumId="3" w15:restartNumberingAfterBreak="0">
+    <w:nsid w:val="1D37070A"/>
+    <w:multiLevelType w:val="hybridMultilevel"/>
+    <w:tmpl w:val="7E0CF9CA"/>
+    <w:lvl w:ilvl="0" w:tplc="04090001">
+      <w:start w:val="1"/>
+      <w:numFmt w:val="bullet"/>
+      <w:lvlText w:val=""/>
+      <w:lvlJc w:val="left"/>
+      <w:pPr>
+        <w:ind w:left="720" w:hanging="360"/>
+      </w:pPr>
+      <w:rPr>
+        <w:rFonts w:ascii="Symbol" w:hAnsi="Symbol" w:hint="default"/>
+      </w:rPr>
+    </w:lvl>
+    <w:lvl w:ilvl="1" w:tplc="04090003">
+      <w:start w:val="1"/>
+      <w:numFmt w:val="bullet"/>
+      <w:lvlText w:val="o"/>
+      <w:lvlJc w:val="left"/>
+      <w:pPr>
+        <w:ind w:left="1440" w:hanging="360"/>
+      </w:pPr>
+      <w:rPr>
+        <w:rFonts w:ascii="Courier New" w:hAnsi="Courier New" w:cs="Courier New" w:hint="default"/>
+      </w:rPr>
+    </w:lvl>
+    <w:lvl w:ilvl="2" w:tplc="04090005" w:tentative="1">
+      <w:start w:val="1"/>
+      <w:numFmt w:val="bullet"/>
+      <w:lvlText w:val=""/>
+      <w:lvlJc w:val="left"/>
+      <w:pPr>
+        <w:ind w:left="2160" w:hanging="360"/>
+      </w:pPr>
+      <w:rPr>
+        <w:rFonts w:ascii="Wingdings" w:hAnsi="Wingdings" w:hint="default"/>
+      </w:rPr>
+    </w:lvl>
+    <w:lvl w:ilvl="3" w:tplc="04090001" w:tentative="1">
+      <w:start w:val="1"/>
+      <w:numFmt w:val="bullet"/>
+      <w:lvlText w:val=""/>
+      <w:lvlJc w:val="left"/>
+      <w:pPr>
+        <w:ind w:left="2880" w:hanging="360"/>
+      </w:pPr>
+      <w:rPr>
+        <w:rFonts w:ascii="Symbol" w:hAnsi="Symbol" w:hint="default"/>
+      </w:rPr>
+    </w:lvl>
+    <w:lvl w:ilvl="4" w:tplc="04090003" w:tentative="1">
+      <w:start w:val="1"/>
+      <w:numFmt w:val="bullet"/>
+      <w:lvlText w:val="o"/>
+      <w:lvlJc w:val="left"/>
+      <w:pPr>
+        <w:ind w:left="3600" w:hanging="360"/>
+      </w:pPr>
+      <w:rPr>
+        <w:rFonts w:ascii="Courier New" w:hAnsi="Courier New" w:cs="Courier New" w:hint="default"/>
+      </w:rPr>
+    </w:lvl>
+    <w:lvl w:ilvl="5" w:tplc="04090005" w:tentative="1">
+      <w:start w:val="1"/>
+      <w:numFmt w:val="bullet"/>
+      <w:lvlText w:val=""/>
+      <w:lvlJc w:val="left"/>
+      <w:pPr>
+        <w:ind w:left="4320" w:hanging="360"/>
+      </w:pPr>
+      <w:rPr>
+        <w:rFonts w:ascii="Wingdings" w:hAnsi="Wingdings" w:hint="default"/>
+      </w:rPr>
+    </w:lvl>
+    <w:lvl w:ilvl="6" w:tplc="04090001" w:tentative="1">
+      <w:start w:val="1"/>
+      <w:numFmt w:val="bullet"/>
+      <w:lvlText w:val=""/>
+      <w:lvlJc w:val="left"/>
+      <w:pPr>
+        <w:ind w:left="5040" w:hanging="360"/>
+      </w:pPr>
+      <w:rPr>
+        <w:rFonts w:ascii="Symbol" w:hAnsi="Symbol" w:hint="default"/>
+      </w:rPr>
+    </w:lvl>
+    <w:lvl w:ilvl="7" w:tplc="04090003" w:tentative="1">
+      <w:start w:val="1"/>
+      <w:numFmt w:val="bullet"/>
+      <w:lvlText w:val="o"/>
+      <w:lvlJc w:val="left"/>
+      <w:pPr>
+        <w:ind w:left="5760" w:hanging="360"/>
+      </w:pPr>
+      <w:rPr>
+        <w:rFonts w:ascii="Courier New" w:hAnsi="Courier New" w:cs="Courier New" w:hint="default"/>
+      </w:rPr>
+    </w:lvl>
+    <w:lvl w:ilvl="8" w:tplc="04090005" w:tentative="1">
+      <w:start w:val="1"/>
+      <w:numFmt w:val="bullet"/>
+      <w:lvlText w:val=""/>
+      <w:lvlJc w:val="left"/>
+      <w:pPr>
+        <w:ind w:left="6480" w:hanging="360"/>
+      </w:pPr>
+      <w:rPr>
+        <w:rFonts w:ascii="Wingdings" w:hAnsi="Wingdings" w:hint="default"/>
+      </w:rPr>
+    </w:lvl>
+  </w:abstractNum>
+  <w:abstractNum w:abstractNumId="4" w15:restartNumberingAfterBreak="0">
+    <w:nsid w:val="48522B65"/>
+    <w:multiLevelType w:val="hybridMultilevel"/>
+    <w:tmpl w:val="55DEB3F6"/>
+    <w:lvl w:ilvl="0" w:tplc="D212820A">
+      <w:numFmt w:val="bullet"/>
+      <w:lvlText w:val=""/>
+      <w:lvlJc w:val="left"/>
+      <w:pPr>
+        <w:ind w:left="720" w:hanging="360"/>
+      </w:pPr>
+      <w:rPr>
+        <w:rFonts w:ascii="Symbol" w:eastAsiaTheme="minorHAnsi" w:hAnsi="Symbol" w:cstheme="minorBidi" w:hint="default"/>
+      </w:rPr>
+    </w:lvl>
+    <w:lvl w:ilvl="1" w:tplc="04090003">
+      <w:start w:val="1"/>
+      <w:numFmt w:val="bullet"/>
+      <w:lvlText w:val="o"/>
+      <w:lvlJc w:val="left"/>
+      <w:pPr>
+        <w:ind w:left="1440" w:hanging="360"/>
+      </w:pPr>
+      <w:rPr>
+        <w:rFonts w:ascii="Courier New" w:hAnsi="Courier New" w:cs="Courier New" w:hint="default"/>
+      </w:rPr>
+    </w:lvl>
+    <w:lvl w:ilvl="2" w:tplc="04090005" w:tentative="1">
+      <w:start w:val="1"/>
+      <w:numFmt w:val="bullet"/>
+      <w:lvlText w:val=""/>
+      <w:lvlJc w:val="left"/>
+      <w:pPr>
+        <w:ind w:left="2160" w:hanging="360"/>
+      </w:pPr>
+      <w:rPr>
+        <w:rFonts w:ascii="Wingdings" w:hAnsi="Wingdings" w:hint="default"/>
+      </w:rPr>
+    </w:lvl>
+    <w:lvl w:ilvl="3" w:tplc="04090001" w:tentative="1">
+      <w:start w:val="1"/>
+      <w:numFmt w:val="bullet"/>
+      <w:lvlText w:val=""/>
+      <w:lvlJc w:val="left"/>
+      <w:pPr>
+        <w:ind w:left="2880" w:hanging="360"/>
+      </w:pPr>
+      <w:rPr>
+        <w:rFonts w:ascii="Symbol" w:hAnsi="Symbol" w:hint="default"/>
+      </w:rPr>
+    </w:lvl>
+    <w:lvl w:ilvl="4" w:tplc="04090003" w:tentative="1">
+      <w:start w:val="1"/>
+      <w:numFmt w:val="bullet"/>
+      <w:lvlText w:val="o"/>
+      <w:lvlJc w:val="left"/>
+      <w:pPr>
+        <w:ind w:left="3600" w:hanging="360"/>
+      </w:pPr>
+      <w:rPr>
+        <w:rFonts w:ascii="Courier New" w:hAnsi="Courier New" w:cs="Courier New" w:hint="default"/>
+      </w:rPr>
+    </w:lvl>
+    <w:lvl w:ilvl="5" w:tplc="04090005" w:tentative="1">
+      <w:start w:val="1"/>
+      <w:numFmt w:val="bullet"/>
+      <w:lvlText w:val=""/>
+      <w:lvlJc w:val="left"/>
+      <w:pPr>
+        <w:ind w:left="4320" w:hanging="360"/>
+      </w:pPr>
+      <w:rPr>
+        <w:rFonts w:ascii="Wingdings" w:hAnsi="Wingdings" w:hint="default"/>
+      </w:rPr>
+    </w:lvl>
+    <w:lvl w:ilvl="6" w:tplc="04090001" w:tentative="1">
+      <w:start w:val="1"/>
+      <w:numFmt w:val="bullet"/>
+      <w:lvlText w:val=""/>
+      <w:lvlJc w:val="left"/>
+      <w:pPr>
+        <w:ind w:left="5040" w:hanging="360"/>
+      </w:pPr>
+      <w:rPr>
+        <w:rFonts w:ascii="Symbol" w:hAnsi="Symbol" w:hint="default"/>
+      </w:rPr>
+    </w:lvl>
+    <w:lvl w:ilvl="7" w:tplc="04090003" w:tentative="1">
+      <w:start w:val="1"/>
+      <w:numFmt w:val="bullet"/>
+      <w:lvlText w:val="o"/>
+      <w:lvlJc w:val="left"/>
+      <w:pPr>
+        <w:ind w:left="5760" w:hanging="360"/>
+      </w:pPr>
+      <w:rPr>
+        <w:rFonts w:ascii="Courier New" w:hAnsi="Courier New" w:cs="Courier New" w:hint="default"/>
+      </w:rPr>
+    </w:lvl>
+    <w:lvl w:ilvl="8" w:tplc="04090005" w:tentative="1">
+      <w:start w:val="1"/>
+      <w:numFmt w:val="bullet"/>
+      <w:lvlText w:val=""/>
+      <w:lvlJc w:val="left"/>
+      <w:pPr>
+        <w:ind w:left="6480" w:hanging="360"/>
+      </w:pPr>
+      <w:rPr>
+        <w:rFonts w:ascii="Wingdings" w:hAnsi="Wingdings" w:hint="default"/>
+      </w:rPr>
+    </w:lvl>
+  </w:abstractNum>
+  <w:abstractNum w:abstractNumId="5" w15:restartNumberingAfterBreak="0">
+    <w:nsid w:val="53301CAD"/>
     <w:multiLevelType w:val="multilevel"/>
     <w:tmpl w:val="624C7896"/>
-    <w:styleLink w:val="CurrentList1"/>
+    <w:styleLink w:val="Style1"/>
     <w:lvl w:ilvl="0">
       <w:start w:val="1"/>
       <w:numFmt w:val="decimal"/>
@@ -41523,7 +45362,376 @@
       </w:rPr>
     </w:lvl>
   </w:abstractNum>
+  <w:abstractNum w:abstractNumId="6" w15:restartNumberingAfterBreak="0">
+    <w:nsid w:val="5A331350"/>
+    <w:multiLevelType w:val="hybridMultilevel"/>
+    <w:tmpl w:val="4E14CE2E"/>
+    <w:lvl w:ilvl="0" w:tplc="04090001">
+      <w:start w:val="1"/>
+      <w:numFmt w:val="bullet"/>
+      <w:lvlText w:val=""/>
+      <w:lvlJc w:val="left"/>
+      <w:pPr>
+        <w:ind w:left="720" w:hanging="360"/>
+      </w:pPr>
+      <w:rPr>
+        <w:rFonts w:ascii="Symbol" w:hAnsi="Symbol" w:hint="default"/>
+      </w:rPr>
+    </w:lvl>
+    <w:lvl w:ilvl="1" w:tplc="04090003" w:tentative="1">
+      <w:start w:val="1"/>
+      <w:numFmt w:val="bullet"/>
+      <w:lvlText w:val="o"/>
+      <w:lvlJc w:val="left"/>
+      <w:pPr>
+        <w:ind w:left="1440" w:hanging="360"/>
+      </w:pPr>
+      <w:rPr>
+        <w:rFonts w:ascii="Courier New" w:hAnsi="Courier New" w:cs="Courier New" w:hint="default"/>
+      </w:rPr>
+    </w:lvl>
+    <w:lvl w:ilvl="2" w:tplc="04090005" w:tentative="1">
+      <w:start w:val="1"/>
+      <w:numFmt w:val="bullet"/>
+      <w:lvlText w:val=""/>
+      <w:lvlJc w:val="left"/>
+      <w:pPr>
+        <w:ind w:left="2160" w:hanging="360"/>
+      </w:pPr>
+      <w:rPr>
+        <w:rFonts w:ascii="Wingdings" w:hAnsi="Wingdings" w:hint="default"/>
+      </w:rPr>
+    </w:lvl>
+    <w:lvl w:ilvl="3" w:tplc="04090001" w:tentative="1">
+      <w:start w:val="1"/>
+      <w:numFmt w:val="bullet"/>
+      <w:lvlText w:val=""/>
+      <w:lvlJc w:val="left"/>
+      <w:pPr>
+        <w:ind w:left="2880" w:hanging="360"/>
+      </w:pPr>
+      <w:rPr>
+        <w:rFonts w:ascii="Symbol" w:hAnsi="Symbol" w:hint="default"/>
+      </w:rPr>
+    </w:lvl>
+    <w:lvl w:ilvl="4" w:tplc="04090003" w:tentative="1">
+      <w:start w:val="1"/>
+      <w:numFmt w:val="bullet"/>
+      <w:lvlText w:val="o"/>
+      <w:lvlJc w:val="left"/>
+      <w:pPr>
+        <w:ind w:left="3600" w:hanging="360"/>
+      </w:pPr>
+      <w:rPr>
+        <w:rFonts w:ascii="Courier New" w:hAnsi="Courier New" w:cs="Courier New" w:hint="default"/>
+      </w:rPr>
+    </w:lvl>
+    <w:lvl w:ilvl="5" w:tplc="04090005" w:tentative="1">
+      <w:start w:val="1"/>
+      <w:numFmt w:val="bullet"/>
+      <w:lvlText w:val=""/>
+      <w:lvlJc w:val="left"/>
+      <w:pPr>
+        <w:ind w:left="4320" w:hanging="360"/>
+      </w:pPr>
+      <w:rPr>
+        <w:rFonts w:ascii="Wingdings" w:hAnsi="Wingdings" w:hint="default"/>
+      </w:rPr>
+    </w:lvl>
+    <w:lvl w:ilvl="6" w:tplc="04090001" w:tentative="1">
+      <w:start w:val="1"/>
+      <w:numFmt w:val="bullet"/>
+      <w:lvlText w:val=""/>
+      <w:lvlJc w:val="left"/>
+      <w:pPr>
+        <w:ind w:left="5040" w:hanging="360"/>
+      </w:pPr>
+      <w:rPr>
+        <w:rFonts w:ascii="Symbol" w:hAnsi="Symbol" w:hint="default"/>
+      </w:rPr>
+    </w:lvl>
+    <w:lvl w:ilvl="7" w:tplc="04090003" w:tentative="1">
+      <w:start w:val="1"/>
+      <w:numFmt w:val="bullet"/>
+      <w:lvlText w:val="o"/>
+      <w:lvlJc w:val="left"/>
+      <w:pPr>
+        <w:ind w:left="5760" w:hanging="360"/>
+      </w:pPr>
+      <w:rPr>
+        <w:rFonts w:ascii="Courier New" w:hAnsi="Courier New" w:cs="Courier New" w:hint="default"/>
+      </w:rPr>
+    </w:lvl>
+    <w:lvl w:ilvl="8" w:tplc="04090005" w:tentative="1">
+      <w:start w:val="1"/>
+      <w:numFmt w:val="bullet"/>
+      <w:lvlText w:val=""/>
+      <w:lvlJc w:val="left"/>
+      <w:pPr>
+        <w:ind w:left="6480" w:hanging="360"/>
+      </w:pPr>
+      <w:rPr>
+        <w:rFonts w:ascii="Wingdings" w:hAnsi="Wingdings" w:hint="default"/>
+      </w:rPr>
+    </w:lvl>
+  </w:abstractNum>
   <w:abstractNum w:abstractNumId="7" w15:restartNumberingAfterBreak="0">
+    <w:nsid w:val="68A31198"/>
+    <w:multiLevelType w:val="multilevel"/>
+    <w:tmpl w:val="6204B43E"/>
+    <w:lvl w:ilvl="0">
+      <w:start w:val="1"/>
+      <w:numFmt w:val="decimal"/>
+      <w:lvlText w:val="%1    "/>
+      <w:lvlJc w:val="left"/>
+      <w:pPr>
+        <w:ind w:left="0" w:firstLine="0"/>
+      </w:pPr>
+      <w:rPr>
+        <w:rFonts w:ascii="Poppins SemiBold" w:hAnsi="Poppins SemiBold" w:hint="default"/>
+        <w:b/>
+        <w:i w:val="0"/>
+        <w:color w:val="00AD4D"/>
+        <w:sz w:val="32"/>
+      </w:rPr>
+    </w:lvl>
+    <w:lvl w:ilvl="1">
+      <w:start w:val="1"/>
+      <w:numFmt w:val="decimal"/>
+      <w:lvlText w:val="%1.%2 "/>
+      <w:lvlJc w:val="left"/>
+      <w:pPr>
+        <w:ind w:left="0" w:firstLine="0"/>
+      </w:pPr>
+      <w:rPr>
+        <w:rFonts w:ascii="Poppins SemiBold" w:hAnsi="Poppins SemiBold" w:hint="default"/>
+        <w:color w:val="FFCB00"/>
+        <w:sz w:val="26"/>
+      </w:rPr>
+    </w:lvl>
+    <w:lvl w:ilvl="2">
+      <w:start w:val="1"/>
+      <w:numFmt w:val="decimal"/>
+      <w:lvlText w:val="%1.%2.%3  "/>
+      <w:lvlJc w:val="left"/>
+      <w:pPr>
+        <w:ind w:left="0" w:firstLine="0"/>
+      </w:pPr>
+      <w:rPr>
+        <w:rFonts w:ascii="Poppins" w:hAnsi="Poppins" w:hint="default"/>
+        <w:b w:val="0"/>
+        <w:i w:val="0"/>
+        <w:color w:val="00AD4D"/>
+        <w:sz w:val="22"/>
+      </w:rPr>
+    </w:lvl>
+    <w:lvl w:ilvl="3">
+      <w:start w:val="1"/>
+      <w:numFmt w:val="decimal"/>
+      <w:suff w:val="space"/>
+      <w:lvlText w:val="%1.%2.%3.%4"/>
+      <w:lvlJc w:val="left"/>
+      <w:pPr>
+        <w:ind w:left="0" w:firstLine="0"/>
+      </w:pPr>
+      <w:rPr>
+        <w:rFonts w:ascii="Calibri" w:hAnsi="Calibri" w:cstheme="majorHAnsi" w:hint="default"/>
+        <w:b/>
+        <w:i w:val="0"/>
+        <w:color w:val="auto"/>
+        <w:sz w:val="22"/>
+      </w:rPr>
+    </w:lvl>
+    <w:lvl w:ilvl="4">
+      <w:start w:val="1"/>
+      <w:numFmt w:val="lowerLetter"/>
+      <w:lvlText w:val="(%5)"/>
+      <w:lvlJc w:val="left"/>
+      <w:pPr>
+        <w:ind w:left="0" w:firstLine="0"/>
+      </w:pPr>
+      <w:rPr>
+        <w:rFonts w:hint="default"/>
+      </w:rPr>
+    </w:lvl>
+    <w:lvl w:ilvl="5">
+      <w:start w:val="1"/>
+      <w:numFmt w:val="lowerRoman"/>
+      <w:lvlText w:val="(%6)"/>
+      <w:lvlJc w:val="left"/>
+      <w:pPr>
+        <w:ind w:left="0" w:firstLine="0"/>
+      </w:pPr>
+      <w:rPr>
+        <w:rFonts w:hint="default"/>
+      </w:rPr>
+    </w:lvl>
+    <w:lvl w:ilvl="6">
+      <w:start w:val="1"/>
+      <w:numFmt w:val="decimal"/>
+      <w:lvlText w:val="%7."/>
+      <w:lvlJc w:val="left"/>
+      <w:pPr>
+        <w:ind w:left="0" w:firstLine="0"/>
+      </w:pPr>
+      <w:rPr>
+        <w:rFonts w:hint="default"/>
+      </w:rPr>
+    </w:lvl>
+    <w:lvl w:ilvl="7">
+      <w:start w:val="1"/>
+      <w:numFmt w:val="lowerLetter"/>
+      <w:lvlText w:val="%8."/>
+      <w:lvlJc w:val="left"/>
+      <w:pPr>
+        <w:ind w:left="0" w:firstLine="0"/>
+      </w:pPr>
+      <w:rPr>
+        <w:rFonts w:hint="default"/>
+      </w:rPr>
+    </w:lvl>
+    <w:lvl w:ilvl="8">
+      <w:start w:val="1"/>
+      <w:numFmt w:val="lowerRoman"/>
+      <w:lvlText w:val="%9."/>
+      <w:lvlJc w:val="left"/>
+      <w:pPr>
+        <w:ind w:left="0" w:firstLine="0"/>
+      </w:pPr>
+      <w:rPr>
+        <w:rFonts w:hint="default"/>
+      </w:rPr>
+    </w:lvl>
+  </w:abstractNum>
+  <w:abstractNum w:abstractNumId="8" w15:restartNumberingAfterBreak="0">
+    <w:nsid w:val="74AC47D6"/>
+    <w:multiLevelType w:val="multilevel"/>
+    <w:tmpl w:val="624C7896"/>
+    <w:styleLink w:val="CurrentList1"/>
+    <w:lvl w:ilvl="0">
+      <w:start w:val="1"/>
+      <w:numFmt w:val="decimal"/>
+      <w:lvlText w:val="%1    "/>
+      <w:lvlJc w:val="left"/>
+      <w:pPr>
+        <w:ind w:left="0" w:firstLine="0"/>
+      </w:pPr>
+      <w:rPr>
+        <w:rFonts w:ascii="Poppins SemiBold" w:hAnsi="Poppins SemiBold" w:hint="default"/>
+        <w:b/>
+        <w:i w:val="0"/>
+        <w:color w:val="00AD4D"/>
+        <w:sz w:val="32"/>
+      </w:rPr>
+    </w:lvl>
+    <w:lvl w:ilvl="1">
+      <w:start w:val="1"/>
+      <w:numFmt w:val="decimal"/>
+      <w:lvlText w:val="%1.%2 "/>
+      <w:lvlJc w:val="left"/>
+      <w:pPr>
+        <w:ind w:left="0" w:firstLine="0"/>
+      </w:pPr>
+      <w:rPr>
+        <w:rFonts w:ascii="Poppins SemiBold" w:hAnsi="Poppins SemiBold" w:hint="default"/>
+        <w:color w:val="FFCB00"/>
+        <w:sz w:val="26"/>
+      </w:rPr>
+    </w:lvl>
+    <w:lvl w:ilvl="2">
+      <w:start w:val="1"/>
+      <w:numFmt w:val="decimal"/>
+      <w:lvlText w:val="%1.%2.%3  "/>
+      <w:lvlJc w:val="left"/>
+      <w:pPr>
+        <w:ind w:left="0" w:firstLine="0"/>
+      </w:pPr>
+      <w:rPr>
+        <w:rFonts w:ascii="Poppins" w:hAnsi="Poppins" w:hint="default"/>
+        <w:b w:val="0"/>
+        <w:i w:val="0"/>
+        <w:color w:val="00AD4D"/>
+        <w:sz w:val="22"/>
+      </w:rPr>
+    </w:lvl>
+    <w:lvl w:ilvl="3">
+      <w:start w:val="1"/>
+      <w:numFmt w:val="decimal"/>
+      <w:lvlText w:val="%1.%2.%3.%4"/>
+      <w:lvlJc w:val="left"/>
+      <w:pPr>
+        <w:ind w:left="0" w:firstLine="0"/>
+      </w:pPr>
+      <w:rPr>
+        <w:rFonts w:asciiTheme="minorHAnsi" w:hAnsiTheme="minorHAnsi" w:cstheme="majorHAnsi" w:hint="default"/>
+        <w:b/>
+        <w:i w:val="0"/>
+        <w:color w:val="auto"/>
+        <w:sz w:val="22"/>
+      </w:rPr>
+    </w:lvl>
+    <w:lvl w:ilvl="4">
+      <w:start w:val="1"/>
+      <w:numFmt w:val="lowerLetter"/>
+      <w:lvlText w:val="(%5)"/>
+      <w:lvlJc w:val="left"/>
+      <w:pPr>
+        <w:ind w:left="0" w:firstLine="0"/>
+      </w:pPr>
+      <w:rPr>
+        <w:rFonts w:hint="default"/>
+      </w:rPr>
+    </w:lvl>
+    <w:lvl w:ilvl="5">
+      <w:start w:val="1"/>
+      <w:numFmt w:val="lowerRoman"/>
+      <w:lvlText w:val="(%6)"/>
+      <w:lvlJc w:val="left"/>
+      <w:pPr>
+        <w:ind w:left="0" w:firstLine="0"/>
+      </w:pPr>
+      <w:rPr>
+        <w:rFonts w:hint="default"/>
+      </w:rPr>
+    </w:lvl>
+    <w:lvl w:ilvl="6">
+      <w:start w:val="1"/>
+      <w:numFmt w:val="decimal"/>
+      <w:lvlText w:val="%7."/>
+      <w:lvlJc w:val="left"/>
+      <w:pPr>
+        <w:ind w:left="0" w:firstLine="0"/>
+      </w:pPr>
+      <w:rPr>
+        <w:rFonts w:hint="default"/>
+      </w:rPr>
+    </w:lvl>
+    <w:lvl w:ilvl="7">
+      <w:start w:val="1"/>
+      <w:numFmt w:val="lowerLetter"/>
+      <w:lvlText w:val="%8."/>
+      <w:lvlJc w:val="left"/>
+      <w:pPr>
+        <w:ind w:left="0" w:firstLine="0"/>
+      </w:pPr>
+      <w:rPr>
+        <w:rFonts w:hint="default"/>
+      </w:rPr>
+    </w:lvl>
+    <w:lvl w:ilvl="8">
+      <w:start w:val="1"/>
+      <w:numFmt w:val="lowerRoman"/>
+      <w:lvlText w:val="%9."/>
+      <w:lvlJc w:val="left"/>
+      <w:pPr>
+        <w:ind w:left="0" w:firstLine="0"/>
+      </w:pPr>
+      <w:rPr>
+        <w:rFonts w:hint="default"/>
+      </w:rPr>
+    </w:lvl>
+  </w:abstractNum>
+  <w:abstractNum w:abstractNumId="9" w15:restartNumberingAfterBreak="0">
     <w:nsid w:val="768809FB"/>
     <w:multiLevelType w:val="multilevel"/>
     <w:tmpl w:val="624C7896"/>
@@ -41533,25 +45741,31 @@
     <w:abstractNumId w:val="0"/>
   </w:num>
   <w:num w:numId="2" w16cid:durableId="2058501990">
-    <w:abstractNumId w:val="2"/>
+    <w:abstractNumId w:val="4"/>
   </w:num>
   <w:num w:numId="3" w16cid:durableId="492642808">
-    <w:abstractNumId w:val="4"/>
+    <w:abstractNumId w:val="6"/>
   </w:num>
   <w:num w:numId="4" w16cid:durableId="1665357682">
+    <w:abstractNumId w:val="7"/>
+  </w:num>
+  <w:num w:numId="5" w16cid:durableId="1392578920">
     <w:abstractNumId w:val="5"/>
   </w:num>
-  <w:num w:numId="5" w16cid:durableId="1392578920">
-    <w:abstractNumId w:val="3"/>
-  </w:num>
   <w:num w:numId="6" w16cid:durableId="1717780283">
-    <w:abstractNumId w:val="7"/>
+    <w:abstractNumId w:val="9"/>
   </w:num>
   <w:num w:numId="7" w16cid:durableId="658576221">
-    <w:abstractNumId w:val="6"/>
+    <w:abstractNumId w:val="8"/>
   </w:num>
   <w:num w:numId="8" w16cid:durableId="949777092">
     <w:abstractNumId w:val="1"/>
+  </w:num>
+  <w:num w:numId="9" w16cid:durableId="225452773">
+    <w:abstractNumId w:val="2"/>
+  </w:num>
+  <w:num w:numId="10" w16cid:durableId="401608424">
+    <w:abstractNumId w:val="3"/>
   </w:num>
   <w:numIdMacAtCleanup w:val="8"/>
 </w:numbering>
@@ -41957,7 +46171,7 @@
   <w:style w:type="paragraph" w:default="1" w:styleId="Normal">
     <w:name w:val="Normal"/>
     <w:qFormat/>
-    <w:rsid w:val="008F65B0"/>
+    <w:rsid w:val="002C3CE6"/>
   </w:style>
   <w:style w:type="paragraph" w:styleId="Heading1">
     <w:name w:val="heading 1"/>
@@ -42050,7 +46264,6 @@
   <w:style w:type="character" w:default="1" w:styleId="DefaultParagraphFont">
     <w:name w:val="Default Paragraph Font"/>
     <w:uiPriority w:val="1"/>
-    <w:semiHidden/>
     <w:unhideWhenUsed/>
   </w:style>
   <w:style w:type="table" w:default="1" w:styleId="TableNormal">

--- a/word/datasheet_adsbee_1090.docx
+++ b/word/datasheet_adsbee_1090.docx
@@ -9644,6 +9644,71 @@
       </w:r>
     </w:p>
     <w:p>
+      <w:r>
+        <w:t>20260824</w:t>
+      </w:r>
+    </w:p>
+    <w:p>
+      <w:pPr>
+        <w:pStyle w:val="ListParagraph"/>
+        <w:numPr>
+          <w:ilvl w:val="0"/>
+          <w:numId w:val="10"/>
+        </w:numPr>
+      </w:pPr>
+      <w:r>
+        <w:t>Added new AT commands:</w:t>
+      </w:r>
+    </w:p>
+    <w:p>
+      <w:pPr>
+        <w:pStyle w:val="ListParagraph"/>
+        <w:numPr>
+          <w:ilvl w:val="1"/>
+          <w:numId w:val="10"/>
+        </w:numPr>
+      </w:pPr>
+      <w:r>
+        <w:t>AT+LED_BLINK</w:t>
+      </w:r>
+    </w:p>
+    <w:p>
+      <w:pPr>
+        <w:pStyle w:val="ListParagraph"/>
+        <w:numPr>
+          <w:ilvl w:val="1"/>
+          <w:numId w:val="10"/>
+        </w:numPr>
+      </w:pPr>
+      <w:r>
+        <w:t>AT+LED_ENABLE</w:t>
+      </w:r>
+    </w:p>
+    <w:p>
+      <w:pPr>
+        <w:pStyle w:val="ListParagraph"/>
+        <w:numPr>
+          <w:ilvl w:val="0"/>
+          <w:numId w:val="10"/>
+        </w:numPr>
+      </w:pPr>
+      <w:r>
+        <w:t>Added the Status Indicators section describing the 1090, SUBG, and NETWORK LEDs.</w:t>
+      </w:r>
+    </w:p>
+    <w:p>
+      <w:pPr>
+        <w:pStyle w:val="ListParagraph"/>
+        <w:numPr>
+          <w:ilvl w:val="0"/>
+          <w:numId w:val="10"/>
+        </w:numPr>
+      </w:pPr>
+      <w:r>
+        <w:t>Corrected the AT Commands introduction: command replies are not prefixed with “+”.</w:t>
+      </w:r>
+    </w:p>
+    <w:p>
       <w:pPr>
         <w:pStyle w:val="ListParagraph"/>
         <w:numPr>
@@ -10301,6 +10366,227 @@
           <w:numId w:val="4"/>
         </w:numPr>
       </w:pPr>
+      <w:bookmarkStart w:id="109" w:name="_Ref230658200"/>
+      <w:bookmarkStart w:id="110" w:name="_Toc230658106"/>
+      <w:r>
+        <w:t>Status Indicators</w:t>
+      </w:r>
+      <w:bookmarkEnd w:id="109"/>
+      <w:bookmarkEnd w:id="110"/>
+    </w:p>
+    <w:p>
+      <w:r>
+        <w:t>The ADSBee 1090 has three status indicator LEDs on its top side. Each LED is driven by a different processor on the board and reports activity for that processor only.</w:t>
+      </w:r>
+    </w:p>
+    <w:tbl>
+      <w:tblPr>
+        <w:tblStyle w:val="TableGrid"/>
+        <w:tblW w:w="0" w:type="auto"/>
+        <w:tblLook w:val="04A0" w:firstRow="1" w:lastRow="0" w:firstColumn="1" w:lastColumn="0" w:noHBand="0" w:noVBand="1"/>
+      </w:tblPr>
+      <w:tblGrid>
+        <w:gridCol w:w="1548"/>
+        <w:gridCol w:w="4860"/>
+        <w:gridCol w:w="4608"/>
+      </w:tblGrid>
+      <w:tr>
+        <w:tc>
+          <w:tcPr>
+            <w:tcW w:w="1548" w:type="dxa"/>
+          </w:tcPr>
+          <w:p>
+            <w:pPr>
+              <w:rPr>
+                <w:b/>
+                <w:bCs/>
+              </w:rPr>
+            </w:pPr>
+            <w:r>
+              <w:rPr>
+                <w:b/>
+                <w:bCs/>
+              </w:rPr>
+              <w:t>Indicator</w:t>
+            </w:r>
+          </w:p>
+        </w:tc>
+        <w:tc>
+          <w:tcPr>
+            <w:tcW w:w="4860" w:type="dxa"/>
+          </w:tcPr>
+          <w:p>
+            <w:pPr>
+              <w:rPr>
+                <w:b/>
+                <w:bCs/>
+              </w:rPr>
+            </w:pPr>
+            <w:r>
+              <w:rPr>
+                <w:b/>
+                <w:bCs/>
+              </w:rPr>
+              <w:t>Description</w:t>
+            </w:r>
+          </w:p>
+        </w:tc>
+        <w:tc>
+          <w:tcPr>
+            <w:tcW w:w="4608" w:type="dxa"/>
+          </w:tcPr>
+          <w:p>
+            <w:pPr>
+              <w:rPr>
+                <w:b/>
+                <w:bCs/>
+              </w:rPr>
+            </w:pPr>
+            <w:r>
+              <w:rPr>
+                <w:b/>
+                <w:bCs/>
+              </w:rPr>
+              <w:t>Normal Behavior</w:t>
+            </w:r>
+          </w:p>
+        </w:tc>
+      </w:tr>
+      <w:tr>
+        <w:tc>
+          <w:tcPr>
+            <w:tcW w:w="1548" w:type="dxa"/>
+          </w:tcPr>
+          <w:p>
+            <w:r>
+              <w:t>1090</w:t>
+            </w:r>
+          </w:p>
+        </w:tc>
+        <w:tc>
+          <w:tcPr>
+            <w:tcW w:w="4860" w:type="dxa"/>
+          </w:tcPr>
+          <w:p>
+            <w:r>
+              <w:t>Driven by the RP2040. Indicates 1090 MHz receive activity.</w:t>
+            </w:r>
+          </w:p>
+        </w:tc>
+        <w:tc>
+          <w:tcPr>
+            <w:tcW w:w="4608" w:type="dxa"/>
+          </w:tcPr>
+          <w:p>
+            <w:r>
+              <w:t>Flashes briefly each time a 1090 MHz packet is accepted into the aircraft dictionary.</w:t>
+            </w:r>
+          </w:p>
+          <w:p>
+            <w:r>
+              <w:t>At startup, blinks once if the device is running from flash partition 0, or twice otherwise.</w:t>
+            </w:r>
+          </w:p>
+        </w:tc>
+      </w:tr>
+      <w:tr>
+        <w:tc>
+          <w:tcPr>
+            <w:tcW w:w="1548" w:type="dxa"/>
+          </w:tcPr>
+          <w:p>
+            <w:r>
+              <w:t>SUBG</w:t>
+            </w:r>
+          </w:p>
+        </w:tc>
+        <w:tc>
+          <w:tcPr>
+            <w:tcW w:w="4860" w:type="dxa"/>
+          </w:tcPr>
+          <w:p>
+            <w:r>
+              <w:t>Driven by the CC1312 sub-GHz receiver. Indicates UAT receive activity. Present only on dual band versions of the ADSBee 1090, such as the ADSBee 1090U.</w:t>
+            </w:r>
+          </w:p>
+        </w:tc>
+        <w:tc>
+          <w:tcPr>
+            <w:tcW w:w="4608" w:type="dxa"/>
+          </w:tcPr>
+          <w:p>
+            <w:r>
+              <w:t>Flashes briefly each time a UAT packet is decoded.</w:t>
+            </w:r>
+          </w:p>
+        </w:tc>
+      </w:tr>
+      <w:tr>
+        <w:tc>
+          <w:tcPr>
+            <w:tcW w:w="1548" w:type="dxa"/>
+          </w:tcPr>
+          <w:p>
+            <w:r>
+              <w:t>NETWORK</w:t>
+            </w:r>
+          </w:p>
+        </w:tc>
+        <w:tc>
+          <w:tcPr>
+            <w:tcW w:w="4860" w:type="dxa"/>
+          </w:tcPr>
+          <w:p>
+            <w:r>
+              <w:t>Driven by the ESP32. Indicates network and coprocessor activity.</w:t>
+            </w:r>
+          </w:p>
+        </w:tc>
+        <w:tc>
+          <w:tcPr>
+            <w:tcW w:w="4608" w:type="dxa"/>
+          </w:tcPr>
+          <w:p>
+            <w:r>
+              <w:t>Flashes briefly on each SPI transaction between the ESP32 and the RP2040.</w:t>
+            </w:r>
+          </w:p>
+        </w:tc>
+      </w:tr>
+    </w:tbl>
+    <w:p/>
+    <w:p>
+      <w:r>
+        <w:t>All three indicators can be turned off with AT+LED_ENABLE=0. AT+LED_BLINK forces any indicator on for a fixed duration and ignores the AT+LED_ENABLE setting entirely, which makes it useful for verifying indicators on a production test fixture.</w:t>
+      </w:r>
+    </w:p>
+    <w:p>
+      <w:r>
+        <w:t>In firmware builds that enable the watchdog reboot warning, the 1090 indicator is also held on solid for approximately five seconds after a reboot caused by the watchdog.</w:t>
+      </w:r>
+    </w:p>
+    <w:p>
+      <w:pPr>
+        <w:rPr>
+          <w:rFonts w:ascii="Poppins SemiBold" w:eastAsiaTheme="majorEastAsia" w:hAnsi="Poppins SemiBold" w:cstheme="majorBidi"/>
+          <w:b/>
+          <w:color w:val="00AD4D"/>
+          <w:sz w:val="32"/>
+          <w:szCs w:val="32"/>
+        </w:rPr>
+      </w:pPr>
+      <w:r>
+        <w:br w:type="page"/>
+      </w:r>
+    </w:p>
+    <w:p>
+      <w:pPr>
+        <w:pStyle w:val="Heading1"/>
+        <w:numPr>
+          <w:ilvl w:val="0"/>
+          <w:numId w:val="4"/>
+        </w:numPr>
+      </w:pPr>
       <w:bookmarkStart w:id="10" w:name="_Toc230658021"/>
       <w:r>
         <w:lastRenderedPageBreak/>
@@ -10409,13 +10695,13 @@
         <w:t>_</w:t>
       </w:r>
       <w:r>
-        <w:t>RATE…”). Replies may be prefixed with the relevant command (e.g. “+BAUD</w:t>
+        <w:t>RATE…”). Replies may begin with the relevant command name, without the “AT+” prefix (e.g. “BAUD</w:t>
       </w:r>
       <w:r>
         <w:t>_</w:t>
       </w:r>
       <w:r>
-        <w:t>RATE=…”) or nothing (e.g. “OK”). Replies to AT command queries may include text enclosed by parentheses (e.g. “AT+BAUD</w:t>
+        <w:t>RATE=…”) or nothing (e.g. “OK”). Replies to AT command queries may include text enclosed by parentheses (e.g. “BAUD</w:t>
       </w:r>
       <w:r>
         <w:t>_</w:t>
@@ -10424,7 +10710,7 @@
         <w:t>RATE=115200(COMMS),</w:t>
       </w:r>
       <w:r>
-        <w:t>9600(GNSS)</w:t>
+        <w:t>9600(GNSS)”</w:t>
       </w:r>
       <w:r>
         <w:t>. These text blobs are annotations to improve human readability of the reply.</w:t>
@@ -14233,6 +14519,478 @@
       </w:r>
     </w:p>
     <w:p/>
+    <w:p>
+      <w:pPr>
+        <w:rPr>
+          <w:rFonts w:ascii="Poppins SemiBold" w:eastAsiaTheme="majorEastAsia" w:hAnsi="Poppins SemiBold" w:cstheme="majorBidi"/>
+          <w:b/>
+          <w:color w:val="FFCB00"/>
+          <w:sz w:val="26"/>
+          <w:szCs w:val="26"/>
+        </w:rPr>
+      </w:pPr>
+      <w:r>
+        <w:br w:type="page"/>
+      </w:r>
+    </w:p>
+    <w:p>
+      <w:pPr>
+        <w:pStyle w:val="Heading2"/>
+        <w:numPr>
+          <w:ilvl w:val="1"/>
+          <w:numId w:val="4"/>
+        </w:numPr>
+      </w:pPr>
+      <w:bookmarkStart w:id="111" w:name="_Toc230658107"/>
+      <w:r>
+        <w:t>AT+LED_BLINK</w:t>
+      </w:r>
+      <w:bookmarkEnd w:id="111"/>
+    </w:p>
+    <w:p>
+      <w:pPr>
+        <w:pStyle w:val="code"/>
+      </w:pPr>
+      <w:r>
+        <w:t>AT+LED_BLINK=&lt;duration_ms&gt;,&lt;led&gt;[,&lt;led&gt;...]</w:t>
+      </w:r>
+    </w:p>
+    <w:p>
+      <w:pPr>
+        <w:pStyle w:val="code"/>
+      </w:pPr>
+      <w:r>
+        <w:t>OK</w:t>
+      </w:r>
+    </w:p>
+    <w:p/>
+    <w:p>
+      <w:r>
+        <w:t xml:space="preserve">Forces one or more status indicator LEDs solid on for duration_ms milliseconds, then turns them off again. The command is non-blocking and returns immediately. Up to three led arguments may be supplied; repeating the same led has no additional effect. This command ignores the AT+LED_ENABLE setting and lights the requested indicators even when the LEDs are disabled, which makes it useful for test fixtures and production test. </w:t>
+      </w:r>
+      <w:r>
+        <w:t xml:space="preserve">See section </w:t>
+      </w:r>
+      <w:r>
+        <w:fldChar w:fldCharType="begin"/>
+      </w:r>
+      <w:r>
+        <w:instrText xml:space="preserve"> REF _Ref230658200 \r \h </w:instrText>
+      </w:r>
+      <w:r>
+        <w:fldChar w:fldCharType="separate"/>
+      </w:r>
+      <w:r>
+        <w:t xml:space="preserve">3    </w:t>
+      </w:r>
+      <w:r>
+        <w:fldChar w:fldCharType="end"/>
+      </w:r>
+      <w:r>
+        <w:t>for a description of each indicator.</w:t>
+      </w:r>
+    </w:p>
+    <w:tbl>
+      <w:tblPr>
+        <w:tblStyle w:val="TableGrid"/>
+        <w:tblW w:w="0" w:type="auto"/>
+        <w:tblLook w:val="04A0" w:firstRow="1" w:lastRow="0" w:firstColumn="1" w:lastColumn="0" w:noHBand="0" w:noVBand="1"/>
+      </w:tblPr>
+      <w:tblGrid>
+        <w:gridCol w:w="1548"/>
+        <w:gridCol w:w="5796"/>
+        <w:gridCol w:w="3672"/>
+      </w:tblGrid>
+      <w:tr>
+        <w:tc>
+          <w:tcPr>
+            <w:tcW w:w="1548" w:type="dxa"/>
+          </w:tcPr>
+          <w:p>
+            <w:pPr>
+              <w:rPr>
+                <w:b/>
+                <w:bCs/>
+              </w:rPr>
+            </w:pPr>
+            <w:r>
+              <w:rPr>
+                <w:b/>
+                <w:bCs/>
+              </w:rPr>
+              <w:t>Parameter</w:t>
+            </w:r>
+          </w:p>
+        </w:tc>
+        <w:tc>
+          <w:tcPr>
+            <w:tcW w:w="5796" w:type="dxa"/>
+          </w:tcPr>
+          <w:p>
+            <w:pPr>
+              <w:rPr>
+                <w:b/>
+                <w:bCs/>
+              </w:rPr>
+            </w:pPr>
+            <w:r>
+              <w:rPr>
+                <w:b/>
+                <w:bCs/>
+              </w:rPr>
+              <w:t>Description</w:t>
+            </w:r>
+          </w:p>
+        </w:tc>
+        <w:tc>
+          <w:tcPr>
+            <w:tcW w:w="3672" w:type="dxa"/>
+          </w:tcPr>
+          <w:p>
+            <w:pPr>
+              <w:rPr>
+                <w:b/>
+                <w:bCs/>
+              </w:rPr>
+            </w:pPr>
+            <w:r>
+              <w:rPr>
+                <w:b/>
+                <w:bCs/>
+              </w:rPr>
+              <w:t>Acceptable Values</w:t>
+            </w:r>
+          </w:p>
+        </w:tc>
+      </w:tr>
+      <w:tr>
+        <w:tc>
+          <w:tcPr>
+            <w:tcW w:w="1548" w:type="dxa"/>
+          </w:tcPr>
+          <w:p>
+            <w:r>
+              <w:t>duration_ms</w:t>
+            </w:r>
+          </w:p>
+        </w:tc>
+        <w:tc>
+          <w:tcPr>
+            <w:tcW w:w="5796" w:type="dxa"/>
+          </w:tcPr>
+          <w:p>
+            <w:r>
+              <w:t>Number of milliseconds that the requested indicators are held on.</w:t>
+            </w:r>
+          </w:p>
+        </w:tc>
+        <w:tc>
+          <w:tcPr>
+            <w:tcW w:w="3672" w:type="dxa"/>
+          </w:tcPr>
+          <w:p>
+            <w:r>
+              <w:t>1 – 60000</w:t>
+            </w:r>
+          </w:p>
+        </w:tc>
+      </w:tr>
+      <w:tr>
+        <w:tc>
+          <w:tcPr>
+            <w:tcW w:w="1548" w:type="dxa"/>
+          </w:tcPr>
+          <w:p>
+            <w:r>
+              <w:t>led</w:t>
+            </w:r>
+          </w:p>
+        </w:tc>
+        <w:tc>
+          <w:tcPr>
+            <w:tcW w:w="5796" w:type="dxa"/>
+          </w:tcPr>
+          <w:p>
+            <w:r>
+              <w:t>Indicator to light. May be repeated up to three times to light more than one indicator.</w:t>
+            </w:r>
+          </w:p>
+        </w:tc>
+        <w:tc>
+          <w:tcPr>
+            <w:tcW w:w="3672" w:type="dxa"/>
+          </w:tcPr>
+          <w:p>
+            <w:r>
+              <w:t>1090 – The 1090 MHz activity indicator.</w:t>
+            </w:r>
+          </w:p>
+          <w:p>
+            <w:r>
+              <w:t>SUBG – The sub-GHz (UAT) activity indicator.</w:t>
+            </w:r>
+          </w:p>
+          <w:p>
+            <w:r>
+              <w:t>NETWORK – The network activity indicator.</w:t>
+            </w:r>
+          </w:p>
+          <w:p>
+            <w:r>
+              <w:t>ALL – All three indicators.</w:t>
+            </w:r>
+          </w:p>
+        </w:tc>
+      </w:tr>
+    </w:tbl>
+    <w:p/>
+    <w:p>
+      <w:r>
+        <w:t>All requested indicators must accept the request for the command to succeed. If a target coprocessor is disabled or unreachable, the command replies with an error that names the indicators that failed; indicators that already started blinking are not turned back off.</w:t>
+      </w:r>
+    </w:p>
+    <w:p>
+      <w:pPr>
+        <w:pStyle w:val="code"/>
+      </w:pPr>
+      <w:r>
+        <w:t>ERROR Duration must be 1-60000 ms.</w:t>
+      </w:r>
+    </w:p>
+    <w:p>
+      <w:pPr>
+        <w:pStyle w:val="code"/>
+      </w:pPr>
+      <w:r>
+        <w:t>ERROR Invalid LED 'X'. Must be 1090, SUBG, NETWORK, or ALL.</w:t>
+      </w:r>
+    </w:p>
+    <w:p>
+      <w:pPr>
+        <w:pStyle w:val="code"/>
+      </w:pPr>
+      <w:r>
+        <w:t>ERROR Failed to blink: SUBG(disabled).</w:t>
+      </w:r>
+    </w:p>
+    <w:p/>
+    <w:p>
+      <w:r>
+        <w:t>A blink request does not shorten a longer blink that is already in progress on the same indicator.</w:t>
+      </w:r>
+    </w:p>
+    <w:p>
+      <w:pPr>
+        <w:rPr>
+          <w:rFonts w:ascii="Poppins SemiBold" w:eastAsiaTheme="majorEastAsia" w:hAnsi="Poppins SemiBold" w:cstheme="majorBidi"/>
+          <w:b/>
+          <w:color w:val="FFCB00"/>
+          <w:sz w:val="26"/>
+          <w:szCs w:val="26"/>
+        </w:rPr>
+      </w:pPr>
+      <w:r>
+        <w:br w:type="page"/>
+      </w:r>
+    </w:p>
+    <w:p>
+      <w:pPr>
+        <w:pStyle w:val="Heading2"/>
+        <w:numPr>
+          <w:ilvl w:val="1"/>
+          <w:numId w:val="4"/>
+        </w:numPr>
+      </w:pPr>
+      <w:bookmarkStart w:id="112" w:name="_Toc230658108"/>
+      <w:r>
+        <w:t>AT+LED_ENABLE</w:t>
+      </w:r>
+      <w:bookmarkEnd w:id="112"/>
+    </w:p>
+    <w:p>
+      <w:pPr>
+        <w:pStyle w:val="Heading3"/>
+        <w:numPr>
+          <w:ilvl w:val="2"/>
+          <w:numId w:val="4"/>
+        </w:numPr>
+      </w:pPr>
+      <w:bookmarkStart w:id="113" w:name="_Toc230658109"/>
+      <w:r>
+        <w:t>Enable or Disable the Status Indicators</w:t>
+      </w:r>
+      <w:bookmarkEnd w:id="113"/>
+    </w:p>
+    <w:p>
+      <w:pPr>
+        <w:pStyle w:val="code"/>
+      </w:pPr>
+      <w:r>
+        <w:t>AT+LED_ENABLE=&lt;enabled&gt;</w:t>
+      </w:r>
+    </w:p>
+    <w:p>
+      <w:pPr>
+        <w:pStyle w:val="code"/>
+      </w:pPr>
+      <w:r>
+        <w:t>OK</w:t>
+      </w:r>
+    </w:p>
+    <w:p/>
+    <w:p>
+      <w:r>
+        <w:t>Enables or disables the hardware status indicator LEDs. The setting applies to all three indicators and is synchronized to the ESP32 and CC1312 coprocessors. Disabling the indicators turns the 1090 indicator off immediately rather than waiting for the current flash to expire. Note that AT+LED_BLINK overrides this setting.</w:t>
+      </w:r>
+    </w:p>
+    <w:tbl>
+      <w:tblPr>
+        <w:tblStyle w:val="TableGrid"/>
+        <w:tblW w:w="0" w:type="auto"/>
+        <w:tblLook w:val="04A0" w:firstRow="1" w:lastRow="0" w:firstColumn="1" w:lastColumn="0" w:noHBand="0" w:noVBand="1"/>
+      </w:tblPr>
+      <w:tblGrid>
+        <w:gridCol w:w="1548"/>
+        <w:gridCol w:w="5796"/>
+        <w:gridCol w:w="3672"/>
+      </w:tblGrid>
+      <w:tr>
+        <w:tc>
+          <w:tcPr>
+            <w:tcW w:w="1548" w:type="dxa"/>
+          </w:tcPr>
+          <w:p>
+            <w:pPr>
+              <w:rPr>
+                <w:b/>
+                <w:bCs/>
+              </w:rPr>
+            </w:pPr>
+            <w:r>
+              <w:rPr>
+                <w:b/>
+                <w:bCs/>
+              </w:rPr>
+              <w:t>Parameter</w:t>
+            </w:r>
+          </w:p>
+        </w:tc>
+        <w:tc>
+          <w:tcPr>
+            <w:tcW w:w="5796" w:type="dxa"/>
+          </w:tcPr>
+          <w:p>
+            <w:pPr>
+              <w:rPr>
+                <w:b/>
+                <w:bCs/>
+              </w:rPr>
+            </w:pPr>
+            <w:r>
+              <w:rPr>
+                <w:b/>
+                <w:bCs/>
+              </w:rPr>
+              <w:t>Description</w:t>
+            </w:r>
+          </w:p>
+        </w:tc>
+        <w:tc>
+          <w:tcPr>
+            <w:tcW w:w="3672" w:type="dxa"/>
+          </w:tcPr>
+          <w:p>
+            <w:pPr>
+              <w:rPr>
+                <w:b/>
+                <w:bCs/>
+              </w:rPr>
+            </w:pPr>
+            <w:r>
+              <w:rPr>
+                <w:b/>
+                <w:bCs/>
+              </w:rPr>
+              <w:t>Acceptable Values</w:t>
+            </w:r>
+          </w:p>
+        </w:tc>
+      </w:tr>
+      <w:tr>
+        <w:tc>
+          <w:tcPr>
+            <w:tcW w:w="1548" w:type="dxa"/>
+          </w:tcPr>
+          <w:p>
+            <w:r>
+              <w:t>enabled</w:t>
+            </w:r>
+          </w:p>
+        </w:tc>
+        <w:tc>
+          <w:tcPr>
+            <w:tcW w:w="5796" w:type="dxa"/>
+          </w:tcPr>
+          <w:p>
+            <w:r>
+              <w:t>Whether the status indicator LEDs are enabled.</w:t>
+            </w:r>
+          </w:p>
+        </w:tc>
+        <w:tc>
+          <w:tcPr>
+            <w:tcW w:w="3672" w:type="dxa"/>
+          </w:tcPr>
+          <w:p>
+            <w:r>
+              <w:t>0 – Status indicators are disabled.</w:t>
+            </w:r>
+          </w:p>
+          <w:p>
+            <w:r>
+              <w:t>1 – Status indicators are enabled.</w:t>
+            </w:r>
+          </w:p>
+        </w:tc>
+      </w:tr>
+    </w:tbl>
+    <w:p/>
+    <w:p>
+      <w:pPr>
+        <w:pStyle w:val="Heading3"/>
+        <w:numPr>
+          <w:ilvl w:val="2"/>
+          <w:numId w:val="4"/>
+        </w:numPr>
+      </w:pPr>
+      <w:bookmarkStart w:id="114" w:name="_Toc230658110"/>
+      <w:r>
+        <w:t>Query the Status Indicator Enable Setting</w:t>
+      </w:r>
+      <w:bookmarkEnd w:id="114"/>
+    </w:p>
+    <w:p>
+      <w:pPr>
+        <w:pStyle w:val="code"/>
+      </w:pPr>
+      <w:r>
+        <w:t>AT+LED_ENABLE?</w:t>
+      </w:r>
+    </w:p>
+    <w:p>
+      <w:pPr>
+        <w:pStyle w:val="code"/>
+      </w:pPr>
+      <w:r>
+        <w:t>LED_ENABLE=&lt;enabled&gt;</w:t>
+      </w:r>
+    </w:p>
+    <w:p/>
+    <w:p>
+      <w:r>
+        <w:t>Queries whether the status indicator LEDs are enabled. This setting does not persist across a power cycle unless AT+SETTINGS=SAVE is run to write it to non-volatile storage.</w:t>
+      </w:r>
+    </w:p>
     <w:p>
       <w:pPr>
         <w:rPr>
